--- a/Project-organisation/Systemtest.docx
+++ b/Project-organisation/Systemtest.docx
@@ -158,7 +158,13 @@
               <w:rPr>
                 <w:rFonts w:cs="Arial"/>
               </w:rPr>
-              <w:t>Verantwortlicher Lastenheft</w:t>
+              <w:t xml:space="preserve">Verantwortlicher </w:t>
+            </w:r>
+            <w:r>
+              <w:rPr>
+                <w:rFonts w:cs="Arial"/>
+              </w:rPr>
+              <w:t>Systemtests</w:t>
             </w:r>
           </w:p>
         </w:tc>
@@ -181,13 +187,13 @@
               <w:rPr>
                 <w:rFonts w:cs="Arial"/>
               </w:rPr>
-              <w:t>Bazaj Donart</w:t>
-            </w:r>
-            <w:r>
-              <w:rPr>
-                <w:rFonts w:cs="Arial"/>
-              </w:rPr>
-              <w:t>, Bichler Nadine</w:t>
+              <w:t>Bichler Nadine</w:t>
+            </w:r>
+            <w:r>
+              <w:rPr>
+                <w:rFonts w:cs="Arial"/>
+              </w:rPr>
+              <w:t>, Armin Anton</w:t>
             </w:r>
           </w:p>
         </w:tc>
@@ -239,7 +245,25 @@
               <w:rPr>
                 <w:rFonts w:cs="Arial"/>
               </w:rPr>
-              <w:t>28.03.2025</w:t>
+              <w:t>11</w:t>
+            </w:r>
+            <w:r>
+              <w:rPr>
+                <w:rFonts w:cs="Arial"/>
+              </w:rPr>
+              <w:t>.0</w:t>
+            </w:r>
+            <w:r>
+              <w:rPr>
+                <w:rFonts w:cs="Arial"/>
+              </w:rPr>
+              <w:t>4</w:t>
+            </w:r>
+            <w:r>
+              <w:rPr>
+                <w:rFonts w:cs="Arial"/>
+              </w:rPr>
+              <w:t>.2025</w:t>
             </w:r>
           </w:p>
         </w:tc>
@@ -291,13 +315,7 @@
               <w:rPr>
                 <w:rFonts w:cs="Arial"/>
               </w:rPr>
-              <w:t>0</w:t>
-            </w:r>
-            <w:r>
-              <w:rPr>
-                <w:rFonts w:cs="Arial"/>
-              </w:rPr>
-              <w:t>9</w:t>
+              <w:t>28</w:t>
             </w:r>
             <w:r>
               <w:rPr>
@@ -411,7 +429,13 @@
               <w:rPr>
                 <w:rFonts w:cs="Arial"/>
               </w:rPr>
-              <w:t>Lastenheft.</w:t>
+              <w:t>Systemtests</w:t>
+            </w:r>
+            <w:r>
+              <w:rPr>
+                <w:rFonts w:cs="Arial"/>
+              </w:rPr>
+              <w:t>.</w:t>
             </w:r>
             <w:r>
               <w:rPr>
@@ -729,11 +753,16 @@
           </w:tcPr>
           <w:p>
             <w:pPr>
-              <w:jc w:val="center"/>
-              <w:rPr>
-                <w:rFonts w:cs="Arial"/>
-              </w:rPr>
-            </w:pPr>
+              <w:rPr>
+                <w:rFonts w:cs="Arial"/>
+              </w:rPr>
+            </w:pPr>
+            <w:r>
+              <w:rPr>
+                <w:rFonts w:cs="Arial"/>
+              </w:rPr>
+              <w:t>28.04.2025</w:t>
+            </w:r>
           </w:p>
         </w:tc>
         <w:tc>
@@ -751,6 +780,12 @@
                 <w:rFonts w:cs="Arial"/>
               </w:rPr>
             </w:pPr>
+            <w:r>
+              <w:rPr>
+                <w:rFonts w:cs="Arial"/>
+              </w:rPr>
+              <w:t>Armin Anton</w:t>
+            </w:r>
           </w:p>
         </w:tc>
         <w:tc>
@@ -768,6 +803,31 @@
                 <w:rFonts w:cs="Arial"/>
               </w:rPr>
             </w:pPr>
+            <w:r>
+              <w:rPr>
+                <w:rFonts w:cs="Arial"/>
+              </w:rPr>
+              <w:t>Testfälle hinzugefügt</w:t>
+            </w:r>
+            <w:r>
+              <w:rPr>
+                <w:rFonts w:cs="Arial"/>
+              </w:rPr>
+              <w:t>,</w:t>
+            </w:r>
+          </w:p>
+          <w:p>
+            <w:pPr>
+              <w:rPr>
+                <w:rFonts w:cs="Arial"/>
+              </w:rPr>
+            </w:pPr>
+            <w:r>
+              <w:rPr>
+                <w:rFonts w:cs="Arial"/>
+              </w:rPr>
+              <w:t>Tabelle auf Seite 1 angepasst</w:t>
+            </w:r>
           </w:p>
         </w:tc>
       </w:tr>
@@ -1118,6 +1178,15 @@
     </w:p>
     <w:sdt>
       <w:sdtPr>
+        <w:rPr>
+          <w:rFonts w:ascii="Arial" w:eastAsiaTheme="minorHAnsi" w:hAnsi="Arial" w:cstheme="minorBidi"/>
+          <w:color w:val="auto"/>
+          <w:kern w:val="2"/>
+          <w:sz w:val="24"/>
+          <w:szCs w:val="24"/>
+          <w:lang w:eastAsia="en-US"/>
+          <w14:ligatures w14:val="standardContextual"/>
+        </w:rPr>
         <w:id w:val="291722118"/>
         <w:docPartObj>
           <w:docPartGallery w:val="Table of Contents"/>
@@ -1126,15 +1195,8 @@
       </w:sdtPr>
       <w:sdtEndPr>
         <w:rPr>
-          <w:rFonts w:ascii="Arial" w:eastAsiaTheme="minorHAnsi" w:hAnsi="Arial" w:cstheme="minorBidi"/>
           <w:b/>
           <w:bCs/>
-          <w:color w:val="auto"/>
-          <w:kern w:val="2"/>
-          <w:sz w:val="24"/>
-          <w:szCs w:val="24"/>
-          <w:lang w:eastAsia="en-US"/>
-          <w14:ligatures w14:val="standardContextual"/>
         </w:rPr>
       </w:sdtEndPr>
       <w:sdtContent>
@@ -1992,10 +2054,6 @@
     <w:p/>
     <w:p/>
     <w:p/>
-    <w:p/>
-    <w:p/>
-    <w:p/>
-    <w:p/>
     <w:p>
       <w:pPr>
         <w:pStyle w:val="berschrift1"/>
@@ -2005,6 +2063,7 @@
         </w:numPr>
       </w:pPr>
       <w:r>
+        <w:lastRenderedPageBreak/>
         <w:t xml:space="preserve"> </w:t>
       </w:r>
       <w:bookmarkStart w:id="4" w:name="_Toc195265364"/>
@@ -2039,6 +2098,7 @@
       <w:r>
         <w:t>In diesem Abschnitt sind alle Testfälle, welche in Verbindung mit den Sprachbefehlen gebracht werden können, aufgelistet.</w:t>
       </w:r>
+      <w:bookmarkEnd w:id="8"/>
     </w:p>
     <w:tbl>
       <w:tblPr>
@@ -2064,7 +2124,6 @@
             </w:tcBorders>
             <w:vAlign w:val="center"/>
           </w:tcPr>
-          <w:bookmarkEnd w:id="8"/>
           <w:p>
             <w:pPr>
               <w:rPr>
@@ -2079,23 +2138,33 @@
                 <w:b/>
                 <w:bCs/>
               </w:rPr>
-              <w:t>Test</w:t>
-            </w:r>
-            <w:r>
+              <w:t>Test-ID:</w:t>
+            </w:r>
+          </w:p>
+        </w:tc>
+        <w:tc>
+          <w:tcPr>
+            <w:tcW w:w="3439" w:type="pct"/>
+            <w:tcBorders>
+              <w:bottom w:val="single" w:sz="12" w:space="0" w:color="auto"/>
+            </w:tcBorders>
+            <w:vAlign w:val="center"/>
+          </w:tcPr>
+          <w:p>
+            <w:pPr>
               <w:rPr>
                 <w:rFonts w:cs="Arial"/>
                 <w:b/>
                 <w:bCs/>
               </w:rPr>
-              <w:t>-</w:t>
-            </w:r>
+            </w:pPr>
             <w:r>
               <w:rPr>
                 <w:rFonts w:cs="Arial"/>
                 <w:b/>
                 <w:bCs/>
               </w:rPr>
-              <w:t>ID</w:t>
+              <w:t>[SYS_U_1.</w:t>
             </w:r>
             <w:r>
               <w:rPr>
@@ -2103,33 +2172,15 @@
                 <w:b/>
                 <w:bCs/>
               </w:rPr>
-              <w:t>:</w:t>
-            </w:r>
-          </w:p>
-        </w:tc>
-        <w:tc>
-          <w:tcPr>
-            <w:tcW w:w="3439" w:type="pct"/>
-            <w:tcBorders>
-              <w:bottom w:val="single" w:sz="12" w:space="0" w:color="auto"/>
-            </w:tcBorders>
-            <w:vAlign w:val="center"/>
-          </w:tcPr>
-          <w:p>
-            <w:pPr>
+              <w:t>2</w:t>
+            </w:r>
+            <w:r>
               <w:rPr>
                 <w:rFonts w:cs="Arial"/>
                 <w:b/>
                 <w:bCs/>
               </w:rPr>
-            </w:pPr>
-            <w:r>
-              <w:rPr>
-                <w:rFonts w:cs="Arial"/>
-                <w:b/>
-                <w:bCs/>
-              </w:rPr>
-              <w:t>[SYS_U_1.1.1]</w:t>
+              <w:t>.1]</w:t>
             </w:r>
           </w:p>
         </w:tc>
@@ -2188,6 +2239,24 @@
                 <w:rFonts w:cs="Arial"/>
               </w:rPr>
             </w:pPr>
+            <w:r>
+              <w:rPr>
+                <w:rFonts w:cs="Arial"/>
+              </w:rPr>
+              <w:t>FA1.2</w:t>
+            </w:r>
+            <w:r>
+              <w:rPr>
+                <w:rFonts w:cs="Arial"/>
+              </w:rPr>
+              <w:t>, FA2.1</w:t>
+            </w:r>
+            <w:r>
+              <w:rPr>
+                <w:rFonts w:cs="Arial"/>
+              </w:rPr>
+              <w:t>, FA3.2</w:t>
+            </w:r>
           </w:p>
         </w:tc>
       </w:tr>
@@ -2234,6 +2303,12 @@
                 <w:rFonts w:cs="Arial"/>
               </w:rPr>
             </w:pPr>
+            <w:r>
+              <w:rPr>
+                <w:rFonts w:cs="Arial"/>
+              </w:rPr>
+              <w:t>Sprachbefehl kann erkannt werden</w:t>
+            </w:r>
           </w:p>
         </w:tc>
       </w:tr>
@@ -2278,6 +2353,12 @@
                 <w:rFonts w:cs="Arial"/>
               </w:rPr>
             </w:pPr>
+            <w:r>
+              <w:rPr>
+                <w:rFonts w:cs="Arial"/>
+              </w:rPr>
+              <w:t>Gültige Sprachbefehle =&gt; 1 - 9</w:t>
+            </w:r>
           </w:p>
         </w:tc>
       </w:tr>
@@ -2320,10 +2401,81 @@
           </w:tcPr>
           <w:p>
             <w:pPr>
-              <w:rPr>
-                <w:rFonts w:cs="Arial"/>
-              </w:rPr>
-            </w:pPr>
+              <w:pStyle w:val="Listenabsatz"/>
+              <w:numPr>
+                <w:ilvl w:val="0"/>
+                <w:numId w:val="27"/>
+              </w:numPr>
+              <w:rPr>
+                <w:rFonts w:cs="Arial"/>
+              </w:rPr>
+            </w:pPr>
+            <w:r>
+              <w:rPr>
+                <w:rFonts w:cs="Arial"/>
+              </w:rPr>
+              <w:t>GUI öffnen.</w:t>
+            </w:r>
+          </w:p>
+          <w:p>
+            <w:pPr>
+              <w:pStyle w:val="Listenabsatz"/>
+              <w:numPr>
+                <w:ilvl w:val="0"/>
+                <w:numId w:val="27"/>
+              </w:numPr>
+              <w:rPr>
+                <w:rFonts w:cs="Arial"/>
+              </w:rPr>
+            </w:pPr>
+            <w:r>
+              <w:rPr>
+                <w:rFonts w:cs="Arial"/>
+              </w:rPr>
+              <w:t>Start Knopf</w:t>
+            </w:r>
+            <w:r>
+              <w:rPr>
+                <w:rFonts w:cs="Arial"/>
+              </w:rPr>
+              <w:t xml:space="preserve"> drücken</w:t>
+            </w:r>
+            <w:r>
+              <w:rPr>
+                <w:rFonts w:cs="Arial"/>
+              </w:rPr>
+              <w:t xml:space="preserve"> um Spracherkennung einzuschalten</w:t>
+            </w:r>
+            <w:r>
+              <w:rPr>
+                <w:rFonts w:cs="Arial"/>
+              </w:rPr>
+              <w:t>.</w:t>
+            </w:r>
+          </w:p>
+          <w:p>
+            <w:pPr>
+              <w:pStyle w:val="Listenabsatz"/>
+              <w:numPr>
+                <w:ilvl w:val="0"/>
+                <w:numId w:val="27"/>
+              </w:numPr>
+              <w:rPr>
+                <w:rFonts w:cs="Arial"/>
+              </w:rPr>
+            </w:pPr>
+            <w:r>
+              <w:rPr>
+                <w:rFonts w:cs="Arial"/>
+              </w:rPr>
+              <w:t>Sprachbefehl Sagen</w:t>
+            </w:r>
+            <w:r>
+              <w:rPr>
+                <w:rFonts w:cs="Arial"/>
+              </w:rPr>
+              <w:t>.</w:t>
+            </w:r>
           </w:p>
         </w:tc>
       </w:tr>
@@ -2366,15 +2518,914 @@
           </w:tcPr>
           <w:p>
             <w:pPr>
-              <w:rPr>
-                <w:rFonts w:cs="Arial"/>
-              </w:rPr>
-            </w:pPr>
+              <w:pStyle w:val="Listenabsatz"/>
+              <w:numPr>
+                <w:ilvl w:val="0"/>
+                <w:numId w:val="28"/>
+              </w:numPr>
+              <w:rPr>
+                <w:rFonts w:cs="Arial"/>
+              </w:rPr>
+            </w:pPr>
+            <w:r>
+              <w:rPr>
+                <w:rFonts w:cs="Arial"/>
+              </w:rPr>
+              <w:t>Gesagte</w:t>
+            </w:r>
+            <w:r>
+              <w:rPr>
+                <w:rFonts w:cs="Arial"/>
+              </w:rPr>
+              <w:t>r</w:t>
+            </w:r>
+            <w:r>
+              <w:rPr>
+                <w:rFonts w:cs="Arial"/>
+              </w:rPr>
+              <w:t xml:space="preserve"> Sprachbefehl wird in der GUI angezeigt.</w:t>
+            </w:r>
           </w:p>
         </w:tc>
       </w:tr>
     </w:tbl>
     <w:p/>
+    <w:tbl>
+      <w:tblPr>
+        <w:tblStyle w:val="Tabellenraster"/>
+        <w:tblW w:w="5001" w:type="pct"/>
+        <w:jc w:val="center"/>
+        <w:tblLook w:val="04A0" w:firstRow="1" w:lastRow="0" w:firstColumn="1" w:lastColumn="0" w:noHBand="0" w:noVBand="1"/>
+      </w:tblPr>
+      <w:tblGrid>
+        <w:gridCol w:w="2830"/>
+        <w:gridCol w:w="6234"/>
+      </w:tblGrid>
+      <w:tr>
+        <w:trPr>
+          <w:trHeight w:val="380"/>
+          <w:jc w:val="center"/>
+        </w:trPr>
+        <w:tc>
+          <w:tcPr>
+            <w:tcW w:w="1561" w:type="pct"/>
+            <w:tcBorders>
+              <w:bottom w:val="single" w:sz="12" w:space="0" w:color="auto"/>
+            </w:tcBorders>
+            <w:vAlign w:val="center"/>
+          </w:tcPr>
+          <w:p>
+            <w:pPr>
+              <w:rPr>
+                <w:rFonts w:cs="Arial"/>
+                <w:b/>
+                <w:bCs/>
+              </w:rPr>
+            </w:pPr>
+            <w:r>
+              <w:rPr>
+                <w:rFonts w:cs="Arial"/>
+                <w:b/>
+                <w:bCs/>
+              </w:rPr>
+              <w:t>Test-ID:</w:t>
+            </w:r>
+          </w:p>
+        </w:tc>
+        <w:tc>
+          <w:tcPr>
+            <w:tcW w:w="3439" w:type="pct"/>
+            <w:tcBorders>
+              <w:bottom w:val="single" w:sz="12" w:space="0" w:color="auto"/>
+            </w:tcBorders>
+            <w:vAlign w:val="center"/>
+          </w:tcPr>
+          <w:p>
+            <w:pPr>
+              <w:rPr>
+                <w:rFonts w:cs="Arial"/>
+                <w:b/>
+                <w:bCs/>
+              </w:rPr>
+            </w:pPr>
+            <w:r>
+              <w:rPr>
+                <w:rFonts w:cs="Arial"/>
+                <w:b/>
+                <w:bCs/>
+              </w:rPr>
+              <w:t>[SYS_U_1.</w:t>
+            </w:r>
+            <w:r>
+              <w:rPr>
+                <w:rFonts w:cs="Arial"/>
+                <w:b/>
+                <w:bCs/>
+              </w:rPr>
+              <w:t>2</w:t>
+            </w:r>
+            <w:r>
+              <w:rPr>
+                <w:rFonts w:cs="Arial"/>
+                <w:b/>
+                <w:bCs/>
+              </w:rPr>
+              <w:t>.</w:t>
+            </w:r>
+            <w:r>
+              <w:rPr>
+                <w:rFonts w:cs="Arial"/>
+                <w:b/>
+                <w:bCs/>
+              </w:rPr>
+              <w:t>2</w:t>
+            </w:r>
+            <w:r>
+              <w:rPr>
+                <w:rFonts w:cs="Arial"/>
+                <w:b/>
+                <w:bCs/>
+              </w:rPr>
+              <w:t>]</w:t>
+            </w:r>
+          </w:p>
+        </w:tc>
+      </w:tr>
+      <w:tr>
+        <w:trPr>
+          <w:trHeight w:val="677"/>
+          <w:jc w:val="center"/>
+        </w:trPr>
+        <w:tc>
+          <w:tcPr>
+            <w:tcW w:w="1561" w:type="pct"/>
+            <w:tcBorders>
+              <w:top w:val="single" w:sz="12" w:space="0" w:color="auto"/>
+            </w:tcBorders>
+            <w:vAlign w:val="center"/>
+          </w:tcPr>
+          <w:p>
+            <w:pPr>
+              <w:rPr>
+                <w:rFonts w:cs="Arial"/>
+              </w:rPr>
+            </w:pPr>
+            <w:r>
+              <w:rPr>
+                <w:rFonts w:cs="Arial"/>
+              </w:rPr>
+              <w:t>i.V.m.</w:t>
+            </w:r>
+          </w:p>
+          <w:p>
+            <w:pPr>
+              <w:rPr>
+                <w:rFonts w:cs="Arial"/>
+              </w:rPr>
+            </w:pPr>
+            <w:r>
+              <w:rPr>
+                <w:rFonts w:cs="Arial"/>
+              </w:rPr>
+              <w:t>Pflichtenheft</w:t>
+            </w:r>
+          </w:p>
+        </w:tc>
+        <w:tc>
+          <w:tcPr>
+            <w:tcW w:w="3439" w:type="pct"/>
+            <w:tcBorders>
+              <w:top w:val="single" w:sz="12" w:space="0" w:color="auto"/>
+            </w:tcBorders>
+            <w:vAlign w:val="center"/>
+          </w:tcPr>
+          <w:p>
+            <w:pPr>
+              <w:rPr>
+                <w:rFonts w:cs="Arial"/>
+              </w:rPr>
+            </w:pPr>
+            <w:r>
+              <w:rPr>
+                <w:rFonts w:cs="Arial"/>
+              </w:rPr>
+              <w:t>FA1.2</w:t>
+            </w:r>
+          </w:p>
+        </w:tc>
+      </w:tr>
+      <w:tr>
+        <w:trPr>
+          <w:trHeight w:val="677"/>
+          <w:jc w:val="center"/>
+        </w:trPr>
+        <w:tc>
+          <w:tcPr>
+            <w:tcW w:w="1561" w:type="pct"/>
+            <w:tcBorders>
+              <w:top w:val="single" w:sz="12" w:space="0" w:color="auto"/>
+              <w:bottom w:val="single" w:sz="12" w:space="0" w:color="auto"/>
+            </w:tcBorders>
+            <w:vAlign w:val="center"/>
+          </w:tcPr>
+          <w:p>
+            <w:pPr>
+              <w:rPr>
+                <w:rFonts w:cs="Arial"/>
+              </w:rPr>
+            </w:pPr>
+            <w:r>
+              <w:rPr>
+                <w:rFonts w:cs="Arial"/>
+              </w:rPr>
+              <w:t>Name</w:t>
+            </w:r>
+          </w:p>
+        </w:tc>
+        <w:tc>
+          <w:tcPr>
+            <w:tcW w:w="3439" w:type="pct"/>
+            <w:tcBorders>
+              <w:top w:val="single" w:sz="12" w:space="0" w:color="auto"/>
+              <w:bottom w:val="single" w:sz="12" w:space="0" w:color="auto"/>
+            </w:tcBorders>
+            <w:vAlign w:val="center"/>
+          </w:tcPr>
+          <w:p>
+            <w:pPr>
+              <w:rPr>
+                <w:rFonts w:cs="Arial"/>
+              </w:rPr>
+            </w:pPr>
+            <w:r>
+              <w:rPr>
+                <w:rFonts w:cs="Arial"/>
+              </w:rPr>
+              <w:t xml:space="preserve">Sprachbefehl </w:t>
+            </w:r>
+            <w:r>
+              <w:rPr>
+                <w:rFonts w:cs="Arial"/>
+              </w:rPr>
+              <w:t>mit Hintergrundgeräuschen</w:t>
+            </w:r>
+          </w:p>
+        </w:tc>
+      </w:tr>
+      <w:tr>
+        <w:trPr>
+          <w:trHeight w:val="677"/>
+          <w:jc w:val="center"/>
+        </w:trPr>
+        <w:tc>
+          <w:tcPr>
+            <w:tcW w:w="1561" w:type="pct"/>
+            <w:tcBorders>
+              <w:top w:val="single" w:sz="12" w:space="0" w:color="auto"/>
+            </w:tcBorders>
+            <w:vAlign w:val="center"/>
+          </w:tcPr>
+          <w:p>
+            <w:pPr>
+              <w:rPr>
+                <w:rFonts w:cs="Arial"/>
+              </w:rPr>
+            </w:pPr>
+            <w:r>
+              <w:rPr>
+                <w:rFonts w:cs="Arial"/>
+              </w:rPr>
+              <w:t>Bemerkungen</w:t>
+            </w:r>
+          </w:p>
+        </w:tc>
+        <w:tc>
+          <w:tcPr>
+            <w:tcW w:w="3439" w:type="pct"/>
+            <w:tcBorders>
+              <w:top w:val="single" w:sz="12" w:space="0" w:color="auto"/>
+            </w:tcBorders>
+            <w:vAlign w:val="center"/>
+          </w:tcPr>
+          <w:p>
+            <w:pPr>
+              <w:rPr>
+                <w:rFonts w:cs="Arial"/>
+              </w:rPr>
+            </w:pPr>
+          </w:p>
+        </w:tc>
+      </w:tr>
+      <w:tr>
+        <w:trPr>
+          <w:trHeight w:val="677"/>
+          <w:jc w:val="center"/>
+        </w:trPr>
+        <w:tc>
+          <w:tcPr>
+            <w:tcW w:w="1561" w:type="pct"/>
+            <w:tcBorders>
+              <w:top w:val="single" w:sz="12" w:space="0" w:color="auto"/>
+              <w:bottom w:val="single" w:sz="12" w:space="0" w:color="auto"/>
+            </w:tcBorders>
+            <w:vAlign w:val="center"/>
+          </w:tcPr>
+          <w:p>
+            <w:pPr>
+              <w:rPr>
+                <w:rFonts w:cs="Arial"/>
+              </w:rPr>
+            </w:pPr>
+            <w:r>
+              <w:rPr>
+                <w:rFonts w:cs="Arial"/>
+              </w:rPr>
+              <w:t>Input</w:t>
+            </w:r>
+          </w:p>
+        </w:tc>
+        <w:tc>
+          <w:tcPr>
+            <w:tcW w:w="3439" w:type="pct"/>
+            <w:tcBorders>
+              <w:top w:val="single" w:sz="12" w:space="0" w:color="auto"/>
+              <w:bottom w:val="single" w:sz="12" w:space="0" w:color="auto"/>
+            </w:tcBorders>
+            <w:vAlign w:val="center"/>
+          </w:tcPr>
+          <w:p>
+            <w:pPr>
+              <w:pStyle w:val="Listenabsatz"/>
+              <w:numPr>
+                <w:ilvl w:val="0"/>
+                <w:numId w:val="29"/>
+              </w:numPr>
+              <w:rPr>
+                <w:rFonts w:cs="Arial"/>
+              </w:rPr>
+            </w:pPr>
+            <w:r>
+              <w:rPr>
+                <w:rFonts w:cs="Arial"/>
+              </w:rPr>
+              <w:t>GUI öffnen.</w:t>
+            </w:r>
+          </w:p>
+          <w:p>
+            <w:pPr>
+              <w:pStyle w:val="Listenabsatz"/>
+              <w:numPr>
+                <w:ilvl w:val="0"/>
+                <w:numId w:val="29"/>
+              </w:numPr>
+              <w:rPr>
+                <w:rFonts w:cs="Arial"/>
+              </w:rPr>
+            </w:pPr>
+            <w:r>
+              <w:rPr>
+                <w:rFonts w:cs="Arial"/>
+              </w:rPr>
+              <w:t>Start Knopf drücken um Spracherkennung einzuschalten.</w:t>
+            </w:r>
+          </w:p>
+          <w:p>
+            <w:pPr>
+              <w:pStyle w:val="Listenabsatz"/>
+              <w:numPr>
+                <w:ilvl w:val="0"/>
+                <w:numId w:val="29"/>
+              </w:numPr>
+              <w:rPr>
+                <w:rFonts w:cs="Arial"/>
+              </w:rPr>
+            </w:pPr>
+            <w:r>
+              <w:rPr>
+                <w:rFonts w:cs="Arial"/>
+              </w:rPr>
+              <w:t>Hintergrundgeräusche in der Nähe des Mikrofons erzeugen</w:t>
+            </w:r>
+          </w:p>
+          <w:p>
+            <w:pPr>
+              <w:pStyle w:val="Listenabsatz"/>
+              <w:numPr>
+                <w:ilvl w:val="0"/>
+                <w:numId w:val="29"/>
+              </w:numPr>
+              <w:rPr>
+                <w:rFonts w:cs="Arial"/>
+              </w:rPr>
+            </w:pPr>
+            <w:r>
+              <w:rPr>
+                <w:rFonts w:cs="Arial"/>
+              </w:rPr>
+              <w:t>Sprachbefehl Sagen.</w:t>
+            </w:r>
+          </w:p>
+        </w:tc>
+      </w:tr>
+      <w:tr>
+        <w:trPr>
+          <w:trHeight w:val="677"/>
+          <w:jc w:val="center"/>
+        </w:trPr>
+        <w:tc>
+          <w:tcPr>
+            <w:tcW w:w="1561" w:type="pct"/>
+            <w:tcBorders>
+              <w:top w:val="single" w:sz="12" w:space="0" w:color="auto"/>
+              <w:bottom w:val="single" w:sz="12" w:space="0" w:color="auto"/>
+            </w:tcBorders>
+            <w:vAlign w:val="center"/>
+          </w:tcPr>
+          <w:p>
+            <w:pPr>
+              <w:rPr>
+                <w:rFonts w:cs="Arial"/>
+              </w:rPr>
+            </w:pPr>
+            <w:r>
+              <w:rPr>
+                <w:rFonts w:cs="Arial"/>
+              </w:rPr>
+              <w:t>Output</w:t>
+            </w:r>
+          </w:p>
+        </w:tc>
+        <w:tc>
+          <w:tcPr>
+            <w:tcW w:w="3439" w:type="pct"/>
+            <w:tcBorders>
+              <w:top w:val="single" w:sz="12" w:space="0" w:color="auto"/>
+              <w:bottom w:val="single" w:sz="12" w:space="0" w:color="auto"/>
+            </w:tcBorders>
+            <w:vAlign w:val="center"/>
+          </w:tcPr>
+          <w:p>
+            <w:pPr>
+              <w:pStyle w:val="Listenabsatz"/>
+              <w:numPr>
+                <w:ilvl w:val="0"/>
+                <w:numId w:val="31"/>
+              </w:numPr>
+              <w:rPr>
+                <w:rFonts w:cs="Arial"/>
+              </w:rPr>
+            </w:pPr>
+            <w:r>
+              <w:rPr>
+                <w:rFonts w:cs="Arial"/>
+              </w:rPr>
+              <w:t>Gesagte</w:t>
+            </w:r>
+            <w:r>
+              <w:rPr>
+                <w:rFonts w:cs="Arial"/>
+              </w:rPr>
+              <w:t>r</w:t>
+            </w:r>
+            <w:r>
+              <w:rPr>
+                <w:rFonts w:cs="Arial"/>
+              </w:rPr>
+              <w:t xml:space="preserve"> Sprachbefehl wird in der GUI angezeigt.</w:t>
+            </w:r>
+          </w:p>
+        </w:tc>
+      </w:tr>
+    </w:tbl>
+    <w:p/>
+    <w:p/>
+    <w:p/>
+    <w:p/>
+    <w:p/>
+    <w:p/>
+    <w:p/>
+    <w:p/>
+    <w:p/>
+    <w:tbl>
+      <w:tblPr>
+        <w:tblStyle w:val="Tabellenraster"/>
+        <w:tblW w:w="5001" w:type="pct"/>
+        <w:jc w:val="center"/>
+        <w:tblLook w:val="04A0" w:firstRow="1" w:lastRow="0" w:firstColumn="1" w:lastColumn="0" w:noHBand="0" w:noVBand="1"/>
+      </w:tblPr>
+      <w:tblGrid>
+        <w:gridCol w:w="2830"/>
+        <w:gridCol w:w="6234"/>
+      </w:tblGrid>
+      <w:tr>
+        <w:trPr>
+          <w:trHeight w:val="380"/>
+          <w:jc w:val="center"/>
+        </w:trPr>
+        <w:tc>
+          <w:tcPr>
+            <w:tcW w:w="1561" w:type="pct"/>
+            <w:tcBorders>
+              <w:bottom w:val="single" w:sz="12" w:space="0" w:color="auto"/>
+            </w:tcBorders>
+            <w:vAlign w:val="center"/>
+          </w:tcPr>
+          <w:p>
+            <w:pPr>
+              <w:rPr>
+                <w:rFonts w:cs="Arial"/>
+                <w:b/>
+                <w:bCs/>
+              </w:rPr>
+            </w:pPr>
+            <w:r>
+              <w:rPr>
+                <w:rFonts w:cs="Arial"/>
+                <w:b/>
+                <w:bCs/>
+              </w:rPr>
+              <w:t>Test-ID:</w:t>
+            </w:r>
+          </w:p>
+        </w:tc>
+        <w:tc>
+          <w:tcPr>
+            <w:tcW w:w="3439" w:type="pct"/>
+            <w:tcBorders>
+              <w:bottom w:val="single" w:sz="12" w:space="0" w:color="auto"/>
+            </w:tcBorders>
+            <w:vAlign w:val="center"/>
+          </w:tcPr>
+          <w:p>
+            <w:pPr>
+              <w:rPr>
+                <w:rFonts w:cs="Arial"/>
+                <w:b/>
+                <w:bCs/>
+              </w:rPr>
+            </w:pPr>
+            <w:r>
+              <w:rPr>
+                <w:rFonts w:cs="Arial"/>
+                <w:b/>
+                <w:bCs/>
+              </w:rPr>
+              <w:t>[SYS_U_1.2.3]</w:t>
+            </w:r>
+          </w:p>
+        </w:tc>
+      </w:tr>
+      <w:tr>
+        <w:trPr>
+          <w:trHeight w:val="677"/>
+          <w:jc w:val="center"/>
+        </w:trPr>
+        <w:tc>
+          <w:tcPr>
+            <w:tcW w:w="1561" w:type="pct"/>
+            <w:tcBorders>
+              <w:top w:val="single" w:sz="12" w:space="0" w:color="auto"/>
+            </w:tcBorders>
+            <w:vAlign w:val="center"/>
+          </w:tcPr>
+          <w:p>
+            <w:pPr>
+              <w:rPr>
+                <w:rFonts w:cs="Arial"/>
+              </w:rPr>
+            </w:pPr>
+            <w:r>
+              <w:rPr>
+                <w:rFonts w:cs="Arial"/>
+              </w:rPr>
+              <w:t>i.V.m.</w:t>
+            </w:r>
+          </w:p>
+          <w:p>
+            <w:pPr>
+              <w:rPr>
+                <w:rFonts w:cs="Arial"/>
+              </w:rPr>
+            </w:pPr>
+            <w:r>
+              <w:rPr>
+                <w:rFonts w:cs="Arial"/>
+              </w:rPr>
+              <w:t>Pflichtenheft</w:t>
+            </w:r>
+          </w:p>
+        </w:tc>
+        <w:tc>
+          <w:tcPr>
+            <w:tcW w:w="3439" w:type="pct"/>
+            <w:tcBorders>
+              <w:top w:val="single" w:sz="12" w:space="0" w:color="auto"/>
+            </w:tcBorders>
+            <w:vAlign w:val="center"/>
+          </w:tcPr>
+          <w:p>
+            <w:pPr>
+              <w:rPr>
+                <w:rFonts w:cs="Arial"/>
+              </w:rPr>
+            </w:pPr>
+            <w:r>
+              <w:rPr>
+                <w:rFonts w:cs="Arial"/>
+              </w:rPr>
+              <w:t>FA2.1</w:t>
+            </w:r>
+          </w:p>
+        </w:tc>
+      </w:tr>
+      <w:tr>
+        <w:trPr>
+          <w:trHeight w:val="677"/>
+          <w:jc w:val="center"/>
+        </w:trPr>
+        <w:tc>
+          <w:tcPr>
+            <w:tcW w:w="1561" w:type="pct"/>
+            <w:tcBorders>
+              <w:top w:val="single" w:sz="12" w:space="0" w:color="auto"/>
+              <w:bottom w:val="single" w:sz="12" w:space="0" w:color="auto"/>
+            </w:tcBorders>
+            <w:vAlign w:val="center"/>
+          </w:tcPr>
+          <w:p>
+            <w:pPr>
+              <w:rPr>
+                <w:rFonts w:cs="Arial"/>
+              </w:rPr>
+            </w:pPr>
+            <w:r>
+              <w:rPr>
+                <w:rFonts w:cs="Arial"/>
+              </w:rPr>
+              <w:t>Name</w:t>
+            </w:r>
+          </w:p>
+        </w:tc>
+        <w:tc>
+          <w:tcPr>
+            <w:tcW w:w="3439" w:type="pct"/>
+            <w:tcBorders>
+              <w:top w:val="single" w:sz="12" w:space="0" w:color="auto"/>
+              <w:bottom w:val="single" w:sz="12" w:space="0" w:color="auto"/>
+            </w:tcBorders>
+            <w:vAlign w:val="center"/>
+          </w:tcPr>
+          <w:p>
+            <w:pPr>
+              <w:rPr>
+                <w:rFonts w:cs="Arial"/>
+              </w:rPr>
+            </w:pPr>
+            <w:r>
+              <w:rPr>
+                <w:rFonts w:cs="Arial"/>
+              </w:rPr>
+              <w:t xml:space="preserve">Nicht Gültiger </w:t>
+            </w:r>
+            <w:r>
+              <w:rPr>
+                <w:rFonts w:cs="Arial"/>
+              </w:rPr>
+              <w:t>Sprachbefehl</w:t>
+            </w:r>
+          </w:p>
+        </w:tc>
+      </w:tr>
+      <w:tr>
+        <w:trPr>
+          <w:trHeight w:val="677"/>
+          <w:jc w:val="center"/>
+        </w:trPr>
+        <w:tc>
+          <w:tcPr>
+            <w:tcW w:w="1561" w:type="pct"/>
+            <w:tcBorders>
+              <w:top w:val="single" w:sz="12" w:space="0" w:color="auto"/>
+            </w:tcBorders>
+            <w:vAlign w:val="center"/>
+          </w:tcPr>
+          <w:p>
+            <w:pPr>
+              <w:rPr>
+                <w:rFonts w:cs="Arial"/>
+              </w:rPr>
+            </w:pPr>
+            <w:r>
+              <w:rPr>
+                <w:rFonts w:cs="Arial"/>
+              </w:rPr>
+              <w:t>Bemerkungen</w:t>
+            </w:r>
+          </w:p>
+        </w:tc>
+        <w:tc>
+          <w:tcPr>
+            <w:tcW w:w="3439" w:type="pct"/>
+            <w:tcBorders>
+              <w:top w:val="single" w:sz="12" w:space="0" w:color="auto"/>
+            </w:tcBorders>
+            <w:vAlign w:val="center"/>
+          </w:tcPr>
+          <w:p>
+            <w:pPr>
+              <w:rPr>
+                <w:rFonts w:cs="Arial"/>
+              </w:rPr>
+            </w:pPr>
+          </w:p>
+        </w:tc>
+      </w:tr>
+      <w:tr>
+        <w:trPr>
+          <w:trHeight w:val="677"/>
+          <w:jc w:val="center"/>
+        </w:trPr>
+        <w:tc>
+          <w:tcPr>
+            <w:tcW w:w="1561" w:type="pct"/>
+            <w:tcBorders>
+              <w:top w:val="single" w:sz="12" w:space="0" w:color="auto"/>
+              <w:bottom w:val="single" w:sz="12" w:space="0" w:color="auto"/>
+            </w:tcBorders>
+            <w:vAlign w:val="center"/>
+          </w:tcPr>
+          <w:p>
+            <w:pPr>
+              <w:rPr>
+                <w:rFonts w:cs="Arial"/>
+              </w:rPr>
+            </w:pPr>
+            <w:r>
+              <w:rPr>
+                <w:rFonts w:cs="Arial"/>
+              </w:rPr>
+              <w:t>Input</w:t>
+            </w:r>
+          </w:p>
+        </w:tc>
+        <w:tc>
+          <w:tcPr>
+            <w:tcW w:w="3439" w:type="pct"/>
+            <w:tcBorders>
+              <w:top w:val="single" w:sz="12" w:space="0" w:color="auto"/>
+              <w:bottom w:val="single" w:sz="12" w:space="0" w:color="auto"/>
+            </w:tcBorders>
+            <w:vAlign w:val="center"/>
+          </w:tcPr>
+          <w:p>
+            <w:pPr>
+              <w:pStyle w:val="Listenabsatz"/>
+              <w:numPr>
+                <w:ilvl w:val="0"/>
+                <w:numId w:val="34"/>
+              </w:numPr>
+              <w:rPr>
+                <w:rFonts w:cs="Arial"/>
+              </w:rPr>
+            </w:pPr>
+            <w:r>
+              <w:rPr>
+                <w:rFonts w:cs="Arial"/>
+              </w:rPr>
+              <w:t>GUI öffnen.</w:t>
+            </w:r>
+          </w:p>
+          <w:p>
+            <w:pPr>
+              <w:pStyle w:val="Listenabsatz"/>
+              <w:numPr>
+                <w:ilvl w:val="0"/>
+                <w:numId w:val="34"/>
+              </w:numPr>
+              <w:rPr>
+                <w:rFonts w:cs="Arial"/>
+              </w:rPr>
+            </w:pPr>
+            <w:r>
+              <w:rPr>
+                <w:rFonts w:cs="Arial"/>
+              </w:rPr>
+              <w:t>Start Knopf drücken um Spracherkennung einzuschalten.</w:t>
+            </w:r>
+          </w:p>
+          <w:p>
+            <w:pPr>
+              <w:pStyle w:val="Listenabsatz"/>
+              <w:numPr>
+                <w:ilvl w:val="0"/>
+                <w:numId w:val="34"/>
+              </w:numPr>
+              <w:rPr>
+                <w:rFonts w:cs="Arial"/>
+              </w:rPr>
+            </w:pPr>
+            <w:r>
+              <w:rPr>
+                <w:rFonts w:cs="Arial"/>
+              </w:rPr>
+              <w:t xml:space="preserve">Nicht gültiger </w:t>
+            </w:r>
+            <w:r>
+              <w:rPr>
+                <w:rFonts w:cs="Arial"/>
+              </w:rPr>
+              <w:t>Sprachbefehl</w:t>
+            </w:r>
+            <w:r>
+              <w:rPr>
+                <w:rFonts w:cs="Arial"/>
+              </w:rPr>
+              <w:t xml:space="preserve"> wird</w:t>
+            </w:r>
+            <w:r>
+              <w:rPr>
+                <w:rFonts w:cs="Arial"/>
+              </w:rPr>
+              <w:t xml:space="preserve"> </w:t>
+            </w:r>
+            <w:r>
+              <w:rPr>
+                <w:rFonts w:cs="Arial"/>
+              </w:rPr>
+              <w:t>gesagt</w:t>
+            </w:r>
+            <w:r>
+              <w:rPr>
+                <w:rFonts w:cs="Arial"/>
+              </w:rPr>
+              <w:t>.</w:t>
+            </w:r>
+          </w:p>
+        </w:tc>
+      </w:tr>
+      <w:tr>
+        <w:trPr>
+          <w:trHeight w:val="677"/>
+          <w:jc w:val="center"/>
+        </w:trPr>
+        <w:tc>
+          <w:tcPr>
+            <w:tcW w:w="1561" w:type="pct"/>
+            <w:tcBorders>
+              <w:top w:val="single" w:sz="12" w:space="0" w:color="auto"/>
+              <w:bottom w:val="single" w:sz="12" w:space="0" w:color="auto"/>
+            </w:tcBorders>
+            <w:vAlign w:val="center"/>
+          </w:tcPr>
+          <w:p>
+            <w:pPr>
+              <w:rPr>
+                <w:rFonts w:cs="Arial"/>
+              </w:rPr>
+            </w:pPr>
+            <w:r>
+              <w:rPr>
+                <w:rFonts w:cs="Arial"/>
+              </w:rPr>
+              <w:t>Output</w:t>
+            </w:r>
+          </w:p>
+        </w:tc>
+        <w:tc>
+          <w:tcPr>
+            <w:tcW w:w="3439" w:type="pct"/>
+            <w:tcBorders>
+              <w:top w:val="single" w:sz="12" w:space="0" w:color="auto"/>
+              <w:bottom w:val="single" w:sz="12" w:space="0" w:color="auto"/>
+            </w:tcBorders>
+            <w:vAlign w:val="center"/>
+          </w:tcPr>
+          <w:p>
+            <w:pPr>
+              <w:pStyle w:val="Listenabsatz"/>
+              <w:numPr>
+                <w:ilvl w:val="0"/>
+                <w:numId w:val="34"/>
+              </w:numPr>
+              <w:rPr>
+                <w:rFonts w:cs="Arial"/>
+              </w:rPr>
+            </w:pPr>
+            <w:r>
+              <w:rPr>
+                <w:rFonts w:cs="Arial"/>
+              </w:rPr>
+              <w:t>Nichts passiert.</w:t>
+            </w:r>
+          </w:p>
+        </w:tc>
+      </w:tr>
+    </w:tbl>
+    <w:p>
+      <w:r>
+        <w:br w:type="page"/>
+      </w:r>
+    </w:p>
     <w:p>
       <w:pPr>
         <w:pStyle w:val="berschrift2"/>
@@ -2384,6 +3435,7 @@
         </w:numPr>
       </w:pPr>
       <w:r>
+        <w:lastRenderedPageBreak/>
         <w:t xml:space="preserve"> </w:t>
       </w:r>
       <w:bookmarkStart w:id="9" w:name="_Toc195265366"/>
@@ -2475,23 +3527,7 @@
                 <w:b/>
                 <w:bCs/>
               </w:rPr>
-              <w:t>[SYS_U_</w:t>
-            </w:r>
-            <w:r>
-              <w:rPr>
-                <w:rFonts w:cs="Arial"/>
-                <w:b/>
-                <w:bCs/>
-              </w:rPr>
-              <w:t>2</w:t>
-            </w:r>
-            <w:r>
-              <w:rPr>
-                <w:rFonts w:cs="Arial"/>
-                <w:b/>
-                <w:bCs/>
-              </w:rPr>
-              <w:t>.1.1]</w:t>
+              <w:t>[SYS_U_2.1.1]</w:t>
             </w:r>
           </w:p>
         </w:tc>
@@ -2550,6 +3586,12 @@
                 <w:rFonts w:cs="Arial"/>
               </w:rPr>
             </w:pPr>
+            <w:r>
+              <w:rPr>
+                <w:rFonts w:cs="Arial"/>
+              </w:rPr>
+              <w:t>FA3.1</w:t>
+            </w:r>
           </w:p>
         </w:tc>
       </w:tr>
@@ -2596,6 +3638,12 @@
                 <w:rFonts w:cs="Arial"/>
               </w:rPr>
             </w:pPr>
+            <w:r>
+              <w:rPr>
+                <w:rFonts w:cs="Arial"/>
+              </w:rPr>
+              <w:t>Zeitsignal zeigt Audio vom Mikrofon an</w:t>
+            </w:r>
           </w:p>
         </w:tc>
       </w:tr>
@@ -2636,6 +3684,7 @@
           </w:tcPr>
           <w:p>
             <w:pPr>
+              <w:pStyle w:val="Listenabsatz"/>
               <w:rPr>
                 <w:rFonts w:cs="Arial"/>
               </w:rPr>
@@ -2682,6 +3731,66 @@
           </w:tcPr>
           <w:p>
             <w:pPr>
+              <w:pStyle w:val="Listenabsatz"/>
+              <w:numPr>
+                <w:ilvl w:val="0"/>
+                <w:numId w:val="35"/>
+              </w:numPr>
+              <w:rPr>
+                <w:rFonts w:cs="Arial"/>
+              </w:rPr>
+            </w:pPr>
+            <w:r>
+              <w:rPr>
+                <w:rFonts w:cs="Arial"/>
+              </w:rPr>
+              <w:t>GUI öffnen.</w:t>
+            </w:r>
+          </w:p>
+          <w:p>
+            <w:pPr>
+              <w:pStyle w:val="Listenabsatz"/>
+              <w:numPr>
+                <w:ilvl w:val="0"/>
+                <w:numId w:val="35"/>
+              </w:numPr>
+              <w:rPr>
+                <w:rFonts w:cs="Arial"/>
+              </w:rPr>
+            </w:pPr>
+            <w:r>
+              <w:rPr>
+                <w:rFonts w:cs="Arial"/>
+              </w:rPr>
+              <w:t>Start Knopf drücken um Spracherkennung einzuschalten.</w:t>
+            </w:r>
+          </w:p>
+          <w:p>
+            <w:pPr>
+              <w:pStyle w:val="Listenabsatz"/>
+              <w:numPr>
+                <w:ilvl w:val="0"/>
+                <w:numId w:val="35"/>
+              </w:numPr>
+              <w:rPr>
+                <w:rFonts w:cs="Arial"/>
+              </w:rPr>
+            </w:pPr>
+            <w:r>
+              <w:rPr>
+                <w:rFonts w:cs="Arial"/>
+              </w:rPr>
+              <w:t>Es wird in das Mikrofon gesprochen</w:t>
+            </w:r>
+            <w:r>
+              <w:rPr>
+                <w:rFonts w:cs="Arial"/>
+              </w:rPr>
+              <w:t>.</w:t>
+            </w:r>
+          </w:p>
+          <w:p>
+            <w:pPr>
               <w:rPr>
                 <w:rFonts w:cs="Arial"/>
               </w:rPr>
@@ -2728,15 +3837,31 @@
           </w:tcPr>
           <w:p>
             <w:pPr>
-              <w:rPr>
-                <w:rFonts w:cs="Arial"/>
-              </w:rPr>
-            </w:pPr>
+              <w:pStyle w:val="Listenabsatz"/>
+              <w:numPr>
+                <w:ilvl w:val="0"/>
+                <w:numId w:val="37"/>
+              </w:numPr>
+              <w:rPr>
+                <w:rFonts w:cs="Arial"/>
+              </w:rPr>
+            </w:pPr>
+            <w:r>
+              <w:rPr>
+                <w:rFonts w:cs="Arial"/>
+              </w:rPr>
+              <w:t>Am Zeitsignal sieht man das gesprochene Audio</w:t>
+            </w:r>
+            <w:r>
+              <w:rPr>
+                <w:rFonts w:cs="Arial"/>
+              </w:rPr>
+              <w:t>.</w:t>
+            </w:r>
           </w:p>
         </w:tc>
       </w:tr>
     </w:tbl>
-    <w:p/>
     <w:p>
       <w:pPr>
         <w:pStyle w:val="berschrift2"/>
@@ -2837,23 +3962,7 @@
                 <w:b/>
                 <w:bCs/>
               </w:rPr>
-              <w:t>[SYS_U_</w:t>
-            </w:r>
-            <w:r>
-              <w:rPr>
-                <w:rFonts w:cs="Arial"/>
-                <w:b/>
-                <w:bCs/>
-              </w:rPr>
-              <w:t>3</w:t>
-            </w:r>
-            <w:r>
-              <w:rPr>
-                <w:rFonts w:cs="Arial"/>
-                <w:b/>
-                <w:bCs/>
-              </w:rPr>
-              <w:t>.1.1]</w:t>
+              <w:t>[SYS_U_3.1.1]</w:t>
             </w:r>
           </w:p>
         </w:tc>
@@ -2912,6 +4021,12 @@
                 <w:rFonts w:cs="Arial"/>
               </w:rPr>
             </w:pPr>
+            <w:r>
+              <w:rPr>
+                <w:rFonts w:cs="Arial"/>
+              </w:rPr>
+              <w:t>FA4.1</w:t>
+            </w:r>
           </w:p>
         </w:tc>
       </w:tr>
@@ -2958,6 +4073,12 @@
                 <w:rFonts w:cs="Arial"/>
               </w:rPr>
             </w:pPr>
+            <w:r>
+              <w:rPr>
+                <w:rFonts w:cs="Arial"/>
+              </w:rPr>
+              <w:t>Listeneinträge sind korrekt sortiert</w:t>
+            </w:r>
           </w:p>
         </w:tc>
       </w:tr>
@@ -3044,6 +4165,127 @@
           </w:tcPr>
           <w:p>
             <w:pPr>
+              <w:pStyle w:val="Listenabsatz"/>
+              <w:numPr>
+                <w:ilvl w:val="0"/>
+                <w:numId w:val="38"/>
+              </w:numPr>
+              <w:rPr>
+                <w:rFonts w:cs="Arial"/>
+              </w:rPr>
+            </w:pPr>
+            <w:r>
+              <w:rPr>
+                <w:rFonts w:cs="Arial"/>
+              </w:rPr>
+              <w:t>GUI öffnen.</w:t>
+            </w:r>
+          </w:p>
+          <w:p>
+            <w:pPr>
+              <w:pStyle w:val="Listenabsatz"/>
+              <w:numPr>
+                <w:ilvl w:val="0"/>
+                <w:numId w:val="38"/>
+              </w:numPr>
+              <w:rPr>
+                <w:rFonts w:cs="Arial"/>
+              </w:rPr>
+            </w:pPr>
+            <w:r>
+              <w:rPr>
+                <w:rFonts w:cs="Arial"/>
+              </w:rPr>
+              <w:t>Start Knopf drücken um Spracherkennung einzuschalten.</w:t>
+            </w:r>
+          </w:p>
+          <w:p>
+            <w:pPr>
+              <w:rPr>
+                <w:rFonts w:cs="Arial"/>
+              </w:rPr>
+            </w:pPr>
+            <w:r>
+              <w:rPr>
+                <w:rFonts w:cs="Arial"/>
+              </w:rPr>
+              <w:t>Gesagte Sprachbefehle</w:t>
+            </w:r>
+          </w:p>
+          <w:p>
+            <w:pPr>
+              <w:pStyle w:val="Listenabsatz"/>
+              <w:numPr>
+                <w:ilvl w:val="0"/>
+                <w:numId w:val="38"/>
+              </w:numPr>
+              <w:rPr>
+                <w:rFonts w:cs="Arial"/>
+              </w:rPr>
+            </w:pPr>
+            <w:r>
+              <w:rPr>
+                <w:rFonts w:cs="Arial"/>
+              </w:rPr>
+              <w:t>Sprachbefehl: 1</w:t>
+            </w:r>
+          </w:p>
+          <w:p>
+            <w:pPr>
+              <w:pStyle w:val="Listenabsatz"/>
+              <w:numPr>
+                <w:ilvl w:val="0"/>
+                <w:numId w:val="38"/>
+              </w:numPr>
+              <w:rPr>
+                <w:rFonts w:cs="Arial"/>
+              </w:rPr>
+            </w:pPr>
+            <w:r>
+              <w:rPr>
+                <w:rFonts w:cs="Arial"/>
+              </w:rPr>
+              <w:t>Sprachbefehle: 2</w:t>
+            </w:r>
+          </w:p>
+          <w:p>
+            <w:pPr>
+              <w:pStyle w:val="Listenabsatz"/>
+              <w:numPr>
+                <w:ilvl w:val="0"/>
+                <w:numId w:val="38"/>
+              </w:numPr>
+              <w:rPr>
+                <w:rFonts w:cs="Arial"/>
+              </w:rPr>
+            </w:pPr>
+            <w:r>
+              <w:rPr>
+                <w:rFonts w:cs="Arial"/>
+              </w:rPr>
+              <w:t>Sprachbefehle: 3</w:t>
+            </w:r>
+          </w:p>
+          <w:p>
+            <w:pPr>
+              <w:pStyle w:val="Listenabsatz"/>
+              <w:numPr>
+                <w:ilvl w:val="0"/>
+                <w:numId w:val="38"/>
+              </w:numPr>
+              <w:rPr>
+                <w:rFonts w:cs="Arial"/>
+              </w:rPr>
+            </w:pPr>
+            <w:r>
+              <w:rPr>
+                <w:rFonts w:cs="Arial"/>
+              </w:rPr>
+              <w:t>Sprachbefehle: 4</w:t>
+            </w:r>
+          </w:p>
+          <w:p>
+            <w:pPr>
               <w:rPr>
                 <w:rFonts w:cs="Arial"/>
               </w:rPr>
@@ -3094,6 +4336,90 @@
                 <w:rFonts w:cs="Arial"/>
               </w:rPr>
             </w:pPr>
+            <w:r>
+              <w:rPr>
+                <w:rFonts w:cs="Arial"/>
+              </w:rPr>
+              <w:t>Output der Historie</w:t>
+            </w:r>
+            <w:r>
+              <w:rPr>
+                <w:rFonts w:cs="Arial"/>
+              </w:rPr>
+              <w:t>:</w:t>
+            </w:r>
+          </w:p>
+          <w:p>
+            <w:pPr>
+              <w:pStyle w:val="Listenabsatz"/>
+              <w:numPr>
+                <w:ilvl w:val="0"/>
+                <w:numId w:val="39"/>
+              </w:numPr>
+              <w:rPr>
+                <w:rFonts w:cs="Arial"/>
+              </w:rPr>
+            </w:pPr>
+            <w:r>
+              <w:rPr>
+                <w:rFonts w:cs="Arial"/>
+              </w:rPr>
+              <w:t>1</w:t>
+            </w:r>
+          </w:p>
+          <w:p>
+            <w:pPr>
+              <w:pStyle w:val="Listenabsatz"/>
+              <w:numPr>
+                <w:ilvl w:val="0"/>
+                <w:numId w:val="39"/>
+              </w:numPr>
+              <w:rPr>
+                <w:rFonts w:cs="Arial"/>
+              </w:rPr>
+            </w:pPr>
+            <w:r>
+              <w:rPr>
+                <w:rFonts w:cs="Arial"/>
+              </w:rPr>
+              <w:t>1,2</w:t>
+            </w:r>
+          </w:p>
+          <w:p>
+            <w:pPr>
+              <w:pStyle w:val="Listenabsatz"/>
+              <w:numPr>
+                <w:ilvl w:val="0"/>
+                <w:numId w:val="39"/>
+              </w:numPr>
+              <w:rPr>
+                <w:rFonts w:cs="Arial"/>
+              </w:rPr>
+            </w:pPr>
+            <w:r>
+              <w:rPr>
+                <w:rFonts w:cs="Arial"/>
+              </w:rPr>
+              <w:t>1,2,3</w:t>
+            </w:r>
+          </w:p>
+          <w:p>
+            <w:pPr>
+              <w:pStyle w:val="Listenabsatz"/>
+              <w:numPr>
+                <w:ilvl w:val="0"/>
+                <w:numId w:val="39"/>
+              </w:numPr>
+              <w:rPr>
+                <w:rFonts w:cs="Arial"/>
+              </w:rPr>
+            </w:pPr>
+            <w:r>
+              <w:rPr>
+                <w:rFonts w:cs="Arial"/>
+              </w:rPr>
+              <w:t>1,2,3,4</w:t>
+            </w:r>
           </w:p>
         </w:tc>
       </w:tr>
@@ -3129,6 +4455,7 @@
         <w:t>gebracht werden können, aufgelistet.</w:t>
       </w:r>
     </w:p>
+    <w:p/>
     <w:tbl>
       <w:tblPr>
         <w:tblStyle w:val="Tabellenraster"/>
@@ -3193,23 +4520,7 @@
                 <w:b/>
                 <w:bCs/>
               </w:rPr>
-              <w:t>[SYS_U_</w:t>
-            </w:r>
-            <w:r>
-              <w:rPr>
-                <w:rFonts w:cs="Arial"/>
-                <w:b/>
-                <w:bCs/>
-              </w:rPr>
-              <w:t>4</w:t>
-            </w:r>
-            <w:r>
-              <w:rPr>
-                <w:rFonts w:cs="Arial"/>
-                <w:b/>
-                <w:bCs/>
-              </w:rPr>
-              <w:t>.1.1]</w:t>
+              <w:t>[SYS_U_4.1.1]</w:t>
             </w:r>
           </w:p>
         </w:tc>
@@ -3268,6 +4579,30 @@
                 <w:rFonts w:cs="Arial"/>
               </w:rPr>
             </w:pPr>
+            <w:r>
+              <w:rPr>
+                <w:rFonts w:cs="Arial"/>
+              </w:rPr>
+              <w:t>FA1.1</w:t>
+            </w:r>
+            <w:r>
+              <w:rPr>
+                <w:rFonts w:cs="Arial"/>
+              </w:rPr>
+              <w:t>,</w:t>
+            </w:r>
+            <w:r>
+              <w:rPr>
+                <w:rFonts w:cs="Arial"/>
+              </w:rPr>
+              <w:t xml:space="preserve"> FA4.3</w:t>
+            </w:r>
+            <w:r>
+              <w:rPr>
+                <w:rFonts w:cs="Arial"/>
+              </w:rPr>
+              <w:t>, 4.2</w:t>
+            </w:r>
           </w:p>
         </w:tc>
       </w:tr>
@@ -3314,6 +4649,12 @@
                 <w:rFonts w:cs="Arial"/>
               </w:rPr>
             </w:pPr>
+            <w:r>
+              <w:rPr>
+                <w:rFonts w:cs="Arial"/>
+              </w:rPr>
+              <w:t>Mikrofon kann gefunden werden</w:t>
+            </w:r>
           </w:p>
         </w:tc>
       </w:tr>
@@ -3400,10 +4741,27 @@
           </w:tcPr>
           <w:p>
             <w:pPr>
-              <w:rPr>
-                <w:rFonts w:cs="Arial"/>
-              </w:rPr>
-            </w:pPr>
+              <w:pStyle w:val="Listenabsatz"/>
+              <w:numPr>
+                <w:ilvl w:val="0"/>
+                <w:numId w:val="22"/>
+              </w:numPr>
+              <w:rPr>
+                <w:rFonts w:cs="Arial"/>
+              </w:rPr>
+            </w:pPr>
+            <w:r>
+              <w:rPr>
+                <w:rFonts w:cs="Arial"/>
+              </w:rPr>
+              <w:t>GUI öffnen</w:t>
+            </w:r>
+            <w:r>
+              <w:rPr>
+                <w:rFonts w:cs="Arial"/>
+              </w:rPr>
+              <w:t>.</w:t>
+            </w:r>
           </w:p>
         </w:tc>
       </w:tr>
@@ -3446,25 +4804,1335 @@
           </w:tcPr>
           <w:p>
             <w:pPr>
-              <w:rPr>
-                <w:rFonts w:cs="Arial"/>
-              </w:rPr>
-            </w:pPr>
+              <w:pStyle w:val="Listenabsatz"/>
+              <w:numPr>
+                <w:ilvl w:val="0"/>
+                <w:numId w:val="23"/>
+              </w:numPr>
+              <w:rPr>
+                <w:rFonts w:cs="Arial"/>
+              </w:rPr>
+            </w:pPr>
+            <w:r>
+              <w:rPr>
+                <w:rFonts w:cs="Arial"/>
+              </w:rPr>
+              <w:t xml:space="preserve">Bei Informationen in der GUI wird </w:t>
+            </w:r>
+            <w:r>
+              <w:rPr>
+                <w:rFonts w:cs="Arial"/>
+              </w:rPr>
+              <w:t>der Name de</w:t>
+            </w:r>
+            <w:r>
+              <w:rPr>
+                <w:rFonts w:cs="Arial"/>
+              </w:rPr>
+              <w:t>s Verbundene</w:t>
+            </w:r>
+            <w:r>
+              <w:rPr>
+                <w:rFonts w:cs="Arial"/>
+              </w:rPr>
+              <w:t>n</w:t>
+            </w:r>
+            <w:r>
+              <w:rPr>
+                <w:rFonts w:cs="Arial"/>
+              </w:rPr>
+              <w:t xml:space="preserve"> Mikrofon</w:t>
+            </w:r>
+            <w:r>
+              <w:rPr>
+                <w:rFonts w:cs="Arial"/>
+              </w:rPr>
+              <w:t>s</w:t>
+            </w:r>
+            <w:r>
+              <w:rPr>
+                <w:rFonts w:cs="Arial"/>
+              </w:rPr>
+              <w:t xml:space="preserve"> angezeigt</w:t>
+            </w:r>
+            <w:r>
+              <w:rPr>
+                <w:rFonts w:cs="Arial"/>
+              </w:rPr>
+              <w:t>.</w:t>
+            </w:r>
+          </w:p>
+        </w:tc>
+      </w:tr>
+    </w:tbl>
+    <w:p>
+      <w:pPr>
+        <w:pStyle w:val="Inhaltsverzeichnisberschrift"/>
+      </w:pPr>
+    </w:p>
+    <w:tbl>
+      <w:tblPr>
+        <w:tblStyle w:val="Tabellenraster"/>
+        <w:tblW w:w="5001" w:type="pct"/>
+        <w:jc w:val="center"/>
+        <w:tblLook w:val="04A0" w:firstRow="1" w:lastRow="0" w:firstColumn="1" w:lastColumn="0" w:noHBand="0" w:noVBand="1"/>
+      </w:tblPr>
+      <w:tblGrid>
+        <w:gridCol w:w="2830"/>
+        <w:gridCol w:w="6234"/>
+      </w:tblGrid>
+      <w:tr>
+        <w:trPr>
+          <w:trHeight w:val="380"/>
+          <w:jc w:val="center"/>
+        </w:trPr>
+        <w:tc>
+          <w:tcPr>
+            <w:tcW w:w="1561" w:type="pct"/>
+            <w:tcBorders>
+              <w:bottom w:val="single" w:sz="12" w:space="0" w:color="auto"/>
+            </w:tcBorders>
+            <w:vAlign w:val="center"/>
+          </w:tcPr>
+          <w:p>
+            <w:pPr>
+              <w:rPr>
+                <w:rFonts w:cs="Arial"/>
+                <w:b/>
+                <w:bCs/>
+              </w:rPr>
+            </w:pPr>
+            <w:r>
+              <w:rPr>
+                <w:rFonts w:cs="Arial"/>
+                <w:b/>
+                <w:bCs/>
+              </w:rPr>
+              <w:t>Test-ID:</w:t>
+            </w:r>
+          </w:p>
+        </w:tc>
+        <w:tc>
+          <w:tcPr>
+            <w:tcW w:w="3439" w:type="pct"/>
+            <w:tcBorders>
+              <w:bottom w:val="single" w:sz="12" w:space="0" w:color="auto"/>
+            </w:tcBorders>
+            <w:vAlign w:val="center"/>
+          </w:tcPr>
+          <w:p>
+            <w:pPr>
+              <w:rPr>
+                <w:rFonts w:cs="Arial"/>
+                <w:b/>
+                <w:bCs/>
+              </w:rPr>
+            </w:pPr>
+            <w:r>
+              <w:rPr>
+                <w:rFonts w:cs="Arial"/>
+                <w:b/>
+                <w:bCs/>
+              </w:rPr>
+              <w:t>[SYS_U_</w:t>
+            </w:r>
+            <w:r>
+              <w:rPr>
+                <w:rFonts w:cs="Arial"/>
+                <w:b/>
+                <w:bCs/>
+              </w:rPr>
+              <w:t>4</w:t>
+            </w:r>
+            <w:r>
+              <w:rPr>
+                <w:rFonts w:cs="Arial"/>
+                <w:b/>
+                <w:bCs/>
+              </w:rPr>
+              <w:t>.1.2]</w:t>
+            </w:r>
+          </w:p>
+        </w:tc>
+      </w:tr>
+      <w:tr>
+        <w:trPr>
+          <w:trHeight w:val="677"/>
+          <w:jc w:val="center"/>
+        </w:trPr>
+        <w:tc>
+          <w:tcPr>
+            <w:tcW w:w="1561" w:type="pct"/>
+            <w:tcBorders>
+              <w:top w:val="single" w:sz="12" w:space="0" w:color="auto"/>
+            </w:tcBorders>
+            <w:vAlign w:val="center"/>
+          </w:tcPr>
+          <w:p>
+            <w:pPr>
+              <w:rPr>
+                <w:rFonts w:cs="Arial"/>
+              </w:rPr>
+            </w:pPr>
+            <w:r>
+              <w:rPr>
+                <w:rFonts w:cs="Arial"/>
+              </w:rPr>
+              <w:t>i.V.m.</w:t>
+            </w:r>
+          </w:p>
+          <w:p>
+            <w:pPr>
+              <w:rPr>
+                <w:rFonts w:cs="Arial"/>
+              </w:rPr>
+            </w:pPr>
+            <w:r>
+              <w:rPr>
+                <w:rFonts w:cs="Arial"/>
+              </w:rPr>
+              <w:t>Pflichtenheft</w:t>
+            </w:r>
+          </w:p>
+        </w:tc>
+        <w:tc>
+          <w:tcPr>
+            <w:tcW w:w="3439" w:type="pct"/>
+            <w:tcBorders>
+              <w:top w:val="single" w:sz="12" w:space="0" w:color="auto"/>
+            </w:tcBorders>
+            <w:vAlign w:val="center"/>
+          </w:tcPr>
+          <w:p>
+            <w:pPr>
+              <w:rPr>
+                <w:rFonts w:cs="Arial"/>
+              </w:rPr>
+            </w:pPr>
+            <w:r>
+              <w:rPr>
+                <w:rFonts w:cs="Arial"/>
+              </w:rPr>
+              <w:t>FA1.1</w:t>
+            </w:r>
+            <w:r>
+              <w:rPr>
+                <w:rFonts w:cs="Arial"/>
+              </w:rPr>
+              <w:t>, 4.2</w:t>
+            </w:r>
+          </w:p>
+        </w:tc>
+      </w:tr>
+      <w:tr>
+        <w:trPr>
+          <w:trHeight w:val="677"/>
+          <w:jc w:val="center"/>
+        </w:trPr>
+        <w:tc>
+          <w:tcPr>
+            <w:tcW w:w="1561" w:type="pct"/>
+            <w:tcBorders>
+              <w:top w:val="single" w:sz="12" w:space="0" w:color="auto"/>
+              <w:bottom w:val="single" w:sz="12" w:space="0" w:color="auto"/>
+            </w:tcBorders>
+            <w:vAlign w:val="center"/>
+          </w:tcPr>
+          <w:p>
+            <w:pPr>
+              <w:rPr>
+                <w:rFonts w:cs="Arial"/>
+              </w:rPr>
+            </w:pPr>
+            <w:r>
+              <w:rPr>
+                <w:rFonts w:cs="Arial"/>
+              </w:rPr>
+              <w:t>Name</w:t>
+            </w:r>
+          </w:p>
+        </w:tc>
+        <w:tc>
+          <w:tcPr>
+            <w:tcW w:w="3439" w:type="pct"/>
+            <w:tcBorders>
+              <w:top w:val="single" w:sz="12" w:space="0" w:color="auto"/>
+              <w:bottom w:val="single" w:sz="12" w:space="0" w:color="auto"/>
+            </w:tcBorders>
+            <w:vAlign w:val="center"/>
+          </w:tcPr>
+          <w:p>
+            <w:pPr>
+              <w:rPr>
+                <w:rFonts w:cs="Arial"/>
+              </w:rPr>
+            </w:pPr>
+            <w:r>
+              <w:rPr>
+                <w:rFonts w:cs="Arial"/>
+              </w:rPr>
+              <w:t>Mikrofon kann nicht gefunden werden</w:t>
+            </w:r>
+          </w:p>
+        </w:tc>
+      </w:tr>
+      <w:tr>
+        <w:trPr>
+          <w:trHeight w:val="677"/>
+          <w:jc w:val="center"/>
+        </w:trPr>
+        <w:tc>
+          <w:tcPr>
+            <w:tcW w:w="1561" w:type="pct"/>
+            <w:tcBorders>
+              <w:top w:val="single" w:sz="12" w:space="0" w:color="auto"/>
+            </w:tcBorders>
+            <w:vAlign w:val="center"/>
+          </w:tcPr>
+          <w:p>
+            <w:pPr>
+              <w:rPr>
+                <w:rFonts w:cs="Arial"/>
+              </w:rPr>
+            </w:pPr>
+            <w:r>
+              <w:rPr>
+                <w:rFonts w:cs="Arial"/>
+              </w:rPr>
+              <w:t>Bemerkungen</w:t>
+            </w:r>
+          </w:p>
+        </w:tc>
+        <w:tc>
+          <w:tcPr>
+            <w:tcW w:w="3439" w:type="pct"/>
+            <w:tcBorders>
+              <w:top w:val="single" w:sz="12" w:space="0" w:color="auto"/>
+            </w:tcBorders>
+            <w:vAlign w:val="center"/>
+          </w:tcPr>
+          <w:p>
+            <w:pPr>
+              <w:rPr>
+                <w:rFonts w:cs="Arial"/>
+              </w:rPr>
+            </w:pPr>
+            <w:r>
+              <w:rPr>
+                <w:rFonts w:cs="Arial"/>
+              </w:rPr>
+              <w:t>Wenn der PC kein Mikrofon angeschlossen hat.</w:t>
+            </w:r>
+          </w:p>
+        </w:tc>
+      </w:tr>
+      <w:tr>
+        <w:trPr>
+          <w:trHeight w:val="677"/>
+          <w:jc w:val="center"/>
+        </w:trPr>
+        <w:tc>
+          <w:tcPr>
+            <w:tcW w:w="1561" w:type="pct"/>
+            <w:tcBorders>
+              <w:top w:val="single" w:sz="12" w:space="0" w:color="auto"/>
+              <w:bottom w:val="single" w:sz="12" w:space="0" w:color="auto"/>
+            </w:tcBorders>
+            <w:vAlign w:val="center"/>
+          </w:tcPr>
+          <w:p>
+            <w:pPr>
+              <w:rPr>
+                <w:rFonts w:cs="Arial"/>
+              </w:rPr>
+            </w:pPr>
+            <w:r>
+              <w:rPr>
+                <w:rFonts w:cs="Arial"/>
+              </w:rPr>
+              <w:t>Input</w:t>
+            </w:r>
+          </w:p>
+        </w:tc>
+        <w:tc>
+          <w:tcPr>
+            <w:tcW w:w="3439" w:type="pct"/>
+            <w:tcBorders>
+              <w:top w:val="single" w:sz="12" w:space="0" w:color="auto"/>
+              <w:bottom w:val="single" w:sz="12" w:space="0" w:color="auto"/>
+            </w:tcBorders>
+            <w:vAlign w:val="center"/>
+          </w:tcPr>
+          <w:p>
+            <w:pPr>
+              <w:pStyle w:val="Listenabsatz"/>
+              <w:numPr>
+                <w:ilvl w:val="0"/>
+                <w:numId w:val="24"/>
+              </w:numPr>
+              <w:rPr>
+                <w:rFonts w:cs="Arial"/>
+              </w:rPr>
+            </w:pPr>
+            <w:r>
+              <w:rPr>
+                <w:rFonts w:cs="Arial"/>
+              </w:rPr>
+              <w:t>GUI öffnen</w:t>
+            </w:r>
+            <w:r>
+              <w:rPr>
+                <w:rFonts w:cs="Arial"/>
+              </w:rPr>
+              <w:t>.</w:t>
+            </w:r>
+          </w:p>
+        </w:tc>
+      </w:tr>
+      <w:tr>
+        <w:trPr>
+          <w:trHeight w:val="677"/>
+          <w:jc w:val="center"/>
+        </w:trPr>
+        <w:tc>
+          <w:tcPr>
+            <w:tcW w:w="1561" w:type="pct"/>
+            <w:tcBorders>
+              <w:top w:val="single" w:sz="12" w:space="0" w:color="auto"/>
+              <w:bottom w:val="single" w:sz="12" w:space="0" w:color="auto"/>
+            </w:tcBorders>
+            <w:vAlign w:val="center"/>
+          </w:tcPr>
+          <w:p>
+            <w:pPr>
+              <w:rPr>
+                <w:rFonts w:cs="Arial"/>
+              </w:rPr>
+            </w:pPr>
+            <w:r>
+              <w:rPr>
+                <w:rFonts w:cs="Arial"/>
+              </w:rPr>
+              <w:t>Output</w:t>
+            </w:r>
+          </w:p>
+        </w:tc>
+        <w:tc>
+          <w:tcPr>
+            <w:tcW w:w="3439" w:type="pct"/>
+            <w:tcBorders>
+              <w:top w:val="single" w:sz="12" w:space="0" w:color="auto"/>
+              <w:bottom w:val="single" w:sz="12" w:space="0" w:color="auto"/>
+            </w:tcBorders>
+            <w:vAlign w:val="center"/>
+          </w:tcPr>
+          <w:p>
+            <w:pPr>
+              <w:pStyle w:val="Listenabsatz"/>
+              <w:numPr>
+                <w:ilvl w:val="0"/>
+                <w:numId w:val="26"/>
+              </w:numPr>
+              <w:rPr>
+                <w:rFonts w:cs="Arial"/>
+              </w:rPr>
+            </w:pPr>
+            <w:r>
+              <w:rPr>
+                <w:rFonts w:cs="Arial"/>
+              </w:rPr>
+              <w:t>Bei Informationen in der GUI</w:t>
+            </w:r>
+            <w:r>
+              <w:rPr>
+                <w:rFonts w:cs="Arial"/>
+              </w:rPr>
+              <w:t xml:space="preserve"> wird</w:t>
+            </w:r>
+            <w:r>
+              <w:rPr>
+                <w:rFonts w:cs="Arial"/>
+              </w:rPr>
+              <w:t xml:space="preserve"> </w:t>
+            </w:r>
+            <w:r>
+              <w:rPr>
+                <w:rFonts w:cs="Arial"/>
+              </w:rPr>
+              <w:t>angezeigt, dass kein Mikrofon gefunden werden konnte</w:t>
+            </w:r>
+            <w:r>
+              <w:rPr>
+                <w:rFonts w:cs="Arial"/>
+              </w:rPr>
+              <w:t>.</w:t>
+            </w:r>
           </w:p>
         </w:tc>
       </w:tr>
     </w:tbl>
     <w:p/>
     <w:p>
-      <w:pPr>
-        <w:pStyle w:val="berschrift1"/>
-      </w:pPr>
+      <w:r>
+        <w:br w:type="page"/>
+      </w:r>
     </w:p>
-    <w:p>
-      <w:pPr>
-        <w:pStyle w:val="Inhaltsverzeichnisberschrift"/>
-      </w:pPr>
-    </w:p>
+    <w:p/>
+    <w:tbl>
+      <w:tblPr>
+        <w:tblStyle w:val="Tabellenraster"/>
+        <w:tblW w:w="5001" w:type="pct"/>
+        <w:jc w:val="center"/>
+        <w:tblLook w:val="04A0" w:firstRow="1" w:lastRow="0" w:firstColumn="1" w:lastColumn="0" w:noHBand="0" w:noVBand="1"/>
+      </w:tblPr>
+      <w:tblGrid>
+        <w:gridCol w:w="2830"/>
+        <w:gridCol w:w="6234"/>
+      </w:tblGrid>
+      <w:tr>
+        <w:trPr>
+          <w:trHeight w:val="380"/>
+          <w:jc w:val="center"/>
+        </w:trPr>
+        <w:tc>
+          <w:tcPr>
+            <w:tcW w:w="1561" w:type="pct"/>
+            <w:tcBorders>
+              <w:bottom w:val="single" w:sz="12" w:space="0" w:color="auto"/>
+            </w:tcBorders>
+            <w:vAlign w:val="center"/>
+          </w:tcPr>
+          <w:p>
+            <w:pPr>
+              <w:rPr>
+                <w:rFonts w:cs="Arial"/>
+                <w:b/>
+                <w:bCs/>
+              </w:rPr>
+            </w:pPr>
+            <w:r>
+              <w:rPr>
+                <w:rFonts w:cs="Arial"/>
+                <w:b/>
+                <w:bCs/>
+              </w:rPr>
+              <w:t>Test-ID:</w:t>
+            </w:r>
+          </w:p>
+        </w:tc>
+        <w:tc>
+          <w:tcPr>
+            <w:tcW w:w="3439" w:type="pct"/>
+            <w:tcBorders>
+              <w:bottom w:val="single" w:sz="12" w:space="0" w:color="auto"/>
+            </w:tcBorders>
+            <w:vAlign w:val="center"/>
+          </w:tcPr>
+          <w:p>
+            <w:pPr>
+              <w:rPr>
+                <w:rFonts w:cs="Arial"/>
+                <w:b/>
+                <w:bCs/>
+              </w:rPr>
+            </w:pPr>
+            <w:r>
+              <w:rPr>
+                <w:rFonts w:cs="Arial"/>
+                <w:b/>
+                <w:bCs/>
+              </w:rPr>
+              <w:t>[SYS_U_4.1.2]</w:t>
+            </w:r>
+          </w:p>
+        </w:tc>
+      </w:tr>
+      <w:tr>
+        <w:trPr>
+          <w:trHeight w:val="677"/>
+          <w:jc w:val="center"/>
+        </w:trPr>
+        <w:tc>
+          <w:tcPr>
+            <w:tcW w:w="1561" w:type="pct"/>
+            <w:tcBorders>
+              <w:top w:val="single" w:sz="12" w:space="0" w:color="auto"/>
+            </w:tcBorders>
+            <w:vAlign w:val="center"/>
+          </w:tcPr>
+          <w:p>
+            <w:pPr>
+              <w:rPr>
+                <w:rFonts w:cs="Arial"/>
+              </w:rPr>
+            </w:pPr>
+            <w:r>
+              <w:rPr>
+                <w:rFonts w:cs="Arial"/>
+              </w:rPr>
+              <w:t>i.V.m.</w:t>
+            </w:r>
+          </w:p>
+          <w:p>
+            <w:pPr>
+              <w:rPr>
+                <w:rFonts w:cs="Arial"/>
+              </w:rPr>
+            </w:pPr>
+            <w:r>
+              <w:rPr>
+                <w:rFonts w:cs="Arial"/>
+              </w:rPr>
+              <w:t>Pflichtenheft</w:t>
+            </w:r>
+          </w:p>
+        </w:tc>
+        <w:tc>
+          <w:tcPr>
+            <w:tcW w:w="3439" w:type="pct"/>
+            <w:tcBorders>
+              <w:top w:val="single" w:sz="12" w:space="0" w:color="auto"/>
+            </w:tcBorders>
+            <w:vAlign w:val="center"/>
+          </w:tcPr>
+          <w:p>
+            <w:pPr>
+              <w:rPr>
+                <w:rFonts w:cs="Arial"/>
+              </w:rPr>
+            </w:pPr>
+            <w:r>
+              <w:rPr>
+                <w:rFonts w:cs="Arial"/>
+              </w:rPr>
+              <w:t>FA4.4</w:t>
+            </w:r>
+            <w:r>
+              <w:rPr>
+                <w:rFonts w:cs="Arial"/>
+              </w:rPr>
+              <w:t>, 4.2</w:t>
+            </w:r>
+          </w:p>
+        </w:tc>
+      </w:tr>
+      <w:tr>
+        <w:trPr>
+          <w:trHeight w:val="677"/>
+          <w:jc w:val="center"/>
+        </w:trPr>
+        <w:tc>
+          <w:tcPr>
+            <w:tcW w:w="1561" w:type="pct"/>
+            <w:tcBorders>
+              <w:top w:val="single" w:sz="12" w:space="0" w:color="auto"/>
+              <w:bottom w:val="single" w:sz="12" w:space="0" w:color="auto"/>
+            </w:tcBorders>
+            <w:vAlign w:val="center"/>
+          </w:tcPr>
+          <w:p>
+            <w:pPr>
+              <w:rPr>
+                <w:rFonts w:cs="Arial"/>
+              </w:rPr>
+            </w:pPr>
+            <w:r>
+              <w:rPr>
+                <w:rFonts w:cs="Arial"/>
+              </w:rPr>
+              <w:t>Name</w:t>
+            </w:r>
+          </w:p>
+        </w:tc>
+        <w:tc>
+          <w:tcPr>
+            <w:tcW w:w="3439" w:type="pct"/>
+            <w:tcBorders>
+              <w:top w:val="single" w:sz="12" w:space="0" w:color="auto"/>
+              <w:bottom w:val="single" w:sz="12" w:space="0" w:color="auto"/>
+            </w:tcBorders>
+            <w:vAlign w:val="center"/>
+          </w:tcPr>
+          <w:p>
+            <w:pPr>
+              <w:rPr>
+                <w:rFonts w:cs="Arial"/>
+              </w:rPr>
+            </w:pPr>
+            <w:r>
+              <w:rPr>
+                <w:rFonts w:cs="Arial"/>
+              </w:rPr>
+              <w:t>Spracherkennung</w:t>
+            </w:r>
+            <w:r>
+              <w:rPr>
+                <w:rFonts w:cs="Arial"/>
+              </w:rPr>
+              <w:t xml:space="preserve"> </w:t>
+            </w:r>
+            <w:r>
+              <w:rPr>
+                <w:rFonts w:cs="Arial"/>
+              </w:rPr>
+              <w:t>einschalten</w:t>
+            </w:r>
+          </w:p>
+        </w:tc>
+      </w:tr>
+      <w:tr>
+        <w:trPr>
+          <w:trHeight w:val="677"/>
+          <w:jc w:val="center"/>
+        </w:trPr>
+        <w:tc>
+          <w:tcPr>
+            <w:tcW w:w="1561" w:type="pct"/>
+            <w:tcBorders>
+              <w:top w:val="single" w:sz="12" w:space="0" w:color="auto"/>
+            </w:tcBorders>
+            <w:vAlign w:val="center"/>
+          </w:tcPr>
+          <w:p>
+            <w:pPr>
+              <w:rPr>
+                <w:rFonts w:cs="Arial"/>
+              </w:rPr>
+            </w:pPr>
+            <w:r>
+              <w:rPr>
+                <w:rFonts w:cs="Arial"/>
+              </w:rPr>
+              <w:t>Bemerkungen</w:t>
+            </w:r>
+          </w:p>
+        </w:tc>
+        <w:tc>
+          <w:tcPr>
+            <w:tcW w:w="3439" w:type="pct"/>
+            <w:tcBorders>
+              <w:top w:val="single" w:sz="12" w:space="0" w:color="auto"/>
+            </w:tcBorders>
+            <w:vAlign w:val="center"/>
+          </w:tcPr>
+          <w:p>
+            <w:pPr>
+              <w:rPr>
+                <w:rFonts w:cs="Arial"/>
+              </w:rPr>
+            </w:pPr>
+          </w:p>
+        </w:tc>
+      </w:tr>
+      <w:tr>
+        <w:trPr>
+          <w:trHeight w:val="677"/>
+          <w:jc w:val="center"/>
+        </w:trPr>
+        <w:tc>
+          <w:tcPr>
+            <w:tcW w:w="1561" w:type="pct"/>
+            <w:tcBorders>
+              <w:top w:val="single" w:sz="12" w:space="0" w:color="auto"/>
+              <w:bottom w:val="single" w:sz="12" w:space="0" w:color="auto"/>
+            </w:tcBorders>
+            <w:vAlign w:val="center"/>
+          </w:tcPr>
+          <w:p>
+            <w:pPr>
+              <w:rPr>
+                <w:rFonts w:cs="Arial"/>
+              </w:rPr>
+            </w:pPr>
+            <w:r>
+              <w:rPr>
+                <w:rFonts w:cs="Arial"/>
+              </w:rPr>
+              <w:t>Input</w:t>
+            </w:r>
+          </w:p>
+        </w:tc>
+        <w:tc>
+          <w:tcPr>
+            <w:tcW w:w="3439" w:type="pct"/>
+            <w:tcBorders>
+              <w:top w:val="single" w:sz="12" w:space="0" w:color="auto"/>
+              <w:bottom w:val="single" w:sz="12" w:space="0" w:color="auto"/>
+            </w:tcBorders>
+            <w:vAlign w:val="center"/>
+          </w:tcPr>
+          <w:p>
+            <w:pPr>
+              <w:pStyle w:val="Listenabsatz"/>
+              <w:numPr>
+                <w:ilvl w:val="0"/>
+                <w:numId w:val="40"/>
+              </w:numPr>
+              <w:rPr>
+                <w:rFonts w:cs="Arial"/>
+              </w:rPr>
+            </w:pPr>
+            <w:r>
+              <w:rPr>
+                <w:rFonts w:cs="Arial"/>
+              </w:rPr>
+              <w:t>GUI öffnen</w:t>
+            </w:r>
+            <w:r>
+              <w:rPr>
+                <w:rFonts w:cs="Arial"/>
+              </w:rPr>
+              <w:t>.</w:t>
+            </w:r>
+          </w:p>
+          <w:p>
+            <w:pPr>
+              <w:pStyle w:val="Listenabsatz"/>
+              <w:numPr>
+                <w:ilvl w:val="0"/>
+                <w:numId w:val="40"/>
+              </w:numPr>
+              <w:rPr>
+                <w:rFonts w:cs="Arial"/>
+              </w:rPr>
+            </w:pPr>
+            <w:r>
+              <w:rPr>
+                <w:rFonts w:cs="Arial"/>
+              </w:rPr>
+              <w:t>Start Knopf für Spracherkennung drücken</w:t>
+            </w:r>
+            <w:r>
+              <w:rPr>
+                <w:rFonts w:cs="Arial"/>
+              </w:rPr>
+              <w:t>.</w:t>
+            </w:r>
+          </w:p>
+          <w:p>
+            <w:pPr>
+              <w:pStyle w:val="Listenabsatz"/>
+              <w:numPr>
+                <w:ilvl w:val="0"/>
+                <w:numId w:val="40"/>
+              </w:numPr>
+              <w:rPr>
+                <w:rFonts w:cs="Arial"/>
+              </w:rPr>
+            </w:pPr>
+            <w:r>
+              <w:rPr>
+                <w:rFonts w:cs="Arial"/>
+              </w:rPr>
+              <w:t>Sprachbefehl sagen.</w:t>
+            </w:r>
+          </w:p>
+        </w:tc>
+      </w:tr>
+      <w:tr>
+        <w:trPr>
+          <w:trHeight w:val="677"/>
+          <w:jc w:val="center"/>
+        </w:trPr>
+        <w:tc>
+          <w:tcPr>
+            <w:tcW w:w="1561" w:type="pct"/>
+            <w:tcBorders>
+              <w:top w:val="single" w:sz="12" w:space="0" w:color="auto"/>
+              <w:bottom w:val="single" w:sz="12" w:space="0" w:color="auto"/>
+            </w:tcBorders>
+            <w:vAlign w:val="center"/>
+          </w:tcPr>
+          <w:p>
+            <w:pPr>
+              <w:rPr>
+                <w:rFonts w:cs="Arial"/>
+              </w:rPr>
+            </w:pPr>
+            <w:r>
+              <w:rPr>
+                <w:rFonts w:cs="Arial"/>
+              </w:rPr>
+              <w:t>Output</w:t>
+            </w:r>
+          </w:p>
+        </w:tc>
+        <w:tc>
+          <w:tcPr>
+            <w:tcW w:w="3439" w:type="pct"/>
+            <w:tcBorders>
+              <w:top w:val="single" w:sz="12" w:space="0" w:color="auto"/>
+              <w:bottom w:val="single" w:sz="12" w:space="0" w:color="auto"/>
+            </w:tcBorders>
+            <w:vAlign w:val="center"/>
+          </w:tcPr>
+          <w:p>
+            <w:pPr>
+              <w:pStyle w:val="Listenabsatz"/>
+              <w:numPr>
+                <w:ilvl w:val="0"/>
+                <w:numId w:val="41"/>
+              </w:numPr>
+              <w:rPr>
+                <w:rFonts w:cs="Arial"/>
+              </w:rPr>
+            </w:pPr>
+            <w:r>
+              <w:rPr>
+                <w:rFonts w:cs="Arial"/>
+              </w:rPr>
+              <w:t>Knopf hat nun den Text „Stopp“</w:t>
+            </w:r>
+            <w:r>
+              <w:rPr>
+                <w:rFonts w:cs="Arial"/>
+              </w:rPr>
+              <w:t>.</w:t>
+            </w:r>
+          </w:p>
+          <w:p>
+            <w:pPr>
+              <w:pStyle w:val="Listenabsatz"/>
+              <w:numPr>
+                <w:ilvl w:val="0"/>
+                <w:numId w:val="41"/>
+              </w:numPr>
+              <w:rPr>
+                <w:rFonts w:cs="Arial"/>
+              </w:rPr>
+            </w:pPr>
+            <w:r>
+              <w:rPr>
+                <w:rFonts w:cs="Arial"/>
+              </w:rPr>
+              <w:t>Sprachbefehl wird angezeigt.</w:t>
+            </w:r>
+          </w:p>
+        </w:tc>
+      </w:tr>
+    </w:tbl>
+    <w:p/>
+    <w:tbl>
+      <w:tblPr>
+        <w:tblStyle w:val="Tabellenraster"/>
+        <w:tblW w:w="5001" w:type="pct"/>
+        <w:jc w:val="center"/>
+        <w:tblLook w:val="04A0" w:firstRow="1" w:lastRow="0" w:firstColumn="1" w:lastColumn="0" w:noHBand="0" w:noVBand="1"/>
+      </w:tblPr>
+      <w:tblGrid>
+        <w:gridCol w:w="2830"/>
+        <w:gridCol w:w="6234"/>
+      </w:tblGrid>
+      <w:tr>
+        <w:trPr>
+          <w:trHeight w:val="380"/>
+          <w:jc w:val="center"/>
+        </w:trPr>
+        <w:tc>
+          <w:tcPr>
+            <w:tcW w:w="1561" w:type="pct"/>
+            <w:tcBorders>
+              <w:bottom w:val="single" w:sz="12" w:space="0" w:color="auto"/>
+            </w:tcBorders>
+            <w:vAlign w:val="center"/>
+          </w:tcPr>
+          <w:p>
+            <w:pPr>
+              <w:rPr>
+                <w:rFonts w:cs="Arial"/>
+                <w:b/>
+                <w:bCs/>
+              </w:rPr>
+            </w:pPr>
+            <w:r>
+              <w:rPr>
+                <w:rFonts w:cs="Arial"/>
+                <w:b/>
+                <w:bCs/>
+              </w:rPr>
+              <w:t>Test-ID:</w:t>
+            </w:r>
+          </w:p>
+        </w:tc>
+        <w:tc>
+          <w:tcPr>
+            <w:tcW w:w="3439" w:type="pct"/>
+            <w:tcBorders>
+              <w:bottom w:val="single" w:sz="12" w:space="0" w:color="auto"/>
+            </w:tcBorders>
+            <w:vAlign w:val="center"/>
+          </w:tcPr>
+          <w:p>
+            <w:pPr>
+              <w:rPr>
+                <w:rFonts w:cs="Arial"/>
+                <w:b/>
+                <w:bCs/>
+              </w:rPr>
+            </w:pPr>
+            <w:r>
+              <w:rPr>
+                <w:rFonts w:cs="Arial"/>
+                <w:b/>
+                <w:bCs/>
+              </w:rPr>
+              <w:t>[SYS_U_4.1.2]</w:t>
+            </w:r>
+          </w:p>
+        </w:tc>
+      </w:tr>
+      <w:tr>
+        <w:trPr>
+          <w:trHeight w:val="677"/>
+          <w:jc w:val="center"/>
+        </w:trPr>
+        <w:tc>
+          <w:tcPr>
+            <w:tcW w:w="1561" w:type="pct"/>
+            <w:tcBorders>
+              <w:top w:val="single" w:sz="12" w:space="0" w:color="auto"/>
+            </w:tcBorders>
+            <w:vAlign w:val="center"/>
+          </w:tcPr>
+          <w:p>
+            <w:pPr>
+              <w:rPr>
+                <w:rFonts w:cs="Arial"/>
+              </w:rPr>
+            </w:pPr>
+            <w:r>
+              <w:rPr>
+                <w:rFonts w:cs="Arial"/>
+              </w:rPr>
+              <w:t>i.V.m.</w:t>
+            </w:r>
+          </w:p>
+          <w:p>
+            <w:pPr>
+              <w:rPr>
+                <w:rFonts w:cs="Arial"/>
+              </w:rPr>
+            </w:pPr>
+            <w:r>
+              <w:rPr>
+                <w:rFonts w:cs="Arial"/>
+              </w:rPr>
+              <w:t>Pflichtenheft</w:t>
+            </w:r>
+          </w:p>
+        </w:tc>
+        <w:tc>
+          <w:tcPr>
+            <w:tcW w:w="3439" w:type="pct"/>
+            <w:tcBorders>
+              <w:top w:val="single" w:sz="12" w:space="0" w:color="auto"/>
+            </w:tcBorders>
+            <w:vAlign w:val="center"/>
+          </w:tcPr>
+          <w:p>
+            <w:pPr>
+              <w:rPr>
+                <w:rFonts w:cs="Arial"/>
+              </w:rPr>
+            </w:pPr>
+            <w:r>
+              <w:rPr>
+                <w:rFonts w:cs="Arial"/>
+              </w:rPr>
+              <w:t>FA4.4</w:t>
+            </w:r>
+            <w:r>
+              <w:rPr>
+                <w:rFonts w:cs="Arial"/>
+              </w:rPr>
+              <w:t>, 4.2</w:t>
+            </w:r>
+          </w:p>
+        </w:tc>
+      </w:tr>
+      <w:tr>
+        <w:trPr>
+          <w:trHeight w:val="677"/>
+          <w:jc w:val="center"/>
+        </w:trPr>
+        <w:tc>
+          <w:tcPr>
+            <w:tcW w:w="1561" w:type="pct"/>
+            <w:tcBorders>
+              <w:top w:val="single" w:sz="12" w:space="0" w:color="auto"/>
+              <w:bottom w:val="single" w:sz="12" w:space="0" w:color="auto"/>
+            </w:tcBorders>
+            <w:vAlign w:val="center"/>
+          </w:tcPr>
+          <w:p>
+            <w:pPr>
+              <w:rPr>
+                <w:rFonts w:cs="Arial"/>
+              </w:rPr>
+            </w:pPr>
+            <w:r>
+              <w:rPr>
+                <w:rFonts w:cs="Arial"/>
+              </w:rPr>
+              <w:t>Name</w:t>
+            </w:r>
+          </w:p>
+        </w:tc>
+        <w:tc>
+          <w:tcPr>
+            <w:tcW w:w="3439" w:type="pct"/>
+            <w:tcBorders>
+              <w:top w:val="single" w:sz="12" w:space="0" w:color="auto"/>
+              <w:bottom w:val="single" w:sz="12" w:space="0" w:color="auto"/>
+            </w:tcBorders>
+            <w:vAlign w:val="center"/>
+          </w:tcPr>
+          <w:p>
+            <w:pPr>
+              <w:rPr>
+                <w:rFonts w:cs="Arial"/>
+              </w:rPr>
+            </w:pPr>
+            <w:r>
+              <w:rPr>
+                <w:rFonts w:cs="Arial"/>
+              </w:rPr>
+              <w:t>Spracherkennung ausschalten</w:t>
+            </w:r>
+          </w:p>
+        </w:tc>
+      </w:tr>
+      <w:tr>
+        <w:trPr>
+          <w:trHeight w:val="677"/>
+          <w:jc w:val="center"/>
+        </w:trPr>
+        <w:tc>
+          <w:tcPr>
+            <w:tcW w:w="1561" w:type="pct"/>
+            <w:tcBorders>
+              <w:top w:val="single" w:sz="12" w:space="0" w:color="auto"/>
+            </w:tcBorders>
+            <w:vAlign w:val="center"/>
+          </w:tcPr>
+          <w:p>
+            <w:pPr>
+              <w:rPr>
+                <w:rFonts w:cs="Arial"/>
+              </w:rPr>
+            </w:pPr>
+            <w:r>
+              <w:rPr>
+                <w:rFonts w:cs="Arial"/>
+              </w:rPr>
+              <w:t>Bemerkungen</w:t>
+            </w:r>
+          </w:p>
+        </w:tc>
+        <w:tc>
+          <w:tcPr>
+            <w:tcW w:w="3439" w:type="pct"/>
+            <w:tcBorders>
+              <w:top w:val="single" w:sz="12" w:space="0" w:color="auto"/>
+            </w:tcBorders>
+            <w:vAlign w:val="center"/>
+          </w:tcPr>
+          <w:p>
+            <w:pPr>
+              <w:rPr>
+                <w:rFonts w:cs="Arial"/>
+              </w:rPr>
+            </w:pPr>
+          </w:p>
+        </w:tc>
+      </w:tr>
+      <w:tr>
+        <w:trPr>
+          <w:trHeight w:val="677"/>
+          <w:jc w:val="center"/>
+        </w:trPr>
+        <w:tc>
+          <w:tcPr>
+            <w:tcW w:w="1561" w:type="pct"/>
+            <w:tcBorders>
+              <w:top w:val="single" w:sz="12" w:space="0" w:color="auto"/>
+              <w:bottom w:val="single" w:sz="12" w:space="0" w:color="auto"/>
+            </w:tcBorders>
+            <w:vAlign w:val="center"/>
+          </w:tcPr>
+          <w:p>
+            <w:pPr>
+              <w:rPr>
+                <w:rFonts w:cs="Arial"/>
+              </w:rPr>
+            </w:pPr>
+            <w:r>
+              <w:rPr>
+                <w:rFonts w:cs="Arial"/>
+              </w:rPr>
+              <w:t>Input</w:t>
+            </w:r>
+          </w:p>
+        </w:tc>
+        <w:tc>
+          <w:tcPr>
+            <w:tcW w:w="3439" w:type="pct"/>
+            <w:tcBorders>
+              <w:top w:val="single" w:sz="12" w:space="0" w:color="auto"/>
+              <w:bottom w:val="single" w:sz="12" w:space="0" w:color="auto"/>
+            </w:tcBorders>
+            <w:vAlign w:val="center"/>
+          </w:tcPr>
+          <w:p>
+            <w:pPr>
+              <w:pStyle w:val="Listenabsatz"/>
+              <w:numPr>
+                <w:ilvl w:val="0"/>
+                <w:numId w:val="42"/>
+              </w:numPr>
+              <w:rPr>
+                <w:rFonts w:cs="Arial"/>
+              </w:rPr>
+            </w:pPr>
+            <w:r>
+              <w:rPr>
+                <w:rFonts w:cs="Arial"/>
+              </w:rPr>
+              <w:t>GUI öffnen</w:t>
+            </w:r>
+            <w:r>
+              <w:rPr>
+                <w:rFonts w:cs="Arial"/>
+              </w:rPr>
+              <w:t>.</w:t>
+            </w:r>
+          </w:p>
+          <w:p>
+            <w:pPr>
+              <w:pStyle w:val="Listenabsatz"/>
+              <w:numPr>
+                <w:ilvl w:val="0"/>
+                <w:numId w:val="42"/>
+              </w:numPr>
+              <w:rPr>
+                <w:rFonts w:cs="Arial"/>
+              </w:rPr>
+            </w:pPr>
+            <w:r>
+              <w:rPr>
+                <w:rFonts w:cs="Arial"/>
+              </w:rPr>
+              <w:t>Start Knopf für Spracherkennung drücken</w:t>
+            </w:r>
+            <w:r>
+              <w:rPr>
+                <w:rFonts w:cs="Arial"/>
+              </w:rPr>
+              <w:t>.</w:t>
+            </w:r>
+          </w:p>
+          <w:p>
+            <w:pPr>
+              <w:pStyle w:val="Listenabsatz"/>
+              <w:numPr>
+                <w:ilvl w:val="0"/>
+                <w:numId w:val="42"/>
+              </w:numPr>
+              <w:rPr>
+                <w:rFonts w:cs="Arial"/>
+              </w:rPr>
+            </w:pPr>
+            <w:r>
+              <w:rPr>
+                <w:rFonts w:cs="Arial"/>
+              </w:rPr>
+              <w:t>Sprachbefehl sagen.</w:t>
+            </w:r>
+          </w:p>
+        </w:tc>
+      </w:tr>
+      <w:tr>
+        <w:trPr>
+          <w:trHeight w:val="677"/>
+          <w:jc w:val="center"/>
+        </w:trPr>
+        <w:tc>
+          <w:tcPr>
+            <w:tcW w:w="1561" w:type="pct"/>
+            <w:tcBorders>
+              <w:top w:val="single" w:sz="12" w:space="0" w:color="auto"/>
+              <w:bottom w:val="single" w:sz="12" w:space="0" w:color="auto"/>
+            </w:tcBorders>
+            <w:vAlign w:val="center"/>
+          </w:tcPr>
+          <w:p>
+            <w:pPr>
+              <w:rPr>
+                <w:rFonts w:cs="Arial"/>
+              </w:rPr>
+            </w:pPr>
+            <w:r>
+              <w:rPr>
+                <w:rFonts w:cs="Arial"/>
+              </w:rPr>
+              <w:t>Output</w:t>
+            </w:r>
+          </w:p>
+        </w:tc>
+        <w:tc>
+          <w:tcPr>
+            <w:tcW w:w="3439" w:type="pct"/>
+            <w:tcBorders>
+              <w:top w:val="single" w:sz="12" w:space="0" w:color="auto"/>
+              <w:bottom w:val="single" w:sz="12" w:space="0" w:color="auto"/>
+            </w:tcBorders>
+            <w:vAlign w:val="center"/>
+          </w:tcPr>
+          <w:p>
+            <w:pPr>
+              <w:pStyle w:val="Listenabsatz"/>
+              <w:numPr>
+                <w:ilvl w:val="0"/>
+                <w:numId w:val="43"/>
+              </w:numPr>
+              <w:rPr>
+                <w:rFonts w:cs="Arial"/>
+              </w:rPr>
+            </w:pPr>
+            <w:r>
+              <w:rPr>
+                <w:rFonts w:cs="Arial"/>
+              </w:rPr>
+              <w:t>Knopf hat nun den Text „Start“</w:t>
+            </w:r>
+            <w:r>
+              <w:rPr>
+                <w:rFonts w:cs="Arial"/>
+              </w:rPr>
+              <w:t>.</w:t>
+            </w:r>
+          </w:p>
+          <w:p>
+            <w:pPr>
+              <w:pStyle w:val="Listenabsatz"/>
+              <w:numPr>
+                <w:ilvl w:val="0"/>
+                <w:numId w:val="43"/>
+              </w:numPr>
+              <w:rPr>
+                <w:rFonts w:cs="Arial"/>
+              </w:rPr>
+            </w:pPr>
+            <w:r>
+              <w:rPr>
+                <w:rFonts w:cs="Arial"/>
+              </w:rPr>
+              <w:t>Auf Sprachbefehl wird nicht reagiert.</w:t>
+            </w:r>
+          </w:p>
+        </w:tc>
+      </w:tr>
+    </w:tbl>
     <w:p/>
     <w:sectPr>
       <w:headerReference w:type="default" r:id="rId8"/>
@@ -4393,6 +7061,95 @@
     </w:lvl>
   </w:abstractNum>
   <w:abstractNum w:abstractNumId="7" w15:restartNumberingAfterBreak="0">
+    <w:nsid w:val="235E7323"/>
+    <w:multiLevelType w:val="hybridMultilevel"/>
+    <w:tmpl w:val="BCA82E9A"/>
+    <w:lvl w:ilvl="0" w:tplc="0407000F">
+      <w:start w:val="1"/>
+      <w:numFmt w:val="decimal"/>
+      <w:lvlText w:val="%1."/>
+      <w:lvlJc w:val="left"/>
+      <w:pPr>
+        <w:ind w:left="720" w:hanging="360"/>
+      </w:pPr>
+      <w:rPr>
+        <w:rFonts w:hint="default"/>
+      </w:rPr>
+    </w:lvl>
+    <w:lvl w:ilvl="1" w:tplc="04070019" w:tentative="1">
+      <w:start w:val="1"/>
+      <w:numFmt w:val="lowerLetter"/>
+      <w:lvlText w:val="%2."/>
+      <w:lvlJc w:val="left"/>
+      <w:pPr>
+        <w:ind w:left="1440" w:hanging="360"/>
+      </w:pPr>
+    </w:lvl>
+    <w:lvl w:ilvl="2" w:tplc="0407001B" w:tentative="1">
+      <w:start w:val="1"/>
+      <w:numFmt w:val="lowerRoman"/>
+      <w:lvlText w:val="%3."/>
+      <w:lvlJc w:val="right"/>
+      <w:pPr>
+        <w:ind w:left="2160" w:hanging="180"/>
+      </w:pPr>
+    </w:lvl>
+    <w:lvl w:ilvl="3" w:tplc="0407000F" w:tentative="1">
+      <w:start w:val="1"/>
+      <w:numFmt w:val="decimal"/>
+      <w:lvlText w:val="%4."/>
+      <w:lvlJc w:val="left"/>
+      <w:pPr>
+        <w:ind w:left="2880" w:hanging="360"/>
+      </w:pPr>
+    </w:lvl>
+    <w:lvl w:ilvl="4" w:tplc="04070019" w:tentative="1">
+      <w:start w:val="1"/>
+      <w:numFmt w:val="lowerLetter"/>
+      <w:lvlText w:val="%5."/>
+      <w:lvlJc w:val="left"/>
+      <w:pPr>
+        <w:ind w:left="3600" w:hanging="360"/>
+      </w:pPr>
+    </w:lvl>
+    <w:lvl w:ilvl="5" w:tplc="0407001B" w:tentative="1">
+      <w:start w:val="1"/>
+      <w:numFmt w:val="lowerRoman"/>
+      <w:lvlText w:val="%6."/>
+      <w:lvlJc w:val="right"/>
+      <w:pPr>
+        <w:ind w:left="4320" w:hanging="180"/>
+      </w:pPr>
+    </w:lvl>
+    <w:lvl w:ilvl="6" w:tplc="0407000F" w:tentative="1">
+      <w:start w:val="1"/>
+      <w:numFmt w:val="decimal"/>
+      <w:lvlText w:val="%7."/>
+      <w:lvlJc w:val="left"/>
+      <w:pPr>
+        <w:ind w:left="5040" w:hanging="360"/>
+      </w:pPr>
+    </w:lvl>
+    <w:lvl w:ilvl="7" w:tplc="04070019" w:tentative="1">
+      <w:start w:val="1"/>
+      <w:numFmt w:val="lowerLetter"/>
+      <w:lvlText w:val="%8."/>
+      <w:lvlJc w:val="left"/>
+      <w:pPr>
+        <w:ind w:left="5760" w:hanging="360"/>
+      </w:pPr>
+    </w:lvl>
+    <w:lvl w:ilvl="8" w:tplc="0407001B" w:tentative="1">
+      <w:start w:val="1"/>
+      <w:numFmt w:val="lowerRoman"/>
+      <w:lvlText w:val="%9."/>
+      <w:lvlJc w:val="right"/>
+      <w:pPr>
+        <w:ind w:left="6480" w:hanging="180"/>
+      </w:pPr>
+    </w:lvl>
+  </w:abstractNum>
+  <w:abstractNum w:abstractNumId="8" w15:restartNumberingAfterBreak="0">
     <w:nsid w:val="2AF65695"/>
     <w:multiLevelType w:val="multilevel"/>
     <w:tmpl w:val="B558996C"/>
@@ -4506,7 +7263,96 @@
       </w:rPr>
     </w:lvl>
   </w:abstractNum>
-  <w:abstractNum w:abstractNumId="8" w15:restartNumberingAfterBreak="0">
+  <w:abstractNum w:abstractNumId="9" w15:restartNumberingAfterBreak="0">
+    <w:nsid w:val="2B5C19A0"/>
+    <w:multiLevelType w:val="hybridMultilevel"/>
+    <w:tmpl w:val="999EB134"/>
+    <w:lvl w:ilvl="0" w:tplc="0407000F">
+      <w:start w:val="1"/>
+      <w:numFmt w:val="decimal"/>
+      <w:lvlText w:val="%1."/>
+      <w:lvlJc w:val="left"/>
+      <w:pPr>
+        <w:ind w:left="720" w:hanging="360"/>
+      </w:pPr>
+      <w:rPr>
+        <w:rFonts w:hint="default"/>
+      </w:rPr>
+    </w:lvl>
+    <w:lvl w:ilvl="1" w:tplc="04070019" w:tentative="1">
+      <w:start w:val="1"/>
+      <w:numFmt w:val="lowerLetter"/>
+      <w:lvlText w:val="%2."/>
+      <w:lvlJc w:val="left"/>
+      <w:pPr>
+        <w:ind w:left="1440" w:hanging="360"/>
+      </w:pPr>
+    </w:lvl>
+    <w:lvl w:ilvl="2" w:tplc="0407001B" w:tentative="1">
+      <w:start w:val="1"/>
+      <w:numFmt w:val="lowerRoman"/>
+      <w:lvlText w:val="%3."/>
+      <w:lvlJc w:val="right"/>
+      <w:pPr>
+        <w:ind w:left="2160" w:hanging="180"/>
+      </w:pPr>
+    </w:lvl>
+    <w:lvl w:ilvl="3" w:tplc="0407000F" w:tentative="1">
+      <w:start w:val="1"/>
+      <w:numFmt w:val="decimal"/>
+      <w:lvlText w:val="%4."/>
+      <w:lvlJc w:val="left"/>
+      <w:pPr>
+        <w:ind w:left="2880" w:hanging="360"/>
+      </w:pPr>
+    </w:lvl>
+    <w:lvl w:ilvl="4" w:tplc="04070019" w:tentative="1">
+      <w:start w:val="1"/>
+      <w:numFmt w:val="lowerLetter"/>
+      <w:lvlText w:val="%5."/>
+      <w:lvlJc w:val="left"/>
+      <w:pPr>
+        <w:ind w:left="3600" w:hanging="360"/>
+      </w:pPr>
+    </w:lvl>
+    <w:lvl w:ilvl="5" w:tplc="0407001B" w:tentative="1">
+      <w:start w:val="1"/>
+      <w:numFmt w:val="lowerRoman"/>
+      <w:lvlText w:val="%6."/>
+      <w:lvlJc w:val="right"/>
+      <w:pPr>
+        <w:ind w:left="4320" w:hanging="180"/>
+      </w:pPr>
+    </w:lvl>
+    <w:lvl w:ilvl="6" w:tplc="0407000F" w:tentative="1">
+      <w:start w:val="1"/>
+      <w:numFmt w:val="decimal"/>
+      <w:lvlText w:val="%7."/>
+      <w:lvlJc w:val="left"/>
+      <w:pPr>
+        <w:ind w:left="5040" w:hanging="360"/>
+      </w:pPr>
+    </w:lvl>
+    <w:lvl w:ilvl="7" w:tplc="04070019" w:tentative="1">
+      <w:start w:val="1"/>
+      <w:numFmt w:val="lowerLetter"/>
+      <w:lvlText w:val="%8."/>
+      <w:lvlJc w:val="left"/>
+      <w:pPr>
+        <w:ind w:left="5760" w:hanging="360"/>
+      </w:pPr>
+    </w:lvl>
+    <w:lvl w:ilvl="8" w:tplc="0407001B" w:tentative="1">
+      <w:start w:val="1"/>
+      <w:numFmt w:val="lowerRoman"/>
+      <w:lvlText w:val="%9."/>
+      <w:lvlJc w:val="right"/>
+      <w:pPr>
+        <w:ind w:left="6480" w:hanging="180"/>
+      </w:pPr>
+    </w:lvl>
+  </w:abstractNum>
+  <w:abstractNum w:abstractNumId="10" w15:restartNumberingAfterBreak="0">
     <w:nsid w:val="2C740CAE"/>
     <w:multiLevelType w:val="multilevel"/>
     <w:tmpl w:val="B558996C"/>
@@ -4621,7 +7467,96 @@
       </w:rPr>
     </w:lvl>
   </w:abstractNum>
-  <w:abstractNum w:abstractNumId="9" w15:restartNumberingAfterBreak="0">
+  <w:abstractNum w:abstractNumId="11" w15:restartNumberingAfterBreak="0">
+    <w:nsid w:val="30AC70E6"/>
+    <w:multiLevelType w:val="hybridMultilevel"/>
+    <w:tmpl w:val="F6D87530"/>
+    <w:lvl w:ilvl="0" w:tplc="0407000F">
+      <w:start w:val="1"/>
+      <w:numFmt w:val="decimal"/>
+      <w:lvlText w:val="%1."/>
+      <w:lvlJc w:val="left"/>
+      <w:pPr>
+        <w:ind w:left="720" w:hanging="360"/>
+      </w:pPr>
+      <w:rPr>
+        <w:rFonts w:hint="default"/>
+      </w:rPr>
+    </w:lvl>
+    <w:lvl w:ilvl="1" w:tplc="04070019" w:tentative="1">
+      <w:start w:val="1"/>
+      <w:numFmt w:val="lowerLetter"/>
+      <w:lvlText w:val="%2."/>
+      <w:lvlJc w:val="left"/>
+      <w:pPr>
+        <w:ind w:left="1440" w:hanging="360"/>
+      </w:pPr>
+    </w:lvl>
+    <w:lvl w:ilvl="2" w:tplc="0407001B" w:tentative="1">
+      <w:start w:val="1"/>
+      <w:numFmt w:val="lowerRoman"/>
+      <w:lvlText w:val="%3."/>
+      <w:lvlJc w:val="right"/>
+      <w:pPr>
+        <w:ind w:left="2160" w:hanging="180"/>
+      </w:pPr>
+    </w:lvl>
+    <w:lvl w:ilvl="3" w:tplc="0407000F" w:tentative="1">
+      <w:start w:val="1"/>
+      <w:numFmt w:val="decimal"/>
+      <w:lvlText w:val="%4."/>
+      <w:lvlJc w:val="left"/>
+      <w:pPr>
+        <w:ind w:left="2880" w:hanging="360"/>
+      </w:pPr>
+    </w:lvl>
+    <w:lvl w:ilvl="4" w:tplc="04070019" w:tentative="1">
+      <w:start w:val="1"/>
+      <w:numFmt w:val="lowerLetter"/>
+      <w:lvlText w:val="%5."/>
+      <w:lvlJc w:val="left"/>
+      <w:pPr>
+        <w:ind w:left="3600" w:hanging="360"/>
+      </w:pPr>
+    </w:lvl>
+    <w:lvl w:ilvl="5" w:tplc="0407001B" w:tentative="1">
+      <w:start w:val="1"/>
+      <w:numFmt w:val="lowerRoman"/>
+      <w:lvlText w:val="%6."/>
+      <w:lvlJc w:val="right"/>
+      <w:pPr>
+        <w:ind w:left="4320" w:hanging="180"/>
+      </w:pPr>
+    </w:lvl>
+    <w:lvl w:ilvl="6" w:tplc="0407000F" w:tentative="1">
+      <w:start w:val="1"/>
+      <w:numFmt w:val="decimal"/>
+      <w:lvlText w:val="%7."/>
+      <w:lvlJc w:val="left"/>
+      <w:pPr>
+        <w:ind w:left="5040" w:hanging="360"/>
+      </w:pPr>
+    </w:lvl>
+    <w:lvl w:ilvl="7" w:tplc="04070019" w:tentative="1">
+      <w:start w:val="1"/>
+      <w:numFmt w:val="lowerLetter"/>
+      <w:lvlText w:val="%8."/>
+      <w:lvlJc w:val="left"/>
+      <w:pPr>
+        <w:ind w:left="5760" w:hanging="360"/>
+      </w:pPr>
+    </w:lvl>
+    <w:lvl w:ilvl="8" w:tplc="0407001B" w:tentative="1">
+      <w:start w:val="1"/>
+      <w:numFmt w:val="lowerRoman"/>
+      <w:lvlText w:val="%9."/>
+      <w:lvlJc w:val="right"/>
+      <w:pPr>
+        <w:ind w:left="6480" w:hanging="180"/>
+      </w:pPr>
+    </w:lvl>
+  </w:abstractNum>
+  <w:abstractNum w:abstractNumId="12" w15:restartNumberingAfterBreak="0">
     <w:nsid w:val="30D81290"/>
     <w:multiLevelType w:val="hybridMultilevel"/>
     <w:tmpl w:val="8932B884"/>
@@ -4734,7 +7669,185 @@
       </w:rPr>
     </w:lvl>
   </w:abstractNum>
-  <w:abstractNum w:abstractNumId="10" w15:restartNumberingAfterBreak="0">
+  <w:abstractNum w:abstractNumId="13" w15:restartNumberingAfterBreak="0">
+    <w:nsid w:val="3319037C"/>
+    <w:multiLevelType w:val="hybridMultilevel"/>
+    <w:tmpl w:val="7A9C47D4"/>
+    <w:lvl w:ilvl="0" w:tplc="0407000F">
+      <w:start w:val="1"/>
+      <w:numFmt w:val="decimal"/>
+      <w:lvlText w:val="%1."/>
+      <w:lvlJc w:val="left"/>
+      <w:pPr>
+        <w:ind w:left="720" w:hanging="360"/>
+      </w:pPr>
+      <w:rPr>
+        <w:rFonts w:hint="default"/>
+      </w:rPr>
+    </w:lvl>
+    <w:lvl w:ilvl="1" w:tplc="04070019" w:tentative="1">
+      <w:start w:val="1"/>
+      <w:numFmt w:val="lowerLetter"/>
+      <w:lvlText w:val="%2."/>
+      <w:lvlJc w:val="left"/>
+      <w:pPr>
+        <w:ind w:left="1440" w:hanging="360"/>
+      </w:pPr>
+    </w:lvl>
+    <w:lvl w:ilvl="2" w:tplc="0407001B" w:tentative="1">
+      <w:start w:val="1"/>
+      <w:numFmt w:val="lowerRoman"/>
+      <w:lvlText w:val="%3."/>
+      <w:lvlJc w:val="right"/>
+      <w:pPr>
+        <w:ind w:left="2160" w:hanging="180"/>
+      </w:pPr>
+    </w:lvl>
+    <w:lvl w:ilvl="3" w:tplc="0407000F" w:tentative="1">
+      <w:start w:val="1"/>
+      <w:numFmt w:val="decimal"/>
+      <w:lvlText w:val="%4."/>
+      <w:lvlJc w:val="left"/>
+      <w:pPr>
+        <w:ind w:left="2880" w:hanging="360"/>
+      </w:pPr>
+    </w:lvl>
+    <w:lvl w:ilvl="4" w:tplc="04070019" w:tentative="1">
+      <w:start w:val="1"/>
+      <w:numFmt w:val="lowerLetter"/>
+      <w:lvlText w:val="%5."/>
+      <w:lvlJc w:val="left"/>
+      <w:pPr>
+        <w:ind w:left="3600" w:hanging="360"/>
+      </w:pPr>
+    </w:lvl>
+    <w:lvl w:ilvl="5" w:tplc="0407001B" w:tentative="1">
+      <w:start w:val="1"/>
+      <w:numFmt w:val="lowerRoman"/>
+      <w:lvlText w:val="%6."/>
+      <w:lvlJc w:val="right"/>
+      <w:pPr>
+        <w:ind w:left="4320" w:hanging="180"/>
+      </w:pPr>
+    </w:lvl>
+    <w:lvl w:ilvl="6" w:tplc="0407000F" w:tentative="1">
+      <w:start w:val="1"/>
+      <w:numFmt w:val="decimal"/>
+      <w:lvlText w:val="%7."/>
+      <w:lvlJc w:val="left"/>
+      <w:pPr>
+        <w:ind w:left="5040" w:hanging="360"/>
+      </w:pPr>
+    </w:lvl>
+    <w:lvl w:ilvl="7" w:tplc="04070019" w:tentative="1">
+      <w:start w:val="1"/>
+      <w:numFmt w:val="lowerLetter"/>
+      <w:lvlText w:val="%8."/>
+      <w:lvlJc w:val="left"/>
+      <w:pPr>
+        <w:ind w:left="5760" w:hanging="360"/>
+      </w:pPr>
+    </w:lvl>
+    <w:lvl w:ilvl="8" w:tplc="0407001B" w:tentative="1">
+      <w:start w:val="1"/>
+      <w:numFmt w:val="lowerRoman"/>
+      <w:lvlText w:val="%9."/>
+      <w:lvlJc w:val="right"/>
+      <w:pPr>
+        <w:ind w:left="6480" w:hanging="180"/>
+      </w:pPr>
+    </w:lvl>
+  </w:abstractNum>
+  <w:abstractNum w:abstractNumId="14" w15:restartNumberingAfterBreak="0">
+    <w:nsid w:val="351F359E"/>
+    <w:multiLevelType w:val="hybridMultilevel"/>
+    <w:tmpl w:val="DE18CFE8"/>
+    <w:lvl w:ilvl="0" w:tplc="0407000F">
+      <w:start w:val="1"/>
+      <w:numFmt w:val="decimal"/>
+      <w:lvlText w:val="%1."/>
+      <w:lvlJc w:val="left"/>
+      <w:pPr>
+        <w:ind w:left="720" w:hanging="360"/>
+      </w:pPr>
+      <w:rPr>
+        <w:rFonts w:hint="default"/>
+      </w:rPr>
+    </w:lvl>
+    <w:lvl w:ilvl="1" w:tplc="04070019" w:tentative="1">
+      <w:start w:val="1"/>
+      <w:numFmt w:val="lowerLetter"/>
+      <w:lvlText w:val="%2."/>
+      <w:lvlJc w:val="left"/>
+      <w:pPr>
+        <w:ind w:left="1440" w:hanging="360"/>
+      </w:pPr>
+    </w:lvl>
+    <w:lvl w:ilvl="2" w:tplc="0407001B" w:tentative="1">
+      <w:start w:val="1"/>
+      <w:numFmt w:val="lowerRoman"/>
+      <w:lvlText w:val="%3."/>
+      <w:lvlJc w:val="right"/>
+      <w:pPr>
+        <w:ind w:left="2160" w:hanging="180"/>
+      </w:pPr>
+    </w:lvl>
+    <w:lvl w:ilvl="3" w:tplc="0407000F" w:tentative="1">
+      <w:start w:val="1"/>
+      <w:numFmt w:val="decimal"/>
+      <w:lvlText w:val="%4."/>
+      <w:lvlJc w:val="left"/>
+      <w:pPr>
+        <w:ind w:left="2880" w:hanging="360"/>
+      </w:pPr>
+    </w:lvl>
+    <w:lvl w:ilvl="4" w:tplc="04070019" w:tentative="1">
+      <w:start w:val="1"/>
+      <w:numFmt w:val="lowerLetter"/>
+      <w:lvlText w:val="%5."/>
+      <w:lvlJc w:val="left"/>
+      <w:pPr>
+        <w:ind w:left="3600" w:hanging="360"/>
+      </w:pPr>
+    </w:lvl>
+    <w:lvl w:ilvl="5" w:tplc="0407001B" w:tentative="1">
+      <w:start w:val="1"/>
+      <w:numFmt w:val="lowerRoman"/>
+      <w:lvlText w:val="%6."/>
+      <w:lvlJc w:val="right"/>
+      <w:pPr>
+        <w:ind w:left="4320" w:hanging="180"/>
+      </w:pPr>
+    </w:lvl>
+    <w:lvl w:ilvl="6" w:tplc="0407000F" w:tentative="1">
+      <w:start w:val="1"/>
+      <w:numFmt w:val="decimal"/>
+      <w:lvlText w:val="%7."/>
+      <w:lvlJc w:val="left"/>
+      <w:pPr>
+        <w:ind w:left="5040" w:hanging="360"/>
+      </w:pPr>
+    </w:lvl>
+    <w:lvl w:ilvl="7" w:tplc="04070019" w:tentative="1">
+      <w:start w:val="1"/>
+      <w:numFmt w:val="lowerLetter"/>
+      <w:lvlText w:val="%8."/>
+      <w:lvlJc w:val="left"/>
+      <w:pPr>
+        <w:ind w:left="5760" w:hanging="360"/>
+      </w:pPr>
+    </w:lvl>
+    <w:lvl w:ilvl="8" w:tplc="0407001B" w:tentative="1">
+      <w:start w:val="1"/>
+      <w:numFmt w:val="lowerRoman"/>
+      <w:lvlText w:val="%9."/>
+      <w:lvlJc w:val="right"/>
+      <w:pPr>
+        <w:ind w:left="6480" w:hanging="180"/>
+      </w:pPr>
+    </w:lvl>
+  </w:abstractNum>
+  <w:abstractNum w:abstractNumId="15" w15:restartNumberingAfterBreak="0">
     <w:nsid w:val="35E96FFF"/>
     <w:multiLevelType w:val="hybridMultilevel"/>
     <w:tmpl w:val="A9FA8DE8"/>
@@ -4847,7 +7960,452 @@
       </w:rPr>
     </w:lvl>
   </w:abstractNum>
-  <w:abstractNum w:abstractNumId="11" w15:restartNumberingAfterBreak="0">
+  <w:abstractNum w:abstractNumId="16" w15:restartNumberingAfterBreak="0">
+    <w:nsid w:val="395F3D85"/>
+    <w:multiLevelType w:val="hybridMultilevel"/>
+    <w:tmpl w:val="BCA82E9A"/>
+    <w:lvl w:ilvl="0" w:tplc="FFFFFFFF">
+      <w:start w:val="1"/>
+      <w:numFmt w:val="decimal"/>
+      <w:lvlText w:val="%1."/>
+      <w:lvlJc w:val="left"/>
+      <w:pPr>
+        <w:ind w:left="720" w:hanging="360"/>
+      </w:pPr>
+      <w:rPr>
+        <w:rFonts w:hint="default"/>
+      </w:rPr>
+    </w:lvl>
+    <w:lvl w:ilvl="1" w:tplc="FFFFFFFF" w:tentative="1">
+      <w:start w:val="1"/>
+      <w:numFmt w:val="lowerLetter"/>
+      <w:lvlText w:val="%2."/>
+      <w:lvlJc w:val="left"/>
+      <w:pPr>
+        <w:ind w:left="1440" w:hanging="360"/>
+      </w:pPr>
+    </w:lvl>
+    <w:lvl w:ilvl="2" w:tplc="FFFFFFFF" w:tentative="1">
+      <w:start w:val="1"/>
+      <w:numFmt w:val="lowerRoman"/>
+      <w:lvlText w:val="%3."/>
+      <w:lvlJc w:val="right"/>
+      <w:pPr>
+        <w:ind w:left="2160" w:hanging="180"/>
+      </w:pPr>
+    </w:lvl>
+    <w:lvl w:ilvl="3" w:tplc="FFFFFFFF" w:tentative="1">
+      <w:start w:val="1"/>
+      <w:numFmt w:val="decimal"/>
+      <w:lvlText w:val="%4."/>
+      <w:lvlJc w:val="left"/>
+      <w:pPr>
+        <w:ind w:left="2880" w:hanging="360"/>
+      </w:pPr>
+    </w:lvl>
+    <w:lvl w:ilvl="4" w:tplc="FFFFFFFF" w:tentative="1">
+      <w:start w:val="1"/>
+      <w:numFmt w:val="lowerLetter"/>
+      <w:lvlText w:val="%5."/>
+      <w:lvlJc w:val="left"/>
+      <w:pPr>
+        <w:ind w:left="3600" w:hanging="360"/>
+      </w:pPr>
+    </w:lvl>
+    <w:lvl w:ilvl="5" w:tplc="FFFFFFFF" w:tentative="1">
+      <w:start w:val="1"/>
+      <w:numFmt w:val="lowerRoman"/>
+      <w:lvlText w:val="%6."/>
+      <w:lvlJc w:val="right"/>
+      <w:pPr>
+        <w:ind w:left="4320" w:hanging="180"/>
+      </w:pPr>
+    </w:lvl>
+    <w:lvl w:ilvl="6" w:tplc="FFFFFFFF" w:tentative="1">
+      <w:start w:val="1"/>
+      <w:numFmt w:val="decimal"/>
+      <w:lvlText w:val="%7."/>
+      <w:lvlJc w:val="left"/>
+      <w:pPr>
+        <w:ind w:left="5040" w:hanging="360"/>
+      </w:pPr>
+    </w:lvl>
+    <w:lvl w:ilvl="7" w:tplc="FFFFFFFF" w:tentative="1">
+      <w:start w:val="1"/>
+      <w:numFmt w:val="lowerLetter"/>
+      <w:lvlText w:val="%8."/>
+      <w:lvlJc w:val="left"/>
+      <w:pPr>
+        <w:ind w:left="5760" w:hanging="360"/>
+      </w:pPr>
+    </w:lvl>
+    <w:lvl w:ilvl="8" w:tplc="FFFFFFFF" w:tentative="1">
+      <w:start w:val="1"/>
+      <w:numFmt w:val="lowerRoman"/>
+      <w:lvlText w:val="%9."/>
+      <w:lvlJc w:val="right"/>
+      <w:pPr>
+        <w:ind w:left="6480" w:hanging="180"/>
+      </w:pPr>
+    </w:lvl>
+  </w:abstractNum>
+  <w:abstractNum w:abstractNumId="17" w15:restartNumberingAfterBreak="0">
+    <w:nsid w:val="3D98361E"/>
+    <w:multiLevelType w:val="hybridMultilevel"/>
+    <w:tmpl w:val="FAAC2ECE"/>
+    <w:lvl w:ilvl="0" w:tplc="0407000F">
+      <w:start w:val="1"/>
+      <w:numFmt w:val="decimal"/>
+      <w:lvlText w:val="%1."/>
+      <w:lvlJc w:val="left"/>
+      <w:pPr>
+        <w:ind w:left="720" w:hanging="360"/>
+      </w:pPr>
+      <w:rPr>
+        <w:rFonts w:hint="default"/>
+      </w:rPr>
+    </w:lvl>
+    <w:lvl w:ilvl="1" w:tplc="04070019" w:tentative="1">
+      <w:start w:val="1"/>
+      <w:numFmt w:val="lowerLetter"/>
+      <w:lvlText w:val="%2."/>
+      <w:lvlJc w:val="left"/>
+      <w:pPr>
+        <w:ind w:left="1440" w:hanging="360"/>
+      </w:pPr>
+    </w:lvl>
+    <w:lvl w:ilvl="2" w:tplc="0407001B" w:tentative="1">
+      <w:start w:val="1"/>
+      <w:numFmt w:val="lowerRoman"/>
+      <w:lvlText w:val="%3."/>
+      <w:lvlJc w:val="right"/>
+      <w:pPr>
+        <w:ind w:left="2160" w:hanging="180"/>
+      </w:pPr>
+    </w:lvl>
+    <w:lvl w:ilvl="3" w:tplc="0407000F" w:tentative="1">
+      <w:start w:val="1"/>
+      <w:numFmt w:val="decimal"/>
+      <w:lvlText w:val="%4."/>
+      <w:lvlJc w:val="left"/>
+      <w:pPr>
+        <w:ind w:left="2880" w:hanging="360"/>
+      </w:pPr>
+    </w:lvl>
+    <w:lvl w:ilvl="4" w:tplc="04070019" w:tentative="1">
+      <w:start w:val="1"/>
+      <w:numFmt w:val="lowerLetter"/>
+      <w:lvlText w:val="%5."/>
+      <w:lvlJc w:val="left"/>
+      <w:pPr>
+        <w:ind w:left="3600" w:hanging="360"/>
+      </w:pPr>
+    </w:lvl>
+    <w:lvl w:ilvl="5" w:tplc="0407001B" w:tentative="1">
+      <w:start w:val="1"/>
+      <w:numFmt w:val="lowerRoman"/>
+      <w:lvlText w:val="%6."/>
+      <w:lvlJc w:val="right"/>
+      <w:pPr>
+        <w:ind w:left="4320" w:hanging="180"/>
+      </w:pPr>
+    </w:lvl>
+    <w:lvl w:ilvl="6" w:tplc="0407000F" w:tentative="1">
+      <w:start w:val="1"/>
+      <w:numFmt w:val="decimal"/>
+      <w:lvlText w:val="%7."/>
+      <w:lvlJc w:val="left"/>
+      <w:pPr>
+        <w:ind w:left="5040" w:hanging="360"/>
+      </w:pPr>
+    </w:lvl>
+    <w:lvl w:ilvl="7" w:tplc="04070019" w:tentative="1">
+      <w:start w:val="1"/>
+      <w:numFmt w:val="lowerLetter"/>
+      <w:lvlText w:val="%8."/>
+      <w:lvlJc w:val="left"/>
+      <w:pPr>
+        <w:ind w:left="5760" w:hanging="360"/>
+      </w:pPr>
+    </w:lvl>
+    <w:lvl w:ilvl="8" w:tplc="0407001B" w:tentative="1">
+      <w:start w:val="1"/>
+      <w:numFmt w:val="lowerRoman"/>
+      <w:lvlText w:val="%9."/>
+      <w:lvlJc w:val="right"/>
+      <w:pPr>
+        <w:ind w:left="6480" w:hanging="180"/>
+      </w:pPr>
+    </w:lvl>
+  </w:abstractNum>
+  <w:abstractNum w:abstractNumId="18" w15:restartNumberingAfterBreak="0">
+    <w:nsid w:val="41CD0744"/>
+    <w:multiLevelType w:val="hybridMultilevel"/>
+    <w:tmpl w:val="DC7E6A8C"/>
+    <w:lvl w:ilvl="0" w:tplc="21EEFC98">
+      <w:start w:val="1"/>
+      <w:numFmt w:val="decimal"/>
+      <w:lvlText w:val="%1."/>
+      <w:lvlJc w:val="left"/>
+      <w:pPr>
+        <w:ind w:left="420" w:hanging="360"/>
+      </w:pPr>
+      <w:rPr>
+        <w:rFonts w:hint="default"/>
+      </w:rPr>
+    </w:lvl>
+    <w:lvl w:ilvl="1" w:tplc="04070019" w:tentative="1">
+      <w:start w:val="1"/>
+      <w:numFmt w:val="lowerLetter"/>
+      <w:lvlText w:val="%2."/>
+      <w:lvlJc w:val="left"/>
+      <w:pPr>
+        <w:ind w:left="1140" w:hanging="360"/>
+      </w:pPr>
+    </w:lvl>
+    <w:lvl w:ilvl="2" w:tplc="0407001B" w:tentative="1">
+      <w:start w:val="1"/>
+      <w:numFmt w:val="lowerRoman"/>
+      <w:lvlText w:val="%3."/>
+      <w:lvlJc w:val="right"/>
+      <w:pPr>
+        <w:ind w:left="1860" w:hanging="180"/>
+      </w:pPr>
+    </w:lvl>
+    <w:lvl w:ilvl="3" w:tplc="0407000F" w:tentative="1">
+      <w:start w:val="1"/>
+      <w:numFmt w:val="decimal"/>
+      <w:lvlText w:val="%4."/>
+      <w:lvlJc w:val="left"/>
+      <w:pPr>
+        <w:ind w:left="2580" w:hanging="360"/>
+      </w:pPr>
+    </w:lvl>
+    <w:lvl w:ilvl="4" w:tplc="04070019" w:tentative="1">
+      <w:start w:val="1"/>
+      <w:numFmt w:val="lowerLetter"/>
+      <w:lvlText w:val="%5."/>
+      <w:lvlJc w:val="left"/>
+      <w:pPr>
+        <w:ind w:left="3300" w:hanging="360"/>
+      </w:pPr>
+    </w:lvl>
+    <w:lvl w:ilvl="5" w:tplc="0407001B" w:tentative="1">
+      <w:start w:val="1"/>
+      <w:numFmt w:val="lowerRoman"/>
+      <w:lvlText w:val="%6."/>
+      <w:lvlJc w:val="right"/>
+      <w:pPr>
+        <w:ind w:left="4020" w:hanging="180"/>
+      </w:pPr>
+    </w:lvl>
+    <w:lvl w:ilvl="6" w:tplc="0407000F" w:tentative="1">
+      <w:start w:val="1"/>
+      <w:numFmt w:val="decimal"/>
+      <w:lvlText w:val="%7."/>
+      <w:lvlJc w:val="left"/>
+      <w:pPr>
+        <w:ind w:left="4740" w:hanging="360"/>
+      </w:pPr>
+    </w:lvl>
+    <w:lvl w:ilvl="7" w:tplc="04070019" w:tentative="1">
+      <w:start w:val="1"/>
+      <w:numFmt w:val="lowerLetter"/>
+      <w:lvlText w:val="%8."/>
+      <w:lvlJc w:val="left"/>
+      <w:pPr>
+        <w:ind w:left="5460" w:hanging="360"/>
+      </w:pPr>
+    </w:lvl>
+    <w:lvl w:ilvl="8" w:tplc="0407001B" w:tentative="1">
+      <w:start w:val="1"/>
+      <w:numFmt w:val="lowerRoman"/>
+      <w:lvlText w:val="%9."/>
+      <w:lvlJc w:val="right"/>
+      <w:pPr>
+        <w:ind w:left="6180" w:hanging="180"/>
+      </w:pPr>
+    </w:lvl>
+  </w:abstractNum>
+  <w:abstractNum w:abstractNumId="19" w15:restartNumberingAfterBreak="0">
+    <w:nsid w:val="43A7173B"/>
+    <w:multiLevelType w:val="hybridMultilevel"/>
+    <w:tmpl w:val="2D2C5B2E"/>
+    <w:lvl w:ilvl="0" w:tplc="0407000F">
+      <w:start w:val="1"/>
+      <w:numFmt w:val="decimal"/>
+      <w:lvlText w:val="%1."/>
+      <w:lvlJc w:val="left"/>
+      <w:pPr>
+        <w:ind w:left="720" w:hanging="360"/>
+      </w:pPr>
+      <w:rPr>
+        <w:rFonts w:hint="default"/>
+      </w:rPr>
+    </w:lvl>
+    <w:lvl w:ilvl="1" w:tplc="04070019" w:tentative="1">
+      <w:start w:val="1"/>
+      <w:numFmt w:val="lowerLetter"/>
+      <w:lvlText w:val="%2."/>
+      <w:lvlJc w:val="left"/>
+      <w:pPr>
+        <w:ind w:left="1440" w:hanging="360"/>
+      </w:pPr>
+    </w:lvl>
+    <w:lvl w:ilvl="2" w:tplc="0407001B" w:tentative="1">
+      <w:start w:val="1"/>
+      <w:numFmt w:val="lowerRoman"/>
+      <w:lvlText w:val="%3."/>
+      <w:lvlJc w:val="right"/>
+      <w:pPr>
+        <w:ind w:left="2160" w:hanging="180"/>
+      </w:pPr>
+    </w:lvl>
+    <w:lvl w:ilvl="3" w:tplc="0407000F" w:tentative="1">
+      <w:start w:val="1"/>
+      <w:numFmt w:val="decimal"/>
+      <w:lvlText w:val="%4."/>
+      <w:lvlJc w:val="left"/>
+      <w:pPr>
+        <w:ind w:left="2880" w:hanging="360"/>
+      </w:pPr>
+    </w:lvl>
+    <w:lvl w:ilvl="4" w:tplc="04070019" w:tentative="1">
+      <w:start w:val="1"/>
+      <w:numFmt w:val="lowerLetter"/>
+      <w:lvlText w:val="%5."/>
+      <w:lvlJc w:val="left"/>
+      <w:pPr>
+        <w:ind w:left="3600" w:hanging="360"/>
+      </w:pPr>
+    </w:lvl>
+    <w:lvl w:ilvl="5" w:tplc="0407001B" w:tentative="1">
+      <w:start w:val="1"/>
+      <w:numFmt w:val="lowerRoman"/>
+      <w:lvlText w:val="%6."/>
+      <w:lvlJc w:val="right"/>
+      <w:pPr>
+        <w:ind w:left="4320" w:hanging="180"/>
+      </w:pPr>
+    </w:lvl>
+    <w:lvl w:ilvl="6" w:tplc="0407000F" w:tentative="1">
+      <w:start w:val="1"/>
+      <w:numFmt w:val="decimal"/>
+      <w:lvlText w:val="%7."/>
+      <w:lvlJc w:val="left"/>
+      <w:pPr>
+        <w:ind w:left="5040" w:hanging="360"/>
+      </w:pPr>
+    </w:lvl>
+    <w:lvl w:ilvl="7" w:tplc="04070019" w:tentative="1">
+      <w:start w:val="1"/>
+      <w:numFmt w:val="lowerLetter"/>
+      <w:lvlText w:val="%8."/>
+      <w:lvlJc w:val="left"/>
+      <w:pPr>
+        <w:ind w:left="5760" w:hanging="360"/>
+      </w:pPr>
+    </w:lvl>
+    <w:lvl w:ilvl="8" w:tplc="0407001B" w:tentative="1">
+      <w:start w:val="1"/>
+      <w:numFmt w:val="lowerRoman"/>
+      <w:lvlText w:val="%9."/>
+      <w:lvlJc w:val="right"/>
+      <w:pPr>
+        <w:ind w:left="6480" w:hanging="180"/>
+      </w:pPr>
+    </w:lvl>
+  </w:abstractNum>
+  <w:abstractNum w:abstractNumId="20" w15:restartNumberingAfterBreak="0">
+    <w:nsid w:val="442169C9"/>
+    <w:multiLevelType w:val="hybridMultilevel"/>
+    <w:tmpl w:val="4BA436C2"/>
+    <w:lvl w:ilvl="0" w:tplc="0407000F">
+      <w:start w:val="1"/>
+      <w:numFmt w:val="decimal"/>
+      <w:lvlText w:val="%1."/>
+      <w:lvlJc w:val="left"/>
+      <w:pPr>
+        <w:ind w:left="720" w:hanging="360"/>
+      </w:pPr>
+      <w:rPr>
+        <w:rFonts w:hint="default"/>
+      </w:rPr>
+    </w:lvl>
+    <w:lvl w:ilvl="1" w:tplc="04070019" w:tentative="1">
+      <w:start w:val="1"/>
+      <w:numFmt w:val="lowerLetter"/>
+      <w:lvlText w:val="%2."/>
+      <w:lvlJc w:val="left"/>
+      <w:pPr>
+        <w:ind w:left="1440" w:hanging="360"/>
+      </w:pPr>
+    </w:lvl>
+    <w:lvl w:ilvl="2" w:tplc="0407001B" w:tentative="1">
+      <w:start w:val="1"/>
+      <w:numFmt w:val="lowerRoman"/>
+      <w:lvlText w:val="%3."/>
+      <w:lvlJc w:val="right"/>
+      <w:pPr>
+        <w:ind w:left="2160" w:hanging="180"/>
+      </w:pPr>
+    </w:lvl>
+    <w:lvl w:ilvl="3" w:tplc="0407000F" w:tentative="1">
+      <w:start w:val="1"/>
+      <w:numFmt w:val="decimal"/>
+      <w:lvlText w:val="%4."/>
+      <w:lvlJc w:val="left"/>
+      <w:pPr>
+        <w:ind w:left="2880" w:hanging="360"/>
+      </w:pPr>
+    </w:lvl>
+    <w:lvl w:ilvl="4" w:tplc="04070019" w:tentative="1">
+      <w:start w:val="1"/>
+      <w:numFmt w:val="lowerLetter"/>
+      <w:lvlText w:val="%5."/>
+      <w:lvlJc w:val="left"/>
+      <w:pPr>
+        <w:ind w:left="3600" w:hanging="360"/>
+      </w:pPr>
+    </w:lvl>
+    <w:lvl w:ilvl="5" w:tplc="0407001B" w:tentative="1">
+      <w:start w:val="1"/>
+      <w:numFmt w:val="lowerRoman"/>
+      <w:lvlText w:val="%6."/>
+      <w:lvlJc w:val="right"/>
+      <w:pPr>
+        <w:ind w:left="4320" w:hanging="180"/>
+      </w:pPr>
+    </w:lvl>
+    <w:lvl w:ilvl="6" w:tplc="0407000F" w:tentative="1">
+      <w:start w:val="1"/>
+      <w:numFmt w:val="decimal"/>
+      <w:lvlText w:val="%7."/>
+      <w:lvlJc w:val="left"/>
+      <w:pPr>
+        <w:ind w:left="5040" w:hanging="360"/>
+      </w:pPr>
+    </w:lvl>
+    <w:lvl w:ilvl="7" w:tplc="04070019" w:tentative="1">
+      <w:start w:val="1"/>
+      <w:numFmt w:val="lowerLetter"/>
+      <w:lvlText w:val="%8."/>
+      <w:lvlJc w:val="left"/>
+      <w:pPr>
+        <w:ind w:left="5760" w:hanging="360"/>
+      </w:pPr>
+    </w:lvl>
+    <w:lvl w:ilvl="8" w:tplc="0407001B" w:tentative="1">
+      <w:start w:val="1"/>
+      <w:numFmt w:val="lowerRoman"/>
+      <w:lvlText w:val="%9."/>
+      <w:lvlJc w:val="right"/>
+      <w:pPr>
+        <w:ind w:left="6480" w:hanging="180"/>
+      </w:pPr>
+    </w:lvl>
+  </w:abstractNum>
+  <w:abstractNum w:abstractNumId="21" w15:restartNumberingAfterBreak="0">
     <w:nsid w:val="461B2D00"/>
     <w:multiLevelType w:val="multilevel"/>
     <w:tmpl w:val="0FA47722"/>
@@ -4960,7 +8518,96 @@
       </w:rPr>
     </w:lvl>
   </w:abstractNum>
-  <w:abstractNum w:abstractNumId="12" w15:restartNumberingAfterBreak="0">
+  <w:abstractNum w:abstractNumId="22" w15:restartNumberingAfterBreak="0">
+    <w:nsid w:val="47E26A6E"/>
+    <w:multiLevelType w:val="hybridMultilevel"/>
+    <w:tmpl w:val="9A843484"/>
+    <w:lvl w:ilvl="0" w:tplc="3BF6CA96">
+      <w:start w:val="1"/>
+      <w:numFmt w:val="decimal"/>
+      <w:lvlText w:val="%1."/>
+      <w:lvlJc w:val="left"/>
+      <w:pPr>
+        <w:ind w:left="1080" w:hanging="360"/>
+      </w:pPr>
+      <w:rPr>
+        <w:rFonts w:hint="default"/>
+      </w:rPr>
+    </w:lvl>
+    <w:lvl w:ilvl="1" w:tplc="04070019" w:tentative="1">
+      <w:start w:val="1"/>
+      <w:numFmt w:val="lowerLetter"/>
+      <w:lvlText w:val="%2."/>
+      <w:lvlJc w:val="left"/>
+      <w:pPr>
+        <w:ind w:left="1800" w:hanging="360"/>
+      </w:pPr>
+    </w:lvl>
+    <w:lvl w:ilvl="2" w:tplc="0407001B" w:tentative="1">
+      <w:start w:val="1"/>
+      <w:numFmt w:val="lowerRoman"/>
+      <w:lvlText w:val="%3."/>
+      <w:lvlJc w:val="right"/>
+      <w:pPr>
+        <w:ind w:left="2520" w:hanging="180"/>
+      </w:pPr>
+    </w:lvl>
+    <w:lvl w:ilvl="3" w:tplc="0407000F" w:tentative="1">
+      <w:start w:val="1"/>
+      <w:numFmt w:val="decimal"/>
+      <w:lvlText w:val="%4."/>
+      <w:lvlJc w:val="left"/>
+      <w:pPr>
+        <w:ind w:left="3240" w:hanging="360"/>
+      </w:pPr>
+    </w:lvl>
+    <w:lvl w:ilvl="4" w:tplc="04070019" w:tentative="1">
+      <w:start w:val="1"/>
+      <w:numFmt w:val="lowerLetter"/>
+      <w:lvlText w:val="%5."/>
+      <w:lvlJc w:val="left"/>
+      <w:pPr>
+        <w:ind w:left="3960" w:hanging="360"/>
+      </w:pPr>
+    </w:lvl>
+    <w:lvl w:ilvl="5" w:tplc="0407001B" w:tentative="1">
+      <w:start w:val="1"/>
+      <w:numFmt w:val="lowerRoman"/>
+      <w:lvlText w:val="%6."/>
+      <w:lvlJc w:val="right"/>
+      <w:pPr>
+        <w:ind w:left="4680" w:hanging="180"/>
+      </w:pPr>
+    </w:lvl>
+    <w:lvl w:ilvl="6" w:tplc="0407000F" w:tentative="1">
+      <w:start w:val="1"/>
+      <w:numFmt w:val="decimal"/>
+      <w:lvlText w:val="%7."/>
+      <w:lvlJc w:val="left"/>
+      <w:pPr>
+        <w:ind w:left="5400" w:hanging="360"/>
+      </w:pPr>
+    </w:lvl>
+    <w:lvl w:ilvl="7" w:tplc="04070019" w:tentative="1">
+      <w:start w:val="1"/>
+      <w:numFmt w:val="lowerLetter"/>
+      <w:lvlText w:val="%8."/>
+      <w:lvlJc w:val="left"/>
+      <w:pPr>
+        <w:ind w:left="6120" w:hanging="360"/>
+      </w:pPr>
+    </w:lvl>
+    <w:lvl w:ilvl="8" w:tplc="0407001B" w:tentative="1">
+      <w:start w:val="1"/>
+      <w:numFmt w:val="lowerRoman"/>
+      <w:lvlText w:val="%9."/>
+      <w:lvlJc w:val="right"/>
+      <w:pPr>
+        <w:ind w:left="6840" w:hanging="180"/>
+      </w:pPr>
+    </w:lvl>
+  </w:abstractNum>
+  <w:abstractNum w:abstractNumId="23" w15:restartNumberingAfterBreak="0">
     <w:nsid w:val="4C7C6E31"/>
     <w:multiLevelType w:val="hybridMultilevel"/>
     <w:tmpl w:val="2256B19E"/>
@@ -5073,7 +8720,7 @@
       </w:rPr>
     </w:lvl>
   </w:abstractNum>
-  <w:abstractNum w:abstractNumId="13" w15:restartNumberingAfterBreak="0">
+  <w:abstractNum w:abstractNumId="24" w15:restartNumberingAfterBreak="0">
     <w:nsid w:val="5141782E"/>
     <w:multiLevelType w:val="hybridMultilevel"/>
     <w:tmpl w:val="7A30E878"/>
@@ -5186,7 +8833,96 @@
       </w:rPr>
     </w:lvl>
   </w:abstractNum>
-  <w:abstractNum w:abstractNumId="14" w15:restartNumberingAfterBreak="0">
+  <w:abstractNum w:abstractNumId="25" w15:restartNumberingAfterBreak="0">
+    <w:nsid w:val="5D0D7E08"/>
+    <w:multiLevelType w:val="hybridMultilevel"/>
+    <w:tmpl w:val="ACCC98B6"/>
+    <w:lvl w:ilvl="0" w:tplc="0407000F">
+      <w:start w:val="1"/>
+      <w:numFmt w:val="decimal"/>
+      <w:lvlText w:val="%1."/>
+      <w:lvlJc w:val="left"/>
+      <w:pPr>
+        <w:ind w:left="720" w:hanging="360"/>
+      </w:pPr>
+      <w:rPr>
+        <w:rFonts w:hint="default"/>
+      </w:rPr>
+    </w:lvl>
+    <w:lvl w:ilvl="1" w:tplc="04070019" w:tentative="1">
+      <w:start w:val="1"/>
+      <w:numFmt w:val="lowerLetter"/>
+      <w:lvlText w:val="%2."/>
+      <w:lvlJc w:val="left"/>
+      <w:pPr>
+        <w:ind w:left="1440" w:hanging="360"/>
+      </w:pPr>
+    </w:lvl>
+    <w:lvl w:ilvl="2" w:tplc="0407001B" w:tentative="1">
+      <w:start w:val="1"/>
+      <w:numFmt w:val="lowerRoman"/>
+      <w:lvlText w:val="%3."/>
+      <w:lvlJc w:val="right"/>
+      <w:pPr>
+        <w:ind w:left="2160" w:hanging="180"/>
+      </w:pPr>
+    </w:lvl>
+    <w:lvl w:ilvl="3" w:tplc="0407000F" w:tentative="1">
+      <w:start w:val="1"/>
+      <w:numFmt w:val="decimal"/>
+      <w:lvlText w:val="%4."/>
+      <w:lvlJc w:val="left"/>
+      <w:pPr>
+        <w:ind w:left="2880" w:hanging="360"/>
+      </w:pPr>
+    </w:lvl>
+    <w:lvl w:ilvl="4" w:tplc="04070019" w:tentative="1">
+      <w:start w:val="1"/>
+      <w:numFmt w:val="lowerLetter"/>
+      <w:lvlText w:val="%5."/>
+      <w:lvlJc w:val="left"/>
+      <w:pPr>
+        <w:ind w:left="3600" w:hanging="360"/>
+      </w:pPr>
+    </w:lvl>
+    <w:lvl w:ilvl="5" w:tplc="0407001B" w:tentative="1">
+      <w:start w:val="1"/>
+      <w:numFmt w:val="lowerRoman"/>
+      <w:lvlText w:val="%6."/>
+      <w:lvlJc w:val="right"/>
+      <w:pPr>
+        <w:ind w:left="4320" w:hanging="180"/>
+      </w:pPr>
+    </w:lvl>
+    <w:lvl w:ilvl="6" w:tplc="0407000F" w:tentative="1">
+      <w:start w:val="1"/>
+      <w:numFmt w:val="decimal"/>
+      <w:lvlText w:val="%7."/>
+      <w:lvlJc w:val="left"/>
+      <w:pPr>
+        <w:ind w:left="5040" w:hanging="360"/>
+      </w:pPr>
+    </w:lvl>
+    <w:lvl w:ilvl="7" w:tplc="04070019" w:tentative="1">
+      <w:start w:val="1"/>
+      <w:numFmt w:val="lowerLetter"/>
+      <w:lvlText w:val="%8."/>
+      <w:lvlJc w:val="left"/>
+      <w:pPr>
+        <w:ind w:left="5760" w:hanging="360"/>
+      </w:pPr>
+    </w:lvl>
+    <w:lvl w:ilvl="8" w:tplc="0407001B" w:tentative="1">
+      <w:start w:val="1"/>
+      <w:numFmt w:val="lowerRoman"/>
+      <w:lvlText w:val="%9."/>
+      <w:lvlJc w:val="right"/>
+      <w:pPr>
+        <w:ind w:left="6480" w:hanging="180"/>
+      </w:pPr>
+    </w:lvl>
+  </w:abstractNum>
+  <w:abstractNum w:abstractNumId="26" w15:restartNumberingAfterBreak="0">
     <w:nsid w:val="5E32664F"/>
     <w:multiLevelType w:val="multilevel"/>
     <w:tmpl w:val="3FEEEFF0"/>
@@ -5301,7 +9037,7 @@
       </w:rPr>
     </w:lvl>
   </w:abstractNum>
-  <w:abstractNum w:abstractNumId="15" w15:restartNumberingAfterBreak="0">
+  <w:abstractNum w:abstractNumId="27" w15:restartNumberingAfterBreak="0">
     <w:nsid w:val="624C39B3"/>
     <w:multiLevelType w:val="multilevel"/>
     <w:tmpl w:val="0FA47722"/>
@@ -5414,7 +9150,7 @@
       </w:rPr>
     </w:lvl>
   </w:abstractNum>
-  <w:abstractNum w:abstractNumId="16" w15:restartNumberingAfterBreak="0">
+  <w:abstractNum w:abstractNumId="28" w15:restartNumberingAfterBreak="0">
     <w:nsid w:val="62B27F50"/>
     <w:multiLevelType w:val="multilevel"/>
     <w:tmpl w:val="396C71E0"/>
@@ -5528,7 +9264,96 @@
       </w:rPr>
     </w:lvl>
   </w:abstractNum>
-  <w:abstractNum w:abstractNumId="17" w15:restartNumberingAfterBreak="0">
+  <w:abstractNum w:abstractNumId="29" w15:restartNumberingAfterBreak="0">
+    <w:nsid w:val="62E831E9"/>
+    <w:multiLevelType w:val="hybridMultilevel"/>
+    <w:tmpl w:val="2B98EADA"/>
+    <w:lvl w:ilvl="0" w:tplc="0407000F">
+      <w:start w:val="1"/>
+      <w:numFmt w:val="decimal"/>
+      <w:lvlText w:val="%1."/>
+      <w:lvlJc w:val="left"/>
+      <w:pPr>
+        <w:ind w:left="720" w:hanging="360"/>
+      </w:pPr>
+      <w:rPr>
+        <w:rFonts w:hint="default"/>
+      </w:rPr>
+    </w:lvl>
+    <w:lvl w:ilvl="1" w:tplc="04070019" w:tentative="1">
+      <w:start w:val="1"/>
+      <w:numFmt w:val="lowerLetter"/>
+      <w:lvlText w:val="%2."/>
+      <w:lvlJc w:val="left"/>
+      <w:pPr>
+        <w:ind w:left="1440" w:hanging="360"/>
+      </w:pPr>
+    </w:lvl>
+    <w:lvl w:ilvl="2" w:tplc="0407001B" w:tentative="1">
+      <w:start w:val="1"/>
+      <w:numFmt w:val="lowerRoman"/>
+      <w:lvlText w:val="%3."/>
+      <w:lvlJc w:val="right"/>
+      <w:pPr>
+        <w:ind w:left="2160" w:hanging="180"/>
+      </w:pPr>
+    </w:lvl>
+    <w:lvl w:ilvl="3" w:tplc="0407000F" w:tentative="1">
+      <w:start w:val="1"/>
+      <w:numFmt w:val="decimal"/>
+      <w:lvlText w:val="%4."/>
+      <w:lvlJc w:val="left"/>
+      <w:pPr>
+        <w:ind w:left="2880" w:hanging="360"/>
+      </w:pPr>
+    </w:lvl>
+    <w:lvl w:ilvl="4" w:tplc="04070019" w:tentative="1">
+      <w:start w:val="1"/>
+      <w:numFmt w:val="lowerLetter"/>
+      <w:lvlText w:val="%5."/>
+      <w:lvlJc w:val="left"/>
+      <w:pPr>
+        <w:ind w:left="3600" w:hanging="360"/>
+      </w:pPr>
+    </w:lvl>
+    <w:lvl w:ilvl="5" w:tplc="0407001B" w:tentative="1">
+      <w:start w:val="1"/>
+      <w:numFmt w:val="lowerRoman"/>
+      <w:lvlText w:val="%6."/>
+      <w:lvlJc w:val="right"/>
+      <w:pPr>
+        <w:ind w:left="4320" w:hanging="180"/>
+      </w:pPr>
+    </w:lvl>
+    <w:lvl w:ilvl="6" w:tplc="0407000F" w:tentative="1">
+      <w:start w:val="1"/>
+      <w:numFmt w:val="decimal"/>
+      <w:lvlText w:val="%7."/>
+      <w:lvlJc w:val="left"/>
+      <w:pPr>
+        <w:ind w:left="5040" w:hanging="360"/>
+      </w:pPr>
+    </w:lvl>
+    <w:lvl w:ilvl="7" w:tplc="04070019" w:tentative="1">
+      <w:start w:val="1"/>
+      <w:numFmt w:val="lowerLetter"/>
+      <w:lvlText w:val="%8."/>
+      <w:lvlJc w:val="left"/>
+      <w:pPr>
+        <w:ind w:left="5760" w:hanging="360"/>
+      </w:pPr>
+    </w:lvl>
+    <w:lvl w:ilvl="8" w:tplc="0407001B" w:tentative="1">
+      <w:start w:val="1"/>
+      <w:numFmt w:val="lowerRoman"/>
+      <w:lvlText w:val="%9."/>
+      <w:lvlJc w:val="right"/>
+      <w:pPr>
+        <w:ind w:left="6480" w:hanging="180"/>
+      </w:pPr>
+    </w:lvl>
+  </w:abstractNum>
+  <w:abstractNum w:abstractNumId="30" w15:restartNumberingAfterBreak="0">
     <w:nsid w:val="6837644E"/>
     <w:multiLevelType w:val="multilevel"/>
     <w:tmpl w:val="0FA47722"/>
@@ -5641,7 +9466,541 @@
       </w:rPr>
     </w:lvl>
   </w:abstractNum>
-  <w:abstractNum w:abstractNumId="18" w15:restartNumberingAfterBreak="0">
+  <w:abstractNum w:abstractNumId="31" w15:restartNumberingAfterBreak="0">
+    <w:nsid w:val="6AD66FBE"/>
+    <w:multiLevelType w:val="hybridMultilevel"/>
+    <w:tmpl w:val="03D69840"/>
+    <w:lvl w:ilvl="0" w:tplc="0407000F">
+      <w:start w:val="1"/>
+      <w:numFmt w:val="decimal"/>
+      <w:lvlText w:val="%1."/>
+      <w:lvlJc w:val="left"/>
+      <w:pPr>
+        <w:ind w:left="720" w:hanging="360"/>
+      </w:pPr>
+      <w:rPr>
+        <w:rFonts w:hint="default"/>
+      </w:rPr>
+    </w:lvl>
+    <w:lvl w:ilvl="1" w:tplc="04070019" w:tentative="1">
+      <w:start w:val="1"/>
+      <w:numFmt w:val="lowerLetter"/>
+      <w:lvlText w:val="%2."/>
+      <w:lvlJc w:val="left"/>
+      <w:pPr>
+        <w:ind w:left="1440" w:hanging="360"/>
+      </w:pPr>
+    </w:lvl>
+    <w:lvl w:ilvl="2" w:tplc="0407001B" w:tentative="1">
+      <w:start w:val="1"/>
+      <w:numFmt w:val="lowerRoman"/>
+      <w:lvlText w:val="%3."/>
+      <w:lvlJc w:val="right"/>
+      <w:pPr>
+        <w:ind w:left="2160" w:hanging="180"/>
+      </w:pPr>
+    </w:lvl>
+    <w:lvl w:ilvl="3" w:tplc="0407000F" w:tentative="1">
+      <w:start w:val="1"/>
+      <w:numFmt w:val="decimal"/>
+      <w:lvlText w:val="%4."/>
+      <w:lvlJc w:val="left"/>
+      <w:pPr>
+        <w:ind w:left="2880" w:hanging="360"/>
+      </w:pPr>
+    </w:lvl>
+    <w:lvl w:ilvl="4" w:tplc="04070019" w:tentative="1">
+      <w:start w:val="1"/>
+      <w:numFmt w:val="lowerLetter"/>
+      <w:lvlText w:val="%5."/>
+      <w:lvlJc w:val="left"/>
+      <w:pPr>
+        <w:ind w:left="3600" w:hanging="360"/>
+      </w:pPr>
+    </w:lvl>
+    <w:lvl w:ilvl="5" w:tplc="0407001B" w:tentative="1">
+      <w:start w:val="1"/>
+      <w:numFmt w:val="lowerRoman"/>
+      <w:lvlText w:val="%6."/>
+      <w:lvlJc w:val="right"/>
+      <w:pPr>
+        <w:ind w:left="4320" w:hanging="180"/>
+      </w:pPr>
+    </w:lvl>
+    <w:lvl w:ilvl="6" w:tplc="0407000F" w:tentative="1">
+      <w:start w:val="1"/>
+      <w:numFmt w:val="decimal"/>
+      <w:lvlText w:val="%7."/>
+      <w:lvlJc w:val="left"/>
+      <w:pPr>
+        <w:ind w:left="5040" w:hanging="360"/>
+      </w:pPr>
+    </w:lvl>
+    <w:lvl w:ilvl="7" w:tplc="04070019" w:tentative="1">
+      <w:start w:val="1"/>
+      <w:numFmt w:val="lowerLetter"/>
+      <w:lvlText w:val="%8."/>
+      <w:lvlJc w:val="left"/>
+      <w:pPr>
+        <w:ind w:left="5760" w:hanging="360"/>
+      </w:pPr>
+    </w:lvl>
+    <w:lvl w:ilvl="8" w:tplc="0407001B" w:tentative="1">
+      <w:start w:val="1"/>
+      <w:numFmt w:val="lowerRoman"/>
+      <w:lvlText w:val="%9."/>
+      <w:lvlJc w:val="right"/>
+      <w:pPr>
+        <w:ind w:left="6480" w:hanging="180"/>
+      </w:pPr>
+    </w:lvl>
+  </w:abstractNum>
+  <w:abstractNum w:abstractNumId="32" w15:restartNumberingAfterBreak="0">
+    <w:nsid w:val="6E7E13FE"/>
+    <w:multiLevelType w:val="hybridMultilevel"/>
+    <w:tmpl w:val="F0300E92"/>
+    <w:lvl w:ilvl="0" w:tplc="0407000F">
+      <w:start w:val="1"/>
+      <w:numFmt w:val="decimal"/>
+      <w:lvlText w:val="%1."/>
+      <w:lvlJc w:val="left"/>
+      <w:pPr>
+        <w:ind w:left="720" w:hanging="360"/>
+      </w:pPr>
+      <w:rPr>
+        <w:rFonts w:hint="default"/>
+      </w:rPr>
+    </w:lvl>
+    <w:lvl w:ilvl="1" w:tplc="04070019" w:tentative="1">
+      <w:start w:val="1"/>
+      <w:numFmt w:val="lowerLetter"/>
+      <w:lvlText w:val="%2."/>
+      <w:lvlJc w:val="left"/>
+      <w:pPr>
+        <w:ind w:left="1440" w:hanging="360"/>
+      </w:pPr>
+    </w:lvl>
+    <w:lvl w:ilvl="2" w:tplc="0407001B" w:tentative="1">
+      <w:start w:val="1"/>
+      <w:numFmt w:val="lowerRoman"/>
+      <w:lvlText w:val="%3."/>
+      <w:lvlJc w:val="right"/>
+      <w:pPr>
+        <w:ind w:left="2160" w:hanging="180"/>
+      </w:pPr>
+    </w:lvl>
+    <w:lvl w:ilvl="3" w:tplc="0407000F" w:tentative="1">
+      <w:start w:val="1"/>
+      <w:numFmt w:val="decimal"/>
+      <w:lvlText w:val="%4."/>
+      <w:lvlJc w:val="left"/>
+      <w:pPr>
+        <w:ind w:left="2880" w:hanging="360"/>
+      </w:pPr>
+    </w:lvl>
+    <w:lvl w:ilvl="4" w:tplc="04070019" w:tentative="1">
+      <w:start w:val="1"/>
+      <w:numFmt w:val="lowerLetter"/>
+      <w:lvlText w:val="%5."/>
+      <w:lvlJc w:val="left"/>
+      <w:pPr>
+        <w:ind w:left="3600" w:hanging="360"/>
+      </w:pPr>
+    </w:lvl>
+    <w:lvl w:ilvl="5" w:tplc="0407001B" w:tentative="1">
+      <w:start w:val="1"/>
+      <w:numFmt w:val="lowerRoman"/>
+      <w:lvlText w:val="%6."/>
+      <w:lvlJc w:val="right"/>
+      <w:pPr>
+        <w:ind w:left="4320" w:hanging="180"/>
+      </w:pPr>
+    </w:lvl>
+    <w:lvl w:ilvl="6" w:tplc="0407000F" w:tentative="1">
+      <w:start w:val="1"/>
+      <w:numFmt w:val="decimal"/>
+      <w:lvlText w:val="%7."/>
+      <w:lvlJc w:val="left"/>
+      <w:pPr>
+        <w:ind w:left="5040" w:hanging="360"/>
+      </w:pPr>
+    </w:lvl>
+    <w:lvl w:ilvl="7" w:tplc="04070019" w:tentative="1">
+      <w:start w:val="1"/>
+      <w:numFmt w:val="lowerLetter"/>
+      <w:lvlText w:val="%8."/>
+      <w:lvlJc w:val="left"/>
+      <w:pPr>
+        <w:ind w:left="5760" w:hanging="360"/>
+      </w:pPr>
+    </w:lvl>
+    <w:lvl w:ilvl="8" w:tplc="0407001B" w:tentative="1">
+      <w:start w:val="1"/>
+      <w:numFmt w:val="lowerRoman"/>
+      <w:lvlText w:val="%9."/>
+      <w:lvlJc w:val="right"/>
+      <w:pPr>
+        <w:ind w:left="6480" w:hanging="180"/>
+      </w:pPr>
+    </w:lvl>
+  </w:abstractNum>
+  <w:abstractNum w:abstractNumId="33" w15:restartNumberingAfterBreak="0">
+    <w:nsid w:val="6F586152"/>
+    <w:multiLevelType w:val="hybridMultilevel"/>
+    <w:tmpl w:val="A7E8E862"/>
+    <w:lvl w:ilvl="0" w:tplc="0407000F">
+      <w:start w:val="1"/>
+      <w:numFmt w:val="decimal"/>
+      <w:lvlText w:val="%1."/>
+      <w:lvlJc w:val="left"/>
+      <w:pPr>
+        <w:ind w:left="720" w:hanging="360"/>
+      </w:pPr>
+      <w:rPr>
+        <w:rFonts w:hint="default"/>
+      </w:rPr>
+    </w:lvl>
+    <w:lvl w:ilvl="1" w:tplc="04070019" w:tentative="1">
+      <w:start w:val="1"/>
+      <w:numFmt w:val="lowerLetter"/>
+      <w:lvlText w:val="%2."/>
+      <w:lvlJc w:val="left"/>
+      <w:pPr>
+        <w:ind w:left="1440" w:hanging="360"/>
+      </w:pPr>
+    </w:lvl>
+    <w:lvl w:ilvl="2" w:tplc="0407001B" w:tentative="1">
+      <w:start w:val="1"/>
+      <w:numFmt w:val="lowerRoman"/>
+      <w:lvlText w:val="%3."/>
+      <w:lvlJc w:val="right"/>
+      <w:pPr>
+        <w:ind w:left="2160" w:hanging="180"/>
+      </w:pPr>
+    </w:lvl>
+    <w:lvl w:ilvl="3" w:tplc="0407000F" w:tentative="1">
+      <w:start w:val="1"/>
+      <w:numFmt w:val="decimal"/>
+      <w:lvlText w:val="%4."/>
+      <w:lvlJc w:val="left"/>
+      <w:pPr>
+        <w:ind w:left="2880" w:hanging="360"/>
+      </w:pPr>
+    </w:lvl>
+    <w:lvl w:ilvl="4" w:tplc="04070019" w:tentative="1">
+      <w:start w:val="1"/>
+      <w:numFmt w:val="lowerLetter"/>
+      <w:lvlText w:val="%5."/>
+      <w:lvlJc w:val="left"/>
+      <w:pPr>
+        <w:ind w:left="3600" w:hanging="360"/>
+      </w:pPr>
+    </w:lvl>
+    <w:lvl w:ilvl="5" w:tplc="0407001B" w:tentative="1">
+      <w:start w:val="1"/>
+      <w:numFmt w:val="lowerRoman"/>
+      <w:lvlText w:val="%6."/>
+      <w:lvlJc w:val="right"/>
+      <w:pPr>
+        <w:ind w:left="4320" w:hanging="180"/>
+      </w:pPr>
+    </w:lvl>
+    <w:lvl w:ilvl="6" w:tplc="0407000F" w:tentative="1">
+      <w:start w:val="1"/>
+      <w:numFmt w:val="decimal"/>
+      <w:lvlText w:val="%7."/>
+      <w:lvlJc w:val="left"/>
+      <w:pPr>
+        <w:ind w:left="5040" w:hanging="360"/>
+      </w:pPr>
+    </w:lvl>
+    <w:lvl w:ilvl="7" w:tplc="04070019" w:tentative="1">
+      <w:start w:val="1"/>
+      <w:numFmt w:val="lowerLetter"/>
+      <w:lvlText w:val="%8."/>
+      <w:lvlJc w:val="left"/>
+      <w:pPr>
+        <w:ind w:left="5760" w:hanging="360"/>
+      </w:pPr>
+    </w:lvl>
+    <w:lvl w:ilvl="8" w:tplc="0407001B" w:tentative="1">
+      <w:start w:val="1"/>
+      <w:numFmt w:val="lowerRoman"/>
+      <w:lvlText w:val="%9."/>
+      <w:lvlJc w:val="right"/>
+      <w:pPr>
+        <w:ind w:left="6480" w:hanging="180"/>
+      </w:pPr>
+    </w:lvl>
+  </w:abstractNum>
+  <w:abstractNum w:abstractNumId="34" w15:restartNumberingAfterBreak="0">
+    <w:nsid w:val="70D57A29"/>
+    <w:multiLevelType w:val="hybridMultilevel"/>
+    <w:tmpl w:val="1402D1F6"/>
+    <w:lvl w:ilvl="0" w:tplc="412A4838">
+      <w:start w:val="1"/>
+      <w:numFmt w:val="decimal"/>
+      <w:lvlText w:val="%1."/>
+      <w:lvlJc w:val="left"/>
+      <w:pPr>
+        <w:ind w:left="1080" w:hanging="360"/>
+      </w:pPr>
+      <w:rPr>
+        <w:rFonts w:hint="default"/>
+      </w:rPr>
+    </w:lvl>
+    <w:lvl w:ilvl="1" w:tplc="04070019" w:tentative="1">
+      <w:start w:val="1"/>
+      <w:numFmt w:val="lowerLetter"/>
+      <w:lvlText w:val="%2."/>
+      <w:lvlJc w:val="left"/>
+      <w:pPr>
+        <w:ind w:left="1800" w:hanging="360"/>
+      </w:pPr>
+    </w:lvl>
+    <w:lvl w:ilvl="2" w:tplc="0407001B" w:tentative="1">
+      <w:start w:val="1"/>
+      <w:numFmt w:val="lowerRoman"/>
+      <w:lvlText w:val="%3."/>
+      <w:lvlJc w:val="right"/>
+      <w:pPr>
+        <w:ind w:left="2520" w:hanging="180"/>
+      </w:pPr>
+    </w:lvl>
+    <w:lvl w:ilvl="3" w:tplc="0407000F" w:tentative="1">
+      <w:start w:val="1"/>
+      <w:numFmt w:val="decimal"/>
+      <w:lvlText w:val="%4."/>
+      <w:lvlJc w:val="left"/>
+      <w:pPr>
+        <w:ind w:left="3240" w:hanging="360"/>
+      </w:pPr>
+    </w:lvl>
+    <w:lvl w:ilvl="4" w:tplc="04070019" w:tentative="1">
+      <w:start w:val="1"/>
+      <w:numFmt w:val="lowerLetter"/>
+      <w:lvlText w:val="%5."/>
+      <w:lvlJc w:val="left"/>
+      <w:pPr>
+        <w:ind w:left="3960" w:hanging="360"/>
+      </w:pPr>
+    </w:lvl>
+    <w:lvl w:ilvl="5" w:tplc="0407001B" w:tentative="1">
+      <w:start w:val="1"/>
+      <w:numFmt w:val="lowerRoman"/>
+      <w:lvlText w:val="%6."/>
+      <w:lvlJc w:val="right"/>
+      <w:pPr>
+        <w:ind w:left="4680" w:hanging="180"/>
+      </w:pPr>
+    </w:lvl>
+    <w:lvl w:ilvl="6" w:tplc="0407000F" w:tentative="1">
+      <w:start w:val="1"/>
+      <w:numFmt w:val="decimal"/>
+      <w:lvlText w:val="%7."/>
+      <w:lvlJc w:val="left"/>
+      <w:pPr>
+        <w:ind w:left="5400" w:hanging="360"/>
+      </w:pPr>
+    </w:lvl>
+    <w:lvl w:ilvl="7" w:tplc="04070019" w:tentative="1">
+      <w:start w:val="1"/>
+      <w:numFmt w:val="lowerLetter"/>
+      <w:lvlText w:val="%8."/>
+      <w:lvlJc w:val="left"/>
+      <w:pPr>
+        <w:ind w:left="6120" w:hanging="360"/>
+      </w:pPr>
+    </w:lvl>
+    <w:lvl w:ilvl="8" w:tplc="0407001B" w:tentative="1">
+      <w:start w:val="1"/>
+      <w:numFmt w:val="lowerRoman"/>
+      <w:lvlText w:val="%9."/>
+      <w:lvlJc w:val="right"/>
+      <w:pPr>
+        <w:ind w:left="6840" w:hanging="180"/>
+      </w:pPr>
+    </w:lvl>
+  </w:abstractNum>
+  <w:abstractNum w:abstractNumId="35" w15:restartNumberingAfterBreak="0">
+    <w:nsid w:val="71CD2217"/>
+    <w:multiLevelType w:val="hybridMultilevel"/>
+    <w:tmpl w:val="BD32ABD2"/>
+    <w:lvl w:ilvl="0" w:tplc="0407000F">
+      <w:start w:val="1"/>
+      <w:numFmt w:val="decimal"/>
+      <w:lvlText w:val="%1."/>
+      <w:lvlJc w:val="left"/>
+      <w:pPr>
+        <w:ind w:left="720" w:hanging="360"/>
+      </w:pPr>
+      <w:rPr>
+        <w:rFonts w:hint="default"/>
+      </w:rPr>
+    </w:lvl>
+    <w:lvl w:ilvl="1" w:tplc="04070019" w:tentative="1">
+      <w:start w:val="1"/>
+      <w:numFmt w:val="lowerLetter"/>
+      <w:lvlText w:val="%2."/>
+      <w:lvlJc w:val="left"/>
+      <w:pPr>
+        <w:ind w:left="1440" w:hanging="360"/>
+      </w:pPr>
+    </w:lvl>
+    <w:lvl w:ilvl="2" w:tplc="0407001B" w:tentative="1">
+      <w:start w:val="1"/>
+      <w:numFmt w:val="lowerRoman"/>
+      <w:lvlText w:val="%3."/>
+      <w:lvlJc w:val="right"/>
+      <w:pPr>
+        <w:ind w:left="2160" w:hanging="180"/>
+      </w:pPr>
+    </w:lvl>
+    <w:lvl w:ilvl="3" w:tplc="0407000F" w:tentative="1">
+      <w:start w:val="1"/>
+      <w:numFmt w:val="decimal"/>
+      <w:lvlText w:val="%4."/>
+      <w:lvlJc w:val="left"/>
+      <w:pPr>
+        <w:ind w:left="2880" w:hanging="360"/>
+      </w:pPr>
+    </w:lvl>
+    <w:lvl w:ilvl="4" w:tplc="04070019" w:tentative="1">
+      <w:start w:val="1"/>
+      <w:numFmt w:val="lowerLetter"/>
+      <w:lvlText w:val="%5."/>
+      <w:lvlJc w:val="left"/>
+      <w:pPr>
+        <w:ind w:left="3600" w:hanging="360"/>
+      </w:pPr>
+    </w:lvl>
+    <w:lvl w:ilvl="5" w:tplc="0407001B" w:tentative="1">
+      <w:start w:val="1"/>
+      <w:numFmt w:val="lowerRoman"/>
+      <w:lvlText w:val="%6."/>
+      <w:lvlJc w:val="right"/>
+      <w:pPr>
+        <w:ind w:left="4320" w:hanging="180"/>
+      </w:pPr>
+    </w:lvl>
+    <w:lvl w:ilvl="6" w:tplc="0407000F" w:tentative="1">
+      <w:start w:val="1"/>
+      <w:numFmt w:val="decimal"/>
+      <w:lvlText w:val="%7."/>
+      <w:lvlJc w:val="left"/>
+      <w:pPr>
+        <w:ind w:left="5040" w:hanging="360"/>
+      </w:pPr>
+    </w:lvl>
+    <w:lvl w:ilvl="7" w:tplc="04070019" w:tentative="1">
+      <w:start w:val="1"/>
+      <w:numFmt w:val="lowerLetter"/>
+      <w:lvlText w:val="%8."/>
+      <w:lvlJc w:val="left"/>
+      <w:pPr>
+        <w:ind w:left="5760" w:hanging="360"/>
+      </w:pPr>
+    </w:lvl>
+    <w:lvl w:ilvl="8" w:tplc="0407001B" w:tentative="1">
+      <w:start w:val="1"/>
+      <w:numFmt w:val="lowerRoman"/>
+      <w:lvlText w:val="%9."/>
+      <w:lvlJc w:val="right"/>
+      <w:pPr>
+        <w:ind w:left="6480" w:hanging="180"/>
+      </w:pPr>
+    </w:lvl>
+  </w:abstractNum>
+  <w:abstractNum w:abstractNumId="36" w15:restartNumberingAfterBreak="0">
+    <w:nsid w:val="72D0716C"/>
+    <w:multiLevelType w:val="hybridMultilevel"/>
+    <w:tmpl w:val="30E649E6"/>
+    <w:lvl w:ilvl="0" w:tplc="0407000F">
+      <w:start w:val="1"/>
+      <w:numFmt w:val="decimal"/>
+      <w:lvlText w:val="%1."/>
+      <w:lvlJc w:val="left"/>
+      <w:pPr>
+        <w:ind w:left="720" w:hanging="360"/>
+      </w:pPr>
+      <w:rPr>
+        <w:rFonts w:hint="default"/>
+      </w:rPr>
+    </w:lvl>
+    <w:lvl w:ilvl="1" w:tplc="04070019" w:tentative="1">
+      <w:start w:val="1"/>
+      <w:numFmt w:val="lowerLetter"/>
+      <w:lvlText w:val="%2."/>
+      <w:lvlJc w:val="left"/>
+      <w:pPr>
+        <w:ind w:left="1440" w:hanging="360"/>
+      </w:pPr>
+    </w:lvl>
+    <w:lvl w:ilvl="2" w:tplc="0407001B" w:tentative="1">
+      <w:start w:val="1"/>
+      <w:numFmt w:val="lowerRoman"/>
+      <w:lvlText w:val="%3."/>
+      <w:lvlJc w:val="right"/>
+      <w:pPr>
+        <w:ind w:left="2160" w:hanging="180"/>
+      </w:pPr>
+    </w:lvl>
+    <w:lvl w:ilvl="3" w:tplc="0407000F" w:tentative="1">
+      <w:start w:val="1"/>
+      <w:numFmt w:val="decimal"/>
+      <w:lvlText w:val="%4."/>
+      <w:lvlJc w:val="left"/>
+      <w:pPr>
+        <w:ind w:left="2880" w:hanging="360"/>
+      </w:pPr>
+    </w:lvl>
+    <w:lvl w:ilvl="4" w:tplc="04070019" w:tentative="1">
+      <w:start w:val="1"/>
+      <w:numFmt w:val="lowerLetter"/>
+      <w:lvlText w:val="%5."/>
+      <w:lvlJc w:val="left"/>
+      <w:pPr>
+        <w:ind w:left="3600" w:hanging="360"/>
+      </w:pPr>
+    </w:lvl>
+    <w:lvl w:ilvl="5" w:tplc="0407001B" w:tentative="1">
+      <w:start w:val="1"/>
+      <w:numFmt w:val="lowerRoman"/>
+      <w:lvlText w:val="%6."/>
+      <w:lvlJc w:val="right"/>
+      <w:pPr>
+        <w:ind w:left="4320" w:hanging="180"/>
+      </w:pPr>
+    </w:lvl>
+    <w:lvl w:ilvl="6" w:tplc="0407000F" w:tentative="1">
+      <w:start w:val="1"/>
+      <w:numFmt w:val="decimal"/>
+      <w:lvlText w:val="%7."/>
+      <w:lvlJc w:val="left"/>
+      <w:pPr>
+        <w:ind w:left="5040" w:hanging="360"/>
+      </w:pPr>
+    </w:lvl>
+    <w:lvl w:ilvl="7" w:tplc="04070019" w:tentative="1">
+      <w:start w:val="1"/>
+      <w:numFmt w:val="lowerLetter"/>
+      <w:lvlText w:val="%8."/>
+      <w:lvlJc w:val="left"/>
+      <w:pPr>
+        <w:ind w:left="5760" w:hanging="360"/>
+      </w:pPr>
+    </w:lvl>
+    <w:lvl w:ilvl="8" w:tplc="0407001B" w:tentative="1">
+      <w:start w:val="1"/>
+      <w:numFmt w:val="lowerRoman"/>
+      <w:lvlText w:val="%9."/>
+      <w:lvlJc w:val="right"/>
+      <w:pPr>
+        <w:ind w:left="6480" w:hanging="180"/>
+      </w:pPr>
+    </w:lvl>
+  </w:abstractNum>
+  <w:abstractNum w:abstractNumId="37" w15:restartNumberingAfterBreak="0">
     <w:nsid w:val="79C9544C"/>
     <w:multiLevelType w:val="multilevel"/>
     <w:tmpl w:val="37A62300"/>
@@ -5755,7 +10114,274 @@
       </w:rPr>
     </w:lvl>
   </w:abstractNum>
-  <w:abstractNum w:abstractNumId="19" w15:restartNumberingAfterBreak="0">
+  <w:abstractNum w:abstractNumId="38" w15:restartNumberingAfterBreak="0">
+    <w:nsid w:val="7A0C6D7C"/>
+    <w:multiLevelType w:val="hybridMultilevel"/>
+    <w:tmpl w:val="2F705D18"/>
+    <w:lvl w:ilvl="0" w:tplc="0407000F">
+      <w:start w:val="1"/>
+      <w:numFmt w:val="decimal"/>
+      <w:lvlText w:val="%1."/>
+      <w:lvlJc w:val="left"/>
+      <w:pPr>
+        <w:ind w:left="720" w:hanging="360"/>
+      </w:pPr>
+      <w:rPr>
+        <w:rFonts w:hint="default"/>
+      </w:rPr>
+    </w:lvl>
+    <w:lvl w:ilvl="1" w:tplc="04070019" w:tentative="1">
+      <w:start w:val="1"/>
+      <w:numFmt w:val="lowerLetter"/>
+      <w:lvlText w:val="%2."/>
+      <w:lvlJc w:val="left"/>
+      <w:pPr>
+        <w:ind w:left="1440" w:hanging="360"/>
+      </w:pPr>
+    </w:lvl>
+    <w:lvl w:ilvl="2" w:tplc="0407001B" w:tentative="1">
+      <w:start w:val="1"/>
+      <w:numFmt w:val="lowerRoman"/>
+      <w:lvlText w:val="%3."/>
+      <w:lvlJc w:val="right"/>
+      <w:pPr>
+        <w:ind w:left="2160" w:hanging="180"/>
+      </w:pPr>
+    </w:lvl>
+    <w:lvl w:ilvl="3" w:tplc="0407000F" w:tentative="1">
+      <w:start w:val="1"/>
+      <w:numFmt w:val="decimal"/>
+      <w:lvlText w:val="%4."/>
+      <w:lvlJc w:val="left"/>
+      <w:pPr>
+        <w:ind w:left="2880" w:hanging="360"/>
+      </w:pPr>
+    </w:lvl>
+    <w:lvl w:ilvl="4" w:tplc="04070019" w:tentative="1">
+      <w:start w:val="1"/>
+      <w:numFmt w:val="lowerLetter"/>
+      <w:lvlText w:val="%5."/>
+      <w:lvlJc w:val="left"/>
+      <w:pPr>
+        <w:ind w:left="3600" w:hanging="360"/>
+      </w:pPr>
+    </w:lvl>
+    <w:lvl w:ilvl="5" w:tplc="0407001B" w:tentative="1">
+      <w:start w:val="1"/>
+      <w:numFmt w:val="lowerRoman"/>
+      <w:lvlText w:val="%6."/>
+      <w:lvlJc w:val="right"/>
+      <w:pPr>
+        <w:ind w:left="4320" w:hanging="180"/>
+      </w:pPr>
+    </w:lvl>
+    <w:lvl w:ilvl="6" w:tplc="0407000F" w:tentative="1">
+      <w:start w:val="1"/>
+      <w:numFmt w:val="decimal"/>
+      <w:lvlText w:val="%7."/>
+      <w:lvlJc w:val="left"/>
+      <w:pPr>
+        <w:ind w:left="5040" w:hanging="360"/>
+      </w:pPr>
+    </w:lvl>
+    <w:lvl w:ilvl="7" w:tplc="04070019" w:tentative="1">
+      <w:start w:val="1"/>
+      <w:numFmt w:val="lowerLetter"/>
+      <w:lvlText w:val="%8."/>
+      <w:lvlJc w:val="left"/>
+      <w:pPr>
+        <w:ind w:left="5760" w:hanging="360"/>
+      </w:pPr>
+    </w:lvl>
+    <w:lvl w:ilvl="8" w:tplc="0407001B" w:tentative="1">
+      <w:start w:val="1"/>
+      <w:numFmt w:val="lowerRoman"/>
+      <w:lvlText w:val="%9."/>
+      <w:lvlJc w:val="right"/>
+      <w:pPr>
+        <w:ind w:left="6480" w:hanging="180"/>
+      </w:pPr>
+    </w:lvl>
+  </w:abstractNum>
+  <w:abstractNum w:abstractNumId="39" w15:restartNumberingAfterBreak="0">
+    <w:nsid w:val="7A23629F"/>
+    <w:multiLevelType w:val="hybridMultilevel"/>
+    <w:tmpl w:val="BCA82E9A"/>
+    <w:lvl w:ilvl="0" w:tplc="FFFFFFFF">
+      <w:start w:val="1"/>
+      <w:numFmt w:val="decimal"/>
+      <w:lvlText w:val="%1."/>
+      <w:lvlJc w:val="left"/>
+      <w:pPr>
+        <w:ind w:left="720" w:hanging="360"/>
+      </w:pPr>
+      <w:rPr>
+        <w:rFonts w:hint="default"/>
+      </w:rPr>
+    </w:lvl>
+    <w:lvl w:ilvl="1" w:tplc="FFFFFFFF" w:tentative="1">
+      <w:start w:val="1"/>
+      <w:numFmt w:val="lowerLetter"/>
+      <w:lvlText w:val="%2."/>
+      <w:lvlJc w:val="left"/>
+      <w:pPr>
+        <w:ind w:left="1440" w:hanging="360"/>
+      </w:pPr>
+    </w:lvl>
+    <w:lvl w:ilvl="2" w:tplc="FFFFFFFF" w:tentative="1">
+      <w:start w:val="1"/>
+      <w:numFmt w:val="lowerRoman"/>
+      <w:lvlText w:val="%3."/>
+      <w:lvlJc w:val="right"/>
+      <w:pPr>
+        <w:ind w:left="2160" w:hanging="180"/>
+      </w:pPr>
+    </w:lvl>
+    <w:lvl w:ilvl="3" w:tplc="FFFFFFFF" w:tentative="1">
+      <w:start w:val="1"/>
+      <w:numFmt w:val="decimal"/>
+      <w:lvlText w:val="%4."/>
+      <w:lvlJc w:val="left"/>
+      <w:pPr>
+        <w:ind w:left="2880" w:hanging="360"/>
+      </w:pPr>
+    </w:lvl>
+    <w:lvl w:ilvl="4" w:tplc="FFFFFFFF" w:tentative="1">
+      <w:start w:val="1"/>
+      <w:numFmt w:val="lowerLetter"/>
+      <w:lvlText w:val="%5."/>
+      <w:lvlJc w:val="left"/>
+      <w:pPr>
+        <w:ind w:left="3600" w:hanging="360"/>
+      </w:pPr>
+    </w:lvl>
+    <w:lvl w:ilvl="5" w:tplc="FFFFFFFF" w:tentative="1">
+      <w:start w:val="1"/>
+      <w:numFmt w:val="lowerRoman"/>
+      <w:lvlText w:val="%6."/>
+      <w:lvlJc w:val="right"/>
+      <w:pPr>
+        <w:ind w:left="4320" w:hanging="180"/>
+      </w:pPr>
+    </w:lvl>
+    <w:lvl w:ilvl="6" w:tplc="FFFFFFFF" w:tentative="1">
+      <w:start w:val="1"/>
+      <w:numFmt w:val="decimal"/>
+      <w:lvlText w:val="%7."/>
+      <w:lvlJc w:val="left"/>
+      <w:pPr>
+        <w:ind w:left="5040" w:hanging="360"/>
+      </w:pPr>
+    </w:lvl>
+    <w:lvl w:ilvl="7" w:tplc="FFFFFFFF" w:tentative="1">
+      <w:start w:val="1"/>
+      <w:numFmt w:val="lowerLetter"/>
+      <w:lvlText w:val="%8."/>
+      <w:lvlJc w:val="left"/>
+      <w:pPr>
+        <w:ind w:left="5760" w:hanging="360"/>
+      </w:pPr>
+    </w:lvl>
+    <w:lvl w:ilvl="8" w:tplc="FFFFFFFF" w:tentative="1">
+      <w:start w:val="1"/>
+      <w:numFmt w:val="lowerRoman"/>
+      <w:lvlText w:val="%9."/>
+      <w:lvlJc w:val="right"/>
+      <w:pPr>
+        <w:ind w:left="6480" w:hanging="180"/>
+      </w:pPr>
+    </w:lvl>
+  </w:abstractNum>
+  <w:abstractNum w:abstractNumId="40" w15:restartNumberingAfterBreak="0">
+    <w:nsid w:val="7BEE22F7"/>
+    <w:multiLevelType w:val="hybridMultilevel"/>
+    <w:tmpl w:val="13A2B1A8"/>
+    <w:lvl w:ilvl="0" w:tplc="0407000F">
+      <w:start w:val="1"/>
+      <w:numFmt w:val="decimal"/>
+      <w:lvlText w:val="%1."/>
+      <w:lvlJc w:val="left"/>
+      <w:pPr>
+        <w:ind w:left="720" w:hanging="360"/>
+      </w:pPr>
+      <w:rPr>
+        <w:rFonts w:hint="default"/>
+      </w:rPr>
+    </w:lvl>
+    <w:lvl w:ilvl="1" w:tplc="04070019" w:tentative="1">
+      <w:start w:val="1"/>
+      <w:numFmt w:val="lowerLetter"/>
+      <w:lvlText w:val="%2."/>
+      <w:lvlJc w:val="left"/>
+      <w:pPr>
+        <w:ind w:left="1440" w:hanging="360"/>
+      </w:pPr>
+    </w:lvl>
+    <w:lvl w:ilvl="2" w:tplc="0407001B" w:tentative="1">
+      <w:start w:val="1"/>
+      <w:numFmt w:val="lowerRoman"/>
+      <w:lvlText w:val="%3."/>
+      <w:lvlJc w:val="right"/>
+      <w:pPr>
+        <w:ind w:left="2160" w:hanging="180"/>
+      </w:pPr>
+    </w:lvl>
+    <w:lvl w:ilvl="3" w:tplc="0407000F" w:tentative="1">
+      <w:start w:val="1"/>
+      <w:numFmt w:val="decimal"/>
+      <w:lvlText w:val="%4."/>
+      <w:lvlJc w:val="left"/>
+      <w:pPr>
+        <w:ind w:left="2880" w:hanging="360"/>
+      </w:pPr>
+    </w:lvl>
+    <w:lvl w:ilvl="4" w:tplc="04070019" w:tentative="1">
+      <w:start w:val="1"/>
+      <w:numFmt w:val="lowerLetter"/>
+      <w:lvlText w:val="%5."/>
+      <w:lvlJc w:val="left"/>
+      <w:pPr>
+        <w:ind w:left="3600" w:hanging="360"/>
+      </w:pPr>
+    </w:lvl>
+    <w:lvl w:ilvl="5" w:tplc="0407001B" w:tentative="1">
+      <w:start w:val="1"/>
+      <w:numFmt w:val="lowerRoman"/>
+      <w:lvlText w:val="%6."/>
+      <w:lvlJc w:val="right"/>
+      <w:pPr>
+        <w:ind w:left="4320" w:hanging="180"/>
+      </w:pPr>
+    </w:lvl>
+    <w:lvl w:ilvl="6" w:tplc="0407000F" w:tentative="1">
+      <w:start w:val="1"/>
+      <w:numFmt w:val="decimal"/>
+      <w:lvlText w:val="%7."/>
+      <w:lvlJc w:val="left"/>
+      <w:pPr>
+        <w:ind w:left="5040" w:hanging="360"/>
+      </w:pPr>
+    </w:lvl>
+    <w:lvl w:ilvl="7" w:tplc="04070019" w:tentative="1">
+      <w:start w:val="1"/>
+      <w:numFmt w:val="lowerLetter"/>
+      <w:lvlText w:val="%8."/>
+      <w:lvlJc w:val="left"/>
+      <w:pPr>
+        <w:ind w:left="5760" w:hanging="360"/>
+      </w:pPr>
+    </w:lvl>
+    <w:lvl w:ilvl="8" w:tplc="0407001B" w:tentative="1">
+      <w:start w:val="1"/>
+      <w:numFmt w:val="lowerRoman"/>
+      <w:lvlText w:val="%9."/>
+      <w:lvlJc w:val="right"/>
+      <w:pPr>
+        <w:ind w:left="6480" w:hanging="180"/>
+      </w:pPr>
+    </w:lvl>
+  </w:abstractNum>
+  <w:abstractNum w:abstractNumId="41" w15:restartNumberingAfterBreak="0">
     <w:nsid w:val="7CBD1F51"/>
     <w:multiLevelType w:val="hybridMultilevel"/>
     <w:tmpl w:val="33DC004E"/>
@@ -5872,31 +10498,31 @@
     <w:abstractNumId w:val="5"/>
   </w:num>
   <w:num w:numId="2" w16cid:durableId="1713070995">
-    <w:abstractNumId w:val="12"/>
+    <w:abstractNumId w:val="23"/>
   </w:num>
   <w:num w:numId="3" w16cid:durableId="1794061328">
-    <w:abstractNumId w:val="19"/>
+    <w:abstractNumId w:val="41"/>
   </w:num>
   <w:num w:numId="4" w16cid:durableId="2041860906">
-    <w:abstractNumId w:val="10"/>
+    <w:abstractNumId w:val="15"/>
   </w:num>
   <w:num w:numId="5" w16cid:durableId="1193416393">
-    <w:abstractNumId w:val="13"/>
+    <w:abstractNumId w:val="24"/>
   </w:num>
   <w:num w:numId="6" w16cid:durableId="1652490335">
-    <w:abstractNumId w:val="15"/>
+    <w:abstractNumId w:val="27"/>
   </w:num>
   <w:num w:numId="7" w16cid:durableId="1667440250">
-    <w:abstractNumId w:val="16"/>
+    <w:abstractNumId w:val="28"/>
   </w:num>
   <w:num w:numId="8" w16cid:durableId="366805384">
-    <w:abstractNumId w:val="11"/>
+    <w:abstractNumId w:val="21"/>
   </w:num>
   <w:num w:numId="9" w16cid:durableId="1205824046">
-    <w:abstractNumId w:val="7"/>
+    <w:abstractNumId w:val="8"/>
   </w:num>
   <w:num w:numId="10" w16cid:durableId="802311122">
-    <w:abstractNumId w:val="7"/>
+    <w:abstractNumId w:val="8"/>
     <w:lvlOverride w:ilvl="0">
       <w:lvl w:ilvl="0">
         <w:start w:val="1"/>
@@ -6030,10 +10656,10 @@
     <w:abstractNumId w:val="0"/>
   </w:num>
   <w:num w:numId="12" w16cid:durableId="1172375933">
-    <w:abstractNumId w:val="9"/>
+    <w:abstractNumId w:val="12"/>
   </w:num>
   <w:num w:numId="13" w16cid:durableId="474446674">
-    <w:abstractNumId w:val="14"/>
+    <w:abstractNumId w:val="26"/>
   </w:num>
   <w:num w:numId="14" w16cid:durableId="348651689">
     <w:abstractNumId w:val="3"/>
@@ -6045,19 +10671,85 @@
     <w:abstractNumId w:val="1"/>
   </w:num>
   <w:num w:numId="17" w16cid:durableId="1707874150">
-    <w:abstractNumId w:val="17"/>
+    <w:abstractNumId w:val="30"/>
   </w:num>
   <w:num w:numId="18" w16cid:durableId="381058613">
     <w:abstractNumId w:val="6"/>
   </w:num>
   <w:num w:numId="19" w16cid:durableId="230039329">
-    <w:abstractNumId w:val="18"/>
+    <w:abstractNumId w:val="37"/>
   </w:num>
   <w:num w:numId="20" w16cid:durableId="1469786198">
-    <w:abstractNumId w:val="8"/>
+    <w:abstractNumId w:val="10"/>
   </w:num>
   <w:num w:numId="21" w16cid:durableId="1045326364">
     <w:abstractNumId w:val="2"/>
+  </w:num>
+  <w:num w:numId="22" w16cid:durableId="1115367668">
+    <w:abstractNumId w:val="35"/>
+  </w:num>
+  <w:num w:numId="23" w16cid:durableId="1145708075">
+    <w:abstractNumId w:val="31"/>
+  </w:num>
+  <w:num w:numId="24" w16cid:durableId="157423453">
+    <w:abstractNumId w:val="32"/>
+  </w:num>
+  <w:num w:numId="25" w16cid:durableId="765200127">
+    <w:abstractNumId w:val="22"/>
+  </w:num>
+  <w:num w:numId="26" w16cid:durableId="1559897129">
+    <w:abstractNumId w:val="14"/>
+  </w:num>
+  <w:num w:numId="27" w16cid:durableId="1367830345">
+    <w:abstractNumId w:val="38"/>
+  </w:num>
+  <w:num w:numId="28" w16cid:durableId="1211110599">
+    <w:abstractNumId w:val="40"/>
+  </w:num>
+  <w:num w:numId="29" w16cid:durableId="1309483244">
+    <w:abstractNumId w:val="13"/>
+  </w:num>
+  <w:num w:numId="30" w16cid:durableId="720640502">
+    <w:abstractNumId w:val="34"/>
+  </w:num>
+  <w:num w:numId="31" w16cid:durableId="641472500">
+    <w:abstractNumId w:val="36"/>
+  </w:num>
+  <w:num w:numId="32" w16cid:durableId="1562671747">
+    <w:abstractNumId w:val="25"/>
+  </w:num>
+  <w:num w:numId="33" w16cid:durableId="338430690">
+    <w:abstractNumId w:val="20"/>
+  </w:num>
+  <w:num w:numId="34" w16cid:durableId="870460113">
+    <w:abstractNumId w:val="7"/>
+  </w:num>
+  <w:num w:numId="35" w16cid:durableId="1018121180">
+    <w:abstractNumId w:val="39"/>
+  </w:num>
+  <w:num w:numId="36" w16cid:durableId="272985128">
+    <w:abstractNumId w:val="18"/>
+  </w:num>
+  <w:num w:numId="37" w16cid:durableId="784806668">
+    <w:abstractNumId w:val="19"/>
+  </w:num>
+  <w:num w:numId="38" w16cid:durableId="1287614871">
+    <w:abstractNumId w:val="16"/>
+  </w:num>
+  <w:num w:numId="39" w16cid:durableId="1289774752">
+    <w:abstractNumId w:val="33"/>
+  </w:num>
+  <w:num w:numId="40" w16cid:durableId="480582190">
+    <w:abstractNumId w:val="29"/>
+  </w:num>
+  <w:num w:numId="41" w16cid:durableId="1303804958">
+    <w:abstractNumId w:val="9"/>
+  </w:num>
+  <w:num w:numId="42" w16cid:durableId="1870489880">
+    <w:abstractNumId w:val="17"/>
+  </w:num>
+  <w:num w:numId="43" w16cid:durableId="1211724120">
+    <w:abstractNumId w:val="11"/>
   </w:num>
 </w:numbering>
 </file>

--- a/Project-organisation/Systemtest.docx
+++ b/Project-organisation/Systemtest.docx
@@ -158,13 +158,7 @@
               <w:rPr>
                 <w:rFonts w:cs="Arial"/>
               </w:rPr>
-              <w:t xml:space="preserve">Verantwortlicher </w:t>
-            </w:r>
-            <w:r>
-              <w:rPr>
-                <w:rFonts w:cs="Arial"/>
-              </w:rPr>
-              <w:t>Systemtests</w:t>
+              <w:t>Verantwortlicher Lastenheft</w:t>
             </w:r>
           </w:p>
         </w:tc>
@@ -187,13 +181,13 @@
               <w:rPr>
                 <w:rFonts w:cs="Arial"/>
               </w:rPr>
-              <w:t>Bichler Nadine</w:t>
-            </w:r>
-            <w:r>
-              <w:rPr>
-                <w:rFonts w:cs="Arial"/>
-              </w:rPr>
-              <w:t>, Armin Anton</w:t>
+              <w:t>Bazaj Donart</w:t>
+            </w:r>
+            <w:r>
+              <w:rPr>
+                <w:rFonts w:cs="Arial"/>
+              </w:rPr>
+              <w:t>, Bichler Nadine</w:t>
             </w:r>
           </w:p>
         </w:tc>
@@ -245,25 +239,7 @@
               <w:rPr>
                 <w:rFonts w:cs="Arial"/>
               </w:rPr>
-              <w:t>11</w:t>
-            </w:r>
-            <w:r>
-              <w:rPr>
-                <w:rFonts w:cs="Arial"/>
-              </w:rPr>
-              <w:t>.0</w:t>
-            </w:r>
-            <w:r>
-              <w:rPr>
-                <w:rFonts w:cs="Arial"/>
-              </w:rPr>
-              <w:t>4</w:t>
-            </w:r>
-            <w:r>
-              <w:rPr>
-                <w:rFonts w:cs="Arial"/>
-              </w:rPr>
-              <w:t>.2025</w:t>
+              <w:t>28.03.2025</w:t>
             </w:r>
           </w:p>
         </w:tc>
@@ -315,7 +291,13 @@
               <w:rPr>
                 <w:rFonts w:cs="Arial"/>
               </w:rPr>
-              <w:t>28</w:t>
+              <w:t>0</w:t>
+            </w:r>
+            <w:r>
+              <w:rPr>
+                <w:rFonts w:cs="Arial"/>
+              </w:rPr>
+              <w:t>9</w:t>
             </w:r>
             <w:r>
               <w:rPr>
@@ -429,13 +411,7 @@
               <w:rPr>
                 <w:rFonts w:cs="Arial"/>
               </w:rPr>
-              <w:t>Systemtests</w:t>
-            </w:r>
-            <w:r>
-              <w:rPr>
-                <w:rFonts w:cs="Arial"/>
-              </w:rPr>
-              <w:t>.</w:t>
+              <w:t>Lastenheft.</w:t>
             </w:r>
             <w:r>
               <w:rPr>
@@ -753,16 +729,11 @@
           </w:tcPr>
           <w:p>
             <w:pPr>
-              <w:rPr>
-                <w:rFonts w:cs="Arial"/>
-              </w:rPr>
-            </w:pPr>
-            <w:r>
-              <w:rPr>
-                <w:rFonts w:cs="Arial"/>
-              </w:rPr>
-              <w:t>28.04.2025</w:t>
-            </w:r>
+              <w:jc w:val="center"/>
+              <w:rPr>
+                <w:rFonts w:cs="Arial"/>
+              </w:rPr>
+            </w:pPr>
           </w:p>
         </w:tc>
         <w:tc>
@@ -780,12 +751,6 @@
                 <w:rFonts w:cs="Arial"/>
               </w:rPr>
             </w:pPr>
-            <w:r>
-              <w:rPr>
-                <w:rFonts w:cs="Arial"/>
-              </w:rPr>
-              <w:t>Armin Anton</w:t>
-            </w:r>
           </w:p>
         </w:tc>
         <w:tc>
@@ -803,31 +768,6 @@
                 <w:rFonts w:cs="Arial"/>
               </w:rPr>
             </w:pPr>
-            <w:r>
-              <w:rPr>
-                <w:rFonts w:cs="Arial"/>
-              </w:rPr>
-              <w:t>Testfälle hinzugefügt</w:t>
-            </w:r>
-            <w:r>
-              <w:rPr>
-                <w:rFonts w:cs="Arial"/>
-              </w:rPr>
-              <w:t>,</w:t>
-            </w:r>
-          </w:p>
-          <w:p>
-            <w:pPr>
-              <w:rPr>
-                <w:rFonts w:cs="Arial"/>
-              </w:rPr>
-            </w:pPr>
-            <w:r>
-              <w:rPr>
-                <w:rFonts w:cs="Arial"/>
-              </w:rPr>
-              <w:t>Tabelle auf Seite 1 angepasst</w:t>
-            </w:r>
           </w:p>
         </w:tc>
       </w:tr>
@@ -1178,15 +1118,6 @@
     </w:p>
     <w:sdt>
       <w:sdtPr>
-        <w:rPr>
-          <w:rFonts w:ascii="Arial" w:eastAsiaTheme="minorHAnsi" w:hAnsi="Arial" w:cstheme="minorBidi"/>
-          <w:color w:val="auto"/>
-          <w:kern w:val="2"/>
-          <w:sz w:val="24"/>
-          <w:szCs w:val="24"/>
-          <w:lang w:eastAsia="en-US"/>
-          <w14:ligatures w14:val="standardContextual"/>
-        </w:rPr>
         <w:id w:val="291722118"/>
         <w:docPartObj>
           <w:docPartGallery w:val="Table of Contents"/>
@@ -1195,8 +1126,15 @@
       </w:sdtPr>
       <w:sdtEndPr>
         <w:rPr>
+          <w:rFonts w:ascii="Arial" w:eastAsiaTheme="minorHAnsi" w:hAnsi="Arial" w:cstheme="minorBidi"/>
           <w:b/>
           <w:bCs/>
+          <w:color w:val="auto"/>
+          <w:kern w:val="2"/>
+          <w:sz w:val="24"/>
+          <w:szCs w:val="24"/>
+          <w:lang w:eastAsia="en-US"/>
+          <w14:ligatures w14:val="standardContextual"/>
         </w:rPr>
       </w:sdtEndPr>
       <w:sdtContent>
@@ -2054,6 +1992,10 @@
     <w:p/>
     <w:p/>
     <w:p/>
+    <w:p/>
+    <w:p/>
+    <w:p/>
+    <w:p/>
     <w:p>
       <w:pPr>
         <w:pStyle w:val="berschrift1"/>
@@ -2063,7 +2005,6 @@
         </w:numPr>
       </w:pPr>
       <w:r>
-        <w:lastRenderedPageBreak/>
         <w:t xml:space="preserve"> </w:t>
       </w:r>
       <w:bookmarkStart w:id="4" w:name="_Toc195265364"/>
@@ -2098,7 +2039,6 @@
       <w:r>
         <w:t>In diesem Abschnitt sind alle Testfälle, welche in Verbindung mit den Sprachbefehlen gebracht werden können, aufgelistet.</w:t>
       </w:r>
-      <w:bookmarkEnd w:id="8"/>
     </w:p>
     <w:tbl>
       <w:tblPr>
@@ -2124,6 +2064,7 @@
             </w:tcBorders>
             <w:vAlign w:val="center"/>
           </w:tcPr>
+          <w:bookmarkEnd w:id="8"/>
           <w:p>
             <w:pPr>
               <w:rPr>
@@ -2138,33 +2079,23 @@
                 <w:b/>
                 <w:bCs/>
               </w:rPr>
-              <w:t>Test-ID:</w:t>
-            </w:r>
-          </w:p>
-        </w:tc>
-        <w:tc>
-          <w:tcPr>
-            <w:tcW w:w="3439" w:type="pct"/>
-            <w:tcBorders>
-              <w:bottom w:val="single" w:sz="12" w:space="0" w:color="auto"/>
-            </w:tcBorders>
-            <w:vAlign w:val="center"/>
-          </w:tcPr>
-          <w:p>
-            <w:pPr>
+              <w:t>Test</w:t>
+            </w:r>
+            <w:r>
               <w:rPr>
                 <w:rFonts w:cs="Arial"/>
                 <w:b/>
                 <w:bCs/>
               </w:rPr>
-            </w:pPr>
+              <w:t>-</w:t>
+            </w:r>
             <w:r>
               <w:rPr>
                 <w:rFonts w:cs="Arial"/>
                 <w:b/>
                 <w:bCs/>
               </w:rPr>
-              <w:t>[SYS_U_1.</w:t>
+              <w:t>ID</w:t>
             </w:r>
             <w:r>
               <w:rPr>
@@ -2172,15 +2103,33 @@
                 <w:b/>
                 <w:bCs/>
               </w:rPr>
-              <w:t>2</w:t>
-            </w:r>
-            <w:r>
+              <w:t>:</w:t>
+            </w:r>
+          </w:p>
+        </w:tc>
+        <w:tc>
+          <w:tcPr>
+            <w:tcW w:w="3439" w:type="pct"/>
+            <w:tcBorders>
+              <w:bottom w:val="single" w:sz="12" w:space="0" w:color="auto"/>
+            </w:tcBorders>
+            <w:vAlign w:val="center"/>
+          </w:tcPr>
+          <w:p>
+            <w:pPr>
               <w:rPr>
                 <w:rFonts w:cs="Arial"/>
                 <w:b/>
                 <w:bCs/>
               </w:rPr>
-              <w:t>.1]</w:t>
+            </w:pPr>
+            <w:r>
+              <w:rPr>
+                <w:rFonts w:cs="Arial"/>
+                <w:b/>
+                <w:bCs/>
+              </w:rPr>
+              <w:t>[SYS_U_1.1.1]</w:t>
             </w:r>
           </w:p>
         </w:tc>
@@ -2239,24 +2188,6 @@
                 <w:rFonts w:cs="Arial"/>
               </w:rPr>
             </w:pPr>
-            <w:r>
-              <w:rPr>
-                <w:rFonts w:cs="Arial"/>
-              </w:rPr>
-              <w:t>FA1.2</w:t>
-            </w:r>
-            <w:r>
-              <w:rPr>
-                <w:rFonts w:cs="Arial"/>
-              </w:rPr>
-              <w:t>, FA2.1</w:t>
-            </w:r>
-            <w:r>
-              <w:rPr>
-                <w:rFonts w:cs="Arial"/>
-              </w:rPr>
-              <w:t>, FA3.2</w:t>
-            </w:r>
           </w:p>
         </w:tc>
       </w:tr>
@@ -2303,12 +2234,6 @@
                 <w:rFonts w:cs="Arial"/>
               </w:rPr>
             </w:pPr>
-            <w:r>
-              <w:rPr>
-                <w:rFonts w:cs="Arial"/>
-              </w:rPr>
-              <w:t>Sprachbefehl kann erkannt werden</w:t>
-            </w:r>
           </w:p>
         </w:tc>
       </w:tr>
@@ -2353,12 +2278,6 @@
                 <w:rFonts w:cs="Arial"/>
               </w:rPr>
             </w:pPr>
-            <w:r>
-              <w:rPr>
-                <w:rFonts w:cs="Arial"/>
-              </w:rPr>
-              <w:t>Gültige Sprachbefehle =&gt; 1 - 9</w:t>
-            </w:r>
           </w:p>
         </w:tc>
       </w:tr>
@@ -2401,81 +2320,10 @@
           </w:tcPr>
           <w:p>
             <w:pPr>
-              <w:pStyle w:val="Listenabsatz"/>
-              <w:numPr>
-                <w:ilvl w:val="0"/>
-                <w:numId w:val="27"/>
-              </w:numPr>
-              <w:rPr>
-                <w:rFonts w:cs="Arial"/>
-              </w:rPr>
-            </w:pPr>
-            <w:r>
-              <w:rPr>
-                <w:rFonts w:cs="Arial"/>
-              </w:rPr>
-              <w:t>GUI öffnen.</w:t>
-            </w:r>
-          </w:p>
-          <w:p>
-            <w:pPr>
-              <w:pStyle w:val="Listenabsatz"/>
-              <w:numPr>
-                <w:ilvl w:val="0"/>
-                <w:numId w:val="27"/>
-              </w:numPr>
-              <w:rPr>
-                <w:rFonts w:cs="Arial"/>
-              </w:rPr>
-            </w:pPr>
-            <w:r>
-              <w:rPr>
-                <w:rFonts w:cs="Arial"/>
-              </w:rPr>
-              <w:t>Start Knopf</w:t>
-            </w:r>
-            <w:r>
-              <w:rPr>
-                <w:rFonts w:cs="Arial"/>
-              </w:rPr>
-              <w:t xml:space="preserve"> drücken</w:t>
-            </w:r>
-            <w:r>
-              <w:rPr>
-                <w:rFonts w:cs="Arial"/>
-              </w:rPr>
-              <w:t xml:space="preserve"> um Spracherkennung einzuschalten</w:t>
-            </w:r>
-            <w:r>
-              <w:rPr>
-                <w:rFonts w:cs="Arial"/>
-              </w:rPr>
-              <w:t>.</w:t>
-            </w:r>
-          </w:p>
-          <w:p>
-            <w:pPr>
-              <w:pStyle w:val="Listenabsatz"/>
-              <w:numPr>
-                <w:ilvl w:val="0"/>
-                <w:numId w:val="27"/>
-              </w:numPr>
-              <w:rPr>
-                <w:rFonts w:cs="Arial"/>
-              </w:rPr>
-            </w:pPr>
-            <w:r>
-              <w:rPr>
-                <w:rFonts w:cs="Arial"/>
-              </w:rPr>
-              <w:t>Sprachbefehl Sagen</w:t>
-            </w:r>
-            <w:r>
-              <w:rPr>
-                <w:rFonts w:cs="Arial"/>
-              </w:rPr>
-              <w:t>.</w:t>
-            </w:r>
+              <w:rPr>
+                <w:rFonts w:cs="Arial"/>
+              </w:rPr>
+            </w:pPr>
           </w:p>
         </w:tc>
       </w:tr>
@@ -2518,914 +2366,15 @@
           </w:tcPr>
           <w:p>
             <w:pPr>
-              <w:pStyle w:val="Listenabsatz"/>
-              <w:numPr>
-                <w:ilvl w:val="0"/>
-                <w:numId w:val="28"/>
-              </w:numPr>
-              <w:rPr>
-                <w:rFonts w:cs="Arial"/>
-              </w:rPr>
-            </w:pPr>
-            <w:r>
-              <w:rPr>
-                <w:rFonts w:cs="Arial"/>
-              </w:rPr>
-              <w:t>Gesagte</w:t>
-            </w:r>
-            <w:r>
-              <w:rPr>
-                <w:rFonts w:cs="Arial"/>
-              </w:rPr>
-              <w:t>r</w:t>
-            </w:r>
-            <w:r>
-              <w:rPr>
-                <w:rFonts w:cs="Arial"/>
-              </w:rPr>
-              <w:t xml:space="preserve"> Sprachbefehl wird in der GUI angezeigt.</w:t>
-            </w:r>
+              <w:rPr>
+                <w:rFonts w:cs="Arial"/>
+              </w:rPr>
+            </w:pPr>
           </w:p>
         </w:tc>
       </w:tr>
     </w:tbl>
     <w:p/>
-    <w:tbl>
-      <w:tblPr>
-        <w:tblStyle w:val="Tabellenraster"/>
-        <w:tblW w:w="5001" w:type="pct"/>
-        <w:jc w:val="center"/>
-        <w:tblLook w:val="04A0" w:firstRow="1" w:lastRow="0" w:firstColumn="1" w:lastColumn="0" w:noHBand="0" w:noVBand="1"/>
-      </w:tblPr>
-      <w:tblGrid>
-        <w:gridCol w:w="2830"/>
-        <w:gridCol w:w="6234"/>
-      </w:tblGrid>
-      <w:tr>
-        <w:trPr>
-          <w:trHeight w:val="380"/>
-          <w:jc w:val="center"/>
-        </w:trPr>
-        <w:tc>
-          <w:tcPr>
-            <w:tcW w:w="1561" w:type="pct"/>
-            <w:tcBorders>
-              <w:bottom w:val="single" w:sz="12" w:space="0" w:color="auto"/>
-            </w:tcBorders>
-            <w:vAlign w:val="center"/>
-          </w:tcPr>
-          <w:p>
-            <w:pPr>
-              <w:rPr>
-                <w:rFonts w:cs="Arial"/>
-                <w:b/>
-                <w:bCs/>
-              </w:rPr>
-            </w:pPr>
-            <w:r>
-              <w:rPr>
-                <w:rFonts w:cs="Arial"/>
-                <w:b/>
-                <w:bCs/>
-              </w:rPr>
-              <w:t>Test-ID:</w:t>
-            </w:r>
-          </w:p>
-        </w:tc>
-        <w:tc>
-          <w:tcPr>
-            <w:tcW w:w="3439" w:type="pct"/>
-            <w:tcBorders>
-              <w:bottom w:val="single" w:sz="12" w:space="0" w:color="auto"/>
-            </w:tcBorders>
-            <w:vAlign w:val="center"/>
-          </w:tcPr>
-          <w:p>
-            <w:pPr>
-              <w:rPr>
-                <w:rFonts w:cs="Arial"/>
-                <w:b/>
-                <w:bCs/>
-              </w:rPr>
-            </w:pPr>
-            <w:r>
-              <w:rPr>
-                <w:rFonts w:cs="Arial"/>
-                <w:b/>
-                <w:bCs/>
-              </w:rPr>
-              <w:t>[SYS_U_1.</w:t>
-            </w:r>
-            <w:r>
-              <w:rPr>
-                <w:rFonts w:cs="Arial"/>
-                <w:b/>
-                <w:bCs/>
-              </w:rPr>
-              <w:t>2</w:t>
-            </w:r>
-            <w:r>
-              <w:rPr>
-                <w:rFonts w:cs="Arial"/>
-                <w:b/>
-                <w:bCs/>
-              </w:rPr>
-              <w:t>.</w:t>
-            </w:r>
-            <w:r>
-              <w:rPr>
-                <w:rFonts w:cs="Arial"/>
-                <w:b/>
-                <w:bCs/>
-              </w:rPr>
-              <w:t>2</w:t>
-            </w:r>
-            <w:r>
-              <w:rPr>
-                <w:rFonts w:cs="Arial"/>
-                <w:b/>
-                <w:bCs/>
-              </w:rPr>
-              <w:t>]</w:t>
-            </w:r>
-          </w:p>
-        </w:tc>
-      </w:tr>
-      <w:tr>
-        <w:trPr>
-          <w:trHeight w:val="677"/>
-          <w:jc w:val="center"/>
-        </w:trPr>
-        <w:tc>
-          <w:tcPr>
-            <w:tcW w:w="1561" w:type="pct"/>
-            <w:tcBorders>
-              <w:top w:val="single" w:sz="12" w:space="0" w:color="auto"/>
-            </w:tcBorders>
-            <w:vAlign w:val="center"/>
-          </w:tcPr>
-          <w:p>
-            <w:pPr>
-              <w:rPr>
-                <w:rFonts w:cs="Arial"/>
-              </w:rPr>
-            </w:pPr>
-            <w:r>
-              <w:rPr>
-                <w:rFonts w:cs="Arial"/>
-              </w:rPr>
-              <w:t>i.V.m.</w:t>
-            </w:r>
-          </w:p>
-          <w:p>
-            <w:pPr>
-              <w:rPr>
-                <w:rFonts w:cs="Arial"/>
-              </w:rPr>
-            </w:pPr>
-            <w:r>
-              <w:rPr>
-                <w:rFonts w:cs="Arial"/>
-              </w:rPr>
-              <w:t>Pflichtenheft</w:t>
-            </w:r>
-          </w:p>
-        </w:tc>
-        <w:tc>
-          <w:tcPr>
-            <w:tcW w:w="3439" w:type="pct"/>
-            <w:tcBorders>
-              <w:top w:val="single" w:sz="12" w:space="0" w:color="auto"/>
-            </w:tcBorders>
-            <w:vAlign w:val="center"/>
-          </w:tcPr>
-          <w:p>
-            <w:pPr>
-              <w:rPr>
-                <w:rFonts w:cs="Arial"/>
-              </w:rPr>
-            </w:pPr>
-            <w:r>
-              <w:rPr>
-                <w:rFonts w:cs="Arial"/>
-              </w:rPr>
-              <w:t>FA1.2</w:t>
-            </w:r>
-          </w:p>
-        </w:tc>
-      </w:tr>
-      <w:tr>
-        <w:trPr>
-          <w:trHeight w:val="677"/>
-          <w:jc w:val="center"/>
-        </w:trPr>
-        <w:tc>
-          <w:tcPr>
-            <w:tcW w:w="1561" w:type="pct"/>
-            <w:tcBorders>
-              <w:top w:val="single" w:sz="12" w:space="0" w:color="auto"/>
-              <w:bottom w:val="single" w:sz="12" w:space="0" w:color="auto"/>
-            </w:tcBorders>
-            <w:vAlign w:val="center"/>
-          </w:tcPr>
-          <w:p>
-            <w:pPr>
-              <w:rPr>
-                <w:rFonts w:cs="Arial"/>
-              </w:rPr>
-            </w:pPr>
-            <w:r>
-              <w:rPr>
-                <w:rFonts w:cs="Arial"/>
-              </w:rPr>
-              <w:t>Name</w:t>
-            </w:r>
-          </w:p>
-        </w:tc>
-        <w:tc>
-          <w:tcPr>
-            <w:tcW w:w="3439" w:type="pct"/>
-            <w:tcBorders>
-              <w:top w:val="single" w:sz="12" w:space="0" w:color="auto"/>
-              <w:bottom w:val="single" w:sz="12" w:space="0" w:color="auto"/>
-            </w:tcBorders>
-            <w:vAlign w:val="center"/>
-          </w:tcPr>
-          <w:p>
-            <w:pPr>
-              <w:rPr>
-                <w:rFonts w:cs="Arial"/>
-              </w:rPr>
-            </w:pPr>
-            <w:r>
-              <w:rPr>
-                <w:rFonts w:cs="Arial"/>
-              </w:rPr>
-              <w:t xml:space="preserve">Sprachbefehl </w:t>
-            </w:r>
-            <w:r>
-              <w:rPr>
-                <w:rFonts w:cs="Arial"/>
-              </w:rPr>
-              <w:t>mit Hintergrundgeräuschen</w:t>
-            </w:r>
-          </w:p>
-        </w:tc>
-      </w:tr>
-      <w:tr>
-        <w:trPr>
-          <w:trHeight w:val="677"/>
-          <w:jc w:val="center"/>
-        </w:trPr>
-        <w:tc>
-          <w:tcPr>
-            <w:tcW w:w="1561" w:type="pct"/>
-            <w:tcBorders>
-              <w:top w:val="single" w:sz="12" w:space="0" w:color="auto"/>
-            </w:tcBorders>
-            <w:vAlign w:val="center"/>
-          </w:tcPr>
-          <w:p>
-            <w:pPr>
-              <w:rPr>
-                <w:rFonts w:cs="Arial"/>
-              </w:rPr>
-            </w:pPr>
-            <w:r>
-              <w:rPr>
-                <w:rFonts w:cs="Arial"/>
-              </w:rPr>
-              <w:t>Bemerkungen</w:t>
-            </w:r>
-          </w:p>
-        </w:tc>
-        <w:tc>
-          <w:tcPr>
-            <w:tcW w:w="3439" w:type="pct"/>
-            <w:tcBorders>
-              <w:top w:val="single" w:sz="12" w:space="0" w:color="auto"/>
-            </w:tcBorders>
-            <w:vAlign w:val="center"/>
-          </w:tcPr>
-          <w:p>
-            <w:pPr>
-              <w:rPr>
-                <w:rFonts w:cs="Arial"/>
-              </w:rPr>
-            </w:pPr>
-          </w:p>
-        </w:tc>
-      </w:tr>
-      <w:tr>
-        <w:trPr>
-          <w:trHeight w:val="677"/>
-          <w:jc w:val="center"/>
-        </w:trPr>
-        <w:tc>
-          <w:tcPr>
-            <w:tcW w:w="1561" w:type="pct"/>
-            <w:tcBorders>
-              <w:top w:val="single" w:sz="12" w:space="0" w:color="auto"/>
-              <w:bottom w:val="single" w:sz="12" w:space="0" w:color="auto"/>
-            </w:tcBorders>
-            <w:vAlign w:val="center"/>
-          </w:tcPr>
-          <w:p>
-            <w:pPr>
-              <w:rPr>
-                <w:rFonts w:cs="Arial"/>
-              </w:rPr>
-            </w:pPr>
-            <w:r>
-              <w:rPr>
-                <w:rFonts w:cs="Arial"/>
-              </w:rPr>
-              <w:t>Input</w:t>
-            </w:r>
-          </w:p>
-        </w:tc>
-        <w:tc>
-          <w:tcPr>
-            <w:tcW w:w="3439" w:type="pct"/>
-            <w:tcBorders>
-              <w:top w:val="single" w:sz="12" w:space="0" w:color="auto"/>
-              <w:bottom w:val="single" w:sz="12" w:space="0" w:color="auto"/>
-            </w:tcBorders>
-            <w:vAlign w:val="center"/>
-          </w:tcPr>
-          <w:p>
-            <w:pPr>
-              <w:pStyle w:val="Listenabsatz"/>
-              <w:numPr>
-                <w:ilvl w:val="0"/>
-                <w:numId w:val="29"/>
-              </w:numPr>
-              <w:rPr>
-                <w:rFonts w:cs="Arial"/>
-              </w:rPr>
-            </w:pPr>
-            <w:r>
-              <w:rPr>
-                <w:rFonts w:cs="Arial"/>
-              </w:rPr>
-              <w:t>GUI öffnen.</w:t>
-            </w:r>
-          </w:p>
-          <w:p>
-            <w:pPr>
-              <w:pStyle w:val="Listenabsatz"/>
-              <w:numPr>
-                <w:ilvl w:val="0"/>
-                <w:numId w:val="29"/>
-              </w:numPr>
-              <w:rPr>
-                <w:rFonts w:cs="Arial"/>
-              </w:rPr>
-            </w:pPr>
-            <w:r>
-              <w:rPr>
-                <w:rFonts w:cs="Arial"/>
-              </w:rPr>
-              <w:t>Start Knopf drücken um Spracherkennung einzuschalten.</w:t>
-            </w:r>
-          </w:p>
-          <w:p>
-            <w:pPr>
-              <w:pStyle w:val="Listenabsatz"/>
-              <w:numPr>
-                <w:ilvl w:val="0"/>
-                <w:numId w:val="29"/>
-              </w:numPr>
-              <w:rPr>
-                <w:rFonts w:cs="Arial"/>
-              </w:rPr>
-            </w:pPr>
-            <w:r>
-              <w:rPr>
-                <w:rFonts w:cs="Arial"/>
-              </w:rPr>
-              <w:t>Hintergrundgeräusche in der Nähe des Mikrofons erzeugen</w:t>
-            </w:r>
-          </w:p>
-          <w:p>
-            <w:pPr>
-              <w:pStyle w:val="Listenabsatz"/>
-              <w:numPr>
-                <w:ilvl w:val="0"/>
-                <w:numId w:val="29"/>
-              </w:numPr>
-              <w:rPr>
-                <w:rFonts w:cs="Arial"/>
-              </w:rPr>
-            </w:pPr>
-            <w:r>
-              <w:rPr>
-                <w:rFonts w:cs="Arial"/>
-              </w:rPr>
-              <w:t>Sprachbefehl Sagen.</w:t>
-            </w:r>
-          </w:p>
-        </w:tc>
-      </w:tr>
-      <w:tr>
-        <w:trPr>
-          <w:trHeight w:val="677"/>
-          <w:jc w:val="center"/>
-        </w:trPr>
-        <w:tc>
-          <w:tcPr>
-            <w:tcW w:w="1561" w:type="pct"/>
-            <w:tcBorders>
-              <w:top w:val="single" w:sz="12" w:space="0" w:color="auto"/>
-              <w:bottom w:val="single" w:sz="12" w:space="0" w:color="auto"/>
-            </w:tcBorders>
-            <w:vAlign w:val="center"/>
-          </w:tcPr>
-          <w:p>
-            <w:pPr>
-              <w:rPr>
-                <w:rFonts w:cs="Arial"/>
-              </w:rPr>
-            </w:pPr>
-            <w:r>
-              <w:rPr>
-                <w:rFonts w:cs="Arial"/>
-              </w:rPr>
-              <w:t>Output</w:t>
-            </w:r>
-          </w:p>
-        </w:tc>
-        <w:tc>
-          <w:tcPr>
-            <w:tcW w:w="3439" w:type="pct"/>
-            <w:tcBorders>
-              <w:top w:val="single" w:sz="12" w:space="0" w:color="auto"/>
-              <w:bottom w:val="single" w:sz="12" w:space="0" w:color="auto"/>
-            </w:tcBorders>
-            <w:vAlign w:val="center"/>
-          </w:tcPr>
-          <w:p>
-            <w:pPr>
-              <w:pStyle w:val="Listenabsatz"/>
-              <w:numPr>
-                <w:ilvl w:val="0"/>
-                <w:numId w:val="31"/>
-              </w:numPr>
-              <w:rPr>
-                <w:rFonts w:cs="Arial"/>
-              </w:rPr>
-            </w:pPr>
-            <w:r>
-              <w:rPr>
-                <w:rFonts w:cs="Arial"/>
-              </w:rPr>
-              <w:t>Gesagte</w:t>
-            </w:r>
-            <w:r>
-              <w:rPr>
-                <w:rFonts w:cs="Arial"/>
-              </w:rPr>
-              <w:t>r</w:t>
-            </w:r>
-            <w:r>
-              <w:rPr>
-                <w:rFonts w:cs="Arial"/>
-              </w:rPr>
-              <w:t xml:space="preserve"> Sprachbefehl wird in der GUI angezeigt.</w:t>
-            </w:r>
-          </w:p>
-        </w:tc>
-      </w:tr>
-    </w:tbl>
-    <w:p/>
-    <w:p/>
-    <w:p/>
-    <w:p/>
-    <w:p/>
-    <w:p/>
-    <w:p/>
-    <w:p/>
-    <w:p/>
-    <w:tbl>
-      <w:tblPr>
-        <w:tblStyle w:val="Tabellenraster"/>
-        <w:tblW w:w="5001" w:type="pct"/>
-        <w:jc w:val="center"/>
-        <w:tblLook w:val="04A0" w:firstRow="1" w:lastRow="0" w:firstColumn="1" w:lastColumn="0" w:noHBand="0" w:noVBand="1"/>
-      </w:tblPr>
-      <w:tblGrid>
-        <w:gridCol w:w="2830"/>
-        <w:gridCol w:w="6234"/>
-      </w:tblGrid>
-      <w:tr>
-        <w:trPr>
-          <w:trHeight w:val="380"/>
-          <w:jc w:val="center"/>
-        </w:trPr>
-        <w:tc>
-          <w:tcPr>
-            <w:tcW w:w="1561" w:type="pct"/>
-            <w:tcBorders>
-              <w:bottom w:val="single" w:sz="12" w:space="0" w:color="auto"/>
-            </w:tcBorders>
-            <w:vAlign w:val="center"/>
-          </w:tcPr>
-          <w:p>
-            <w:pPr>
-              <w:rPr>
-                <w:rFonts w:cs="Arial"/>
-                <w:b/>
-                <w:bCs/>
-              </w:rPr>
-            </w:pPr>
-            <w:r>
-              <w:rPr>
-                <w:rFonts w:cs="Arial"/>
-                <w:b/>
-                <w:bCs/>
-              </w:rPr>
-              <w:t>Test-ID:</w:t>
-            </w:r>
-          </w:p>
-        </w:tc>
-        <w:tc>
-          <w:tcPr>
-            <w:tcW w:w="3439" w:type="pct"/>
-            <w:tcBorders>
-              <w:bottom w:val="single" w:sz="12" w:space="0" w:color="auto"/>
-            </w:tcBorders>
-            <w:vAlign w:val="center"/>
-          </w:tcPr>
-          <w:p>
-            <w:pPr>
-              <w:rPr>
-                <w:rFonts w:cs="Arial"/>
-                <w:b/>
-                <w:bCs/>
-              </w:rPr>
-            </w:pPr>
-            <w:r>
-              <w:rPr>
-                <w:rFonts w:cs="Arial"/>
-                <w:b/>
-                <w:bCs/>
-              </w:rPr>
-              <w:t>[SYS_U_1.2.3]</w:t>
-            </w:r>
-          </w:p>
-        </w:tc>
-      </w:tr>
-      <w:tr>
-        <w:trPr>
-          <w:trHeight w:val="677"/>
-          <w:jc w:val="center"/>
-        </w:trPr>
-        <w:tc>
-          <w:tcPr>
-            <w:tcW w:w="1561" w:type="pct"/>
-            <w:tcBorders>
-              <w:top w:val="single" w:sz="12" w:space="0" w:color="auto"/>
-            </w:tcBorders>
-            <w:vAlign w:val="center"/>
-          </w:tcPr>
-          <w:p>
-            <w:pPr>
-              <w:rPr>
-                <w:rFonts w:cs="Arial"/>
-              </w:rPr>
-            </w:pPr>
-            <w:r>
-              <w:rPr>
-                <w:rFonts w:cs="Arial"/>
-              </w:rPr>
-              <w:t>i.V.m.</w:t>
-            </w:r>
-          </w:p>
-          <w:p>
-            <w:pPr>
-              <w:rPr>
-                <w:rFonts w:cs="Arial"/>
-              </w:rPr>
-            </w:pPr>
-            <w:r>
-              <w:rPr>
-                <w:rFonts w:cs="Arial"/>
-              </w:rPr>
-              <w:t>Pflichtenheft</w:t>
-            </w:r>
-          </w:p>
-        </w:tc>
-        <w:tc>
-          <w:tcPr>
-            <w:tcW w:w="3439" w:type="pct"/>
-            <w:tcBorders>
-              <w:top w:val="single" w:sz="12" w:space="0" w:color="auto"/>
-            </w:tcBorders>
-            <w:vAlign w:val="center"/>
-          </w:tcPr>
-          <w:p>
-            <w:pPr>
-              <w:rPr>
-                <w:rFonts w:cs="Arial"/>
-              </w:rPr>
-            </w:pPr>
-            <w:r>
-              <w:rPr>
-                <w:rFonts w:cs="Arial"/>
-              </w:rPr>
-              <w:t>FA2.1</w:t>
-            </w:r>
-          </w:p>
-        </w:tc>
-      </w:tr>
-      <w:tr>
-        <w:trPr>
-          <w:trHeight w:val="677"/>
-          <w:jc w:val="center"/>
-        </w:trPr>
-        <w:tc>
-          <w:tcPr>
-            <w:tcW w:w="1561" w:type="pct"/>
-            <w:tcBorders>
-              <w:top w:val="single" w:sz="12" w:space="0" w:color="auto"/>
-              <w:bottom w:val="single" w:sz="12" w:space="0" w:color="auto"/>
-            </w:tcBorders>
-            <w:vAlign w:val="center"/>
-          </w:tcPr>
-          <w:p>
-            <w:pPr>
-              <w:rPr>
-                <w:rFonts w:cs="Arial"/>
-              </w:rPr>
-            </w:pPr>
-            <w:r>
-              <w:rPr>
-                <w:rFonts w:cs="Arial"/>
-              </w:rPr>
-              <w:t>Name</w:t>
-            </w:r>
-          </w:p>
-        </w:tc>
-        <w:tc>
-          <w:tcPr>
-            <w:tcW w:w="3439" w:type="pct"/>
-            <w:tcBorders>
-              <w:top w:val="single" w:sz="12" w:space="0" w:color="auto"/>
-              <w:bottom w:val="single" w:sz="12" w:space="0" w:color="auto"/>
-            </w:tcBorders>
-            <w:vAlign w:val="center"/>
-          </w:tcPr>
-          <w:p>
-            <w:pPr>
-              <w:rPr>
-                <w:rFonts w:cs="Arial"/>
-              </w:rPr>
-            </w:pPr>
-            <w:r>
-              <w:rPr>
-                <w:rFonts w:cs="Arial"/>
-              </w:rPr>
-              <w:t xml:space="preserve">Nicht Gültiger </w:t>
-            </w:r>
-            <w:r>
-              <w:rPr>
-                <w:rFonts w:cs="Arial"/>
-              </w:rPr>
-              <w:t>Sprachbefehl</w:t>
-            </w:r>
-          </w:p>
-        </w:tc>
-      </w:tr>
-      <w:tr>
-        <w:trPr>
-          <w:trHeight w:val="677"/>
-          <w:jc w:val="center"/>
-        </w:trPr>
-        <w:tc>
-          <w:tcPr>
-            <w:tcW w:w="1561" w:type="pct"/>
-            <w:tcBorders>
-              <w:top w:val="single" w:sz="12" w:space="0" w:color="auto"/>
-            </w:tcBorders>
-            <w:vAlign w:val="center"/>
-          </w:tcPr>
-          <w:p>
-            <w:pPr>
-              <w:rPr>
-                <w:rFonts w:cs="Arial"/>
-              </w:rPr>
-            </w:pPr>
-            <w:r>
-              <w:rPr>
-                <w:rFonts w:cs="Arial"/>
-              </w:rPr>
-              <w:t>Bemerkungen</w:t>
-            </w:r>
-          </w:p>
-        </w:tc>
-        <w:tc>
-          <w:tcPr>
-            <w:tcW w:w="3439" w:type="pct"/>
-            <w:tcBorders>
-              <w:top w:val="single" w:sz="12" w:space="0" w:color="auto"/>
-            </w:tcBorders>
-            <w:vAlign w:val="center"/>
-          </w:tcPr>
-          <w:p>
-            <w:pPr>
-              <w:rPr>
-                <w:rFonts w:cs="Arial"/>
-              </w:rPr>
-            </w:pPr>
-          </w:p>
-        </w:tc>
-      </w:tr>
-      <w:tr>
-        <w:trPr>
-          <w:trHeight w:val="677"/>
-          <w:jc w:val="center"/>
-        </w:trPr>
-        <w:tc>
-          <w:tcPr>
-            <w:tcW w:w="1561" w:type="pct"/>
-            <w:tcBorders>
-              <w:top w:val="single" w:sz="12" w:space="0" w:color="auto"/>
-              <w:bottom w:val="single" w:sz="12" w:space="0" w:color="auto"/>
-            </w:tcBorders>
-            <w:vAlign w:val="center"/>
-          </w:tcPr>
-          <w:p>
-            <w:pPr>
-              <w:rPr>
-                <w:rFonts w:cs="Arial"/>
-              </w:rPr>
-            </w:pPr>
-            <w:r>
-              <w:rPr>
-                <w:rFonts w:cs="Arial"/>
-              </w:rPr>
-              <w:t>Input</w:t>
-            </w:r>
-          </w:p>
-        </w:tc>
-        <w:tc>
-          <w:tcPr>
-            <w:tcW w:w="3439" w:type="pct"/>
-            <w:tcBorders>
-              <w:top w:val="single" w:sz="12" w:space="0" w:color="auto"/>
-              <w:bottom w:val="single" w:sz="12" w:space="0" w:color="auto"/>
-            </w:tcBorders>
-            <w:vAlign w:val="center"/>
-          </w:tcPr>
-          <w:p>
-            <w:pPr>
-              <w:pStyle w:val="Listenabsatz"/>
-              <w:numPr>
-                <w:ilvl w:val="0"/>
-                <w:numId w:val="34"/>
-              </w:numPr>
-              <w:rPr>
-                <w:rFonts w:cs="Arial"/>
-              </w:rPr>
-            </w:pPr>
-            <w:r>
-              <w:rPr>
-                <w:rFonts w:cs="Arial"/>
-              </w:rPr>
-              <w:t>GUI öffnen.</w:t>
-            </w:r>
-          </w:p>
-          <w:p>
-            <w:pPr>
-              <w:pStyle w:val="Listenabsatz"/>
-              <w:numPr>
-                <w:ilvl w:val="0"/>
-                <w:numId w:val="34"/>
-              </w:numPr>
-              <w:rPr>
-                <w:rFonts w:cs="Arial"/>
-              </w:rPr>
-            </w:pPr>
-            <w:r>
-              <w:rPr>
-                <w:rFonts w:cs="Arial"/>
-              </w:rPr>
-              <w:t>Start Knopf drücken um Spracherkennung einzuschalten.</w:t>
-            </w:r>
-          </w:p>
-          <w:p>
-            <w:pPr>
-              <w:pStyle w:val="Listenabsatz"/>
-              <w:numPr>
-                <w:ilvl w:val="0"/>
-                <w:numId w:val="34"/>
-              </w:numPr>
-              <w:rPr>
-                <w:rFonts w:cs="Arial"/>
-              </w:rPr>
-            </w:pPr>
-            <w:r>
-              <w:rPr>
-                <w:rFonts w:cs="Arial"/>
-              </w:rPr>
-              <w:t xml:space="preserve">Nicht gültiger </w:t>
-            </w:r>
-            <w:r>
-              <w:rPr>
-                <w:rFonts w:cs="Arial"/>
-              </w:rPr>
-              <w:t>Sprachbefehl</w:t>
-            </w:r>
-            <w:r>
-              <w:rPr>
-                <w:rFonts w:cs="Arial"/>
-              </w:rPr>
-              <w:t xml:space="preserve"> wird</w:t>
-            </w:r>
-            <w:r>
-              <w:rPr>
-                <w:rFonts w:cs="Arial"/>
-              </w:rPr>
-              <w:t xml:space="preserve"> </w:t>
-            </w:r>
-            <w:r>
-              <w:rPr>
-                <w:rFonts w:cs="Arial"/>
-              </w:rPr>
-              <w:t>gesagt</w:t>
-            </w:r>
-            <w:r>
-              <w:rPr>
-                <w:rFonts w:cs="Arial"/>
-              </w:rPr>
-              <w:t>.</w:t>
-            </w:r>
-          </w:p>
-        </w:tc>
-      </w:tr>
-      <w:tr>
-        <w:trPr>
-          <w:trHeight w:val="677"/>
-          <w:jc w:val="center"/>
-        </w:trPr>
-        <w:tc>
-          <w:tcPr>
-            <w:tcW w:w="1561" w:type="pct"/>
-            <w:tcBorders>
-              <w:top w:val="single" w:sz="12" w:space="0" w:color="auto"/>
-              <w:bottom w:val="single" w:sz="12" w:space="0" w:color="auto"/>
-            </w:tcBorders>
-            <w:vAlign w:val="center"/>
-          </w:tcPr>
-          <w:p>
-            <w:pPr>
-              <w:rPr>
-                <w:rFonts w:cs="Arial"/>
-              </w:rPr>
-            </w:pPr>
-            <w:r>
-              <w:rPr>
-                <w:rFonts w:cs="Arial"/>
-              </w:rPr>
-              <w:t>Output</w:t>
-            </w:r>
-          </w:p>
-        </w:tc>
-        <w:tc>
-          <w:tcPr>
-            <w:tcW w:w="3439" w:type="pct"/>
-            <w:tcBorders>
-              <w:top w:val="single" w:sz="12" w:space="0" w:color="auto"/>
-              <w:bottom w:val="single" w:sz="12" w:space="0" w:color="auto"/>
-            </w:tcBorders>
-            <w:vAlign w:val="center"/>
-          </w:tcPr>
-          <w:p>
-            <w:pPr>
-              <w:pStyle w:val="Listenabsatz"/>
-              <w:numPr>
-                <w:ilvl w:val="0"/>
-                <w:numId w:val="34"/>
-              </w:numPr>
-              <w:rPr>
-                <w:rFonts w:cs="Arial"/>
-              </w:rPr>
-            </w:pPr>
-            <w:r>
-              <w:rPr>
-                <w:rFonts w:cs="Arial"/>
-              </w:rPr>
-              <w:t>Nichts passiert.</w:t>
-            </w:r>
-          </w:p>
-        </w:tc>
-      </w:tr>
-    </w:tbl>
-    <w:p>
-      <w:r>
-        <w:br w:type="page"/>
-      </w:r>
-    </w:p>
     <w:p>
       <w:pPr>
         <w:pStyle w:val="berschrift2"/>
@@ -3435,7 +2384,6 @@
         </w:numPr>
       </w:pPr>
       <w:r>
-        <w:lastRenderedPageBreak/>
         <w:t xml:space="preserve"> </w:t>
       </w:r>
       <w:bookmarkStart w:id="9" w:name="_Toc195265366"/>
@@ -3527,7 +2475,23 @@
                 <w:b/>
                 <w:bCs/>
               </w:rPr>
-              <w:t>[SYS_U_2.1.1]</w:t>
+              <w:t>[SYS_U_</w:t>
+            </w:r>
+            <w:r>
+              <w:rPr>
+                <w:rFonts w:cs="Arial"/>
+                <w:b/>
+                <w:bCs/>
+              </w:rPr>
+              <w:t>2</w:t>
+            </w:r>
+            <w:r>
+              <w:rPr>
+                <w:rFonts w:cs="Arial"/>
+                <w:b/>
+                <w:bCs/>
+              </w:rPr>
+              <w:t>.1.1]</w:t>
             </w:r>
           </w:p>
         </w:tc>
@@ -3586,12 +2550,6 @@
                 <w:rFonts w:cs="Arial"/>
               </w:rPr>
             </w:pPr>
-            <w:r>
-              <w:rPr>
-                <w:rFonts w:cs="Arial"/>
-              </w:rPr>
-              <w:t>FA3.1</w:t>
-            </w:r>
           </w:p>
         </w:tc>
       </w:tr>
@@ -3638,12 +2596,6 @@
                 <w:rFonts w:cs="Arial"/>
               </w:rPr>
             </w:pPr>
-            <w:r>
-              <w:rPr>
-                <w:rFonts w:cs="Arial"/>
-              </w:rPr>
-              <w:t>Zeitsignal zeigt Audio vom Mikrofon an</w:t>
-            </w:r>
           </w:p>
         </w:tc>
       </w:tr>
@@ -3684,7 +2636,6 @@
           </w:tcPr>
           <w:p>
             <w:pPr>
-              <w:pStyle w:val="Listenabsatz"/>
               <w:rPr>
                 <w:rFonts w:cs="Arial"/>
               </w:rPr>
@@ -3731,66 +2682,6 @@
           </w:tcPr>
           <w:p>
             <w:pPr>
-              <w:pStyle w:val="Listenabsatz"/>
-              <w:numPr>
-                <w:ilvl w:val="0"/>
-                <w:numId w:val="35"/>
-              </w:numPr>
-              <w:rPr>
-                <w:rFonts w:cs="Arial"/>
-              </w:rPr>
-            </w:pPr>
-            <w:r>
-              <w:rPr>
-                <w:rFonts w:cs="Arial"/>
-              </w:rPr>
-              <w:t>GUI öffnen.</w:t>
-            </w:r>
-          </w:p>
-          <w:p>
-            <w:pPr>
-              <w:pStyle w:val="Listenabsatz"/>
-              <w:numPr>
-                <w:ilvl w:val="0"/>
-                <w:numId w:val="35"/>
-              </w:numPr>
-              <w:rPr>
-                <w:rFonts w:cs="Arial"/>
-              </w:rPr>
-            </w:pPr>
-            <w:r>
-              <w:rPr>
-                <w:rFonts w:cs="Arial"/>
-              </w:rPr>
-              <w:t>Start Knopf drücken um Spracherkennung einzuschalten.</w:t>
-            </w:r>
-          </w:p>
-          <w:p>
-            <w:pPr>
-              <w:pStyle w:val="Listenabsatz"/>
-              <w:numPr>
-                <w:ilvl w:val="0"/>
-                <w:numId w:val="35"/>
-              </w:numPr>
-              <w:rPr>
-                <w:rFonts w:cs="Arial"/>
-              </w:rPr>
-            </w:pPr>
-            <w:r>
-              <w:rPr>
-                <w:rFonts w:cs="Arial"/>
-              </w:rPr>
-              <w:t>Es wird in das Mikrofon gesprochen</w:t>
-            </w:r>
-            <w:r>
-              <w:rPr>
-                <w:rFonts w:cs="Arial"/>
-              </w:rPr>
-              <w:t>.</w:t>
-            </w:r>
-          </w:p>
-          <w:p>
-            <w:pPr>
               <w:rPr>
                 <w:rFonts w:cs="Arial"/>
               </w:rPr>
@@ -3837,31 +2728,15 @@
           </w:tcPr>
           <w:p>
             <w:pPr>
-              <w:pStyle w:val="Listenabsatz"/>
-              <w:numPr>
-                <w:ilvl w:val="0"/>
-                <w:numId w:val="37"/>
-              </w:numPr>
-              <w:rPr>
-                <w:rFonts w:cs="Arial"/>
-              </w:rPr>
-            </w:pPr>
-            <w:r>
-              <w:rPr>
-                <w:rFonts w:cs="Arial"/>
-              </w:rPr>
-              <w:t>Am Zeitsignal sieht man das gesprochene Audio</w:t>
-            </w:r>
-            <w:r>
-              <w:rPr>
-                <w:rFonts w:cs="Arial"/>
-              </w:rPr>
-              <w:t>.</w:t>
-            </w:r>
+              <w:rPr>
+                <w:rFonts w:cs="Arial"/>
+              </w:rPr>
+            </w:pPr>
           </w:p>
         </w:tc>
       </w:tr>
     </w:tbl>
+    <w:p/>
     <w:p>
       <w:pPr>
         <w:pStyle w:val="berschrift2"/>
@@ -3962,7 +2837,23 @@
                 <w:b/>
                 <w:bCs/>
               </w:rPr>
-              <w:t>[SYS_U_3.1.1]</w:t>
+              <w:t>[SYS_U_</w:t>
+            </w:r>
+            <w:r>
+              <w:rPr>
+                <w:rFonts w:cs="Arial"/>
+                <w:b/>
+                <w:bCs/>
+              </w:rPr>
+              <w:t>3</w:t>
+            </w:r>
+            <w:r>
+              <w:rPr>
+                <w:rFonts w:cs="Arial"/>
+                <w:b/>
+                <w:bCs/>
+              </w:rPr>
+              <w:t>.1.1]</w:t>
             </w:r>
           </w:p>
         </w:tc>
@@ -4021,12 +2912,6 @@
                 <w:rFonts w:cs="Arial"/>
               </w:rPr>
             </w:pPr>
-            <w:r>
-              <w:rPr>
-                <w:rFonts w:cs="Arial"/>
-              </w:rPr>
-              <w:t>FA4.1</w:t>
-            </w:r>
           </w:p>
         </w:tc>
       </w:tr>
@@ -4073,12 +2958,6 @@
                 <w:rFonts w:cs="Arial"/>
               </w:rPr>
             </w:pPr>
-            <w:r>
-              <w:rPr>
-                <w:rFonts w:cs="Arial"/>
-              </w:rPr>
-              <w:t>Listeneinträge sind korrekt sortiert</w:t>
-            </w:r>
           </w:p>
         </w:tc>
       </w:tr>
@@ -4165,127 +3044,6 @@
           </w:tcPr>
           <w:p>
             <w:pPr>
-              <w:pStyle w:val="Listenabsatz"/>
-              <w:numPr>
-                <w:ilvl w:val="0"/>
-                <w:numId w:val="38"/>
-              </w:numPr>
-              <w:rPr>
-                <w:rFonts w:cs="Arial"/>
-              </w:rPr>
-            </w:pPr>
-            <w:r>
-              <w:rPr>
-                <w:rFonts w:cs="Arial"/>
-              </w:rPr>
-              <w:t>GUI öffnen.</w:t>
-            </w:r>
-          </w:p>
-          <w:p>
-            <w:pPr>
-              <w:pStyle w:val="Listenabsatz"/>
-              <w:numPr>
-                <w:ilvl w:val="0"/>
-                <w:numId w:val="38"/>
-              </w:numPr>
-              <w:rPr>
-                <w:rFonts w:cs="Arial"/>
-              </w:rPr>
-            </w:pPr>
-            <w:r>
-              <w:rPr>
-                <w:rFonts w:cs="Arial"/>
-              </w:rPr>
-              <w:t>Start Knopf drücken um Spracherkennung einzuschalten.</w:t>
-            </w:r>
-          </w:p>
-          <w:p>
-            <w:pPr>
-              <w:rPr>
-                <w:rFonts w:cs="Arial"/>
-              </w:rPr>
-            </w:pPr>
-            <w:r>
-              <w:rPr>
-                <w:rFonts w:cs="Arial"/>
-              </w:rPr>
-              <w:t>Gesagte Sprachbefehle</w:t>
-            </w:r>
-          </w:p>
-          <w:p>
-            <w:pPr>
-              <w:pStyle w:val="Listenabsatz"/>
-              <w:numPr>
-                <w:ilvl w:val="0"/>
-                <w:numId w:val="38"/>
-              </w:numPr>
-              <w:rPr>
-                <w:rFonts w:cs="Arial"/>
-              </w:rPr>
-            </w:pPr>
-            <w:r>
-              <w:rPr>
-                <w:rFonts w:cs="Arial"/>
-              </w:rPr>
-              <w:t>Sprachbefehl: 1</w:t>
-            </w:r>
-          </w:p>
-          <w:p>
-            <w:pPr>
-              <w:pStyle w:val="Listenabsatz"/>
-              <w:numPr>
-                <w:ilvl w:val="0"/>
-                <w:numId w:val="38"/>
-              </w:numPr>
-              <w:rPr>
-                <w:rFonts w:cs="Arial"/>
-              </w:rPr>
-            </w:pPr>
-            <w:r>
-              <w:rPr>
-                <w:rFonts w:cs="Arial"/>
-              </w:rPr>
-              <w:t>Sprachbefehle: 2</w:t>
-            </w:r>
-          </w:p>
-          <w:p>
-            <w:pPr>
-              <w:pStyle w:val="Listenabsatz"/>
-              <w:numPr>
-                <w:ilvl w:val="0"/>
-                <w:numId w:val="38"/>
-              </w:numPr>
-              <w:rPr>
-                <w:rFonts w:cs="Arial"/>
-              </w:rPr>
-            </w:pPr>
-            <w:r>
-              <w:rPr>
-                <w:rFonts w:cs="Arial"/>
-              </w:rPr>
-              <w:t>Sprachbefehle: 3</w:t>
-            </w:r>
-          </w:p>
-          <w:p>
-            <w:pPr>
-              <w:pStyle w:val="Listenabsatz"/>
-              <w:numPr>
-                <w:ilvl w:val="0"/>
-                <w:numId w:val="38"/>
-              </w:numPr>
-              <w:rPr>
-                <w:rFonts w:cs="Arial"/>
-              </w:rPr>
-            </w:pPr>
-            <w:r>
-              <w:rPr>
-                <w:rFonts w:cs="Arial"/>
-              </w:rPr>
-              <w:t>Sprachbefehle: 4</w:t>
-            </w:r>
-          </w:p>
-          <w:p>
-            <w:pPr>
               <w:rPr>
                 <w:rFonts w:cs="Arial"/>
               </w:rPr>
@@ -4336,90 +3094,6 @@
                 <w:rFonts w:cs="Arial"/>
               </w:rPr>
             </w:pPr>
-            <w:r>
-              <w:rPr>
-                <w:rFonts w:cs="Arial"/>
-              </w:rPr>
-              <w:t>Output der Historie</w:t>
-            </w:r>
-            <w:r>
-              <w:rPr>
-                <w:rFonts w:cs="Arial"/>
-              </w:rPr>
-              <w:t>:</w:t>
-            </w:r>
-          </w:p>
-          <w:p>
-            <w:pPr>
-              <w:pStyle w:val="Listenabsatz"/>
-              <w:numPr>
-                <w:ilvl w:val="0"/>
-                <w:numId w:val="39"/>
-              </w:numPr>
-              <w:rPr>
-                <w:rFonts w:cs="Arial"/>
-              </w:rPr>
-            </w:pPr>
-            <w:r>
-              <w:rPr>
-                <w:rFonts w:cs="Arial"/>
-              </w:rPr>
-              <w:t>1</w:t>
-            </w:r>
-          </w:p>
-          <w:p>
-            <w:pPr>
-              <w:pStyle w:val="Listenabsatz"/>
-              <w:numPr>
-                <w:ilvl w:val="0"/>
-                <w:numId w:val="39"/>
-              </w:numPr>
-              <w:rPr>
-                <w:rFonts w:cs="Arial"/>
-              </w:rPr>
-            </w:pPr>
-            <w:r>
-              <w:rPr>
-                <w:rFonts w:cs="Arial"/>
-              </w:rPr>
-              <w:t>1,2</w:t>
-            </w:r>
-          </w:p>
-          <w:p>
-            <w:pPr>
-              <w:pStyle w:val="Listenabsatz"/>
-              <w:numPr>
-                <w:ilvl w:val="0"/>
-                <w:numId w:val="39"/>
-              </w:numPr>
-              <w:rPr>
-                <w:rFonts w:cs="Arial"/>
-              </w:rPr>
-            </w:pPr>
-            <w:r>
-              <w:rPr>
-                <w:rFonts w:cs="Arial"/>
-              </w:rPr>
-              <w:t>1,2,3</w:t>
-            </w:r>
-          </w:p>
-          <w:p>
-            <w:pPr>
-              <w:pStyle w:val="Listenabsatz"/>
-              <w:numPr>
-                <w:ilvl w:val="0"/>
-                <w:numId w:val="39"/>
-              </w:numPr>
-              <w:rPr>
-                <w:rFonts w:cs="Arial"/>
-              </w:rPr>
-            </w:pPr>
-            <w:r>
-              <w:rPr>
-                <w:rFonts w:cs="Arial"/>
-              </w:rPr>
-              <w:t>1,2,3,4</w:t>
-            </w:r>
           </w:p>
         </w:tc>
       </w:tr>
@@ -4455,7 +3129,6 @@
         <w:t>gebracht werden können, aufgelistet.</w:t>
       </w:r>
     </w:p>
-    <w:p/>
     <w:tbl>
       <w:tblPr>
         <w:tblStyle w:val="Tabellenraster"/>
@@ -4520,7 +3193,23 @@
                 <w:b/>
                 <w:bCs/>
               </w:rPr>
-              <w:t>[SYS_U_4.1.1]</w:t>
+              <w:t>[SYS_U_</w:t>
+            </w:r>
+            <w:r>
+              <w:rPr>
+                <w:rFonts w:cs="Arial"/>
+                <w:b/>
+                <w:bCs/>
+              </w:rPr>
+              <w:t>4</w:t>
+            </w:r>
+            <w:r>
+              <w:rPr>
+                <w:rFonts w:cs="Arial"/>
+                <w:b/>
+                <w:bCs/>
+              </w:rPr>
+              <w:t>.1.1]</w:t>
             </w:r>
           </w:p>
         </w:tc>
@@ -4579,30 +3268,6 @@
                 <w:rFonts w:cs="Arial"/>
               </w:rPr>
             </w:pPr>
-            <w:r>
-              <w:rPr>
-                <w:rFonts w:cs="Arial"/>
-              </w:rPr>
-              <w:t>FA1.1</w:t>
-            </w:r>
-            <w:r>
-              <w:rPr>
-                <w:rFonts w:cs="Arial"/>
-              </w:rPr>
-              <w:t>,</w:t>
-            </w:r>
-            <w:r>
-              <w:rPr>
-                <w:rFonts w:cs="Arial"/>
-              </w:rPr>
-              <w:t xml:space="preserve"> FA4.3</w:t>
-            </w:r>
-            <w:r>
-              <w:rPr>
-                <w:rFonts w:cs="Arial"/>
-              </w:rPr>
-              <w:t>, 4.2</w:t>
-            </w:r>
           </w:p>
         </w:tc>
       </w:tr>
@@ -4649,12 +3314,6 @@
                 <w:rFonts w:cs="Arial"/>
               </w:rPr>
             </w:pPr>
-            <w:r>
-              <w:rPr>
-                <w:rFonts w:cs="Arial"/>
-              </w:rPr>
-              <w:t>Mikrofon kann gefunden werden</w:t>
-            </w:r>
           </w:p>
         </w:tc>
       </w:tr>
@@ -4741,27 +3400,10 @@
           </w:tcPr>
           <w:p>
             <w:pPr>
-              <w:pStyle w:val="Listenabsatz"/>
-              <w:numPr>
-                <w:ilvl w:val="0"/>
-                <w:numId w:val="22"/>
-              </w:numPr>
-              <w:rPr>
-                <w:rFonts w:cs="Arial"/>
-              </w:rPr>
-            </w:pPr>
-            <w:r>
-              <w:rPr>
-                <w:rFonts w:cs="Arial"/>
-              </w:rPr>
-              <w:t>GUI öffnen</w:t>
-            </w:r>
-            <w:r>
-              <w:rPr>
-                <w:rFonts w:cs="Arial"/>
-              </w:rPr>
-              <w:t>.</w:t>
-            </w:r>
+              <w:rPr>
+                <w:rFonts w:cs="Arial"/>
+              </w:rPr>
+            </w:pPr>
           </w:p>
         </w:tc>
       </w:tr>
@@ -4804,1335 +3446,25 @@
           </w:tcPr>
           <w:p>
             <w:pPr>
-              <w:pStyle w:val="Listenabsatz"/>
-              <w:numPr>
-                <w:ilvl w:val="0"/>
-                <w:numId w:val="23"/>
-              </w:numPr>
-              <w:rPr>
-                <w:rFonts w:cs="Arial"/>
-              </w:rPr>
-            </w:pPr>
-            <w:r>
-              <w:rPr>
-                <w:rFonts w:cs="Arial"/>
-              </w:rPr>
-              <w:t xml:space="preserve">Bei Informationen in der GUI wird </w:t>
-            </w:r>
-            <w:r>
-              <w:rPr>
-                <w:rFonts w:cs="Arial"/>
-              </w:rPr>
-              <w:t>der Name de</w:t>
-            </w:r>
-            <w:r>
-              <w:rPr>
-                <w:rFonts w:cs="Arial"/>
-              </w:rPr>
-              <w:t>s Verbundene</w:t>
-            </w:r>
-            <w:r>
-              <w:rPr>
-                <w:rFonts w:cs="Arial"/>
-              </w:rPr>
-              <w:t>n</w:t>
-            </w:r>
-            <w:r>
-              <w:rPr>
-                <w:rFonts w:cs="Arial"/>
-              </w:rPr>
-              <w:t xml:space="preserve"> Mikrofon</w:t>
-            </w:r>
-            <w:r>
-              <w:rPr>
-                <w:rFonts w:cs="Arial"/>
-              </w:rPr>
-              <w:t>s</w:t>
-            </w:r>
-            <w:r>
-              <w:rPr>
-                <w:rFonts w:cs="Arial"/>
-              </w:rPr>
-              <w:t xml:space="preserve"> angezeigt</w:t>
-            </w:r>
-            <w:r>
-              <w:rPr>
-                <w:rFonts w:cs="Arial"/>
-              </w:rPr>
-              <w:t>.</w:t>
-            </w:r>
-          </w:p>
-        </w:tc>
-      </w:tr>
-    </w:tbl>
-    <w:p>
-      <w:pPr>
-        <w:pStyle w:val="Inhaltsverzeichnisberschrift"/>
-      </w:pPr>
-    </w:p>
-    <w:tbl>
-      <w:tblPr>
-        <w:tblStyle w:val="Tabellenraster"/>
-        <w:tblW w:w="5001" w:type="pct"/>
-        <w:jc w:val="center"/>
-        <w:tblLook w:val="04A0" w:firstRow="1" w:lastRow="0" w:firstColumn="1" w:lastColumn="0" w:noHBand="0" w:noVBand="1"/>
-      </w:tblPr>
-      <w:tblGrid>
-        <w:gridCol w:w="2830"/>
-        <w:gridCol w:w="6234"/>
-      </w:tblGrid>
-      <w:tr>
-        <w:trPr>
-          <w:trHeight w:val="380"/>
-          <w:jc w:val="center"/>
-        </w:trPr>
-        <w:tc>
-          <w:tcPr>
-            <w:tcW w:w="1561" w:type="pct"/>
-            <w:tcBorders>
-              <w:bottom w:val="single" w:sz="12" w:space="0" w:color="auto"/>
-            </w:tcBorders>
-            <w:vAlign w:val="center"/>
-          </w:tcPr>
-          <w:p>
-            <w:pPr>
-              <w:rPr>
-                <w:rFonts w:cs="Arial"/>
-                <w:b/>
-                <w:bCs/>
-              </w:rPr>
-            </w:pPr>
-            <w:r>
-              <w:rPr>
-                <w:rFonts w:cs="Arial"/>
-                <w:b/>
-                <w:bCs/>
-              </w:rPr>
-              <w:t>Test-ID:</w:t>
-            </w:r>
-          </w:p>
-        </w:tc>
-        <w:tc>
-          <w:tcPr>
-            <w:tcW w:w="3439" w:type="pct"/>
-            <w:tcBorders>
-              <w:bottom w:val="single" w:sz="12" w:space="0" w:color="auto"/>
-            </w:tcBorders>
-            <w:vAlign w:val="center"/>
-          </w:tcPr>
-          <w:p>
-            <w:pPr>
-              <w:rPr>
-                <w:rFonts w:cs="Arial"/>
-                <w:b/>
-                <w:bCs/>
-              </w:rPr>
-            </w:pPr>
-            <w:r>
-              <w:rPr>
-                <w:rFonts w:cs="Arial"/>
-                <w:b/>
-                <w:bCs/>
-              </w:rPr>
-              <w:t>[SYS_U_</w:t>
-            </w:r>
-            <w:r>
-              <w:rPr>
-                <w:rFonts w:cs="Arial"/>
-                <w:b/>
-                <w:bCs/>
-              </w:rPr>
-              <w:t>4</w:t>
-            </w:r>
-            <w:r>
-              <w:rPr>
-                <w:rFonts w:cs="Arial"/>
-                <w:b/>
-                <w:bCs/>
-              </w:rPr>
-              <w:t>.1.2]</w:t>
-            </w:r>
-          </w:p>
-        </w:tc>
-      </w:tr>
-      <w:tr>
-        <w:trPr>
-          <w:trHeight w:val="677"/>
-          <w:jc w:val="center"/>
-        </w:trPr>
-        <w:tc>
-          <w:tcPr>
-            <w:tcW w:w="1561" w:type="pct"/>
-            <w:tcBorders>
-              <w:top w:val="single" w:sz="12" w:space="0" w:color="auto"/>
-            </w:tcBorders>
-            <w:vAlign w:val="center"/>
-          </w:tcPr>
-          <w:p>
-            <w:pPr>
-              <w:rPr>
-                <w:rFonts w:cs="Arial"/>
-              </w:rPr>
-            </w:pPr>
-            <w:r>
-              <w:rPr>
-                <w:rFonts w:cs="Arial"/>
-              </w:rPr>
-              <w:t>i.V.m.</w:t>
-            </w:r>
-          </w:p>
-          <w:p>
-            <w:pPr>
-              <w:rPr>
-                <w:rFonts w:cs="Arial"/>
-              </w:rPr>
-            </w:pPr>
-            <w:r>
-              <w:rPr>
-                <w:rFonts w:cs="Arial"/>
-              </w:rPr>
-              <w:t>Pflichtenheft</w:t>
-            </w:r>
-          </w:p>
-        </w:tc>
-        <w:tc>
-          <w:tcPr>
-            <w:tcW w:w="3439" w:type="pct"/>
-            <w:tcBorders>
-              <w:top w:val="single" w:sz="12" w:space="0" w:color="auto"/>
-            </w:tcBorders>
-            <w:vAlign w:val="center"/>
-          </w:tcPr>
-          <w:p>
-            <w:pPr>
-              <w:rPr>
-                <w:rFonts w:cs="Arial"/>
-              </w:rPr>
-            </w:pPr>
-            <w:r>
-              <w:rPr>
-                <w:rFonts w:cs="Arial"/>
-              </w:rPr>
-              <w:t>FA1.1</w:t>
-            </w:r>
-            <w:r>
-              <w:rPr>
-                <w:rFonts w:cs="Arial"/>
-              </w:rPr>
-              <w:t>, 4.2</w:t>
-            </w:r>
-          </w:p>
-        </w:tc>
-      </w:tr>
-      <w:tr>
-        <w:trPr>
-          <w:trHeight w:val="677"/>
-          <w:jc w:val="center"/>
-        </w:trPr>
-        <w:tc>
-          <w:tcPr>
-            <w:tcW w:w="1561" w:type="pct"/>
-            <w:tcBorders>
-              <w:top w:val="single" w:sz="12" w:space="0" w:color="auto"/>
-              <w:bottom w:val="single" w:sz="12" w:space="0" w:color="auto"/>
-            </w:tcBorders>
-            <w:vAlign w:val="center"/>
-          </w:tcPr>
-          <w:p>
-            <w:pPr>
-              <w:rPr>
-                <w:rFonts w:cs="Arial"/>
-              </w:rPr>
-            </w:pPr>
-            <w:r>
-              <w:rPr>
-                <w:rFonts w:cs="Arial"/>
-              </w:rPr>
-              <w:t>Name</w:t>
-            </w:r>
-          </w:p>
-        </w:tc>
-        <w:tc>
-          <w:tcPr>
-            <w:tcW w:w="3439" w:type="pct"/>
-            <w:tcBorders>
-              <w:top w:val="single" w:sz="12" w:space="0" w:color="auto"/>
-              <w:bottom w:val="single" w:sz="12" w:space="0" w:color="auto"/>
-            </w:tcBorders>
-            <w:vAlign w:val="center"/>
-          </w:tcPr>
-          <w:p>
-            <w:pPr>
-              <w:rPr>
-                <w:rFonts w:cs="Arial"/>
-              </w:rPr>
-            </w:pPr>
-            <w:r>
-              <w:rPr>
-                <w:rFonts w:cs="Arial"/>
-              </w:rPr>
-              <w:t>Mikrofon kann nicht gefunden werden</w:t>
-            </w:r>
-          </w:p>
-        </w:tc>
-      </w:tr>
-      <w:tr>
-        <w:trPr>
-          <w:trHeight w:val="677"/>
-          <w:jc w:val="center"/>
-        </w:trPr>
-        <w:tc>
-          <w:tcPr>
-            <w:tcW w:w="1561" w:type="pct"/>
-            <w:tcBorders>
-              <w:top w:val="single" w:sz="12" w:space="0" w:color="auto"/>
-            </w:tcBorders>
-            <w:vAlign w:val="center"/>
-          </w:tcPr>
-          <w:p>
-            <w:pPr>
-              <w:rPr>
-                <w:rFonts w:cs="Arial"/>
-              </w:rPr>
-            </w:pPr>
-            <w:r>
-              <w:rPr>
-                <w:rFonts w:cs="Arial"/>
-              </w:rPr>
-              <w:t>Bemerkungen</w:t>
-            </w:r>
-          </w:p>
-        </w:tc>
-        <w:tc>
-          <w:tcPr>
-            <w:tcW w:w="3439" w:type="pct"/>
-            <w:tcBorders>
-              <w:top w:val="single" w:sz="12" w:space="0" w:color="auto"/>
-            </w:tcBorders>
-            <w:vAlign w:val="center"/>
-          </w:tcPr>
-          <w:p>
-            <w:pPr>
-              <w:rPr>
-                <w:rFonts w:cs="Arial"/>
-              </w:rPr>
-            </w:pPr>
-            <w:r>
-              <w:rPr>
-                <w:rFonts w:cs="Arial"/>
-              </w:rPr>
-              <w:t>Wenn der PC kein Mikrofon angeschlossen hat.</w:t>
-            </w:r>
-          </w:p>
-        </w:tc>
-      </w:tr>
-      <w:tr>
-        <w:trPr>
-          <w:trHeight w:val="677"/>
-          <w:jc w:val="center"/>
-        </w:trPr>
-        <w:tc>
-          <w:tcPr>
-            <w:tcW w:w="1561" w:type="pct"/>
-            <w:tcBorders>
-              <w:top w:val="single" w:sz="12" w:space="0" w:color="auto"/>
-              <w:bottom w:val="single" w:sz="12" w:space="0" w:color="auto"/>
-            </w:tcBorders>
-            <w:vAlign w:val="center"/>
-          </w:tcPr>
-          <w:p>
-            <w:pPr>
-              <w:rPr>
-                <w:rFonts w:cs="Arial"/>
-              </w:rPr>
-            </w:pPr>
-            <w:r>
-              <w:rPr>
-                <w:rFonts w:cs="Arial"/>
-              </w:rPr>
-              <w:t>Input</w:t>
-            </w:r>
-          </w:p>
-        </w:tc>
-        <w:tc>
-          <w:tcPr>
-            <w:tcW w:w="3439" w:type="pct"/>
-            <w:tcBorders>
-              <w:top w:val="single" w:sz="12" w:space="0" w:color="auto"/>
-              <w:bottom w:val="single" w:sz="12" w:space="0" w:color="auto"/>
-            </w:tcBorders>
-            <w:vAlign w:val="center"/>
-          </w:tcPr>
-          <w:p>
-            <w:pPr>
-              <w:pStyle w:val="Listenabsatz"/>
-              <w:numPr>
-                <w:ilvl w:val="0"/>
-                <w:numId w:val="24"/>
-              </w:numPr>
-              <w:rPr>
-                <w:rFonts w:cs="Arial"/>
-              </w:rPr>
-            </w:pPr>
-            <w:r>
-              <w:rPr>
-                <w:rFonts w:cs="Arial"/>
-              </w:rPr>
-              <w:t>GUI öffnen</w:t>
-            </w:r>
-            <w:r>
-              <w:rPr>
-                <w:rFonts w:cs="Arial"/>
-              </w:rPr>
-              <w:t>.</w:t>
-            </w:r>
-          </w:p>
-        </w:tc>
-      </w:tr>
-      <w:tr>
-        <w:trPr>
-          <w:trHeight w:val="677"/>
-          <w:jc w:val="center"/>
-        </w:trPr>
-        <w:tc>
-          <w:tcPr>
-            <w:tcW w:w="1561" w:type="pct"/>
-            <w:tcBorders>
-              <w:top w:val="single" w:sz="12" w:space="0" w:color="auto"/>
-              <w:bottom w:val="single" w:sz="12" w:space="0" w:color="auto"/>
-            </w:tcBorders>
-            <w:vAlign w:val="center"/>
-          </w:tcPr>
-          <w:p>
-            <w:pPr>
-              <w:rPr>
-                <w:rFonts w:cs="Arial"/>
-              </w:rPr>
-            </w:pPr>
-            <w:r>
-              <w:rPr>
-                <w:rFonts w:cs="Arial"/>
-              </w:rPr>
-              <w:t>Output</w:t>
-            </w:r>
-          </w:p>
-        </w:tc>
-        <w:tc>
-          <w:tcPr>
-            <w:tcW w:w="3439" w:type="pct"/>
-            <w:tcBorders>
-              <w:top w:val="single" w:sz="12" w:space="0" w:color="auto"/>
-              <w:bottom w:val="single" w:sz="12" w:space="0" w:color="auto"/>
-            </w:tcBorders>
-            <w:vAlign w:val="center"/>
-          </w:tcPr>
-          <w:p>
-            <w:pPr>
-              <w:pStyle w:val="Listenabsatz"/>
-              <w:numPr>
-                <w:ilvl w:val="0"/>
-                <w:numId w:val="26"/>
-              </w:numPr>
-              <w:rPr>
-                <w:rFonts w:cs="Arial"/>
-              </w:rPr>
-            </w:pPr>
-            <w:r>
-              <w:rPr>
-                <w:rFonts w:cs="Arial"/>
-              </w:rPr>
-              <w:t>Bei Informationen in der GUI</w:t>
-            </w:r>
-            <w:r>
-              <w:rPr>
-                <w:rFonts w:cs="Arial"/>
-              </w:rPr>
-              <w:t xml:space="preserve"> wird</w:t>
-            </w:r>
-            <w:r>
-              <w:rPr>
-                <w:rFonts w:cs="Arial"/>
-              </w:rPr>
-              <w:t xml:space="preserve"> </w:t>
-            </w:r>
-            <w:r>
-              <w:rPr>
-                <w:rFonts w:cs="Arial"/>
-              </w:rPr>
-              <w:t>angezeigt, dass kein Mikrofon gefunden werden konnte</w:t>
-            </w:r>
-            <w:r>
-              <w:rPr>
-                <w:rFonts w:cs="Arial"/>
-              </w:rPr>
-              <w:t>.</w:t>
-            </w:r>
+              <w:rPr>
+                <w:rFonts w:cs="Arial"/>
+              </w:rPr>
+            </w:pPr>
           </w:p>
         </w:tc>
       </w:tr>
     </w:tbl>
     <w:p/>
     <w:p>
-      <w:r>
-        <w:br w:type="page"/>
-      </w:r>
+      <w:pPr>
+        <w:pStyle w:val="berschrift1"/>
+      </w:pPr>
     </w:p>
-    <w:p/>
-    <w:tbl>
-      <w:tblPr>
-        <w:tblStyle w:val="Tabellenraster"/>
-        <w:tblW w:w="5001" w:type="pct"/>
-        <w:jc w:val="center"/>
-        <w:tblLook w:val="04A0" w:firstRow="1" w:lastRow="0" w:firstColumn="1" w:lastColumn="0" w:noHBand="0" w:noVBand="1"/>
-      </w:tblPr>
-      <w:tblGrid>
-        <w:gridCol w:w="2830"/>
-        <w:gridCol w:w="6234"/>
-      </w:tblGrid>
-      <w:tr>
-        <w:trPr>
-          <w:trHeight w:val="380"/>
-          <w:jc w:val="center"/>
-        </w:trPr>
-        <w:tc>
-          <w:tcPr>
-            <w:tcW w:w="1561" w:type="pct"/>
-            <w:tcBorders>
-              <w:bottom w:val="single" w:sz="12" w:space="0" w:color="auto"/>
-            </w:tcBorders>
-            <w:vAlign w:val="center"/>
-          </w:tcPr>
-          <w:p>
-            <w:pPr>
-              <w:rPr>
-                <w:rFonts w:cs="Arial"/>
-                <w:b/>
-                <w:bCs/>
-              </w:rPr>
-            </w:pPr>
-            <w:r>
-              <w:rPr>
-                <w:rFonts w:cs="Arial"/>
-                <w:b/>
-                <w:bCs/>
-              </w:rPr>
-              <w:t>Test-ID:</w:t>
-            </w:r>
-          </w:p>
-        </w:tc>
-        <w:tc>
-          <w:tcPr>
-            <w:tcW w:w="3439" w:type="pct"/>
-            <w:tcBorders>
-              <w:bottom w:val="single" w:sz="12" w:space="0" w:color="auto"/>
-            </w:tcBorders>
-            <w:vAlign w:val="center"/>
-          </w:tcPr>
-          <w:p>
-            <w:pPr>
-              <w:rPr>
-                <w:rFonts w:cs="Arial"/>
-                <w:b/>
-                <w:bCs/>
-              </w:rPr>
-            </w:pPr>
-            <w:r>
-              <w:rPr>
-                <w:rFonts w:cs="Arial"/>
-                <w:b/>
-                <w:bCs/>
-              </w:rPr>
-              <w:t>[SYS_U_4.1.2]</w:t>
-            </w:r>
-          </w:p>
-        </w:tc>
-      </w:tr>
-      <w:tr>
-        <w:trPr>
-          <w:trHeight w:val="677"/>
-          <w:jc w:val="center"/>
-        </w:trPr>
-        <w:tc>
-          <w:tcPr>
-            <w:tcW w:w="1561" w:type="pct"/>
-            <w:tcBorders>
-              <w:top w:val="single" w:sz="12" w:space="0" w:color="auto"/>
-            </w:tcBorders>
-            <w:vAlign w:val="center"/>
-          </w:tcPr>
-          <w:p>
-            <w:pPr>
-              <w:rPr>
-                <w:rFonts w:cs="Arial"/>
-              </w:rPr>
-            </w:pPr>
-            <w:r>
-              <w:rPr>
-                <w:rFonts w:cs="Arial"/>
-              </w:rPr>
-              <w:t>i.V.m.</w:t>
-            </w:r>
-          </w:p>
-          <w:p>
-            <w:pPr>
-              <w:rPr>
-                <w:rFonts w:cs="Arial"/>
-              </w:rPr>
-            </w:pPr>
-            <w:r>
-              <w:rPr>
-                <w:rFonts w:cs="Arial"/>
-              </w:rPr>
-              <w:t>Pflichtenheft</w:t>
-            </w:r>
-          </w:p>
-        </w:tc>
-        <w:tc>
-          <w:tcPr>
-            <w:tcW w:w="3439" w:type="pct"/>
-            <w:tcBorders>
-              <w:top w:val="single" w:sz="12" w:space="0" w:color="auto"/>
-            </w:tcBorders>
-            <w:vAlign w:val="center"/>
-          </w:tcPr>
-          <w:p>
-            <w:pPr>
-              <w:rPr>
-                <w:rFonts w:cs="Arial"/>
-              </w:rPr>
-            </w:pPr>
-            <w:r>
-              <w:rPr>
-                <w:rFonts w:cs="Arial"/>
-              </w:rPr>
-              <w:t>FA4.4</w:t>
-            </w:r>
-            <w:r>
-              <w:rPr>
-                <w:rFonts w:cs="Arial"/>
-              </w:rPr>
-              <w:t>, 4.2</w:t>
-            </w:r>
-          </w:p>
-        </w:tc>
-      </w:tr>
-      <w:tr>
-        <w:trPr>
-          <w:trHeight w:val="677"/>
-          <w:jc w:val="center"/>
-        </w:trPr>
-        <w:tc>
-          <w:tcPr>
-            <w:tcW w:w="1561" w:type="pct"/>
-            <w:tcBorders>
-              <w:top w:val="single" w:sz="12" w:space="0" w:color="auto"/>
-              <w:bottom w:val="single" w:sz="12" w:space="0" w:color="auto"/>
-            </w:tcBorders>
-            <w:vAlign w:val="center"/>
-          </w:tcPr>
-          <w:p>
-            <w:pPr>
-              <w:rPr>
-                <w:rFonts w:cs="Arial"/>
-              </w:rPr>
-            </w:pPr>
-            <w:r>
-              <w:rPr>
-                <w:rFonts w:cs="Arial"/>
-              </w:rPr>
-              <w:t>Name</w:t>
-            </w:r>
-          </w:p>
-        </w:tc>
-        <w:tc>
-          <w:tcPr>
-            <w:tcW w:w="3439" w:type="pct"/>
-            <w:tcBorders>
-              <w:top w:val="single" w:sz="12" w:space="0" w:color="auto"/>
-              <w:bottom w:val="single" w:sz="12" w:space="0" w:color="auto"/>
-            </w:tcBorders>
-            <w:vAlign w:val="center"/>
-          </w:tcPr>
-          <w:p>
-            <w:pPr>
-              <w:rPr>
-                <w:rFonts w:cs="Arial"/>
-              </w:rPr>
-            </w:pPr>
-            <w:r>
-              <w:rPr>
-                <w:rFonts w:cs="Arial"/>
-              </w:rPr>
-              <w:t>Spracherkennung</w:t>
-            </w:r>
-            <w:r>
-              <w:rPr>
-                <w:rFonts w:cs="Arial"/>
-              </w:rPr>
-              <w:t xml:space="preserve"> </w:t>
-            </w:r>
-            <w:r>
-              <w:rPr>
-                <w:rFonts w:cs="Arial"/>
-              </w:rPr>
-              <w:t>einschalten</w:t>
-            </w:r>
-          </w:p>
-        </w:tc>
-      </w:tr>
-      <w:tr>
-        <w:trPr>
-          <w:trHeight w:val="677"/>
-          <w:jc w:val="center"/>
-        </w:trPr>
-        <w:tc>
-          <w:tcPr>
-            <w:tcW w:w="1561" w:type="pct"/>
-            <w:tcBorders>
-              <w:top w:val="single" w:sz="12" w:space="0" w:color="auto"/>
-            </w:tcBorders>
-            <w:vAlign w:val="center"/>
-          </w:tcPr>
-          <w:p>
-            <w:pPr>
-              <w:rPr>
-                <w:rFonts w:cs="Arial"/>
-              </w:rPr>
-            </w:pPr>
-            <w:r>
-              <w:rPr>
-                <w:rFonts w:cs="Arial"/>
-              </w:rPr>
-              <w:t>Bemerkungen</w:t>
-            </w:r>
-          </w:p>
-        </w:tc>
-        <w:tc>
-          <w:tcPr>
-            <w:tcW w:w="3439" w:type="pct"/>
-            <w:tcBorders>
-              <w:top w:val="single" w:sz="12" w:space="0" w:color="auto"/>
-            </w:tcBorders>
-            <w:vAlign w:val="center"/>
-          </w:tcPr>
-          <w:p>
-            <w:pPr>
-              <w:rPr>
-                <w:rFonts w:cs="Arial"/>
-              </w:rPr>
-            </w:pPr>
-          </w:p>
-        </w:tc>
-      </w:tr>
-      <w:tr>
-        <w:trPr>
-          <w:trHeight w:val="677"/>
-          <w:jc w:val="center"/>
-        </w:trPr>
-        <w:tc>
-          <w:tcPr>
-            <w:tcW w:w="1561" w:type="pct"/>
-            <w:tcBorders>
-              <w:top w:val="single" w:sz="12" w:space="0" w:color="auto"/>
-              <w:bottom w:val="single" w:sz="12" w:space="0" w:color="auto"/>
-            </w:tcBorders>
-            <w:vAlign w:val="center"/>
-          </w:tcPr>
-          <w:p>
-            <w:pPr>
-              <w:rPr>
-                <w:rFonts w:cs="Arial"/>
-              </w:rPr>
-            </w:pPr>
-            <w:r>
-              <w:rPr>
-                <w:rFonts w:cs="Arial"/>
-              </w:rPr>
-              <w:t>Input</w:t>
-            </w:r>
-          </w:p>
-        </w:tc>
-        <w:tc>
-          <w:tcPr>
-            <w:tcW w:w="3439" w:type="pct"/>
-            <w:tcBorders>
-              <w:top w:val="single" w:sz="12" w:space="0" w:color="auto"/>
-              <w:bottom w:val="single" w:sz="12" w:space="0" w:color="auto"/>
-            </w:tcBorders>
-            <w:vAlign w:val="center"/>
-          </w:tcPr>
-          <w:p>
-            <w:pPr>
-              <w:pStyle w:val="Listenabsatz"/>
-              <w:numPr>
-                <w:ilvl w:val="0"/>
-                <w:numId w:val="40"/>
-              </w:numPr>
-              <w:rPr>
-                <w:rFonts w:cs="Arial"/>
-              </w:rPr>
-            </w:pPr>
-            <w:r>
-              <w:rPr>
-                <w:rFonts w:cs="Arial"/>
-              </w:rPr>
-              <w:t>GUI öffnen</w:t>
-            </w:r>
-            <w:r>
-              <w:rPr>
-                <w:rFonts w:cs="Arial"/>
-              </w:rPr>
-              <w:t>.</w:t>
-            </w:r>
-          </w:p>
-          <w:p>
-            <w:pPr>
-              <w:pStyle w:val="Listenabsatz"/>
-              <w:numPr>
-                <w:ilvl w:val="0"/>
-                <w:numId w:val="40"/>
-              </w:numPr>
-              <w:rPr>
-                <w:rFonts w:cs="Arial"/>
-              </w:rPr>
-            </w:pPr>
-            <w:r>
-              <w:rPr>
-                <w:rFonts w:cs="Arial"/>
-              </w:rPr>
-              <w:t>Start Knopf für Spracherkennung drücken</w:t>
-            </w:r>
-            <w:r>
-              <w:rPr>
-                <w:rFonts w:cs="Arial"/>
-              </w:rPr>
-              <w:t>.</w:t>
-            </w:r>
-          </w:p>
-          <w:p>
-            <w:pPr>
-              <w:pStyle w:val="Listenabsatz"/>
-              <w:numPr>
-                <w:ilvl w:val="0"/>
-                <w:numId w:val="40"/>
-              </w:numPr>
-              <w:rPr>
-                <w:rFonts w:cs="Arial"/>
-              </w:rPr>
-            </w:pPr>
-            <w:r>
-              <w:rPr>
-                <w:rFonts w:cs="Arial"/>
-              </w:rPr>
-              <w:t>Sprachbefehl sagen.</w:t>
-            </w:r>
-          </w:p>
-        </w:tc>
-      </w:tr>
-      <w:tr>
-        <w:trPr>
-          <w:trHeight w:val="677"/>
-          <w:jc w:val="center"/>
-        </w:trPr>
-        <w:tc>
-          <w:tcPr>
-            <w:tcW w:w="1561" w:type="pct"/>
-            <w:tcBorders>
-              <w:top w:val="single" w:sz="12" w:space="0" w:color="auto"/>
-              <w:bottom w:val="single" w:sz="12" w:space="0" w:color="auto"/>
-            </w:tcBorders>
-            <w:vAlign w:val="center"/>
-          </w:tcPr>
-          <w:p>
-            <w:pPr>
-              <w:rPr>
-                <w:rFonts w:cs="Arial"/>
-              </w:rPr>
-            </w:pPr>
-            <w:r>
-              <w:rPr>
-                <w:rFonts w:cs="Arial"/>
-              </w:rPr>
-              <w:t>Output</w:t>
-            </w:r>
-          </w:p>
-        </w:tc>
-        <w:tc>
-          <w:tcPr>
-            <w:tcW w:w="3439" w:type="pct"/>
-            <w:tcBorders>
-              <w:top w:val="single" w:sz="12" w:space="0" w:color="auto"/>
-              <w:bottom w:val="single" w:sz="12" w:space="0" w:color="auto"/>
-            </w:tcBorders>
-            <w:vAlign w:val="center"/>
-          </w:tcPr>
-          <w:p>
-            <w:pPr>
-              <w:pStyle w:val="Listenabsatz"/>
-              <w:numPr>
-                <w:ilvl w:val="0"/>
-                <w:numId w:val="41"/>
-              </w:numPr>
-              <w:rPr>
-                <w:rFonts w:cs="Arial"/>
-              </w:rPr>
-            </w:pPr>
-            <w:r>
-              <w:rPr>
-                <w:rFonts w:cs="Arial"/>
-              </w:rPr>
-              <w:t>Knopf hat nun den Text „Stopp“</w:t>
-            </w:r>
-            <w:r>
-              <w:rPr>
-                <w:rFonts w:cs="Arial"/>
-              </w:rPr>
-              <w:t>.</w:t>
-            </w:r>
-          </w:p>
-          <w:p>
-            <w:pPr>
-              <w:pStyle w:val="Listenabsatz"/>
-              <w:numPr>
-                <w:ilvl w:val="0"/>
-                <w:numId w:val="41"/>
-              </w:numPr>
-              <w:rPr>
-                <w:rFonts w:cs="Arial"/>
-              </w:rPr>
-            </w:pPr>
-            <w:r>
-              <w:rPr>
-                <w:rFonts w:cs="Arial"/>
-              </w:rPr>
-              <w:t>Sprachbefehl wird angezeigt.</w:t>
-            </w:r>
-          </w:p>
-        </w:tc>
-      </w:tr>
-    </w:tbl>
-    <w:p/>
-    <w:tbl>
-      <w:tblPr>
-        <w:tblStyle w:val="Tabellenraster"/>
-        <w:tblW w:w="5001" w:type="pct"/>
-        <w:jc w:val="center"/>
-        <w:tblLook w:val="04A0" w:firstRow="1" w:lastRow="0" w:firstColumn="1" w:lastColumn="0" w:noHBand="0" w:noVBand="1"/>
-      </w:tblPr>
-      <w:tblGrid>
-        <w:gridCol w:w="2830"/>
-        <w:gridCol w:w="6234"/>
-      </w:tblGrid>
-      <w:tr>
-        <w:trPr>
-          <w:trHeight w:val="380"/>
-          <w:jc w:val="center"/>
-        </w:trPr>
-        <w:tc>
-          <w:tcPr>
-            <w:tcW w:w="1561" w:type="pct"/>
-            <w:tcBorders>
-              <w:bottom w:val="single" w:sz="12" w:space="0" w:color="auto"/>
-            </w:tcBorders>
-            <w:vAlign w:val="center"/>
-          </w:tcPr>
-          <w:p>
-            <w:pPr>
-              <w:rPr>
-                <w:rFonts w:cs="Arial"/>
-                <w:b/>
-                <w:bCs/>
-              </w:rPr>
-            </w:pPr>
-            <w:r>
-              <w:rPr>
-                <w:rFonts w:cs="Arial"/>
-                <w:b/>
-                <w:bCs/>
-              </w:rPr>
-              <w:t>Test-ID:</w:t>
-            </w:r>
-          </w:p>
-        </w:tc>
-        <w:tc>
-          <w:tcPr>
-            <w:tcW w:w="3439" w:type="pct"/>
-            <w:tcBorders>
-              <w:bottom w:val="single" w:sz="12" w:space="0" w:color="auto"/>
-            </w:tcBorders>
-            <w:vAlign w:val="center"/>
-          </w:tcPr>
-          <w:p>
-            <w:pPr>
-              <w:rPr>
-                <w:rFonts w:cs="Arial"/>
-                <w:b/>
-                <w:bCs/>
-              </w:rPr>
-            </w:pPr>
-            <w:r>
-              <w:rPr>
-                <w:rFonts w:cs="Arial"/>
-                <w:b/>
-                <w:bCs/>
-              </w:rPr>
-              <w:t>[SYS_U_4.1.2]</w:t>
-            </w:r>
-          </w:p>
-        </w:tc>
-      </w:tr>
-      <w:tr>
-        <w:trPr>
-          <w:trHeight w:val="677"/>
-          <w:jc w:val="center"/>
-        </w:trPr>
-        <w:tc>
-          <w:tcPr>
-            <w:tcW w:w="1561" w:type="pct"/>
-            <w:tcBorders>
-              <w:top w:val="single" w:sz="12" w:space="0" w:color="auto"/>
-            </w:tcBorders>
-            <w:vAlign w:val="center"/>
-          </w:tcPr>
-          <w:p>
-            <w:pPr>
-              <w:rPr>
-                <w:rFonts w:cs="Arial"/>
-              </w:rPr>
-            </w:pPr>
-            <w:r>
-              <w:rPr>
-                <w:rFonts w:cs="Arial"/>
-              </w:rPr>
-              <w:t>i.V.m.</w:t>
-            </w:r>
-          </w:p>
-          <w:p>
-            <w:pPr>
-              <w:rPr>
-                <w:rFonts w:cs="Arial"/>
-              </w:rPr>
-            </w:pPr>
-            <w:r>
-              <w:rPr>
-                <w:rFonts w:cs="Arial"/>
-              </w:rPr>
-              <w:t>Pflichtenheft</w:t>
-            </w:r>
-          </w:p>
-        </w:tc>
-        <w:tc>
-          <w:tcPr>
-            <w:tcW w:w="3439" w:type="pct"/>
-            <w:tcBorders>
-              <w:top w:val="single" w:sz="12" w:space="0" w:color="auto"/>
-            </w:tcBorders>
-            <w:vAlign w:val="center"/>
-          </w:tcPr>
-          <w:p>
-            <w:pPr>
-              <w:rPr>
-                <w:rFonts w:cs="Arial"/>
-              </w:rPr>
-            </w:pPr>
-            <w:r>
-              <w:rPr>
-                <w:rFonts w:cs="Arial"/>
-              </w:rPr>
-              <w:t>FA4.4</w:t>
-            </w:r>
-            <w:r>
-              <w:rPr>
-                <w:rFonts w:cs="Arial"/>
-              </w:rPr>
-              <w:t>, 4.2</w:t>
-            </w:r>
-          </w:p>
-        </w:tc>
-      </w:tr>
-      <w:tr>
-        <w:trPr>
-          <w:trHeight w:val="677"/>
-          <w:jc w:val="center"/>
-        </w:trPr>
-        <w:tc>
-          <w:tcPr>
-            <w:tcW w:w="1561" w:type="pct"/>
-            <w:tcBorders>
-              <w:top w:val="single" w:sz="12" w:space="0" w:color="auto"/>
-              <w:bottom w:val="single" w:sz="12" w:space="0" w:color="auto"/>
-            </w:tcBorders>
-            <w:vAlign w:val="center"/>
-          </w:tcPr>
-          <w:p>
-            <w:pPr>
-              <w:rPr>
-                <w:rFonts w:cs="Arial"/>
-              </w:rPr>
-            </w:pPr>
-            <w:r>
-              <w:rPr>
-                <w:rFonts w:cs="Arial"/>
-              </w:rPr>
-              <w:t>Name</w:t>
-            </w:r>
-          </w:p>
-        </w:tc>
-        <w:tc>
-          <w:tcPr>
-            <w:tcW w:w="3439" w:type="pct"/>
-            <w:tcBorders>
-              <w:top w:val="single" w:sz="12" w:space="0" w:color="auto"/>
-              <w:bottom w:val="single" w:sz="12" w:space="0" w:color="auto"/>
-            </w:tcBorders>
-            <w:vAlign w:val="center"/>
-          </w:tcPr>
-          <w:p>
-            <w:pPr>
-              <w:rPr>
-                <w:rFonts w:cs="Arial"/>
-              </w:rPr>
-            </w:pPr>
-            <w:r>
-              <w:rPr>
-                <w:rFonts w:cs="Arial"/>
-              </w:rPr>
-              <w:t>Spracherkennung ausschalten</w:t>
-            </w:r>
-          </w:p>
-        </w:tc>
-      </w:tr>
-      <w:tr>
-        <w:trPr>
-          <w:trHeight w:val="677"/>
-          <w:jc w:val="center"/>
-        </w:trPr>
-        <w:tc>
-          <w:tcPr>
-            <w:tcW w:w="1561" w:type="pct"/>
-            <w:tcBorders>
-              <w:top w:val="single" w:sz="12" w:space="0" w:color="auto"/>
-            </w:tcBorders>
-            <w:vAlign w:val="center"/>
-          </w:tcPr>
-          <w:p>
-            <w:pPr>
-              <w:rPr>
-                <w:rFonts w:cs="Arial"/>
-              </w:rPr>
-            </w:pPr>
-            <w:r>
-              <w:rPr>
-                <w:rFonts w:cs="Arial"/>
-              </w:rPr>
-              <w:t>Bemerkungen</w:t>
-            </w:r>
-          </w:p>
-        </w:tc>
-        <w:tc>
-          <w:tcPr>
-            <w:tcW w:w="3439" w:type="pct"/>
-            <w:tcBorders>
-              <w:top w:val="single" w:sz="12" w:space="0" w:color="auto"/>
-            </w:tcBorders>
-            <w:vAlign w:val="center"/>
-          </w:tcPr>
-          <w:p>
-            <w:pPr>
-              <w:rPr>
-                <w:rFonts w:cs="Arial"/>
-              </w:rPr>
-            </w:pPr>
-          </w:p>
-        </w:tc>
-      </w:tr>
-      <w:tr>
-        <w:trPr>
-          <w:trHeight w:val="677"/>
-          <w:jc w:val="center"/>
-        </w:trPr>
-        <w:tc>
-          <w:tcPr>
-            <w:tcW w:w="1561" w:type="pct"/>
-            <w:tcBorders>
-              <w:top w:val="single" w:sz="12" w:space="0" w:color="auto"/>
-              <w:bottom w:val="single" w:sz="12" w:space="0" w:color="auto"/>
-            </w:tcBorders>
-            <w:vAlign w:val="center"/>
-          </w:tcPr>
-          <w:p>
-            <w:pPr>
-              <w:rPr>
-                <w:rFonts w:cs="Arial"/>
-              </w:rPr>
-            </w:pPr>
-            <w:r>
-              <w:rPr>
-                <w:rFonts w:cs="Arial"/>
-              </w:rPr>
-              <w:t>Input</w:t>
-            </w:r>
-          </w:p>
-        </w:tc>
-        <w:tc>
-          <w:tcPr>
-            <w:tcW w:w="3439" w:type="pct"/>
-            <w:tcBorders>
-              <w:top w:val="single" w:sz="12" w:space="0" w:color="auto"/>
-              <w:bottom w:val="single" w:sz="12" w:space="0" w:color="auto"/>
-            </w:tcBorders>
-            <w:vAlign w:val="center"/>
-          </w:tcPr>
-          <w:p>
-            <w:pPr>
-              <w:pStyle w:val="Listenabsatz"/>
-              <w:numPr>
-                <w:ilvl w:val="0"/>
-                <w:numId w:val="42"/>
-              </w:numPr>
-              <w:rPr>
-                <w:rFonts w:cs="Arial"/>
-              </w:rPr>
-            </w:pPr>
-            <w:r>
-              <w:rPr>
-                <w:rFonts w:cs="Arial"/>
-              </w:rPr>
-              <w:t>GUI öffnen</w:t>
-            </w:r>
-            <w:r>
-              <w:rPr>
-                <w:rFonts w:cs="Arial"/>
-              </w:rPr>
-              <w:t>.</w:t>
-            </w:r>
-          </w:p>
-          <w:p>
-            <w:pPr>
-              <w:pStyle w:val="Listenabsatz"/>
-              <w:numPr>
-                <w:ilvl w:val="0"/>
-                <w:numId w:val="42"/>
-              </w:numPr>
-              <w:rPr>
-                <w:rFonts w:cs="Arial"/>
-              </w:rPr>
-            </w:pPr>
-            <w:r>
-              <w:rPr>
-                <w:rFonts w:cs="Arial"/>
-              </w:rPr>
-              <w:t>Start Knopf für Spracherkennung drücken</w:t>
-            </w:r>
-            <w:r>
-              <w:rPr>
-                <w:rFonts w:cs="Arial"/>
-              </w:rPr>
-              <w:t>.</w:t>
-            </w:r>
-          </w:p>
-          <w:p>
-            <w:pPr>
-              <w:pStyle w:val="Listenabsatz"/>
-              <w:numPr>
-                <w:ilvl w:val="0"/>
-                <w:numId w:val="42"/>
-              </w:numPr>
-              <w:rPr>
-                <w:rFonts w:cs="Arial"/>
-              </w:rPr>
-            </w:pPr>
-            <w:r>
-              <w:rPr>
-                <w:rFonts w:cs="Arial"/>
-              </w:rPr>
-              <w:t>Sprachbefehl sagen.</w:t>
-            </w:r>
-          </w:p>
-        </w:tc>
-      </w:tr>
-      <w:tr>
-        <w:trPr>
-          <w:trHeight w:val="677"/>
-          <w:jc w:val="center"/>
-        </w:trPr>
-        <w:tc>
-          <w:tcPr>
-            <w:tcW w:w="1561" w:type="pct"/>
-            <w:tcBorders>
-              <w:top w:val="single" w:sz="12" w:space="0" w:color="auto"/>
-              <w:bottom w:val="single" w:sz="12" w:space="0" w:color="auto"/>
-            </w:tcBorders>
-            <w:vAlign w:val="center"/>
-          </w:tcPr>
-          <w:p>
-            <w:pPr>
-              <w:rPr>
-                <w:rFonts w:cs="Arial"/>
-              </w:rPr>
-            </w:pPr>
-            <w:r>
-              <w:rPr>
-                <w:rFonts w:cs="Arial"/>
-              </w:rPr>
-              <w:t>Output</w:t>
-            </w:r>
-          </w:p>
-        </w:tc>
-        <w:tc>
-          <w:tcPr>
-            <w:tcW w:w="3439" w:type="pct"/>
-            <w:tcBorders>
-              <w:top w:val="single" w:sz="12" w:space="0" w:color="auto"/>
-              <w:bottom w:val="single" w:sz="12" w:space="0" w:color="auto"/>
-            </w:tcBorders>
-            <w:vAlign w:val="center"/>
-          </w:tcPr>
-          <w:p>
-            <w:pPr>
-              <w:pStyle w:val="Listenabsatz"/>
-              <w:numPr>
-                <w:ilvl w:val="0"/>
-                <w:numId w:val="43"/>
-              </w:numPr>
-              <w:rPr>
-                <w:rFonts w:cs="Arial"/>
-              </w:rPr>
-            </w:pPr>
-            <w:r>
-              <w:rPr>
-                <w:rFonts w:cs="Arial"/>
-              </w:rPr>
-              <w:t>Knopf hat nun den Text „Start“</w:t>
-            </w:r>
-            <w:r>
-              <w:rPr>
-                <w:rFonts w:cs="Arial"/>
-              </w:rPr>
-              <w:t>.</w:t>
-            </w:r>
-          </w:p>
-          <w:p>
-            <w:pPr>
-              <w:pStyle w:val="Listenabsatz"/>
-              <w:numPr>
-                <w:ilvl w:val="0"/>
-                <w:numId w:val="43"/>
-              </w:numPr>
-              <w:rPr>
-                <w:rFonts w:cs="Arial"/>
-              </w:rPr>
-            </w:pPr>
-            <w:r>
-              <w:rPr>
-                <w:rFonts w:cs="Arial"/>
-              </w:rPr>
-              <w:t>Auf Sprachbefehl wird nicht reagiert.</w:t>
-            </w:r>
-          </w:p>
-        </w:tc>
-      </w:tr>
-    </w:tbl>
+    <w:p>
+      <w:pPr>
+        <w:pStyle w:val="Inhaltsverzeichnisberschrift"/>
+      </w:pPr>
+    </w:p>
     <w:p/>
     <w:sectPr>
       <w:headerReference w:type="default" r:id="rId8"/>
@@ -7061,95 +4393,6 @@
     </w:lvl>
   </w:abstractNum>
   <w:abstractNum w:abstractNumId="7" w15:restartNumberingAfterBreak="0">
-    <w:nsid w:val="235E7323"/>
-    <w:multiLevelType w:val="hybridMultilevel"/>
-    <w:tmpl w:val="BCA82E9A"/>
-    <w:lvl w:ilvl="0" w:tplc="0407000F">
-      <w:start w:val="1"/>
-      <w:numFmt w:val="decimal"/>
-      <w:lvlText w:val="%1."/>
-      <w:lvlJc w:val="left"/>
-      <w:pPr>
-        <w:ind w:left="720" w:hanging="360"/>
-      </w:pPr>
-      <w:rPr>
-        <w:rFonts w:hint="default"/>
-      </w:rPr>
-    </w:lvl>
-    <w:lvl w:ilvl="1" w:tplc="04070019" w:tentative="1">
-      <w:start w:val="1"/>
-      <w:numFmt w:val="lowerLetter"/>
-      <w:lvlText w:val="%2."/>
-      <w:lvlJc w:val="left"/>
-      <w:pPr>
-        <w:ind w:left="1440" w:hanging="360"/>
-      </w:pPr>
-    </w:lvl>
-    <w:lvl w:ilvl="2" w:tplc="0407001B" w:tentative="1">
-      <w:start w:val="1"/>
-      <w:numFmt w:val="lowerRoman"/>
-      <w:lvlText w:val="%3."/>
-      <w:lvlJc w:val="right"/>
-      <w:pPr>
-        <w:ind w:left="2160" w:hanging="180"/>
-      </w:pPr>
-    </w:lvl>
-    <w:lvl w:ilvl="3" w:tplc="0407000F" w:tentative="1">
-      <w:start w:val="1"/>
-      <w:numFmt w:val="decimal"/>
-      <w:lvlText w:val="%4."/>
-      <w:lvlJc w:val="left"/>
-      <w:pPr>
-        <w:ind w:left="2880" w:hanging="360"/>
-      </w:pPr>
-    </w:lvl>
-    <w:lvl w:ilvl="4" w:tplc="04070019" w:tentative="1">
-      <w:start w:val="1"/>
-      <w:numFmt w:val="lowerLetter"/>
-      <w:lvlText w:val="%5."/>
-      <w:lvlJc w:val="left"/>
-      <w:pPr>
-        <w:ind w:left="3600" w:hanging="360"/>
-      </w:pPr>
-    </w:lvl>
-    <w:lvl w:ilvl="5" w:tplc="0407001B" w:tentative="1">
-      <w:start w:val="1"/>
-      <w:numFmt w:val="lowerRoman"/>
-      <w:lvlText w:val="%6."/>
-      <w:lvlJc w:val="right"/>
-      <w:pPr>
-        <w:ind w:left="4320" w:hanging="180"/>
-      </w:pPr>
-    </w:lvl>
-    <w:lvl w:ilvl="6" w:tplc="0407000F" w:tentative="1">
-      <w:start w:val="1"/>
-      <w:numFmt w:val="decimal"/>
-      <w:lvlText w:val="%7."/>
-      <w:lvlJc w:val="left"/>
-      <w:pPr>
-        <w:ind w:left="5040" w:hanging="360"/>
-      </w:pPr>
-    </w:lvl>
-    <w:lvl w:ilvl="7" w:tplc="04070019" w:tentative="1">
-      <w:start w:val="1"/>
-      <w:numFmt w:val="lowerLetter"/>
-      <w:lvlText w:val="%8."/>
-      <w:lvlJc w:val="left"/>
-      <w:pPr>
-        <w:ind w:left="5760" w:hanging="360"/>
-      </w:pPr>
-    </w:lvl>
-    <w:lvl w:ilvl="8" w:tplc="0407001B" w:tentative="1">
-      <w:start w:val="1"/>
-      <w:numFmt w:val="lowerRoman"/>
-      <w:lvlText w:val="%9."/>
-      <w:lvlJc w:val="right"/>
-      <w:pPr>
-        <w:ind w:left="6480" w:hanging="180"/>
-      </w:pPr>
-    </w:lvl>
-  </w:abstractNum>
-  <w:abstractNum w:abstractNumId="8" w15:restartNumberingAfterBreak="0">
     <w:nsid w:val="2AF65695"/>
     <w:multiLevelType w:val="multilevel"/>
     <w:tmpl w:val="B558996C"/>
@@ -7263,96 +4506,7 @@
       </w:rPr>
     </w:lvl>
   </w:abstractNum>
-  <w:abstractNum w:abstractNumId="9" w15:restartNumberingAfterBreak="0">
-    <w:nsid w:val="2B5C19A0"/>
-    <w:multiLevelType w:val="hybridMultilevel"/>
-    <w:tmpl w:val="999EB134"/>
-    <w:lvl w:ilvl="0" w:tplc="0407000F">
-      <w:start w:val="1"/>
-      <w:numFmt w:val="decimal"/>
-      <w:lvlText w:val="%1."/>
-      <w:lvlJc w:val="left"/>
-      <w:pPr>
-        <w:ind w:left="720" w:hanging="360"/>
-      </w:pPr>
-      <w:rPr>
-        <w:rFonts w:hint="default"/>
-      </w:rPr>
-    </w:lvl>
-    <w:lvl w:ilvl="1" w:tplc="04070019" w:tentative="1">
-      <w:start w:val="1"/>
-      <w:numFmt w:val="lowerLetter"/>
-      <w:lvlText w:val="%2."/>
-      <w:lvlJc w:val="left"/>
-      <w:pPr>
-        <w:ind w:left="1440" w:hanging="360"/>
-      </w:pPr>
-    </w:lvl>
-    <w:lvl w:ilvl="2" w:tplc="0407001B" w:tentative="1">
-      <w:start w:val="1"/>
-      <w:numFmt w:val="lowerRoman"/>
-      <w:lvlText w:val="%3."/>
-      <w:lvlJc w:val="right"/>
-      <w:pPr>
-        <w:ind w:left="2160" w:hanging="180"/>
-      </w:pPr>
-    </w:lvl>
-    <w:lvl w:ilvl="3" w:tplc="0407000F" w:tentative="1">
-      <w:start w:val="1"/>
-      <w:numFmt w:val="decimal"/>
-      <w:lvlText w:val="%4."/>
-      <w:lvlJc w:val="left"/>
-      <w:pPr>
-        <w:ind w:left="2880" w:hanging="360"/>
-      </w:pPr>
-    </w:lvl>
-    <w:lvl w:ilvl="4" w:tplc="04070019" w:tentative="1">
-      <w:start w:val="1"/>
-      <w:numFmt w:val="lowerLetter"/>
-      <w:lvlText w:val="%5."/>
-      <w:lvlJc w:val="left"/>
-      <w:pPr>
-        <w:ind w:left="3600" w:hanging="360"/>
-      </w:pPr>
-    </w:lvl>
-    <w:lvl w:ilvl="5" w:tplc="0407001B" w:tentative="1">
-      <w:start w:val="1"/>
-      <w:numFmt w:val="lowerRoman"/>
-      <w:lvlText w:val="%6."/>
-      <w:lvlJc w:val="right"/>
-      <w:pPr>
-        <w:ind w:left="4320" w:hanging="180"/>
-      </w:pPr>
-    </w:lvl>
-    <w:lvl w:ilvl="6" w:tplc="0407000F" w:tentative="1">
-      <w:start w:val="1"/>
-      <w:numFmt w:val="decimal"/>
-      <w:lvlText w:val="%7."/>
-      <w:lvlJc w:val="left"/>
-      <w:pPr>
-        <w:ind w:left="5040" w:hanging="360"/>
-      </w:pPr>
-    </w:lvl>
-    <w:lvl w:ilvl="7" w:tplc="04070019" w:tentative="1">
-      <w:start w:val="1"/>
-      <w:numFmt w:val="lowerLetter"/>
-      <w:lvlText w:val="%8."/>
-      <w:lvlJc w:val="left"/>
-      <w:pPr>
-        <w:ind w:left="5760" w:hanging="360"/>
-      </w:pPr>
-    </w:lvl>
-    <w:lvl w:ilvl="8" w:tplc="0407001B" w:tentative="1">
-      <w:start w:val="1"/>
-      <w:numFmt w:val="lowerRoman"/>
-      <w:lvlText w:val="%9."/>
-      <w:lvlJc w:val="right"/>
-      <w:pPr>
-        <w:ind w:left="6480" w:hanging="180"/>
-      </w:pPr>
-    </w:lvl>
-  </w:abstractNum>
-  <w:abstractNum w:abstractNumId="10" w15:restartNumberingAfterBreak="0">
+  <w:abstractNum w:abstractNumId="8" w15:restartNumberingAfterBreak="0">
     <w:nsid w:val="2C740CAE"/>
     <w:multiLevelType w:val="multilevel"/>
     <w:tmpl w:val="B558996C"/>
@@ -7467,96 +4621,7 @@
       </w:rPr>
     </w:lvl>
   </w:abstractNum>
-  <w:abstractNum w:abstractNumId="11" w15:restartNumberingAfterBreak="0">
-    <w:nsid w:val="30AC70E6"/>
-    <w:multiLevelType w:val="hybridMultilevel"/>
-    <w:tmpl w:val="F6D87530"/>
-    <w:lvl w:ilvl="0" w:tplc="0407000F">
-      <w:start w:val="1"/>
-      <w:numFmt w:val="decimal"/>
-      <w:lvlText w:val="%1."/>
-      <w:lvlJc w:val="left"/>
-      <w:pPr>
-        <w:ind w:left="720" w:hanging="360"/>
-      </w:pPr>
-      <w:rPr>
-        <w:rFonts w:hint="default"/>
-      </w:rPr>
-    </w:lvl>
-    <w:lvl w:ilvl="1" w:tplc="04070019" w:tentative="1">
-      <w:start w:val="1"/>
-      <w:numFmt w:val="lowerLetter"/>
-      <w:lvlText w:val="%2."/>
-      <w:lvlJc w:val="left"/>
-      <w:pPr>
-        <w:ind w:left="1440" w:hanging="360"/>
-      </w:pPr>
-    </w:lvl>
-    <w:lvl w:ilvl="2" w:tplc="0407001B" w:tentative="1">
-      <w:start w:val="1"/>
-      <w:numFmt w:val="lowerRoman"/>
-      <w:lvlText w:val="%3."/>
-      <w:lvlJc w:val="right"/>
-      <w:pPr>
-        <w:ind w:left="2160" w:hanging="180"/>
-      </w:pPr>
-    </w:lvl>
-    <w:lvl w:ilvl="3" w:tplc="0407000F" w:tentative="1">
-      <w:start w:val="1"/>
-      <w:numFmt w:val="decimal"/>
-      <w:lvlText w:val="%4."/>
-      <w:lvlJc w:val="left"/>
-      <w:pPr>
-        <w:ind w:left="2880" w:hanging="360"/>
-      </w:pPr>
-    </w:lvl>
-    <w:lvl w:ilvl="4" w:tplc="04070019" w:tentative="1">
-      <w:start w:val="1"/>
-      <w:numFmt w:val="lowerLetter"/>
-      <w:lvlText w:val="%5."/>
-      <w:lvlJc w:val="left"/>
-      <w:pPr>
-        <w:ind w:left="3600" w:hanging="360"/>
-      </w:pPr>
-    </w:lvl>
-    <w:lvl w:ilvl="5" w:tplc="0407001B" w:tentative="1">
-      <w:start w:val="1"/>
-      <w:numFmt w:val="lowerRoman"/>
-      <w:lvlText w:val="%6."/>
-      <w:lvlJc w:val="right"/>
-      <w:pPr>
-        <w:ind w:left="4320" w:hanging="180"/>
-      </w:pPr>
-    </w:lvl>
-    <w:lvl w:ilvl="6" w:tplc="0407000F" w:tentative="1">
-      <w:start w:val="1"/>
-      <w:numFmt w:val="decimal"/>
-      <w:lvlText w:val="%7."/>
-      <w:lvlJc w:val="left"/>
-      <w:pPr>
-        <w:ind w:left="5040" w:hanging="360"/>
-      </w:pPr>
-    </w:lvl>
-    <w:lvl w:ilvl="7" w:tplc="04070019" w:tentative="1">
-      <w:start w:val="1"/>
-      <w:numFmt w:val="lowerLetter"/>
-      <w:lvlText w:val="%8."/>
-      <w:lvlJc w:val="left"/>
-      <w:pPr>
-        <w:ind w:left="5760" w:hanging="360"/>
-      </w:pPr>
-    </w:lvl>
-    <w:lvl w:ilvl="8" w:tplc="0407001B" w:tentative="1">
-      <w:start w:val="1"/>
-      <w:numFmt w:val="lowerRoman"/>
-      <w:lvlText w:val="%9."/>
-      <w:lvlJc w:val="right"/>
-      <w:pPr>
-        <w:ind w:left="6480" w:hanging="180"/>
-      </w:pPr>
-    </w:lvl>
-  </w:abstractNum>
-  <w:abstractNum w:abstractNumId="12" w15:restartNumberingAfterBreak="0">
+  <w:abstractNum w:abstractNumId="9" w15:restartNumberingAfterBreak="0">
     <w:nsid w:val="30D81290"/>
     <w:multiLevelType w:val="hybridMultilevel"/>
     <w:tmpl w:val="8932B884"/>
@@ -7669,185 +4734,7 @@
       </w:rPr>
     </w:lvl>
   </w:abstractNum>
-  <w:abstractNum w:abstractNumId="13" w15:restartNumberingAfterBreak="0">
-    <w:nsid w:val="3319037C"/>
-    <w:multiLevelType w:val="hybridMultilevel"/>
-    <w:tmpl w:val="7A9C47D4"/>
-    <w:lvl w:ilvl="0" w:tplc="0407000F">
-      <w:start w:val="1"/>
-      <w:numFmt w:val="decimal"/>
-      <w:lvlText w:val="%1."/>
-      <w:lvlJc w:val="left"/>
-      <w:pPr>
-        <w:ind w:left="720" w:hanging="360"/>
-      </w:pPr>
-      <w:rPr>
-        <w:rFonts w:hint="default"/>
-      </w:rPr>
-    </w:lvl>
-    <w:lvl w:ilvl="1" w:tplc="04070019" w:tentative="1">
-      <w:start w:val="1"/>
-      <w:numFmt w:val="lowerLetter"/>
-      <w:lvlText w:val="%2."/>
-      <w:lvlJc w:val="left"/>
-      <w:pPr>
-        <w:ind w:left="1440" w:hanging="360"/>
-      </w:pPr>
-    </w:lvl>
-    <w:lvl w:ilvl="2" w:tplc="0407001B" w:tentative="1">
-      <w:start w:val="1"/>
-      <w:numFmt w:val="lowerRoman"/>
-      <w:lvlText w:val="%3."/>
-      <w:lvlJc w:val="right"/>
-      <w:pPr>
-        <w:ind w:left="2160" w:hanging="180"/>
-      </w:pPr>
-    </w:lvl>
-    <w:lvl w:ilvl="3" w:tplc="0407000F" w:tentative="1">
-      <w:start w:val="1"/>
-      <w:numFmt w:val="decimal"/>
-      <w:lvlText w:val="%4."/>
-      <w:lvlJc w:val="left"/>
-      <w:pPr>
-        <w:ind w:left="2880" w:hanging="360"/>
-      </w:pPr>
-    </w:lvl>
-    <w:lvl w:ilvl="4" w:tplc="04070019" w:tentative="1">
-      <w:start w:val="1"/>
-      <w:numFmt w:val="lowerLetter"/>
-      <w:lvlText w:val="%5."/>
-      <w:lvlJc w:val="left"/>
-      <w:pPr>
-        <w:ind w:left="3600" w:hanging="360"/>
-      </w:pPr>
-    </w:lvl>
-    <w:lvl w:ilvl="5" w:tplc="0407001B" w:tentative="1">
-      <w:start w:val="1"/>
-      <w:numFmt w:val="lowerRoman"/>
-      <w:lvlText w:val="%6."/>
-      <w:lvlJc w:val="right"/>
-      <w:pPr>
-        <w:ind w:left="4320" w:hanging="180"/>
-      </w:pPr>
-    </w:lvl>
-    <w:lvl w:ilvl="6" w:tplc="0407000F" w:tentative="1">
-      <w:start w:val="1"/>
-      <w:numFmt w:val="decimal"/>
-      <w:lvlText w:val="%7."/>
-      <w:lvlJc w:val="left"/>
-      <w:pPr>
-        <w:ind w:left="5040" w:hanging="360"/>
-      </w:pPr>
-    </w:lvl>
-    <w:lvl w:ilvl="7" w:tplc="04070019" w:tentative="1">
-      <w:start w:val="1"/>
-      <w:numFmt w:val="lowerLetter"/>
-      <w:lvlText w:val="%8."/>
-      <w:lvlJc w:val="left"/>
-      <w:pPr>
-        <w:ind w:left="5760" w:hanging="360"/>
-      </w:pPr>
-    </w:lvl>
-    <w:lvl w:ilvl="8" w:tplc="0407001B" w:tentative="1">
-      <w:start w:val="1"/>
-      <w:numFmt w:val="lowerRoman"/>
-      <w:lvlText w:val="%9."/>
-      <w:lvlJc w:val="right"/>
-      <w:pPr>
-        <w:ind w:left="6480" w:hanging="180"/>
-      </w:pPr>
-    </w:lvl>
-  </w:abstractNum>
-  <w:abstractNum w:abstractNumId="14" w15:restartNumberingAfterBreak="0">
-    <w:nsid w:val="351F359E"/>
-    <w:multiLevelType w:val="hybridMultilevel"/>
-    <w:tmpl w:val="DE18CFE8"/>
-    <w:lvl w:ilvl="0" w:tplc="0407000F">
-      <w:start w:val="1"/>
-      <w:numFmt w:val="decimal"/>
-      <w:lvlText w:val="%1."/>
-      <w:lvlJc w:val="left"/>
-      <w:pPr>
-        <w:ind w:left="720" w:hanging="360"/>
-      </w:pPr>
-      <w:rPr>
-        <w:rFonts w:hint="default"/>
-      </w:rPr>
-    </w:lvl>
-    <w:lvl w:ilvl="1" w:tplc="04070019" w:tentative="1">
-      <w:start w:val="1"/>
-      <w:numFmt w:val="lowerLetter"/>
-      <w:lvlText w:val="%2."/>
-      <w:lvlJc w:val="left"/>
-      <w:pPr>
-        <w:ind w:left="1440" w:hanging="360"/>
-      </w:pPr>
-    </w:lvl>
-    <w:lvl w:ilvl="2" w:tplc="0407001B" w:tentative="1">
-      <w:start w:val="1"/>
-      <w:numFmt w:val="lowerRoman"/>
-      <w:lvlText w:val="%3."/>
-      <w:lvlJc w:val="right"/>
-      <w:pPr>
-        <w:ind w:left="2160" w:hanging="180"/>
-      </w:pPr>
-    </w:lvl>
-    <w:lvl w:ilvl="3" w:tplc="0407000F" w:tentative="1">
-      <w:start w:val="1"/>
-      <w:numFmt w:val="decimal"/>
-      <w:lvlText w:val="%4."/>
-      <w:lvlJc w:val="left"/>
-      <w:pPr>
-        <w:ind w:left="2880" w:hanging="360"/>
-      </w:pPr>
-    </w:lvl>
-    <w:lvl w:ilvl="4" w:tplc="04070019" w:tentative="1">
-      <w:start w:val="1"/>
-      <w:numFmt w:val="lowerLetter"/>
-      <w:lvlText w:val="%5."/>
-      <w:lvlJc w:val="left"/>
-      <w:pPr>
-        <w:ind w:left="3600" w:hanging="360"/>
-      </w:pPr>
-    </w:lvl>
-    <w:lvl w:ilvl="5" w:tplc="0407001B" w:tentative="1">
-      <w:start w:val="1"/>
-      <w:numFmt w:val="lowerRoman"/>
-      <w:lvlText w:val="%6."/>
-      <w:lvlJc w:val="right"/>
-      <w:pPr>
-        <w:ind w:left="4320" w:hanging="180"/>
-      </w:pPr>
-    </w:lvl>
-    <w:lvl w:ilvl="6" w:tplc="0407000F" w:tentative="1">
-      <w:start w:val="1"/>
-      <w:numFmt w:val="decimal"/>
-      <w:lvlText w:val="%7."/>
-      <w:lvlJc w:val="left"/>
-      <w:pPr>
-        <w:ind w:left="5040" w:hanging="360"/>
-      </w:pPr>
-    </w:lvl>
-    <w:lvl w:ilvl="7" w:tplc="04070019" w:tentative="1">
-      <w:start w:val="1"/>
-      <w:numFmt w:val="lowerLetter"/>
-      <w:lvlText w:val="%8."/>
-      <w:lvlJc w:val="left"/>
-      <w:pPr>
-        <w:ind w:left="5760" w:hanging="360"/>
-      </w:pPr>
-    </w:lvl>
-    <w:lvl w:ilvl="8" w:tplc="0407001B" w:tentative="1">
-      <w:start w:val="1"/>
-      <w:numFmt w:val="lowerRoman"/>
-      <w:lvlText w:val="%9."/>
-      <w:lvlJc w:val="right"/>
-      <w:pPr>
-        <w:ind w:left="6480" w:hanging="180"/>
-      </w:pPr>
-    </w:lvl>
-  </w:abstractNum>
-  <w:abstractNum w:abstractNumId="15" w15:restartNumberingAfterBreak="0">
+  <w:abstractNum w:abstractNumId="10" w15:restartNumberingAfterBreak="0">
     <w:nsid w:val="35E96FFF"/>
     <w:multiLevelType w:val="hybridMultilevel"/>
     <w:tmpl w:val="A9FA8DE8"/>
@@ -7960,452 +4847,7 @@
       </w:rPr>
     </w:lvl>
   </w:abstractNum>
-  <w:abstractNum w:abstractNumId="16" w15:restartNumberingAfterBreak="0">
-    <w:nsid w:val="395F3D85"/>
-    <w:multiLevelType w:val="hybridMultilevel"/>
-    <w:tmpl w:val="BCA82E9A"/>
-    <w:lvl w:ilvl="0" w:tplc="FFFFFFFF">
-      <w:start w:val="1"/>
-      <w:numFmt w:val="decimal"/>
-      <w:lvlText w:val="%1."/>
-      <w:lvlJc w:val="left"/>
-      <w:pPr>
-        <w:ind w:left="720" w:hanging="360"/>
-      </w:pPr>
-      <w:rPr>
-        <w:rFonts w:hint="default"/>
-      </w:rPr>
-    </w:lvl>
-    <w:lvl w:ilvl="1" w:tplc="FFFFFFFF" w:tentative="1">
-      <w:start w:val="1"/>
-      <w:numFmt w:val="lowerLetter"/>
-      <w:lvlText w:val="%2."/>
-      <w:lvlJc w:val="left"/>
-      <w:pPr>
-        <w:ind w:left="1440" w:hanging="360"/>
-      </w:pPr>
-    </w:lvl>
-    <w:lvl w:ilvl="2" w:tplc="FFFFFFFF" w:tentative="1">
-      <w:start w:val="1"/>
-      <w:numFmt w:val="lowerRoman"/>
-      <w:lvlText w:val="%3."/>
-      <w:lvlJc w:val="right"/>
-      <w:pPr>
-        <w:ind w:left="2160" w:hanging="180"/>
-      </w:pPr>
-    </w:lvl>
-    <w:lvl w:ilvl="3" w:tplc="FFFFFFFF" w:tentative="1">
-      <w:start w:val="1"/>
-      <w:numFmt w:val="decimal"/>
-      <w:lvlText w:val="%4."/>
-      <w:lvlJc w:val="left"/>
-      <w:pPr>
-        <w:ind w:left="2880" w:hanging="360"/>
-      </w:pPr>
-    </w:lvl>
-    <w:lvl w:ilvl="4" w:tplc="FFFFFFFF" w:tentative="1">
-      <w:start w:val="1"/>
-      <w:numFmt w:val="lowerLetter"/>
-      <w:lvlText w:val="%5."/>
-      <w:lvlJc w:val="left"/>
-      <w:pPr>
-        <w:ind w:left="3600" w:hanging="360"/>
-      </w:pPr>
-    </w:lvl>
-    <w:lvl w:ilvl="5" w:tplc="FFFFFFFF" w:tentative="1">
-      <w:start w:val="1"/>
-      <w:numFmt w:val="lowerRoman"/>
-      <w:lvlText w:val="%6."/>
-      <w:lvlJc w:val="right"/>
-      <w:pPr>
-        <w:ind w:left="4320" w:hanging="180"/>
-      </w:pPr>
-    </w:lvl>
-    <w:lvl w:ilvl="6" w:tplc="FFFFFFFF" w:tentative="1">
-      <w:start w:val="1"/>
-      <w:numFmt w:val="decimal"/>
-      <w:lvlText w:val="%7."/>
-      <w:lvlJc w:val="left"/>
-      <w:pPr>
-        <w:ind w:left="5040" w:hanging="360"/>
-      </w:pPr>
-    </w:lvl>
-    <w:lvl w:ilvl="7" w:tplc="FFFFFFFF" w:tentative="1">
-      <w:start w:val="1"/>
-      <w:numFmt w:val="lowerLetter"/>
-      <w:lvlText w:val="%8."/>
-      <w:lvlJc w:val="left"/>
-      <w:pPr>
-        <w:ind w:left="5760" w:hanging="360"/>
-      </w:pPr>
-    </w:lvl>
-    <w:lvl w:ilvl="8" w:tplc="FFFFFFFF" w:tentative="1">
-      <w:start w:val="1"/>
-      <w:numFmt w:val="lowerRoman"/>
-      <w:lvlText w:val="%9."/>
-      <w:lvlJc w:val="right"/>
-      <w:pPr>
-        <w:ind w:left="6480" w:hanging="180"/>
-      </w:pPr>
-    </w:lvl>
-  </w:abstractNum>
-  <w:abstractNum w:abstractNumId="17" w15:restartNumberingAfterBreak="0">
-    <w:nsid w:val="3D98361E"/>
-    <w:multiLevelType w:val="hybridMultilevel"/>
-    <w:tmpl w:val="FAAC2ECE"/>
-    <w:lvl w:ilvl="0" w:tplc="0407000F">
-      <w:start w:val="1"/>
-      <w:numFmt w:val="decimal"/>
-      <w:lvlText w:val="%1."/>
-      <w:lvlJc w:val="left"/>
-      <w:pPr>
-        <w:ind w:left="720" w:hanging="360"/>
-      </w:pPr>
-      <w:rPr>
-        <w:rFonts w:hint="default"/>
-      </w:rPr>
-    </w:lvl>
-    <w:lvl w:ilvl="1" w:tplc="04070019" w:tentative="1">
-      <w:start w:val="1"/>
-      <w:numFmt w:val="lowerLetter"/>
-      <w:lvlText w:val="%2."/>
-      <w:lvlJc w:val="left"/>
-      <w:pPr>
-        <w:ind w:left="1440" w:hanging="360"/>
-      </w:pPr>
-    </w:lvl>
-    <w:lvl w:ilvl="2" w:tplc="0407001B" w:tentative="1">
-      <w:start w:val="1"/>
-      <w:numFmt w:val="lowerRoman"/>
-      <w:lvlText w:val="%3."/>
-      <w:lvlJc w:val="right"/>
-      <w:pPr>
-        <w:ind w:left="2160" w:hanging="180"/>
-      </w:pPr>
-    </w:lvl>
-    <w:lvl w:ilvl="3" w:tplc="0407000F" w:tentative="1">
-      <w:start w:val="1"/>
-      <w:numFmt w:val="decimal"/>
-      <w:lvlText w:val="%4."/>
-      <w:lvlJc w:val="left"/>
-      <w:pPr>
-        <w:ind w:left="2880" w:hanging="360"/>
-      </w:pPr>
-    </w:lvl>
-    <w:lvl w:ilvl="4" w:tplc="04070019" w:tentative="1">
-      <w:start w:val="1"/>
-      <w:numFmt w:val="lowerLetter"/>
-      <w:lvlText w:val="%5."/>
-      <w:lvlJc w:val="left"/>
-      <w:pPr>
-        <w:ind w:left="3600" w:hanging="360"/>
-      </w:pPr>
-    </w:lvl>
-    <w:lvl w:ilvl="5" w:tplc="0407001B" w:tentative="1">
-      <w:start w:val="1"/>
-      <w:numFmt w:val="lowerRoman"/>
-      <w:lvlText w:val="%6."/>
-      <w:lvlJc w:val="right"/>
-      <w:pPr>
-        <w:ind w:left="4320" w:hanging="180"/>
-      </w:pPr>
-    </w:lvl>
-    <w:lvl w:ilvl="6" w:tplc="0407000F" w:tentative="1">
-      <w:start w:val="1"/>
-      <w:numFmt w:val="decimal"/>
-      <w:lvlText w:val="%7."/>
-      <w:lvlJc w:val="left"/>
-      <w:pPr>
-        <w:ind w:left="5040" w:hanging="360"/>
-      </w:pPr>
-    </w:lvl>
-    <w:lvl w:ilvl="7" w:tplc="04070019" w:tentative="1">
-      <w:start w:val="1"/>
-      <w:numFmt w:val="lowerLetter"/>
-      <w:lvlText w:val="%8."/>
-      <w:lvlJc w:val="left"/>
-      <w:pPr>
-        <w:ind w:left="5760" w:hanging="360"/>
-      </w:pPr>
-    </w:lvl>
-    <w:lvl w:ilvl="8" w:tplc="0407001B" w:tentative="1">
-      <w:start w:val="1"/>
-      <w:numFmt w:val="lowerRoman"/>
-      <w:lvlText w:val="%9."/>
-      <w:lvlJc w:val="right"/>
-      <w:pPr>
-        <w:ind w:left="6480" w:hanging="180"/>
-      </w:pPr>
-    </w:lvl>
-  </w:abstractNum>
-  <w:abstractNum w:abstractNumId="18" w15:restartNumberingAfterBreak="0">
-    <w:nsid w:val="41CD0744"/>
-    <w:multiLevelType w:val="hybridMultilevel"/>
-    <w:tmpl w:val="DC7E6A8C"/>
-    <w:lvl w:ilvl="0" w:tplc="21EEFC98">
-      <w:start w:val="1"/>
-      <w:numFmt w:val="decimal"/>
-      <w:lvlText w:val="%1."/>
-      <w:lvlJc w:val="left"/>
-      <w:pPr>
-        <w:ind w:left="420" w:hanging="360"/>
-      </w:pPr>
-      <w:rPr>
-        <w:rFonts w:hint="default"/>
-      </w:rPr>
-    </w:lvl>
-    <w:lvl w:ilvl="1" w:tplc="04070019" w:tentative="1">
-      <w:start w:val="1"/>
-      <w:numFmt w:val="lowerLetter"/>
-      <w:lvlText w:val="%2."/>
-      <w:lvlJc w:val="left"/>
-      <w:pPr>
-        <w:ind w:left="1140" w:hanging="360"/>
-      </w:pPr>
-    </w:lvl>
-    <w:lvl w:ilvl="2" w:tplc="0407001B" w:tentative="1">
-      <w:start w:val="1"/>
-      <w:numFmt w:val="lowerRoman"/>
-      <w:lvlText w:val="%3."/>
-      <w:lvlJc w:val="right"/>
-      <w:pPr>
-        <w:ind w:left="1860" w:hanging="180"/>
-      </w:pPr>
-    </w:lvl>
-    <w:lvl w:ilvl="3" w:tplc="0407000F" w:tentative="1">
-      <w:start w:val="1"/>
-      <w:numFmt w:val="decimal"/>
-      <w:lvlText w:val="%4."/>
-      <w:lvlJc w:val="left"/>
-      <w:pPr>
-        <w:ind w:left="2580" w:hanging="360"/>
-      </w:pPr>
-    </w:lvl>
-    <w:lvl w:ilvl="4" w:tplc="04070019" w:tentative="1">
-      <w:start w:val="1"/>
-      <w:numFmt w:val="lowerLetter"/>
-      <w:lvlText w:val="%5."/>
-      <w:lvlJc w:val="left"/>
-      <w:pPr>
-        <w:ind w:left="3300" w:hanging="360"/>
-      </w:pPr>
-    </w:lvl>
-    <w:lvl w:ilvl="5" w:tplc="0407001B" w:tentative="1">
-      <w:start w:val="1"/>
-      <w:numFmt w:val="lowerRoman"/>
-      <w:lvlText w:val="%6."/>
-      <w:lvlJc w:val="right"/>
-      <w:pPr>
-        <w:ind w:left="4020" w:hanging="180"/>
-      </w:pPr>
-    </w:lvl>
-    <w:lvl w:ilvl="6" w:tplc="0407000F" w:tentative="1">
-      <w:start w:val="1"/>
-      <w:numFmt w:val="decimal"/>
-      <w:lvlText w:val="%7."/>
-      <w:lvlJc w:val="left"/>
-      <w:pPr>
-        <w:ind w:left="4740" w:hanging="360"/>
-      </w:pPr>
-    </w:lvl>
-    <w:lvl w:ilvl="7" w:tplc="04070019" w:tentative="1">
-      <w:start w:val="1"/>
-      <w:numFmt w:val="lowerLetter"/>
-      <w:lvlText w:val="%8."/>
-      <w:lvlJc w:val="left"/>
-      <w:pPr>
-        <w:ind w:left="5460" w:hanging="360"/>
-      </w:pPr>
-    </w:lvl>
-    <w:lvl w:ilvl="8" w:tplc="0407001B" w:tentative="1">
-      <w:start w:val="1"/>
-      <w:numFmt w:val="lowerRoman"/>
-      <w:lvlText w:val="%9."/>
-      <w:lvlJc w:val="right"/>
-      <w:pPr>
-        <w:ind w:left="6180" w:hanging="180"/>
-      </w:pPr>
-    </w:lvl>
-  </w:abstractNum>
-  <w:abstractNum w:abstractNumId="19" w15:restartNumberingAfterBreak="0">
-    <w:nsid w:val="43A7173B"/>
-    <w:multiLevelType w:val="hybridMultilevel"/>
-    <w:tmpl w:val="2D2C5B2E"/>
-    <w:lvl w:ilvl="0" w:tplc="0407000F">
-      <w:start w:val="1"/>
-      <w:numFmt w:val="decimal"/>
-      <w:lvlText w:val="%1."/>
-      <w:lvlJc w:val="left"/>
-      <w:pPr>
-        <w:ind w:left="720" w:hanging="360"/>
-      </w:pPr>
-      <w:rPr>
-        <w:rFonts w:hint="default"/>
-      </w:rPr>
-    </w:lvl>
-    <w:lvl w:ilvl="1" w:tplc="04070019" w:tentative="1">
-      <w:start w:val="1"/>
-      <w:numFmt w:val="lowerLetter"/>
-      <w:lvlText w:val="%2."/>
-      <w:lvlJc w:val="left"/>
-      <w:pPr>
-        <w:ind w:left="1440" w:hanging="360"/>
-      </w:pPr>
-    </w:lvl>
-    <w:lvl w:ilvl="2" w:tplc="0407001B" w:tentative="1">
-      <w:start w:val="1"/>
-      <w:numFmt w:val="lowerRoman"/>
-      <w:lvlText w:val="%3."/>
-      <w:lvlJc w:val="right"/>
-      <w:pPr>
-        <w:ind w:left="2160" w:hanging="180"/>
-      </w:pPr>
-    </w:lvl>
-    <w:lvl w:ilvl="3" w:tplc="0407000F" w:tentative="1">
-      <w:start w:val="1"/>
-      <w:numFmt w:val="decimal"/>
-      <w:lvlText w:val="%4."/>
-      <w:lvlJc w:val="left"/>
-      <w:pPr>
-        <w:ind w:left="2880" w:hanging="360"/>
-      </w:pPr>
-    </w:lvl>
-    <w:lvl w:ilvl="4" w:tplc="04070019" w:tentative="1">
-      <w:start w:val="1"/>
-      <w:numFmt w:val="lowerLetter"/>
-      <w:lvlText w:val="%5."/>
-      <w:lvlJc w:val="left"/>
-      <w:pPr>
-        <w:ind w:left="3600" w:hanging="360"/>
-      </w:pPr>
-    </w:lvl>
-    <w:lvl w:ilvl="5" w:tplc="0407001B" w:tentative="1">
-      <w:start w:val="1"/>
-      <w:numFmt w:val="lowerRoman"/>
-      <w:lvlText w:val="%6."/>
-      <w:lvlJc w:val="right"/>
-      <w:pPr>
-        <w:ind w:left="4320" w:hanging="180"/>
-      </w:pPr>
-    </w:lvl>
-    <w:lvl w:ilvl="6" w:tplc="0407000F" w:tentative="1">
-      <w:start w:val="1"/>
-      <w:numFmt w:val="decimal"/>
-      <w:lvlText w:val="%7."/>
-      <w:lvlJc w:val="left"/>
-      <w:pPr>
-        <w:ind w:left="5040" w:hanging="360"/>
-      </w:pPr>
-    </w:lvl>
-    <w:lvl w:ilvl="7" w:tplc="04070019" w:tentative="1">
-      <w:start w:val="1"/>
-      <w:numFmt w:val="lowerLetter"/>
-      <w:lvlText w:val="%8."/>
-      <w:lvlJc w:val="left"/>
-      <w:pPr>
-        <w:ind w:left="5760" w:hanging="360"/>
-      </w:pPr>
-    </w:lvl>
-    <w:lvl w:ilvl="8" w:tplc="0407001B" w:tentative="1">
-      <w:start w:val="1"/>
-      <w:numFmt w:val="lowerRoman"/>
-      <w:lvlText w:val="%9."/>
-      <w:lvlJc w:val="right"/>
-      <w:pPr>
-        <w:ind w:left="6480" w:hanging="180"/>
-      </w:pPr>
-    </w:lvl>
-  </w:abstractNum>
-  <w:abstractNum w:abstractNumId="20" w15:restartNumberingAfterBreak="0">
-    <w:nsid w:val="442169C9"/>
-    <w:multiLevelType w:val="hybridMultilevel"/>
-    <w:tmpl w:val="4BA436C2"/>
-    <w:lvl w:ilvl="0" w:tplc="0407000F">
-      <w:start w:val="1"/>
-      <w:numFmt w:val="decimal"/>
-      <w:lvlText w:val="%1."/>
-      <w:lvlJc w:val="left"/>
-      <w:pPr>
-        <w:ind w:left="720" w:hanging="360"/>
-      </w:pPr>
-      <w:rPr>
-        <w:rFonts w:hint="default"/>
-      </w:rPr>
-    </w:lvl>
-    <w:lvl w:ilvl="1" w:tplc="04070019" w:tentative="1">
-      <w:start w:val="1"/>
-      <w:numFmt w:val="lowerLetter"/>
-      <w:lvlText w:val="%2."/>
-      <w:lvlJc w:val="left"/>
-      <w:pPr>
-        <w:ind w:left="1440" w:hanging="360"/>
-      </w:pPr>
-    </w:lvl>
-    <w:lvl w:ilvl="2" w:tplc="0407001B" w:tentative="1">
-      <w:start w:val="1"/>
-      <w:numFmt w:val="lowerRoman"/>
-      <w:lvlText w:val="%3."/>
-      <w:lvlJc w:val="right"/>
-      <w:pPr>
-        <w:ind w:left="2160" w:hanging="180"/>
-      </w:pPr>
-    </w:lvl>
-    <w:lvl w:ilvl="3" w:tplc="0407000F" w:tentative="1">
-      <w:start w:val="1"/>
-      <w:numFmt w:val="decimal"/>
-      <w:lvlText w:val="%4."/>
-      <w:lvlJc w:val="left"/>
-      <w:pPr>
-        <w:ind w:left="2880" w:hanging="360"/>
-      </w:pPr>
-    </w:lvl>
-    <w:lvl w:ilvl="4" w:tplc="04070019" w:tentative="1">
-      <w:start w:val="1"/>
-      <w:numFmt w:val="lowerLetter"/>
-      <w:lvlText w:val="%5."/>
-      <w:lvlJc w:val="left"/>
-      <w:pPr>
-        <w:ind w:left="3600" w:hanging="360"/>
-      </w:pPr>
-    </w:lvl>
-    <w:lvl w:ilvl="5" w:tplc="0407001B" w:tentative="1">
-      <w:start w:val="1"/>
-      <w:numFmt w:val="lowerRoman"/>
-      <w:lvlText w:val="%6."/>
-      <w:lvlJc w:val="right"/>
-      <w:pPr>
-        <w:ind w:left="4320" w:hanging="180"/>
-      </w:pPr>
-    </w:lvl>
-    <w:lvl w:ilvl="6" w:tplc="0407000F" w:tentative="1">
-      <w:start w:val="1"/>
-      <w:numFmt w:val="decimal"/>
-      <w:lvlText w:val="%7."/>
-      <w:lvlJc w:val="left"/>
-      <w:pPr>
-        <w:ind w:left="5040" w:hanging="360"/>
-      </w:pPr>
-    </w:lvl>
-    <w:lvl w:ilvl="7" w:tplc="04070019" w:tentative="1">
-      <w:start w:val="1"/>
-      <w:numFmt w:val="lowerLetter"/>
-      <w:lvlText w:val="%8."/>
-      <w:lvlJc w:val="left"/>
-      <w:pPr>
-        <w:ind w:left="5760" w:hanging="360"/>
-      </w:pPr>
-    </w:lvl>
-    <w:lvl w:ilvl="8" w:tplc="0407001B" w:tentative="1">
-      <w:start w:val="1"/>
-      <w:numFmt w:val="lowerRoman"/>
-      <w:lvlText w:val="%9."/>
-      <w:lvlJc w:val="right"/>
-      <w:pPr>
-        <w:ind w:left="6480" w:hanging="180"/>
-      </w:pPr>
-    </w:lvl>
-  </w:abstractNum>
-  <w:abstractNum w:abstractNumId="21" w15:restartNumberingAfterBreak="0">
+  <w:abstractNum w:abstractNumId="11" w15:restartNumberingAfterBreak="0">
     <w:nsid w:val="461B2D00"/>
     <w:multiLevelType w:val="multilevel"/>
     <w:tmpl w:val="0FA47722"/>
@@ -8518,96 +4960,7 @@
       </w:rPr>
     </w:lvl>
   </w:abstractNum>
-  <w:abstractNum w:abstractNumId="22" w15:restartNumberingAfterBreak="0">
-    <w:nsid w:val="47E26A6E"/>
-    <w:multiLevelType w:val="hybridMultilevel"/>
-    <w:tmpl w:val="9A843484"/>
-    <w:lvl w:ilvl="0" w:tplc="3BF6CA96">
-      <w:start w:val="1"/>
-      <w:numFmt w:val="decimal"/>
-      <w:lvlText w:val="%1."/>
-      <w:lvlJc w:val="left"/>
-      <w:pPr>
-        <w:ind w:left="1080" w:hanging="360"/>
-      </w:pPr>
-      <w:rPr>
-        <w:rFonts w:hint="default"/>
-      </w:rPr>
-    </w:lvl>
-    <w:lvl w:ilvl="1" w:tplc="04070019" w:tentative="1">
-      <w:start w:val="1"/>
-      <w:numFmt w:val="lowerLetter"/>
-      <w:lvlText w:val="%2."/>
-      <w:lvlJc w:val="left"/>
-      <w:pPr>
-        <w:ind w:left="1800" w:hanging="360"/>
-      </w:pPr>
-    </w:lvl>
-    <w:lvl w:ilvl="2" w:tplc="0407001B" w:tentative="1">
-      <w:start w:val="1"/>
-      <w:numFmt w:val="lowerRoman"/>
-      <w:lvlText w:val="%3."/>
-      <w:lvlJc w:val="right"/>
-      <w:pPr>
-        <w:ind w:left="2520" w:hanging="180"/>
-      </w:pPr>
-    </w:lvl>
-    <w:lvl w:ilvl="3" w:tplc="0407000F" w:tentative="1">
-      <w:start w:val="1"/>
-      <w:numFmt w:val="decimal"/>
-      <w:lvlText w:val="%4."/>
-      <w:lvlJc w:val="left"/>
-      <w:pPr>
-        <w:ind w:left="3240" w:hanging="360"/>
-      </w:pPr>
-    </w:lvl>
-    <w:lvl w:ilvl="4" w:tplc="04070019" w:tentative="1">
-      <w:start w:val="1"/>
-      <w:numFmt w:val="lowerLetter"/>
-      <w:lvlText w:val="%5."/>
-      <w:lvlJc w:val="left"/>
-      <w:pPr>
-        <w:ind w:left="3960" w:hanging="360"/>
-      </w:pPr>
-    </w:lvl>
-    <w:lvl w:ilvl="5" w:tplc="0407001B" w:tentative="1">
-      <w:start w:val="1"/>
-      <w:numFmt w:val="lowerRoman"/>
-      <w:lvlText w:val="%6."/>
-      <w:lvlJc w:val="right"/>
-      <w:pPr>
-        <w:ind w:left="4680" w:hanging="180"/>
-      </w:pPr>
-    </w:lvl>
-    <w:lvl w:ilvl="6" w:tplc="0407000F" w:tentative="1">
-      <w:start w:val="1"/>
-      <w:numFmt w:val="decimal"/>
-      <w:lvlText w:val="%7."/>
-      <w:lvlJc w:val="left"/>
-      <w:pPr>
-        <w:ind w:left="5400" w:hanging="360"/>
-      </w:pPr>
-    </w:lvl>
-    <w:lvl w:ilvl="7" w:tplc="04070019" w:tentative="1">
-      <w:start w:val="1"/>
-      <w:numFmt w:val="lowerLetter"/>
-      <w:lvlText w:val="%8."/>
-      <w:lvlJc w:val="left"/>
-      <w:pPr>
-        <w:ind w:left="6120" w:hanging="360"/>
-      </w:pPr>
-    </w:lvl>
-    <w:lvl w:ilvl="8" w:tplc="0407001B" w:tentative="1">
-      <w:start w:val="1"/>
-      <w:numFmt w:val="lowerRoman"/>
-      <w:lvlText w:val="%9."/>
-      <w:lvlJc w:val="right"/>
-      <w:pPr>
-        <w:ind w:left="6840" w:hanging="180"/>
-      </w:pPr>
-    </w:lvl>
-  </w:abstractNum>
-  <w:abstractNum w:abstractNumId="23" w15:restartNumberingAfterBreak="0">
+  <w:abstractNum w:abstractNumId="12" w15:restartNumberingAfterBreak="0">
     <w:nsid w:val="4C7C6E31"/>
     <w:multiLevelType w:val="hybridMultilevel"/>
     <w:tmpl w:val="2256B19E"/>
@@ -8720,7 +5073,7 @@
       </w:rPr>
     </w:lvl>
   </w:abstractNum>
-  <w:abstractNum w:abstractNumId="24" w15:restartNumberingAfterBreak="0">
+  <w:abstractNum w:abstractNumId="13" w15:restartNumberingAfterBreak="0">
     <w:nsid w:val="5141782E"/>
     <w:multiLevelType w:val="hybridMultilevel"/>
     <w:tmpl w:val="7A30E878"/>
@@ -8833,96 +5186,7 @@
       </w:rPr>
     </w:lvl>
   </w:abstractNum>
-  <w:abstractNum w:abstractNumId="25" w15:restartNumberingAfterBreak="0">
-    <w:nsid w:val="5D0D7E08"/>
-    <w:multiLevelType w:val="hybridMultilevel"/>
-    <w:tmpl w:val="ACCC98B6"/>
-    <w:lvl w:ilvl="0" w:tplc="0407000F">
-      <w:start w:val="1"/>
-      <w:numFmt w:val="decimal"/>
-      <w:lvlText w:val="%1."/>
-      <w:lvlJc w:val="left"/>
-      <w:pPr>
-        <w:ind w:left="720" w:hanging="360"/>
-      </w:pPr>
-      <w:rPr>
-        <w:rFonts w:hint="default"/>
-      </w:rPr>
-    </w:lvl>
-    <w:lvl w:ilvl="1" w:tplc="04070019" w:tentative="1">
-      <w:start w:val="1"/>
-      <w:numFmt w:val="lowerLetter"/>
-      <w:lvlText w:val="%2."/>
-      <w:lvlJc w:val="left"/>
-      <w:pPr>
-        <w:ind w:left="1440" w:hanging="360"/>
-      </w:pPr>
-    </w:lvl>
-    <w:lvl w:ilvl="2" w:tplc="0407001B" w:tentative="1">
-      <w:start w:val="1"/>
-      <w:numFmt w:val="lowerRoman"/>
-      <w:lvlText w:val="%3."/>
-      <w:lvlJc w:val="right"/>
-      <w:pPr>
-        <w:ind w:left="2160" w:hanging="180"/>
-      </w:pPr>
-    </w:lvl>
-    <w:lvl w:ilvl="3" w:tplc="0407000F" w:tentative="1">
-      <w:start w:val="1"/>
-      <w:numFmt w:val="decimal"/>
-      <w:lvlText w:val="%4."/>
-      <w:lvlJc w:val="left"/>
-      <w:pPr>
-        <w:ind w:left="2880" w:hanging="360"/>
-      </w:pPr>
-    </w:lvl>
-    <w:lvl w:ilvl="4" w:tplc="04070019" w:tentative="1">
-      <w:start w:val="1"/>
-      <w:numFmt w:val="lowerLetter"/>
-      <w:lvlText w:val="%5."/>
-      <w:lvlJc w:val="left"/>
-      <w:pPr>
-        <w:ind w:left="3600" w:hanging="360"/>
-      </w:pPr>
-    </w:lvl>
-    <w:lvl w:ilvl="5" w:tplc="0407001B" w:tentative="1">
-      <w:start w:val="1"/>
-      <w:numFmt w:val="lowerRoman"/>
-      <w:lvlText w:val="%6."/>
-      <w:lvlJc w:val="right"/>
-      <w:pPr>
-        <w:ind w:left="4320" w:hanging="180"/>
-      </w:pPr>
-    </w:lvl>
-    <w:lvl w:ilvl="6" w:tplc="0407000F" w:tentative="1">
-      <w:start w:val="1"/>
-      <w:numFmt w:val="decimal"/>
-      <w:lvlText w:val="%7."/>
-      <w:lvlJc w:val="left"/>
-      <w:pPr>
-        <w:ind w:left="5040" w:hanging="360"/>
-      </w:pPr>
-    </w:lvl>
-    <w:lvl w:ilvl="7" w:tplc="04070019" w:tentative="1">
-      <w:start w:val="1"/>
-      <w:numFmt w:val="lowerLetter"/>
-      <w:lvlText w:val="%8."/>
-      <w:lvlJc w:val="left"/>
-      <w:pPr>
-        <w:ind w:left="5760" w:hanging="360"/>
-      </w:pPr>
-    </w:lvl>
-    <w:lvl w:ilvl="8" w:tplc="0407001B" w:tentative="1">
-      <w:start w:val="1"/>
-      <w:numFmt w:val="lowerRoman"/>
-      <w:lvlText w:val="%9."/>
-      <w:lvlJc w:val="right"/>
-      <w:pPr>
-        <w:ind w:left="6480" w:hanging="180"/>
-      </w:pPr>
-    </w:lvl>
-  </w:abstractNum>
-  <w:abstractNum w:abstractNumId="26" w15:restartNumberingAfterBreak="0">
+  <w:abstractNum w:abstractNumId="14" w15:restartNumberingAfterBreak="0">
     <w:nsid w:val="5E32664F"/>
     <w:multiLevelType w:val="multilevel"/>
     <w:tmpl w:val="3FEEEFF0"/>
@@ -9037,7 +5301,7 @@
       </w:rPr>
     </w:lvl>
   </w:abstractNum>
-  <w:abstractNum w:abstractNumId="27" w15:restartNumberingAfterBreak="0">
+  <w:abstractNum w:abstractNumId="15" w15:restartNumberingAfterBreak="0">
     <w:nsid w:val="624C39B3"/>
     <w:multiLevelType w:val="multilevel"/>
     <w:tmpl w:val="0FA47722"/>
@@ -9150,7 +5414,7 @@
       </w:rPr>
     </w:lvl>
   </w:abstractNum>
-  <w:abstractNum w:abstractNumId="28" w15:restartNumberingAfterBreak="0">
+  <w:abstractNum w:abstractNumId="16" w15:restartNumberingAfterBreak="0">
     <w:nsid w:val="62B27F50"/>
     <w:multiLevelType w:val="multilevel"/>
     <w:tmpl w:val="396C71E0"/>
@@ -9264,96 +5528,7 @@
       </w:rPr>
     </w:lvl>
   </w:abstractNum>
-  <w:abstractNum w:abstractNumId="29" w15:restartNumberingAfterBreak="0">
-    <w:nsid w:val="62E831E9"/>
-    <w:multiLevelType w:val="hybridMultilevel"/>
-    <w:tmpl w:val="2B98EADA"/>
-    <w:lvl w:ilvl="0" w:tplc="0407000F">
-      <w:start w:val="1"/>
-      <w:numFmt w:val="decimal"/>
-      <w:lvlText w:val="%1."/>
-      <w:lvlJc w:val="left"/>
-      <w:pPr>
-        <w:ind w:left="720" w:hanging="360"/>
-      </w:pPr>
-      <w:rPr>
-        <w:rFonts w:hint="default"/>
-      </w:rPr>
-    </w:lvl>
-    <w:lvl w:ilvl="1" w:tplc="04070019" w:tentative="1">
-      <w:start w:val="1"/>
-      <w:numFmt w:val="lowerLetter"/>
-      <w:lvlText w:val="%2."/>
-      <w:lvlJc w:val="left"/>
-      <w:pPr>
-        <w:ind w:left="1440" w:hanging="360"/>
-      </w:pPr>
-    </w:lvl>
-    <w:lvl w:ilvl="2" w:tplc="0407001B" w:tentative="1">
-      <w:start w:val="1"/>
-      <w:numFmt w:val="lowerRoman"/>
-      <w:lvlText w:val="%3."/>
-      <w:lvlJc w:val="right"/>
-      <w:pPr>
-        <w:ind w:left="2160" w:hanging="180"/>
-      </w:pPr>
-    </w:lvl>
-    <w:lvl w:ilvl="3" w:tplc="0407000F" w:tentative="1">
-      <w:start w:val="1"/>
-      <w:numFmt w:val="decimal"/>
-      <w:lvlText w:val="%4."/>
-      <w:lvlJc w:val="left"/>
-      <w:pPr>
-        <w:ind w:left="2880" w:hanging="360"/>
-      </w:pPr>
-    </w:lvl>
-    <w:lvl w:ilvl="4" w:tplc="04070019" w:tentative="1">
-      <w:start w:val="1"/>
-      <w:numFmt w:val="lowerLetter"/>
-      <w:lvlText w:val="%5."/>
-      <w:lvlJc w:val="left"/>
-      <w:pPr>
-        <w:ind w:left="3600" w:hanging="360"/>
-      </w:pPr>
-    </w:lvl>
-    <w:lvl w:ilvl="5" w:tplc="0407001B" w:tentative="1">
-      <w:start w:val="1"/>
-      <w:numFmt w:val="lowerRoman"/>
-      <w:lvlText w:val="%6."/>
-      <w:lvlJc w:val="right"/>
-      <w:pPr>
-        <w:ind w:left="4320" w:hanging="180"/>
-      </w:pPr>
-    </w:lvl>
-    <w:lvl w:ilvl="6" w:tplc="0407000F" w:tentative="1">
-      <w:start w:val="1"/>
-      <w:numFmt w:val="decimal"/>
-      <w:lvlText w:val="%7."/>
-      <w:lvlJc w:val="left"/>
-      <w:pPr>
-        <w:ind w:left="5040" w:hanging="360"/>
-      </w:pPr>
-    </w:lvl>
-    <w:lvl w:ilvl="7" w:tplc="04070019" w:tentative="1">
-      <w:start w:val="1"/>
-      <w:numFmt w:val="lowerLetter"/>
-      <w:lvlText w:val="%8."/>
-      <w:lvlJc w:val="left"/>
-      <w:pPr>
-        <w:ind w:left="5760" w:hanging="360"/>
-      </w:pPr>
-    </w:lvl>
-    <w:lvl w:ilvl="8" w:tplc="0407001B" w:tentative="1">
-      <w:start w:val="1"/>
-      <w:numFmt w:val="lowerRoman"/>
-      <w:lvlText w:val="%9."/>
-      <w:lvlJc w:val="right"/>
-      <w:pPr>
-        <w:ind w:left="6480" w:hanging="180"/>
-      </w:pPr>
-    </w:lvl>
-  </w:abstractNum>
-  <w:abstractNum w:abstractNumId="30" w15:restartNumberingAfterBreak="0">
+  <w:abstractNum w:abstractNumId="17" w15:restartNumberingAfterBreak="0">
     <w:nsid w:val="6837644E"/>
     <w:multiLevelType w:val="multilevel"/>
     <w:tmpl w:val="0FA47722"/>
@@ -9466,541 +5641,7 @@
       </w:rPr>
     </w:lvl>
   </w:abstractNum>
-  <w:abstractNum w:abstractNumId="31" w15:restartNumberingAfterBreak="0">
-    <w:nsid w:val="6AD66FBE"/>
-    <w:multiLevelType w:val="hybridMultilevel"/>
-    <w:tmpl w:val="03D69840"/>
-    <w:lvl w:ilvl="0" w:tplc="0407000F">
-      <w:start w:val="1"/>
-      <w:numFmt w:val="decimal"/>
-      <w:lvlText w:val="%1."/>
-      <w:lvlJc w:val="left"/>
-      <w:pPr>
-        <w:ind w:left="720" w:hanging="360"/>
-      </w:pPr>
-      <w:rPr>
-        <w:rFonts w:hint="default"/>
-      </w:rPr>
-    </w:lvl>
-    <w:lvl w:ilvl="1" w:tplc="04070019" w:tentative="1">
-      <w:start w:val="1"/>
-      <w:numFmt w:val="lowerLetter"/>
-      <w:lvlText w:val="%2."/>
-      <w:lvlJc w:val="left"/>
-      <w:pPr>
-        <w:ind w:left="1440" w:hanging="360"/>
-      </w:pPr>
-    </w:lvl>
-    <w:lvl w:ilvl="2" w:tplc="0407001B" w:tentative="1">
-      <w:start w:val="1"/>
-      <w:numFmt w:val="lowerRoman"/>
-      <w:lvlText w:val="%3."/>
-      <w:lvlJc w:val="right"/>
-      <w:pPr>
-        <w:ind w:left="2160" w:hanging="180"/>
-      </w:pPr>
-    </w:lvl>
-    <w:lvl w:ilvl="3" w:tplc="0407000F" w:tentative="1">
-      <w:start w:val="1"/>
-      <w:numFmt w:val="decimal"/>
-      <w:lvlText w:val="%4."/>
-      <w:lvlJc w:val="left"/>
-      <w:pPr>
-        <w:ind w:left="2880" w:hanging="360"/>
-      </w:pPr>
-    </w:lvl>
-    <w:lvl w:ilvl="4" w:tplc="04070019" w:tentative="1">
-      <w:start w:val="1"/>
-      <w:numFmt w:val="lowerLetter"/>
-      <w:lvlText w:val="%5."/>
-      <w:lvlJc w:val="left"/>
-      <w:pPr>
-        <w:ind w:left="3600" w:hanging="360"/>
-      </w:pPr>
-    </w:lvl>
-    <w:lvl w:ilvl="5" w:tplc="0407001B" w:tentative="1">
-      <w:start w:val="1"/>
-      <w:numFmt w:val="lowerRoman"/>
-      <w:lvlText w:val="%6."/>
-      <w:lvlJc w:val="right"/>
-      <w:pPr>
-        <w:ind w:left="4320" w:hanging="180"/>
-      </w:pPr>
-    </w:lvl>
-    <w:lvl w:ilvl="6" w:tplc="0407000F" w:tentative="1">
-      <w:start w:val="1"/>
-      <w:numFmt w:val="decimal"/>
-      <w:lvlText w:val="%7."/>
-      <w:lvlJc w:val="left"/>
-      <w:pPr>
-        <w:ind w:left="5040" w:hanging="360"/>
-      </w:pPr>
-    </w:lvl>
-    <w:lvl w:ilvl="7" w:tplc="04070019" w:tentative="1">
-      <w:start w:val="1"/>
-      <w:numFmt w:val="lowerLetter"/>
-      <w:lvlText w:val="%8."/>
-      <w:lvlJc w:val="left"/>
-      <w:pPr>
-        <w:ind w:left="5760" w:hanging="360"/>
-      </w:pPr>
-    </w:lvl>
-    <w:lvl w:ilvl="8" w:tplc="0407001B" w:tentative="1">
-      <w:start w:val="1"/>
-      <w:numFmt w:val="lowerRoman"/>
-      <w:lvlText w:val="%9."/>
-      <w:lvlJc w:val="right"/>
-      <w:pPr>
-        <w:ind w:left="6480" w:hanging="180"/>
-      </w:pPr>
-    </w:lvl>
-  </w:abstractNum>
-  <w:abstractNum w:abstractNumId="32" w15:restartNumberingAfterBreak="0">
-    <w:nsid w:val="6E7E13FE"/>
-    <w:multiLevelType w:val="hybridMultilevel"/>
-    <w:tmpl w:val="F0300E92"/>
-    <w:lvl w:ilvl="0" w:tplc="0407000F">
-      <w:start w:val="1"/>
-      <w:numFmt w:val="decimal"/>
-      <w:lvlText w:val="%1."/>
-      <w:lvlJc w:val="left"/>
-      <w:pPr>
-        <w:ind w:left="720" w:hanging="360"/>
-      </w:pPr>
-      <w:rPr>
-        <w:rFonts w:hint="default"/>
-      </w:rPr>
-    </w:lvl>
-    <w:lvl w:ilvl="1" w:tplc="04070019" w:tentative="1">
-      <w:start w:val="1"/>
-      <w:numFmt w:val="lowerLetter"/>
-      <w:lvlText w:val="%2."/>
-      <w:lvlJc w:val="left"/>
-      <w:pPr>
-        <w:ind w:left="1440" w:hanging="360"/>
-      </w:pPr>
-    </w:lvl>
-    <w:lvl w:ilvl="2" w:tplc="0407001B" w:tentative="1">
-      <w:start w:val="1"/>
-      <w:numFmt w:val="lowerRoman"/>
-      <w:lvlText w:val="%3."/>
-      <w:lvlJc w:val="right"/>
-      <w:pPr>
-        <w:ind w:left="2160" w:hanging="180"/>
-      </w:pPr>
-    </w:lvl>
-    <w:lvl w:ilvl="3" w:tplc="0407000F" w:tentative="1">
-      <w:start w:val="1"/>
-      <w:numFmt w:val="decimal"/>
-      <w:lvlText w:val="%4."/>
-      <w:lvlJc w:val="left"/>
-      <w:pPr>
-        <w:ind w:left="2880" w:hanging="360"/>
-      </w:pPr>
-    </w:lvl>
-    <w:lvl w:ilvl="4" w:tplc="04070019" w:tentative="1">
-      <w:start w:val="1"/>
-      <w:numFmt w:val="lowerLetter"/>
-      <w:lvlText w:val="%5."/>
-      <w:lvlJc w:val="left"/>
-      <w:pPr>
-        <w:ind w:left="3600" w:hanging="360"/>
-      </w:pPr>
-    </w:lvl>
-    <w:lvl w:ilvl="5" w:tplc="0407001B" w:tentative="1">
-      <w:start w:val="1"/>
-      <w:numFmt w:val="lowerRoman"/>
-      <w:lvlText w:val="%6."/>
-      <w:lvlJc w:val="right"/>
-      <w:pPr>
-        <w:ind w:left="4320" w:hanging="180"/>
-      </w:pPr>
-    </w:lvl>
-    <w:lvl w:ilvl="6" w:tplc="0407000F" w:tentative="1">
-      <w:start w:val="1"/>
-      <w:numFmt w:val="decimal"/>
-      <w:lvlText w:val="%7."/>
-      <w:lvlJc w:val="left"/>
-      <w:pPr>
-        <w:ind w:left="5040" w:hanging="360"/>
-      </w:pPr>
-    </w:lvl>
-    <w:lvl w:ilvl="7" w:tplc="04070019" w:tentative="1">
-      <w:start w:val="1"/>
-      <w:numFmt w:val="lowerLetter"/>
-      <w:lvlText w:val="%8."/>
-      <w:lvlJc w:val="left"/>
-      <w:pPr>
-        <w:ind w:left="5760" w:hanging="360"/>
-      </w:pPr>
-    </w:lvl>
-    <w:lvl w:ilvl="8" w:tplc="0407001B" w:tentative="1">
-      <w:start w:val="1"/>
-      <w:numFmt w:val="lowerRoman"/>
-      <w:lvlText w:val="%9."/>
-      <w:lvlJc w:val="right"/>
-      <w:pPr>
-        <w:ind w:left="6480" w:hanging="180"/>
-      </w:pPr>
-    </w:lvl>
-  </w:abstractNum>
-  <w:abstractNum w:abstractNumId="33" w15:restartNumberingAfterBreak="0">
-    <w:nsid w:val="6F586152"/>
-    <w:multiLevelType w:val="hybridMultilevel"/>
-    <w:tmpl w:val="A7E8E862"/>
-    <w:lvl w:ilvl="0" w:tplc="0407000F">
-      <w:start w:val="1"/>
-      <w:numFmt w:val="decimal"/>
-      <w:lvlText w:val="%1."/>
-      <w:lvlJc w:val="left"/>
-      <w:pPr>
-        <w:ind w:left="720" w:hanging="360"/>
-      </w:pPr>
-      <w:rPr>
-        <w:rFonts w:hint="default"/>
-      </w:rPr>
-    </w:lvl>
-    <w:lvl w:ilvl="1" w:tplc="04070019" w:tentative="1">
-      <w:start w:val="1"/>
-      <w:numFmt w:val="lowerLetter"/>
-      <w:lvlText w:val="%2."/>
-      <w:lvlJc w:val="left"/>
-      <w:pPr>
-        <w:ind w:left="1440" w:hanging="360"/>
-      </w:pPr>
-    </w:lvl>
-    <w:lvl w:ilvl="2" w:tplc="0407001B" w:tentative="1">
-      <w:start w:val="1"/>
-      <w:numFmt w:val="lowerRoman"/>
-      <w:lvlText w:val="%3."/>
-      <w:lvlJc w:val="right"/>
-      <w:pPr>
-        <w:ind w:left="2160" w:hanging="180"/>
-      </w:pPr>
-    </w:lvl>
-    <w:lvl w:ilvl="3" w:tplc="0407000F" w:tentative="1">
-      <w:start w:val="1"/>
-      <w:numFmt w:val="decimal"/>
-      <w:lvlText w:val="%4."/>
-      <w:lvlJc w:val="left"/>
-      <w:pPr>
-        <w:ind w:left="2880" w:hanging="360"/>
-      </w:pPr>
-    </w:lvl>
-    <w:lvl w:ilvl="4" w:tplc="04070019" w:tentative="1">
-      <w:start w:val="1"/>
-      <w:numFmt w:val="lowerLetter"/>
-      <w:lvlText w:val="%5."/>
-      <w:lvlJc w:val="left"/>
-      <w:pPr>
-        <w:ind w:left="3600" w:hanging="360"/>
-      </w:pPr>
-    </w:lvl>
-    <w:lvl w:ilvl="5" w:tplc="0407001B" w:tentative="1">
-      <w:start w:val="1"/>
-      <w:numFmt w:val="lowerRoman"/>
-      <w:lvlText w:val="%6."/>
-      <w:lvlJc w:val="right"/>
-      <w:pPr>
-        <w:ind w:left="4320" w:hanging="180"/>
-      </w:pPr>
-    </w:lvl>
-    <w:lvl w:ilvl="6" w:tplc="0407000F" w:tentative="1">
-      <w:start w:val="1"/>
-      <w:numFmt w:val="decimal"/>
-      <w:lvlText w:val="%7."/>
-      <w:lvlJc w:val="left"/>
-      <w:pPr>
-        <w:ind w:left="5040" w:hanging="360"/>
-      </w:pPr>
-    </w:lvl>
-    <w:lvl w:ilvl="7" w:tplc="04070019" w:tentative="1">
-      <w:start w:val="1"/>
-      <w:numFmt w:val="lowerLetter"/>
-      <w:lvlText w:val="%8."/>
-      <w:lvlJc w:val="left"/>
-      <w:pPr>
-        <w:ind w:left="5760" w:hanging="360"/>
-      </w:pPr>
-    </w:lvl>
-    <w:lvl w:ilvl="8" w:tplc="0407001B" w:tentative="1">
-      <w:start w:val="1"/>
-      <w:numFmt w:val="lowerRoman"/>
-      <w:lvlText w:val="%9."/>
-      <w:lvlJc w:val="right"/>
-      <w:pPr>
-        <w:ind w:left="6480" w:hanging="180"/>
-      </w:pPr>
-    </w:lvl>
-  </w:abstractNum>
-  <w:abstractNum w:abstractNumId="34" w15:restartNumberingAfterBreak="0">
-    <w:nsid w:val="70D57A29"/>
-    <w:multiLevelType w:val="hybridMultilevel"/>
-    <w:tmpl w:val="1402D1F6"/>
-    <w:lvl w:ilvl="0" w:tplc="412A4838">
-      <w:start w:val="1"/>
-      <w:numFmt w:val="decimal"/>
-      <w:lvlText w:val="%1."/>
-      <w:lvlJc w:val="left"/>
-      <w:pPr>
-        <w:ind w:left="1080" w:hanging="360"/>
-      </w:pPr>
-      <w:rPr>
-        <w:rFonts w:hint="default"/>
-      </w:rPr>
-    </w:lvl>
-    <w:lvl w:ilvl="1" w:tplc="04070019" w:tentative="1">
-      <w:start w:val="1"/>
-      <w:numFmt w:val="lowerLetter"/>
-      <w:lvlText w:val="%2."/>
-      <w:lvlJc w:val="left"/>
-      <w:pPr>
-        <w:ind w:left="1800" w:hanging="360"/>
-      </w:pPr>
-    </w:lvl>
-    <w:lvl w:ilvl="2" w:tplc="0407001B" w:tentative="1">
-      <w:start w:val="1"/>
-      <w:numFmt w:val="lowerRoman"/>
-      <w:lvlText w:val="%3."/>
-      <w:lvlJc w:val="right"/>
-      <w:pPr>
-        <w:ind w:left="2520" w:hanging="180"/>
-      </w:pPr>
-    </w:lvl>
-    <w:lvl w:ilvl="3" w:tplc="0407000F" w:tentative="1">
-      <w:start w:val="1"/>
-      <w:numFmt w:val="decimal"/>
-      <w:lvlText w:val="%4."/>
-      <w:lvlJc w:val="left"/>
-      <w:pPr>
-        <w:ind w:left="3240" w:hanging="360"/>
-      </w:pPr>
-    </w:lvl>
-    <w:lvl w:ilvl="4" w:tplc="04070019" w:tentative="1">
-      <w:start w:val="1"/>
-      <w:numFmt w:val="lowerLetter"/>
-      <w:lvlText w:val="%5."/>
-      <w:lvlJc w:val="left"/>
-      <w:pPr>
-        <w:ind w:left="3960" w:hanging="360"/>
-      </w:pPr>
-    </w:lvl>
-    <w:lvl w:ilvl="5" w:tplc="0407001B" w:tentative="1">
-      <w:start w:val="1"/>
-      <w:numFmt w:val="lowerRoman"/>
-      <w:lvlText w:val="%6."/>
-      <w:lvlJc w:val="right"/>
-      <w:pPr>
-        <w:ind w:left="4680" w:hanging="180"/>
-      </w:pPr>
-    </w:lvl>
-    <w:lvl w:ilvl="6" w:tplc="0407000F" w:tentative="1">
-      <w:start w:val="1"/>
-      <w:numFmt w:val="decimal"/>
-      <w:lvlText w:val="%7."/>
-      <w:lvlJc w:val="left"/>
-      <w:pPr>
-        <w:ind w:left="5400" w:hanging="360"/>
-      </w:pPr>
-    </w:lvl>
-    <w:lvl w:ilvl="7" w:tplc="04070019" w:tentative="1">
-      <w:start w:val="1"/>
-      <w:numFmt w:val="lowerLetter"/>
-      <w:lvlText w:val="%8."/>
-      <w:lvlJc w:val="left"/>
-      <w:pPr>
-        <w:ind w:left="6120" w:hanging="360"/>
-      </w:pPr>
-    </w:lvl>
-    <w:lvl w:ilvl="8" w:tplc="0407001B" w:tentative="1">
-      <w:start w:val="1"/>
-      <w:numFmt w:val="lowerRoman"/>
-      <w:lvlText w:val="%9."/>
-      <w:lvlJc w:val="right"/>
-      <w:pPr>
-        <w:ind w:left="6840" w:hanging="180"/>
-      </w:pPr>
-    </w:lvl>
-  </w:abstractNum>
-  <w:abstractNum w:abstractNumId="35" w15:restartNumberingAfterBreak="0">
-    <w:nsid w:val="71CD2217"/>
-    <w:multiLevelType w:val="hybridMultilevel"/>
-    <w:tmpl w:val="BD32ABD2"/>
-    <w:lvl w:ilvl="0" w:tplc="0407000F">
-      <w:start w:val="1"/>
-      <w:numFmt w:val="decimal"/>
-      <w:lvlText w:val="%1."/>
-      <w:lvlJc w:val="left"/>
-      <w:pPr>
-        <w:ind w:left="720" w:hanging="360"/>
-      </w:pPr>
-      <w:rPr>
-        <w:rFonts w:hint="default"/>
-      </w:rPr>
-    </w:lvl>
-    <w:lvl w:ilvl="1" w:tplc="04070019" w:tentative="1">
-      <w:start w:val="1"/>
-      <w:numFmt w:val="lowerLetter"/>
-      <w:lvlText w:val="%2."/>
-      <w:lvlJc w:val="left"/>
-      <w:pPr>
-        <w:ind w:left="1440" w:hanging="360"/>
-      </w:pPr>
-    </w:lvl>
-    <w:lvl w:ilvl="2" w:tplc="0407001B" w:tentative="1">
-      <w:start w:val="1"/>
-      <w:numFmt w:val="lowerRoman"/>
-      <w:lvlText w:val="%3."/>
-      <w:lvlJc w:val="right"/>
-      <w:pPr>
-        <w:ind w:left="2160" w:hanging="180"/>
-      </w:pPr>
-    </w:lvl>
-    <w:lvl w:ilvl="3" w:tplc="0407000F" w:tentative="1">
-      <w:start w:val="1"/>
-      <w:numFmt w:val="decimal"/>
-      <w:lvlText w:val="%4."/>
-      <w:lvlJc w:val="left"/>
-      <w:pPr>
-        <w:ind w:left="2880" w:hanging="360"/>
-      </w:pPr>
-    </w:lvl>
-    <w:lvl w:ilvl="4" w:tplc="04070019" w:tentative="1">
-      <w:start w:val="1"/>
-      <w:numFmt w:val="lowerLetter"/>
-      <w:lvlText w:val="%5."/>
-      <w:lvlJc w:val="left"/>
-      <w:pPr>
-        <w:ind w:left="3600" w:hanging="360"/>
-      </w:pPr>
-    </w:lvl>
-    <w:lvl w:ilvl="5" w:tplc="0407001B" w:tentative="1">
-      <w:start w:val="1"/>
-      <w:numFmt w:val="lowerRoman"/>
-      <w:lvlText w:val="%6."/>
-      <w:lvlJc w:val="right"/>
-      <w:pPr>
-        <w:ind w:left="4320" w:hanging="180"/>
-      </w:pPr>
-    </w:lvl>
-    <w:lvl w:ilvl="6" w:tplc="0407000F" w:tentative="1">
-      <w:start w:val="1"/>
-      <w:numFmt w:val="decimal"/>
-      <w:lvlText w:val="%7."/>
-      <w:lvlJc w:val="left"/>
-      <w:pPr>
-        <w:ind w:left="5040" w:hanging="360"/>
-      </w:pPr>
-    </w:lvl>
-    <w:lvl w:ilvl="7" w:tplc="04070019" w:tentative="1">
-      <w:start w:val="1"/>
-      <w:numFmt w:val="lowerLetter"/>
-      <w:lvlText w:val="%8."/>
-      <w:lvlJc w:val="left"/>
-      <w:pPr>
-        <w:ind w:left="5760" w:hanging="360"/>
-      </w:pPr>
-    </w:lvl>
-    <w:lvl w:ilvl="8" w:tplc="0407001B" w:tentative="1">
-      <w:start w:val="1"/>
-      <w:numFmt w:val="lowerRoman"/>
-      <w:lvlText w:val="%9."/>
-      <w:lvlJc w:val="right"/>
-      <w:pPr>
-        <w:ind w:left="6480" w:hanging="180"/>
-      </w:pPr>
-    </w:lvl>
-  </w:abstractNum>
-  <w:abstractNum w:abstractNumId="36" w15:restartNumberingAfterBreak="0">
-    <w:nsid w:val="72D0716C"/>
-    <w:multiLevelType w:val="hybridMultilevel"/>
-    <w:tmpl w:val="30E649E6"/>
-    <w:lvl w:ilvl="0" w:tplc="0407000F">
-      <w:start w:val="1"/>
-      <w:numFmt w:val="decimal"/>
-      <w:lvlText w:val="%1."/>
-      <w:lvlJc w:val="left"/>
-      <w:pPr>
-        <w:ind w:left="720" w:hanging="360"/>
-      </w:pPr>
-      <w:rPr>
-        <w:rFonts w:hint="default"/>
-      </w:rPr>
-    </w:lvl>
-    <w:lvl w:ilvl="1" w:tplc="04070019" w:tentative="1">
-      <w:start w:val="1"/>
-      <w:numFmt w:val="lowerLetter"/>
-      <w:lvlText w:val="%2."/>
-      <w:lvlJc w:val="left"/>
-      <w:pPr>
-        <w:ind w:left="1440" w:hanging="360"/>
-      </w:pPr>
-    </w:lvl>
-    <w:lvl w:ilvl="2" w:tplc="0407001B" w:tentative="1">
-      <w:start w:val="1"/>
-      <w:numFmt w:val="lowerRoman"/>
-      <w:lvlText w:val="%3."/>
-      <w:lvlJc w:val="right"/>
-      <w:pPr>
-        <w:ind w:left="2160" w:hanging="180"/>
-      </w:pPr>
-    </w:lvl>
-    <w:lvl w:ilvl="3" w:tplc="0407000F" w:tentative="1">
-      <w:start w:val="1"/>
-      <w:numFmt w:val="decimal"/>
-      <w:lvlText w:val="%4."/>
-      <w:lvlJc w:val="left"/>
-      <w:pPr>
-        <w:ind w:left="2880" w:hanging="360"/>
-      </w:pPr>
-    </w:lvl>
-    <w:lvl w:ilvl="4" w:tplc="04070019" w:tentative="1">
-      <w:start w:val="1"/>
-      <w:numFmt w:val="lowerLetter"/>
-      <w:lvlText w:val="%5."/>
-      <w:lvlJc w:val="left"/>
-      <w:pPr>
-        <w:ind w:left="3600" w:hanging="360"/>
-      </w:pPr>
-    </w:lvl>
-    <w:lvl w:ilvl="5" w:tplc="0407001B" w:tentative="1">
-      <w:start w:val="1"/>
-      <w:numFmt w:val="lowerRoman"/>
-      <w:lvlText w:val="%6."/>
-      <w:lvlJc w:val="right"/>
-      <w:pPr>
-        <w:ind w:left="4320" w:hanging="180"/>
-      </w:pPr>
-    </w:lvl>
-    <w:lvl w:ilvl="6" w:tplc="0407000F" w:tentative="1">
-      <w:start w:val="1"/>
-      <w:numFmt w:val="decimal"/>
-      <w:lvlText w:val="%7."/>
-      <w:lvlJc w:val="left"/>
-      <w:pPr>
-        <w:ind w:left="5040" w:hanging="360"/>
-      </w:pPr>
-    </w:lvl>
-    <w:lvl w:ilvl="7" w:tplc="04070019" w:tentative="1">
-      <w:start w:val="1"/>
-      <w:numFmt w:val="lowerLetter"/>
-      <w:lvlText w:val="%8."/>
-      <w:lvlJc w:val="left"/>
-      <w:pPr>
-        <w:ind w:left="5760" w:hanging="360"/>
-      </w:pPr>
-    </w:lvl>
-    <w:lvl w:ilvl="8" w:tplc="0407001B" w:tentative="1">
-      <w:start w:val="1"/>
-      <w:numFmt w:val="lowerRoman"/>
-      <w:lvlText w:val="%9."/>
-      <w:lvlJc w:val="right"/>
-      <w:pPr>
-        <w:ind w:left="6480" w:hanging="180"/>
-      </w:pPr>
-    </w:lvl>
-  </w:abstractNum>
-  <w:abstractNum w:abstractNumId="37" w15:restartNumberingAfterBreak="0">
+  <w:abstractNum w:abstractNumId="18" w15:restartNumberingAfterBreak="0">
     <w:nsid w:val="79C9544C"/>
     <w:multiLevelType w:val="multilevel"/>
     <w:tmpl w:val="37A62300"/>
@@ -10114,274 +5755,7 @@
       </w:rPr>
     </w:lvl>
   </w:abstractNum>
-  <w:abstractNum w:abstractNumId="38" w15:restartNumberingAfterBreak="0">
-    <w:nsid w:val="7A0C6D7C"/>
-    <w:multiLevelType w:val="hybridMultilevel"/>
-    <w:tmpl w:val="2F705D18"/>
-    <w:lvl w:ilvl="0" w:tplc="0407000F">
-      <w:start w:val="1"/>
-      <w:numFmt w:val="decimal"/>
-      <w:lvlText w:val="%1."/>
-      <w:lvlJc w:val="left"/>
-      <w:pPr>
-        <w:ind w:left="720" w:hanging="360"/>
-      </w:pPr>
-      <w:rPr>
-        <w:rFonts w:hint="default"/>
-      </w:rPr>
-    </w:lvl>
-    <w:lvl w:ilvl="1" w:tplc="04070019" w:tentative="1">
-      <w:start w:val="1"/>
-      <w:numFmt w:val="lowerLetter"/>
-      <w:lvlText w:val="%2."/>
-      <w:lvlJc w:val="left"/>
-      <w:pPr>
-        <w:ind w:left="1440" w:hanging="360"/>
-      </w:pPr>
-    </w:lvl>
-    <w:lvl w:ilvl="2" w:tplc="0407001B" w:tentative="1">
-      <w:start w:val="1"/>
-      <w:numFmt w:val="lowerRoman"/>
-      <w:lvlText w:val="%3."/>
-      <w:lvlJc w:val="right"/>
-      <w:pPr>
-        <w:ind w:left="2160" w:hanging="180"/>
-      </w:pPr>
-    </w:lvl>
-    <w:lvl w:ilvl="3" w:tplc="0407000F" w:tentative="1">
-      <w:start w:val="1"/>
-      <w:numFmt w:val="decimal"/>
-      <w:lvlText w:val="%4."/>
-      <w:lvlJc w:val="left"/>
-      <w:pPr>
-        <w:ind w:left="2880" w:hanging="360"/>
-      </w:pPr>
-    </w:lvl>
-    <w:lvl w:ilvl="4" w:tplc="04070019" w:tentative="1">
-      <w:start w:val="1"/>
-      <w:numFmt w:val="lowerLetter"/>
-      <w:lvlText w:val="%5."/>
-      <w:lvlJc w:val="left"/>
-      <w:pPr>
-        <w:ind w:left="3600" w:hanging="360"/>
-      </w:pPr>
-    </w:lvl>
-    <w:lvl w:ilvl="5" w:tplc="0407001B" w:tentative="1">
-      <w:start w:val="1"/>
-      <w:numFmt w:val="lowerRoman"/>
-      <w:lvlText w:val="%6."/>
-      <w:lvlJc w:val="right"/>
-      <w:pPr>
-        <w:ind w:left="4320" w:hanging="180"/>
-      </w:pPr>
-    </w:lvl>
-    <w:lvl w:ilvl="6" w:tplc="0407000F" w:tentative="1">
-      <w:start w:val="1"/>
-      <w:numFmt w:val="decimal"/>
-      <w:lvlText w:val="%7."/>
-      <w:lvlJc w:val="left"/>
-      <w:pPr>
-        <w:ind w:left="5040" w:hanging="360"/>
-      </w:pPr>
-    </w:lvl>
-    <w:lvl w:ilvl="7" w:tplc="04070019" w:tentative="1">
-      <w:start w:val="1"/>
-      <w:numFmt w:val="lowerLetter"/>
-      <w:lvlText w:val="%8."/>
-      <w:lvlJc w:val="left"/>
-      <w:pPr>
-        <w:ind w:left="5760" w:hanging="360"/>
-      </w:pPr>
-    </w:lvl>
-    <w:lvl w:ilvl="8" w:tplc="0407001B" w:tentative="1">
-      <w:start w:val="1"/>
-      <w:numFmt w:val="lowerRoman"/>
-      <w:lvlText w:val="%9."/>
-      <w:lvlJc w:val="right"/>
-      <w:pPr>
-        <w:ind w:left="6480" w:hanging="180"/>
-      </w:pPr>
-    </w:lvl>
-  </w:abstractNum>
-  <w:abstractNum w:abstractNumId="39" w15:restartNumberingAfterBreak="0">
-    <w:nsid w:val="7A23629F"/>
-    <w:multiLevelType w:val="hybridMultilevel"/>
-    <w:tmpl w:val="BCA82E9A"/>
-    <w:lvl w:ilvl="0" w:tplc="FFFFFFFF">
-      <w:start w:val="1"/>
-      <w:numFmt w:val="decimal"/>
-      <w:lvlText w:val="%1."/>
-      <w:lvlJc w:val="left"/>
-      <w:pPr>
-        <w:ind w:left="720" w:hanging="360"/>
-      </w:pPr>
-      <w:rPr>
-        <w:rFonts w:hint="default"/>
-      </w:rPr>
-    </w:lvl>
-    <w:lvl w:ilvl="1" w:tplc="FFFFFFFF" w:tentative="1">
-      <w:start w:val="1"/>
-      <w:numFmt w:val="lowerLetter"/>
-      <w:lvlText w:val="%2."/>
-      <w:lvlJc w:val="left"/>
-      <w:pPr>
-        <w:ind w:left="1440" w:hanging="360"/>
-      </w:pPr>
-    </w:lvl>
-    <w:lvl w:ilvl="2" w:tplc="FFFFFFFF" w:tentative="1">
-      <w:start w:val="1"/>
-      <w:numFmt w:val="lowerRoman"/>
-      <w:lvlText w:val="%3."/>
-      <w:lvlJc w:val="right"/>
-      <w:pPr>
-        <w:ind w:left="2160" w:hanging="180"/>
-      </w:pPr>
-    </w:lvl>
-    <w:lvl w:ilvl="3" w:tplc="FFFFFFFF" w:tentative="1">
-      <w:start w:val="1"/>
-      <w:numFmt w:val="decimal"/>
-      <w:lvlText w:val="%4."/>
-      <w:lvlJc w:val="left"/>
-      <w:pPr>
-        <w:ind w:left="2880" w:hanging="360"/>
-      </w:pPr>
-    </w:lvl>
-    <w:lvl w:ilvl="4" w:tplc="FFFFFFFF" w:tentative="1">
-      <w:start w:val="1"/>
-      <w:numFmt w:val="lowerLetter"/>
-      <w:lvlText w:val="%5."/>
-      <w:lvlJc w:val="left"/>
-      <w:pPr>
-        <w:ind w:left="3600" w:hanging="360"/>
-      </w:pPr>
-    </w:lvl>
-    <w:lvl w:ilvl="5" w:tplc="FFFFFFFF" w:tentative="1">
-      <w:start w:val="1"/>
-      <w:numFmt w:val="lowerRoman"/>
-      <w:lvlText w:val="%6."/>
-      <w:lvlJc w:val="right"/>
-      <w:pPr>
-        <w:ind w:left="4320" w:hanging="180"/>
-      </w:pPr>
-    </w:lvl>
-    <w:lvl w:ilvl="6" w:tplc="FFFFFFFF" w:tentative="1">
-      <w:start w:val="1"/>
-      <w:numFmt w:val="decimal"/>
-      <w:lvlText w:val="%7."/>
-      <w:lvlJc w:val="left"/>
-      <w:pPr>
-        <w:ind w:left="5040" w:hanging="360"/>
-      </w:pPr>
-    </w:lvl>
-    <w:lvl w:ilvl="7" w:tplc="FFFFFFFF" w:tentative="1">
-      <w:start w:val="1"/>
-      <w:numFmt w:val="lowerLetter"/>
-      <w:lvlText w:val="%8."/>
-      <w:lvlJc w:val="left"/>
-      <w:pPr>
-        <w:ind w:left="5760" w:hanging="360"/>
-      </w:pPr>
-    </w:lvl>
-    <w:lvl w:ilvl="8" w:tplc="FFFFFFFF" w:tentative="1">
-      <w:start w:val="1"/>
-      <w:numFmt w:val="lowerRoman"/>
-      <w:lvlText w:val="%9."/>
-      <w:lvlJc w:val="right"/>
-      <w:pPr>
-        <w:ind w:left="6480" w:hanging="180"/>
-      </w:pPr>
-    </w:lvl>
-  </w:abstractNum>
-  <w:abstractNum w:abstractNumId="40" w15:restartNumberingAfterBreak="0">
-    <w:nsid w:val="7BEE22F7"/>
-    <w:multiLevelType w:val="hybridMultilevel"/>
-    <w:tmpl w:val="13A2B1A8"/>
-    <w:lvl w:ilvl="0" w:tplc="0407000F">
-      <w:start w:val="1"/>
-      <w:numFmt w:val="decimal"/>
-      <w:lvlText w:val="%1."/>
-      <w:lvlJc w:val="left"/>
-      <w:pPr>
-        <w:ind w:left="720" w:hanging="360"/>
-      </w:pPr>
-      <w:rPr>
-        <w:rFonts w:hint="default"/>
-      </w:rPr>
-    </w:lvl>
-    <w:lvl w:ilvl="1" w:tplc="04070019" w:tentative="1">
-      <w:start w:val="1"/>
-      <w:numFmt w:val="lowerLetter"/>
-      <w:lvlText w:val="%2."/>
-      <w:lvlJc w:val="left"/>
-      <w:pPr>
-        <w:ind w:left="1440" w:hanging="360"/>
-      </w:pPr>
-    </w:lvl>
-    <w:lvl w:ilvl="2" w:tplc="0407001B" w:tentative="1">
-      <w:start w:val="1"/>
-      <w:numFmt w:val="lowerRoman"/>
-      <w:lvlText w:val="%3."/>
-      <w:lvlJc w:val="right"/>
-      <w:pPr>
-        <w:ind w:left="2160" w:hanging="180"/>
-      </w:pPr>
-    </w:lvl>
-    <w:lvl w:ilvl="3" w:tplc="0407000F" w:tentative="1">
-      <w:start w:val="1"/>
-      <w:numFmt w:val="decimal"/>
-      <w:lvlText w:val="%4."/>
-      <w:lvlJc w:val="left"/>
-      <w:pPr>
-        <w:ind w:left="2880" w:hanging="360"/>
-      </w:pPr>
-    </w:lvl>
-    <w:lvl w:ilvl="4" w:tplc="04070019" w:tentative="1">
-      <w:start w:val="1"/>
-      <w:numFmt w:val="lowerLetter"/>
-      <w:lvlText w:val="%5."/>
-      <w:lvlJc w:val="left"/>
-      <w:pPr>
-        <w:ind w:left="3600" w:hanging="360"/>
-      </w:pPr>
-    </w:lvl>
-    <w:lvl w:ilvl="5" w:tplc="0407001B" w:tentative="1">
-      <w:start w:val="1"/>
-      <w:numFmt w:val="lowerRoman"/>
-      <w:lvlText w:val="%6."/>
-      <w:lvlJc w:val="right"/>
-      <w:pPr>
-        <w:ind w:left="4320" w:hanging="180"/>
-      </w:pPr>
-    </w:lvl>
-    <w:lvl w:ilvl="6" w:tplc="0407000F" w:tentative="1">
-      <w:start w:val="1"/>
-      <w:numFmt w:val="decimal"/>
-      <w:lvlText w:val="%7."/>
-      <w:lvlJc w:val="left"/>
-      <w:pPr>
-        <w:ind w:left="5040" w:hanging="360"/>
-      </w:pPr>
-    </w:lvl>
-    <w:lvl w:ilvl="7" w:tplc="04070019" w:tentative="1">
-      <w:start w:val="1"/>
-      <w:numFmt w:val="lowerLetter"/>
-      <w:lvlText w:val="%8."/>
-      <w:lvlJc w:val="left"/>
-      <w:pPr>
-        <w:ind w:left="5760" w:hanging="360"/>
-      </w:pPr>
-    </w:lvl>
-    <w:lvl w:ilvl="8" w:tplc="0407001B" w:tentative="1">
-      <w:start w:val="1"/>
-      <w:numFmt w:val="lowerRoman"/>
-      <w:lvlText w:val="%9."/>
-      <w:lvlJc w:val="right"/>
-      <w:pPr>
-        <w:ind w:left="6480" w:hanging="180"/>
-      </w:pPr>
-    </w:lvl>
-  </w:abstractNum>
-  <w:abstractNum w:abstractNumId="41" w15:restartNumberingAfterBreak="0">
+  <w:abstractNum w:abstractNumId="19" w15:restartNumberingAfterBreak="0">
     <w:nsid w:val="7CBD1F51"/>
     <w:multiLevelType w:val="hybridMultilevel"/>
     <w:tmpl w:val="33DC004E"/>
@@ -10498,31 +5872,31 @@
     <w:abstractNumId w:val="5"/>
   </w:num>
   <w:num w:numId="2" w16cid:durableId="1713070995">
-    <w:abstractNumId w:val="23"/>
+    <w:abstractNumId w:val="12"/>
   </w:num>
   <w:num w:numId="3" w16cid:durableId="1794061328">
-    <w:abstractNumId w:val="41"/>
+    <w:abstractNumId w:val="19"/>
   </w:num>
   <w:num w:numId="4" w16cid:durableId="2041860906">
+    <w:abstractNumId w:val="10"/>
+  </w:num>
+  <w:num w:numId="5" w16cid:durableId="1193416393">
+    <w:abstractNumId w:val="13"/>
+  </w:num>
+  <w:num w:numId="6" w16cid:durableId="1652490335">
     <w:abstractNumId w:val="15"/>
   </w:num>
-  <w:num w:numId="5" w16cid:durableId="1193416393">
-    <w:abstractNumId w:val="24"/>
-  </w:num>
-  <w:num w:numId="6" w16cid:durableId="1652490335">
-    <w:abstractNumId w:val="27"/>
-  </w:num>
   <w:num w:numId="7" w16cid:durableId="1667440250">
-    <w:abstractNumId w:val="28"/>
+    <w:abstractNumId w:val="16"/>
   </w:num>
   <w:num w:numId="8" w16cid:durableId="366805384">
-    <w:abstractNumId w:val="21"/>
+    <w:abstractNumId w:val="11"/>
   </w:num>
   <w:num w:numId="9" w16cid:durableId="1205824046">
-    <w:abstractNumId w:val="8"/>
+    <w:abstractNumId w:val="7"/>
   </w:num>
   <w:num w:numId="10" w16cid:durableId="802311122">
-    <w:abstractNumId w:val="8"/>
+    <w:abstractNumId w:val="7"/>
     <w:lvlOverride w:ilvl="0">
       <w:lvl w:ilvl="0">
         <w:start w:val="1"/>
@@ -10656,10 +6030,10 @@
     <w:abstractNumId w:val="0"/>
   </w:num>
   <w:num w:numId="12" w16cid:durableId="1172375933">
-    <w:abstractNumId w:val="12"/>
+    <w:abstractNumId w:val="9"/>
   </w:num>
   <w:num w:numId="13" w16cid:durableId="474446674">
-    <w:abstractNumId w:val="26"/>
+    <w:abstractNumId w:val="14"/>
   </w:num>
   <w:num w:numId="14" w16cid:durableId="348651689">
     <w:abstractNumId w:val="3"/>
@@ -10671,85 +6045,19 @@
     <w:abstractNumId w:val="1"/>
   </w:num>
   <w:num w:numId="17" w16cid:durableId="1707874150">
-    <w:abstractNumId w:val="30"/>
+    <w:abstractNumId w:val="17"/>
   </w:num>
   <w:num w:numId="18" w16cid:durableId="381058613">
     <w:abstractNumId w:val="6"/>
   </w:num>
   <w:num w:numId="19" w16cid:durableId="230039329">
-    <w:abstractNumId w:val="37"/>
+    <w:abstractNumId w:val="18"/>
   </w:num>
   <w:num w:numId="20" w16cid:durableId="1469786198">
-    <w:abstractNumId w:val="10"/>
+    <w:abstractNumId w:val="8"/>
   </w:num>
   <w:num w:numId="21" w16cid:durableId="1045326364">
     <w:abstractNumId w:val="2"/>
-  </w:num>
-  <w:num w:numId="22" w16cid:durableId="1115367668">
-    <w:abstractNumId w:val="35"/>
-  </w:num>
-  <w:num w:numId="23" w16cid:durableId="1145708075">
-    <w:abstractNumId w:val="31"/>
-  </w:num>
-  <w:num w:numId="24" w16cid:durableId="157423453">
-    <w:abstractNumId w:val="32"/>
-  </w:num>
-  <w:num w:numId="25" w16cid:durableId="765200127">
-    <w:abstractNumId w:val="22"/>
-  </w:num>
-  <w:num w:numId="26" w16cid:durableId="1559897129">
-    <w:abstractNumId w:val="14"/>
-  </w:num>
-  <w:num w:numId="27" w16cid:durableId="1367830345">
-    <w:abstractNumId w:val="38"/>
-  </w:num>
-  <w:num w:numId="28" w16cid:durableId="1211110599">
-    <w:abstractNumId w:val="40"/>
-  </w:num>
-  <w:num w:numId="29" w16cid:durableId="1309483244">
-    <w:abstractNumId w:val="13"/>
-  </w:num>
-  <w:num w:numId="30" w16cid:durableId="720640502">
-    <w:abstractNumId w:val="34"/>
-  </w:num>
-  <w:num w:numId="31" w16cid:durableId="641472500">
-    <w:abstractNumId w:val="36"/>
-  </w:num>
-  <w:num w:numId="32" w16cid:durableId="1562671747">
-    <w:abstractNumId w:val="25"/>
-  </w:num>
-  <w:num w:numId="33" w16cid:durableId="338430690">
-    <w:abstractNumId w:val="20"/>
-  </w:num>
-  <w:num w:numId="34" w16cid:durableId="870460113">
-    <w:abstractNumId w:val="7"/>
-  </w:num>
-  <w:num w:numId="35" w16cid:durableId="1018121180">
-    <w:abstractNumId w:val="39"/>
-  </w:num>
-  <w:num w:numId="36" w16cid:durableId="272985128">
-    <w:abstractNumId w:val="18"/>
-  </w:num>
-  <w:num w:numId="37" w16cid:durableId="784806668">
-    <w:abstractNumId w:val="19"/>
-  </w:num>
-  <w:num w:numId="38" w16cid:durableId="1287614871">
-    <w:abstractNumId w:val="16"/>
-  </w:num>
-  <w:num w:numId="39" w16cid:durableId="1289774752">
-    <w:abstractNumId w:val="33"/>
-  </w:num>
-  <w:num w:numId="40" w16cid:durableId="480582190">
-    <w:abstractNumId w:val="29"/>
-  </w:num>
-  <w:num w:numId="41" w16cid:durableId="1303804958">
-    <w:abstractNumId w:val="9"/>
-  </w:num>
-  <w:num w:numId="42" w16cid:durableId="1870489880">
-    <w:abstractNumId w:val="17"/>
-  </w:num>
-  <w:num w:numId="43" w16cid:durableId="1211724120">
-    <w:abstractNumId w:val="11"/>
   </w:num>
 </w:numbering>
 </file>

--- a/Project-organisation/Systemtest.docx
+++ b/Project-organisation/Systemtest.docx
@@ -734,6 +734,12 @@
                 <w:rFonts w:cs="Arial"/>
               </w:rPr>
             </w:pPr>
+            <w:r>
+              <w:rPr>
+                <w:rFonts w:cs="Arial"/>
+              </w:rPr>
+              <w:t>23.06.2025</w:t>
+            </w:r>
           </w:p>
         </w:tc>
         <w:tc>
@@ -751,6 +757,12 @@
                 <w:rFonts w:cs="Arial"/>
               </w:rPr>
             </w:pPr>
+            <w:r>
+              <w:rPr>
+                <w:rFonts w:cs="Arial"/>
+              </w:rPr>
+              <w:t>Bichler Nadine</w:t>
+            </w:r>
           </w:p>
         </w:tc>
         <w:tc>
@@ -768,6 +780,12 @@
                 <w:rFonts w:cs="Arial"/>
               </w:rPr>
             </w:pPr>
+            <w:r>
+              <w:rPr>
+                <w:rFonts w:cs="Arial"/>
+              </w:rPr>
+              <w:t>Erweiterung und Anpassung</w:t>
+            </w:r>
           </w:p>
         </w:tc>
       </w:tr>
@@ -1118,6 +1136,15 @@
     </w:p>
     <w:sdt>
       <w:sdtPr>
+        <w:rPr>
+          <w:rFonts w:ascii="Arial" w:eastAsiaTheme="minorHAnsi" w:hAnsi="Arial" w:cstheme="minorBidi"/>
+          <w:color w:val="auto"/>
+          <w:kern w:val="2"/>
+          <w:sz w:val="24"/>
+          <w:szCs w:val="24"/>
+          <w:lang w:eastAsia="en-US"/>
+          <w14:ligatures w14:val="standardContextual"/>
+        </w:rPr>
         <w:id w:val="291722118"/>
         <w:docPartObj>
           <w:docPartGallery w:val="Table of Contents"/>
@@ -1126,15 +1153,8 @@
       </w:sdtPr>
       <w:sdtEndPr>
         <w:rPr>
-          <w:rFonts w:ascii="Arial" w:eastAsiaTheme="minorHAnsi" w:hAnsi="Arial" w:cstheme="minorBidi"/>
           <w:b/>
           <w:bCs/>
-          <w:color w:val="auto"/>
-          <w:kern w:val="2"/>
-          <w:sz w:val="24"/>
-          <w:szCs w:val="24"/>
-          <w:lang w:eastAsia="en-US"/>
-          <w14:ligatures w14:val="standardContextual"/>
         </w:rPr>
       </w:sdtEndPr>
       <w:sdtContent>
@@ -1674,12 +1694,6 @@
     <w:p/>
     <w:p/>
     <w:p/>
-    <w:p/>
-    <w:p/>
-    <w:p/>
-    <w:p/>
-    <w:p/>
-    <w:p/>
     <w:p>
       <w:pPr>
         <w:pStyle w:val="berschrift1"/>
@@ -1689,6 +1703,7 @@
         </w:numPr>
       </w:pPr>
       <w:r>
+        <w:lastRenderedPageBreak/>
         <w:t xml:space="preserve"> </w:t>
       </w:r>
       <w:bookmarkStart w:id="2" w:name="_Toc195265363"/>
@@ -1805,6 +1820,12 @@
                 <w:rFonts w:cs="Arial"/>
               </w:rPr>
             </w:pPr>
+            <w:r>
+              <w:rPr>
+                <w:rFonts w:cs="Arial"/>
+              </w:rPr>
+              <w:t>1.1.1</w:t>
+            </w:r>
           </w:p>
         </w:tc>
         <w:tc>
@@ -1821,6 +1842,12 @@
                 <w:rFonts w:cs="Arial"/>
               </w:rPr>
             </w:pPr>
+            <w:r>
+              <w:rPr>
+                <w:rFonts w:cs="Arial"/>
+              </w:rPr>
+              <w:t>Bichler Nadine</w:t>
+            </w:r>
           </w:p>
         </w:tc>
       </w:tr>
@@ -1844,6 +1871,12 @@
                 <w:rFonts w:cs="Arial"/>
               </w:rPr>
             </w:pPr>
+            <w:r>
+              <w:rPr>
+                <w:rFonts w:cs="Arial"/>
+              </w:rPr>
+              <w:t>3.1.1</w:t>
+            </w:r>
           </w:p>
         </w:tc>
         <w:tc>
@@ -1861,6 +1894,12 @@
                 <w:rFonts w:cs="Arial"/>
               </w:rPr>
             </w:pPr>
+            <w:r>
+              <w:rPr>
+                <w:rFonts w:cs="Arial"/>
+              </w:rPr>
+              <w:t>Bichler Nadine</w:t>
+            </w:r>
           </w:p>
         </w:tc>
       </w:tr>
@@ -2005,6 +2044,7 @@
         </w:numPr>
       </w:pPr>
       <w:r>
+        <w:lastRenderedPageBreak/>
         <w:t xml:space="preserve"> </w:t>
       </w:r>
       <w:bookmarkStart w:id="4" w:name="_Toc195265364"/>
@@ -2079,31 +2119,7 @@
                 <w:b/>
                 <w:bCs/>
               </w:rPr>
-              <w:t>Test</w:t>
-            </w:r>
-            <w:r>
-              <w:rPr>
-                <w:rFonts w:cs="Arial"/>
-                <w:b/>
-                <w:bCs/>
-              </w:rPr>
-              <w:t>-</w:t>
-            </w:r>
-            <w:r>
-              <w:rPr>
-                <w:rFonts w:cs="Arial"/>
-                <w:b/>
-                <w:bCs/>
-              </w:rPr>
-              <w:t>ID</w:t>
-            </w:r>
-            <w:r>
-              <w:rPr>
-                <w:rFonts w:cs="Arial"/>
-                <w:b/>
-                <w:bCs/>
-              </w:rPr>
-              <w:t>:</w:t>
+              <w:t>Test-ID:</w:t>
             </w:r>
           </w:p>
         </w:tc>
@@ -2188,6 +2204,24 @@
                 <w:rFonts w:cs="Arial"/>
               </w:rPr>
             </w:pPr>
+            <w:r>
+              <w:rPr>
+                <w:rFonts w:cs="Arial"/>
+              </w:rPr>
+              <w:t>FA1.2</w:t>
+            </w:r>
+            <w:r>
+              <w:rPr>
+                <w:rFonts w:cs="Arial"/>
+              </w:rPr>
+              <w:t>;</w:t>
+            </w:r>
+            <w:r>
+              <w:rPr>
+                <w:rFonts w:cs="Arial"/>
+              </w:rPr>
+              <w:t xml:space="preserve"> FA2.1</w:t>
+            </w:r>
           </w:p>
         </w:tc>
       </w:tr>
@@ -2234,6 +2268,18 @@
                 <w:rFonts w:cs="Arial"/>
               </w:rPr>
             </w:pPr>
+            <w:r>
+              <w:rPr>
+                <w:rFonts w:cs="Arial"/>
+              </w:rPr>
+              <w:t>TestIdentify-&gt;Test</w:t>
+            </w:r>
+            <w:r>
+              <w:rPr>
+                <w:rFonts w:cs="Arial"/>
+              </w:rPr>
+              <w:t>Recognize</w:t>
+            </w:r>
           </w:p>
         </w:tc>
       </w:tr>
@@ -2278,6 +2324,12 @@
                 <w:rFonts w:cs="Arial"/>
               </w:rPr>
             </w:pPr>
+            <w:r>
+              <w:rPr>
+                <w:rFonts w:cs="Arial"/>
+              </w:rPr>
+              <w:t xml:space="preserve">Testet ob Befehle korrekt erkannt werden </w:t>
+            </w:r>
           </w:p>
         </w:tc>
       </w:tr>
@@ -2324,6 +2376,12 @@
                 <w:rFonts w:cs="Arial"/>
               </w:rPr>
             </w:pPr>
+            <w:r>
+              <w:rPr>
+                <w:rFonts w:cs="Arial"/>
+              </w:rPr>
+              <w:t>Erwartete Ziffer</w:t>
+            </w:r>
           </w:p>
         </w:tc>
       </w:tr>
@@ -2370,6 +2428,48 @@
                 <w:rFonts w:cs="Arial"/>
               </w:rPr>
             </w:pPr>
+            <w:r>
+              <w:rPr>
+                <w:rFonts w:cs="Arial"/>
+              </w:rPr>
+              <w:t xml:space="preserve">Erkannte Ziffer und deren </w:t>
+            </w:r>
+            <w:r>
+              <w:rPr>
+                <w:rFonts w:cs="Arial"/>
+              </w:rPr>
+              <w:t xml:space="preserve">durchschnittliche </w:t>
+            </w:r>
+            <w:r>
+              <w:rPr>
+                <w:rFonts w:cs="Arial"/>
+              </w:rPr>
+              <w:t xml:space="preserve">Übereinstimmung mit </w:t>
+            </w:r>
+            <w:r>
+              <w:rPr>
+                <w:rFonts w:cs="Arial"/>
+              </w:rPr>
+              <w:t xml:space="preserve">allen </w:t>
+            </w:r>
+            <w:r>
+              <w:rPr>
+                <w:rFonts w:cs="Arial"/>
+              </w:rPr>
+              <w:t xml:space="preserve">Samples </w:t>
+            </w:r>
+            <w:r>
+              <w:rPr>
+                <w:rFonts w:cs="Arial"/>
+              </w:rPr>
+              <w:t xml:space="preserve">der Ziffer </w:t>
+            </w:r>
+            <w:r>
+              <w:rPr>
+                <w:rFonts w:cs="Arial"/>
+              </w:rPr>
+              <w:t>in %</w:t>
+            </w:r>
           </w:p>
         </w:tc>
       </w:tr>
@@ -2475,23 +2575,7 @@
                 <w:b/>
                 <w:bCs/>
               </w:rPr>
-              <w:t>[SYS_U_</w:t>
-            </w:r>
-            <w:r>
-              <w:rPr>
-                <w:rFonts w:cs="Arial"/>
-                <w:b/>
-                <w:bCs/>
-              </w:rPr>
-              <w:t>2</w:t>
-            </w:r>
-            <w:r>
-              <w:rPr>
-                <w:rFonts w:cs="Arial"/>
-                <w:b/>
-                <w:bCs/>
-              </w:rPr>
-              <w:t>.1.1]</w:t>
+              <w:t>[SYS_U_2.1.1]</w:t>
             </w:r>
           </w:p>
         </w:tc>
@@ -2811,6 +2895,7 @@
                 <w:b/>
                 <w:bCs/>
               </w:rPr>
+              <w:lastRenderedPageBreak/>
               <w:t>Test-ID:</w:t>
             </w:r>
           </w:p>
@@ -2837,23 +2922,7 @@
                 <w:b/>
                 <w:bCs/>
               </w:rPr>
-              <w:t>[SYS_U_</w:t>
-            </w:r>
-            <w:r>
-              <w:rPr>
-                <w:rFonts w:cs="Arial"/>
-                <w:b/>
-                <w:bCs/>
-              </w:rPr>
-              <w:t>3</w:t>
-            </w:r>
-            <w:r>
-              <w:rPr>
-                <w:rFonts w:cs="Arial"/>
-                <w:b/>
-                <w:bCs/>
-              </w:rPr>
-              <w:t>.1.1]</w:t>
+              <w:t>[SYS_U_3.1.1]</w:t>
             </w:r>
           </w:p>
         </w:tc>
@@ -2912,6 +2981,18 @@
                 <w:rFonts w:cs="Arial"/>
               </w:rPr>
             </w:pPr>
+            <w:r>
+              <w:rPr>
+                <w:rFonts w:cs="Arial"/>
+              </w:rPr>
+              <w:t xml:space="preserve">FA3.1; </w:t>
+            </w:r>
+            <w:r>
+              <w:rPr>
+                <w:rFonts w:cs="Arial"/>
+              </w:rPr>
+              <w:t>FA4.1</w:t>
+            </w:r>
           </w:p>
         </w:tc>
       </w:tr>
@@ -2958,6 +3039,12 @@
                 <w:rFonts w:cs="Arial"/>
               </w:rPr>
             </w:pPr>
+            <w:r>
+              <w:rPr>
+                <w:rFonts w:cs="Arial"/>
+              </w:rPr>
+              <w:t>TestHistory</w:t>
+            </w:r>
           </w:p>
         </w:tc>
       </w:tr>
@@ -3002,6 +3089,12 @@
                 <w:rFonts w:cs="Arial"/>
               </w:rPr>
             </w:pPr>
+            <w:r>
+              <w:rPr>
+                <w:rFonts w:cs="Arial"/>
+              </w:rPr>
+              <w:t>Testet einfügen von Einträgen</w:t>
+            </w:r>
           </w:p>
         </w:tc>
       </w:tr>
@@ -3048,6 +3141,12 @@
                 <w:rFonts w:cs="Arial"/>
               </w:rPr>
             </w:pPr>
+            <w:r>
+              <w:rPr>
+                <w:rFonts w:cs="Arial"/>
+              </w:rPr>
+              <w:t>-</w:t>
+            </w:r>
           </w:p>
         </w:tc>
       </w:tr>
@@ -3094,6 +3193,12 @@
                 <w:rFonts w:cs="Arial"/>
               </w:rPr>
             </w:pPr>
+            <w:r>
+              <w:rPr>
+                <w:rFonts w:cs="Arial"/>
+              </w:rPr>
+              <w:t>Ob Anzahl der Einträge passt</w:t>
+            </w:r>
           </w:p>
         </w:tc>
       </w:tr>
@@ -3193,23 +3298,7 @@
                 <w:b/>
                 <w:bCs/>
               </w:rPr>
-              <w:t>[SYS_U_</w:t>
-            </w:r>
-            <w:r>
-              <w:rPr>
-                <w:rFonts w:cs="Arial"/>
-                <w:b/>
-                <w:bCs/>
-              </w:rPr>
-              <w:t>4</w:t>
-            </w:r>
-            <w:r>
-              <w:rPr>
-                <w:rFonts w:cs="Arial"/>
-                <w:b/>
-                <w:bCs/>
-              </w:rPr>
-              <w:t>.1.1]</w:t>
+              <w:t>[SYS_U_4.1.1]</w:t>
             </w:r>
           </w:p>
         </w:tc>

--- a/Project-organisation/Systemtest.docx
+++ b/Project-organisation/Systemtest.docx
@@ -834,6 +834,12 @@
                 <w:rFonts w:cs="Arial"/>
               </w:rPr>
             </w:pPr>
+            <w:r>
+              <w:rPr>
+                <w:rFonts w:cs="Arial"/>
+              </w:rPr>
+              <w:t>24.06.2025</w:t>
+            </w:r>
           </w:p>
         </w:tc>
         <w:tc>
@@ -851,6 +857,12 @@
                 <w:rFonts w:cs="Arial"/>
               </w:rPr>
             </w:pPr>
+            <w:r>
+              <w:rPr>
+                <w:rFonts w:cs="Arial"/>
+              </w:rPr>
+              <w:t>Bichler Nadine</w:t>
+            </w:r>
           </w:p>
         </w:tc>
         <w:tc>
@@ -868,6 +880,12 @@
                 <w:rFonts w:cs="Arial"/>
               </w:rPr>
             </w:pPr>
+            <w:r>
+              <w:rPr>
+                <w:rFonts w:cs="Arial"/>
+              </w:rPr>
+              <w:t>Erweiterung und Anpassung</w:t>
+            </w:r>
           </w:p>
         </w:tc>
       </w:tr>
@@ -916,6 +934,12 @@
                 <w:rFonts w:cs="Arial"/>
               </w:rPr>
             </w:pPr>
+            <w:r>
+              <w:rPr>
+                <w:rFonts w:cs="Arial"/>
+              </w:rPr>
+              <w:t>25.06.2025</w:t>
+            </w:r>
           </w:p>
         </w:tc>
         <w:tc>
@@ -933,6 +957,12 @@
                 <w:rFonts w:cs="Arial"/>
               </w:rPr>
             </w:pPr>
+            <w:r>
+              <w:rPr>
+                <w:rFonts w:cs="Arial"/>
+              </w:rPr>
+              <w:t xml:space="preserve">Bichler Nadine </w:t>
+            </w:r>
           </w:p>
         </w:tc>
         <w:tc>
@@ -950,6 +980,12 @@
                 <w:rFonts w:cs="Arial"/>
               </w:rPr>
             </w:pPr>
+            <w:r>
+              <w:rPr>
+                <w:rFonts w:cs="Arial"/>
+              </w:rPr>
+              <w:t>Erweiterung und Anpassung</w:t>
+            </w:r>
           </w:p>
         </w:tc>
       </w:tr>
@@ -1875,7 +1911,13 @@
               <w:rPr>
                 <w:rFonts w:cs="Arial"/>
               </w:rPr>
-              <w:t>3.1.1</w:t>
+              <w:t>2</w:t>
+            </w:r>
+            <w:r>
+              <w:rPr>
+                <w:rFonts w:cs="Arial"/>
+              </w:rPr>
+              <w:t>.1.1</w:t>
             </w:r>
           </w:p>
         </w:tc>
@@ -1922,6 +1964,12 @@
                 <w:rFonts w:cs="Arial"/>
               </w:rPr>
             </w:pPr>
+            <w:r>
+              <w:rPr>
+                <w:rFonts w:cs="Arial"/>
+              </w:rPr>
+              <w:t>3.1.1</w:t>
+            </w:r>
           </w:p>
         </w:tc>
         <w:tc>
@@ -1938,6 +1986,12 @@
                 <w:rFonts w:cs="Arial"/>
               </w:rPr>
             </w:pPr>
+            <w:r>
+              <w:rPr>
+                <w:rFonts w:cs="Arial"/>
+              </w:rPr>
+              <w:t>Bichler Nadine</w:t>
+            </w:r>
           </w:p>
         </w:tc>
       </w:tr>
@@ -1961,6 +2015,12 @@
                 <w:rFonts w:cs="Arial"/>
               </w:rPr>
             </w:pPr>
+            <w:r>
+              <w:rPr>
+                <w:rFonts w:cs="Arial"/>
+              </w:rPr>
+              <w:t>4.1.1</w:t>
+            </w:r>
           </w:p>
         </w:tc>
         <w:tc>
@@ -2208,19 +2268,61 @@
               <w:rPr>
                 <w:rFonts w:cs="Arial"/>
               </w:rPr>
-              <w:t>FA1.2</w:t>
-            </w:r>
-            <w:r>
-              <w:rPr>
-                <w:rFonts w:cs="Arial"/>
-              </w:rPr>
-              <w:t>;</w:t>
-            </w:r>
-            <w:r>
-              <w:rPr>
-                <w:rFonts w:cs="Arial"/>
-              </w:rPr>
-              <w:t xml:space="preserve"> FA2.1</w:t>
+              <w:t>[P</w:t>
+            </w:r>
+            <w:r>
+              <w:rPr>
+                <w:rFonts w:cs="Arial"/>
+              </w:rPr>
+              <w:t>FA</w:t>
+            </w:r>
+            <w:r>
+              <w:rPr>
+                <w:rFonts w:cs="Arial"/>
+              </w:rPr>
+              <w:t xml:space="preserve"> </w:t>
+            </w:r>
+            <w:r>
+              <w:rPr>
+                <w:rFonts w:cs="Arial"/>
+              </w:rPr>
+              <w:t>1.2</w:t>
+            </w:r>
+            <w:r>
+              <w:rPr>
+                <w:rFonts w:cs="Arial"/>
+              </w:rPr>
+              <w:t xml:space="preserve">, </w:t>
+            </w:r>
+            <w:r>
+              <w:rPr>
+                <w:rFonts w:cs="Arial"/>
+              </w:rPr>
+              <w:t>P</w:t>
+            </w:r>
+            <w:r>
+              <w:rPr>
+                <w:rFonts w:cs="Arial"/>
+              </w:rPr>
+              <w:t>FA</w:t>
+            </w:r>
+            <w:r>
+              <w:rPr>
+                <w:rFonts w:cs="Arial"/>
+              </w:rPr>
+              <w:t xml:space="preserve"> </w:t>
+            </w:r>
+            <w:r>
+              <w:rPr>
+                <w:rFonts w:cs="Arial"/>
+              </w:rPr>
+              <w:t>3.2</w:t>
+            </w:r>
+            <w:r>
+              <w:rPr>
+                <w:rFonts w:cs="Arial"/>
+              </w:rPr>
+              <w:t>]</w:t>
             </w:r>
           </w:p>
         </w:tc>
@@ -2272,13 +2374,7 @@
               <w:rPr>
                 <w:rFonts w:cs="Arial"/>
               </w:rPr>
-              <w:t>TestIdentify-&gt;Test</w:t>
-            </w:r>
-            <w:r>
-              <w:rPr>
-                <w:rFonts w:cs="Arial"/>
-              </w:rPr>
-              <w:t>Recognize</w:t>
+              <w:t>Korrekte Befehlserkennung</w:t>
             </w:r>
           </w:p>
         </w:tc>
@@ -2324,12 +2420,6 @@
                 <w:rFonts w:cs="Arial"/>
               </w:rPr>
             </w:pPr>
-            <w:r>
-              <w:rPr>
-                <w:rFonts w:cs="Arial"/>
-              </w:rPr>
-              <w:t xml:space="preserve">Testet ob Befehle korrekt erkannt werden </w:t>
-            </w:r>
           </w:p>
         </w:tc>
       </w:tr>
@@ -2372,15 +2462,68 @@
           </w:tcPr>
           <w:p>
             <w:pPr>
-              <w:rPr>
-                <w:rFonts w:cs="Arial"/>
-              </w:rPr>
-            </w:pPr>
-            <w:r>
-              <w:rPr>
-                <w:rFonts w:cs="Arial"/>
-              </w:rPr>
-              <w:t>Erwartete Ziffer</w:t>
+              <w:pStyle w:val="Listenabsatz"/>
+              <w:numPr>
+                <w:ilvl w:val="0"/>
+                <w:numId w:val="22"/>
+              </w:numPr>
+              <w:spacing w:before="120" w:after="120"/>
+              <w:ind w:left="357" w:hanging="357"/>
+              <w:rPr>
+                <w:rFonts w:cs="Arial"/>
+              </w:rPr>
+            </w:pPr>
+            <w:r>
+              <w:rPr>
+                <w:rFonts w:cs="Arial"/>
+              </w:rPr>
+              <w:t>Programm starten</w:t>
+            </w:r>
+          </w:p>
+          <w:p>
+            <w:pPr>
+              <w:pStyle w:val="Listenabsatz"/>
+              <w:numPr>
+                <w:ilvl w:val="0"/>
+                <w:numId w:val="22"/>
+              </w:numPr>
+              <w:spacing w:before="120" w:after="120"/>
+              <w:ind w:left="357" w:hanging="357"/>
+              <w:rPr>
+                <w:rFonts w:cs="Arial"/>
+              </w:rPr>
+            </w:pPr>
+            <w:r>
+              <w:rPr>
+                <w:rFonts w:cs="Arial"/>
+              </w:rPr>
+              <w:t>Audioaufnahme starten mittels Button „Start“</w:t>
+            </w:r>
+          </w:p>
+          <w:p>
+            <w:pPr>
+              <w:pStyle w:val="Listenabsatz"/>
+              <w:numPr>
+                <w:ilvl w:val="0"/>
+                <w:numId w:val="22"/>
+              </w:numPr>
+              <w:spacing w:before="120" w:after="120"/>
+              <w:ind w:left="357" w:hanging="357"/>
+              <w:rPr>
+                <w:rFonts w:cs="Arial"/>
+              </w:rPr>
+            </w:pPr>
+            <w:r>
+              <w:rPr>
+                <w:rFonts w:cs="Arial"/>
+              </w:rPr>
+              <w:t xml:space="preserve">Validen </w:t>
+            </w:r>
+            <w:r>
+              <w:rPr>
+                <w:rFonts w:cs="Arial"/>
+              </w:rPr>
+              <w:t>Sprachbefehl (1-9) einsprechen</w:t>
             </w:r>
           </w:p>
         </w:tc>
@@ -2424,51 +2567,797 @@
           </w:tcPr>
           <w:p>
             <w:pPr>
-              <w:rPr>
-                <w:rFonts w:cs="Arial"/>
-              </w:rPr>
-            </w:pPr>
-            <w:r>
-              <w:rPr>
-                <w:rFonts w:cs="Arial"/>
-              </w:rPr>
-              <w:t xml:space="preserve">Erkannte Ziffer und deren </w:t>
-            </w:r>
-            <w:r>
-              <w:rPr>
-                <w:rFonts w:cs="Arial"/>
-              </w:rPr>
-              <w:t xml:space="preserve">durchschnittliche </w:t>
-            </w:r>
-            <w:r>
-              <w:rPr>
-                <w:rFonts w:cs="Arial"/>
-              </w:rPr>
-              <w:t xml:space="preserve">Übereinstimmung mit </w:t>
-            </w:r>
-            <w:r>
-              <w:rPr>
-                <w:rFonts w:cs="Arial"/>
-              </w:rPr>
-              <w:t xml:space="preserve">allen </w:t>
-            </w:r>
-            <w:r>
-              <w:rPr>
-                <w:rFonts w:cs="Arial"/>
-              </w:rPr>
-              <w:t xml:space="preserve">Samples </w:t>
-            </w:r>
-            <w:r>
-              <w:rPr>
-                <w:rFonts w:cs="Arial"/>
-              </w:rPr>
-              <w:t xml:space="preserve">der Ziffer </w:t>
-            </w:r>
-            <w:r>
-              <w:rPr>
-                <w:rFonts w:cs="Arial"/>
-              </w:rPr>
-              <w:t>in %</w:t>
+              <w:pStyle w:val="Listenabsatz"/>
+              <w:numPr>
+                <w:ilvl w:val="0"/>
+                <w:numId w:val="23"/>
+              </w:numPr>
+              <w:spacing w:before="120" w:after="120"/>
+              <w:ind w:left="357" w:hanging="357"/>
+              <w:rPr>
+                <w:rFonts w:cs="Arial"/>
+              </w:rPr>
+            </w:pPr>
+            <w:r>
+              <w:rPr>
+                <w:rFonts w:cs="Arial"/>
+              </w:rPr>
+              <w:t>Sprachbefehl wird richitg erkannt und auf der GUI angezeigt</w:t>
+            </w:r>
+          </w:p>
+          <w:p>
+            <w:pPr>
+              <w:pStyle w:val="Listenabsatz"/>
+              <w:numPr>
+                <w:ilvl w:val="0"/>
+                <w:numId w:val="23"/>
+              </w:numPr>
+              <w:spacing w:before="120" w:after="120"/>
+              <w:ind w:left="357" w:hanging="357"/>
+              <w:rPr>
+                <w:rFonts w:cs="Arial"/>
+              </w:rPr>
+            </w:pPr>
+            <w:r>
+              <w:rPr>
+                <w:rFonts w:cs="Arial"/>
+              </w:rPr>
+              <w:t>Wahrscheinlichkeit wird unter dem erkannten Befehl ausgegeben</w:t>
+            </w:r>
+          </w:p>
+        </w:tc>
+      </w:tr>
+    </w:tbl>
+    <w:p/>
+    <w:tbl>
+      <w:tblPr>
+        <w:tblStyle w:val="Tabellenraster"/>
+        <w:tblW w:w="5001" w:type="pct"/>
+        <w:jc w:val="center"/>
+        <w:tblLook w:val="04A0" w:firstRow="1" w:lastRow="0" w:firstColumn="1" w:lastColumn="0" w:noHBand="0" w:noVBand="1"/>
+      </w:tblPr>
+      <w:tblGrid>
+        <w:gridCol w:w="2830"/>
+        <w:gridCol w:w="6234"/>
+      </w:tblGrid>
+      <w:tr>
+        <w:trPr>
+          <w:trHeight w:val="380"/>
+          <w:jc w:val="center"/>
+        </w:trPr>
+        <w:tc>
+          <w:tcPr>
+            <w:tcW w:w="1561" w:type="pct"/>
+            <w:tcBorders>
+              <w:bottom w:val="single" w:sz="12" w:space="0" w:color="auto"/>
+            </w:tcBorders>
+            <w:vAlign w:val="center"/>
+          </w:tcPr>
+          <w:p>
+            <w:pPr>
+              <w:rPr>
+                <w:rFonts w:cs="Arial"/>
+                <w:b/>
+                <w:bCs/>
+              </w:rPr>
+            </w:pPr>
+            <w:r>
+              <w:rPr>
+                <w:rFonts w:cs="Arial"/>
+                <w:b/>
+                <w:bCs/>
+              </w:rPr>
+              <w:t>Test-ID:</w:t>
+            </w:r>
+          </w:p>
+        </w:tc>
+        <w:tc>
+          <w:tcPr>
+            <w:tcW w:w="3439" w:type="pct"/>
+            <w:tcBorders>
+              <w:bottom w:val="single" w:sz="12" w:space="0" w:color="auto"/>
+            </w:tcBorders>
+            <w:vAlign w:val="center"/>
+          </w:tcPr>
+          <w:p>
+            <w:pPr>
+              <w:rPr>
+                <w:rFonts w:cs="Arial"/>
+                <w:b/>
+                <w:bCs/>
+              </w:rPr>
+            </w:pPr>
+            <w:r>
+              <w:rPr>
+                <w:rFonts w:cs="Arial"/>
+                <w:b/>
+                <w:bCs/>
+              </w:rPr>
+              <w:t>[SYS_U_1.1.2]</w:t>
+            </w:r>
+          </w:p>
+        </w:tc>
+      </w:tr>
+      <w:tr>
+        <w:trPr>
+          <w:trHeight w:val="677"/>
+          <w:jc w:val="center"/>
+        </w:trPr>
+        <w:tc>
+          <w:tcPr>
+            <w:tcW w:w="1561" w:type="pct"/>
+            <w:tcBorders>
+              <w:top w:val="single" w:sz="12" w:space="0" w:color="auto"/>
+            </w:tcBorders>
+            <w:vAlign w:val="center"/>
+          </w:tcPr>
+          <w:p>
+            <w:pPr>
+              <w:rPr>
+                <w:rFonts w:cs="Arial"/>
+              </w:rPr>
+            </w:pPr>
+            <w:r>
+              <w:rPr>
+                <w:rFonts w:cs="Arial"/>
+              </w:rPr>
+              <w:t>i.V.m.</w:t>
+            </w:r>
+          </w:p>
+          <w:p>
+            <w:pPr>
+              <w:rPr>
+                <w:rFonts w:cs="Arial"/>
+              </w:rPr>
+            </w:pPr>
+            <w:r>
+              <w:rPr>
+                <w:rFonts w:cs="Arial"/>
+              </w:rPr>
+              <w:t>Pflichtenheft</w:t>
+            </w:r>
+          </w:p>
+        </w:tc>
+        <w:tc>
+          <w:tcPr>
+            <w:tcW w:w="3439" w:type="pct"/>
+            <w:tcBorders>
+              <w:top w:val="single" w:sz="12" w:space="0" w:color="auto"/>
+            </w:tcBorders>
+            <w:vAlign w:val="center"/>
+          </w:tcPr>
+          <w:p>
+            <w:pPr>
+              <w:rPr>
+                <w:rFonts w:cs="Arial"/>
+              </w:rPr>
+            </w:pPr>
+            <w:r>
+              <w:rPr>
+                <w:rFonts w:cs="Arial"/>
+              </w:rPr>
+              <w:t>FA2.1</w:t>
+            </w:r>
+          </w:p>
+        </w:tc>
+      </w:tr>
+      <w:tr>
+        <w:trPr>
+          <w:trHeight w:val="677"/>
+          <w:jc w:val="center"/>
+        </w:trPr>
+        <w:tc>
+          <w:tcPr>
+            <w:tcW w:w="1561" w:type="pct"/>
+            <w:tcBorders>
+              <w:top w:val="single" w:sz="12" w:space="0" w:color="auto"/>
+              <w:bottom w:val="single" w:sz="12" w:space="0" w:color="auto"/>
+            </w:tcBorders>
+            <w:vAlign w:val="center"/>
+          </w:tcPr>
+          <w:p>
+            <w:pPr>
+              <w:rPr>
+                <w:rFonts w:cs="Arial"/>
+              </w:rPr>
+            </w:pPr>
+            <w:r>
+              <w:rPr>
+                <w:rFonts w:cs="Arial"/>
+              </w:rPr>
+              <w:t>Name</w:t>
+            </w:r>
+          </w:p>
+        </w:tc>
+        <w:tc>
+          <w:tcPr>
+            <w:tcW w:w="3439" w:type="pct"/>
+            <w:tcBorders>
+              <w:top w:val="single" w:sz="12" w:space="0" w:color="auto"/>
+              <w:bottom w:val="single" w:sz="12" w:space="0" w:color="auto"/>
+            </w:tcBorders>
+            <w:vAlign w:val="center"/>
+          </w:tcPr>
+          <w:p>
+            <w:pPr>
+              <w:rPr>
+                <w:rFonts w:cs="Arial"/>
+              </w:rPr>
+            </w:pPr>
+            <w:r>
+              <w:rPr>
+                <w:rFonts w:cs="Arial"/>
+              </w:rPr>
+              <w:t>Invalider Befehl</w:t>
+            </w:r>
+          </w:p>
+        </w:tc>
+      </w:tr>
+      <w:tr>
+        <w:trPr>
+          <w:trHeight w:val="677"/>
+          <w:jc w:val="center"/>
+        </w:trPr>
+        <w:tc>
+          <w:tcPr>
+            <w:tcW w:w="1561" w:type="pct"/>
+            <w:tcBorders>
+              <w:top w:val="single" w:sz="12" w:space="0" w:color="auto"/>
+              <w:bottom w:val="single" w:sz="12" w:space="0" w:color="auto"/>
+            </w:tcBorders>
+            <w:vAlign w:val="center"/>
+          </w:tcPr>
+          <w:p>
+            <w:pPr>
+              <w:rPr>
+                <w:rFonts w:cs="Arial"/>
+              </w:rPr>
+            </w:pPr>
+            <w:r>
+              <w:rPr>
+                <w:rFonts w:cs="Arial"/>
+              </w:rPr>
+              <w:t>Bemerkungen</w:t>
+            </w:r>
+          </w:p>
+        </w:tc>
+        <w:tc>
+          <w:tcPr>
+            <w:tcW w:w="3439" w:type="pct"/>
+            <w:tcBorders>
+              <w:top w:val="single" w:sz="12" w:space="0" w:color="auto"/>
+              <w:bottom w:val="single" w:sz="12" w:space="0" w:color="auto"/>
+            </w:tcBorders>
+            <w:vAlign w:val="center"/>
+          </w:tcPr>
+          <w:p>
+            <w:pPr>
+              <w:rPr>
+                <w:rFonts w:cs="Arial"/>
+              </w:rPr>
+            </w:pPr>
+          </w:p>
+        </w:tc>
+      </w:tr>
+      <w:tr>
+        <w:trPr>
+          <w:trHeight w:val="677"/>
+          <w:jc w:val="center"/>
+        </w:trPr>
+        <w:tc>
+          <w:tcPr>
+            <w:tcW w:w="1561" w:type="pct"/>
+            <w:tcBorders>
+              <w:top w:val="single" w:sz="12" w:space="0" w:color="auto"/>
+              <w:bottom w:val="single" w:sz="12" w:space="0" w:color="auto"/>
+            </w:tcBorders>
+            <w:vAlign w:val="center"/>
+          </w:tcPr>
+          <w:p>
+            <w:pPr>
+              <w:rPr>
+                <w:rFonts w:cs="Arial"/>
+              </w:rPr>
+            </w:pPr>
+            <w:r>
+              <w:rPr>
+                <w:rFonts w:cs="Arial"/>
+              </w:rPr>
+              <w:t>Input</w:t>
+            </w:r>
+          </w:p>
+        </w:tc>
+        <w:tc>
+          <w:tcPr>
+            <w:tcW w:w="3439" w:type="pct"/>
+            <w:tcBorders>
+              <w:top w:val="single" w:sz="12" w:space="0" w:color="auto"/>
+              <w:bottom w:val="single" w:sz="12" w:space="0" w:color="auto"/>
+            </w:tcBorders>
+            <w:vAlign w:val="center"/>
+          </w:tcPr>
+          <w:p>
+            <w:pPr>
+              <w:pStyle w:val="Listenabsatz"/>
+              <w:numPr>
+                <w:ilvl w:val="0"/>
+                <w:numId w:val="29"/>
+              </w:numPr>
+              <w:spacing w:before="60" w:after="60"/>
+              <w:ind w:left="357" w:hanging="357"/>
+              <w:rPr>
+                <w:rFonts w:cs="Arial"/>
+              </w:rPr>
+            </w:pPr>
+            <w:r>
+              <w:rPr>
+                <w:rFonts w:cs="Arial"/>
+              </w:rPr>
+              <w:t>Programm starten</w:t>
+            </w:r>
+          </w:p>
+          <w:p>
+            <w:pPr>
+              <w:pStyle w:val="Listenabsatz"/>
+              <w:numPr>
+                <w:ilvl w:val="0"/>
+                <w:numId w:val="29"/>
+              </w:numPr>
+              <w:spacing w:before="60" w:after="60"/>
+              <w:ind w:left="357" w:hanging="357"/>
+              <w:rPr>
+                <w:rFonts w:cs="Arial"/>
+              </w:rPr>
+            </w:pPr>
+            <w:r>
+              <w:rPr>
+                <w:rFonts w:cs="Arial"/>
+              </w:rPr>
+              <w:t>Audioaufnahme starten mittels Button „Start“</w:t>
+            </w:r>
+          </w:p>
+          <w:p>
+            <w:pPr>
+              <w:pStyle w:val="Listenabsatz"/>
+              <w:numPr>
+                <w:ilvl w:val="0"/>
+                <w:numId w:val="29"/>
+              </w:numPr>
+              <w:spacing w:before="60" w:after="60"/>
+              <w:ind w:left="357" w:hanging="357"/>
+              <w:rPr>
+                <w:rFonts w:cs="Arial"/>
+              </w:rPr>
+            </w:pPr>
+            <w:r>
+              <w:rPr>
+                <w:rFonts w:cs="Arial"/>
+              </w:rPr>
+              <w:t>Sprachbefehl (0) einsprechen</w:t>
+            </w:r>
+          </w:p>
+        </w:tc>
+      </w:tr>
+      <w:tr>
+        <w:trPr>
+          <w:trHeight w:val="677"/>
+          <w:jc w:val="center"/>
+        </w:trPr>
+        <w:tc>
+          <w:tcPr>
+            <w:tcW w:w="1561" w:type="pct"/>
+            <w:tcBorders>
+              <w:top w:val="single" w:sz="12" w:space="0" w:color="auto"/>
+            </w:tcBorders>
+            <w:vAlign w:val="center"/>
+          </w:tcPr>
+          <w:p>
+            <w:pPr>
+              <w:rPr>
+                <w:rFonts w:cs="Arial"/>
+              </w:rPr>
+            </w:pPr>
+            <w:r>
+              <w:rPr>
+                <w:rFonts w:cs="Arial"/>
+              </w:rPr>
+              <w:t>Output</w:t>
+            </w:r>
+          </w:p>
+        </w:tc>
+        <w:tc>
+          <w:tcPr>
+            <w:tcW w:w="3439" w:type="pct"/>
+            <w:tcBorders>
+              <w:top w:val="single" w:sz="12" w:space="0" w:color="auto"/>
+            </w:tcBorders>
+            <w:vAlign w:val="center"/>
+          </w:tcPr>
+          <w:p>
+            <w:pPr>
+              <w:pStyle w:val="Listenabsatz"/>
+              <w:numPr>
+                <w:ilvl w:val="0"/>
+                <w:numId w:val="25"/>
+              </w:numPr>
+              <w:ind w:left="357" w:hanging="357"/>
+              <w:rPr>
+                <w:rFonts w:cs="Arial"/>
+              </w:rPr>
+            </w:pPr>
+            <w:r>
+              <w:rPr>
+                <w:rFonts w:cs="Arial"/>
+              </w:rPr>
+              <w:t>Kein Sprachbefehl wird erkannt</w:t>
+            </w:r>
+          </w:p>
+        </w:tc>
+      </w:tr>
+    </w:tbl>
+    <w:p/>
+    <w:tbl>
+      <w:tblPr>
+        <w:tblStyle w:val="Tabellenraster"/>
+        <w:tblW w:w="5001" w:type="pct"/>
+        <w:jc w:val="center"/>
+        <w:tblLook w:val="04A0" w:firstRow="1" w:lastRow="0" w:firstColumn="1" w:lastColumn="0" w:noHBand="0" w:noVBand="1"/>
+      </w:tblPr>
+      <w:tblGrid>
+        <w:gridCol w:w="2830"/>
+        <w:gridCol w:w="6234"/>
+      </w:tblGrid>
+      <w:tr>
+        <w:trPr>
+          <w:trHeight w:val="380"/>
+          <w:jc w:val="center"/>
+        </w:trPr>
+        <w:tc>
+          <w:tcPr>
+            <w:tcW w:w="1561" w:type="pct"/>
+            <w:tcBorders>
+              <w:bottom w:val="single" w:sz="12" w:space="0" w:color="auto"/>
+            </w:tcBorders>
+            <w:vAlign w:val="center"/>
+          </w:tcPr>
+          <w:p>
+            <w:pPr>
+              <w:rPr>
+                <w:rFonts w:cs="Arial"/>
+                <w:b/>
+                <w:bCs/>
+              </w:rPr>
+            </w:pPr>
+            <w:r>
+              <w:rPr>
+                <w:rFonts w:cs="Arial"/>
+                <w:b/>
+                <w:bCs/>
+              </w:rPr>
+              <w:t>Test-ID:</w:t>
+            </w:r>
+          </w:p>
+        </w:tc>
+        <w:tc>
+          <w:tcPr>
+            <w:tcW w:w="3439" w:type="pct"/>
+            <w:tcBorders>
+              <w:bottom w:val="single" w:sz="12" w:space="0" w:color="auto"/>
+            </w:tcBorders>
+            <w:vAlign w:val="center"/>
+          </w:tcPr>
+          <w:p>
+            <w:pPr>
+              <w:rPr>
+                <w:rFonts w:cs="Arial"/>
+                <w:b/>
+                <w:bCs/>
+              </w:rPr>
+            </w:pPr>
+            <w:r>
+              <w:rPr>
+                <w:rFonts w:cs="Arial"/>
+                <w:b/>
+                <w:bCs/>
+              </w:rPr>
+              <w:t>[SYS_U_1.1.3]</w:t>
+            </w:r>
+          </w:p>
+        </w:tc>
+      </w:tr>
+      <w:tr>
+        <w:trPr>
+          <w:trHeight w:val="677"/>
+          <w:jc w:val="center"/>
+        </w:trPr>
+        <w:tc>
+          <w:tcPr>
+            <w:tcW w:w="1561" w:type="pct"/>
+            <w:tcBorders>
+              <w:top w:val="single" w:sz="12" w:space="0" w:color="auto"/>
+            </w:tcBorders>
+            <w:vAlign w:val="center"/>
+          </w:tcPr>
+          <w:p>
+            <w:pPr>
+              <w:rPr>
+                <w:rFonts w:cs="Arial"/>
+              </w:rPr>
+            </w:pPr>
+            <w:r>
+              <w:rPr>
+                <w:rFonts w:cs="Arial"/>
+              </w:rPr>
+              <w:t>i.V.m.</w:t>
+            </w:r>
+          </w:p>
+          <w:p>
+            <w:pPr>
+              <w:rPr>
+                <w:rFonts w:cs="Arial"/>
+              </w:rPr>
+            </w:pPr>
+            <w:r>
+              <w:rPr>
+                <w:rFonts w:cs="Arial"/>
+              </w:rPr>
+              <w:t>Pflichtenheft</w:t>
+            </w:r>
+          </w:p>
+        </w:tc>
+        <w:tc>
+          <w:tcPr>
+            <w:tcW w:w="3439" w:type="pct"/>
+            <w:tcBorders>
+              <w:top w:val="single" w:sz="12" w:space="0" w:color="auto"/>
+            </w:tcBorders>
+            <w:vAlign w:val="center"/>
+          </w:tcPr>
+          <w:p>
+            <w:pPr>
+              <w:rPr>
+                <w:rFonts w:cs="Arial"/>
+              </w:rPr>
+            </w:pPr>
+            <w:r>
+              <w:rPr>
+                <w:rFonts w:cs="Arial"/>
+              </w:rPr>
+              <w:t>FA2.1</w:t>
+            </w:r>
+          </w:p>
+        </w:tc>
+      </w:tr>
+      <w:tr>
+        <w:trPr>
+          <w:trHeight w:val="677"/>
+          <w:jc w:val="center"/>
+        </w:trPr>
+        <w:tc>
+          <w:tcPr>
+            <w:tcW w:w="1561" w:type="pct"/>
+            <w:tcBorders>
+              <w:top w:val="single" w:sz="12" w:space="0" w:color="auto"/>
+              <w:bottom w:val="single" w:sz="12" w:space="0" w:color="auto"/>
+            </w:tcBorders>
+            <w:vAlign w:val="center"/>
+          </w:tcPr>
+          <w:p>
+            <w:pPr>
+              <w:rPr>
+                <w:rFonts w:cs="Arial"/>
+              </w:rPr>
+            </w:pPr>
+            <w:r>
+              <w:rPr>
+                <w:rFonts w:cs="Arial"/>
+              </w:rPr>
+              <w:lastRenderedPageBreak/>
+              <w:t>Name</w:t>
+            </w:r>
+          </w:p>
+        </w:tc>
+        <w:tc>
+          <w:tcPr>
+            <w:tcW w:w="3439" w:type="pct"/>
+            <w:tcBorders>
+              <w:top w:val="single" w:sz="12" w:space="0" w:color="auto"/>
+              <w:bottom w:val="single" w:sz="12" w:space="0" w:color="auto"/>
+            </w:tcBorders>
+            <w:vAlign w:val="center"/>
+          </w:tcPr>
+          <w:p>
+            <w:pPr>
+              <w:rPr>
+                <w:rFonts w:cs="Arial"/>
+              </w:rPr>
+            </w:pPr>
+            <w:r>
+              <w:rPr>
+                <w:rFonts w:cs="Arial"/>
+              </w:rPr>
+              <w:t>Kein Input</w:t>
+            </w:r>
+          </w:p>
+        </w:tc>
+      </w:tr>
+      <w:tr>
+        <w:trPr>
+          <w:trHeight w:val="677"/>
+          <w:jc w:val="center"/>
+        </w:trPr>
+        <w:tc>
+          <w:tcPr>
+            <w:tcW w:w="1561" w:type="pct"/>
+            <w:tcBorders>
+              <w:top w:val="single" w:sz="12" w:space="0" w:color="auto"/>
+              <w:bottom w:val="single" w:sz="12" w:space="0" w:color="auto"/>
+            </w:tcBorders>
+            <w:vAlign w:val="center"/>
+          </w:tcPr>
+          <w:p>
+            <w:pPr>
+              <w:rPr>
+                <w:rFonts w:cs="Arial"/>
+              </w:rPr>
+            </w:pPr>
+            <w:r>
+              <w:rPr>
+                <w:rFonts w:cs="Arial"/>
+              </w:rPr>
+              <w:t>Bemerkungen</w:t>
+            </w:r>
+          </w:p>
+        </w:tc>
+        <w:tc>
+          <w:tcPr>
+            <w:tcW w:w="3439" w:type="pct"/>
+            <w:tcBorders>
+              <w:top w:val="single" w:sz="12" w:space="0" w:color="auto"/>
+              <w:bottom w:val="single" w:sz="12" w:space="0" w:color="auto"/>
+            </w:tcBorders>
+            <w:vAlign w:val="center"/>
+          </w:tcPr>
+          <w:p>
+            <w:pPr>
+              <w:rPr>
+                <w:rFonts w:cs="Arial"/>
+              </w:rPr>
+            </w:pPr>
+          </w:p>
+        </w:tc>
+      </w:tr>
+      <w:tr>
+        <w:trPr>
+          <w:trHeight w:val="677"/>
+          <w:jc w:val="center"/>
+        </w:trPr>
+        <w:tc>
+          <w:tcPr>
+            <w:tcW w:w="1561" w:type="pct"/>
+            <w:tcBorders>
+              <w:top w:val="single" w:sz="12" w:space="0" w:color="auto"/>
+              <w:bottom w:val="single" w:sz="12" w:space="0" w:color="auto"/>
+            </w:tcBorders>
+            <w:vAlign w:val="center"/>
+          </w:tcPr>
+          <w:p>
+            <w:pPr>
+              <w:rPr>
+                <w:rFonts w:cs="Arial"/>
+              </w:rPr>
+            </w:pPr>
+            <w:r>
+              <w:rPr>
+                <w:rFonts w:cs="Arial"/>
+              </w:rPr>
+              <w:t>Input</w:t>
+            </w:r>
+          </w:p>
+        </w:tc>
+        <w:tc>
+          <w:tcPr>
+            <w:tcW w:w="3439" w:type="pct"/>
+            <w:tcBorders>
+              <w:top w:val="single" w:sz="12" w:space="0" w:color="auto"/>
+              <w:bottom w:val="single" w:sz="12" w:space="0" w:color="auto"/>
+            </w:tcBorders>
+            <w:vAlign w:val="center"/>
+          </w:tcPr>
+          <w:p>
+            <w:pPr>
+              <w:pStyle w:val="Listenabsatz"/>
+              <w:numPr>
+                <w:ilvl w:val="0"/>
+                <w:numId w:val="30"/>
+              </w:numPr>
+              <w:spacing w:before="60" w:after="60"/>
+              <w:ind w:left="357" w:hanging="357"/>
+              <w:rPr>
+                <w:rFonts w:cs="Arial"/>
+              </w:rPr>
+            </w:pPr>
+            <w:r>
+              <w:rPr>
+                <w:rFonts w:cs="Arial"/>
+              </w:rPr>
+              <w:t>Programm starten</w:t>
+            </w:r>
+          </w:p>
+          <w:p>
+            <w:pPr>
+              <w:pStyle w:val="Listenabsatz"/>
+              <w:numPr>
+                <w:ilvl w:val="0"/>
+                <w:numId w:val="30"/>
+              </w:numPr>
+              <w:spacing w:before="60" w:after="60"/>
+              <w:ind w:left="357" w:hanging="357"/>
+              <w:rPr>
+                <w:rFonts w:cs="Arial"/>
+              </w:rPr>
+            </w:pPr>
+            <w:r>
+              <w:rPr>
+                <w:rFonts w:cs="Arial"/>
+              </w:rPr>
+              <w:t>Audioaufnahme starten mittels Button „Start“</w:t>
+            </w:r>
+          </w:p>
+        </w:tc>
+      </w:tr>
+      <w:tr>
+        <w:trPr>
+          <w:trHeight w:val="677"/>
+          <w:jc w:val="center"/>
+        </w:trPr>
+        <w:tc>
+          <w:tcPr>
+            <w:tcW w:w="1561" w:type="pct"/>
+            <w:tcBorders>
+              <w:top w:val="single" w:sz="12" w:space="0" w:color="auto"/>
+            </w:tcBorders>
+            <w:vAlign w:val="center"/>
+          </w:tcPr>
+          <w:p>
+            <w:pPr>
+              <w:rPr>
+                <w:rFonts w:cs="Arial"/>
+              </w:rPr>
+            </w:pPr>
+            <w:r>
+              <w:rPr>
+                <w:rFonts w:cs="Arial"/>
+              </w:rPr>
+              <w:t>Output</w:t>
+            </w:r>
+          </w:p>
+        </w:tc>
+        <w:tc>
+          <w:tcPr>
+            <w:tcW w:w="3439" w:type="pct"/>
+            <w:tcBorders>
+              <w:top w:val="single" w:sz="12" w:space="0" w:color="auto"/>
+            </w:tcBorders>
+            <w:vAlign w:val="center"/>
+          </w:tcPr>
+          <w:p>
+            <w:pPr>
+              <w:pStyle w:val="Listenabsatz"/>
+              <w:numPr>
+                <w:ilvl w:val="0"/>
+                <w:numId w:val="31"/>
+              </w:numPr>
+              <w:ind w:left="357" w:hanging="357"/>
+              <w:rPr>
+                <w:rFonts w:cs="Arial"/>
+              </w:rPr>
+            </w:pPr>
+            <w:r>
+              <w:rPr>
+                <w:rFonts w:cs="Arial"/>
+              </w:rPr>
+              <w:t>Kein Sprachbefehl wird erkannt</w:t>
             </w:r>
           </w:p>
         </w:tc>
@@ -2634,6 +3523,12 @@
                 <w:rFonts w:cs="Arial"/>
               </w:rPr>
             </w:pPr>
+            <w:r>
+              <w:rPr>
+                <w:rFonts w:cs="Arial"/>
+              </w:rPr>
+              <w:t>FA3.1</w:t>
+            </w:r>
           </w:p>
         </w:tc>
       </w:tr>
@@ -2680,6 +3575,12 @@
                 <w:rFonts w:cs="Arial"/>
               </w:rPr>
             </w:pPr>
+            <w:r>
+              <w:rPr>
+                <w:rFonts w:cs="Arial"/>
+              </w:rPr>
+              <w:t>Korrektes Zeitsignal</w:t>
+            </w:r>
           </w:p>
         </w:tc>
       </w:tr>
@@ -2693,20 +3594,21 @@
             <w:tcW w:w="1561" w:type="pct"/>
             <w:tcBorders>
               <w:top w:val="single" w:sz="12" w:space="0" w:color="auto"/>
-            </w:tcBorders>
-            <w:vAlign w:val="center"/>
-          </w:tcPr>
-          <w:p>
-            <w:pPr>
-              <w:rPr>
-                <w:rFonts w:cs="Arial"/>
-              </w:rPr>
-            </w:pPr>
-            <w:r>
-              <w:rPr>
-                <w:rFonts w:cs="Arial"/>
-              </w:rPr>
-              <w:t>Bemerkungen</w:t>
+              <w:bottom w:val="single" w:sz="12" w:space="0" w:color="auto"/>
+            </w:tcBorders>
+            <w:vAlign w:val="center"/>
+          </w:tcPr>
+          <w:p>
+            <w:pPr>
+              <w:rPr>
+                <w:rFonts w:cs="Arial"/>
+              </w:rPr>
+            </w:pPr>
+            <w:r>
+              <w:rPr>
+                <w:rFonts w:cs="Arial"/>
+              </w:rPr>
+              <w:t>Beschreibung</w:t>
             </w:r>
           </w:p>
         </w:tc>
@@ -2715,6 +3617,7 @@
             <w:tcW w:w="3439" w:type="pct"/>
             <w:tcBorders>
               <w:top w:val="single" w:sz="12" w:space="0" w:color="auto"/>
+              <w:bottom w:val="single" w:sz="12" w:space="0" w:color="auto"/>
             </w:tcBorders>
             <w:vAlign w:val="center"/>
           </w:tcPr>
@@ -2766,10 +3669,63 @@
           </w:tcPr>
           <w:p>
             <w:pPr>
-              <w:rPr>
-                <w:rFonts w:cs="Arial"/>
-              </w:rPr>
-            </w:pPr>
+              <w:pStyle w:val="Listenabsatz"/>
+              <w:numPr>
+                <w:ilvl w:val="0"/>
+                <w:numId w:val="32"/>
+              </w:numPr>
+              <w:spacing w:before="60" w:after="60"/>
+              <w:ind w:left="357" w:hanging="357"/>
+              <w:rPr>
+                <w:rFonts w:cs="Arial"/>
+              </w:rPr>
+            </w:pPr>
+            <w:r>
+              <w:rPr>
+                <w:rFonts w:cs="Arial"/>
+              </w:rPr>
+              <w:t>Programm starten</w:t>
+            </w:r>
+          </w:p>
+          <w:p>
+            <w:pPr>
+              <w:pStyle w:val="Listenabsatz"/>
+              <w:numPr>
+                <w:ilvl w:val="0"/>
+                <w:numId w:val="32"/>
+              </w:numPr>
+              <w:spacing w:before="60" w:after="60"/>
+              <w:ind w:left="357" w:hanging="357"/>
+              <w:rPr>
+                <w:rFonts w:cs="Arial"/>
+              </w:rPr>
+            </w:pPr>
+            <w:r>
+              <w:rPr>
+                <w:rFonts w:cs="Arial"/>
+              </w:rPr>
+              <w:t>Audioaufnahme starten mittels Button „Start“</w:t>
+            </w:r>
+          </w:p>
+          <w:p>
+            <w:pPr>
+              <w:pStyle w:val="Listenabsatz"/>
+              <w:numPr>
+                <w:ilvl w:val="0"/>
+                <w:numId w:val="32"/>
+              </w:numPr>
+              <w:spacing w:before="60" w:after="60"/>
+              <w:ind w:left="357" w:hanging="357"/>
+              <w:rPr>
+                <w:rFonts w:cs="Arial"/>
+              </w:rPr>
+            </w:pPr>
+            <w:r>
+              <w:rPr>
+                <w:rFonts w:cs="Arial"/>
+              </w:rPr>
+              <w:t>Spracheingabe</w:t>
+            </w:r>
           </w:p>
         </w:tc>
       </w:tr>
@@ -2812,10 +3768,22 @@
           </w:tcPr>
           <w:p>
             <w:pPr>
-              <w:rPr>
-                <w:rFonts w:cs="Arial"/>
-              </w:rPr>
-            </w:pPr>
+              <w:pStyle w:val="Listenabsatz"/>
+              <w:numPr>
+                <w:ilvl w:val="0"/>
+                <w:numId w:val="35"/>
+              </w:numPr>
+              <w:ind w:left="357" w:hanging="357"/>
+              <w:rPr>
+                <w:rFonts w:cs="Arial"/>
+              </w:rPr>
+            </w:pPr>
+            <w:r>
+              <w:rPr>
+                <w:rFonts w:cs="Arial"/>
+              </w:rPr>
+              <w:t>Eingabe wird auf dem Zeitstrahl als Zeitsignal ausgegeben</w:t>
+            </w:r>
           </w:p>
         </w:tc>
       </w:tr>
@@ -2895,7 +3863,6 @@
                 <w:b/>
                 <w:bCs/>
               </w:rPr>
-              <w:lastRenderedPageBreak/>
               <w:t>Test-ID:</w:t>
             </w:r>
           </w:p>
@@ -2985,12 +3952,6 @@
               <w:rPr>
                 <w:rFonts w:cs="Arial"/>
               </w:rPr>
-              <w:t xml:space="preserve">FA3.1; </w:t>
-            </w:r>
-            <w:r>
-              <w:rPr>
-                <w:rFonts w:cs="Arial"/>
-              </w:rPr>
               <w:t>FA4.1</w:t>
             </w:r>
           </w:p>
@@ -3043,7 +4004,7 @@
               <w:rPr>
                 <w:rFonts w:cs="Arial"/>
               </w:rPr>
-              <w:t>TestHistory</w:t>
+              <w:t>Testet hinzufügen eines Eintrags zur Historie</w:t>
             </w:r>
           </w:p>
         </w:tc>
@@ -3058,6 +4019,7 @@
             <w:tcW w:w="1561" w:type="pct"/>
             <w:tcBorders>
               <w:top w:val="single" w:sz="12" w:space="0" w:color="auto"/>
+              <w:bottom w:val="single" w:sz="12" w:space="0" w:color="auto"/>
             </w:tcBorders>
             <w:vAlign w:val="center"/>
           </w:tcPr>
@@ -3080,21 +4042,16 @@
             <w:tcW w:w="3439" w:type="pct"/>
             <w:tcBorders>
               <w:top w:val="single" w:sz="12" w:space="0" w:color="auto"/>
-            </w:tcBorders>
-            <w:vAlign w:val="center"/>
-          </w:tcPr>
-          <w:p>
-            <w:pPr>
-              <w:rPr>
-                <w:rFonts w:cs="Arial"/>
-              </w:rPr>
-            </w:pPr>
-            <w:r>
-              <w:rPr>
-                <w:rFonts w:cs="Arial"/>
-              </w:rPr>
-              <w:t>Testet einfügen von Einträgen</w:t>
-            </w:r>
+              <w:bottom w:val="single" w:sz="12" w:space="0" w:color="auto"/>
+            </w:tcBorders>
+            <w:vAlign w:val="center"/>
+          </w:tcPr>
+          <w:p>
+            <w:pPr>
+              <w:rPr>
+                <w:rFonts w:cs="Arial"/>
+              </w:rPr>
+            </w:pPr>
           </w:p>
         </w:tc>
       </w:tr>
@@ -3137,15 +4094,60 @@
           </w:tcPr>
           <w:p>
             <w:pPr>
-              <w:rPr>
-                <w:rFonts w:cs="Arial"/>
-              </w:rPr>
-            </w:pPr>
-            <w:r>
-              <w:rPr>
-                <w:rFonts w:cs="Arial"/>
-              </w:rPr>
-              <w:t>-</w:t>
+              <w:pStyle w:val="Listenabsatz"/>
+              <w:numPr>
+                <w:ilvl w:val="0"/>
+                <w:numId w:val="38"/>
+              </w:numPr>
+              <w:spacing w:before="60" w:after="60"/>
+              <w:rPr>
+                <w:rFonts w:cs="Arial"/>
+              </w:rPr>
+            </w:pPr>
+            <w:r>
+              <w:rPr>
+                <w:rFonts w:cs="Arial"/>
+              </w:rPr>
+              <w:t>Programm starten</w:t>
+            </w:r>
+          </w:p>
+          <w:p>
+            <w:pPr>
+              <w:pStyle w:val="Listenabsatz"/>
+              <w:numPr>
+                <w:ilvl w:val="0"/>
+                <w:numId w:val="38"/>
+              </w:numPr>
+              <w:spacing w:before="60" w:after="60"/>
+              <w:rPr>
+                <w:rFonts w:cs="Arial"/>
+              </w:rPr>
+            </w:pPr>
+            <w:r>
+              <w:rPr>
+                <w:rFonts w:cs="Arial"/>
+              </w:rPr>
+              <w:t>Audioaufnahme starten mittels Button „Start“</w:t>
+            </w:r>
+          </w:p>
+          <w:p>
+            <w:pPr>
+              <w:pStyle w:val="Listenabsatz"/>
+              <w:numPr>
+                <w:ilvl w:val="0"/>
+                <w:numId w:val="38"/>
+              </w:numPr>
+              <w:spacing w:before="60" w:after="60"/>
+              <w:rPr>
+                <w:rFonts w:cs="Arial"/>
+              </w:rPr>
+            </w:pPr>
+            <w:r>
+              <w:rPr>
+                <w:rFonts w:cs="Arial"/>
+              </w:rPr>
+              <w:lastRenderedPageBreak/>
+              <w:t>Validen Sprachbefehl (1-9) einsprechen</w:t>
             </w:r>
           </w:p>
         </w:tc>
@@ -3160,6 +4162,92 @@
             <w:tcW w:w="1561" w:type="pct"/>
             <w:tcBorders>
               <w:top w:val="single" w:sz="12" w:space="0" w:color="auto"/>
+            </w:tcBorders>
+            <w:vAlign w:val="center"/>
+          </w:tcPr>
+          <w:p>
+            <w:pPr>
+              <w:rPr>
+                <w:rFonts w:cs="Arial"/>
+              </w:rPr>
+            </w:pPr>
+            <w:r>
+              <w:rPr>
+                <w:rFonts w:cs="Arial"/>
+              </w:rPr>
+              <w:lastRenderedPageBreak/>
+              <w:t>Output</w:t>
+            </w:r>
+          </w:p>
+        </w:tc>
+        <w:tc>
+          <w:tcPr>
+            <w:tcW w:w="3439" w:type="pct"/>
+            <w:tcBorders>
+              <w:top w:val="single" w:sz="12" w:space="0" w:color="auto"/>
+            </w:tcBorders>
+            <w:vAlign w:val="center"/>
+          </w:tcPr>
+          <w:p>
+            <w:pPr>
+              <w:pStyle w:val="Listenabsatz"/>
+              <w:numPr>
+                <w:ilvl w:val="0"/>
+                <w:numId w:val="39"/>
+              </w:numPr>
+              <w:rPr>
+                <w:rFonts w:cs="Arial"/>
+              </w:rPr>
+            </w:pPr>
+            <w:r>
+              <w:rPr>
+                <w:rFonts w:cs="Arial"/>
+              </w:rPr>
+              <w:t>Neuer Sprachbefehl wird in der Historie vermerkt</w:t>
+            </w:r>
+          </w:p>
+          <w:p>
+            <w:pPr>
+              <w:pStyle w:val="Listenabsatz"/>
+              <w:numPr>
+                <w:ilvl w:val="0"/>
+                <w:numId w:val="39"/>
+              </w:numPr>
+              <w:rPr>
+                <w:rFonts w:cs="Arial"/>
+              </w:rPr>
+            </w:pPr>
+            <w:r>
+              <w:rPr>
+                <w:rFonts w:cs="Arial"/>
+              </w:rPr>
+              <w:t>Zeit der Erkennung wird dem Sprachbefehl hinzugefügt</w:t>
+            </w:r>
+          </w:p>
+        </w:tc>
+      </w:tr>
+    </w:tbl>
+    <w:p/>
+    <w:tbl>
+      <w:tblPr>
+        <w:tblStyle w:val="Tabellenraster"/>
+        <w:tblW w:w="5001" w:type="pct"/>
+        <w:jc w:val="center"/>
+        <w:tblLook w:val="04A0" w:firstRow="1" w:lastRow="0" w:firstColumn="1" w:lastColumn="0" w:noHBand="0" w:noVBand="1"/>
+      </w:tblPr>
+      <w:tblGrid>
+        <w:gridCol w:w="2830"/>
+        <w:gridCol w:w="6234"/>
+      </w:tblGrid>
+      <w:tr>
+        <w:trPr>
+          <w:trHeight w:val="380"/>
+          <w:jc w:val="center"/>
+        </w:trPr>
+        <w:tc>
+          <w:tcPr>
+            <w:tcW w:w="1561" w:type="pct"/>
+            <w:tcBorders>
               <w:bottom w:val="single" w:sz="12" w:space="0" w:color="auto"/>
             </w:tcBorders>
             <w:vAlign w:val="center"/>
@@ -3168,6 +4256,339 @@
             <w:pPr>
               <w:rPr>
                 <w:rFonts w:cs="Arial"/>
+                <w:b/>
+                <w:bCs/>
+              </w:rPr>
+            </w:pPr>
+            <w:r>
+              <w:rPr>
+                <w:rFonts w:cs="Arial"/>
+                <w:b/>
+                <w:bCs/>
+              </w:rPr>
+              <w:t>Test-ID:</w:t>
+            </w:r>
+          </w:p>
+        </w:tc>
+        <w:tc>
+          <w:tcPr>
+            <w:tcW w:w="3439" w:type="pct"/>
+            <w:tcBorders>
+              <w:bottom w:val="single" w:sz="12" w:space="0" w:color="auto"/>
+            </w:tcBorders>
+            <w:vAlign w:val="center"/>
+          </w:tcPr>
+          <w:p>
+            <w:pPr>
+              <w:rPr>
+                <w:rFonts w:cs="Arial"/>
+                <w:b/>
+                <w:bCs/>
+              </w:rPr>
+            </w:pPr>
+            <w:r>
+              <w:rPr>
+                <w:rFonts w:cs="Arial"/>
+                <w:b/>
+                <w:bCs/>
+              </w:rPr>
+              <w:t>[SYS_U_3.1.</w:t>
+            </w:r>
+            <w:r>
+              <w:rPr>
+                <w:rFonts w:cs="Arial"/>
+                <w:b/>
+                <w:bCs/>
+              </w:rPr>
+              <w:t>2</w:t>
+            </w:r>
+            <w:r>
+              <w:rPr>
+                <w:rFonts w:cs="Arial"/>
+                <w:b/>
+                <w:bCs/>
+              </w:rPr>
+              <w:t>]</w:t>
+            </w:r>
+          </w:p>
+        </w:tc>
+      </w:tr>
+      <w:tr>
+        <w:trPr>
+          <w:trHeight w:val="677"/>
+          <w:jc w:val="center"/>
+        </w:trPr>
+        <w:tc>
+          <w:tcPr>
+            <w:tcW w:w="1561" w:type="pct"/>
+            <w:tcBorders>
+              <w:top w:val="single" w:sz="12" w:space="0" w:color="auto"/>
+            </w:tcBorders>
+            <w:vAlign w:val="center"/>
+          </w:tcPr>
+          <w:p>
+            <w:pPr>
+              <w:rPr>
+                <w:rFonts w:cs="Arial"/>
+              </w:rPr>
+            </w:pPr>
+            <w:r>
+              <w:rPr>
+                <w:rFonts w:cs="Arial"/>
+              </w:rPr>
+              <w:t>i.V.m.</w:t>
+            </w:r>
+          </w:p>
+          <w:p>
+            <w:pPr>
+              <w:rPr>
+                <w:rFonts w:cs="Arial"/>
+              </w:rPr>
+            </w:pPr>
+            <w:r>
+              <w:rPr>
+                <w:rFonts w:cs="Arial"/>
+              </w:rPr>
+              <w:t>Pflichtenheft</w:t>
+            </w:r>
+          </w:p>
+        </w:tc>
+        <w:tc>
+          <w:tcPr>
+            <w:tcW w:w="3439" w:type="pct"/>
+            <w:tcBorders>
+              <w:top w:val="single" w:sz="12" w:space="0" w:color="auto"/>
+            </w:tcBorders>
+            <w:vAlign w:val="center"/>
+          </w:tcPr>
+          <w:p>
+            <w:pPr>
+              <w:rPr>
+                <w:rFonts w:cs="Arial"/>
+              </w:rPr>
+            </w:pPr>
+            <w:r>
+              <w:rPr>
+                <w:rFonts w:cs="Arial"/>
+              </w:rPr>
+              <w:t>FA4.1</w:t>
+            </w:r>
+          </w:p>
+        </w:tc>
+      </w:tr>
+      <w:tr>
+        <w:trPr>
+          <w:trHeight w:val="677"/>
+          <w:jc w:val="center"/>
+        </w:trPr>
+        <w:tc>
+          <w:tcPr>
+            <w:tcW w:w="1561" w:type="pct"/>
+            <w:tcBorders>
+              <w:top w:val="single" w:sz="12" w:space="0" w:color="auto"/>
+              <w:bottom w:val="single" w:sz="12" w:space="0" w:color="auto"/>
+            </w:tcBorders>
+            <w:vAlign w:val="center"/>
+          </w:tcPr>
+          <w:p>
+            <w:pPr>
+              <w:rPr>
+                <w:rFonts w:cs="Arial"/>
+              </w:rPr>
+            </w:pPr>
+            <w:r>
+              <w:rPr>
+                <w:rFonts w:cs="Arial"/>
+              </w:rPr>
+              <w:t>Name</w:t>
+            </w:r>
+          </w:p>
+        </w:tc>
+        <w:tc>
+          <w:tcPr>
+            <w:tcW w:w="3439" w:type="pct"/>
+            <w:tcBorders>
+              <w:top w:val="single" w:sz="12" w:space="0" w:color="auto"/>
+              <w:bottom w:val="single" w:sz="12" w:space="0" w:color="auto"/>
+            </w:tcBorders>
+            <w:vAlign w:val="center"/>
+          </w:tcPr>
+          <w:p>
+            <w:pPr>
+              <w:rPr>
+                <w:rFonts w:cs="Arial"/>
+              </w:rPr>
+            </w:pPr>
+            <w:r>
+              <w:rPr>
+                <w:rFonts w:cs="Arial"/>
+              </w:rPr>
+              <w:t>Testet hinzufügen mehrerer Einträge zur Historie</w:t>
+            </w:r>
+          </w:p>
+        </w:tc>
+      </w:tr>
+      <w:tr>
+        <w:trPr>
+          <w:trHeight w:val="677"/>
+          <w:jc w:val="center"/>
+        </w:trPr>
+        <w:tc>
+          <w:tcPr>
+            <w:tcW w:w="1561" w:type="pct"/>
+            <w:tcBorders>
+              <w:top w:val="single" w:sz="12" w:space="0" w:color="auto"/>
+              <w:bottom w:val="single" w:sz="12" w:space="0" w:color="auto"/>
+            </w:tcBorders>
+            <w:vAlign w:val="center"/>
+          </w:tcPr>
+          <w:p>
+            <w:pPr>
+              <w:rPr>
+                <w:rFonts w:cs="Arial"/>
+              </w:rPr>
+            </w:pPr>
+            <w:r>
+              <w:rPr>
+                <w:rFonts w:cs="Arial"/>
+              </w:rPr>
+              <w:t>Bemerkungen</w:t>
+            </w:r>
+          </w:p>
+        </w:tc>
+        <w:tc>
+          <w:tcPr>
+            <w:tcW w:w="3439" w:type="pct"/>
+            <w:tcBorders>
+              <w:top w:val="single" w:sz="12" w:space="0" w:color="auto"/>
+              <w:bottom w:val="single" w:sz="12" w:space="0" w:color="auto"/>
+            </w:tcBorders>
+            <w:vAlign w:val="center"/>
+          </w:tcPr>
+          <w:p>
+            <w:pPr>
+              <w:rPr>
+                <w:rFonts w:cs="Arial"/>
+              </w:rPr>
+            </w:pPr>
+          </w:p>
+        </w:tc>
+      </w:tr>
+      <w:tr>
+        <w:trPr>
+          <w:trHeight w:val="677"/>
+          <w:jc w:val="center"/>
+        </w:trPr>
+        <w:tc>
+          <w:tcPr>
+            <w:tcW w:w="1561" w:type="pct"/>
+            <w:tcBorders>
+              <w:top w:val="single" w:sz="12" w:space="0" w:color="auto"/>
+              <w:bottom w:val="single" w:sz="12" w:space="0" w:color="auto"/>
+            </w:tcBorders>
+            <w:vAlign w:val="center"/>
+          </w:tcPr>
+          <w:p>
+            <w:pPr>
+              <w:rPr>
+                <w:rFonts w:cs="Arial"/>
+              </w:rPr>
+            </w:pPr>
+            <w:r>
+              <w:rPr>
+                <w:rFonts w:cs="Arial"/>
+              </w:rPr>
+              <w:t xml:space="preserve">Input </w:t>
+            </w:r>
+          </w:p>
+        </w:tc>
+        <w:tc>
+          <w:tcPr>
+            <w:tcW w:w="3439" w:type="pct"/>
+            <w:tcBorders>
+              <w:top w:val="single" w:sz="12" w:space="0" w:color="auto"/>
+              <w:bottom w:val="single" w:sz="12" w:space="0" w:color="auto"/>
+            </w:tcBorders>
+          </w:tcPr>
+          <w:p>
+            <w:pPr>
+              <w:pStyle w:val="Listenabsatz"/>
+              <w:numPr>
+                <w:ilvl w:val="0"/>
+                <w:numId w:val="42"/>
+              </w:numPr>
+            </w:pPr>
+            <w:r>
+              <w:t>Programm starten</w:t>
+            </w:r>
+          </w:p>
+          <w:p>
+            <w:pPr>
+              <w:pStyle w:val="Listenabsatz"/>
+              <w:numPr>
+                <w:ilvl w:val="0"/>
+                <w:numId w:val="42"/>
+              </w:numPr>
+            </w:pPr>
+            <w:r>
+              <w:t>Audioaufnahme starten mittels Button „Start“</w:t>
+            </w:r>
+          </w:p>
+          <w:p>
+            <w:pPr>
+              <w:pStyle w:val="Listenabsatz"/>
+              <w:numPr>
+                <w:ilvl w:val="0"/>
+                <w:numId w:val="42"/>
+              </w:numPr>
+            </w:pPr>
+            <w:r>
+              <w:t>Validen Sprachbefehl (1-9) einsprechen</w:t>
+            </w:r>
+          </w:p>
+          <w:p>
+            <w:pPr>
+              <w:pStyle w:val="Listenabsatz"/>
+              <w:numPr>
+                <w:ilvl w:val="0"/>
+                <w:numId w:val="42"/>
+              </w:numPr>
+            </w:pPr>
+            <w:r>
+              <w:t>Validen Sprachbefehl (1-9) einsprechen</w:t>
+            </w:r>
+          </w:p>
+          <w:p>
+            <w:pPr>
+              <w:pStyle w:val="Listenabsatz"/>
+              <w:numPr>
+                <w:ilvl w:val="0"/>
+                <w:numId w:val="42"/>
+              </w:numPr>
+            </w:pPr>
+            <w:r>
+              <w:t>Validen Sprachbefehl (1-9) einsprechen</w:t>
+            </w:r>
+          </w:p>
+        </w:tc>
+      </w:tr>
+      <w:tr>
+        <w:trPr>
+          <w:trHeight w:val="677"/>
+          <w:jc w:val="center"/>
+        </w:trPr>
+        <w:tc>
+          <w:tcPr>
+            <w:tcW w:w="1561" w:type="pct"/>
+            <w:tcBorders>
+              <w:top w:val="single" w:sz="12" w:space="0" w:color="auto"/>
+            </w:tcBorders>
+            <w:vAlign w:val="center"/>
+          </w:tcPr>
+          <w:p>
+            <w:pPr>
+              <w:rPr>
+                <w:rFonts w:cs="Arial"/>
               </w:rPr>
             </w:pPr>
             <w:r>
@@ -3183,6 +4604,92 @@
             <w:tcW w:w="3439" w:type="pct"/>
             <w:tcBorders>
               <w:top w:val="single" w:sz="12" w:space="0" w:color="auto"/>
+            </w:tcBorders>
+          </w:tcPr>
+          <w:p>
+            <w:pPr>
+              <w:pStyle w:val="Listenabsatz"/>
+              <w:numPr>
+                <w:ilvl w:val="0"/>
+                <w:numId w:val="43"/>
+              </w:numPr>
+              <w:rPr>
+                <w:rFonts w:cs="Arial"/>
+              </w:rPr>
+            </w:pPr>
+            <w:r>
+              <w:rPr>
+                <w:rFonts w:cs="Arial"/>
+              </w:rPr>
+              <w:t>3 Neue Sprachbefehle mit deren jeweiligem Zeitstempel werden der Historie hinzugefügt</w:t>
+            </w:r>
+          </w:p>
+          <w:p>
+            <w:pPr>
+              <w:pStyle w:val="Listenabsatz"/>
+              <w:numPr>
+                <w:ilvl w:val="0"/>
+                <w:numId w:val="43"/>
+              </w:numPr>
+              <w:rPr>
+                <w:rFonts w:cs="Arial"/>
+              </w:rPr>
+            </w:pPr>
+            <w:r>
+              <w:rPr>
+                <w:rFonts w:cs="Arial"/>
+              </w:rPr>
+              <w:t>Der letzte Befehl steht ganz oben</w:t>
+            </w:r>
+            <w:r>
+              <w:rPr>
+                <w:rFonts w:cs="Arial"/>
+              </w:rPr>
+              <w:t xml:space="preserve">, </w:t>
+            </w:r>
+            <w:r>
+              <w:rPr>
+                <w:rFonts w:cs="Arial"/>
+              </w:rPr>
+              <w:t xml:space="preserve">der erste </w:t>
+            </w:r>
+            <w:r>
+              <w:rPr>
+                <w:rFonts w:cs="Arial"/>
+              </w:rPr>
+              <w:t xml:space="preserve">Befehl </w:t>
+            </w:r>
+            <w:r>
+              <w:rPr>
+                <w:rFonts w:cs="Arial"/>
+              </w:rPr>
+              <w:t>ganz unten</w:t>
+            </w:r>
+          </w:p>
+        </w:tc>
+      </w:tr>
+    </w:tbl>
+    <w:p/>
+    <w:tbl>
+      <w:tblPr>
+        <w:tblStyle w:val="Tabellenraster"/>
+        <w:tblW w:w="5001" w:type="pct"/>
+        <w:jc w:val="center"/>
+        <w:tblLook w:val="04A0" w:firstRow="1" w:lastRow="0" w:firstColumn="1" w:lastColumn="0" w:noHBand="0" w:noVBand="1"/>
+      </w:tblPr>
+      <w:tblGrid>
+        <w:gridCol w:w="2830"/>
+        <w:gridCol w:w="6234"/>
+      </w:tblGrid>
+      <w:tr>
+        <w:trPr>
+          <w:trHeight w:val="380"/>
+          <w:jc w:val="center"/>
+        </w:trPr>
+        <w:tc>
+          <w:tcPr>
+            <w:tcW w:w="1561" w:type="pct"/>
+            <w:tcBorders>
               <w:bottom w:val="single" w:sz="12" w:space="0" w:color="auto"/>
             </w:tcBorders>
             <w:vAlign w:val="center"/>
@@ -3191,13 +4698,323 @@
             <w:pPr>
               <w:rPr>
                 <w:rFonts w:cs="Arial"/>
-              </w:rPr>
-            </w:pPr>
-            <w:r>
-              <w:rPr>
-                <w:rFonts w:cs="Arial"/>
-              </w:rPr>
-              <w:t>Ob Anzahl der Einträge passt</w:t>
+                <w:b/>
+                <w:bCs/>
+              </w:rPr>
+            </w:pPr>
+            <w:r>
+              <w:rPr>
+                <w:rFonts w:cs="Arial"/>
+                <w:b/>
+                <w:bCs/>
+              </w:rPr>
+              <w:t>Test-ID:</w:t>
+            </w:r>
+          </w:p>
+        </w:tc>
+        <w:tc>
+          <w:tcPr>
+            <w:tcW w:w="3439" w:type="pct"/>
+            <w:tcBorders>
+              <w:bottom w:val="single" w:sz="12" w:space="0" w:color="auto"/>
+            </w:tcBorders>
+            <w:vAlign w:val="center"/>
+          </w:tcPr>
+          <w:p>
+            <w:pPr>
+              <w:rPr>
+                <w:rFonts w:cs="Arial"/>
+                <w:b/>
+                <w:bCs/>
+              </w:rPr>
+            </w:pPr>
+            <w:r>
+              <w:rPr>
+                <w:rFonts w:cs="Arial"/>
+                <w:b/>
+                <w:bCs/>
+              </w:rPr>
+              <w:t>[SYS_U_3.1.</w:t>
+            </w:r>
+            <w:r>
+              <w:rPr>
+                <w:rFonts w:cs="Arial"/>
+                <w:b/>
+                <w:bCs/>
+              </w:rPr>
+              <w:t>3</w:t>
+            </w:r>
+            <w:r>
+              <w:rPr>
+                <w:rFonts w:cs="Arial"/>
+                <w:b/>
+                <w:bCs/>
+              </w:rPr>
+              <w:t>]</w:t>
+            </w:r>
+          </w:p>
+        </w:tc>
+      </w:tr>
+      <w:tr>
+        <w:trPr>
+          <w:trHeight w:val="677"/>
+          <w:jc w:val="center"/>
+        </w:trPr>
+        <w:tc>
+          <w:tcPr>
+            <w:tcW w:w="1561" w:type="pct"/>
+            <w:tcBorders>
+              <w:top w:val="single" w:sz="12" w:space="0" w:color="auto"/>
+            </w:tcBorders>
+            <w:vAlign w:val="center"/>
+          </w:tcPr>
+          <w:p>
+            <w:pPr>
+              <w:rPr>
+                <w:rFonts w:cs="Arial"/>
+              </w:rPr>
+            </w:pPr>
+            <w:r>
+              <w:rPr>
+                <w:rFonts w:cs="Arial"/>
+              </w:rPr>
+              <w:t>i.V.m.</w:t>
+            </w:r>
+          </w:p>
+          <w:p>
+            <w:pPr>
+              <w:rPr>
+                <w:rFonts w:cs="Arial"/>
+              </w:rPr>
+            </w:pPr>
+            <w:r>
+              <w:rPr>
+                <w:rFonts w:cs="Arial"/>
+              </w:rPr>
+              <w:t>Pflichtenheft</w:t>
+            </w:r>
+          </w:p>
+        </w:tc>
+        <w:tc>
+          <w:tcPr>
+            <w:tcW w:w="3439" w:type="pct"/>
+            <w:tcBorders>
+              <w:top w:val="single" w:sz="12" w:space="0" w:color="auto"/>
+            </w:tcBorders>
+            <w:vAlign w:val="center"/>
+          </w:tcPr>
+          <w:p>
+            <w:pPr>
+              <w:rPr>
+                <w:rFonts w:cs="Arial"/>
+              </w:rPr>
+            </w:pPr>
+            <w:r>
+              <w:rPr>
+                <w:rFonts w:cs="Arial"/>
+              </w:rPr>
+              <w:t>FA4.1</w:t>
+            </w:r>
+          </w:p>
+        </w:tc>
+      </w:tr>
+      <w:tr>
+        <w:trPr>
+          <w:trHeight w:val="677"/>
+          <w:jc w:val="center"/>
+        </w:trPr>
+        <w:tc>
+          <w:tcPr>
+            <w:tcW w:w="1561" w:type="pct"/>
+            <w:tcBorders>
+              <w:top w:val="single" w:sz="12" w:space="0" w:color="auto"/>
+              <w:bottom w:val="single" w:sz="12" w:space="0" w:color="auto"/>
+            </w:tcBorders>
+            <w:vAlign w:val="center"/>
+          </w:tcPr>
+          <w:p>
+            <w:pPr>
+              <w:rPr>
+                <w:rFonts w:cs="Arial"/>
+              </w:rPr>
+            </w:pPr>
+            <w:r>
+              <w:rPr>
+                <w:rFonts w:cs="Arial"/>
+              </w:rPr>
+              <w:t>Name</w:t>
+            </w:r>
+          </w:p>
+        </w:tc>
+        <w:tc>
+          <w:tcPr>
+            <w:tcW w:w="3439" w:type="pct"/>
+            <w:tcBorders>
+              <w:top w:val="single" w:sz="12" w:space="0" w:color="auto"/>
+              <w:bottom w:val="single" w:sz="12" w:space="0" w:color="auto"/>
+            </w:tcBorders>
+            <w:vAlign w:val="center"/>
+          </w:tcPr>
+          <w:p>
+            <w:pPr>
+              <w:rPr>
+                <w:rFonts w:cs="Arial"/>
+              </w:rPr>
+            </w:pPr>
+            <w:r>
+              <w:rPr>
+                <w:rFonts w:cs="Arial"/>
+              </w:rPr>
+              <w:t>Testet ob neue History leer ist</w:t>
+            </w:r>
+          </w:p>
+        </w:tc>
+      </w:tr>
+      <w:tr>
+        <w:trPr>
+          <w:trHeight w:val="677"/>
+          <w:jc w:val="center"/>
+        </w:trPr>
+        <w:tc>
+          <w:tcPr>
+            <w:tcW w:w="1561" w:type="pct"/>
+            <w:tcBorders>
+              <w:top w:val="single" w:sz="12" w:space="0" w:color="auto"/>
+              <w:bottom w:val="single" w:sz="12" w:space="0" w:color="auto"/>
+            </w:tcBorders>
+            <w:vAlign w:val="center"/>
+          </w:tcPr>
+          <w:p>
+            <w:pPr>
+              <w:rPr>
+                <w:rFonts w:cs="Arial"/>
+              </w:rPr>
+            </w:pPr>
+            <w:r>
+              <w:rPr>
+                <w:rFonts w:cs="Arial"/>
+              </w:rPr>
+              <w:t>Bemerkungen</w:t>
+            </w:r>
+          </w:p>
+        </w:tc>
+        <w:tc>
+          <w:tcPr>
+            <w:tcW w:w="3439" w:type="pct"/>
+            <w:tcBorders>
+              <w:top w:val="single" w:sz="12" w:space="0" w:color="auto"/>
+              <w:bottom w:val="single" w:sz="12" w:space="0" w:color="auto"/>
+            </w:tcBorders>
+            <w:vAlign w:val="center"/>
+          </w:tcPr>
+          <w:p/>
+        </w:tc>
+      </w:tr>
+      <w:tr>
+        <w:trPr>
+          <w:trHeight w:val="677"/>
+          <w:jc w:val="center"/>
+        </w:trPr>
+        <w:tc>
+          <w:tcPr>
+            <w:tcW w:w="1561" w:type="pct"/>
+            <w:tcBorders>
+              <w:top w:val="single" w:sz="12" w:space="0" w:color="auto"/>
+              <w:bottom w:val="single" w:sz="12" w:space="0" w:color="auto"/>
+            </w:tcBorders>
+            <w:vAlign w:val="center"/>
+          </w:tcPr>
+          <w:p>
+            <w:pPr>
+              <w:rPr>
+                <w:rFonts w:cs="Arial"/>
+              </w:rPr>
+            </w:pPr>
+            <w:r>
+              <w:rPr>
+                <w:rFonts w:cs="Arial"/>
+              </w:rPr>
+              <w:t>Input</w:t>
+            </w:r>
+          </w:p>
+        </w:tc>
+        <w:tc>
+          <w:tcPr>
+            <w:tcW w:w="3439" w:type="pct"/>
+            <w:tcBorders>
+              <w:top w:val="single" w:sz="12" w:space="0" w:color="auto"/>
+              <w:bottom w:val="single" w:sz="12" w:space="0" w:color="auto"/>
+            </w:tcBorders>
+            <w:vAlign w:val="center"/>
+          </w:tcPr>
+          <w:p>
+            <w:pPr>
+              <w:pStyle w:val="Listenabsatz"/>
+              <w:numPr>
+                <w:ilvl w:val="0"/>
+                <w:numId w:val="45"/>
+              </w:numPr>
+              <w:rPr>
+                <w:rFonts w:cs="Arial"/>
+              </w:rPr>
+            </w:pPr>
+            <w:r>
+              <w:t>Programm starten</w:t>
+            </w:r>
+          </w:p>
+        </w:tc>
+      </w:tr>
+      <w:tr>
+        <w:trPr>
+          <w:trHeight w:val="677"/>
+          <w:jc w:val="center"/>
+        </w:trPr>
+        <w:tc>
+          <w:tcPr>
+            <w:tcW w:w="1561" w:type="pct"/>
+            <w:tcBorders>
+              <w:top w:val="single" w:sz="12" w:space="0" w:color="auto"/>
+            </w:tcBorders>
+            <w:vAlign w:val="center"/>
+          </w:tcPr>
+          <w:p>
+            <w:pPr>
+              <w:rPr>
+                <w:rFonts w:cs="Arial"/>
+              </w:rPr>
+            </w:pPr>
+            <w:r>
+              <w:rPr>
+                <w:rFonts w:cs="Arial"/>
+              </w:rPr>
+              <w:t>Output</w:t>
+            </w:r>
+          </w:p>
+        </w:tc>
+        <w:tc>
+          <w:tcPr>
+            <w:tcW w:w="3439" w:type="pct"/>
+            <w:tcBorders>
+              <w:top w:val="single" w:sz="12" w:space="0" w:color="auto"/>
+            </w:tcBorders>
+            <w:vAlign w:val="center"/>
+          </w:tcPr>
+          <w:p>
+            <w:pPr>
+              <w:pStyle w:val="Listenabsatz"/>
+              <w:numPr>
+                <w:ilvl w:val="0"/>
+                <w:numId w:val="46"/>
+              </w:numPr>
+              <w:rPr>
+                <w:rFonts w:cs="Arial"/>
+              </w:rPr>
+            </w:pPr>
+            <w:r>
+              <w:rPr>
+                <w:rFonts w:cs="Arial"/>
+              </w:rPr>
+              <w:t>Historie enthält keine Befehle</w:t>
             </w:r>
           </w:p>
         </w:tc>
@@ -3326,6 +5143,7 @@
               <w:rPr>
                 <w:rFonts w:cs="Arial"/>
               </w:rPr>
+              <w:lastRenderedPageBreak/>
               <w:t>i.V.m.</w:t>
             </w:r>
           </w:p>
@@ -3357,6 +5175,18 @@
                 <w:rFonts w:cs="Arial"/>
               </w:rPr>
             </w:pPr>
+            <w:r>
+              <w:rPr>
+                <w:rFonts w:cs="Arial"/>
+              </w:rPr>
+              <w:t>FA</w:t>
+            </w:r>
+            <w:r>
+              <w:rPr>
+                <w:rFonts w:cs="Arial"/>
+              </w:rPr>
+              <w:t>4.2</w:t>
+            </w:r>
           </w:p>
         </w:tc>
       </w:tr>
@@ -3403,6 +5233,12 @@
                 <w:rFonts w:cs="Arial"/>
               </w:rPr>
             </w:pPr>
+            <w:r>
+              <w:rPr>
+                <w:rFonts w:cs="Arial"/>
+              </w:rPr>
+              <w:t>Der Zustand des Mikrofons ist erkennbar</w:t>
+            </w:r>
           </w:p>
         </w:tc>
       </w:tr>
@@ -3416,20 +5252,21 @@
             <w:tcW w:w="1561" w:type="pct"/>
             <w:tcBorders>
               <w:top w:val="single" w:sz="12" w:space="0" w:color="auto"/>
-            </w:tcBorders>
-            <w:vAlign w:val="center"/>
-          </w:tcPr>
-          <w:p>
-            <w:pPr>
-              <w:rPr>
-                <w:rFonts w:cs="Arial"/>
-              </w:rPr>
-            </w:pPr>
-            <w:r>
-              <w:rPr>
-                <w:rFonts w:cs="Arial"/>
-              </w:rPr>
-              <w:t>Bemerkungen</w:t>
+              <w:bottom w:val="single" w:sz="12" w:space="0" w:color="auto"/>
+            </w:tcBorders>
+            <w:vAlign w:val="center"/>
+          </w:tcPr>
+          <w:p>
+            <w:pPr>
+              <w:rPr>
+                <w:rFonts w:cs="Arial"/>
+              </w:rPr>
+            </w:pPr>
+            <w:r>
+              <w:rPr>
+                <w:rFonts w:cs="Arial"/>
+              </w:rPr>
+              <w:t>Beschreibung</w:t>
             </w:r>
           </w:p>
         </w:tc>
@@ -3438,6 +5275,7 @@
             <w:tcW w:w="3439" w:type="pct"/>
             <w:tcBorders>
               <w:top w:val="single" w:sz="12" w:space="0" w:color="auto"/>
+              <w:bottom w:val="single" w:sz="12" w:space="0" w:color="auto"/>
             </w:tcBorders>
             <w:vAlign w:val="center"/>
           </w:tcPr>
@@ -3489,10 +5327,39 @@
           </w:tcPr>
           <w:p>
             <w:pPr>
-              <w:rPr>
-                <w:rFonts w:cs="Arial"/>
-              </w:rPr>
-            </w:pPr>
+              <w:pStyle w:val="Listenabsatz"/>
+              <w:numPr>
+                <w:ilvl w:val="0"/>
+                <w:numId w:val="47"/>
+              </w:numPr>
+            </w:pPr>
+            <w:r>
+              <w:t>Programm starten</w:t>
+            </w:r>
+          </w:p>
+          <w:p>
+            <w:pPr>
+              <w:pStyle w:val="Listenabsatz"/>
+              <w:numPr>
+                <w:ilvl w:val="0"/>
+                <w:numId w:val="47"/>
+              </w:numPr>
+            </w:pPr>
+            <w:r>
+              <w:t>Audioaufnahme starten mittels Button „Start“</w:t>
+            </w:r>
+          </w:p>
+          <w:p>
+            <w:pPr>
+              <w:pStyle w:val="Listenabsatz"/>
+              <w:numPr>
+                <w:ilvl w:val="0"/>
+                <w:numId w:val="47"/>
+              </w:numPr>
+            </w:pPr>
+            <w:r>
+              <w:t>Audioaufnahme stoppen mittels Button „Stop“</w:t>
+            </w:r>
           </w:p>
         </w:tc>
       </w:tr>
@@ -3535,25 +5402,1160 @@
           </w:tcPr>
           <w:p>
             <w:pPr>
-              <w:rPr>
-                <w:rFonts w:cs="Arial"/>
-              </w:rPr>
-            </w:pPr>
+              <w:pStyle w:val="Listenabsatz"/>
+              <w:numPr>
+                <w:ilvl w:val="0"/>
+                <w:numId w:val="48"/>
+              </w:numPr>
+              <w:rPr>
+                <w:rFonts w:cs="Arial"/>
+              </w:rPr>
+            </w:pPr>
+            <w:r>
+              <w:rPr>
+                <w:rFonts w:cs="Arial"/>
+              </w:rPr>
+              <w:t>In der Benutzeroberfläche ist ersichtlich ob das Mikrofon aufnimmt mittels den Buttons. Bei der Anzeige „Start“, ist das Mikrofon stummgeschaltet, bei „Stop“ nimmt es auf</w:t>
+            </w:r>
+          </w:p>
+        </w:tc>
+      </w:tr>
+    </w:tbl>
+    <w:p>
+      <w:pPr>
+        <w:pStyle w:val="Inhaltsverzeichnisberschrift"/>
+      </w:pPr>
+    </w:p>
+    <w:tbl>
+      <w:tblPr>
+        <w:tblStyle w:val="Tabellenraster"/>
+        <w:tblW w:w="5001" w:type="pct"/>
+        <w:jc w:val="center"/>
+        <w:tblLook w:val="04A0" w:firstRow="1" w:lastRow="0" w:firstColumn="1" w:lastColumn="0" w:noHBand="0" w:noVBand="1"/>
+      </w:tblPr>
+      <w:tblGrid>
+        <w:gridCol w:w="2830"/>
+        <w:gridCol w:w="6234"/>
+      </w:tblGrid>
+      <w:tr>
+        <w:trPr>
+          <w:trHeight w:val="380"/>
+          <w:jc w:val="center"/>
+        </w:trPr>
+        <w:tc>
+          <w:tcPr>
+            <w:tcW w:w="1561" w:type="pct"/>
+            <w:tcBorders>
+              <w:bottom w:val="single" w:sz="12" w:space="0" w:color="auto"/>
+            </w:tcBorders>
+            <w:vAlign w:val="center"/>
+          </w:tcPr>
+          <w:p>
+            <w:pPr>
+              <w:rPr>
+                <w:rFonts w:cs="Arial"/>
+                <w:b/>
+                <w:bCs/>
+              </w:rPr>
+            </w:pPr>
+            <w:r>
+              <w:rPr>
+                <w:rFonts w:cs="Arial"/>
+                <w:b/>
+                <w:bCs/>
+              </w:rPr>
+              <w:t>Test-ID:</w:t>
+            </w:r>
+          </w:p>
+        </w:tc>
+        <w:tc>
+          <w:tcPr>
+            <w:tcW w:w="3439" w:type="pct"/>
+            <w:tcBorders>
+              <w:bottom w:val="single" w:sz="12" w:space="0" w:color="auto"/>
+            </w:tcBorders>
+            <w:vAlign w:val="center"/>
+          </w:tcPr>
+          <w:p>
+            <w:pPr>
+              <w:rPr>
+                <w:rFonts w:cs="Arial"/>
+                <w:b/>
+                <w:bCs/>
+              </w:rPr>
+            </w:pPr>
+            <w:r>
+              <w:rPr>
+                <w:rFonts w:cs="Arial"/>
+                <w:b/>
+                <w:bCs/>
+              </w:rPr>
+              <w:t>[SYS_U_4.1.</w:t>
+            </w:r>
+            <w:r>
+              <w:rPr>
+                <w:rFonts w:cs="Arial"/>
+                <w:b/>
+                <w:bCs/>
+              </w:rPr>
+              <w:t>2</w:t>
+            </w:r>
+            <w:r>
+              <w:rPr>
+                <w:rFonts w:cs="Arial"/>
+                <w:b/>
+                <w:bCs/>
+              </w:rPr>
+              <w:t>]</w:t>
+            </w:r>
+          </w:p>
+        </w:tc>
+      </w:tr>
+      <w:tr>
+        <w:trPr>
+          <w:trHeight w:val="677"/>
+          <w:jc w:val="center"/>
+        </w:trPr>
+        <w:tc>
+          <w:tcPr>
+            <w:tcW w:w="1561" w:type="pct"/>
+            <w:tcBorders>
+              <w:top w:val="single" w:sz="12" w:space="0" w:color="auto"/>
+            </w:tcBorders>
+            <w:vAlign w:val="center"/>
+          </w:tcPr>
+          <w:p>
+            <w:pPr>
+              <w:rPr>
+                <w:rFonts w:cs="Arial"/>
+              </w:rPr>
+            </w:pPr>
+            <w:r>
+              <w:rPr>
+                <w:rFonts w:cs="Arial"/>
+              </w:rPr>
+              <w:t>i.V.m.</w:t>
+            </w:r>
+          </w:p>
+          <w:p>
+            <w:pPr>
+              <w:rPr>
+                <w:rFonts w:cs="Arial"/>
+              </w:rPr>
+            </w:pPr>
+            <w:r>
+              <w:rPr>
+                <w:rFonts w:cs="Arial"/>
+              </w:rPr>
+              <w:t>Pflichtenheft</w:t>
+            </w:r>
+          </w:p>
+        </w:tc>
+        <w:tc>
+          <w:tcPr>
+            <w:tcW w:w="3439" w:type="pct"/>
+            <w:tcBorders>
+              <w:top w:val="single" w:sz="12" w:space="0" w:color="auto"/>
+            </w:tcBorders>
+            <w:vAlign w:val="center"/>
+          </w:tcPr>
+          <w:p>
+            <w:pPr>
+              <w:rPr>
+                <w:rFonts w:cs="Arial"/>
+              </w:rPr>
+            </w:pPr>
+            <w:r>
+              <w:rPr>
+                <w:rFonts w:cs="Arial"/>
+              </w:rPr>
+              <w:t>FA4.3</w:t>
+            </w:r>
+          </w:p>
+        </w:tc>
+      </w:tr>
+      <w:tr>
+        <w:trPr>
+          <w:trHeight w:val="677"/>
+          <w:jc w:val="center"/>
+        </w:trPr>
+        <w:tc>
+          <w:tcPr>
+            <w:tcW w:w="1561" w:type="pct"/>
+            <w:tcBorders>
+              <w:top w:val="single" w:sz="12" w:space="0" w:color="auto"/>
+              <w:bottom w:val="single" w:sz="12" w:space="0" w:color="auto"/>
+            </w:tcBorders>
+            <w:vAlign w:val="center"/>
+          </w:tcPr>
+          <w:p>
+            <w:pPr>
+              <w:rPr>
+                <w:rFonts w:cs="Arial"/>
+              </w:rPr>
+            </w:pPr>
+            <w:r>
+              <w:rPr>
+                <w:rFonts w:cs="Arial"/>
+              </w:rPr>
+              <w:t>Name</w:t>
+            </w:r>
+          </w:p>
+        </w:tc>
+        <w:tc>
+          <w:tcPr>
+            <w:tcW w:w="3439" w:type="pct"/>
+            <w:tcBorders>
+              <w:top w:val="single" w:sz="12" w:space="0" w:color="auto"/>
+              <w:bottom w:val="single" w:sz="12" w:space="0" w:color="auto"/>
+            </w:tcBorders>
+            <w:vAlign w:val="center"/>
+          </w:tcPr>
+          <w:p>
+            <w:pPr>
+              <w:rPr>
+                <w:rFonts w:cs="Arial"/>
+              </w:rPr>
+            </w:pPr>
+            <w:r>
+              <w:rPr>
+                <w:rFonts w:cs="Arial"/>
+              </w:rPr>
+              <w:t>Der Name des Mikrofons wird angezeigt</w:t>
+            </w:r>
+          </w:p>
+        </w:tc>
+      </w:tr>
+      <w:tr>
+        <w:trPr>
+          <w:trHeight w:val="677"/>
+          <w:jc w:val="center"/>
+        </w:trPr>
+        <w:tc>
+          <w:tcPr>
+            <w:tcW w:w="1561" w:type="pct"/>
+            <w:tcBorders>
+              <w:top w:val="single" w:sz="12" w:space="0" w:color="auto"/>
+              <w:bottom w:val="single" w:sz="12" w:space="0" w:color="auto"/>
+            </w:tcBorders>
+            <w:vAlign w:val="center"/>
+          </w:tcPr>
+          <w:p>
+            <w:pPr>
+              <w:rPr>
+                <w:rFonts w:cs="Arial"/>
+              </w:rPr>
+            </w:pPr>
+            <w:r>
+              <w:rPr>
+                <w:rFonts w:cs="Arial"/>
+              </w:rPr>
+              <w:t>Beschreibung</w:t>
+            </w:r>
+          </w:p>
+        </w:tc>
+        <w:tc>
+          <w:tcPr>
+            <w:tcW w:w="3439" w:type="pct"/>
+            <w:tcBorders>
+              <w:top w:val="single" w:sz="12" w:space="0" w:color="auto"/>
+              <w:bottom w:val="single" w:sz="12" w:space="0" w:color="auto"/>
+            </w:tcBorders>
+            <w:vAlign w:val="center"/>
+          </w:tcPr>
+          <w:p>
+            <w:pPr>
+              <w:rPr>
+                <w:rFonts w:cs="Arial"/>
+              </w:rPr>
+            </w:pPr>
+          </w:p>
+        </w:tc>
+      </w:tr>
+      <w:tr>
+        <w:trPr>
+          <w:trHeight w:val="677"/>
+          <w:jc w:val="center"/>
+        </w:trPr>
+        <w:tc>
+          <w:tcPr>
+            <w:tcW w:w="1561" w:type="pct"/>
+            <w:tcBorders>
+              <w:top w:val="single" w:sz="12" w:space="0" w:color="auto"/>
+              <w:bottom w:val="single" w:sz="12" w:space="0" w:color="auto"/>
+            </w:tcBorders>
+            <w:vAlign w:val="center"/>
+          </w:tcPr>
+          <w:p>
+            <w:pPr>
+              <w:rPr>
+                <w:rFonts w:cs="Arial"/>
+              </w:rPr>
+            </w:pPr>
+            <w:r>
+              <w:rPr>
+                <w:rFonts w:cs="Arial"/>
+              </w:rPr>
+              <w:t>Input</w:t>
+            </w:r>
+          </w:p>
+        </w:tc>
+        <w:tc>
+          <w:tcPr>
+            <w:tcW w:w="3439" w:type="pct"/>
+            <w:tcBorders>
+              <w:top w:val="single" w:sz="12" w:space="0" w:color="auto"/>
+              <w:bottom w:val="single" w:sz="12" w:space="0" w:color="auto"/>
+            </w:tcBorders>
+            <w:vAlign w:val="center"/>
+          </w:tcPr>
+          <w:p>
+            <w:pPr>
+              <w:pStyle w:val="Listenabsatz"/>
+              <w:numPr>
+                <w:ilvl w:val="0"/>
+                <w:numId w:val="49"/>
+              </w:numPr>
+            </w:pPr>
+            <w:r>
+              <w:t>Programm starten</w:t>
+            </w:r>
+          </w:p>
+        </w:tc>
+      </w:tr>
+      <w:tr>
+        <w:trPr>
+          <w:trHeight w:val="677"/>
+          <w:jc w:val="center"/>
+        </w:trPr>
+        <w:tc>
+          <w:tcPr>
+            <w:tcW w:w="1561" w:type="pct"/>
+            <w:tcBorders>
+              <w:top w:val="single" w:sz="12" w:space="0" w:color="auto"/>
+              <w:bottom w:val="single" w:sz="12" w:space="0" w:color="auto"/>
+            </w:tcBorders>
+            <w:vAlign w:val="center"/>
+          </w:tcPr>
+          <w:p>
+            <w:pPr>
+              <w:rPr>
+                <w:rFonts w:cs="Arial"/>
+              </w:rPr>
+            </w:pPr>
+            <w:r>
+              <w:rPr>
+                <w:rFonts w:cs="Arial"/>
+              </w:rPr>
+              <w:t>Output</w:t>
+            </w:r>
+          </w:p>
+        </w:tc>
+        <w:tc>
+          <w:tcPr>
+            <w:tcW w:w="3439" w:type="pct"/>
+            <w:tcBorders>
+              <w:top w:val="single" w:sz="12" w:space="0" w:color="auto"/>
+              <w:bottom w:val="single" w:sz="12" w:space="0" w:color="auto"/>
+            </w:tcBorders>
+            <w:vAlign w:val="center"/>
+          </w:tcPr>
+          <w:p>
+            <w:pPr>
+              <w:pStyle w:val="Listenabsatz"/>
+              <w:numPr>
+                <w:ilvl w:val="0"/>
+                <w:numId w:val="50"/>
+              </w:numPr>
+              <w:rPr>
+                <w:rFonts w:cs="Arial"/>
+              </w:rPr>
+            </w:pPr>
+            <w:r>
+              <w:rPr>
+                <w:rFonts w:cs="Arial"/>
+              </w:rPr>
+              <w:t>Unter dem „Start“ Button wird der Name des Mikrofons ausgegeben</w:t>
+            </w:r>
           </w:p>
         </w:tc>
       </w:tr>
     </w:tbl>
     <w:p/>
-    <w:p>
-      <w:pPr>
-        <w:pStyle w:val="berschrift1"/>
-      </w:pPr>
-    </w:p>
-    <w:p>
-      <w:pPr>
-        <w:pStyle w:val="Inhaltsverzeichnisberschrift"/>
-      </w:pPr>
-    </w:p>
+    <w:tbl>
+      <w:tblPr>
+        <w:tblStyle w:val="Tabellenraster"/>
+        <w:tblW w:w="5001" w:type="pct"/>
+        <w:jc w:val="center"/>
+        <w:tblLook w:val="04A0" w:firstRow="1" w:lastRow="0" w:firstColumn="1" w:lastColumn="0" w:noHBand="0" w:noVBand="1"/>
+      </w:tblPr>
+      <w:tblGrid>
+        <w:gridCol w:w="2830"/>
+        <w:gridCol w:w="6234"/>
+      </w:tblGrid>
+      <w:tr>
+        <w:trPr>
+          <w:trHeight w:val="380"/>
+          <w:jc w:val="center"/>
+        </w:trPr>
+        <w:tc>
+          <w:tcPr>
+            <w:tcW w:w="1561" w:type="pct"/>
+            <w:tcBorders>
+              <w:bottom w:val="single" w:sz="12" w:space="0" w:color="auto"/>
+            </w:tcBorders>
+            <w:vAlign w:val="center"/>
+          </w:tcPr>
+          <w:p>
+            <w:pPr>
+              <w:rPr>
+                <w:rFonts w:cs="Arial"/>
+                <w:b/>
+                <w:bCs/>
+              </w:rPr>
+            </w:pPr>
+            <w:r>
+              <w:rPr>
+                <w:rFonts w:cs="Arial"/>
+                <w:b/>
+                <w:bCs/>
+              </w:rPr>
+              <w:t>Test-ID:</w:t>
+            </w:r>
+          </w:p>
+        </w:tc>
+        <w:tc>
+          <w:tcPr>
+            <w:tcW w:w="3439" w:type="pct"/>
+            <w:tcBorders>
+              <w:bottom w:val="single" w:sz="12" w:space="0" w:color="auto"/>
+            </w:tcBorders>
+            <w:vAlign w:val="center"/>
+          </w:tcPr>
+          <w:p>
+            <w:pPr>
+              <w:rPr>
+                <w:rFonts w:cs="Arial"/>
+                <w:b/>
+                <w:bCs/>
+              </w:rPr>
+            </w:pPr>
+            <w:r>
+              <w:rPr>
+                <w:rFonts w:cs="Arial"/>
+                <w:b/>
+                <w:bCs/>
+              </w:rPr>
+              <w:t>[SYS_U_4.1.</w:t>
+            </w:r>
+            <w:r>
+              <w:rPr>
+                <w:rFonts w:cs="Arial"/>
+                <w:b/>
+                <w:bCs/>
+              </w:rPr>
+              <w:t>3</w:t>
+            </w:r>
+            <w:r>
+              <w:rPr>
+                <w:rFonts w:cs="Arial"/>
+                <w:b/>
+                <w:bCs/>
+              </w:rPr>
+              <w:t>]</w:t>
+            </w:r>
+          </w:p>
+        </w:tc>
+      </w:tr>
+      <w:tr>
+        <w:trPr>
+          <w:trHeight w:val="677"/>
+          <w:jc w:val="center"/>
+        </w:trPr>
+        <w:tc>
+          <w:tcPr>
+            <w:tcW w:w="1561" w:type="pct"/>
+            <w:tcBorders>
+              <w:top w:val="single" w:sz="12" w:space="0" w:color="auto"/>
+            </w:tcBorders>
+            <w:vAlign w:val="center"/>
+          </w:tcPr>
+          <w:p>
+            <w:pPr>
+              <w:rPr>
+                <w:rFonts w:cs="Arial"/>
+              </w:rPr>
+            </w:pPr>
+            <w:r>
+              <w:rPr>
+                <w:rFonts w:cs="Arial"/>
+              </w:rPr>
+              <w:t>i.V.m.</w:t>
+            </w:r>
+          </w:p>
+          <w:p>
+            <w:pPr>
+              <w:rPr>
+                <w:rFonts w:cs="Arial"/>
+              </w:rPr>
+            </w:pPr>
+            <w:r>
+              <w:rPr>
+                <w:rFonts w:cs="Arial"/>
+              </w:rPr>
+              <w:t>Pflichtenheft</w:t>
+            </w:r>
+          </w:p>
+        </w:tc>
+        <w:tc>
+          <w:tcPr>
+            <w:tcW w:w="3439" w:type="pct"/>
+            <w:tcBorders>
+              <w:top w:val="single" w:sz="12" w:space="0" w:color="auto"/>
+            </w:tcBorders>
+            <w:vAlign w:val="center"/>
+          </w:tcPr>
+          <w:p>
+            <w:pPr>
+              <w:rPr>
+                <w:rFonts w:cs="Arial"/>
+              </w:rPr>
+            </w:pPr>
+            <w:r>
+              <w:rPr>
+                <w:rFonts w:cs="Arial"/>
+              </w:rPr>
+              <w:t>FA4.4</w:t>
+            </w:r>
+          </w:p>
+        </w:tc>
+      </w:tr>
+      <w:tr>
+        <w:trPr>
+          <w:trHeight w:val="677"/>
+          <w:jc w:val="center"/>
+        </w:trPr>
+        <w:tc>
+          <w:tcPr>
+            <w:tcW w:w="1561" w:type="pct"/>
+            <w:tcBorders>
+              <w:top w:val="single" w:sz="12" w:space="0" w:color="auto"/>
+              <w:bottom w:val="single" w:sz="12" w:space="0" w:color="auto"/>
+            </w:tcBorders>
+            <w:vAlign w:val="center"/>
+          </w:tcPr>
+          <w:p>
+            <w:pPr>
+              <w:rPr>
+                <w:rFonts w:cs="Arial"/>
+              </w:rPr>
+            </w:pPr>
+            <w:r>
+              <w:rPr>
+                <w:rFonts w:cs="Arial"/>
+              </w:rPr>
+              <w:t>Name</w:t>
+            </w:r>
+          </w:p>
+        </w:tc>
+        <w:tc>
+          <w:tcPr>
+            <w:tcW w:w="3439" w:type="pct"/>
+            <w:tcBorders>
+              <w:top w:val="single" w:sz="12" w:space="0" w:color="auto"/>
+              <w:bottom w:val="single" w:sz="12" w:space="0" w:color="auto"/>
+            </w:tcBorders>
+            <w:vAlign w:val="center"/>
+          </w:tcPr>
+          <w:p>
+            <w:pPr>
+              <w:rPr>
+                <w:rFonts w:cs="Arial"/>
+              </w:rPr>
+            </w:pPr>
+            <w:r>
+              <w:rPr>
+                <w:rFonts w:cs="Arial"/>
+              </w:rPr>
+              <w:t>Die Stummschaltung des Mikrofons funktioniert</w:t>
+            </w:r>
+          </w:p>
+        </w:tc>
+      </w:tr>
+      <w:tr>
+        <w:trPr>
+          <w:trHeight w:val="677"/>
+          <w:jc w:val="center"/>
+        </w:trPr>
+        <w:tc>
+          <w:tcPr>
+            <w:tcW w:w="1561" w:type="pct"/>
+            <w:tcBorders>
+              <w:top w:val="single" w:sz="12" w:space="0" w:color="auto"/>
+              <w:bottom w:val="single" w:sz="12" w:space="0" w:color="auto"/>
+            </w:tcBorders>
+            <w:vAlign w:val="center"/>
+          </w:tcPr>
+          <w:p>
+            <w:pPr>
+              <w:rPr>
+                <w:rFonts w:cs="Arial"/>
+              </w:rPr>
+            </w:pPr>
+            <w:r>
+              <w:rPr>
+                <w:rFonts w:cs="Arial"/>
+              </w:rPr>
+              <w:t>Beschreibung</w:t>
+            </w:r>
+          </w:p>
+        </w:tc>
+        <w:tc>
+          <w:tcPr>
+            <w:tcW w:w="3439" w:type="pct"/>
+            <w:tcBorders>
+              <w:top w:val="single" w:sz="12" w:space="0" w:color="auto"/>
+              <w:bottom w:val="single" w:sz="12" w:space="0" w:color="auto"/>
+            </w:tcBorders>
+            <w:vAlign w:val="center"/>
+          </w:tcPr>
+          <w:p>
+            <w:pPr>
+              <w:rPr>
+                <w:rFonts w:cs="Arial"/>
+              </w:rPr>
+            </w:pPr>
+          </w:p>
+        </w:tc>
+      </w:tr>
+      <w:tr>
+        <w:trPr>
+          <w:trHeight w:val="677"/>
+          <w:jc w:val="center"/>
+        </w:trPr>
+        <w:tc>
+          <w:tcPr>
+            <w:tcW w:w="1561" w:type="pct"/>
+            <w:tcBorders>
+              <w:top w:val="single" w:sz="12" w:space="0" w:color="auto"/>
+              <w:bottom w:val="single" w:sz="12" w:space="0" w:color="auto"/>
+            </w:tcBorders>
+            <w:vAlign w:val="center"/>
+          </w:tcPr>
+          <w:p>
+            <w:pPr>
+              <w:rPr>
+                <w:rFonts w:cs="Arial"/>
+              </w:rPr>
+            </w:pPr>
+            <w:r>
+              <w:rPr>
+                <w:rFonts w:cs="Arial"/>
+              </w:rPr>
+              <w:t>Input</w:t>
+            </w:r>
+          </w:p>
+        </w:tc>
+        <w:tc>
+          <w:tcPr>
+            <w:tcW w:w="3439" w:type="pct"/>
+            <w:tcBorders>
+              <w:top w:val="single" w:sz="12" w:space="0" w:color="auto"/>
+              <w:bottom w:val="single" w:sz="12" w:space="0" w:color="auto"/>
+            </w:tcBorders>
+            <w:vAlign w:val="center"/>
+          </w:tcPr>
+          <w:p>
+            <w:pPr>
+              <w:pStyle w:val="Listenabsatz"/>
+              <w:numPr>
+                <w:ilvl w:val="0"/>
+                <w:numId w:val="51"/>
+              </w:numPr>
+            </w:pPr>
+            <w:r>
+              <w:t>Programm starten</w:t>
+            </w:r>
+          </w:p>
+          <w:p>
+            <w:pPr>
+              <w:pStyle w:val="Listenabsatz"/>
+              <w:numPr>
+                <w:ilvl w:val="0"/>
+                <w:numId w:val="51"/>
+              </w:numPr>
+            </w:pPr>
+            <w:r>
+              <w:t>Audioaufnahme starten mittels Button „Start“</w:t>
+            </w:r>
+          </w:p>
+          <w:p>
+            <w:pPr>
+              <w:pStyle w:val="Listenabsatz"/>
+              <w:numPr>
+                <w:ilvl w:val="0"/>
+                <w:numId w:val="51"/>
+              </w:numPr>
+            </w:pPr>
+            <w:r>
+              <w:t>Audioaufnahme stoppen mittels Button „Stop“</w:t>
+            </w:r>
+          </w:p>
+          <w:p>
+            <w:pPr>
+              <w:pStyle w:val="Listenabsatz"/>
+              <w:numPr>
+                <w:ilvl w:val="0"/>
+                <w:numId w:val="51"/>
+              </w:numPr>
+            </w:pPr>
+            <w:r>
+              <w:t>Spracheingabe</w:t>
+            </w:r>
+          </w:p>
+        </w:tc>
+      </w:tr>
+      <w:tr>
+        <w:trPr>
+          <w:trHeight w:val="677"/>
+          <w:jc w:val="center"/>
+        </w:trPr>
+        <w:tc>
+          <w:tcPr>
+            <w:tcW w:w="1561" w:type="pct"/>
+            <w:tcBorders>
+              <w:top w:val="single" w:sz="12" w:space="0" w:color="auto"/>
+              <w:bottom w:val="single" w:sz="12" w:space="0" w:color="auto"/>
+            </w:tcBorders>
+            <w:vAlign w:val="center"/>
+          </w:tcPr>
+          <w:p>
+            <w:pPr>
+              <w:rPr>
+                <w:rFonts w:cs="Arial"/>
+              </w:rPr>
+            </w:pPr>
+            <w:r>
+              <w:rPr>
+                <w:rFonts w:cs="Arial"/>
+              </w:rPr>
+              <w:t>Output</w:t>
+            </w:r>
+          </w:p>
+        </w:tc>
+        <w:tc>
+          <w:tcPr>
+            <w:tcW w:w="3439" w:type="pct"/>
+            <w:tcBorders>
+              <w:top w:val="single" w:sz="12" w:space="0" w:color="auto"/>
+              <w:bottom w:val="single" w:sz="12" w:space="0" w:color="auto"/>
+            </w:tcBorders>
+            <w:vAlign w:val="center"/>
+          </w:tcPr>
+          <w:p>
+            <w:pPr>
+              <w:pStyle w:val="Listenabsatz"/>
+              <w:numPr>
+                <w:ilvl w:val="0"/>
+                <w:numId w:val="52"/>
+              </w:numPr>
+              <w:rPr>
+                <w:rFonts w:cs="Arial"/>
+              </w:rPr>
+            </w:pPr>
+            <w:r>
+              <w:rPr>
+                <w:rFonts w:cs="Arial"/>
+              </w:rPr>
+              <w:t>Der Button zeigt nun wieder „Start“ an</w:t>
+            </w:r>
+          </w:p>
+          <w:p>
+            <w:pPr>
+              <w:pStyle w:val="Listenabsatz"/>
+              <w:numPr>
+                <w:ilvl w:val="0"/>
+                <w:numId w:val="52"/>
+              </w:numPr>
+              <w:rPr>
+                <w:rFonts w:cs="Arial"/>
+              </w:rPr>
+            </w:pPr>
+            <w:r>
+              <w:rPr>
+                <w:rFonts w:cs="Arial"/>
+              </w:rPr>
+              <w:t>Es wird kein Zeitsignal ausgegeben trotz Spracheingabe</w:t>
+            </w:r>
+          </w:p>
+        </w:tc>
+      </w:tr>
+    </w:tbl>
+    <w:p/>
+    <w:tbl>
+      <w:tblPr>
+        <w:tblStyle w:val="Tabellenraster"/>
+        <w:tblW w:w="5001" w:type="pct"/>
+        <w:jc w:val="center"/>
+        <w:tblLook w:val="04A0" w:firstRow="1" w:lastRow="0" w:firstColumn="1" w:lastColumn="0" w:noHBand="0" w:noVBand="1"/>
+      </w:tblPr>
+      <w:tblGrid>
+        <w:gridCol w:w="2830"/>
+        <w:gridCol w:w="6234"/>
+      </w:tblGrid>
+      <w:tr>
+        <w:trPr>
+          <w:trHeight w:val="380"/>
+          <w:jc w:val="center"/>
+        </w:trPr>
+        <w:tc>
+          <w:tcPr>
+            <w:tcW w:w="1561" w:type="pct"/>
+            <w:tcBorders>
+              <w:bottom w:val="single" w:sz="12" w:space="0" w:color="auto"/>
+            </w:tcBorders>
+            <w:vAlign w:val="center"/>
+          </w:tcPr>
+          <w:p>
+            <w:pPr>
+              <w:rPr>
+                <w:rFonts w:cs="Arial"/>
+                <w:b/>
+                <w:bCs/>
+              </w:rPr>
+            </w:pPr>
+            <w:r>
+              <w:rPr>
+                <w:rFonts w:cs="Arial"/>
+                <w:b/>
+                <w:bCs/>
+              </w:rPr>
+              <w:lastRenderedPageBreak/>
+              <w:t>Test-ID:</w:t>
+            </w:r>
+          </w:p>
+        </w:tc>
+        <w:tc>
+          <w:tcPr>
+            <w:tcW w:w="3439" w:type="pct"/>
+            <w:tcBorders>
+              <w:bottom w:val="single" w:sz="12" w:space="0" w:color="auto"/>
+            </w:tcBorders>
+            <w:vAlign w:val="center"/>
+          </w:tcPr>
+          <w:p>
+            <w:pPr>
+              <w:rPr>
+                <w:rFonts w:cs="Arial"/>
+                <w:b/>
+                <w:bCs/>
+              </w:rPr>
+            </w:pPr>
+            <w:r>
+              <w:rPr>
+                <w:rFonts w:cs="Arial"/>
+                <w:b/>
+                <w:bCs/>
+              </w:rPr>
+              <w:t>[SYS_U_4.1.4]</w:t>
+            </w:r>
+          </w:p>
+        </w:tc>
+      </w:tr>
+      <w:tr>
+        <w:trPr>
+          <w:trHeight w:val="677"/>
+          <w:jc w:val="center"/>
+        </w:trPr>
+        <w:tc>
+          <w:tcPr>
+            <w:tcW w:w="1561" w:type="pct"/>
+            <w:tcBorders>
+              <w:top w:val="single" w:sz="12" w:space="0" w:color="auto"/>
+            </w:tcBorders>
+            <w:vAlign w:val="center"/>
+          </w:tcPr>
+          <w:p>
+            <w:pPr>
+              <w:rPr>
+                <w:rFonts w:cs="Arial"/>
+              </w:rPr>
+            </w:pPr>
+            <w:r>
+              <w:rPr>
+                <w:rFonts w:cs="Arial"/>
+              </w:rPr>
+              <w:t>i.V.m.</w:t>
+            </w:r>
+          </w:p>
+          <w:p>
+            <w:pPr>
+              <w:rPr>
+                <w:rFonts w:cs="Arial"/>
+              </w:rPr>
+            </w:pPr>
+            <w:r>
+              <w:rPr>
+                <w:rFonts w:cs="Arial"/>
+              </w:rPr>
+              <w:t>Pflichtenheft</w:t>
+            </w:r>
+          </w:p>
+        </w:tc>
+        <w:tc>
+          <w:tcPr>
+            <w:tcW w:w="3439" w:type="pct"/>
+            <w:tcBorders>
+              <w:top w:val="single" w:sz="12" w:space="0" w:color="auto"/>
+            </w:tcBorders>
+            <w:vAlign w:val="center"/>
+          </w:tcPr>
+          <w:p>
+            <w:pPr>
+              <w:rPr>
+                <w:rFonts w:cs="Arial"/>
+              </w:rPr>
+            </w:pPr>
+            <w:r>
+              <w:rPr>
+                <w:rFonts w:cs="Arial"/>
+              </w:rPr>
+              <w:t>FA1.1</w:t>
+            </w:r>
+          </w:p>
+        </w:tc>
+      </w:tr>
+      <w:tr>
+        <w:trPr>
+          <w:trHeight w:val="677"/>
+          <w:jc w:val="center"/>
+        </w:trPr>
+        <w:tc>
+          <w:tcPr>
+            <w:tcW w:w="1561" w:type="pct"/>
+            <w:tcBorders>
+              <w:top w:val="single" w:sz="12" w:space="0" w:color="auto"/>
+              <w:bottom w:val="single" w:sz="12" w:space="0" w:color="auto"/>
+            </w:tcBorders>
+            <w:vAlign w:val="center"/>
+          </w:tcPr>
+          <w:p>
+            <w:pPr>
+              <w:rPr>
+                <w:rFonts w:cs="Arial"/>
+              </w:rPr>
+            </w:pPr>
+            <w:r>
+              <w:rPr>
+                <w:rFonts w:cs="Arial"/>
+              </w:rPr>
+              <w:t>Name</w:t>
+            </w:r>
+          </w:p>
+        </w:tc>
+        <w:tc>
+          <w:tcPr>
+            <w:tcW w:w="3439" w:type="pct"/>
+            <w:tcBorders>
+              <w:top w:val="single" w:sz="12" w:space="0" w:color="auto"/>
+              <w:bottom w:val="single" w:sz="12" w:space="0" w:color="auto"/>
+            </w:tcBorders>
+            <w:vAlign w:val="center"/>
+          </w:tcPr>
+          <w:p>
+            <w:pPr>
+              <w:rPr>
+                <w:rFonts w:cs="Arial"/>
+              </w:rPr>
+            </w:pPr>
+            <w:r>
+              <w:rPr>
+                <w:rFonts w:cs="Arial"/>
+              </w:rPr>
+              <w:t>Das Standardmikrofon ist abhörbar</w:t>
+            </w:r>
+          </w:p>
+        </w:tc>
+      </w:tr>
+      <w:tr>
+        <w:trPr>
+          <w:trHeight w:val="677"/>
+          <w:jc w:val="center"/>
+        </w:trPr>
+        <w:tc>
+          <w:tcPr>
+            <w:tcW w:w="1561" w:type="pct"/>
+            <w:tcBorders>
+              <w:top w:val="single" w:sz="12" w:space="0" w:color="auto"/>
+              <w:bottom w:val="single" w:sz="12" w:space="0" w:color="auto"/>
+            </w:tcBorders>
+            <w:vAlign w:val="center"/>
+          </w:tcPr>
+          <w:p>
+            <w:pPr>
+              <w:rPr>
+                <w:rFonts w:cs="Arial"/>
+              </w:rPr>
+            </w:pPr>
+            <w:r>
+              <w:rPr>
+                <w:rFonts w:cs="Arial"/>
+              </w:rPr>
+              <w:t>Beschreibung</w:t>
+            </w:r>
+          </w:p>
+        </w:tc>
+        <w:tc>
+          <w:tcPr>
+            <w:tcW w:w="3439" w:type="pct"/>
+            <w:tcBorders>
+              <w:top w:val="single" w:sz="12" w:space="0" w:color="auto"/>
+              <w:bottom w:val="single" w:sz="12" w:space="0" w:color="auto"/>
+            </w:tcBorders>
+            <w:vAlign w:val="center"/>
+          </w:tcPr>
+          <w:p>
+            <w:pPr>
+              <w:rPr>
+                <w:rFonts w:cs="Arial"/>
+              </w:rPr>
+            </w:pPr>
+          </w:p>
+        </w:tc>
+      </w:tr>
+      <w:tr>
+        <w:trPr>
+          <w:trHeight w:val="677"/>
+          <w:jc w:val="center"/>
+        </w:trPr>
+        <w:tc>
+          <w:tcPr>
+            <w:tcW w:w="1561" w:type="pct"/>
+            <w:tcBorders>
+              <w:top w:val="single" w:sz="12" w:space="0" w:color="auto"/>
+              <w:bottom w:val="single" w:sz="12" w:space="0" w:color="auto"/>
+            </w:tcBorders>
+            <w:vAlign w:val="center"/>
+          </w:tcPr>
+          <w:p>
+            <w:pPr>
+              <w:rPr>
+                <w:rFonts w:cs="Arial"/>
+              </w:rPr>
+            </w:pPr>
+            <w:r>
+              <w:rPr>
+                <w:rFonts w:cs="Arial"/>
+              </w:rPr>
+              <w:t>Input</w:t>
+            </w:r>
+          </w:p>
+        </w:tc>
+        <w:tc>
+          <w:tcPr>
+            <w:tcW w:w="3439" w:type="pct"/>
+            <w:tcBorders>
+              <w:top w:val="single" w:sz="12" w:space="0" w:color="auto"/>
+              <w:bottom w:val="single" w:sz="12" w:space="0" w:color="auto"/>
+            </w:tcBorders>
+            <w:vAlign w:val="center"/>
+          </w:tcPr>
+          <w:p>
+            <w:pPr>
+              <w:pStyle w:val="Listenabsatz"/>
+              <w:numPr>
+                <w:ilvl w:val="0"/>
+                <w:numId w:val="53"/>
+              </w:numPr>
+            </w:pPr>
+            <w:r>
+              <w:t>Programm starten</w:t>
+            </w:r>
+          </w:p>
+          <w:p>
+            <w:pPr>
+              <w:pStyle w:val="Listenabsatz"/>
+              <w:numPr>
+                <w:ilvl w:val="0"/>
+                <w:numId w:val="53"/>
+              </w:numPr>
+            </w:pPr>
+            <w:r>
+              <w:t>Audioaufnahme starten mittels Button „Start“</w:t>
+            </w:r>
+          </w:p>
+          <w:p>
+            <w:pPr>
+              <w:pStyle w:val="Listenabsatz"/>
+              <w:numPr>
+                <w:ilvl w:val="0"/>
+                <w:numId w:val="53"/>
+              </w:numPr>
+            </w:pPr>
+            <w:r>
+              <w:t>Spracheingabe</w:t>
+            </w:r>
+          </w:p>
+        </w:tc>
+      </w:tr>
+      <w:tr>
+        <w:trPr>
+          <w:trHeight w:val="677"/>
+          <w:jc w:val="center"/>
+        </w:trPr>
+        <w:tc>
+          <w:tcPr>
+            <w:tcW w:w="1561" w:type="pct"/>
+            <w:tcBorders>
+              <w:top w:val="single" w:sz="12" w:space="0" w:color="auto"/>
+              <w:bottom w:val="single" w:sz="12" w:space="0" w:color="auto"/>
+            </w:tcBorders>
+            <w:vAlign w:val="center"/>
+          </w:tcPr>
+          <w:p>
+            <w:pPr>
+              <w:rPr>
+                <w:rFonts w:cs="Arial"/>
+              </w:rPr>
+            </w:pPr>
+            <w:r>
+              <w:rPr>
+                <w:rFonts w:cs="Arial"/>
+              </w:rPr>
+              <w:t>Output</w:t>
+            </w:r>
+          </w:p>
+        </w:tc>
+        <w:tc>
+          <w:tcPr>
+            <w:tcW w:w="3439" w:type="pct"/>
+            <w:tcBorders>
+              <w:top w:val="single" w:sz="12" w:space="0" w:color="auto"/>
+              <w:bottom w:val="single" w:sz="12" w:space="0" w:color="auto"/>
+            </w:tcBorders>
+            <w:vAlign w:val="center"/>
+          </w:tcPr>
+          <w:p>
+            <w:pPr>
+              <w:pStyle w:val="Listenabsatz"/>
+              <w:numPr>
+                <w:ilvl w:val="0"/>
+                <w:numId w:val="54"/>
+              </w:numPr>
+              <w:rPr>
+                <w:rFonts w:cs="Arial"/>
+              </w:rPr>
+            </w:pPr>
+            <w:r>
+              <w:rPr>
+                <w:rFonts w:cs="Arial"/>
+              </w:rPr>
+              <w:t>Zeitsignal wird erzeugt</w:t>
+            </w:r>
+          </w:p>
+        </w:tc>
+      </w:tr>
+    </w:tbl>
     <w:p/>
     <w:sectPr>
       <w:headerReference w:type="default" r:id="rId8"/>
@@ -3681,6 +6683,95 @@
 <file path=word/numbering.xml><?xml version="1.0" encoding="utf-8"?>
 <w:numbering xmlns:wpc="http://schemas.microsoft.com/office/word/2010/wordprocessingCanvas" xmlns:cx="http://schemas.microsoft.com/office/drawing/2014/chartex" xmlns:cx1="http://schemas.microsoft.com/office/drawing/2015/9/8/chartex" xmlns:cx2="http://schemas.microsoft.com/office/drawing/2015/10/21/chartex" xmlns:cx3="http://schemas.microsoft.com/office/drawing/2016/5/9/chartex" xmlns:cx4="http://schemas.microsoft.com/office/drawing/2016/5/10/chartex" xmlns:cx5="http://schemas.microsoft.com/office/drawing/2016/5/11/chartex" xmlns:cx6="http://schemas.microsoft.com/office/drawing/2016/5/12/chartex" xmlns:cx7="http://schemas.microsoft.com/office/drawing/2016/5/13/chartex" xmlns:cx8="http://schemas.microsoft.com/office/drawing/2016/5/14/chartex" xmlns:mc="http://schemas.openxmlformats.org/markup-compatibility/2006" xmlns:aink="http://schemas.microsoft.com/office/drawing/2016/ink" xmlns:am3d="http://schemas.microsoft.com/office/drawing/2017/model3d" xmlns:o="urn:schemas-microsoft-com:office:office" xmlns:oel="http://schemas.microsoft.com/office/2019/extlst" xmlns:r="http://schemas.openxmlformats.org/officeDocument/2006/relationships" xmlns:m="http://schemas.openxmlformats.org/officeDocument/2006/math" xmlns:v="urn:schemas-microsoft-com:vml" xmlns:wp14="http://schemas.microsoft.com/office/word/2010/wordprocessingDrawing" xmlns:wp="http://schemas.openxmlformats.org/drawingml/2006/wordprocessingDrawing" xmlns:w10="urn:schemas-microsoft-com:office:word" xmlns:w="http://schemas.openxmlformats.org/wordprocessingml/2006/main" xmlns:w14="http://schemas.microsoft.com/office/word/2010/wordml" xmlns:w15="http://schemas.microsoft.com/office/word/2012/wordml" xmlns:w16cex="http://schemas.microsoft.com/office/word/2018/wordml/cex" xmlns:w16cid="http://schemas.microsoft.com/office/word/2016/wordml/cid" xmlns:w16="http://schemas.microsoft.com/office/word/2018/wordml" xmlns:w16du="http://schemas.microsoft.com/office/word/2023/wordml/word16du" xmlns:w16sdtdh="http://schemas.microsoft.com/office/word/2020/wordml/sdtdatahash" xmlns:w16sdtfl="http://schemas.microsoft.com/office/word/2024/wordml/sdtformatlock" xmlns:w16se="http://schemas.microsoft.com/office/word/2015/wordml/symex" xmlns:wpg="http://schemas.microsoft.com/office/word/2010/wordprocessingGroup" xmlns:wpi="http://schemas.microsoft.com/office/word/2010/wordprocessingInk" xmlns:wne="http://schemas.microsoft.com/office/word/2006/wordml" xmlns:wps="http://schemas.microsoft.com/office/word/2010/wordprocessingShape" mc:Ignorable="w14 w15 w16se w16cid w16 w16cex w16sdtdh w16sdtfl w16du wp14">
   <w:abstractNum w:abstractNumId="0" w15:restartNumberingAfterBreak="0">
+    <w:nsid w:val="004220C7"/>
+    <w:multiLevelType w:val="hybridMultilevel"/>
+    <w:tmpl w:val="639A6672"/>
+    <w:lvl w:ilvl="0" w:tplc="FFFFFFFF">
+      <w:start w:val="1"/>
+      <w:numFmt w:val="decimal"/>
+      <w:lvlText w:val="%1."/>
+      <w:lvlJc w:val="left"/>
+      <w:pPr>
+        <w:ind w:left="720" w:hanging="360"/>
+      </w:pPr>
+      <w:rPr>
+        <w:rFonts w:hint="default"/>
+      </w:rPr>
+    </w:lvl>
+    <w:lvl w:ilvl="1" w:tplc="FFFFFFFF" w:tentative="1">
+      <w:start w:val="1"/>
+      <w:numFmt w:val="lowerLetter"/>
+      <w:lvlText w:val="%2."/>
+      <w:lvlJc w:val="left"/>
+      <w:pPr>
+        <w:ind w:left="1440" w:hanging="360"/>
+      </w:pPr>
+    </w:lvl>
+    <w:lvl w:ilvl="2" w:tplc="FFFFFFFF" w:tentative="1">
+      <w:start w:val="1"/>
+      <w:numFmt w:val="lowerRoman"/>
+      <w:lvlText w:val="%3."/>
+      <w:lvlJc w:val="right"/>
+      <w:pPr>
+        <w:ind w:left="2160" w:hanging="180"/>
+      </w:pPr>
+    </w:lvl>
+    <w:lvl w:ilvl="3" w:tplc="FFFFFFFF" w:tentative="1">
+      <w:start w:val="1"/>
+      <w:numFmt w:val="decimal"/>
+      <w:lvlText w:val="%4."/>
+      <w:lvlJc w:val="left"/>
+      <w:pPr>
+        <w:ind w:left="2880" w:hanging="360"/>
+      </w:pPr>
+    </w:lvl>
+    <w:lvl w:ilvl="4" w:tplc="FFFFFFFF" w:tentative="1">
+      <w:start w:val="1"/>
+      <w:numFmt w:val="lowerLetter"/>
+      <w:lvlText w:val="%5."/>
+      <w:lvlJc w:val="left"/>
+      <w:pPr>
+        <w:ind w:left="3600" w:hanging="360"/>
+      </w:pPr>
+    </w:lvl>
+    <w:lvl w:ilvl="5" w:tplc="FFFFFFFF" w:tentative="1">
+      <w:start w:val="1"/>
+      <w:numFmt w:val="lowerRoman"/>
+      <w:lvlText w:val="%6."/>
+      <w:lvlJc w:val="right"/>
+      <w:pPr>
+        <w:ind w:left="4320" w:hanging="180"/>
+      </w:pPr>
+    </w:lvl>
+    <w:lvl w:ilvl="6" w:tplc="FFFFFFFF" w:tentative="1">
+      <w:start w:val="1"/>
+      <w:numFmt w:val="decimal"/>
+      <w:lvlText w:val="%7."/>
+      <w:lvlJc w:val="left"/>
+      <w:pPr>
+        <w:ind w:left="5040" w:hanging="360"/>
+      </w:pPr>
+    </w:lvl>
+    <w:lvl w:ilvl="7" w:tplc="FFFFFFFF" w:tentative="1">
+      <w:start w:val="1"/>
+      <w:numFmt w:val="lowerLetter"/>
+      <w:lvlText w:val="%8."/>
+      <w:lvlJc w:val="left"/>
+      <w:pPr>
+        <w:ind w:left="5760" w:hanging="360"/>
+      </w:pPr>
+    </w:lvl>
+    <w:lvl w:ilvl="8" w:tplc="FFFFFFFF" w:tentative="1">
+      <w:start w:val="1"/>
+      <w:numFmt w:val="lowerRoman"/>
+      <w:lvlText w:val="%9."/>
+      <w:lvlJc w:val="right"/>
+      <w:pPr>
+        <w:ind w:left="6480" w:hanging="180"/>
+      </w:pPr>
+    </w:lvl>
+  </w:abstractNum>
+  <w:abstractNum w:abstractNumId="1" w15:restartNumberingAfterBreak="0">
     <w:nsid w:val="0113731C"/>
     <w:multiLevelType w:val="hybridMultilevel"/>
     <w:tmpl w:val="36826C62"/>
@@ -3793,7 +6884,96 @@
       </w:rPr>
     </w:lvl>
   </w:abstractNum>
-  <w:abstractNum w:abstractNumId="1" w15:restartNumberingAfterBreak="0">
+  <w:abstractNum w:abstractNumId="2" w15:restartNumberingAfterBreak="0">
+    <w:nsid w:val="024A7874"/>
+    <w:multiLevelType w:val="hybridMultilevel"/>
+    <w:tmpl w:val="72F22E02"/>
+    <w:lvl w:ilvl="0" w:tplc="0407000F">
+      <w:start w:val="1"/>
+      <w:numFmt w:val="decimal"/>
+      <w:lvlText w:val="%1."/>
+      <w:lvlJc w:val="left"/>
+      <w:pPr>
+        <w:ind w:left="720" w:hanging="360"/>
+      </w:pPr>
+      <w:rPr>
+        <w:rFonts w:hint="default"/>
+      </w:rPr>
+    </w:lvl>
+    <w:lvl w:ilvl="1" w:tplc="04070019" w:tentative="1">
+      <w:start w:val="1"/>
+      <w:numFmt w:val="lowerLetter"/>
+      <w:lvlText w:val="%2."/>
+      <w:lvlJc w:val="left"/>
+      <w:pPr>
+        <w:ind w:left="1440" w:hanging="360"/>
+      </w:pPr>
+    </w:lvl>
+    <w:lvl w:ilvl="2" w:tplc="0407001B" w:tentative="1">
+      <w:start w:val="1"/>
+      <w:numFmt w:val="lowerRoman"/>
+      <w:lvlText w:val="%3."/>
+      <w:lvlJc w:val="right"/>
+      <w:pPr>
+        <w:ind w:left="2160" w:hanging="180"/>
+      </w:pPr>
+    </w:lvl>
+    <w:lvl w:ilvl="3" w:tplc="0407000F" w:tentative="1">
+      <w:start w:val="1"/>
+      <w:numFmt w:val="decimal"/>
+      <w:lvlText w:val="%4."/>
+      <w:lvlJc w:val="left"/>
+      <w:pPr>
+        <w:ind w:left="2880" w:hanging="360"/>
+      </w:pPr>
+    </w:lvl>
+    <w:lvl w:ilvl="4" w:tplc="04070019" w:tentative="1">
+      <w:start w:val="1"/>
+      <w:numFmt w:val="lowerLetter"/>
+      <w:lvlText w:val="%5."/>
+      <w:lvlJc w:val="left"/>
+      <w:pPr>
+        <w:ind w:left="3600" w:hanging="360"/>
+      </w:pPr>
+    </w:lvl>
+    <w:lvl w:ilvl="5" w:tplc="0407001B" w:tentative="1">
+      <w:start w:val="1"/>
+      <w:numFmt w:val="lowerRoman"/>
+      <w:lvlText w:val="%6."/>
+      <w:lvlJc w:val="right"/>
+      <w:pPr>
+        <w:ind w:left="4320" w:hanging="180"/>
+      </w:pPr>
+    </w:lvl>
+    <w:lvl w:ilvl="6" w:tplc="0407000F" w:tentative="1">
+      <w:start w:val="1"/>
+      <w:numFmt w:val="decimal"/>
+      <w:lvlText w:val="%7."/>
+      <w:lvlJc w:val="left"/>
+      <w:pPr>
+        <w:ind w:left="5040" w:hanging="360"/>
+      </w:pPr>
+    </w:lvl>
+    <w:lvl w:ilvl="7" w:tplc="04070019" w:tentative="1">
+      <w:start w:val="1"/>
+      <w:numFmt w:val="lowerLetter"/>
+      <w:lvlText w:val="%8."/>
+      <w:lvlJc w:val="left"/>
+      <w:pPr>
+        <w:ind w:left="5760" w:hanging="360"/>
+      </w:pPr>
+    </w:lvl>
+    <w:lvl w:ilvl="8" w:tplc="0407001B" w:tentative="1">
+      <w:start w:val="1"/>
+      <w:numFmt w:val="lowerRoman"/>
+      <w:lvlText w:val="%9."/>
+      <w:lvlJc w:val="right"/>
+      <w:pPr>
+        <w:ind w:left="6480" w:hanging="180"/>
+      </w:pPr>
+    </w:lvl>
+  </w:abstractNum>
+  <w:abstractNum w:abstractNumId="3" w15:restartNumberingAfterBreak="0">
     <w:nsid w:val="04740A7C"/>
     <w:multiLevelType w:val="multilevel"/>
     <w:tmpl w:val="0FA47722"/>
@@ -3906,7 +7086,446 @@
       </w:rPr>
     </w:lvl>
   </w:abstractNum>
-  <w:abstractNum w:abstractNumId="2" w15:restartNumberingAfterBreak="0">
+  <w:abstractNum w:abstractNumId="4" w15:restartNumberingAfterBreak="0">
+    <w:nsid w:val="064821A0"/>
+    <w:multiLevelType w:val="hybridMultilevel"/>
+    <w:tmpl w:val="195AEA54"/>
+    <w:lvl w:ilvl="0" w:tplc="B404895C">
+      <w:start w:val="1"/>
+      <w:numFmt w:val="decimal"/>
+      <w:lvlText w:val="%1."/>
+      <w:lvlJc w:val="left"/>
+      <w:pPr>
+        <w:ind w:left="0" w:hanging="360"/>
+      </w:pPr>
+      <w:rPr>
+        <w:rFonts w:hint="default"/>
+      </w:rPr>
+    </w:lvl>
+    <w:lvl w:ilvl="1" w:tplc="04070019" w:tentative="1">
+      <w:start w:val="1"/>
+      <w:numFmt w:val="lowerLetter"/>
+      <w:lvlText w:val="%2."/>
+      <w:lvlJc w:val="left"/>
+      <w:pPr>
+        <w:ind w:left="1440" w:hanging="360"/>
+      </w:pPr>
+    </w:lvl>
+    <w:lvl w:ilvl="2" w:tplc="0407001B" w:tentative="1">
+      <w:start w:val="1"/>
+      <w:numFmt w:val="lowerRoman"/>
+      <w:lvlText w:val="%3."/>
+      <w:lvlJc w:val="right"/>
+      <w:pPr>
+        <w:ind w:left="2160" w:hanging="180"/>
+      </w:pPr>
+    </w:lvl>
+    <w:lvl w:ilvl="3" w:tplc="0407000F" w:tentative="1">
+      <w:start w:val="1"/>
+      <w:numFmt w:val="decimal"/>
+      <w:lvlText w:val="%4."/>
+      <w:lvlJc w:val="left"/>
+      <w:pPr>
+        <w:ind w:left="2880" w:hanging="360"/>
+      </w:pPr>
+    </w:lvl>
+    <w:lvl w:ilvl="4" w:tplc="04070019" w:tentative="1">
+      <w:start w:val="1"/>
+      <w:numFmt w:val="lowerLetter"/>
+      <w:lvlText w:val="%5."/>
+      <w:lvlJc w:val="left"/>
+      <w:pPr>
+        <w:ind w:left="3600" w:hanging="360"/>
+      </w:pPr>
+    </w:lvl>
+    <w:lvl w:ilvl="5" w:tplc="0407001B" w:tentative="1">
+      <w:start w:val="1"/>
+      <w:numFmt w:val="lowerRoman"/>
+      <w:lvlText w:val="%6."/>
+      <w:lvlJc w:val="right"/>
+      <w:pPr>
+        <w:ind w:left="4320" w:hanging="180"/>
+      </w:pPr>
+    </w:lvl>
+    <w:lvl w:ilvl="6" w:tplc="0407000F" w:tentative="1">
+      <w:start w:val="1"/>
+      <w:numFmt w:val="decimal"/>
+      <w:lvlText w:val="%7."/>
+      <w:lvlJc w:val="left"/>
+      <w:pPr>
+        <w:ind w:left="5040" w:hanging="360"/>
+      </w:pPr>
+    </w:lvl>
+    <w:lvl w:ilvl="7" w:tplc="04070019" w:tentative="1">
+      <w:start w:val="1"/>
+      <w:numFmt w:val="lowerLetter"/>
+      <w:lvlText w:val="%8."/>
+      <w:lvlJc w:val="left"/>
+      <w:pPr>
+        <w:ind w:left="5760" w:hanging="360"/>
+      </w:pPr>
+    </w:lvl>
+    <w:lvl w:ilvl="8" w:tplc="0407001B" w:tentative="1">
+      <w:start w:val="1"/>
+      <w:numFmt w:val="lowerRoman"/>
+      <w:lvlText w:val="%9."/>
+      <w:lvlJc w:val="right"/>
+      <w:pPr>
+        <w:ind w:left="6480" w:hanging="180"/>
+      </w:pPr>
+    </w:lvl>
+  </w:abstractNum>
+  <w:abstractNum w:abstractNumId="5" w15:restartNumberingAfterBreak="0">
+    <w:nsid w:val="06B90CAB"/>
+    <w:multiLevelType w:val="hybridMultilevel"/>
+    <w:tmpl w:val="7176142A"/>
+    <w:lvl w:ilvl="0" w:tplc="0407000F">
+      <w:start w:val="1"/>
+      <w:numFmt w:val="decimal"/>
+      <w:lvlText w:val="%1."/>
+      <w:lvlJc w:val="left"/>
+      <w:pPr>
+        <w:ind w:left="720" w:hanging="360"/>
+      </w:pPr>
+      <w:rPr>
+        <w:rFonts w:hint="default"/>
+      </w:rPr>
+    </w:lvl>
+    <w:lvl w:ilvl="1" w:tplc="04070019" w:tentative="1">
+      <w:start w:val="1"/>
+      <w:numFmt w:val="lowerLetter"/>
+      <w:lvlText w:val="%2."/>
+      <w:lvlJc w:val="left"/>
+      <w:pPr>
+        <w:ind w:left="1440" w:hanging="360"/>
+      </w:pPr>
+    </w:lvl>
+    <w:lvl w:ilvl="2" w:tplc="0407001B" w:tentative="1">
+      <w:start w:val="1"/>
+      <w:numFmt w:val="lowerRoman"/>
+      <w:lvlText w:val="%3."/>
+      <w:lvlJc w:val="right"/>
+      <w:pPr>
+        <w:ind w:left="2160" w:hanging="180"/>
+      </w:pPr>
+    </w:lvl>
+    <w:lvl w:ilvl="3" w:tplc="0407000F" w:tentative="1">
+      <w:start w:val="1"/>
+      <w:numFmt w:val="decimal"/>
+      <w:lvlText w:val="%4."/>
+      <w:lvlJc w:val="left"/>
+      <w:pPr>
+        <w:ind w:left="2880" w:hanging="360"/>
+      </w:pPr>
+    </w:lvl>
+    <w:lvl w:ilvl="4" w:tplc="04070019" w:tentative="1">
+      <w:start w:val="1"/>
+      <w:numFmt w:val="lowerLetter"/>
+      <w:lvlText w:val="%5."/>
+      <w:lvlJc w:val="left"/>
+      <w:pPr>
+        <w:ind w:left="3600" w:hanging="360"/>
+      </w:pPr>
+    </w:lvl>
+    <w:lvl w:ilvl="5" w:tplc="0407001B" w:tentative="1">
+      <w:start w:val="1"/>
+      <w:numFmt w:val="lowerRoman"/>
+      <w:lvlText w:val="%6."/>
+      <w:lvlJc w:val="right"/>
+      <w:pPr>
+        <w:ind w:left="4320" w:hanging="180"/>
+      </w:pPr>
+    </w:lvl>
+    <w:lvl w:ilvl="6" w:tplc="0407000F" w:tentative="1">
+      <w:start w:val="1"/>
+      <w:numFmt w:val="decimal"/>
+      <w:lvlText w:val="%7."/>
+      <w:lvlJc w:val="left"/>
+      <w:pPr>
+        <w:ind w:left="5040" w:hanging="360"/>
+      </w:pPr>
+    </w:lvl>
+    <w:lvl w:ilvl="7" w:tplc="04070019" w:tentative="1">
+      <w:start w:val="1"/>
+      <w:numFmt w:val="lowerLetter"/>
+      <w:lvlText w:val="%8."/>
+      <w:lvlJc w:val="left"/>
+      <w:pPr>
+        <w:ind w:left="5760" w:hanging="360"/>
+      </w:pPr>
+    </w:lvl>
+    <w:lvl w:ilvl="8" w:tplc="0407001B" w:tentative="1">
+      <w:start w:val="1"/>
+      <w:numFmt w:val="lowerRoman"/>
+      <w:lvlText w:val="%9."/>
+      <w:lvlJc w:val="right"/>
+      <w:pPr>
+        <w:ind w:left="6480" w:hanging="180"/>
+      </w:pPr>
+    </w:lvl>
+  </w:abstractNum>
+  <w:abstractNum w:abstractNumId="6" w15:restartNumberingAfterBreak="0">
+    <w:nsid w:val="071A24CC"/>
+    <w:multiLevelType w:val="hybridMultilevel"/>
+    <w:tmpl w:val="DEA87D46"/>
+    <w:lvl w:ilvl="0" w:tplc="0407000F">
+      <w:start w:val="1"/>
+      <w:numFmt w:val="decimal"/>
+      <w:lvlText w:val="%1."/>
+      <w:lvlJc w:val="left"/>
+      <w:pPr>
+        <w:ind w:left="720" w:hanging="360"/>
+      </w:pPr>
+    </w:lvl>
+    <w:lvl w:ilvl="1" w:tplc="04070019" w:tentative="1">
+      <w:start w:val="1"/>
+      <w:numFmt w:val="lowerLetter"/>
+      <w:lvlText w:val="%2."/>
+      <w:lvlJc w:val="left"/>
+      <w:pPr>
+        <w:ind w:left="1440" w:hanging="360"/>
+      </w:pPr>
+    </w:lvl>
+    <w:lvl w:ilvl="2" w:tplc="0407001B" w:tentative="1">
+      <w:start w:val="1"/>
+      <w:numFmt w:val="lowerRoman"/>
+      <w:lvlText w:val="%3."/>
+      <w:lvlJc w:val="right"/>
+      <w:pPr>
+        <w:ind w:left="2160" w:hanging="180"/>
+      </w:pPr>
+    </w:lvl>
+    <w:lvl w:ilvl="3" w:tplc="0407000F" w:tentative="1">
+      <w:start w:val="1"/>
+      <w:numFmt w:val="decimal"/>
+      <w:lvlText w:val="%4."/>
+      <w:lvlJc w:val="left"/>
+      <w:pPr>
+        <w:ind w:left="2880" w:hanging="360"/>
+      </w:pPr>
+    </w:lvl>
+    <w:lvl w:ilvl="4" w:tplc="04070019" w:tentative="1">
+      <w:start w:val="1"/>
+      <w:numFmt w:val="lowerLetter"/>
+      <w:lvlText w:val="%5."/>
+      <w:lvlJc w:val="left"/>
+      <w:pPr>
+        <w:ind w:left="3600" w:hanging="360"/>
+      </w:pPr>
+    </w:lvl>
+    <w:lvl w:ilvl="5" w:tplc="0407001B" w:tentative="1">
+      <w:start w:val="1"/>
+      <w:numFmt w:val="lowerRoman"/>
+      <w:lvlText w:val="%6."/>
+      <w:lvlJc w:val="right"/>
+      <w:pPr>
+        <w:ind w:left="4320" w:hanging="180"/>
+      </w:pPr>
+    </w:lvl>
+    <w:lvl w:ilvl="6" w:tplc="0407000F" w:tentative="1">
+      <w:start w:val="1"/>
+      <w:numFmt w:val="decimal"/>
+      <w:lvlText w:val="%7."/>
+      <w:lvlJc w:val="left"/>
+      <w:pPr>
+        <w:ind w:left="5040" w:hanging="360"/>
+      </w:pPr>
+    </w:lvl>
+    <w:lvl w:ilvl="7" w:tplc="04070019" w:tentative="1">
+      <w:start w:val="1"/>
+      <w:numFmt w:val="lowerLetter"/>
+      <w:lvlText w:val="%8."/>
+      <w:lvlJc w:val="left"/>
+      <w:pPr>
+        <w:ind w:left="5760" w:hanging="360"/>
+      </w:pPr>
+    </w:lvl>
+    <w:lvl w:ilvl="8" w:tplc="0407001B" w:tentative="1">
+      <w:start w:val="1"/>
+      <w:numFmt w:val="lowerRoman"/>
+      <w:lvlText w:val="%9."/>
+      <w:lvlJc w:val="right"/>
+      <w:pPr>
+        <w:ind w:left="6480" w:hanging="180"/>
+      </w:pPr>
+    </w:lvl>
+  </w:abstractNum>
+  <w:abstractNum w:abstractNumId="7" w15:restartNumberingAfterBreak="0">
+    <w:nsid w:val="083B7214"/>
+    <w:multiLevelType w:val="hybridMultilevel"/>
+    <w:tmpl w:val="6A269C56"/>
+    <w:lvl w:ilvl="0" w:tplc="0407000F">
+      <w:start w:val="1"/>
+      <w:numFmt w:val="decimal"/>
+      <w:lvlText w:val="%1."/>
+      <w:lvlJc w:val="left"/>
+      <w:pPr>
+        <w:ind w:left="720" w:hanging="360"/>
+      </w:pPr>
+    </w:lvl>
+    <w:lvl w:ilvl="1" w:tplc="04070019" w:tentative="1">
+      <w:start w:val="1"/>
+      <w:numFmt w:val="lowerLetter"/>
+      <w:lvlText w:val="%2."/>
+      <w:lvlJc w:val="left"/>
+      <w:pPr>
+        <w:ind w:left="1440" w:hanging="360"/>
+      </w:pPr>
+    </w:lvl>
+    <w:lvl w:ilvl="2" w:tplc="0407001B" w:tentative="1">
+      <w:start w:val="1"/>
+      <w:numFmt w:val="lowerRoman"/>
+      <w:lvlText w:val="%3."/>
+      <w:lvlJc w:val="right"/>
+      <w:pPr>
+        <w:ind w:left="2160" w:hanging="180"/>
+      </w:pPr>
+    </w:lvl>
+    <w:lvl w:ilvl="3" w:tplc="0407000F" w:tentative="1">
+      <w:start w:val="1"/>
+      <w:numFmt w:val="decimal"/>
+      <w:lvlText w:val="%4."/>
+      <w:lvlJc w:val="left"/>
+      <w:pPr>
+        <w:ind w:left="2880" w:hanging="360"/>
+      </w:pPr>
+    </w:lvl>
+    <w:lvl w:ilvl="4" w:tplc="04070019" w:tentative="1">
+      <w:start w:val="1"/>
+      <w:numFmt w:val="lowerLetter"/>
+      <w:lvlText w:val="%5."/>
+      <w:lvlJc w:val="left"/>
+      <w:pPr>
+        <w:ind w:left="3600" w:hanging="360"/>
+      </w:pPr>
+    </w:lvl>
+    <w:lvl w:ilvl="5" w:tplc="0407001B" w:tentative="1">
+      <w:start w:val="1"/>
+      <w:numFmt w:val="lowerRoman"/>
+      <w:lvlText w:val="%6."/>
+      <w:lvlJc w:val="right"/>
+      <w:pPr>
+        <w:ind w:left="4320" w:hanging="180"/>
+      </w:pPr>
+    </w:lvl>
+    <w:lvl w:ilvl="6" w:tplc="0407000F" w:tentative="1">
+      <w:start w:val="1"/>
+      <w:numFmt w:val="decimal"/>
+      <w:lvlText w:val="%7."/>
+      <w:lvlJc w:val="left"/>
+      <w:pPr>
+        <w:ind w:left="5040" w:hanging="360"/>
+      </w:pPr>
+    </w:lvl>
+    <w:lvl w:ilvl="7" w:tplc="04070019" w:tentative="1">
+      <w:start w:val="1"/>
+      <w:numFmt w:val="lowerLetter"/>
+      <w:lvlText w:val="%8."/>
+      <w:lvlJc w:val="left"/>
+      <w:pPr>
+        <w:ind w:left="5760" w:hanging="360"/>
+      </w:pPr>
+    </w:lvl>
+    <w:lvl w:ilvl="8" w:tplc="0407001B" w:tentative="1">
+      <w:start w:val="1"/>
+      <w:numFmt w:val="lowerRoman"/>
+      <w:lvlText w:val="%9."/>
+      <w:lvlJc w:val="right"/>
+      <w:pPr>
+        <w:ind w:left="6480" w:hanging="180"/>
+      </w:pPr>
+    </w:lvl>
+  </w:abstractNum>
+  <w:abstractNum w:abstractNumId="8" w15:restartNumberingAfterBreak="0">
+    <w:nsid w:val="0B822330"/>
+    <w:multiLevelType w:val="hybridMultilevel"/>
+    <w:tmpl w:val="67FA7824"/>
+    <w:lvl w:ilvl="0" w:tplc="AC663700">
+      <w:start w:val="1"/>
+      <w:numFmt w:val="decimal"/>
+      <w:lvlText w:val="%1."/>
+      <w:lvlJc w:val="left"/>
+      <w:pPr>
+        <w:ind w:left="1070" w:hanging="710"/>
+      </w:pPr>
+      <w:rPr>
+        <w:rFonts w:hint="default"/>
+      </w:rPr>
+    </w:lvl>
+    <w:lvl w:ilvl="1" w:tplc="04070019" w:tentative="1">
+      <w:start w:val="1"/>
+      <w:numFmt w:val="lowerLetter"/>
+      <w:lvlText w:val="%2."/>
+      <w:lvlJc w:val="left"/>
+      <w:pPr>
+        <w:ind w:left="1440" w:hanging="360"/>
+      </w:pPr>
+    </w:lvl>
+    <w:lvl w:ilvl="2" w:tplc="0407001B" w:tentative="1">
+      <w:start w:val="1"/>
+      <w:numFmt w:val="lowerRoman"/>
+      <w:lvlText w:val="%3."/>
+      <w:lvlJc w:val="right"/>
+      <w:pPr>
+        <w:ind w:left="2160" w:hanging="180"/>
+      </w:pPr>
+    </w:lvl>
+    <w:lvl w:ilvl="3" w:tplc="0407000F" w:tentative="1">
+      <w:start w:val="1"/>
+      <w:numFmt w:val="decimal"/>
+      <w:lvlText w:val="%4."/>
+      <w:lvlJc w:val="left"/>
+      <w:pPr>
+        <w:ind w:left="2880" w:hanging="360"/>
+      </w:pPr>
+    </w:lvl>
+    <w:lvl w:ilvl="4" w:tplc="04070019" w:tentative="1">
+      <w:start w:val="1"/>
+      <w:numFmt w:val="lowerLetter"/>
+      <w:lvlText w:val="%5."/>
+      <w:lvlJc w:val="left"/>
+      <w:pPr>
+        <w:ind w:left="3600" w:hanging="360"/>
+      </w:pPr>
+    </w:lvl>
+    <w:lvl w:ilvl="5" w:tplc="0407001B" w:tentative="1">
+      <w:start w:val="1"/>
+      <w:numFmt w:val="lowerRoman"/>
+      <w:lvlText w:val="%6."/>
+      <w:lvlJc w:val="right"/>
+      <w:pPr>
+        <w:ind w:left="4320" w:hanging="180"/>
+      </w:pPr>
+    </w:lvl>
+    <w:lvl w:ilvl="6" w:tplc="0407000F" w:tentative="1">
+      <w:start w:val="1"/>
+      <w:numFmt w:val="decimal"/>
+      <w:lvlText w:val="%7."/>
+      <w:lvlJc w:val="left"/>
+      <w:pPr>
+        <w:ind w:left="5040" w:hanging="360"/>
+      </w:pPr>
+    </w:lvl>
+    <w:lvl w:ilvl="7" w:tplc="04070019" w:tentative="1">
+      <w:start w:val="1"/>
+      <w:numFmt w:val="lowerLetter"/>
+      <w:lvlText w:val="%8."/>
+      <w:lvlJc w:val="left"/>
+      <w:pPr>
+        <w:ind w:left="5760" w:hanging="360"/>
+      </w:pPr>
+    </w:lvl>
+    <w:lvl w:ilvl="8" w:tplc="0407001B" w:tentative="1">
+      <w:start w:val="1"/>
+      <w:numFmt w:val="lowerRoman"/>
+      <w:lvlText w:val="%9."/>
+      <w:lvlJc w:val="right"/>
+      <w:pPr>
+        <w:ind w:left="6480" w:hanging="180"/>
+      </w:pPr>
+    </w:lvl>
+  </w:abstractNum>
+  <w:abstractNum w:abstractNumId="9" w15:restartNumberingAfterBreak="0">
     <w:nsid w:val="0E311587"/>
     <w:multiLevelType w:val="multilevel"/>
     <w:tmpl w:val="B558996C"/>
@@ -4021,7 +7640,7 @@
       </w:rPr>
     </w:lvl>
   </w:abstractNum>
-  <w:abstractNum w:abstractNumId="3" w15:restartNumberingAfterBreak="0">
+  <w:abstractNum w:abstractNumId="10" w15:restartNumberingAfterBreak="0">
     <w:nsid w:val="12A91FB5"/>
     <w:multiLevelType w:val="multilevel"/>
     <w:tmpl w:val="0FA47722"/>
@@ -4134,7 +7753,7 @@
       </w:rPr>
     </w:lvl>
   </w:abstractNum>
-  <w:abstractNum w:abstractNumId="4" w15:restartNumberingAfterBreak="0">
+  <w:abstractNum w:abstractNumId="11" w15:restartNumberingAfterBreak="0">
     <w:nsid w:val="13247023"/>
     <w:multiLevelType w:val="multilevel"/>
     <w:tmpl w:val="0FA47722"/>
@@ -4247,7 +7866,185 @@
       </w:rPr>
     </w:lvl>
   </w:abstractNum>
-  <w:abstractNum w:abstractNumId="5" w15:restartNumberingAfterBreak="0">
+  <w:abstractNum w:abstractNumId="12" w15:restartNumberingAfterBreak="0">
+    <w:nsid w:val="168773E1"/>
+    <w:multiLevelType w:val="hybridMultilevel"/>
+    <w:tmpl w:val="309A0C84"/>
+    <w:lvl w:ilvl="0" w:tplc="B404895C">
+      <w:start w:val="1"/>
+      <w:numFmt w:val="decimal"/>
+      <w:lvlText w:val="%1."/>
+      <w:lvlJc w:val="left"/>
+      <w:pPr>
+        <w:ind w:left="0" w:hanging="360"/>
+      </w:pPr>
+      <w:rPr>
+        <w:rFonts w:hint="default"/>
+      </w:rPr>
+    </w:lvl>
+    <w:lvl w:ilvl="1" w:tplc="04070019" w:tentative="1">
+      <w:start w:val="1"/>
+      <w:numFmt w:val="lowerLetter"/>
+      <w:lvlText w:val="%2."/>
+      <w:lvlJc w:val="left"/>
+      <w:pPr>
+        <w:ind w:left="720" w:hanging="360"/>
+      </w:pPr>
+    </w:lvl>
+    <w:lvl w:ilvl="2" w:tplc="0407001B" w:tentative="1">
+      <w:start w:val="1"/>
+      <w:numFmt w:val="lowerRoman"/>
+      <w:lvlText w:val="%3."/>
+      <w:lvlJc w:val="right"/>
+      <w:pPr>
+        <w:ind w:left="1440" w:hanging="180"/>
+      </w:pPr>
+    </w:lvl>
+    <w:lvl w:ilvl="3" w:tplc="0407000F" w:tentative="1">
+      <w:start w:val="1"/>
+      <w:numFmt w:val="decimal"/>
+      <w:lvlText w:val="%4."/>
+      <w:lvlJc w:val="left"/>
+      <w:pPr>
+        <w:ind w:left="2160" w:hanging="360"/>
+      </w:pPr>
+    </w:lvl>
+    <w:lvl w:ilvl="4" w:tplc="04070019" w:tentative="1">
+      <w:start w:val="1"/>
+      <w:numFmt w:val="lowerLetter"/>
+      <w:lvlText w:val="%5."/>
+      <w:lvlJc w:val="left"/>
+      <w:pPr>
+        <w:ind w:left="2880" w:hanging="360"/>
+      </w:pPr>
+    </w:lvl>
+    <w:lvl w:ilvl="5" w:tplc="0407001B" w:tentative="1">
+      <w:start w:val="1"/>
+      <w:numFmt w:val="lowerRoman"/>
+      <w:lvlText w:val="%6."/>
+      <w:lvlJc w:val="right"/>
+      <w:pPr>
+        <w:ind w:left="3600" w:hanging="180"/>
+      </w:pPr>
+    </w:lvl>
+    <w:lvl w:ilvl="6" w:tplc="0407000F" w:tentative="1">
+      <w:start w:val="1"/>
+      <w:numFmt w:val="decimal"/>
+      <w:lvlText w:val="%7."/>
+      <w:lvlJc w:val="left"/>
+      <w:pPr>
+        <w:ind w:left="4320" w:hanging="360"/>
+      </w:pPr>
+    </w:lvl>
+    <w:lvl w:ilvl="7" w:tplc="04070019" w:tentative="1">
+      <w:start w:val="1"/>
+      <w:numFmt w:val="lowerLetter"/>
+      <w:lvlText w:val="%8."/>
+      <w:lvlJc w:val="left"/>
+      <w:pPr>
+        <w:ind w:left="5040" w:hanging="360"/>
+      </w:pPr>
+    </w:lvl>
+    <w:lvl w:ilvl="8" w:tplc="0407001B" w:tentative="1">
+      <w:start w:val="1"/>
+      <w:numFmt w:val="lowerRoman"/>
+      <w:lvlText w:val="%9."/>
+      <w:lvlJc w:val="right"/>
+      <w:pPr>
+        <w:ind w:left="5760" w:hanging="180"/>
+      </w:pPr>
+    </w:lvl>
+  </w:abstractNum>
+  <w:abstractNum w:abstractNumId="13" w15:restartNumberingAfterBreak="0">
+    <w:nsid w:val="17972F8A"/>
+    <w:multiLevelType w:val="hybridMultilevel"/>
+    <w:tmpl w:val="639A6672"/>
+    <w:lvl w:ilvl="0" w:tplc="FFFFFFFF">
+      <w:start w:val="1"/>
+      <w:numFmt w:val="decimal"/>
+      <w:lvlText w:val="%1."/>
+      <w:lvlJc w:val="left"/>
+      <w:pPr>
+        <w:ind w:left="720" w:hanging="360"/>
+      </w:pPr>
+      <w:rPr>
+        <w:rFonts w:hint="default"/>
+      </w:rPr>
+    </w:lvl>
+    <w:lvl w:ilvl="1" w:tplc="FFFFFFFF" w:tentative="1">
+      <w:start w:val="1"/>
+      <w:numFmt w:val="lowerLetter"/>
+      <w:lvlText w:val="%2."/>
+      <w:lvlJc w:val="left"/>
+      <w:pPr>
+        <w:ind w:left="1440" w:hanging="360"/>
+      </w:pPr>
+    </w:lvl>
+    <w:lvl w:ilvl="2" w:tplc="FFFFFFFF" w:tentative="1">
+      <w:start w:val="1"/>
+      <w:numFmt w:val="lowerRoman"/>
+      <w:lvlText w:val="%3."/>
+      <w:lvlJc w:val="right"/>
+      <w:pPr>
+        <w:ind w:left="2160" w:hanging="180"/>
+      </w:pPr>
+    </w:lvl>
+    <w:lvl w:ilvl="3" w:tplc="FFFFFFFF" w:tentative="1">
+      <w:start w:val="1"/>
+      <w:numFmt w:val="decimal"/>
+      <w:lvlText w:val="%4."/>
+      <w:lvlJc w:val="left"/>
+      <w:pPr>
+        <w:ind w:left="2880" w:hanging="360"/>
+      </w:pPr>
+    </w:lvl>
+    <w:lvl w:ilvl="4" w:tplc="FFFFFFFF" w:tentative="1">
+      <w:start w:val="1"/>
+      <w:numFmt w:val="lowerLetter"/>
+      <w:lvlText w:val="%5."/>
+      <w:lvlJc w:val="left"/>
+      <w:pPr>
+        <w:ind w:left="3600" w:hanging="360"/>
+      </w:pPr>
+    </w:lvl>
+    <w:lvl w:ilvl="5" w:tplc="FFFFFFFF" w:tentative="1">
+      <w:start w:val="1"/>
+      <w:numFmt w:val="lowerRoman"/>
+      <w:lvlText w:val="%6."/>
+      <w:lvlJc w:val="right"/>
+      <w:pPr>
+        <w:ind w:left="4320" w:hanging="180"/>
+      </w:pPr>
+    </w:lvl>
+    <w:lvl w:ilvl="6" w:tplc="FFFFFFFF" w:tentative="1">
+      <w:start w:val="1"/>
+      <w:numFmt w:val="decimal"/>
+      <w:lvlText w:val="%7."/>
+      <w:lvlJc w:val="left"/>
+      <w:pPr>
+        <w:ind w:left="5040" w:hanging="360"/>
+      </w:pPr>
+    </w:lvl>
+    <w:lvl w:ilvl="7" w:tplc="FFFFFFFF" w:tentative="1">
+      <w:start w:val="1"/>
+      <w:numFmt w:val="lowerLetter"/>
+      <w:lvlText w:val="%8."/>
+      <w:lvlJc w:val="left"/>
+      <w:pPr>
+        <w:ind w:left="5760" w:hanging="360"/>
+      </w:pPr>
+    </w:lvl>
+    <w:lvl w:ilvl="8" w:tplc="FFFFFFFF" w:tentative="1">
+      <w:start w:val="1"/>
+      <w:numFmt w:val="lowerRoman"/>
+      <w:lvlText w:val="%9."/>
+      <w:lvlJc w:val="right"/>
+      <w:pPr>
+        <w:ind w:left="6480" w:hanging="180"/>
+      </w:pPr>
+    </w:lvl>
+  </w:abstractNum>
+  <w:abstractNum w:abstractNumId="14" w15:restartNumberingAfterBreak="0">
     <w:nsid w:val="182042D1"/>
     <w:multiLevelType w:val="multilevel"/>
     <w:tmpl w:val="AAA29E06"/>
@@ -4368,7 +8165,185 @@
       </w:rPr>
     </w:lvl>
   </w:abstractNum>
-  <w:abstractNum w:abstractNumId="6" w15:restartNumberingAfterBreak="0">
+  <w:abstractNum w:abstractNumId="15" w15:restartNumberingAfterBreak="0">
+    <w:nsid w:val="186516F1"/>
+    <w:multiLevelType w:val="hybridMultilevel"/>
+    <w:tmpl w:val="551ED568"/>
+    <w:lvl w:ilvl="0" w:tplc="0407000F">
+      <w:start w:val="1"/>
+      <w:numFmt w:val="decimal"/>
+      <w:lvlText w:val="%1."/>
+      <w:lvlJc w:val="left"/>
+      <w:pPr>
+        <w:ind w:left="720" w:hanging="360"/>
+      </w:pPr>
+      <w:rPr>
+        <w:rFonts w:hint="default"/>
+      </w:rPr>
+    </w:lvl>
+    <w:lvl w:ilvl="1" w:tplc="04070019" w:tentative="1">
+      <w:start w:val="1"/>
+      <w:numFmt w:val="lowerLetter"/>
+      <w:lvlText w:val="%2."/>
+      <w:lvlJc w:val="left"/>
+      <w:pPr>
+        <w:ind w:left="1440" w:hanging="360"/>
+      </w:pPr>
+    </w:lvl>
+    <w:lvl w:ilvl="2" w:tplc="0407001B" w:tentative="1">
+      <w:start w:val="1"/>
+      <w:numFmt w:val="lowerRoman"/>
+      <w:lvlText w:val="%3."/>
+      <w:lvlJc w:val="right"/>
+      <w:pPr>
+        <w:ind w:left="2160" w:hanging="180"/>
+      </w:pPr>
+    </w:lvl>
+    <w:lvl w:ilvl="3" w:tplc="0407000F" w:tentative="1">
+      <w:start w:val="1"/>
+      <w:numFmt w:val="decimal"/>
+      <w:lvlText w:val="%4."/>
+      <w:lvlJc w:val="left"/>
+      <w:pPr>
+        <w:ind w:left="2880" w:hanging="360"/>
+      </w:pPr>
+    </w:lvl>
+    <w:lvl w:ilvl="4" w:tplc="04070019" w:tentative="1">
+      <w:start w:val="1"/>
+      <w:numFmt w:val="lowerLetter"/>
+      <w:lvlText w:val="%5."/>
+      <w:lvlJc w:val="left"/>
+      <w:pPr>
+        <w:ind w:left="3600" w:hanging="360"/>
+      </w:pPr>
+    </w:lvl>
+    <w:lvl w:ilvl="5" w:tplc="0407001B" w:tentative="1">
+      <w:start w:val="1"/>
+      <w:numFmt w:val="lowerRoman"/>
+      <w:lvlText w:val="%6."/>
+      <w:lvlJc w:val="right"/>
+      <w:pPr>
+        <w:ind w:left="4320" w:hanging="180"/>
+      </w:pPr>
+    </w:lvl>
+    <w:lvl w:ilvl="6" w:tplc="0407000F" w:tentative="1">
+      <w:start w:val="1"/>
+      <w:numFmt w:val="decimal"/>
+      <w:lvlText w:val="%7."/>
+      <w:lvlJc w:val="left"/>
+      <w:pPr>
+        <w:ind w:left="5040" w:hanging="360"/>
+      </w:pPr>
+    </w:lvl>
+    <w:lvl w:ilvl="7" w:tplc="04070019" w:tentative="1">
+      <w:start w:val="1"/>
+      <w:numFmt w:val="lowerLetter"/>
+      <w:lvlText w:val="%8."/>
+      <w:lvlJc w:val="left"/>
+      <w:pPr>
+        <w:ind w:left="5760" w:hanging="360"/>
+      </w:pPr>
+    </w:lvl>
+    <w:lvl w:ilvl="8" w:tplc="0407001B" w:tentative="1">
+      <w:start w:val="1"/>
+      <w:numFmt w:val="lowerRoman"/>
+      <w:lvlText w:val="%9."/>
+      <w:lvlJc w:val="right"/>
+      <w:pPr>
+        <w:ind w:left="6480" w:hanging="180"/>
+      </w:pPr>
+    </w:lvl>
+  </w:abstractNum>
+  <w:abstractNum w:abstractNumId="16" w15:restartNumberingAfterBreak="0">
+    <w:nsid w:val="19A46009"/>
+    <w:multiLevelType w:val="hybridMultilevel"/>
+    <w:tmpl w:val="EDA68DDC"/>
+    <w:lvl w:ilvl="0" w:tplc="FFFFFFFF">
+      <w:start w:val="1"/>
+      <w:numFmt w:val="decimal"/>
+      <w:lvlText w:val="%1."/>
+      <w:lvlJc w:val="left"/>
+      <w:pPr>
+        <w:ind w:left="720" w:hanging="360"/>
+      </w:pPr>
+      <w:rPr>
+        <w:rFonts w:hint="default"/>
+      </w:rPr>
+    </w:lvl>
+    <w:lvl w:ilvl="1" w:tplc="FFFFFFFF" w:tentative="1">
+      <w:start w:val="1"/>
+      <w:numFmt w:val="lowerLetter"/>
+      <w:lvlText w:val="%2."/>
+      <w:lvlJc w:val="left"/>
+      <w:pPr>
+        <w:ind w:left="1440" w:hanging="360"/>
+      </w:pPr>
+    </w:lvl>
+    <w:lvl w:ilvl="2" w:tplc="FFFFFFFF" w:tentative="1">
+      <w:start w:val="1"/>
+      <w:numFmt w:val="lowerRoman"/>
+      <w:lvlText w:val="%3."/>
+      <w:lvlJc w:val="right"/>
+      <w:pPr>
+        <w:ind w:left="2160" w:hanging="180"/>
+      </w:pPr>
+    </w:lvl>
+    <w:lvl w:ilvl="3" w:tplc="FFFFFFFF" w:tentative="1">
+      <w:start w:val="1"/>
+      <w:numFmt w:val="decimal"/>
+      <w:lvlText w:val="%4."/>
+      <w:lvlJc w:val="left"/>
+      <w:pPr>
+        <w:ind w:left="2880" w:hanging="360"/>
+      </w:pPr>
+    </w:lvl>
+    <w:lvl w:ilvl="4" w:tplc="FFFFFFFF" w:tentative="1">
+      <w:start w:val="1"/>
+      <w:numFmt w:val="lowerLetter"/>
+      <w:lvlText w:val="%5."/>
+      <w:lvlJc w:val="left"/>
+      <w:pPr>
+        <w:ind w:left="3600" w:hanging="360"/>
+      </w:pPr>
+    </w:lvl>
+    <w:lvl w:ilvl="5" w:tplc="FFFFFFFF" w:tentative="1">
+      <w:start w:val="1"/>
+      <w:numFmt w:val="lowerRoman"/>
+      <w:lvlText w:val="%6."/>
+      <w:lvlJc w:val="right"/>
+      <w:pPr>
+        <w:ind w:left="4320" w:hanging="180"/>
+      </w:pPr>
+    </w:lvl>
+    <w:lvl w:ilvl="6" w:tplc="FFFFFFFF" w:tentative="1">
+      <w:start w:val="1"/>
+      <w:numFmt w:val="decimal"/>
+      <w:lvlText w:val="%7."/>
+      <w:lvlJc w:val="left"/>
+      <w:pPr>
+        <w:ind w:left="5040" w:hanging="360"/>
+      </w:pPr>
+    </w:lvl>
+    <w:lvl w:ilvl="7" w:tplc="FFFFFFFF" w:tentative="1">
+      <w:start w:val="1"/>
+      <w:numFmt w:val="lowerLetter"/>
+      <w:lvlText w:val="%8."/>
+      <w:lvlJc w:val="left"/>
+      <w:pPr>
+        <w:ind w:left="5760" w:hanging="360"/>
+      </w:pPr>
+    </w:lvl>
+    <w:lvl w:ilvl="8" w:tplc="FFFFFFFF" w:tentative="1">
+      <w:start w:val="1"/>
+      <w:numFmt w:val="lowerRoman"/>
+      <w:lvlText w:val="%9."/>
+      <w:lvlJc w:val="right"/>
+      <w:pPr>
+        <w:ind w:left="6480" w:hanging="180"/>
+      </w:pPr>
+    </w:lvl>
+  </w:abstractNum>
+  <w:abstractNum w:abstractNumId="17" w15:restartNumberingAfterBreak="0">
     <w:nsid w:val="1A9874EF"/>
     <w:multiLevelType w:val="multilevel"/>
     <w:tmpl w:val="0FA47722"/>
@@ -4481,7 +8456,96 @@
       </w:rPr>
     </w:lvl>
   </w:abstractNum>
-  <w:abstractNum w:abstractNumId="7" w15:restartNumberingAfterBreak="0">
+  <w:abstractNum w:abstractNumId="18" w15:restartNumberingAfterBreak="0">
+    <w:nsid w:val="2895235B"/>
+    <w:multiLevelType w:val="hybridMultilevel"/>
+    <w:tmpl w:val="776E4A72"/>
+    <w:lvl w:ilvl="0" w:tplc="0407000F">
+      <w:start w:val="1"/>
+      <w:numFmt w:val="decimal"/>
+      <w:lvlText w:val="%1."/>
+      <w:lvlJc w:val="left"/>
+      <w:pPr>
+        <w:ind w:left="720" w:hanging="360"/>
+      </w:pPr>
+      <w:rPr>
+        <w:rFonts w:hint="default"/>
+      </w:rPr>
+    </w:lvl>
+    <w:lvl w:ilvl="1" w:tplc="04070019" w:tentative="1">
+      <w:start w:val="1"/>
+      <w:numFmt w:val="lowerLetter"/>
+      <w:lvlText w:val="%2."/>
+      <w:lvlJc w:val="left"/>
+      <w:pPr>
+        <w:ind w:left="1440" w:hanging="360"/>
+      </w:pPr>
+    </w:lvl>
+    <w:lvl w:ilvl="2" w:tplc="0407001B" w:tentative="1">
+      <w:start w:val="1"/>
+      <w:numFmt w:val="lowerRoman"/>
+      <w:lvlText w:val="%3."/>
+      <w:lvlJc w:val="right"/>
+      <w:pPr>
+        <w:ind w:left="2160" w:hanging="180"/>
+      </w:pPr>
+    </w:lvl>
+    <w:lvl w:ilvl="3" w:tplc="0407000F" w:tentative="1">
+      <w:start w:val="1"/>
+      <w:numFmt w:val="decimal"/>
+      <w:lvlText w:val="%4."/>
+      <w:lvlJc w:val="left"/>
+      <w:pPr>
+        <w:ind w:left="2880" w:hanging="360"/>
+      </w:pPr>
+    </w:lvl>
+    <w:lvl w:ilvl="4" w:tplc="04070019" w:tentative="1">
+      <w:start w:val="1"/>
+      <w:numFmt w:val="lowerLetter"/>
+      <w:lvlText w:val="%5."/>
+      <w:lvlJc w:val="left"/>
+      <w:pPr>
+        <w:ind w:left="3600" w:hanging="360"/>
+      </w:pPr>
+    </w:lvl>
+    <w:lvl w:ilvl="5" w:tplc="0407001B" w:tentative="1">
+      <w:start w:val="1"/>
+      <w:numFmt w:val="lowerRoman"/>
+      <w:lvlText w:val="%6."/>
+      <w:lvlJc w:val="right"/>
+      <w:pPr>
+        <w:ind w:left="4320" w:hanging="180"/>
+      </w:pPr>
+    </w:lvl>
+    <w:lvl w:ilvl="6" w:tplc="0407000F" w:tentative="1">
+      <w:start w:val="1"/>
+      <w:numFmt w:val="decimal"/>
+      <w:lvlText w:val="%7."/>
+      <w:lvlJc w:val="left"/>
+      <w:pPr>
+        <w:ind w:left="5040" w:hanging="360"/>
+      </w:pPr>
+    </w:lvl>
+    <w:lvl w:ilvl="7" w:tplc="04070019" w:tentative="1">
+      <w:start w:val="1"/>
+      <w:numFmt w:val="lowerLetter"/>
+      <w:lvlText w:val="%8."/>
+      <w:lvlJc w:val="left"/>
+      <w:pPr>
+        <w:ind w:left="5760" w:hanging="360"/>
+      </w:pPr>
+    </w:lvl>
+    <w:lvl w:ilvl="8" w:tplc="0407001B" w:tentative="1">
+      <w:start w:val="1"/>
+      <w:numFmt w:val="lowerRoman"/>
+      <w:lvlText w:val="%9."/>
+      <w:lvlJc w:val="right"/>
+      <w:pPr>
+        <w:ind w:left="6480" w:hanging="180"/>
+      </w:pPr>
+    </w:lvl>
+  </w:abstractNum>
+  <w:abstractNum w:abstractNumId="19" w15:restartNumberingAfterBreak="0">
     <w:nsid w:val="2AF65695"/>
     <w:multiLevelType w:val="multilevel"/>
     <w:tmpl w:val="B558996C"/>
@@ -4595,7 +8659,185 @@
       </w:rPr>
     </w:lvl>
   </w:abstractNum>
-  <w:abstractNum w:abstractNumId="8" w15:restartNumberingAfterBreak="0">
+  <w:abstractNum w:abstractNumId="20" w15:restartNumberingAfterBreak="0">
+    <w:nsid w:val="2B2A2290"/>
+    <w:multiLevelType w:val="hybridMultilevel"/>
+    <w:tmpl w:val="728C05B2"/>
+    <w:lvl w:ilvl="0" w:tplc="0407000F">
+      <w:start w:val="1"/>
+      <w:numFmt w:val="decimal"/>
+      <w:lvlText w:val="%1."/>
+      <w:lvlJc w:val="left"/>
+      <w:pPr>
+        <w:ind w:left="720" w:hanging="360"/>
+      </w:pPr>
+      <w:rPr>
+        <w:rFonts w:hint="default"/>
+      </w:rPr>
+    </w:lvl>
+    <w:lvl w:ilvl="1" w:tplc="04070019" w:tentative="1">
+      <w:start w:val="1"/>
+      <w:numFmt w:val="lowerLetter"/>
+      <w:lvlText w:val="%2."/>
+      <w:lvlJc w:val="left"/>
+      <w:pPr>
+        <w:ind w:left="1440" w:hanging="360"/>
+      </w:pPr>
+    </w:lvl>
+    <w:lvl w:ilvl="2" w:tplc="0407001B" w:tentative="1">
+      <w:start w:val="1"/>
+      <w:numFmt w:val="lowerRoman"/>
+      <w:lvlText w:val="%3."/>
+      <w:lvlJc w:val="right"/>
+      <w:pPr>
+        <w:ind w:left="2160" w:hanging="180"/>
+      </w:pPr>
+    </w:lvl>
+    <w:lvl w:ilvl="3" w:tplc="0407000F" w:tentative="1">
+      <w:start w:val="1"/>
+      <w:numFmt w:val="decimal"/>
+      <w:lvlText w:val="%4."/>
+      <w:lvlJc w:val="left"/>
+      <w:pPr>
+        <w:ind w:left="2880" w:hanging="360"/>
+      </w:pPr>
+    </w:lvl>
+    <w:lvl w:ilvl="4" w:tplc="04070019" w:tentative="1">
+      <w:start w:val="1"/>
+      <w:numFmt w:val="lowerLetter"/>
+      <w:lvlText w:val="%5."/>
+      <w:lvlJc w:val="left"/>
+      <w:pPr>
+        <w:ind w:left="3600" w:hanging="360"/>
+      </w:pPr>
+    </w:lvl>
+    <w:lvl w:ilvl="5" w:tplc="0407001B" w:tentative="1">
+      <w:start w:val="1"/>
+      <w:numFmt w:val="lowerRoman"/>
+      <w:lvlText w:val="%6."/>
+      <w:lvlJc w:val="right"/>
+      <w:pPr>
+        <w:ind w:left="4320" w:hanging="180"/>
+      </w:pPr>
+    </w:lvl>
+    <w:lvl w:ilvl="6" w:tplc="0407000F" w:tentative="1">
+      <w:start w:val="1"/>
+      <w:numFmt w:val="decimal"/>
+      <w:lvlText w:val="%7."/>
+      <w:lvlJc w:val="left"/>
+      <w:pPr>
+        <w:ind w:left="5040" w:hanging="360"/>
+      </w:pPr>
+    </w:lvl>
+    <w:lvl w:ilvl="7" w:tplc="04070019" w:tentative="1">
+      <w:start w:val="1"/>
+      <w:numFmt w:val="lowerLetter"/>
+      <w:lvlText w:val="%8."/>
+      <w:lvlJc w:val="left"/>
+      <w:pPr>
+        <w:ind w:left="5760" w:hanging="360"/>
+      </w:pPr>
+    </w:lvl>
+    <w:lvl w:ilvl="8" w:tplc="0407001B" w:tentative="1">
+      <w:start w:val="1"/>
+      <w:numFmt w:val="lowerRoman"/>
+      <w:lvlText w:val="%9."/>
+      <w:lvlJc w:val="right"/>
+      <w:pPr>
+        <w:ind w:left="6480" w:hanging="180"/>
+      </w:pPr>
+    </w:lvl>
+  </w:abstractNum>
+  <w:abstractNum w:abstractNumId="21" w15:restartNumberingAfterBreak="0">
+    <w:nsid w:val="2B81235E"/>
+    <w:multiLevelType w:val="hybridMultilevel"/>
+    <w:tmpl w:val="535665B2"/>
+    <w:lvl w:ilvl="0" w:tplc="0407000F">
+      <w:start w:val="1"/>
+      <w:numFmt w:val="decimal"/>
+      <w:lvlText w:val="%1."/>
+      <w:lvlJc w:val="left"/>
+      <w:pPr>
+        <w:ind w:left="720" w:hanging="360"/>
+      </w:pPr>
+      <w:rPr>
+        <w:rFonts w:hint="default"/>
+      </w:rPr>
+    </w:lvl>
+    <w:lvl w:ilvl="1" w:tplc="04070019" w:tentative="1">
+      <w:start w:val="1"/>
+      <w:numFmt w:val="lowerLetter"/>
+      <w:lvlText w:val="%2."/>
+      <w:lvlJc w:val="left"/>
+      <w:pPr>
+        <w:ind w:left="1440" w:hanging="360"/>
+      </w:pPr>
+    </w:lvl>
+    <w:lvl w:ilvl="2" w:tplc="0407001B" w:tentative="1">
+      <w:start w:val="1"/>
+      <w:numFmt w:val="lowerRoman"/>
+      <w:lvlText w:val="%3."/>
+      <w:lvlJc w:val="right"/>
+      <w:pPr>
+        <w:ind w:left="2160" w:hanging="180"/>
+      </w:pPr>
+    </w:lvl>
+    <w:lvl w:ilvl="3" w:tplc="0407000F" w:tentative="1">
+      <w:start w:val="1"/>
+      <w:numFmt w:val="decimal"/>
+      <w:lvlText w:val="%4."/>
+      <w:lvlJc w:val="left"/>
+      <w:pPr>
+        <w:ind w:left="2880" w:hanging="360"/>
+      </w:pPr>
+    </w:lvl>
+    <w:lvl w:ilvl="4" w:tplc="04070019" w:tentative="1">
+      <w:start w:val="1"/>
+      <w:numFmt w:val="lowerLetter"/>
+      <w:lvlText w:val="%5."/>
+      <w:lvlJc w:val="left"/>
+      <w:pPr>
+        <w:ind w:left="3600" w:hanging="360"/>
+      </w:pPr>
+    </w:lvl>
+    <w:lvl w:ilvl="5" w:tplc="0407001B" w:tentative="1">
+      <w:start w:val="1"/>
+      <w:numFmt w:val="lowerRoman"/>
+      <w:lvlText w:val="%6."/>
+      <w:lvlJc w:val="right"/>
+      <w:pPr>
+        <w:ind w:left="4320" w:hanging="180"/>
+      </w:pPr>
+    </w:lvl>
+    <w:lvl w:ilvl="6" w:tplc="0407000F" w:tentative="1">
+      <w:start w:val="1"/>
+      <w:numFmt w:val="decimal"/>
+      <w:lvlText w:val="%7."/>
+      <w:lvlJc w:val="left"/>
+      <w:pPr>
+        <w:ind w:left="5040" w:hanging="360"/>
+      </w:pPr>
+    </w:lvl>
+    <w:lvl w:ilvl="7" w:tplc="04070019" w:tentative="1">
+      <w:start w:val="1"/>
+      <w:numFmt w:val="lowerLetter"/>
+      <w:lvlText w:val="%8."/>
+      <w:lvlJc w:val="left"/>
+      <w:pPr>
+        <w:ind w:left="5760" w:hanging="360"/>
+      </w:pPr>
+    </w:lvl>
+    <w:lvl w:ilvl="8" w:tplc="0407001B" w:tentative="1">
+      <w:start w:val="1"/>
+      <w:numFmt w:val="lowerRoman"/>
+      <w:lvlText w:val="%9."/>
+      <w:lvlJc w:val="right"/>
+      <w:pPr>
+        <w:ind w:left="6480" w:hanging="180"/>
+      </w:pPr>
+    </w:lvl>
+  </w:abstractNum>
+  <w:abstractNum w:abstractNumId="22" w15:restartNumberingAfterBreak="0">
     <w:nsid w:val="2C740CAE"/>
     <w:multiLevelType w:val="multilevel"/>
     <w:tmpl w:val="B558996C"/>
@@ -4710,7 +8952,7 @@
       </w:rPr>
     </w:lvl>
   </w:abstractNum>
-  <w:abstractNum w:abstractNumId="9" w15:restartNumberingAfterBreak="0">
+  <w:abstractNum w:abstractNumId="23" w15:restartNumberingAfterBreak="0">
     <w:nsid w:val="30D81290"/>
     <w:multiLevelType w:val="hybridMultilevel"/>
     <w:tmpl w:val="8932B884"/>
@@ -4823,7 +9065,185 @@
       </w:rPr>
     </w:lvl>
   </w:abstractNum>
-  <w:abstractNum w:abstractNumId="10" w15:restartNumberingAfterBreak="0">
+  <w:abstractNum w:abstractNumId="24" w15:restartNumberingAfterBreak="0">
+    <w:nsid w:val="328E25B5"/>
+    <w:multiLevelType w:val="hybridMultilevel"/>
+    <w:tmpl w:val="11728D3E"/>
+    <w:lvl w:ilvl="0" w:tplc="0407000F">
+      <w:start w:val="1"/>
+      <w:numFmt w:val="decimal"/>
+      <w:lvlText w:val="%1."/>
+      <w:lvlJc w:val="left"/>
+      <w:pPr>
+        <w:ind w:left="720" w:hanging="360"/>
+      </w:pPr>
+      <w:rPr>
+        <w:rFonts w:hint="default"/>
+      </w:rPr>
+    </w:lvl>
+    <w:lvl w:ilvl="1" w:tplc="04070019" w:tentative="1">
+      <w:start w:val="1"/>
+      <w:numFmt w:val="lowerLetter"/>
+      <w:lvlText w:val="%2."/>
+      <w:lvlJc w:val="left"/>
+      <w:pPr>
+        <w:ind w:left="1440" w:hanging="360"/>
+      </w:pPr>
+    </w:lvl>
+    <w:lvl w:ilvl="2" w:tplc="0407001B" w:tentative="1">
+      <w:start w:val="1"/>
+      <w:numFmt w:val="lowerRoman"/>
+      <w:lvlText w:val="%3."/>
+      <w:lvlJc w:val="right"/>
+      <w:pPr>
+        <w:ind w:left="2160" w:hanging="180"/>
+      </w:pPr>
+    </w:lvl>
+    <w:lvl w:ilvl="3" w:tplc="0407000F" w:tentative="1">
+      <w:start w:val="1"/>
+      <w:numFmt w:val="decimal"/>
+      <w:lvlText w:val="%4."/>
+      <w:lvlJc w:val="left"/>
+      <w:pPr>
+        <w:ind w:left="2880" w:hanging="360"/>
+      </w:pPr>
+    </w:lvl>
+    <w:lvl w:ilvl="4" w:tplc="04070019" w:tentative="1">
+      <w:start w:val="1"/>
+      <w:numFmt w:val="lowerLetter"/>
+      <w:lvlText w:val="%5."/>
+      <w:lvlJc w:val="left"/>
+      <w:pPr>
+        <w:ind w:left="3600" w:hanging="360"/>
+      </w:pPr>
+    </w:lvl>
+    <w:lvl w:ilvl="5" w:tplc="0407001B" w:tentative="1">
+      <w:start w:val="1"/>
+      <w:numFmt w:val="lowerRoman"/>
+      <w:lvlText w:val="%6."/>
+      <w:lvlJc w:val="right"/>
+      <w:pPr>
+        <w:ind w:left="4320" w:hanging="180"/>
+      </w:pPr>
+    </w:lvl>
+    <w:lvl w:ilvl="6" w:tplc="0407000F" w:tentative="1">
+      <w:start w:val="1"/>
+      <w:numFmt w:val="decimal"/>
+      <w:lvlText w:val="%7."/>
+      <w:lvlJc w:val="left"/>
+      <w:pPr>
+        <w:ind w:left="5040" w:hanging="360"/>
+      </w:pPr>
+    </w:lvl>
+    <w:lvl w:ilvl="7" w:tplc="04070019" w:tentative="1">
+      <w:start w:val="1"/>
+      <w:numFmt w:val="lowerLetter"/>
+      <w:lvlText w:val="%8."/>
+      <w:lvlJc w:val="left"/>
+      <w:pPr>
+        <w:ind w:left="5760" w:hanging="360"/>
+      </w:pPr>
+    </w:lvl>
+    <w:lvl w:ilvl="8" w:tplc="0407001B" w:tentative="1">
+      <w:start w:val="1"/>
+      <w:numFmt w:val="lowerRoman"/>
+      <w:lvlText w:val="%9."/>
+      <w:lvlJc w:val="right"/>
+      <w:pPr>
+        <w:ind w:left="6480" w:hanging="180"/>
+      </w:pPr>
+    </w:lvl>
+  </w:abstractNum>
+  <w:abstractNum w:abstractNumId="25" w15:restartNumberingAfterBreak="0">
+    <w:nsid w:val="33365909"/>
+    <w:multiLevelType w:val="hybridMultilevel"/>
+    <w:tmpl w:val="2CB468E4"/>
+    <w:lvl w:ilvl="0" w:tplc="0407000F">
+      <w:start w:val="1"/>
+      <w:numFmt w:val="decimal"/>
+      <w:lvlText w:val="%1."/>
+      <w:lvlJc w:val="left"/>
+      <w:pPr>
+        <w:ind w:left="720" w:hanging="360"/>
+      </w:pPr>
+      <w:rPr>
+        <w:rFonts w:hint="default"/>
+      </w:rPr>
+    </w:lvl>
+    <w:lvl w:ilvl="1" w:tplc="04070019" w:tentative="1">
+      <w:start w:val="1"/>
+      <w:numFmt w:val="lowerLetter"/>
+      <w:lvlText w:val="%2."/>
+      <w:lvlJc w:val="left"/>
+      <w:pPr>
+        <w:ind w:left="1440" w:hanging="360"/>
+      </w:pPr>
+    </w:lvl>
+    <w:lvl w:ilvl="2" w:tplc="0407001B" w:tentative="1">
+      <w:start w:val="1"/>
+      <w:numFmt w:val="lowerRoman"/>
+      <w:lvlText w:val="%3."/>
+      <w:lvlJc w:val="right"/>
+      <w:pPr>
+        <w:ind w:left="2160" w:hanging="180"/>
+      </w:pPr>
+    </w:lvl>
+    <w:lvl w:ilvl="3" w:tplc="0407000F" w:tentative="1">
+      <w:start w:val="1"/>
+      <w:numFmt w:val="decimal"/>
+      <w:lvlText w:val="%4."/>
+      <w:lvlJc w:val="left"/>
+      <w:pPr>
+        <w:ind w:left="2880" w:hanging="360"/>
+      </w:pPr>
+    </w:lvl>
+    <w:lvl w:ilvl="4" w:tplc="04070019" w:tentative="1">
+      <w:start w:val="1"/>
+      <w:numFmt w:val="lowerLetter"/>
+      <w:lvlText w:val="%5."/>
+      <w:lvlJc w:val="left"/>
+      <w:pPr>
+        <w:ind w:left="3600" w:hanging="360"/>
+      </w:pPr>
+    </w:lvl>
+    <w:lvl w:ilvl="5" w:tplc="0407001B" w:tentative="1">
+      <w:start w:val="1"/>
+      <w:numFmt w:val="lowerRoman"/>
+      <w:lvlText w:val="%6."/>
+      <w:lvlJc w:val="right"/>
+      <w:pPr>
+        <w:ind w:left="4320" w:hanging="180"/>
+      </w:pPr>
+    </w:lvl>
+    <w:lvl w:ilvl="6" w:tplc="0407000F" w:tentative="1">
+      <w:start w:val="1"/>
+      <w:numFmt w:val="decimal"/>
+      <w:lvlText w:val="%7."/>
+      <w:lvlJc w:val="left"/>
+      <w:pPr>
+        <w:ind w:left="5040" w:hanging="360"/>
+      </w:pPr>
+    </w:lvl>
+    <w:lvl w:ilvl="7" w:tplc="04070019" w:tentative="1">
+      <w:start w:val="1"/>
+      <w:numFmt w:val="lowerLetter"/>
+      <w:lvlText w:val="%8."/>
+      <w:lvlJc w:val="left"/>
+      <w:pPr>
+        <w:ind w:left="5760" w:hanging="360"/>
+      </w:pPr>
+    </w:lvl>
+    <w:lvl w:ilvl="8" w:tplc="0407001B" w:tentative="1">
+      <w:start w:val="1"/>
+      <w:numFmt w:val="lowerRoman"/>
+      <w:lvlText w:val="%9."/>
+      <w:lvlJc w:val="right"/>
+      <w:pPr>
+        <w:ind w:left="6480" w:hanging="180"/>
+      </w:pPr>
+    </w:lvl>
+  </w:abstractNum>
+  <w:abstractNum w:abstractNumId="26" w15:restartNumberingAfterBreak="0">
     <w:nsid w:val="35E96FFF"/>
     <w:multiLevelType w:val="hybridMultilevel"/>
     <w:tmpl w:val="A9FA8DE8"/>
@@ -4936,7 +9356,452 @@
       </w:rPr>
     </w:lvl>
   </w:abstractNum>
-  <w:abstractNum w:abstractNumId="11" w15:restartNumberingAfterBreak="0">
+  <w:abstractNum w:abstractNumId="27" w15:restartNumberingAfterBreak="0">
+    <w:nsid w:val="36B04AA3"/>
+    <w:multiLevelType w:val="hybridMultilevel"/>
+    <w:tmpl w:val="A1A23BE8"/>
+    <w:lvl w:ilvl="0" w:tplc="FFFFFFFF">
+      <w:start w:val="1"/>
+      <w:numFmt w:val="decimal"/>
+      <w:lvlText w:val="%1."/>
+      <w:lvlJc w:val="left"/>
+      <w:pPr>
+        <w:ind w:left="720" w:hanging="360"/>
+      </w:pPr>
+      <w:rPr>
+        <w:rFonts w:hint="default"/>
+      </w:rPr>
+    </w:lvl>
+    <w:lvl w:ilvl="1" w:tplc="FFFFFFFF" w:tentative="1">
+      <w:start w:val="1"/>
+      <w:numFmt w:val="lowerLetter"/>
+      <w:lvlText w:val="%2."/>
+      <w:lvlJc w:val="left"/>
+      <w:pPr>
+        <w:ind w:left="1440" w:hanging="360"/>
+      </w:pPr>
+    </w:lvl>
+    <w:lvl w:ilvl="2" w:tplc="FFFFFFFF" w:tentative="1">
+      <w:start w:val="1"/>
+      <w:numFmt w:val="lowerRoman"/>
+      <w:lvlText w:val="%3."/>
+      <w:lvlJc w:val="right"/>
+      <w:pPr>
+        <w:ind w:left="2160" w:hanging="180"/>
+      </w:pPr>
+    </w:lvl>
+    <w:lvl w:ilvl="3" w:tplc="FFFFFFFF" w:tentative="1">
+      <w:start w:val="1"/>
+      <w:numFmt w:val="decimal"/>
+      <w:lvlText w:val="%4."/>
+      <w:lvlJc w:val="left"/>
+      <w:pPr>
+        <w:ind w:left="2880" w:hanging="360"/>
+      </w:pPr>
+    </w:lvl>
+    <w:lvl w:ilvl="4" w:tplc="FFFFFFFF" w:tentative="1">
+      <w:start w:val="1"/>
+      <w:numFmt w:val="lowerLetter"/>
+      <w:lvlText w:val="%5."/>
+      <w:lvlJc w:val="left"/>
+      <w:pPr>
+        <w:ind w:left="3600" w:hanging="360"/>
+      </w:pPr>
+    </w:lvl>
+    <w:lvl w:ilvl="5" w:tplc="FFFFFFFF" w:tentative="1">
+      <w:start w:val="1"/>
+      <w:numFmt w:val="lowerRoman"/>
+      <w:lvlText w:val="%6."/>
+      <w:lvlJc w:val="right"/>
+      <w:pPr>
+        <w:ind w:left="4320" w:hanging="180"/>
+      </w:pPr>
+    </w:lvl>
+    <w:lvl w:ilvl="6" w:tplc="FFFFFFFF" w:tentative="1">
+      <w:start w:val="1"/>
+      <w:numFmt w:val="decimal"/>
+      <w:lvlText w:val="%7."/>
+      <w:lvlJc w:val="left"/>
+      <w:pPr>
+        <w:ind w:left="5040" w:hanging="360"/>
+      </w:pPr>
+    </w:lvl>
+    <w:lvl w:ilvl="7" w:tplc="FFFFFFFF" w:tentative="1">
+      <w:start w:val="1"/>
+      <w:numFmt w:val="lowerLetter"/>
+      <w:lvlText w:val="%8."/>
+      <w:lvlJc w:val="left"/>
+      <w:pPr>
+        <w:ind w:left="5760" w:hanging="360"/>
+      </w:pPr>
+    </w:lvl>
+    <w:lvl w:ilvl="8" w:tplc="FFFFFFFF" w:tentative="1">
+      <w:start w:val="1"/>
+      <w:numFmt w:val="lowerRoman"/>
+      <w:lvlText w:val="%9."/>
+      <w:lvlJc w:val="right"/>
+      <w:pPr>
+        <w:ind w:left="6480" w:hanging="180"/>
+      </w:pPr>
+    </w:lvl>
+  </w:abstractNum>
+  <w:abstractNum w:abstractNumId="28" w15:restartNumberingAfterBreak="0">
+    <w:nsid w:val="41EB1AE9"/>
+    <w:multiLevelType w:val="hybridMultilevel"/>
+    <w:tmpl w:val="C70EE0A4"/>
+    <w:lvl w:ilvl="0" w:tplc="0407000F">
+      <w:start w:val="1"/>
+      <w:numFmt w:val="decimal"/>
+      <w:lvlText w:val="%1."/>
+      <w:lvlJc w:val="left"/>
+      <w:pPr>
+        <w:ind w:left="720" w:hanging="360"/>
+      </w:pPr>
+      <w:rPr>
+        <w:rFonts w:hint="default"/>
+      </w:rPr>
+    </w:lvl>
+    <w:lvl w:ilvl="1" w:tplc="04070019" w:tentative="1">
+      <w:start w:val="1"/>
+      <w:numFmt w:val="lowerLetter"/>
+      <w:lvlText w:val="%2."/>
+      <w:lvlJc w:val="left"/>
+      <w:pPr>
+        <w:ind w:left="1440" w:hanging="360"/>
+      </w:pPr>
+    </w:lvl>
+    <w:lvl w:ilvl="2" w:tplc="0407001B" w:tentative="1">
+      <w:start w:val="1"/>
+      <w:numFmt w:val="lowerRoman"/>
+      <w:lvlText w:val="%3."/>
+      <w:lvlJc w:val="right"/>
+      <w:pPr>
+        <w:ind w:left="2160" w:hanging="180"/>
+      </w:pPr>
+    </w:lvl>
+    <w:lvl w:ilvl="3" w:tplc="0407000F" w:tentative="1">
+      <w:start w:val="1"/>
+      <w:numFmt w:val="decimal"/>
+      <w:lvlText w:val="%4."/>
+      <w:lvlJc w:val="left"/>
+      <w:pPr>
+        <w:ind w:left="2880" w:hanging="360"/>
+      </w:pPr>
+    </w:lvl>
+    <w:lvl w:ilvl="4" w:tplc="04070019" w:tentative="1">
+      <w:start w:val="1"/>
+      <w:numFmt w:val="lowerLetter"/>
+      <w:lvlText w:val="%5."/>
+      <w:lvlJc w:val="left"/>
+      <w:pPr>
+        <w:ind w:left="3600" w:hanging="360"/>
+      </w:pPr>
+    </w:lvl>
+    <w:lvl w:ilvl="5" w:tplc="0407001B" w:tentative="1">
+      <w:start w:val="1"/>
+      <w:numFmt w:val="lowerRoman"/>
+      <w:lvlText w:val="%6."/>
+      <w:lvlJc w:val="right"/>
+      <w:pPr>
+        <w:ind w:left="4320" w:hanging="180"/>
+      </w:pPr>
+    </w:lvl>
+    <w:lvl w:ilvl="6" w:tplc="0407000F" w:tentative="1">
+      <w:start w:val="1"/>
+      <w:numFmt w:val="decimal"/>
+      <w:lvlText w:val="%7."/>
+      <w:lvlJc w:val="left"/>
+      <w:pPr>
+        <w:ind w:left="5040" w:hanging="360"/>
+      </w:pPr>
+    </w:lvl>
+    <w:lvl w:ilvl="7" w:tplc="04070019" w:tentative="1">
+      <w:start w:val="1"/>
+      <w:numFmt w:val="lowerLetter"/>
+      <w:lvlText w:val="%8."/>
+      <w:lvlJc w:val="left"/>
+      <w:pPr>
+        <w:ind w:left="5760" w:hanging="360"/>
+      </w:pPr>
+    </w:lvl>
+    <w:lvl w:ilvl="8" w:tplc="0407001B" w:tentative="1">
+      <w:start w:val="1"/>
+      <w:numFmt w:val="lowerRoman"/>
+      <w:lvlText w:val="%9."/>
+      <w:lvlJc w:val="right"/>
+      <w:pPr>
+        <w:ind w:left="6480" w:hanging="180"/>
+      </w:pPr>
+    </w:lvl>
+  </w:abstractNum>
+  <w:abstractNum w:abstractNumId="29" w15:restartNumberingAfterBreak="0">
+    <w:nsid w:val="42283745"/>
+    <w:multiLevelType w:val="hybridMultilevel"/>
+    <w:tmpl w:val="A1A23BE8"/>
+    <w:lvl w:ilvl="0" w:tplc="0407000F">
+      <w:start w:val="1"/>
+      <w:numFmt w:val="decimal"/>
+      <w:lvlText w:val="%1."/>
+      <w:lvlJc w:val="left"/>
+      <w:pPr>
+        <w:ind w:left="720" w:hanging="360"/>
+      </w:pPr>
+      <w:rPr>
+        <w:rFonts w:hint="default"/>
+      </w:rPr>
+    </w:lvl>
+    <w:lvl w:ilvl="1" w:tplc="04070019" w:tentative="1">
+      <w:start w:val="1"/>
+      <w:numFmt w:val="lowerLetter"/>
+      <w:lvlText w:val="%2."/>
+      <w:lvlJc w:val="left"/>
+      <w:pPr>
+        <w:ind w:left="1440" w:hanging="360"/>
+      </w:pPr>
+    </w:lvl>
+    <w:lvl w:ilvl="2" w:tplc="0407001B" w:tentative="1">
+      <w:start w:val="1"/>
+      <w:numFmt w:val="lowerRoman"/>
+      <w:lvlText w:val="%3."/>
+      <w:lvlJc w:val="right"/>
+      <w:pPr>
+        <w:ind w:left="2160" w:hanging="180"/>
+      </w:pPr>
+    </w:lvl>
+    <w:lvl w:ilvl="3" w:tplc="0407000F" w:tentative="1">
+      <w:start w:val="1"/>
+      <w:numFmt w:val="decimal"/>
+      <w:lvlText w:val="%4."/>
+      <w:lvlJc w:val="left"/>
+      <w:pPr>
+        <w:ind w:left="2880" w:hanging="360"/>
+      </w:pPr>
+    </w:lvl>
+    <w:lvl w:ilvl="4" w:tplc="04070019" w:tentative="1">
+      <w:start w:val="1"/>
+      <w:numFmt w:val="lowerLetter"/>
+      <w:lvlText w:val="%5."/>
+      <w:lvlJc w:val="left"/>
+      <w:pPr>
+        <w:ind w:left="3600" w:hanging="360"/>
+      </w:pPr>
+    </w:lvl>
+    <w:lvl w:ilvl="5" w:tplc="0407001B" w:tentative="1">
+      <w:start w:val="1"/>
+      <w:numFmt w:val="lowerRoman"/>
+      <w:lvlText w:val="%6."/>
+      <w:lvlJc w:val="right"/>
+      <w:pPr>
+        <w:ind w:left="4320" w:hanging="180"/>
+      </w:pPr>
+    </w:lvl>
+    <w:lvl w:ilvl="6" w:tplc="0407000F" w:tentative="1">
+      <w:start w:val="1"/>
+      <w:numFmt w:val="decimal"/>
+      <w:lvlText w:val="%7."/>
+      <w:lvlJc w:val="left"/>
+      <w:pPr>
+        <w:ind w:left="5040" w:hanging="360"/>
+      </w:pPr>
+    </w:lvl>
+    <w:lvl w:ilvl="7" w:tplc="04070019" w:tentative="1">
+      <w:start w:val="1"/>
+      <w:numFmt w:val="lowerLetter"/>
+      <w:lvlText w:val="%8."/>
+      <w:lvlJc w:val="left"/>
+      <w:pPr>
+        <w:ind w:left="5760" w:hanging="360"/>
+      </w:pPr>
+    </w:lvl>
+    <w:lvl w:ilvl="8" w:tplc="0407001B" w:tentative="1">
+      <w:start w:val="1"/>
+      <w:numFmt w:val="lowerRoman"/>
+      <w:lvlText w:val="%9."/>
+      <w:lvlJc w:val="right"/>
+      <w:pPr>
+        <w:ind w:left="6480" w:hanging="180"/>
+      </w:pPr>
+    </w:lvl>
+  </w:abstractNum>
+  <w:abstractNum w:abstractNumId="30" w15:restartNumberingAfterBreak="0">
+    <w:nsid w:val="423A7317"/>
+    <w:multiLevelType w:val="hybridMultilevel"/>
+    <w:tmpl w:val="9934CC58"/>
+    <w:lvl w:ilvl="0" w:tplc="0407000F">
+      <w:start w:val="1"/>
+      <w:numFmt w:val="decimal"/>
+      <w:lvlText w:val="%1."/>
+      <w:lvlJc w:val="left"/>
+      <w:pPr>
+        <w:ind w:left="720" w:hanging="360"/>
+      </w:pPr>
+      <w:rPr>
+        <w:rFonts w:hint="default"/>
+      </w:rPr>
+    </w:lvl>
+    <w:lvl w:ilvl="1" w:tplc="04070019" w:tentative="1">
+      <w:start w:val="1"/>
+      <w:numFmt w:val="lowerLetter"/>
+      <w:lvlText w:val="%2."/>
+      <w:lvlJc w:val="left"/>
+      <w:pPr>
+        <w:ind w:left="1440" w:hanging="360"/>
+      </w:pPr>
+    </w:lvl>
+    <w:lvl w:ilvl="2" w:tplc="0407001B" w:tentative="1">
+      <w:start w:val="1"/>
+      <w:numFmt w:val="lowerRoman"/>
+      <w:lvlText w:val="%3."/>
+      <w:lvlJc w:val="right"/>
+      <w:pPr>
+        <w:ind w:left="2160" w:hanging="180"/>
+      </w:pPr>
+    </w:lvl>
+    <w:lvl w:ilvl="3" w:tplc="0407000F" w:tentative="1">
+      <w:start w:val="1"/>
+      <w:numFmt w:val="decimal"/>
+      <w:lvlText w:val="%4."/>
+      <w:lvlJc w:val="left"/>
+      <w:pPr>
+        <w:ind w:left="2880" w:hanging="360"/>
+      </w:pPr>
+    </w:lvl>
+    <w:lvl w:ilvl="4" w:tplc="04070019" w:tentative="1">
+      <w:start w:val="1"/>
+      <w:numFmt w:val="lowerLetter"/>
+      <w:lvlText w:val="%5."/>
+      <w:lvlJc w:val="left"/>
+      <w:pPr>
+        <w:ind w:left="3600" w:hanging="360"/>
+      </w:pPr>
+    </w:lvl>
+    <w:lvl w:ilvl="5" w:tplc="0407001B" w:tentative="1">
+      <w:start w:val="1"/>
+      <w:numFmt w:val="lowerRoman"/>
+      <w:lvlText w:val="%6."/>
+      <w:lvlJc w:val="right"/>
+      <w:pPr>
+        <w:ind w:left="4320" w:hanging="180"/>
+      </w:pPr>
+    </w:lvl>
+    <w:lvl w:ilvl="6" w:tplc="0407000F" w:tentative="1">
+      <w:start w:val="1"/>
+      <w:numFmt w:val="decimal"/>
+      <w:lvlText w:val="%7."/>
+      <w:lvlJc w:val="left"/>
+      <w:pPr>
+        <w:ind w:left="5040" w:hanging="360"/>
+      </w:pPr>
+    </w:lvl>
+    <w:lvl w:ilvl="7" w:tplc="04070019" w:tentative="1">
+      <w:start w:val="1"/>
+      <w:numFmt w:val="lowerLetter"/>
+      <w:lvlText w:val="%8."/>
+      <w:lvlJc w:val="left"/>
+      <w:pPr>
+        <w:ind w:left="5760" w:hanging="360"/>
+      </w:pPr>
+    </w:lvl>
+    <w:lvl w:ilvl="8" w:tplc="0407001B" w:tentative="1">
+      <w:start w:val="1"/>
+      <w:numFmt w:val="lowerRoman"/>
+      <w:lvlText w:val="%9."/>
+      <w:lvlJc w:val="right"/>
+      <w:pPr>
+        <w:ind w:left="6480" w:hanging="180"/>
+      </w:pPr>
+    </w:lvl>
+  </w:abstractNum>
+  <w:abstractNum w:abstractNumId="31" w15:restartNumberingAfterBreak="0">
+    <w:nsid w:val="43B40423"/>
+    <w:multiLevelType w:val="hybridMultilevel"/>
+    <w:tmpl w:val="F518490E"/>
+    <w:lvl w:ilvl="0" w:tplc="0407000F">
+      <w:start w:val="1"/>
+      <w:numFmt w:val="decimal"/>
+      <w:lvlText w:val="%1."/>
+      <w:lvlJc w:val="left"/>
+      <w:pPr>
+        <w:ind w:left="720" w:hanging="360"/>
+      </w:pPr>
+      <w:rPr>
+        <w:rFonts w:hint="default"/>
+      </w:rPr>
+    </w:lvl>
+    <w:lvl w:ilvl="1" w:tplc="04070019" w:tentative="1">
+      <w:start w:val="1"/>
+      <w:numFmt w:val="lowerLetter"/>
+      <w:lvlText w:val="%2."/>
+      <w:lvlJc w:val="left"/>
+      <w:pPr>
+        <w:ind w:left="1440" w:hanging="360"/>
+      </w:pPr>
+    </w:lvl>
+    <w:lvl w:ilvl="2" w:tplc="0407001B" w:tentative="1">
+      <w:start w:val="1"/>
+      <w:numFmt w:val="lowerRoman"/>
+      <w:lvlText w:val="%3."/>
+      <w:lvlJc w:val="right"/>
+      <w:pPr>
+        <w:ind w:left="2160" w:hanging="180"/>
+      </w:pPr>
+    </w:lvl>
+    <w:lvl w:ilvl="3" w:tplc="0407000F" w:tentative="1">
+      <w:start w:val="1"/>
+      <w:numFmt w:val="decimal"/>
+      <w:lvlText w:val="%4."/>
+      <w:lvlJc w:val="left"/>
+      <w:pPr>
+        <w:ind w:left="2880" w:hanging="360"/>
+      </w:pPr>
+    </w:lvl>
+    <w:lvl w:ilvl="4" w:tplc="04070019" w:tentative="1">
+      <w:start w:val="1"/>
+      <w:numFmt w:val="lowerLetter"/>
+      <w:lvlText w:val="%5."/>
+      <w:lvlJc w:val="left"/>
+      <w:pPr>
+        <w:ind w:left="3600" w:hanging="360"/>
+      </w:pPr>
+    </w:lvl>
+    <w:lvl w:ilvl="5" w:tplc="0407001B" w:tentative="1">
+      <w:start w:val="1"/>
+      <w:numFmt w:val="lowerRoman"/>
+      <w:lvlText w:val="%6."/>
+      <w:lvlJc w:val="right"/>
+      <w:pPr>
+        <w:ind w:left="4320" w:hanging="180"/>
+      </w:pPr>
+    </w:lvl>
+    <w:lvl w:ilvl="6" w:tplc="0407000F" w:tentative="1">
+      <w:start w:val="1"/>
+      <w:numFmt w:val="decimal"/>
+      <w:lvlText w:val="%7."/>
+      <w:lvlJc w:val="left"/>
+      <w:pPr>
+        <w:ind w:left="5040" w:hanging="360"/>
+      </w:pPr>
+    </w:lvl>
+    <w:lvl w:ilvl="7" w:tplc="04070019" w:tentative="1">
+      <w:start w:val="1"/>
+      <w:numFmt w:val="lowerLetter"/>
+      <w:lvlText w:val="%8."/>
+      <w:lvlJc w:val="left"/>
+      <w:pPr>
+        <w:ind w:left="5760" w:hanging="360"/>
+      </w:pPr>
+    </w:lvl>
+    <w:lvl w:ilvl="8" w:tplc="0407001B" w:tentative="1">
+      <w:start w:val="1"/>
+      <w:numFmt w:val="lowerRoman"/>
+      <w:lvlText w:val="%9."/>
+      <w:lvlJc w:val="right"/>
+      <w:pPr>
+        <w:ind w:left="6480" w:hanging="180"/>
+      </w:pPr>
+    </w:lvl>
+  </w:abstractNum>
+  <w:abstractNum w:abstractNumId="32" w15:restartNumberingAfterBreak="0">
     <w:nsid w:val="461B2D00"/>
     <w:multiLevelType w:val="multilevel"/>
     <w:tmpl w:val="0FA47722"/>
@@ -5049,7 +9914,96 @@
       </w:rPr>
     </w:lvl>
   </w:abstractNum>
-  <w:abstractNum w:abstractNumId="12" w15:restartNumberingAfterBreak="0">
+  <w:abstractNum w:abstractNumId="33" w15:restartNumberingAfterBreak="0">
+    <w:nsid w:val="4AEA3DE0"/>
+    <w:multiLevelType w:val="hybridMultilevel"/>
+    <w:tmpl w:val="EDA68DDC"/>
+    <w:lvl w:ilvl="0" w:tplc="0407000F">
+      <w:start w:val="1"/>
+      <w:numFmt w:val="decimal"/>
+      <w:lvlText w:val="%1."/>
+      <w:lvlJc w:val="left"/>
+      <w:pPr>
+        <w:ind w:left="720" w:hanging="360"/>
+      </w:pPr>
+      <w:rPr>
+        <w:rFonts w:hint="default"/>
+      </w:rPr>
+    </w:lvl>
+    <w:lvl w:ilvl="1" w:tplc="04070019" w:tentative="1">
+      <w:start w:val="1"/>
+      <w:numFmt w:val="lowerLetter"/>
+      <w:lvlText w:val="%2."/>
+      <w:lvlJc w:val="left"/>
+      <w:pPr>
+        <w:ind w:left="1440" w:hanging="360"/>
+      </w:pPr>
+    </w:lvl>
+    <w:lvl w:ilvl="2" w:tplc="0407001B" w:tentative="1">
+      <w:start w:val="1"/>
+      <w:numFmt w:val="lowerRoman"/>
+      <w:lvlText w:val="%3."/>
+      <w:lvlJc w:val="right"/>
+      <w:pPr>
+        <w:ind w:left="2160" w:hanging="180"/>
+      </w:pPr>
+    </w:lvl>
+    <w:lvl w:ilvl="3" w:tplc="0407000F" w:tentative="1">
+      <w:start w:val="1"/>
+      <w:numFmt w:val="decimal"/>
+      <w:lvlText w:val="%4."/>
+      <w:lvlJc w:val="left"/>
+      <w:pPr>
+        <w:ind w:left="2880" w:hanging="360"/>
+      </w:pPr>
+    </w:lvl>
+    <w:lvl w:ilvl="4" w:tplc="04070019" w:tentative="1">
+      <w:start w:val="1"/>
+      <w:numFmt w:val="lowerLetter"/>
+      <w:lvlText w:val="%5."/>
+      <w:lvlJc w:val="left"/>
+      <w:pPr>
+        <w:ind w:left="3600" w:hanging="360"/>
+      </w:pPr>
+    </w:lvl>
+    <w:lvl w:ilvl="5" w:tplc="0407001B" w:tentative="1">
+      <w:start w:val="1"/>
+      <w:numFmt w:val="lowerRoman"/>
+      <w:lvlText w:val="%6."/>
+      <w:lvlJc w:val="right"/>
+      <w:pPr>
+        <w:ind w:left="4320" w:hanging="180"/>
+      </w:pPr>
+    </w:lvl>
+    <w:lvl w:ilvl="6" w:tplc="0407000F" w:tentative="1">
+      <w:start w:val="1"/>
+      <w:numFmt w:val="decimal"/>
+      <w:lvlText w:val="%7."/>
+      <w:lvlJc w:val="left"/>
+      <w:pPr>
+        <w:ind w:left="5040" w:hanging="360"/>
+      </w:pPr>
+    </w:lvl>
+    <w:lvl w:ilvl="7" w:tplc="04070019" w:tentative="1">
+      <w:start w:val="1"/>
+      <w:numFmt w:val="lowerLetter"/>
+      <w:lvlText w:val="%8."/>
+      <w:lvlJc w:val="left"/>
+      <w:pPr>
+        <w:ind w:left="5760" w:hanging="360"/>
+      </w:pPr>
+    </w:lvl>
+    <w:lvl w:ilvl="8" w:tplc="0407001B" w:tentative="1">
+      <w:start w:val="1"/>
+      <w:numFmt w:val="lowerRoman"/>
+      <w:lvlText w:val="%9."/>
+      <w:lvlJc w:val="right"/>
+      <w:pPr>
+        <w:ind w:left="6480" w:hanging="180"/>
+      </w:pPr>
+    </w:lvl>
+  </w:abstractNum>
+  <w:abstractNum w:abstractNumId="34" w15:restartNumberingAfterBreak="0">
     <w:nsid w:val="4C7C6E31"/>
     <w:multiLevelType w:val="hybridMultilevel"/>
     <w:tmpl w:val="2256B19E"/>
@@ -5162,7 +10116,96 @@
       </w:rPr>
     </w:lvl>
   </w:abstractNum>
-  <w:abstractNum w:abstractNumId="13" w15:restartNumberingAfterBreak="0">
+  <w:abstractNum w:abstractNumId="35" w15:restartNumberingAfterBreak="0">
+    <w:nsid w:val="4EBE0A98"/>
+    <w:multiLevelType w:val="hybridMultilevel"/>
+    <w:tmpl w:val="A066F73C"/>
+    <w:lvl w:ilvl="0" w:tplc="0407000F">
+      <w:start w:val="1"/>
+      <w:numFmt w:val="decimal"/>
+      <w:lvlText w:val="%1."/>
+      <w:lvlJc w:val="left"/>
+      <w:pPr>
+        <w:ind w:left="720" w:hanging="360"/>
+      </w:pPr>
+      <w:rPr>
+        <w:rFonts w:hint="default"/>
+      </w:rPr>
+    </w:lvl>
+    <w:lvl w:ilvl="1" w:tplc="04070019" w:tentative="1">
+      <w:start w:val="1"/>
+      <w:numFmt w:val="lowerLetter"/>
+      <w:lvlText w:val="%2."/>
+      <w:lvlJc w:val="left"/>
+      <w:pPr>
+        <w:ind w:left="1440" w:hanging="360"/>
+      </w:pPr>
+    </w:lvl>
+    <w:lvl w:ilvl="2" w:tplc="0407001B" w:tentative="1">
+      <w:start w:val="1"/>
+      <w:numFmt w:val="lowerRoman"/>
+      <w:lvlText w:val="%3."/>
+      <w:lvlJc w:val="right"/>
+      <w:pPr>
+        <w:ind w:left="2160" w:hanging="180"/>
+      </w:pPr>
+    </w:lvl>
+    <w:lvl w:ilvl="3" w:tplc="0407000F" w:tentative="1">
+      <w:start w:val="1"/>
+      <w:numFmt w:val="decimal"/>
+      <w:lvlText w:val="%4."/>
+      <w:lvlJc w:val="left"/>
+      <w:pPr>
+        <w:ind w:left="2880" w:hanging="360"/>
+      </w:pPr>
+    </w:lvl>
+    <w:lvl w:ilvl="4" w:tplc="04070019" w:tentative="1">
+      <w:start w:val="1"/>
+      <w:numFmt w:val="lowerLetter"/>
+      <w:lvlText w:val="%5."/>
+      <w:lvlJc w:val="left"/>
+      <w:pPr>
+        <w:ind w:left="3600" w:hanging="360"/>
+      </w:pPr>
+    </w:lvl>
+    <w:lvl w:ilvl="5" w:tplc="0407001B" w:tentative="1">
+      <w:start w:val="1"/>
+      <w:numFmt w:val="lowerRoman"/>
+      <w:lvlText w:val="%6."/>
+      <w:lvlJc w:val="right"/>
+      <w:pPr>
+        <w:ind w:left="4320" w:hanging="180"/>
+      </w:pPr>
+    </w:lvl>
+    <w:lvl w:ilvl="6" w:tplc="0407000F" w:tentative="1">
+      <w:start w:val="1"/>
+      <w:numFmt w:val="decimal"/>
+      <w:lvlText w:val="%7."/>
+      <w:lvlJc w:val="left"/>
+      <w:pPr>
+        <w:ind w:left="5040" w:hanging="360"/>
+      </w:pPr>
+    </w:lvl>
+    <w:lvl w:ilvl="7" w:tplc="04070019" w:tentative="1">
+      <w:start w:val="1"/>
+      <w:numFmt w:val="lowerLetter"/>
+      <w:lvlText w:val="%8."/>
+      <w:lvlJc w:val="left"/>
+      <w:pPr>
+        <w:ind w:left="5760" w:hanging="360"/>
+      </w:pPr>
+    </w:lvl>
+    <w:lvl w:ilvl="8" w:tplc="0407001B" w:tentative="1">
+      <w:start w:val="1"/>
+      <w:numFmt w:val="lowerRoman"/>
+      <w:lvlText w:val="%9."/>
+      <w:lvlJc w:val="right"/>
+      <w:pPr>
+        <w:ind w:left="6480" w:hanging="180"/>
+      </w:pPr>
+    </w:lvl>
+  </w:abstractNum>
+  <w:abstractNum w:abstractNumId="36" w15:restartNumberingAfterBreak="0">
     <w:nsid w:val="5141782E"/>
     <w:multiLevelType w:val="hybridMultilevel"/>
     <w:tmpl w:val="7A30E878"/>
@@ -5275,7 +10318,185 @@
       </w:rPr>
     </w:lvl>
   </w:abstractNum>
-  <w:abstractNum w:abstractNumId="14" w15:restartNumberingAfterBreak="0">
+  <w:abstractNum w:abstractNumId="37" w15:restartNumberingAfterBreak="0">
+    <w:nsid w:val="52653160"/>
+    <w:multiLevelType w:val="hybridMultilevel"/>
+    <w:tmpl w:val="CB389814"/>
+    <w:lvl w:ilvl="0" w:tplc="0407000F">
+      <w:start w:val="1"/>
+      <w:numFmt w:val="decimal"/>
+      <w:lvlText w:val="%1."/>
+      <w:lvlJc w:val="left"/>
+      <w:pPr>
+        <w:ind w:left="720" w:hanging="360"/>
+      </w:pPr>
+      <w:rPr>
+        <w:rFonts w:hint="default"/>
+      </w:rPr>
+    </w:lvl>
+    <w:lvl w:ilvl="1" w:tplc="04070019" w:tentative="1">
+      <w:start w:val="1"/>
+      <w:numFmt w:val="lowerLetter"/>
+      <w:lvlText w:val="%2."/>
+      <w:lvlJc w:val="left"/>
+      <w:pPr>
+        <w:ind w:left="1440" w:hanging="360"/>
+      </w:pPr>
+    </w:lvl>
+    <w:lvl w:ilvl="2" w:tplc="0407001B" w:tentative="1">
+      <w:start w:val="1"/>
+      <w:numFmt w:val="lowerRoman"/>
+      <w:lvlText w:val="%3."/>
+      <w:lvlJc w:val="right"/>
+      <w:pPr>
+        <w:ind w:left="2160" w:hanging="180"/>
+      </w:pPr>
+    </w:lvl>
+    <w:lvl w:ilvl="3" w:tplc="0407000F" w:tentative="1">
+      <w:start w:val="1"/>
+      <w:numFmt w:val="decimal"/>
+      <w:lvlText w:val="%4."/>
+      <w:lvlJc w:val="left"/>
+      <w:pPr>
+        <w:ind w:left="2880" w:hanging="360"/>
+      </w:pPr>
+    </w:lvl>
+    <w:lvl w:ilvl="4" w:tplc="04070019" w:tentative="1">
+      <w:start w:val="1"/>
+      <w:numFmt w:val="lowerLetter"/>
+      <w:lvlText w:val="%5."/>
+      <w:lvlJc w:val="left"/>
+      <w:pPr>
+        <w:ind w:left="3600" w:hanging="360"/>
+      </w:pPr>
+    </w:lvl>
+    <w:lvl w:ilvl="5" w:tplc="0407001B" w:tentative="1">
+      <w:start w:val="1"/>
+      <w:numFmt w:val="lowerRoman"/>
+      <w:lvlText w:val="%6."/>
+      <w:lvlJc w:val="right"/>
+      <w:pPr>
+        <w:ind w:left="4320" w:hanging="180"/>
+      </w:pPr>
+    </w:lvl>
+    <w:lvl w:ilvl="6" w:tplc="0407000F" w:tentative="1">
+      <w:start w:val="1"/>
+      <w:numFmt w:val="decimal"/>
+      <w:lvlText w:val="%7."/>
+      <w:lvlJc w:val="left"/>
+      <w:pPr>
+        <w:ind w:left="5040" w:hanging="360"/>
+      </w:pPr>
+    </w:lvl>
+    <w:lvl w:ilvl="7" w:tplc="04070019" w:tentative="1">
+      <w:start w:val="1"/>
+      <w:numFmt w:val="lowerLetter"/>
+      <w:lvlText w:val="%8."/>
+      <w:lvlJc w:val="left"/>
+      <w:pPr>
+        <w:ind w:left="5760" w:hanging="360"/>
+      </w:pPr>
+    </w:lvl>
+    <w:lvl w:ilvl="8" w:tplc="0407001B" w:tentative="1">
+      <w:start w:val="1"/>
+      <w:numFmt w:val="lowerRoman"/>
+      <w:lvlText w:val="%9."/>
+      <w:lvlJc w:val="right"/>
+      <w:pPr>
+        <w:ind w:left="6480" w:hanging="180"/>
+      </w:pPr>
+    </w:lvl>
+  </w:abstractNum>
+  <w:abstractNum w:abstractNumId="38" w15:restartNumberingAfterBreak="0">
+    <w:nsid w:val="54C37C12"/>
+    <w:multiLevelType w:val="hybridMultilevel"/>
+    <w:tmpl w:val="FEF8211A"/>
+    <w:lvl w:ilvl="0" w:tplc="AE72DDD6">
+      <w:start w:val="1"/>
+      <w:numFmt w:val="decimal"/>
+      <w:lvlText w:val="%1."/>
+      <w:lvlJc w:val="left"/>
+      <w:pPr>
+        <w:ind w:left="1080" w:hanging="360"/>
+      </w:pPr>
+      <w:rPr>
+        <w:rFonts w:hint="default"/>
+      </w:rPr>
+    </w:lvl>
+    <w:lvl w:ilvl="1" w:tplc="04070019" w:tentative="1">
+      <w:start w:val="1"/>
+      <w:numFmt w:val="lowerLetter"/>
+      <w:lvlText w:val="%2."/>
+      <w:lvlJc w:val="left"/>
+      <w:pPr>
+        <w:ind w:left="1800" w:hanging="360"/>
+      </w:pPr>
+    </w:lvl>
+    <w:lvl w:ilvl="2" w:tplc="0407001B" w:tentative="1">
+      <w:start w:val="1"/>
+      <w:numFmt w:val="lowerRoman"/>
+      <w:lvlText w:val="%3."/>
+      <w:lvlJc w:val="right"/>
+      <w:pPr>
+        <w:ind w:left="2520" w:hanging="180"/>
+      </w:pPr>
+    </w:lvl>
+    <w:lvl w:ilvl="3" w:tplc="0407000F" w:tentative="1">
+      <w:start w:val="1"/>
+      <w:numFmt w:val="decimal"/>
+      <w:lvlText w:val="%4."/>
+      <w:lvlJc w:val="left"/>
+      <w:pPr>
+        <w:ind w:left="3240" w:hanging="360"/>
+      </w:pPr>
+    </w:lvl>
+    <w:lvl w:ilvl="4" w:tplc="04070019" w:tentative="1">
+      <w:start w:val="1"/>
+      <w:numFmt w:val="lowerLetter"/>
+      <w:lvlText w:val="%5."/>
+      <w:lvlJc w:val="left"/>
+      <w:pPr>
+        <w:ind w:left="3960" w:hanging="360"/>
+      </w:pPr>
+    </w:lvl>
+    <w:lvl w:ilvl="5" w:tplc="0407001B" w:tentative="1">
+      <w:start w:val="1"/>
+      <w:numFmt w:val="lowerRoman"/>
+      <w:lvlText w:val="%6."/>
+      <w:lvlJc w:val="right"/>
+      <w:pPr>
+        <w:ind w:left="4680" w:hanging="180"/>
+      </w:pPr>
+    </w:lvl>
+    <w:lvl w:ilvl="6" w:tplc="0407000F" w:tentative="1">
+      <w:start w:val="1"/>
+      <w:numFmt w:val="decimal"/>
+      <w:lvlText w:val="%7."/>
+      <w:lvlJc w:val="left"/>
+      <w:pPr>
+        <w:ind w:left="5400" w:hanging="360"/>
+      </w:pPr>
+    </w:lvl>
+    <w:lvl w:ilvl="7" w:tplc="04070019" w:tentative="1">
+      <w:start w:val="1"/>
+      <w:numFmt w:val="lowerLetter"/>
+      <w:lvlText w:val="%8."/>
+      <w:lvlJc w:val="left"/>
+      <w:pPr>
+        <w:ind w:left="6120" w:hanging="360"/>
+      </w:pPr>
+    </w:lvl>
+    <w:lvl w:ilvl="8" w:tplc="0407001B" w:tentative="1">
+      <w:start w:val="1"/>
+      <w:numFmt w:val="lowerRoman"/>
+      <w:lvlText w:val="%9."/>
+      <w:lvlJc w:val="right"/>
+      <w:pPr>
+        <w:ind w:left="6840" w:hanging="180"/>
+      </w:pPr>
+    </w:lvl>
+  </w:abstractNum>
+  <w:abstractNum w:abstractNumId="39" w15:restartNumberingAfterBreak="0">
     <w:nsid w:val="5E32664F"/>
     <w:multiLevelType w:val="multilevel"/>
     <w:tmpl w:val="3FEEEFF0"/>
@@ -5390,7 +10611,96 @@
       </w:rPr>
     </w:lvl>
   </w:abstractNum>
-  <w:abstractNum w:abstractNumId="15" w15:restartNumberingAfterBreak="0">
+  <w:abstractNum w:abstractNumId="40" w15:restartNumberingAfterBreak="0">
+    <w:nsid w:val="5FA75425"/>
+    <w:multiLevelType w:val="hybridMultilevel"/>
+    <w:tmpl w:val="F72AB8EC"/>
+    <w:lvl w:ilvl="0" w:tplc="0407000F">
+      <w:start w:val="1"/>
+      <w:numFmt w:val="decimal"/>
+      <w:lvlText w:val="%1."/>
+      <w:lvlJc w:val="left"/>
+      <w:pPr>
+        <w:ind w:left="720" w:hanging="360"/>
+      </w:pPr>
+      <w:rPr>
+        <w:rFonts w:hint="default"/>
+      </w:rPr>
+    </w:lvl>
+    <w:lvl w:ilvl="1" w:tplc="04070019" w:tentative="1">
+      <w:start w:val="1"/>
+      <w:numFmt w:val="lowerLetter"/>
+      <w:lvlText w:val="%2."/>
+      <w:lvlJc w:val="left"/>
+      <w:pPr>
+        <w:ind w:left="1440" w:hanging="360"/>
+      </w:pPr>
+    </w:lvl>
+    <w:lvl w:ilvl="2" w:tplc="0407001B" w:tentative="1">
+      <w:start w:val="1"/>
+      <w:numFmt w:val="lowerRoman"/>
+      <w:lvlText w:val="%3."/>
+      <w:lvlJc w:val="right"/>
+      <w:pPr>
+        <w:ind w:left="2160" w:hanging="180"/>
+      </w:pPr>
+    </w:lvl>
+    <w:lvl w:ilvl="3" w:tplc="0407000F" w:tentative="1">
+      <w:start w:val="1"/>
+      <w:numFmt w:val="decimal"/>
+      <w:lvlText w:val="%4."/>
+      <w:lvlJc w:val="left"/>
+      <w:pPr>
+        <w:ind w:left="2880" w:hanging="360"/>
+      </w:pPr>
+    </w:lvl>
+    <w:lvl w:ilvl="4" w:tplc="04070019" w:tentative="1">
+      <w:start w:val="1"/>
+      <w:numFmt w:val="lowerLetter"/>
+      <w:lvlText w:val="%5."/>
+      <w:lvlJc w:val="left"/>
+      <w:pPr>
+        <w:ind w:left="3600" w:hanging="360"/>
+      </w:pPr>
+    </w:lvl>
+    <w:lvl w:ilvl="5" w:tplc="0407001B" w:tentative="1">
+      <w:start w:val="1"/>
+      <w:numFmt w:val="lowerRoman"/>
+      <w:lvlText w:val="%6."/>
+      <w:lvlJc w:val="right"/>
+      <w:pPr>
+        <w:ind w:left="4320" w:hanging="180"/>
+      </w:pPr>
+    </w:lvl>
+    <w:lvl w:ilvl="6" w:tplc="0407000F" w:tentative="1">
+      <w:start w:val="1"/>
+      <w:numFmt w:val="decimal"/>
+      <w:lvlText w:val="%7."/>
+      <w:lvlJc w:val="left"/>
+      <w:pPr>
+        <w:ind w:left="5040" w:hanging="360"/>
+      </w:pPr>
+    </w:lvl>
+    <w:lvl w:ilvl="7" w:tplc="04070019" w:tentative="1">
+      <w:start w:val="1"/>
+      <w:numFmt w:val="lowerLetter"/>
+      <w:lvlText w:val="%8."/>
+      <w:lvlJc w:val="left"/>
+      <w:pPr>
+        <w:ind w:left="5760" w:hanging="360"/>
+      </w:pPr>
+    </w:lvl>
+    <w:lvl w:ilvl="8" w:tplc="0407001B" w:tentative="1">
+      <w:start w:val="1"/>
+      <w:numFmt w:val="lowerRoman"/>
+      <w:lvlText w:val="%9."/>
+      <w:lvlJc w:val="right"/>
+      <w:pPr>
+        <w:ind w:left="6480" w:hanging="180"/>
+      </w:pPr>
+    </w:lvl>
+  </w:abstractNum>
+  <w:abstractNum w:abstractNumId="41" w15:restartNumberingAfterBreak="0">
     <w:nsid w:val="624C39B3"/>
     <w:multiLevelType w:val="multilevel"/>
     <w:tmpl w:val="0FA47722"/>
@@ -5503,7 +10813,96 @@
       </w:rPr>
     </w:lvl>
   </w:abstractNum>
-  <w:abstractNum w:abstractNumId="16" w15:restartNumberingAfterBreak="0">
+  <w:abstractNum w:abstractNumId="42" w15:restartNumberingAfterBreak="0">
+    <w:nsid w:val="62A40A6D"/>
+    <w:multiLevelType w:val="hybridMultilevel"/>
+    <w:tmpl w:val="639A6672"/>
+    <w:lvl w:ilvl="0" w:tplc="FFFFFFFF">
+      <w:start w:val="1"/>
+      <w:numFmt w:val="decimal"/>
+      <w:lvlText w:val="%1."/>
+      <w:lvlJc w:val="left"/>
+      <w:pPr>
+        <w:ind w:left="720" w:hanging="360"/>
+      </w:pPr>
+      <w:rPr>
+        <w:rFonts w:hint="default"/>
+      </w:rPr>
+    </w:lvl>
+    <w:lvl w:ilvl="1" w:tplc="FFFFFFFF" w:tentative="1">
+      <w:start w:val="1"/>
+      <w:numFmt w:val="lowerLetter"/>
+      <w:lvlText w:val="%2."/>
+      <w:lvlJc w:val="left"/>
+      <w:pPr>
+        <w:ind w:left="1440" w:hanging="360"/>
+      </w:pPr>
+    </w:lvl>
+    <w:lvl w:ilvl="2" w:tplc="FFFFFFFF" w:tentative="1">
+      <w:start w:val="1"/>
+      <w:numFmt w:val="lowerRoman"/>
+      <w:lvlText w:val="%3."/>
+      <w:lvlJc w:val="right"/>
+      <w:pPr>
+        <w:ind w:left="2160" w:hanging="180"/>
+      </w:pPr>
+    </w:lvl>
+    <w:lvl w:ilvl="3" w:tplc="FFFFFFFF" w:tentative="1">
+      <w:start w:val="1"/>
+      <w:numFmt w:val="decimal"/>
+      <w:lvlText w:val="%4."/>
+      <w:lvlJc w:val="left"/>
+      <w:pPr>
+        <w:ind w:left="2880" w:hanging="360"/>
+      </w:pPr>
+    </w:lvl>
+    <w:lvl w:ilvl="4" w:tplc="FFFFFFFF" w:tentative="1">
+      <w:start w:val="1"/>
+      <w:numFmt w:val="lowerLetter"/>
+      <w:lvlText w:val="%5."/>
+      <w:lvlJc w:val="left"/>
+      <w:pPr>
+        <w:ind w:left="3600" w:hanging="360"/>
+      </w:pPr>
+    </w:lvl>
+    <w:lvl w:ilvl="5" w:tplc="FFFFFFFF" w:tentative="1">
+      <w:start w:val="1"/>
+      <w:numFmt w:val="lowerRoman"/>
+      <w:lvlText w:val="%6."/>
+      <w:lvlJc w:val="right"/>
+      <w:pPr>
+        <w:ind w:left="4320" w:hanging="180"/>
+      </w:pPr>
+    </w:lvl>
+    <w:lvl w:ilvl="6" w:tplc="FFFFFFFF" w:tentative="1">
+      <w:start w:val="1"/>
+      <w:numFmt w:val="decimal"/>
+      <w:lvlText w:val="%7."/>
+      <w:lvlJc w:val="left"/>
+      <w:pPr>
+        <w:ind w:left="5040" w:hanging="360"/>
+      </w:pPr>
+    </w:lvl>
+    <w:lvl w:ilvl="7" w:tplc="FFFFFFFF" w:tentative="1">
+      <w:start w:val="1"/>
+      <w:numFmt w:val="lowerLetter"/>
+      <w:lvlText w:val="%8."/>
+      <w:lvlJc w:val="left"/>
+      <w:pPr>
+        <w:ind w:left="5760" w:hanging="360"/>
+      </w:pPr>
+    </w:lvl>
+    <w:lvl w:ilvl="8" w:tplc="FFFFFFFF" w:tentative="1">
+      <w:start w:val="1"/>
+      <w:numFmt w:val="lowerRoman"/>
+      <w:lvlText w:val="%9."/>
+      <w:lvlJc w:val="right"/>
+      <w:pPr>
+        <w:ind w:left="6480" w:hanging="180"/>
+      </w:pPr>
+    </w:lvl>
+  </w:abstractNum>
+  <w:abstractNum w:abstractNumId="43" w15:restartNumberingAfterBreak="0">
     <w:nsid w:val="62B27F50"/>
     <w:multiLevelType w:val="multilevel"/>
     <w:tmpl w:val="396C71E0"/>
@@ -5617,7 +11016,96 @@
       </w:rPr>
     </w:lvl>
   </w:abstractNum>
-  <w:abstractNum w:abstractNumId="17" w15:restartNumberingAfterBreak="0">
+  <w:abstractNum w:abstractNumId="44" w15:restartNumberingAfterBreak="0">
+    <w:nsid w:val="671C5DB7"/>
+    <w:multiLevelType w:val="hybridMultilevel"/>
+    <w:tmpl w:val="922C1C90"/>
+    <w:lvl w:ilvl="0" w:tplc="0407000F">
+      <w:start w:val="1"/>
+      <w:numFmt w:val="decimal"/>
+      <w:lvlText w:val="%1."/>
+      <w:lvlJc w:val="left"/>
+      <w:pPr>
+        <w:ind w:left="720" w:hanging="360"/>
+      </w:pPr>
+      <w:rPr>
+        <w:rFonts w:hint="default"/>
+      </w:rPr>
+    </w:lvl>
+    <w:lvl w:ilvl="1" w:tplc="04070019" w:tentative="1">
+      <w:start w:val="1"/>
+      <w:numFmt w:val="lowerLetter"/>
+      <w:lvlText w:val="%2."/>
+      <w:lvlJc w:val="left"/>
+      <w:pPr>
+        <w:ind w:left="1440" w:hanging="360"/>
+      </w:pPr>
+    </w:lvl>
+    <w:lvl w:ilvl="2" w:tplc="0407001B" w:tentative="1">
+      <w:start w:val="1"/>
+      <w:numFmt w:val="lowerRoman"/>
+      <w:lvlText w:val="%3."/>
+      <w:lvlJc w:val="right"/>
+      <w:pPr>
+        <w:ind w:left="2160" w:hanging="180"/>
+      </w:pPr>
+    </w:lvl>
+    <w:lvl w:ilvl="3" w:tplc="0407000F" w:tentative="1">
+      <w:start w:val="1"/>
+      <w:numFmt w:val="decimal"/>
+      <w:lvlText w:val="%4."/>
+      <w:lvlJc w:val="left"/>
+      <w:pPr>
+        <w:ind w:left="2880" w:hanging="360"/>
+      </w:pPr>
+    </w:lvl>
+    <w:lvl w:ilvl="4" w:tplc="04070019" w:tentative="1">
+      <w:start w:val="1"/>
+      <w:numFmt w:val="lowerLetter"/>
+      <w:lvlText w:val="%5."/>
+      <w:lvlJc w:val="left"/>
+      <w:pPr>
+        <w:ind w:left="3600" w:hanging="360"/>
+      </w:pPr>
+    </w:lvl>
+    <w:lvl w:ilvl="5" w:tplc="0407001B" w:tentative="1">
+      <w:start w:val="1"/>
+      <w:numFmt w:val="lowerRoman"/>
+      <w:lvlText w:val="%6."/>
+      <w:lvlJc w:val="right"/>
+      <w:pPr>
+        <w:ind w:left="4320" w:hanging="180"/>
+      </w:pPr>
+    </w:lvl>
+    <w:lvl w:ilvl="6" w:tplc="0407000F" w:tentative="1">
+      <w:start w:val="1"/>
+      <w:numFmt w:val="decimal"/>
+      <w:lvlText w:val="%7."/>
+      <w:lvlJc w:val="left"/>
+      <w:pPr>
+        <w:ind w:left="5040" w:hanging="360"/>
+      </w:pPr>
+    </w:lvl>
+    <w:lvl w:ilvl="7" w:tplc="04070019" w:tentative="1">
+      <w:start w:val="1"/>
+      <w:numFmt w:val="lowerLetter"/>
+      <w:lvlText w:val="%8."/>
+      <w:lvlJc w:val="left"/>
+      <w:pPr>
+        <w:ind w:left="5760" w:hanging="360"/>
+      </w:pPr>
+    </w:lvl>
+    <w:lvl w:ilvl="8" w:tplc="0407001B" w:tentative="1">
+      <w:start w:val="1"/>
+      <w:numFmt w:val="lowerRoman"/>
+      <w:lvlText w:val="%9."/>
+      <w:lvlJc w:val="right"/>
+      <w:pPr>
+        <w:ind w:left="6480" w:hanging="180"/>
+      </w:pPr>
+    </w:lvl>
+  </w:abstractNum>
+  <w:abstractNum w:abstractNumId="45" w15:restartNumberingAfterBreak="0">
     <w:nsid w:val="6837644E"/>
     <w:multiLevelType w:val="multilevel"/>
     <w:tmpl w:val="0FA47722"/>
@@ -5730,7 +11218,274 @@
       </w:rPr>
     </w:lvl>
   </w:abstractNum>
-  <w:abstractNum w:abstractNumId="18" w15:restartNumberingAfterBreak="0">
+  <w:abstractNum w:abstractNumId="46" w15:restartNumberingAfterBreak="0">
+    <w:nsid w:val="68803FEB"/>
+    <w:multiLevelType w:val="hybridMultilevel"/>
+    <w:tmpl w:val="639A6672"/>
+    <w:lvl w:ilvl="0" w:tplc="FFFFFFFF">
+      <w:start w:val="1"/>
+      <w:numFmt w:val="decimal"/>
+      <w:lvlText w:val="%1."/>
+      <w:lvlJc w:val="left"/>
+      <w:pPr>
+        <w:ind w:left="720" w:hanging="360"/>
+      </w:pPr>
+      <w:rPr>
+        <w:rFonts w:hint="default"/>
+      </w:rPr>
+    </w:lvl>
+    <w:lvl w:ilvl="1" w:tplc="FFFFFFFF" w:tentative="1">
+      <w:start w:val="1"/>
+      <w:numFmt w:val="lowerLetter"/>
+      <w:lvlText w:val="%2."/>
+      <w:lvlJc w:val="left"/>
+      <w:pPr>
+        <w:ind w:left="1440" w:hanging="360"/>
+      </w:pPr>
+    </w:lvl>
+    <w:lvl w:ilvl="2" w:tplc="FFFFFFFF" w:tentative="1">
+      <w:start w:val="1"/>
+      <w:numFmt w:val="lowerRoman"/>
+      <w:lvlText w:val="%3."/>
+      <w:lvlJc w:val="right"/>
+      <w:pPr>
+        <w:ind w:left="2160" w:hanging="180"/>
+      </w:pPr>
+    </w:lvl>
+    <w:lvl w:ilvl="3" w:tplc="FFFFFFFF" w:tentative="1">
+      <w:start w:val="1"/>
+      <w:numFmt w:val="decimal"/>
+      <w:lvlText w:val="%4."/>
+      <w:lvlJc w:val="left"/>
+      <w:pPr>
+        <w:ind w:left="2880" w:hanging="360"/>
+      </w:pPr>
+    </w:lvl>
+    <w:lvl w:ilvl="4" w:tplc="FFFFFFFF" w:tentative="1">
+      <w:start w:val="1"/>
+      <w:numFmt w:val="lowerLetter"/>
+      <w:lvlText w:val="%5."/>
+      <w:lvlJc w:val="left"/>
+      <w:pPr>
+        <w:ind w:left="3600" w:hanging="360"/>
+      </w:pPr>
+    </w:lvl>
+    <w:lvl w:ilvl="5" w:tplc="FFFFFFFF" w:tentative="1">
+      <w:start w:val="1"/>
+      <w:numFmt w:val="lowerRoman"/>
+      <w:lvlText w:val="%6."/>
+      <w:lvlJc w:val="right"/>
+      <w:pPr>
+        <w:ind w:left="4320" w:hanging="180"/>
+      </w:pPr>
+    </w:lvl>
+    <w:lvl w:ilvl="6" w:tplc="FFFFFFFF" w:tentative="1">
+      <w:start w:val="1"/>
+      <w:numFmt w:val="decimal"/>
+      <w:lvlText w:val="%7."/>
+      <w:lvlJc w:val="left"/>
+      <w:pPr>
+        <w:ind w:left="5040" w:hanging="360"/>
+      </w:pPr>
+    </w:lvl>
+    <w:lvl w:ilvl="7" w:tplc="FFFFFFFF" w:tentative="1">
+      <w:start w:val="1"/>
+      <w:numFmt w:val="lowerLetter"/>
+      <w:lvlText w:val="%8."/>
+      <w:lvlJc w:val="left"/>
+      <w:pPr>
+        <w:ind w:left="5760" w:hanging="360"/>
+      </w:pPr>
+    </w:lvl>
+    <w:lvl w:ilvl="8" w:tplc="FFFFFFFF" w:tentative="1">
+      <w:start w:val="1"/>
+      <w:numFmt w:val="lowerRoman"/>
+      <w:lvlText w:val="%9."/>
+      <w:lvlJc w:val="right"/>
+      <w:pPr>
+        <w:ind w:left="6480" w:hanging="180"/>
+      </w:pPr>
+    </w:lvl>
+  </w:abstractNum>
+  <w:abstractNum w:abstractNumId="47" w15:restartNumberingAfterBreak="0">
+    <w:nsid w:val="6F6847AA"/>
+    <w:multiLevelType w:val="hybridMultilevel"/>
+    <w:tmpl w:val="639A6672"/>
+    <w:lvl w:ilvl="0" w:tplc="FFFFFFFF">
+      <w:start w:val="1"/>
+      <w:numFmt w:val="decimal"/>
+      <w:lvlText w:val="%1."/>
+      <w:lvlJc w:val="left"/>
+      <w:pPr>
+        <w:ind w:left="720" w:hanging="360"/>
+      </w:pPr>
+      <w:rPr>
+        <w:rFonts w:hint="default"/>
+      </w:rPr>
+    </w:lvl>
+    <w:lvl w:ilvl="1" w:tplc="FFFFFFFF" w:tentative="1">
+      <w:start w:val="1"/>
+      <w:numFmt w:val="lowerLetter"/>
+      <w:lvlText w:val="%2."/>
+      <w:lvlJc w:val="left"/>
+      <w:pPr>
+        <w:ind w:left="1440" w:hanging="360"/>
+      </w:pPr>
+    </w:lvl>
+    <w:lvl w:ilvl="2" w:tplc="FFFFFFFF" w:tentative="1">
+      <w:start w:val="1"/>
+      <w:numFmt w:val="lowerRoman"/>
+      <w:lvlText w:val="%3."/>
+      <w:lvlJc w:val="right"/>
+      <w:pPr>
+        <w:ind w:left="2160" w:hanging="180"/>
+      </w:pPr>
+    </w:lvl>
+    <w:lvl w:ilvl="3" w:tplc="FFFFFFFF" w:tentative="1">
+      <w:start w:val="1"/>
+      <w:numFmt w:val="decimal"/>
+      <w:lvlText w:val="%4."/>
+      <w:lvlJc w:val="left"/>
+      <w:pPr>
+        <w:ind w:left="2880" w:hanging="360"/>
+      </w:pPr>
+    </w:lvl>
+    <w:lvl w:ilvl="4" w:tplc="FFFFFFFF" w:tentative="1">
+      <w:start w:val="1"/>
+      <w:numFmt w:val="lowerLetter"/>
+      <w:lvlText w:val="%5."/>
+      <w:lvlJc w:val="left"/>
+      <w:pPr>
+        <w:ind w:left="3600" w:hanging="360"/>
+      </w:pPr>
+    </w:lvl>
+    <w:lvl w:ilvl="5" w:tplc="FFFFFFFF" w:tentative="1">
+      <w:start w:val="1"/>
+      <w:numFmt w:val="lowerRoman"/>
+      <w:lvlText w:val="%6."/>
+      <w:lvlJc w:val="right"/>
+      <w:pPr>
+        <w:ind w:left="4320" w:hanging="180"/>
+      </w:pPr>
+    </w:lvl>
+    <w:lvl w:ilvl="6" w:tplc="FFFFFFFF" w:tentative="1">
+      <w:start w:val="1"/>
+      <w:numFmt w:val="decimal"/>
+      <w:lvlText w:val="%7."/>
+      <w:lvlJc w:val="left"/>
+      <w:pPr>
+        <w:ind w:left="5040" w:hanging="360"/>
+      </w:pPr>
+    </w:lvl>
+    <w:lvl w:ilvl="7" w:tplc="FFFFFFFF" w:tentative="1">
+      <w:start w:val="1"/>
+      <w:numFmt w:val="lowerLetter"/>
+      <w:lvlText w:val="%8."/>
+      <w:lvlJc w:val="left"/>
+      <w:pPr>
+        <w:ind w:left="5760" w:hanging="360"/>
+      </w:pPr>
+    </w:lvl>
+    <w:lvl w:ilvl="8" w:tplc="FFFFFFFF" w:tentative="1">
+      <w:start w:val="1"/>
+      <w:numFmt w:val="lowerRoman"/>
+      <w:lvlText w:val="%9."/>
+      <w:lvlJc w:val="right"/>
+      <w:pPr>
+        <w:ind w:left="6480" w:hanging="180"/>
+      </w:pPr>
+    </w:lvl>
+  </w:abstractNum>
+  <w:abstractNum w:abstractNumId="48" w15:restartNumberingAfterBreak="0">
+    <w:nsid w:val="75AA4BAF"/>
+    <w:multiLevelType w:val="hybridMultilevel"/>
+    <w:tmpl w:val="639A6672"/>
+    <w:lvl w:ilvl="0" w:tplc="0407000F">
+      <w:start w:val="1"/>
+      <w:numFmt w:val="decimal"/>
+      <w:lvlText w:val="%1."/>
+      <w:lvlJc w:val="left"/>
+      <w:pPr>
+        <w:ind w:left="720" w:hanging="360"/>
+      </w:pPr>
+      <w:rPr>
+        <w:rFonts w:hint="default"/>
+      </w:rPr>
+    </w:lvl>
+    <w:lvl w:ilvl="1" w:tplc="04070019" w:tentative="1">
+      <w:start w:val="1"/>
+      <w:numFmt w:val="lowerLetter"/>
+      <w:lvlText w:val="%2."/>
+      <w:lvlJc w:val="left"/>
+      <w:pPr>
+        <w:ind w:left="1440" w:hanging="360"/>
+      </w:pPr>
+    </w:lvl>
+    <w:lvl w:ilvl="2" w:tplc="0407001B" w:tentative="1">
+      <w:start w:val="1"/>
+      <w:numFmt w:val="lowerRoman"/>
+      <w:lvlText w:val="%3."/>
+      <w:lvlJc w:val="right"/>
+      <w:pPr>
+        <w:ind w:left="2160" w:hanging="180"/>
+      </w:pPr>
+    </w:lvl>
+    <w:lvl w:ilvl="3" w:tplc="0407000F" w:tentative="1">
+      <w:start w:val="1"/>
+      <w:numFmt w:val="decimal"/>
+      <w:lvlText w:val="%4."/>
+      <w:lvlJc w:val="left"/>
+      <w:pPr>
+        <w:ind w:left="2880" w:hanging="360"/>
+      </w:pPr>
+    </w:lvl>
+    <w:lvl w:ilvl="4" w:tplc="04070019" w:tentative="1">
+      <w:start w:val="1"/>
+      <w:numFmt w:val="lowerLetter"/>
+      <w:lvlText w:val="%5."/>
+      <w:lvlJc w:val="left"/>
+      <w:pPr>
+        <w:ind w:left="3600" w:hanging="360"/>
+      </w:pPr>
+    </w:lvl>
+    <w:lvl w:ilvl="5" w:tplc="0407001B" w:tentative="1">
+      <w:start w:val="1"/>
+      <w:numFmt w:val="lowerRoman"/>
+      <w:lvlText w:val="%6."/>
+      <w:lvlJc w:val="right"/>
+      <w:pPr>
+        <w:ind w:left="4320" w:hanging="180"/>
+      </w:pPr>
+    </w:lvl>
+    <w:lvl w:ilvl="6" w:tplc="0407000F" w:tentative="1">
+      <w:start w:val="1"/>
+      <w:numFmt w:val="decimal"/>
+      <w:lvlText w:val="%7."/>
+      <w:lvlJc w:val="left"/>
+      <w:pPr>
+        <w:ind w:left="5040" w:hanging="360"/>
+      </w:pPr>
+    </w:lvl>
+    <w:lvl w:ilvl="7" w:tplc="04070019" w:tentative="1">
+      <w:start w:val="1"/>
+      <w:numFmt w:val="lowerLetter"/>
+      <w:lvlText w:val="%8."/>
+      <w:lvlJc w:val="left"/>
+      <w:pPr>
+        <w:ind w:left="5760" w:hanging="360"/>
+      </w:pPr>
+    </w:lvl>
+    <w:lvl w:ilvl="8" w:tplc="0407001B" w:tentative="1">
+      <w:start w:val="1"/>
+      <w:numFmt w:val="lowerRoman"/>
+      <w:lvlText w:val="%9."/>
+      <w:lvlJc w:val="right"/>
+      <w:pPr>
+        <w:ind w:left="6480" w:hanging="180"/>
+      </w:pPr>
+    </w:lvl>
+  </w:abstractNum>
+  <w:abstractNum w:abstractNumId="49" w15:restartNumberingAfterBreak="0">
     <w:nsid w:val="79C9544C"/>
     <w:multiLevelType w:val="multilevel"/>
     <w:tmpl w:val="37A62300"/>
@@ -5844,7 +11599,185 @@
       </w:rPr>
     </w:lvl>
   </w:abstractNum>
-  <w:abstractNum w:abstractNumId="19" w15:restartNumberingAfterBreak="0">
+  <w:abstractNum w:abstractNumId="50" w15:restartNumberingAfterBreak="0">
+    <w:nsid w:val="7A6B40F6"/>
+    <w:multiLevelType w:val="hybridMultilevel"/>
+    <w:tmpl w:val="AFDACDA2"/>
+    <w:lvl w:ilvl="0" w:tplc="0407000F">
+      <w:start w:val="1"/>
+      <w:numFmt w:val="decimal"/>
+      <w:lvlText w:val="%1."/>
+      <w:lvlJc w:val="left"/>
+      <w:pPr>
+        <w:ind w:left="720" w:hanging="360"/>
+      </w:pPr>
+      <w:rPr>
+        <w:rFonts w:hint="default"/>
+      </w:rPr>
+    </w:lvl>
+    <w:lvl w:ilvl="1" w:tplc="04070019" w:tentative="1">
+      <w:start w:val="1"/>
+      <w:numFmt w:val="lowerLetter"/>
+      <w:lvlText w:val="%2."/>
+      <w:lvlJc w:val="left"/>
+      <w:pPr>
+        <w:ind w:left="1440" w:hanging="360"/>
+      </w:pPr>
+    </w:lvl>
+    <w:lvl w:ilvl="2" w:tplc="0407001B" w:tentative="1">
+      <w:start w:val="1"/>
+      <w:numFmt w:val="lowerRoman"/>
+      <w:lvlText w:val="%3."/>
+      <w:lvlJc w:val="right"/>
+      <w:pPr>
+        <w:ind w:left="2160" w:hanging="180"/>
+      </w:pPr>
+    </w:lvl>
+    <w:lvl w:ilvl="3" w:tplc="0407000F" w:tentative="1">
+      <w:start w:val="1"/>
+      <w:numFmt w:val="decimal"/>
+      <w:lvlText w:val="%4."/>
+      <w:lvlJc w:val="left"/>
+      <w:pPr>
+        <w:ind w:left="2880" w:hanging="360"/>
+      </w:pPr>
+    </w:lvl>
+    <w:lvl w:ilvl="4" w:tplc="04070019" w:tentative="1">
+      <w:start w:val="1"/>
+      <w:numFmt w:val="lowerLetter"/>
+      <w:lvlText w:val="%5."/>
+      <w:lvlJc w:val="left"/>
+      <w:pPr>
+        <w:ind w:left="3600" w:hanging="360"/>
+      </w:pPr>
+    </w:lvl>
+    <w:lvl w:ilvl="5" w:tplc="0407001B" w:tentative="1">
+      <w:start w:val="1"/>
+      <w:numFmt w:val="lowerRoman"/>
+      <w:lvlText w:val="%6."/>
+      <w:lvlJc w:val="right"/>
+      <w:pPr>
+        <w:ind w:left="4320" w:hanging="180"/>
+      </w:pPr>
+    </w:lvl>
+    <w:lvl w:ilvl="6" w:tplc="0407000F" w:tentative="1">
+      <w:start w:val="1"/>
+      <w:numFmt w:val="decimal"/>
+      <w:lvlText w:val="%7."/>
+      <w:lvlJc w:val="left"/>
+      <w:pPr>
+        <w:ind w:left="5040" w:hanging="360"/>
+      </w:pPr>
+    </w:lvl>
+    <w:lvl w:ilvl="7" w:tplc="04070019" w:tentative="1">
+      <w:start w:val="1"/>
+      <w:numFmt w:val="lowerLetter"/>
+      <w:lvlText w:val="%8."/>
+      <w:lvlJc w:val="left"/>
+      <w:pPr>
+        <w:ind w:left="5760" w:hanging="360"/>
+      </w:pPr>
+    </w:lvl>
+    <w:lvl w:ilvl="8" w:tplc="0407001B" w:tentative="1">
+      <w:start w:val="1"/>
+      <w:numFmt w:val="lowerRoman"/>
+      <w:lvlText w:val="%9."/>
+      <w:lvlJc w:val="right"/>
+      <w:pPr>
+        <w:ind w:left="6480" w:hanging="180"/>
+      </w:pPr>
+    </w:lvl>
+  </w:abstractNum>
+  <w:abstractNum w:abstractNumId="51" w15:restartNumberingAfterBreak="0">
+    <w:nsid w:val="7C226BBD"/>
+    <w:multiLevelType w:val="hybridMultilevel"/>
+    <w:tmpl w:val="639A6672"/>
+    <w:lvl w:ilvl="0" w:tplc="FFFFFFFF">
+      <w:start w:val="1"/>
+      <w:numFmt w:val="decimal"/>
+      <w:lvlText w:val="%1."/>
+      <w:lvlJc w:val="left"/>
+      <w:pPr>
+        <w:ind w:left="720" w:hanging="360"/>
+      </w:pPr>
+      <w:rPr>
+        <w:rFonts w:hint="default"/>
+      </w:rPr>
+    </w:lvl>
+    <w:lvl w:ilvl="1" w:tplc="FFFFFFFF" w:tentative="1">
+      <w:start w:val="1"/>
+      <w:numFmt w:val="lowerLetter"/>
+      <w:lvlText w:val="%2."/>
+      <w:lvlJc w:val="left"/>
+      <w:pPr>
+        <w:ind w:left="1440" w:hanging="360"/>
+      </w:pPr>
+    </w:lvl>
+    <w:lvl w:ilvl="2" w:tplc="FFFFFFFF" w:tentative="1">
+      <w:start w:val="1"/>
+      <w:numFmt w:val="lowerRoman"/>
+      <w:lvlText w:val="%3."/>
+      <w:lvlJc w:val="right"/>
+      <w:pPr>
+        <w:ind w:left="2160" w:hanging="180"/>
+      </w:pPr>
+    </w:lvl>
+    <w:lvl w:ilvl="3" w:tplc="FFFFFFFF" w:tentative="1">
+      <w:start w:val="1"/>
+      <w:numFmt w:val="decimal"/>
+      <w:lvlText w:val="%4."/>
+      <w:lvlJc w:val="left"/>
+      <w:pPr>
+        <w:ind w:left="2880" w:hanging="360"/>
+      </w:pPr>
+    </w:lvl>
+    <w:lvl w:ilvl="4" w:tplc="FFFFFFFF" w:tentative="1">
+      <w:start w:val="1"/>
+      <w:numFmt w:val="lowerLetter"/>
+      <w:lvlText w:val="%5."/>
+      <w:lvlJc w:val="left"/>
+      <w:pPr>
+        <w:ind w:left="3600" w:hanging="360"/>
+      </w:pPr>
+    </w:lvl>
+    <w:lvl w:ilvl="5" w:tplc="FFFFFFFF" w:tentative="1">
+      <w:start w:val="1"/>
+      <w:numFmt w:val="lowerRoman"/>
+      <w:lvlText w:val="%6."/>
+      <w:lvlJc w:val="right"/>
+      <w:pPr>
+        <w:ind w:left="4320" w:hanging="180"/>
+      </w:pPr>
+    </w:lvl>
+    <w:lvl w:ilvl="6" w:tplc="FFFFFFFF" w:tentative="1">
+      <w:start w:val="1"/>
+      <w:numFmt w:val="decimal"/>
+      <w:lvlText w:val="%7."/>
+      <w:lvlJc w:val="left"/>
+      <w:pPr>
+        <w:ind w:left="5040" w:hanging="360"/>
+      </w:pPr>
+    </w:lvl>
+    <w:lvl w:ilvl="7" w:tplc="FFFFFFFF" w:tentative="1">
+      <w:start w:val="1"/>
+      <w:numFmt w:val="lowerLetter"/>
+      <w:lvlText w:val="%8."/>
+      <w:lvlJc w:val="left"/>
+      <w:pPr>
+        <w:ind w:left="5760" w:hanging="360"/>
+      </w:pPr>
+    </w:lvl>
+    <w:lvl w:ilvl="8" w:tplc="FFFFFFFF" w:tentative="1">
+      <w:start w:val="1"/>
+      <w:numFmt w:val="lowerRoman"/>
+      <w:lvlText w:val="%9."/>
+      <w:lvlJc w:val="right"/>
+      <w:pPr>
+        <w:ind w:left="6480" w:hanging="180"/>
+      </w:pPr>
+    </w:lvl>
+  </w:abstractNum>
+  <w:abstractNum w:abstractNumId="52" w15:restartNumberingAfterBreak="0">
     <w:nsid w:val="7CBD1F51"/>
     <w:multiLevelType w:val="hybridMultilevel"/>
     <w:tmpl w:val="33DC004E"/>
@@ -5958,34 +11891,34 @@
     </w:lvl>
   </w:abstractNum>
   <w:num w:numId="1" w16cid:durableId="43069222">
-    <w:abstractNumId w:val="5"/>
+    <w:abstractNumId w:val="14"/>
   </w:num>
   <w:num w:numId="2" w16cid:durableId="1713070995">
-    <w:abstractNumId w:val="12"/>
+    <w:abstractNumId w:val="34"/>
   </w:num>
   <w:num w:numId="3" w16cid:durableId="1794061328">
+    <w:abstractNumId w:val="52"/>
+  </w:num>
+  <w:num w:numId="4" w16cid:durableId="2041860906">
+    <w:abstractNumId w:val="26"/>
+  </w:num>
+  <w:num w:numId="5" w16cid:durableId="1193416393">
+    <w:abstractNumId w:val="36"/>
+  </w:num>
+  <w:num w:numId="6" w16cid:durableId="1652490335">
+    <w:abstractNumId w:val="41"/>
+  </w:num>
+  <w:num w:numId="7" w16cid:durableId="1667440250">
+    <w:abstractNumId w:val="43"/>
+  </w:num>
+  <w:num w:numId="8" w16cid:durableId="366805384">
+    <w:abstractNumId w:val="32"/>
+  </w:num>
+  <w:num w:numId="9" w16cid:durableId="1205824046">
     <w:abstractNumId w:val="19"/>
   </w:num>
-  <w:num w:numId="4" w16cid:durableId="2041860906">
-    <w:abstractNumId w:val="10"/>
-  </w:num>
-  <w:num w:numId="5" w16cid:durableId="1193416393">
-    <w:abstractNumId w:val="13"/>
-  </w:num>
-  <w:num w:numId="6" w16cid:durableId="1652490335">
-    <w:abstractNumId w:val="15"/>
-  </w:num>
-  <w:num w:numId="7" w16cid:durableId="1667440250">
-    <w:abstractNumId w:val="16"/>
-  </w:num>
-  <w:num w:numId="8" w16cid:durableId="366805384">
-    <w:abstractNumId w:val="11"/>
-  </w:num>
-  <w:num w:numId="9" w16cid:durableId="1205824046">
-    <w:abstractNumId w:val="7"/>
-  </w:num>
   <w:num w:numId="10" w16cid:durableId="802311122">
-    <w:abstractNumId w:val="7"/>
+    <w:abstractNumId w:val="19"/>
     <w:lvlOverride w:ilvl="0">
       <w:lvl w:ilvl="0">
         <w:start w:val="1"/>
@@ -6116,36 +12049,135 @@
     </w:lvlOverride>
   </w:num>
   <w:num w:numId="11" w16cid:durableId="1857572656">
+    <w:abstractNumId w:val="1"/>
+  </w:num>
+  <w:num w:numId="12" w16cid:durableId="1172375933">
+    <w:abstractNumId w:val="23"/>
+  </w:num>
+  <w:num w:numId="13" w16cid:durableId="474446674">
+    <w:abstractNumId w:val="39"/>
+  </w:num>
+  <w:num w:numId="14" w16cid:durableId="348651689">
+    <w:abstractNumId w:val="10"/>
+  </w:num>
+  <w:num w:numId="15" w16cid:durableId="1330525727">
+    <w:abstractNumId w:val="11"/>
+  </w:num>
+  <w:num w:numId="16" w16cid:durableId="299580876">
+    <w:abstractNumId w:val="3"/>
+  </w:num>
+  <w:num w:numId="17" w16cid:durableId="1707874150">
+    <w:abstractNumId w:val="45"/>
+  </w:num>
+  <w:num w:numId="18" w16cid:durableId="381058613">
+    <w:abstractNumId w:val="17"/>
+  </w:num>
+  <w:num w:numId="19" w16cid:durableId="230039329">
+    <w:abstractNumId w:val="49"/>
+  </w:num>
+  <w:num w:numId="20" w16cid:durableId="1469786198">
+    <w:abstractNumId w:val="22"/>
+  </w:num>
+  <w:num w:numId="21" w16cid:durableId="1045326364">
+    <w:abstractNumId w:val="9"/>
+  </w:num>
+  <w:num w:numId="22" w16cid:durableId="1223835630">
+    <w:abstractNumId w:val="29"/>
+  </w:num>
+  <w:num w:numId="23" w16cid:durableId="1939754810">
+    <w:abstractNumId w:val="5"/>
+  </w:num>
+  <w:num w:numId="24" w16cid:durableId="324477753">
+    <w:abstractNumId w:val="27"/>
+  </w:num>
+  <w:num w:numId="25" w16cid:durableId="804159341">
+    <w:abstractNumId w:val="35"/>
+  </w:num>
+  <w:num w:numId="26" w16cid:durableId="1355352003">
+    <w:abstractNumId w:val="6"/>
+  </w:num>
+  <w:num w:numId="27" w16cid:durableId="1560940673">
+    <w:abstractNumId w:val="12"/>
+  </w:num>
+  <w:num w:numId="28" w16cid:durableId="560675550">
+    <w:abstractNumId w:val="4"/>
+  </w:num>
+  <w:num w:numId="29" w16cid:durableId="1453288064">
+    <w:abstractNumId w:val="31"/>
+  </w:num>
+  <w:num w:numId="30" w16cid:durableId="1436705254">
+    <w:abstractNumId w:val="24"/>
+  </w:num>
+  <w:num w:numId="31" w16cid:durableId="1051341922">
+    <w:abstractNumId w:val="50"/>
+  </w:num>
+  <w:num w:numId="32" w16cid:durableId="555091604">
+    <w:abstractNumId w:val="40"/>
+  </w:num>
+  <w:num w:numId="33" w16cid:durableId="775518880">
+    <w:abstractNumId w:val="25"/>
+  </w:num>
+  <w:num w:numId="34" w16cid:durableId="1474101259">
+    <w:abstractNumId w:val="38"/>
+  </w:num>
+  <w:num w:numId="35" w16cid:durableId="1173491327">
+    <w:abstractNumId w:val="33"/>
+  </w:num>
+  <w:num w:numId="36" w16cid:durableId="1179462133">
+    <w:abstractNumId w:val="28"/>
+  </w:num>
+  <w:num w:numId="37" w16cid:durableId="454063830">
+    <w:abstractNumId w:val="20"/>
+  </w:num>
+  <w:num w:numId="38" w16cid:durableId="148981424">
+    <w:abstractNumId w:val="16"/>
+  </w:num>
+  <w:num w:numId="39" w16cid:durableId="105540991">
+    <w:abstractNumId w:val="48"/>
+  </w:num>
+  <w:num w:numId="40" w16cid:durableId="1477063706">
+    <w:abstractNumId w:val="7"/>
+  </w:num>
+  <w:num w:numId="41" w16cid:durableId="1777558850">
+    <w:abstractNumId w:val="8"/>
+  </w:num>
+  <w:num w:numId="42" w16cid:durableId="274097879">
+    <w:abstractNumId w:val="13"/>
+  </w:num>
+  <w:num w:numId="43" w16cid:durableId="1853835130">
+    <w:abstractNumId w:val="30"/>
+  </w:num>
+  <w:num w:numId="44" w16cid:durableId="319233520">
+    <w:abstractNumId w:val="47"/>
+  </w:num>
+  <w:num w:numId="45" w16cid:durableId="1071924669">
+    <w:abstractNumId w:val="15"/>
+  </w:num>
+  <w:num w:numId="46" w16cid:durableId="2007048475">
+    <w:abstractNumId w:val="44"/>
+  </w:num>
+  <w:num w:numId="47" w16cid:durableId="1613635092">
+    <w:abstractNumId w:val="46"/>
+  </w:num>
+  <w:num w:numId="48" w16cid:durableId="427041371">
+    <w:abstractNumId w:val="18"/>
+  </w:num>
+  <w:num w:numId="49" w16cid:durableId="34817914">
+    <w:abstractNumId w:val="51"/>
+  </w:num>
+  <w:num w:numId="50" w16cid:durableId="1581214140">
+    <w:abstractNumId w:val="21"/>
+  </w:num>
+  <w:num w:numId="51" w16cid:durableId="885339177">
     <w:abstractNumId w:val="0"/>
   </w:num>
-  <w:num w:numId="12" w16cid:durableId="1172375933">
-    <w:abstractNumId w:val="9"/>
+  <w:num w:numId="52" w16cid:durableId="1001733232">
+    <w:abstractNumId w:val="37"/>
   </w:num>
-  <w:num w:numId="13" w16cid:durableId="474446674">
-    <w:abstractNumId w:val="14"/>
+  <w:num w:numId="53" w16cid:durableId="789738868">
+    <w:abstractNumId w:val="42"/>
   </w:num>
-  <w:num w:numId="14" w16cid:durableId="348651689">
-    <w:abstractNumId w:val="3"/>
-  </w:num>
-  <w:num w:numId="15" w16cid:durableId="1330525727">
-    <w:abstractNumId w:val="4"/>
-  </w:num>
-  <w:num w:numId="16" w16cid:durableId="299580876">
-    <w:abstractNumId w:val="1"/>
-  </w:num>
-  <w:num w:numId="17" w16cid:durableId="1707874150">
-    <w:abstractNumId w:val="17"/>
-  </w:num>
-  <w:num w:numId="18" w16cid:durableId="381058613">
-    <w:abstractNumId w:val="6"/>
-  </w:num>
-  <w:num w:numId="19" w16cid:durableId="230039329">
-    <w:abstractNumId w:val="18"/>
-  </w:num>
-  <w:num w:numId="20" w16cid:durableId="1469786198">
-    <w:abstractNumId w:val="8"/>
-  </w:num>
-  <w:num w:numId="21" w16cid:durableId="1045326364">
+  <w:num w:numId="54" w16cid:durableId="2080711813">
     <w:abstractNumId w:val="2"/>
   </w:num>
 </w:numbering>

--- a/Project-organisation/Systemtest.docx
+++ b/Project-organisation/Systemtest.docx
@@ -1860,7 +1860,7 @@
               <w:rPr>
                 <w:rFonts w:cs="Arial"/>
               </w:rPr>
-              <w:t>1.1.1</w:t>
+              <w:t>1.1</w:t>
             </w:r>
           </w:p>
         </w:tc>
@@ -1882,7 +1882,7 @@
               <w:rPr>
                 <w:rFonts w:cs="Arial"/>
               </w:rPr>
-              <w:t>Bichler Nadine</w:t>
+              <w:t>Anton Armin</w:t>
             </w:r>
           </w:p>
         </w:tc>
@@ -1917,7 +1917,7 @@
               <w:rPr>
                 <w:rFonts w:cs="Arial"/>
               </w:rPr>
-              <w:t>.1.1</w:t>
+              <w:t>.1</w:t>
             </w:r>
           </w:p>
         </w:tc>
@@ -1940,7 +1940,7 @@
               <w:rPr>
                 <w:rFonts w:cs="Arial"/>
               </w:rPr>
-              <w:t>Bichler Nadine</w:t>
+              <w:t>Bazai Donart</w:t>
             </w:r>
           </w:p>
         </w:tc>
@@ -1968,7 +1968,7 @@
               <w:rPr>
                 <w:rFonts w:cs="Arial"/>
               </w:rPr>
-              <w:t>3.1.1</w:t>
+              <w:t>3.1</w:t>
             </w:r>
           </w:p>
         </w:tc>
@@ -2019,7 +2019,7 @@
               <w:rPr>
                 <w:rFonts w:cs="Arial"/>
               </w:rPr>
-              <w:t>4.1.1</w:t>
+              <w:t>4.1</w:t>
             </w:r>
           </w:p>
         </w:tc>
@@ -2038,6 +2038,12 @@
                 <w:rFonts w:cs="Arial"/>
               </w:rPr>
             </w:pPr>
+            <w:r>
+              <w:rPr>
+                <w:rFonts w:cs="Arial"/>
+              </w:rPr>
+              <w:t>Benz Jan</w:t>
+            </w:r>
           </w:p>
         </w:tc>
       </w:tr>
@@ -2274,13 +2280,7 @@
               <w:rPr>
                 <w:rFonts w:cs="Arial"/>
               </w:rPr>
-              <w:t>FA</w:t>
-            </w:r>
-            <w:r>
-              <w:rPr>
-                <w:rFonts w:cs="Arial"/>
-              </w:rPr>
-              <w:t xml:space="preserve"> </w:t>
+              <w:t xml:space="preserve">FA </w:t>
             </w:r>
             <w:r>
               <w:rPr>
@@ -2304,13 +2304,7 @@
               <w:rPr>
                 <w:rFonts w:cs="Arial"/>
               </w:rPr>
-              <w:t>FA</w:t>
-            </w:r>
-            <w:r>
-              <w:rPr>
-                <w:rFonts w:cs="Arial"/>
-              </w:rPr>
-              <w:t xml:space="preserve"> </w:t>
+              <w:t xml:space="preserve">FA </w:t>
             </w:r>
             <w:r>
               <w:rPr>
@@ -2736,7 +2730,19 @@
               <w:rPr>
                 <w:rFonts w:cs="Arial"/>
               </w:rPr>
-              <w:t>FA2.1</w:t>
+              <w:t xml:space="preserve">[PFA </w:t>
+            </w:r>
+            <w:r>
+              <w:rPr>
+                <w:rFonts w:cs="Arial"/>
+              </w:rPr>
+              <w:t>2.1</w:t>
+            </w:r>
+            <w:r>
+              <w:rPr>
+                <w:rFonts w:cs="Arial"/>
+              </w:rPr>
+              <w:t>]</w:t>
             </w:r>
           </w:p>
         </w:tc>
@@ -3123,7 +3129,25 @@
               <w:rPr>
                 <w:rFonts w:cs="Arial"/>
               </w:rPr>
-              <w:t>FA2.1</w:t>
+              <w:t>[</w:t>
+            </w:r>
+            <w:r>
+              <w:rPr>
+                <w:rFonts w:cs="Arial"/>
+              </w:rPr>
+              <w:t xml:space="preserve">PFA </w:t>
+            </w:r>
+            <w:r>
+              <w:rPr>
+                <w:rFonts w:cs="Arial"/>
+              </w:rPr>
+              <w:t>2.1</w:t>
+            </w:r>
+            <w:r>
+              <w:rPr>
+                <w:rFonts w:cs="Arial"/>
+              </w:rPr>
+              <w:t>]</w:t>
             </w:r>
           </w:p>
         </w:tc>
@@ -3348,6 +3372,7 @@
                 <w:ilvl w:val="0"/>
                 <w:numId w:val="31"/>
               </w:numPr>
+              <w:spacing w:before="60" w:after="60"/>
               <w:ind w:left="357" w:hanging="357"/>
               <w:rPr>
                 <w:rFonts w:cs="Arial"/>
@@ -3527,7 +3552,25 @@
               <w:rPr>
                 <w:rFonts w:cs="Arial"/>
               </w:rPr>
-              <w:t>FA3.1</w:t>
+              <w:t>[</w:t>
+            </w:r>
+            <w:r>
+              <w:rPr>
+                <w:rFonts w:cs="Arial"/>
+              </w:rPr>
+              <w:t xml:space="preserve">PFA </w:t>
+            </w:r>
+            <w:r>
+              <w:rPr>
+                <w:rFonts w:cs="Arial"/>
+              </w:rPr>
+              <w:t>3.1</w:t>
+            </w:r>
+            <w:r>
+              <w:rPr>
+                <w:rFonts w:cs="Arial"/>
+              </w:rPr>
+              <w:t>]</w:t>
             </w:r>
           </w:p>
         </w:tc>
@@ -3773,6 +3816,7 @@
                 <w:ilvl w:val="0"/>
                 <w:numId w:val="35"/>
               </w:numPr>
+              <w:spacing w:before="60" w:after="60"/>
               <w:ind w:left="357" w:hanging="357"/>
               <w:rPr>
                 <w:rFonts w:cs="Arial"/>
@@ -3952,7 +3996,25 @@
               <w:rPr>
                 <w:rFonts w:cs="Arial"/>
               </w:rPr>
-              <w:t>FA4.1</w:t>
+              <w:t>[</w:t>
+            </w:r>
+            <w:r>
+              <w:rPr>
+                <w:rFonts w:cs="Arial"/>
+              </w:rPr>
+              <w:t xml:space="preserve">PFA </w:t>
+            </w:r>
+            <w:r>
+              <w:rPr>
+                <w:rFonts w:cs="Arial"/>
+              </w:rPr>
+              <w:t>4.1</w:t>
+            </w:r>
+            <w:r>
+              <w:rPr>
+                <w:rFonts w:cs="Arial"/>
+              </w:rPr>
+              <w:t>]</w:t>
             </w:r>
           </w:p>
         </w:tc>
@@ -4100,6 +4162,7 @@
                 <w:numId w:val="38"/>
               </w:numPr>
               <w:spacing w:before="60" w:after="60"/>
+              <w:ind w:left="357" w:hanging="357"/>
               <w:rPr>
                 <w:rFonts w:cs="Arial"/>
               </w:rPr>
@@ -4119,6 +4182,7 @@
                 <w:numId w:val="38"/>
               </w:numPr>
               <w:spacing w:before="60" w:after="60"/>
+              <w:ind w:left="357" w:hanging="357"/>
               <w:rPr>
                 <w:rFonts w:cs="Arial"/>
               </w:rPr>
@@ -4138,6 +4202,7 @@
                 <w:numId w:val="38"/>
               </w:numPr>
               <w:spacing w:before="60" w:after="60"/>
+              <w:ind w:left="357" w:hanging="357"/>
               <w:rPr>
                 <w:rFonts w:cs="Arial"/>
               </w:rPr>
@@ -4195,6 +4260,8 @@
                 <w:ilvl w:val="0"/>
                 <w:numId w:val="39"/>
               </w:numPr>
+              <w:spacing w:before="60" w:after="60"/>
+              <w:ind w:left="357" w:hanging="357"/>
               <w:rPr>
                 <w:rFonts w:cs="Arial"/>
               </w:rPr>
@@ -4213,6 +4280,8 @@
                 <w:ilvl w:val="0"/>
                 <w:numId w:val="39"/>
               </w:numPr>
+              <w:spacing w:before="60" w:after="60"/>
+              <w:ind w:left="357" w:hanging="357"/>
               <w:rPr>
                 <w:rFonts w:cs="Arial"/>
               </w:rPr>
@@ -4371,7 +4440,25 @@
               <w:rPr>
                 <w:rFonts w:cs="Arial"/>
               </w:rPr>
-              <w:t>FA4.1</w:t>
+              <w:t>[</w:t>
+            </w:r>
+            <w:r>
+              <w:rPr>
+                <w:rFonts w:cs="Arial"/>
+              </w:rPr>
+              <w:t xml:space="preserve">PFA </w:t>
+            </w:r>
+            <w:r>
+              <w:rPr>
+                <w:rFonts w:cs="Arial"/>
+              </w:rPr>
+              <w:t>4.1</w:t>
+            </w:r>
+            <w:r>
+              <w:rPr>
+                <w:rFonts w:cs="Arial"/>
+              </w:rPr>
+              <w:t>]</w:t>
             </w:r>
           </w:p>
         </w:tc>
@@ -4517,6 +4604,8 @@
                 <w:ilvl w:val="0"/>
                 <w:numId w:val="42"/>
               </w:numPr>
+              <w:spacing w:before="60" w:after="60"/>
+              <w:ind w:left="357" w:hanging="357"/>
             </w:pPr>
             <w:r>
               <w:t>Programm starten</w:t>
@@ -4529,6 +4618,8 @@
                 <w:ilvl w:val="0"/>
                 <w:numId w:val="42"/>
               </w:numPr>
+              <w:spacing w:before="60" w:after="60"/>
+              <w:ind w:left="357" w:hanging="357"/>
             </w:pPr>
             <w:r>
               <w:t>Audioaufnahme starten mittels Button „Start“</w:t>
@@ -4541,6 +4632,8 @@
                 <w:ilvl w:val="0"/>
                 <w:numId w:val="42"/>
               </w:numPr>
+              <w:spacing w:before="60" w:after="60"/>
+              <w:ind w:left="357" w:hanging="357"/>
             </w:pPr>
             <w:r>
               <w:t>Validen Sprachbefehl (1-9) einsprechen</w:t>
@@ -4553,6 +4646,8 @@
                 <w:ilvl w:val="0"/>
                 <w:numId w:val="42"/>
               </w:numPr>
+              <w:spacing w:before="60" w:after="60"/>
+              <w:ind w:left="357" w:hanging="357"/>
             </w:pPr>
             <w:r>
               <w:t>Validen Sprachbefehl (1-9) einsprechen</w:t>
@@ -4565,6 +4660,8 @@
                 <w:ilvl w:val="0"/>
                 <w:numId w:val="42"/>
               </w:numPr>
+              <w:spacing w:before="60" w:after="60"/>
+              <w:ind w:left="357" w:hanging="357"/>
             </w:pPr>
             <w:r>
               <w:t>Validen Sprachbefehl (1-9) einsprechen</w:t>
@@ -4613,6 +4710,8 @@
                 <w:ilvl w:val="0"/>
                 <w:numId w:val="43"/>
               </w:numPr>
+              <w:spacing w:before="60" w:after="60"/>
+              <w:ind w:left="357" w:hanging="357"/>
               <w:rPr>
                 <w:rFonts w:cs="Arial"/>
               </w:rPr>
@@ -4631,6 +4730,8 @@
                 <w:ilvl w:val="0"/>
                 <w:numId w:val="43"/>
               </w:numPr>
+              <w:spacing w:before="60" w:after="60"/>
+              <w:ind w:left="357" w:hanging="357"/>
               <w:rPr>
                 <w:rFonts w:cs="Arial"/>
               </w:rPr>
@@ -4813,7 +4914,25 @@
               <w:rPr>
                 <w:rFonts w:cs="Arial"/>
               </w:rPr>
-              <w:t>FA4.1</w:t>
+              <w:t>[</w:t>
+            </w:r>
+            <w:r>
+              <w:rPr>
+                <w:rFonts w:cs="Arial"/>
+              </w:rPr>
+              <w:t xml:space="preserve">PFA </w:t>
+            </w:r>
+            <w:r>
+              <w:rPr>
+                <w:rFonts w:cs="Arial"/>
+              </w:rPr>
+              <w:t>4.1</w:t>
+            </w:r>
+            <w:r>
+              <w:rPr>
+                <w:rFonts w:cs="Arial"/>
+              </w:rPr>
+              <w:t>]</w:t>
             </w:r>
           </w:p>
         </w:tc>
@@ -4954,6 +5073,7 @@
                 <w:ilvl w:val="0"/>
                 <w:numId w:val="45"/>
               </w:numPr>
+              <w:ind w:left="357" w:hanging="357"/>
               <w:rPr>
                 <w:rFonts w:cs="Arial"/>
               </w:rPr>
@@ -5006,6 +5126,7 @@
                 <w:ilvl w:val="0"/>
                 <w:numId w:val="46"/>
               </w:numPr>
+              <w:ind w:left="357" w:hanging="357"/>
               <w:rPr>
                 <w:rFonts w:cs="Arial"/>
               </w:rPr>
@@ -5089,6 +5210,7 @@
                 <w:b/>
                 <w:bCs/>
               </w:rPr>
+              <w:lastRenderedPageBreak/>
               <w:t>Test-ID:</w:t>
             </w:r>
           </w:p>
@@ -5143,7 +5265,6 @@
               <w:rPr>
                 <w:rFonts w:cs="Arial"/>
               </w:rPr>
-              <w:lastRenderedPageBreak/>
               <w:t>i.V.m.</w:t>
             </w:r>
           </w:p>
@@ -5179,13 +5300,25 @@
               <w:rPr>
                 <w:rFonts w:cs="Arial"/>
               </w:rPr>
-              <w:t>FA</w:t>
+              <w:t>[</w:t>
+            </w:r>
+            <w:r>
+              <w:rPr>
+                <w:rFonts w:cs="Arial"/>
+              </w:rPr>
+              <w:t xml:space="preserve">PFA </w:t>
             </w:r>
             <w:r>
               <w:rPr>
                 <w:rFonts w:cs="Arial"/>
               </w:rPr>
               <w:t>4.2</w:t>
+            </w:r>
+            <w:r>
+              <w:rPr>
+                <w:rFonts w:cs="Arial"/>
+              </w:rPr>
+              <w:t>]</w:t>
             </w:r>
           </w:p>
         </w:tc>
@@ -5332,6 +5465,8 @@
                 <w:ilvl w:val="0"/>
                 <w:numId w:val="47"/>
               </w:numPr>
+              <w:spacing w:before="60" w:after="60"/>
+              <w:ind w:left="357" w:hanging="357"/>
             </w:pPr>
             <w:r>
               <w:t>Programm starten</w:t>
@@ -5344,6 +5479,8 @@
                 <w:ilvl w:val="0"/>
                 <w:numId w:val="47"/>
               </w:numPr>
+              <w:spacing w:before="60" w:after="60"/>
+              <w:ind w:left="357" w:hanging="357"/>
             </w:pPr>
             <w:r>
               <w:t>Audioaufnahme starten mittels Button „Start“</w:t>
@@ -5356,6 +5493,8 @@
                 <w:ilvl w:val="0"/>
                 <w:numId w:val="47"/>
               </w:numPr>
+              <w:spacing w:before="60" w:after="60"/>
+              <w:ind w:left="357" w:hanging="357"/>
             </w:pPr>
             <w:r>
               <w:t>Audioaufnahme stoppen mittels Button „Stop“</w:t>
@@ -5407,6 +5546,8 @@
                 <w:ilvl w:val="0"/>
                 <w:numId w:val="48"/>
               </w:numPr>
+              <w:spacing w:before="60" w:after="60"/>
+              <w:ind w:left="357" w:hanging="357"/>
               <w:rPr>
                 <w:rFonts w:cs="Arial"/>
               </w:rPr>
@@ -5569,7 +5710,25 @@
               <w:rPr>
                 <w:rFonts w:cs="Arial"/>
               </w:rPr>
-              <w:t>FA4.3</w:t>
+              <w:t>[</w:t>
+            </w:r>
+            <w:r>
+              <w:rPr>
+                <w:rFonts w:cs="Arial"/>
+              </w:rPr>
+              <w:t xml:space="preserve">PFA </w:t>
+            </w:r>
+            <w:r>
+              <w:rPr>
+                <w:rFonts w:cs="Arial"/>
+              </w:rPr>
+              <w:t>4.3</w:t>
+            </w:r>
+            <w:r>
+              <w:rPr>
+                <w:rFonts w:cs="Arial"/>
+              </w:rPr>
+              <w:t>]</w:t>
             </w:r>
           </w:p>
         </w:tc>
@@ -5716,6 +5875,8 @@
                 <w:ilvl w:val="0"/>
                 <w:numId w:val="49"/>
               </w:numPr>
+              <w:spacing w:before="60" w:after="60"/>
+              <w:ind w:left="357" w:hanging="357"/>
             </w:pPr>
             <w:r>
               <w:t>Programm starten</w:t>
@@ -5767,6 +5928,8 @@
                 <w:ilvl w:val="0"/>
                 <w:numId w:val="50"/>
               </w:numPr>
+              <w:spacing w:before="60" w:after="60"/>
+              <w:ind w:left="357" w:hanging="357"/>
               <w:rPr>
                 <w:rFonts w:cs="Arial"/>
               </w:rPr>
@@ -5925,7 +6088,25 @@
               <w:rPr>
                 <w:rFonts w:cs="Arial"/>
               </w:rPr>
-              <w:t>FA4.4</w:t>
+              <w:t>[</w:t>
+            </w:r>
+            <w:r>
+              <w:rPr>
+                <w:rFonts w:cs="Arial"/>
+              </w:rPr>
+              <w:t xml:space="preserve">PFA </w:t>
+            </w:r>
+            <w:r>
+              <w:rPr>
+                <w:rFonts w:cs="Arial"/>
+              </w:rPr>
+              <w:t>4.4</w:t>
+            </w:r>
+            <w:r>
+              <w:rPr>
+                <w:rFonts w:cs="Arial"/>
+              </w:rPr>
+              <w:t>]</w:t>
             </w:r>
           </w:p>
         </w:tc>
@@ -6072,6 +6253,8 @@
                 <w:ilvl w:val="0"/>
                 <w:numId w:val="51"/>
               </w:numPr>
+              <w:spacing w:before="60" w:after="60"/>
+              <w:ind w:left="357" w:hanging="357"/>
             </w:pPr>
             <w:r>
               <w:t>Programm starten</w:t>
@@ -6084,6 +6267,8 @@
                 <w:ilvl w:val="0"/>
                 <w:numId w:val="51"/>
               </w:numPr>
+              <w:spacing w:before="60" w:after="60"/>
+              <w:ind w:left="357" w:hanging="357"/>
             </w:pPr>
             <w:r>
               <w:t>Audioaufnahme starten mittels Button „Start“</w:t>
@@ -6096,6 +6281,8 @@
                 <w:ilvl w:val="0"/>
                 <w:numId w:val="51"/>
               </w:numPr>
+              <w:spacing w:before="60" w:after="60"/>
+              <w:ind w:left="357" w:hanging="357"/>
             </w:pPr>
             <w:r>
               <w:t>Audioaufnahme stoppen mittels Button „Stop“</w:t>
@@ -6108,6 +6295,8 @@
                 <w:ilvl w:val="0"/>
                 <w:numId w:val="51"/>
               </w:numPr>
+              <w:spacing w:before="60" w:after="60"/>
+              <w:ind w:left="357" w:hanging="357"/>
             </w:pPr>
             <w:r>
               <w:t>Spracheingabe</w:t>
@@ -6139,6 +6328,7 @@
               <w:rPr>
                 <w:rFonts w:cs="Arial"/>
               </w:rPr>
+              <w:lastRenderedPageBreak/>
               <w:t>Output</w:t>
             </w:r>
           </w:p>
@@ -6159,6 +6349,8 @@
                 <w:ilvl w:val="0"/>
                 <w:numId w:val="52"/>
               </w:numPr>
+              <w:spacing w:before="60" w:after="60"/>
+              <w:ind w:left="357" w:hanging="357"/>
               <w:rPr>
                 <w:rFonts w:cs="Arial"/>
               </w:rPr>
@@ -6177,6 +6369,8 @@
                 <w:ilvl w:val="0"/>
                 <w:numId w:val="52"/>
               </w:numPr>
+              <w:spacing w:before="60" w:after="60"/>
+              <w:ind w:left="357" w:hanging="357"/>
               <w:rPr>
                 <w:rFonts w:cs="Arial"/>
               </w:rPr>
@@ -6230,7 +6424,6 @@
                 <w:b/>
                 <w:bCs/>
               </w:rPr>
-              <w:lastRenderedPageBreak/>
               <w:t>Test-ID:</w:t>
             </w:r>
           </w:p>
@@ -6320,7 +6513,25 @@
               <w:rPr>
                 <w:rFonts w:cs="Arial"/>
               </w:rPr>
-              <w:t>FA1.1</w:t>
+              <w:t>[</w:t>
+            </w:r>
+            <w:r>
+              <w:rPr>
+                <w:rFonts w:cs="Arial"/>
+              </w:rPr>
+              <w:t xml:space="preserve">PFA </w:t>
+            </w:r>
+            <w:r>
+              <w:rPr>
+                <w:rFonts w:cs="Arial"/>
+              </w:rPr>
+              <w:t>1.1</w:t>
+            </w:r>
+            <w:r>
+              <w:rPr>
+                <w:rFonts w:cs="Arial"/>
+              </w:rPr>
+              <w:t>]</w:t>
             </w:r>
           </w:p>
         </w:tc>
@@ -6467,6 +6678,8 @@
                 <w:ilvl w:val="0"/>
                 <w:numId w:val="53"/>
               </w:numPr>
+              <w:spacing w:before="60" w:after="60"/>
+              <w:ind w:left="357" w:hanging="357"/>
             </w:pPr>
             <w:r>
               <w:t>Programm starten</w:t>
@@ -6479,6 +6692,8 @@
                 <w:ilvl w:val="0"/>
                 <w:numId w:val="53"/>
               </w:numPr>
+              <w:spacing w:before="60" w:after="60"/>
+              <w:ind w:left="357" w:hanging="357"/>
             </w:pPr>
             <w:r>
               <w:t>Audioaufnahme starten mittels Button „Start“</w:t>
@@ -6491,6 +6706,8 @@
                 <w:ilvl w:val="0"/>
                 <w:numId w:val="53"/>
               </w:numPr>
+              <w:spacing w:before="60" w:after="60"/>
+              <w:ind w:left="357" w:hanging="357"/>
             </w:pPr>
             <w:r>
               <w:t>Spracheingabe</w:t>
@@ -6542,6 +6759,8 @@
                 <w:ilvl w:val="0"/>
                 <w:numId w:val="54"/>
               </w:numPr>
+              <w:spacing w:before="60" w:after="60"/>
+              <w:ind w:left="357" w:hanging="357"/>
               <w:rPr>
                 <w:rFonts w:cs="Arial"/>
               </w:rPr>

--- a/Project-organisation/Systemtest.docx
+++ b/Project-organisation/Systemtest.docx
@@ -291,19 +291,7 @@
               <w:rPr>
                 <w:rFonts w:cs="Arial"/>
               </w:rPr>
-              <w:t>0</w:t>
-            </w:r>
-            <w:r>
-              <w:rPr>
-                <w:rFonts w:cs="Arial"/>
-              </w:rPr>
-              <w:t>9</w:t>
-            </w:r>
-            <w:r>
-              <w:rPr>
-                <w:rFonts w:cs="Arial"/>
-              </w:rPr>
-              <w:t>.04</w:t>
+              <w:t>25.06</w:t>
             </w:r>
             <w:r>
               <w:rPr>
@@ -6777,8 +6765,12 @@
     </w:tbl>
     <w:p/>
     <w:sectPr>
-      <w:headerReference w:type="default" r:id="rId8"/>
-      <w:footerReference w:type="default" r:id="rId9"/>
+      <w:headerReference w:type="even" r:id="rId8"/>
+      <w:headerReference w:type="default" r:id="rId9"/>
+      <w:footerReference w:type="even" r:id="rId10"/>
+      <w:footerReference w:type="default" r:id="rId11"/>
+      <w:headerReference w:type="first" r:id="rId12"/>
+      <w:footerReference w:type="first" r:id="rId13"/>
       <w:pgSz w:w="11906" w:h="16838"/>
       <w:pgMar w:top="1417" w:right="1417" w:bottom="1134" w:left="1417" w:header="708" w:footer="708" w:gutter="0"/>
       <w:cols w:space="708"/>
@@ -6820,6 +6812,26 @@
       <w:pStyle w:val="Fuzeile"/>
     </w:pPr>
   </w:p>
+</w:ftr>
+</file>
+
+<file path=word/footer2.xml><?xml version="1.0" encoding="utf-8"?>
+<w:ftr xmlns:wpc="http://schemas.microsoft.com/office/word/2010/wordprocessingCanvas" xmlns:cx="http://schemas.microsoft.com/office/drawing/2014/chartex" xmlns:cx1="http://schemas.microsoft.com/office/drawing/2015/9/8/chartex" xmlns:cx2="http://schemas.microsoft.com/office/drawing/2015/10/21/chartex" xmlns:cx3="http://schemas.microsoft.com/office/drawing/2016/5/9/chartex" xmlns:cx4="http://schemas.microsoft.com/office/drawing/2016/5/10/chartex" xmlns:cx5="http://schemas.microsoft.com/office/drawing/2016/5/11/chartex" xmlns:cx6="http://schemas.microsoft.com/office/drawing/2016/5/12/chartex" xmlns:cx7="http://schemas.microsoft.com/office/drawing/2016/5/13/chartex" xmlns:cx8="http://schemas.microsoft.com/office/drawing/2016/5/14/chartex" xmlns:mc="http://schemas.openxmlformats.org/markup-compatibility/2006" xmlns:aink="http://schemas.microsoft.com/office/drawing/2016/ink" xmlns:am3d="http://schemas.microsoft.com/office/drawing/2017/model3d" xmlns:o="urn:schemas-microsoft-com:office:office" xmlns:oel="http://schemas.microsoft.com/office/2019/extlst" xmlns:r="http://schemas.openxmlformats.org/officeDocument/2006/relationships" xmlns:m="http://schemas.openxmlformats.org/officeDocument/2006/math" xmlns:v="urn:schemas-microsoft-com:vml" xmlns:wp14="http://schemas.microsoft.com/office/word/2010/wordprocessingDrawing" xmlns:wp="http://schemas.openxmlformats.org/drawingml/2006/wordprocessingDrawing" xmlns:w10="urn:schemas-microsoft-com:office:word" xmlns:w="http://schemas.openxmlformats.org/wordprocessingml/2006/main" xmlns:w14="http://schemas.microsoft.com/office/word/2010/wordml" xmlns:w15="http://schemas.microsoft.com/office/word/2012/wordml" xmlns:w16cex="http://schemas.microsoft.com/office/word/2018/wordml/cex" xmlns:w16cid="http://schemas.microsoft.com/office/word/2016/wordml/cid" xmlns:w16="http://schemas.microsoft.com/office/word/2018/wordml" xmlns:w16du="http://schemas.microsoft.com/office/word/2023/wordml/word16du" xmlns:w16sdtdh="http://schemas.microsoft.com/office/word/2020/wordml/sdtdatahash" xmlns:w16sdtfl="http://schemas.microsoft.com/office/word/2024/wordml/sdtformatlock" xmlns:w16se="http://schemas.microsoft.com/office/word/2015/wordml/symex" xmlns:wpg="http://schemas.microsoft.com/office/word/2010/wordprocessingGroup" xmlns:wpi="http://schemas.microsoft.com/office/word/2010/wordprocessingInk" xmlns:wne="http://schemas.microsoft.com/office/word/2006/wordml" xmlns:wps="http://schemas.microsoft.com/office/word/2010/wordprocessingShape" mc:Ignorable="w14 w15 w16se w16cid w16 w16cex w16sdtdh w16sdtfl w16du wp14">
+  <w:p>
+    <w:pPr>
+      <w:pStyle w:val="Fuzeile"/>
+    </w:pPr>
+  </w:p>
+  <w:p>
+    <w:pPr>
+      <w:pStyle w:val="Fuzeile"/>
+    </w:pPr>
+  </w:p>
+</w:ftr>
+</file>
+
+<file path=word/footer3.xml><?xml version="1.0" encoding="utf-8"?>
+<w:ftr xmlns:wpc="http://schemas.microsoft.com/office/word/2010/wordprocessingCanvas" xmlns:cx="http://schemas.microsoft.com/office/drawing/2014/chartex" xmlns:cx1="http://schemas.microsoft.com/office/drawing/2015/9/8/chartex" xmlns:cx2="http://schemas.microsoft.com/office/drawing/2015/10/21/chartex" xmlns:cx3="http://schemas.microsoft.com/office/drawing/2016/5/9/chartex" xmlns:cx4="http://schemas.microsoft.com/office/drawing/2016/5/10/chartex" xmlns:cx5="http://schemas.microsoft.com/office/drawing/2016/5/11/chartex" xmlns:cx6="http://schemas.microsoft.com/office/drawing/2016/5/12/chartex" xmlns:cx7="http://schemas.microsoft.com/office/drawing/2016/5/13/chartex" xmlns:cx8="http://schemas.microsoft.com/office/drawing/2016/5/14/chartex" xmlns:mc="http://schemas.openxmlformats.org/markup-compatibility/2006" xmlns:aink="http://schemas.microsoft.com/office/drawing/2016/ink" xmlns:am3d="http://schemas.microsoft.com/office/drawing/2017/model3d" xmlns:o="urn:schemas-microsoft-com:office:office" xmlns:oel="http://schemas.microsoft.com/office/2019/extlst" xmlns:r="http://schemas.openxmlformats.org/officeDocument/2006/relationships" xmlns:m="http://schemas.openxmlformats.org/officeDocument/2006/math" xmlns:v="urn:schemas-microsoft-com:vml" xmlns:wp14="http://schemas.microsoft.com/office/word/2010/wordprocessingDrawing" xmlns:wp="http://schemas.openxmlformats.org/drawingml/2006/wordprocessingDrawing" xmlns:w10="urn:schemas-microsoft-com:office:word" xmlns:w="http://schemas.openxmlformats.org/wordprocessingml/2006/main" xmlns:w14="http://schemas.microsoft.com/office/word/2010/wordml" xmlns:w15="http://schemas.microsoft.com/office/word/2012/wordml" xmlns:w16cex="http://schemas.microsoft.com/office/word/2018/wordml/cex" xmlns:w16cid="http://schemas.microsoft.com/office/word/2016/wordml/cid" xmlns:w16="http://schemas.microsoft.com/office/word/2018/wordml" xmlns:w16du="http://schemas.microsoft.com/office/word/2023/wordml/word16du" xmlns:w16sdtdh="http://schemas.microsoft.com/office/word/2020/wordml/sdtdatahash" xmlns:w16sdtfl="http://schemas.microsoft.com/office/word/2024/wordml/sdtformatlock" xmlns:w16se="http://schemas.microsoft.com/office/word/2015/wordml/symex" xmlns:wpg="http://schemas.microsoft.com/office/word/2010/wordprocessingGroup" xmlns:wpi="http://schemas.microsoft.com/office/word/2010/wordprocessingInk" xmlns:wne="http://schemas.microsoft.com/office/word/2006/wordml" xmlns:wps="http://schemas.microsoft.com/office/word/2010/wordprocessingShape" mc:Ignorable="w14 w15 w16se w16cid w16 w16cex w16sdtdh w16sdtfl w16du wp14">
   <w:p>
     <w:pPr>
       <w:pStyle w:val="Fuzeile"/>
@@ -6854,6 +6866,16 @@
 </file>
 
 <file path=word/header1.xml><?xml version="1.0" encoding="utf-8"?>
+<w:hdr xmlns:wpc="http://schemas.microsoft.com/office/word/2010/wordprocessingCanvas" xmlns:cx="http://schemas.microsoft.com/office/drawing/2014/chartex" xmlns:cx1="http://schemas.microsoft.com/office/drawing/2015/9/8/chartex" xmlns:cx2="http://schemas.microsoft.com/office/drawing/2015/10/21/chartex" xmlns:cx3="http://schemas.microsoft.com/office/drawing/2016/5/9/chartex" xmlns:cx4="http://schemas.microsoft.com/office/drawing/2016/5/10/chartex" xmlns:cx5="http://schemas.microsoft.com/office/drawing/2016/5/11/chartex" xmlns:cx6="http://schemas.microsoft.com/office/drawing/2016/5/12/chartex" xmlns:cx7="http://schemas.microsoft.com/office/drawing/2016/5/13/chartex" xmlns:cx8="http://schemas.microsoft.com/office/drawing/2016/5/14/chartex" xmlns:mc="http://schemas.openxmlformats.org/markup-compatibility/2006" xmlns:aink="http://schemas.microsoft.com/office/drawing/2016/ink" xmlns:am3d="http://schemas.microsoft.com/office/drawing/2017/model3d" xmlns:o="urn:schemas-microsoft-com:office:office" xmlns:oel="http://schemas.microsoft.com/office/2019/extlst" xmlns:r="http://schemas.openxmlformats.org/officeDocument/2006/relationships" xmlns:m="http://schemas.openxmlformats.org/officeDocument/2006/math" xmlns:v="urn:schemas-microsoft-com:vml" xmlns:wp14="http://schemas.microsoft.com/office/word/2010/wordprocessingDrawing" xmlns:wp="http://schemas.openxmlformats.org/drawingml/2006/wordprocessingDrawing" xmlns:w10="urn:schemas-microsoft-com:office:word" xmlns:w="http://schemas.openxmlformats.org/wordprocessingml/2006/main" xmlns:w14="http://schemas.microsoft.com/office/word/2010/wordml" xmlns:w15="http://schemas.microsoft.com/office/word/2012/wordml" xmlns:w16cex="http://schemas.microsoft.com/office/word/2018/wordml/cex" xmlns:w16cid="http://schemas.microsoft.com/office/word/2016/wordml/cid" xmlns:w16="http://schemas.microsoft.com/office/word/2018/wordml" xmlns:w16du="http://schemas.microsoft.com/office/word/2023/wordml/word16du" xmlns:w16sdtdh="http://schemas.microsoft.com/office/word/2020/wordml/sdtdatahash" xmlns:w16sdtfl="http://schemas.microsoft.com/office/word/2024/wordml/sdtformatlock" xmlns:w16se="http://schemas.microsoft.com/office/word/2015/wordml/symex" xmlns:wpg="http://schemas.microsoft.com/office/word/2010/wordprocessingGroup" xmlns:wpi="http://schemas.microsoft.com/office/word/2010/wordprocessingInk" xmlns:wne="http://schemas.microsoft.com/office/word/2006/wordml" xmlns:wps="http://schemas.microsoft.com/office/word/2010/wordprocessingShape" mc:Ignorable="w14 w15 w16se w16cid w16 w16cex w16sdtdh w16sdtfl w16du wp14">
+  <w:p>
+    <w:pPr>
+      <w:pStyle w:val="Kopfzeile"/>
+    </w:pPr>
+  </w:p>
+</w:hdr>
+</file>
+
+<file path=word/header2.xml><?xml version="1.0" encoding="utf-8"?>
 <w:hdr xmlns:wpc="http://schemas.microsoft.com/office/word/2010/wordprocessingCanvas" xmlns:cx="http://schemas.microsoft.com/office/drawing/2014/chartex" xmlns:cx1="http://schemas.microsoft.com/office/drawing/2015/9/8/chartex" xmlns:cx2="http://schemas.microsoft.com/office/drawing/2015/10/21/chartex" xmlns:cx3="http://schemas.microsoft.com/office/drawing/2016/5/9/chartex" xmlns:cx4="http://schemas.microsoft.com/office/drawing/2016/5/10/chartex" xmlns:cx5="http://schemas.microsoft.com/office/drawing/2016/5/11/chartex" xmlns:cx6="http://schemas.microsoft.com/office/drawing/2016/5/12/chartex" xmlns:cx7="http://schemas.microsoft.com/office/drawing/2016/5/13/chartex" xmlns:cx8="http://schemas.microsoft.com/office/drawing/2016/5/14/chartex" xmlns:mc="http://schemas.openxmlformats.org/markup-compatibility/2006" xmlns:aink="http://schemas.microsoft.com/office/drawing/2016/ink" xmlns:am3d="http://schemas.microsoft.com/office/drawing/2017/model3d" xmlns:o="urn:schemas-microsoft-com:office:office" xmlns:oel="http://schemas.microsoft.com/office/2019/extlst" xmlns:r="http://schemas.openxmlformats.org/officeDocument/2006/relationships" xmlns:m="http://schemas.openxmlformats.org/officeDocument/2006/math" xmlns:v="urn:schemas-microsoft-com:vml" xmlns:wp14="http://schemas.microsoft.com/office/word/2010/wordprocessingDrawing" xmlns:wp="http://schemas.openxmlformats.org/drawingml/2006/wordprocessingDrawing" xmlns:w10="urn:schemas-microsoft-com:office:word" xmlns:w="http://schemas.openxmlformats.org/wordprocessingml/2006/main" xmlns:w14="http://schemas.microsoft.com/office/word/2010/wordml" xmlns:w15="http://schemas.microsoft.com/office/word/2012/wordml" xmlns:w16cex="http://schemas.microsoft.com/office/word/2018/wordml/cex" xmlns:w16cid="http://schemas.microsoft.com/office/word/2016/wordml/cid" xmlns:w16="http://schemas.microsoft.com/office/word/2018/wordml" xmlns:w16du="http://schemas.microsoft.com/office/word/2023/wordml/word16du" xmlns:w16sdtdh="http://schemas.microsoft.com/office/word/2020/wordml/sdtdatahash" xmlns:w16sdtfl="http://schemas.microsoft.com/office/word/2024/wordml/sdtformatlock" xmlns:w16se="http://schemas.microsoft.com/office/word/2015/wordml/symex" xmlns:wpg="http://schemas.microsoft.com/office/word/2010/wordprocessingGroup" xmlns:wpi="http://schemas.microsoft.com/office/word/2010/wordprocessingInk" xmlns:wne="http://schemas.microsoft.com/office/word/2006/wordml" xmlns:wps="http://schemas.microsoft.com/office/word/2010/wordprocessingShape" mc:Ignorable="w14 w15 w16se w16cid w16 w16cex w16sdtdh w16sdtfl w16du wp14">
   <w:p>
     <w:pPr>
@@ -6881,20 +6903,27 @@
       <w:ptab w:relativeTo="margin" w:alignment="right" w:leader="none"/>
     </w:r>
     <w:r>
-      <w:t>0</w:t>
-    </w:r>
-    <w:r>
-      <w:t>9</w:t>
+      <w:t>25</w:t>
     </w:r>
     <w:r>
       <w:t>.0</w:t>
     </w:r>
     <w:r>
-      <w:t>4</w:t>
+      <w:t>6</w:t>
     </w:r>
     <w:r>
       <w:t>.2025</w:t>
     </w:r>
+  </w:p>
+</w:hdr>
+</file>
+
+<file path=word/header3.xml><?xml version="1.0" encoding="utf-8"?>
+<w:hdr xmlns:wpc="http://schemas.microsoft.com/office/word/2010/wordprocessingCanvas" xmlns:cx="http://schemas.microsoft.com/office/drawing/2014/chartex" xmlns:cx1="http://schemas.microsoft.com/office/drawing/2015/9/8/chartex" xmlns:cx2="http://schemas.microsoft.com/office/drawing/2015/10/21/chartex" xmlns:cx3="http://schemas.microsoft.com/office/drawing/2016/5/9/chartex" xmlns:cx4="http://schemas.microsoft.com/office/drawing/2016/5/10/chartex" xmlns:cx5="http://schemas.microsoft.com/office/drawing/2016/5/11/chartex" xmlns:cx6="http://schemas.microsoft.com/office/drawing/2016/5/12/chartex" xmlns:cx7="http://schemas.microsoft.com/office/drawing/2016/5/13/chartex" xmlns:cx8="http://schemas.microsoft.com/office/drawing/2016/5/14/chartex" xmlns:mc="http://schemas.openxmlformats.org/markup-compatibility/2006" xmlns:aink="http://schemas.microsoft.com/office/drawing/2016/ink" xmlns:am3d="http://schemas.microsoft.com/office/drawing/2017/model3d" xmlns:o="urn:schemas-microsoft-com:office:office" xmlns:oel="http://schemas.microsoft.com/office/2019/extlst" xmlns:r="http://schemas.openxmlformats.org/officeDocument/2006/relationships" xmlns:m="http://schemas.openxmlformats.org/officeDocument/2006/math" xmlns:v="urn:schemas-microsoft-com:vml" xmlns:wp14="http://schemas.microsoft.com/office/word/2010/wordprocessingDrawing" xmlns:wp="http://schemas.openxmlformats.org/drawingml/2006/wordprocessingDrawing" xmlns:w10="urn:schemas-microsoft-com:office:word" xmlns:w="http://schemas.openxmlformats.org/wordprocessingml/2006/main" xmlns:w14="http://schemas.microsoft.com/office/word/2010/wordml" xmlns:w15="http://schemas.microsoft.com/office/word/2012/wordml" xmlns:w16cex="http://schemas.microsoft.com/office/word/2018/wordml/cex" xmlns:w16cid="http://schemas.microsoft.com/office/word/2016/wordml/cid" xmlns:w16="http://schemas.microsoft.com/office/word/2018/wordml" xmlns:w16du="http://schemas.microsoft.com/office/word/2023/wordml/word16du" xmlns:w16sdtdh="http://schemas.microsoft.com/office/word/2020/wordml/sdtdatahash" xmlns:w16sdtfl="http://schemas.microsoft.com/office/word/2024/wordml/sdtformatlock" xmlns:w16se="http://schemas.microsoft.com/office/word/2015/wordml/symex" xmlns:wpg="http://schemas.microsoft.com/office/word/2010/wordprocessingGroup" xmlns:wpi="http://schemas.microsoft.com/office/word/2010/wordprocessingInk" xmlns:wne="http://schemas.microsoft.com/office/word/2006/wordml" xmlns:wps="http://schemas.microsoft.com/office/word/2010/wordprocessingShape" mc:Ignorable="w14 w15 w16se w16cid w16 w16cex w16sdtdh w16sdtfl w16du wp14">
+  <w:p>
+    <w:pPr>
+      <w:pStyle w:val="Kopfzeile"/>
+    </w:pPr>
   </w:p>
 </w:hdr>
 </file>

--- a/Project-organisation/Systemtest.docx
+++ b/Project-organisation/Systemtest.docx
@@ -291,7 +291,19 @@
               <w:rPr>
                 <w:rFonts w:cs="Arial"/>
               </w:rPr>
-              <w:t>25.06</w:t>
+              <w:t>2</w:t>
+            </w:r>
+            <w:r>
+              <w:rPr>
+                <w:rFonts w:cs="Arial"/>
+              </w:rPr>
+              <w:t>6</w:t>
+            </w:r>
+            <w:r>
+              <w:rPr>
+                <w:rFonts w:cs="Arial"/>
+              </w:rPr>
+              <w:t>.06</w:t>
             </w:r>
             <w:r>
               <w:rPr>
@@ -349,7 +361,7 @@
               <w:rPr>
                 <w:rFonts w:cs="Arial"/>
               </w:rPr>
-              <w:t>In Bearbeitung</w:t>
+              <w:t>Vollendet</w:t>
             </w:r>
           </w:p>
         </w:tc>
@@ -399,7 +411,13 @@
               <w:rPr>
                 <w:rFonts w:cs="Arial"/>
               </w:rPr>
-              <w:t>Lastenheft.</w:t>
+              <w:t>Systemtest</w:t>
+            </w:r>
+            <w:r>
+              <w:rPr>
+                <w:rFonts w:cs="Arial"/>
+              </w:rPr>
+              <w:t>.</w:t>
             </w:r>
             <w:r>
               <w:rPr>
@@ -443,7 +461,7 @@
         </w:rPr>
       </w:pPr>
       <w:bookmarkStart w:id="0" w:name="_Toc195265361"/>
-      <w:bookmarkStart w:id="1" w:name="_Toc195265379"/>
+      <w:bookmarkStart w:id="1" w:name="_Toc201819712"/>
       <w:r>
         <w:rPr>
           <w:bCs/>
@@ -1022,6 +1040,12 @@
                 <w:rFonts w:cs="Arial"/>
               </w:rPr>
             </w:pPr>
+            <w:r>
+              <w:rPr>
+                <w:rFonts w:cs="Arial"/>
+              </w:rPr>
+              <w:t>26.06.2025</w:t>
+            </w:r>
           </w:p>
         </w:tc>
         <w:tc>
@@ -1039,6 +1063,12 @@
                 <w:rFonts w:cs="Arial"/>
               </w:rPr>
             </w:pPr>
+            <w:r>
+              <w:rPr>
+                <w:rFonts w:cs="Arial"/>
+              </w:rPr>
+              <w:t>Bichler Nadine</w:t>
+            </w:r>
           </w:p>
         </w:tc>
         <w:tc>
@@ -1056,6 +1086,12 @@
                 <w:rFonts w:cs="Arial"/>
               </w:rPr>
             </w:pPr>
+            <w:r>
+              <w:rPr>
+                <w:rFonts w:cs="Arial"/>
+              </w:rPr>
+              <w:t>Erweiterung und Anpassung</w:t>
+            </w:r>
           </w:p>
         </w:tc>
       </w:tr>
@@ -1217,7 +1253,7 @@
           <w:r>
             <w:fldChar w:fldCharType="separate"/>
           </w:r>
-          <w:hyperlink w:anchor="_Toc195265379" w:history="1">
+          <w:hyperlink w:anchor="_Toc201819712" w:history="1">
             <w:r>
               <w:rPr>
                 <w:rStyle w:val="Hyperlink"/>
@@ -1245,7 +1281,7 @@
                 <w:noProof/>
                 <w:webHidden/>
               </w:rPr>
-              <w:instrText xml:space="preserve"> PAGEREF _Toc195265379 \h </w:instrText>
+              <w:instrText xml:space="preserve"> PAGEREF _Toc201819712 \h </w:instrText>
             </w:r>
             <w:r>
               <w:rPr>
@@ -1288,7 +1324,7 @@
               <w:lang w:eastAsia="de-DE"/>
             </w:rPr>
           </w:pPr>
-          <w:hyperlink w:anchor="_Toc195265380" w:history="1">
+          <w:hyperlink w:anchor="_Toc201819713" w:history="1">
             <w:r>
               <w:rPr>
                 <w:rStyle w:val="Hyperlink"/>
@@ -1315,7 +1351,7 @@
                 <w:noProof/>
                 <w:webHidden/>
               </w:rPr>
-              <w:instrText xml:space="preserve"> PAGEREF _Toc195265380 \h </w:instrText>
+              <w:instrText xml:space="preserve"> PAGEREF _Toc201819713 \h </w:instrText>
             </w:r>
             <w:r>
               <w:rPr>
@@ -1358,7 +1394,7 @@
               <w:lang w:eastAsia="de-DE"/>
             </w:rPr>
           </w:pPr>
-          <w:hyperlink w:anchor="_Toc195265381" w:history="1">
+          <w:hyperlink w:anchor="_Toc201819714" w:history="1">
             <w:r>
               <w:rPr>
                 <w:rStyle w:val="Hyperlink"/>
@@ -1385,7 +1421,7 @@
                 <w:noProof/>
                 <w:webHidden/>
               </w:rPr>
-              <w:instrText xml:space="preserve"> PAGEREF _Toc195265381 \h </w:instrText>
+              <w:instrText xml:space="preserve"> PAGEREF _Toc201819714 \h </w:instrText>
             </w:r>
             <w:r>
               <w:rPr>
@@ -1428,13 +1464,13 @@
               <w:lang w:eastAsia="de-DE"/>
             </w:rPr>
           </w:pPr>
-          <w:hyperlink w:anchor="_Toc195265382" w:history="1">
+          <w:hyperlink w:anchor="_Toc201819715" w:history="1">
             <w:r>
               <w:rPr>
                 <w:rStyle w:val="Hyperlink"/>
                 <w:noProof/>
               </w:rPr>
-              <w:t>2.1 Sprachbefehl</w:t>
+              <w:t>2.1 Algorithmus</w:t>
             </w:r>
             <w:r>
               <w:rPr>
@@ -1455,7 +1491,7 @@
                 <w:noProof/>
                 <w:webHidden/>
               </w:rPr>
-              <w:instrText xml:space="preserve"> PAGEREF _Toc195265382 \h </w:instrText>
+              <w:instrText xml:space="preserve"> PAGEREF _Toc201819715 \h </w:instrText>
             </w:r>
             <w:r>
               <w:rPr>
@@ -1498,13 +1534,13 @@
               <w:lang w:eastAsia="de-DE"/>
             </w:rPr>
           </w:pPr>
-          <w:hyperlink w:anchor="_Toc195265383" w:history="1">
+          <w:hyperlink w:anchor="_Toc201819716" w:history="1">
             <w:r>
               <w:rPr>
                 <w:rStyle w:val="Hyperlink"/>
                 <w:noProof/>
               </w:rPr>
-              <w:t>2.2 Zeitsignal</w:t>
+              <w:t>2.2 Historie</w:t>
             </w:r>
             <w:r>
               <w:rPr>
@@ -1525,7 +1561,7 @@
                 <w:noProof/>
                 <w:webHidden/>
               </w:rPr>
-              <w:instrText xml:space="preserve"> PAGEREF _Toc195265383 \h </w:instrText>
+              <w:instrText xml:space="preserve"> PAGEREF _Toc201819716 \h </w:instrText>
             </w:r>
             <w:r>
               <w:rPr>
@@ -1545,7 +1581,7 @@
                 <w:noProof/>
                 <w:webHidden/>
               </w:rPr>
-              <w:t>4</w:t>
+              <w:t>5</w:t>
             </w:r>
             <w:r>
               <w:rPr>
@@ -1568,13 +1604,13 @@
               <w:lang w:eastAsia="de-DE"/>
             </w:rPr>
           </w:pPr>
-          <w:hyperlink w:anchor="_Toc195265384" w:history="1">
+          <w:hyperlink w:anchor="_Toc201819717" w:history="1">
             <w:r>
               <w:rPr>
                 <w:rStyle w:val="Hyperlink"/>
                 <w:noProof/>
               </w:rPr>
-              <w:t>2.3 Historie</w:t>
+              <w:t>2.3 Mikrofon</w:t>
             </w:r>
             <w:r>
               <w:rPr>
@@ -1595,7 +1631,7 @@
                 <w:noProof/>
                 <w:webHidden/>
               </w:rPr>
-              <w:instrText xml:space="preserve"> PAGEREF _Toc195265384 \h </w:instrText>
+              <w:instrText xml:space="preserve"> PAGEREF _Toc201819717 \h </w:instrText>
             </w:r>
             <w:r>
               <w:rPr>
@@ -1615,7 +1651,7 @@
                 <w:noProof/>
                 <w:webHidden/>
               </w:rPr>
-              <w:t>4</w:t>
+              <w:t>6</w:t>
             </w:r>
             <w:r>
               <w:rPr>
@@ -1638,13 +1674,13 @@
               <w:lang w:eastAsia="de-DE"/>
             </w:rPr>
           </w:pPr>
-          <w:hyperlink w:anchor="_Toc195265385" w:history="1">
+          <w:hyperlink w:anchor="_Toc201819718" w:history="1">
             <w:r>
               <w:rPr>
                 <w:rStyle w:val="Hyperlink"/>
                 <w:noProof/>
               </w:rPr>
-              <w:t>2.4 Mikrofondaten</w:t>
+              <w:t>2.4 Dateisystem</w:t>
             </w:r>
             <w:r>
               <w:rPr>
@@ -1665,7 +1701,7 @@
                 <w:noProof/>
                 <w:webHidden/>
               </w:rPr>
-              <w:instrText xml:space="preserve"> PAGEREF _Toc195265385 \h </w:instrText>
+              <w:instrText xml:space="preserve"> PAGEREF _Toc201819718 \h </w:instrText>
             </w:r>
             <w:r>
               <w:rPr>
@@ -1685,7 +1721,77 @@
                 <w:noProof/>
                 <w:webHidden/>
               </w:rPr>
-              <w:t>5</w:t>
+              <w:t>8</w:t>
+            </w:r>
+            <w:r>
+              <w:rPr>
+                <w:noProof/>
+                <w:webHidden/>
+              </w:rPr>
+              <w:fldChar w:fldCharType="end"/>
+            </w:r>
+          </w:hyperlink>
+        </w:p>
+        <w:p>
+          <w:pPr>
+            <w:pStyle w:val="Verzeichnis2"/>
+            <w:tabs>
+              <w:tab w:val="right" w:leader="dot" w:pos="9062"/>
+            </w:tabs>
+            <w:rPr>
+              <w:rFonts w:asciiTheme="minorHAnsi" w:eastAsiaTheme="minorEastAsia" w:hAnsiTheme="minorHAnsi"/>
+              <w:noProof/>
+              <w:lang w:eastAsia="de-DE"/>
+            </w:rPr>
+          </w:pPr>
+          <w:hyperlink w:anchor="_Toc201819719" w:history="1">
+            <w:r>
+              <w:rPr>
+                <w:rStyle w:val="Hyperlink"/>
+                <w:noProof/>
+              </w:rPr>
+              <w:t>2.5 Mikrofondaten</w:t>
+            </w:r>
+            <w:r>
+              <w:rPr>
+                <w:noProof/>
+                <w:webHidden/>
+              </w:rPr>
+              <w:tab/>
+            </w:r>
+            <w:r>
+              <w:rPr>
+                <w:noProof/>
+                <w:webHidden/>
+              </w:rPr>
+              <w:fldChar w:fldCharType="begin"/>
+            </w:r>
+            <w:r>
+              <w:rPr>
+                <w:noProof/>
+                <w:webHidden/>
+              </w:rPr>
+              <w:instrText xml:space="preserve"> PAGEREF _Toc201819719 \h </w:instrText>
+            </w:r>
+            <w:r>
+              <w:rPr>
+                <w:noProof/>
+                <w:webHidden/>
+              </w:rPr>
+            </w:r>
+            <w:r>
+              <w:rPr>
+                <w:noProof/>
+                <w:webHidden/>
+              </w:rPr>
+              <w:fldChar w:fldCharType="separate"/>
+            </w:r>
+            <w:r>
+              <w:rPr>
+                <w:noProof/>
+                <w:webHidden/>
+              </w:rPr>
+              <w:t>8</w:t>
             </w:r>
             <w:r>
               <w:rPr>
@@ -1727,11 +1833,10 @@
         </w:numPr>
       </w:pPr>
       <w:r>
-        <w:lastRenderedPageBreak/>
         <w:t xml:space="preserve"> </w:t>
       </w:r>
       <w:bookmarkStart w:id="2" w:name="_Toc195265363"/>
-      <w:bookmarkStart w:id="3" w:name="_Toc195265380"/>
+      <w:bookmarkStart w:id="3" w:name="_Toc201819713"/>
       <w:r>
         <w:t>Einleitung</w:t>
       </w:r>
@@ -2102,7 +2207,7 @@
         <w:t xml:space="preserve"> </w:t>
       </w:r>
       <w:bookmarkStart w:id="4" w:name="_Toc195265364"/>
-      <w:bookmarkStart w:id="5" w:name="_Toc195265381"/>
+      <w:bookmarkStart w:id="5" w:name="_Toc201819714"/>
       <w:r>
         <w:t>Beschreibung der Testprotokolle</w:t>
       </w:r>
@@ -2120,18 +2225,22 @@
       <w:r>
         <w:t xml:space="preserve"> </w:t>
       </w:r>
-      <w:bookmarkStart w:id="6" w:name="_Toc195265365"/>
-      <w:bookmarkStart w:id="7" w:name="_Toc195265382"/>
+      <w:bookmarkStart w:id="6" w:name="_Toc201819715"/>
       <w:r>
-        <w:t>Sprachbefehl</w:t>
+        <w:t>Algorithmus</w:t>
       </w:r>
       <w:bookmarkEnd w:id="6"/>
-      <w:bookmarkEnd w:id="7"/>
     </w:p>
     <w:p>
-      <w:bookmarkStart w:id="8" w:name="_Hlk195265302"/>
+      <w:bookmarkStart w:id="7" w:name="_Hlk195265302"/>
       <w:r>
-        <w:t>In diesem Abschnitt sind alle Testfälle, welche in Verbindung mit den Sprachbefehlen gebracht werden können, aufgelistet.</w:t>
+        <w:t>In diesem Abschnitt sind alle Testfälle, welche in Verbindung mit de</w:t>
+      </w:r>
+      <w:r>
+        <w:t xml:space="preserve">m Algorithmus (Erkennung Sprachbefehle und Zeitsignal) </w:t>
+      </w:r>
+      <w:r>
+        <w:t>gebracht werden können, aufgelistet.</w:t>
       </w:r>
     </w:p>
     <w:tbl>
@@ -2158,7 +2267,7 @@
             </w:tcBorders>
             <w:vAlign w:val="center"/>
           </w:tcPr>
-          <w:bookmarkEnd w:id="8"/>
+          <w:bookmarkEnd w:id="7"/>
           <w:p>
             <w:pPr>
               <w:rPr>
@@ -2402,6 +2511,12 @@
                 <w:rFonts w:cs="Arial"/>
               </w:rPr>
             </w:pPr>
+            <w:r>
+              <w:rPr>
+                <w:rFonts w:cs="Arial"/>
+              </w:rPr>
+              <w:t>Benutzer kann Sprachbefehl einsprechen und dieser wird korrekt erkannt</w:t>
+            </w:r>
           </w:p>
         </w:tc>
       </w:tr>
@@ -2830,6 +2945,12 @@
                 <w:rFonts w:cs="Arial"/>
               </w:rPr>
             </w:pPr>
+            <w:r>
+              <w:rPr>
+                <w:rFonts w:cs="Arial"/>
+              </w:rPr>
+              <w:t>Invalide Befehle sollen nicht erkannt werden</w:t>
+            </w:r>
           </w:p>
         </w:tc>
       </w:tr>
@@ -3188,7 +3309,13 @@
               <w:rPr>
                 <w:rFonts w:cs="Arial"/>
               </w:rPr>
-              <w:t>Kein Input</w:t>
+              <w:t xml:space="preserve">Kein </w:t>
+            </w:r>
+            <w:r>
+              <w:rPr>
+                <w:rFonts w:cs="Arial"/>
+              </w:rPr>
+              <w:t>Sprachbefehl</w:t>
             </w:r>
           </w:p>
         </w:tc>
@@ -3236,6 +3363,12 @@
                 <w:rFonts w:cs="Arial"/>
               </w:rPr>
             </w:pPr>
+            <w:r>
+              <w:rPr>
+                <w:rFonts w:cs="Arial"/>
+              </w:rPr>
+              <w:t>Bei keiner Spracheingabe soll nichts erkannt werden</w:t>
+            </w:r>
           </w:p>
         </w:tc>
       </w:tr>
@@ -3376,25 +3509,10 @@
         </w:tc>
       </w:tr>
     </w:tbl>
-    <w:p/>
     <w:p>
       <w:pPr>
         <w:pStyle w:val="berschrift2"/>
-        <w:numPr>
-          <w:ilvl w:val="1"/>
-          <w:numId w:val="20"/>
-        </w:numPr>
-      </w:pPr>
-      <w:r>
-        <w:t xml:space="preserve"> </w:t>
-      </w:r>
-      <w:bookmarkStart w:id="9" w:name="_Toc195265366"/>
-      <w:bookmarkStart w:id="10" w:name="_Toc195265383"/>
-      <w:r>
-        <w:t>Zeitsignal</w:t>
-      </w:r>
-      <w:bookmarkEnd w:id="9"/>
-      <w:bookmarkEnd w:id="10"/>
+      </w:pPr>
     </w:p>
     <w:p>
       <w:r>
@@ -3477,7 +3595,39 @@
                 <w:b/>
                 <w:bCs/>
               </w:rPr>
-              <w:t>[SYS_U_2.1.1]</w:t>
+              <w:t>[SYS_U_</w:t>
+            </w:r>
+            <w:r>
+              <w:rPr>
+                <w:rFonts w:cs="Arial"/>
+                <w:b/>
+                <w:bCs/>
+              </w:rPr>
+              <w:t>1</w:t>
+            </w:r>
+            <w:r>
+              <w:rPr>
+                <w:rFonts w:cs="Arial"/>
+                <w:b/>
+                <w:bCs/>
+              </w:rPr>
+              <w:t>.1.</w:t>
+            </w:r>
+            <w:r>
+              <w:rPr>
+                <w:rFonts w:cs="Arial"/>
+                <w:b/>
+                <w:bCs/>
+              </w:rPr>
+              <w:t>4</w:t>
+            </w:r>
+            <w:r>
+              <w:rPr>
+                <w:rFonts w:cs="Arial"/>
+                <w:b/>
+                <w:bCs/>
+              </w:rPr>
+              <w:t>]</w:t>
             </w:r>
           </w:p>
         </w:tc>
@@ -3658,6 +3808,12 @@
                 <w:rFonts w:cs="Arial"/>
               </w:rPr>
             </w:pPr>
+            <w:r>
+              <w:rPr>
+                <w:rFonts w:cs="Arial"/>
+              </w:rPr>
+              <w:t>Benutzer kann Sprachbefehl einsprechen und dieser wird als Zeitsignal angezeigt</w:t>
+            </w:r>
           </w:p>
         </w:tc>
       </w:tr>
@@ -3832,13 +3988,13 @@
       <w:r>
         <w:t xml:space="preserve"> </w:t>
       </w:r>
-      <w:bookmarkStart w:id="11" w:name="_Toc195265367"/>
-      <w:bookmarkStart w:id="12" w:name="_Toc195265384"/>
+      <w:bookmarkStart w:id="8" w:name="_Toc195265367"/>
+      <w:bookmarkStart w:id="9" w:name="_Toc201819716"/>
       <w:r>
         <w:t>Historie</w:t>
       </w:r>
-      <w:bookmarkEnd w:id="11"/>
-      <w:bookmarkEnd w:id="12"/>
+      <w:bookmarkEnd w:id="8"/>
+      <w:bookmarkEnd w:id="9"/>
     </w:p>
     <w:p>
       <w:r>
@@ -3921,7 +4077,23 @@
                 <w:b/>
                 <w:bCs/>
               </w:rPr>
-              <w:t>[SYS_U_3.1.1]</w:t>
+              <w:t>[SYS_U_</w:t>
+            </w:r>
+            <w:r>
+              <w:rPr>
+                <w:rFonts w:cs="Arial"/>
+                <w:b/>
+                <w:bCs/>
+              </w:rPr>
+              <w:t>2</w:t>
+            </w:r>
+            <w:r>
+              <w:rPr>
+                <w:rFonts w:cs="Arial"/>
+                <w:b/>
+                <w:bCs/>
+              </w:rPr>
+              <w:t>.1.1]</w:t>
             </w:r>
           </w:p>
         </w:tc>
@@ -4054,7 +4226,7 @@
               <w:rPr>
                 <w:rFonts w:cs="Arial"/>
               </w:rPr>
-              <w:t>Testet hinzufügen eines Eintrags zur Historie</w:t>
+              <w:t>Hinzufügen eines Eintrags</w:t>
             </w:r>
           </w:p>
         </w:tc>
@@ -4102,6 +4274,12 @@
                 <w:rFonts w:cs="Arial"/>
               </w:rPr>
             </w:pPr>
+            <w:r>
+              <w:rPr>
+                <w:rFonts w:cs="Arial"/>
+              </w:rPr>
+              <w:t>Testet hinzufügen eines Eintrags zur Historie</w:t>
+            </w:r>
           </w:p>
         </w:tc>
       </w:tr>
@@ -4199,7 +4377,6 @@
               <w:rPr>
                 <w:rFonts w:cs="Arial"/>
               </w:rPr>
-              <w:lastRenderedPageBreak/>
               <w:t>Validen Sprachbefehl (1-9) einsprechen</w:t>
             </w:r>
           </w:p>
@@ -4349,7 +4526,23 @@
                 <w:b/>
                 <w:bCs/>
               </w:rPr>
-              <w:t>[SYS_U_3.1.</w:t>
+              <w:t>[SYS_U_</w:t>
+            </w:r>
+            <w:r>
+              <w:rPr>
+                <w:rFonts w:cs="Arial"/>
+                <w:b/>
+                <w:bCs/>
+              </w:rPr>
+              <w:t>2</w:t>
+            </w:r>
+            <w:r>
+              <w:rPr>
+                <w:rFonts w:cs="Arial"/>
+                <w:b/>
+                <w:bCs/>
+              </w:rPr>
+              <w:t>.1.</w:t>
             </w:r>
             <w:r>
               <w:rPr>
@@ -4498,7 +4691,7 @@
               <w:rPr>
                 <w:rFonts w:cs="Arial"/>
               </w:rPr>
-              <w:t>Testet hinzufügen mehrerer Einträge zur Historie</w:t>
+              <w:t>Hinzufügen mehrerer Einträge</w:t>
             </w:r>
           </w:p>
         </w:tc>
@@ -4546,6 +4739,12 @@
                 <w:rFonts w:cs="Arial"/>
               </w:rPr>
             </w:pPr>
+            <w:r>
+              <w:rPr>
+                <w:rFonts w:cs="Arial"/>
+              </w:rPr>
+              <w:t>Testet hinzufügen mehrerer Einträge zur Historie</w:t>
+            </w:r>
           </w:p>
         </w:tc>
       </w:tr>
@@ -4791,6 +4990,7 @@
                 <w:bCs/>
               </w:rPr>
             </w:pPr>
+            <w:bookmarkStart w:id="10" w:name="_Hlk201818163"/>
             <w:r>
               <w:rPr>
                 <w:rFonts w:cs="Arial"/>
@@ -4823,7 +5023,23 @@
                 <w:b/>
                 <w:bCs/>
               </w:rPr>
-              <w:t>[SYS_U_3.1.</w:t>
+              <w:t>[SYS_U_</w:t>
+            </w:r>
+            <w:r>
+              <w:rPr>
+                <w:rFonts w:cs="Arial"/>
+                <w:b/>
+                <w:bCs/>
+              </w:rPr>
+              <w:t>2</w:t>
+            </w:r>
+            <w:r>
+              <w:rPr>
+                <w:rFonts w:cs="Arial"/>
+                <w:b/>
+                <w:bCs/>
+              </w:rPr>
+              <w:t>.1.</w:t>
             </w:r>
             <w:r>
               <w:rPr>
@@ -4972,7 +5188,7 @@
               <w:rPr>
                 <w:rFonts w:cs="Arial"/>
               </w:rPr>
-              <w:t>Testet ob neue History leer ist</w:t>
+              <w:t>Leere Historie</w:t>
             </w:r>
           </w:p>
         </w:tc>
@@ -5014,7 +5230,14 @@
             </w:tcBorders>
             <w:vAlign w:val="center"/>
           </w:tcPr>
-          <w:p/>
+          <w:p>
+            <w:r>
+              <w:rPr>
+                <w:rFonts w:cs="Arial"/>
+              </w:rPr>
+              <w:t>Testet ob neue History leer ist</w:t>
+            </w:r>
+          </w:p>
         </w:tc>
       </w:tr>
       <w:tr>
@@ -5128,6 +5351,7 @@
           </w:p>
         </w:tc>
       </w:tr>
+      <w:bookmarkEnd w:id="10"/>
     </w:tbl>
     <w:p/>
     <w:p>
@@ -5141,20 +5365,26 @@
       <w:r>
         <w:t xml:space="preserve"> </w:t>
       </w:r>
-      <w:bookmarkStart w:id="13" w:name="_Toc195265368"/>
-      <w:bookmarkStart w:id="14" w:name="_Toc195265385"/>
+      <w:bookmarkStart w:id="11" w:name="_Toc195265368"/>
+      <w:bookmarkStart w:id="12" w:name="_Toc201819717"/>
       <w:r>
-        <w:t>Mikrofondaten</w:t>
+        <w:t>Mikrofon</w:t>
       </w:r>
-      <w:bookmarkEnd w:id="13"/>
-      <w:bookmarkEnd w:id="14"/>
+      <w:bookmarkEnd w:id="11"/>
+      <w:bookmarkEnd w:id="12"/>
     </w:p>
     <w:p>
       <w:r>
-        <w:t xml:space="preserve">In diesem Abschnitt sind alle Testfälle, welche in Verbindung mit den </w:t>
+        <w:t>In diesem Abschnitt sind alle Testfälle, welche in Verbindung mit de</w:t>
       </w:r>
       <w:r>
-        <w:t xml:space="preserve">Mikrofondaten </w:t>
+        <w:t>m</w:t>
+      </w:r>
+      <w:r>
+        <w:t xml:space="preserve"> </w:t>
+      </w:r>
+      <w:r>
+        <w:t xml:space="preserve">Mikrofon </w:t>
       </w:r>
       <w:r>
         <w:t>gebracht werden können, aufgelistet.</w:t>
@@ -5198,7 +5428,6 @@
                 <w:b/>
                 <w:bCs/>
               </w:rPr>
-              <w:lastRenderedPageBreak/>
               <w:t>Test-ID:</w:t>
             </w:r>
           </w:p>
@@ -5225,7 +5454,23 @@
                 <w:b/>
                 <w:bCs/>
               </w:rPr>
-              <w:t>[SYS_U_4.1.1]</w:t>
+              <w:t>[SYS_U_</w:t>
+            </w:r>
+            <w:r>
+              <w:rPr>
+                <w:rFonts w:cs="Arial"/>
+                <w:b/>
+                <w:bCs/>
+              </w:rPr>
+              <w:t>3</w:t>
+            </w:r>
+            <w:r>
+              <w:rPr>
+                <w:rFonts w:cs="Arial"/>
+                <w:b/>
+                <w:bCs/>
+              </w:rPr>
+              <w:t>.1.1]</w:t>
             </w:r>
           </w:p>
         </w:tc>
@@ -5253,6 +5498,7 @@
               <w:rPr>
                 <w:rFonts w:cs="Arial"/>
               </w:rPr>
+              <w:lastRenderedPageBreak/>
               <w:t>i.V.m.</w:t>
             </w:r>
           </w:p>
@@ -5355,10 +5601,7 @@
               </w:rPr>
             </w:pPr>
             <w:r>
-              <w:rPr>
-                <w:rFonts w:cs="Arial"/>
-              </w:rPr>
-              <w:t>Der Zustand des Mikrofons ist erkennbar</w:t>
+              <w:t>Mikrofonfindung</w:t>
             </w:r>
           </w:p>
         </w:tc>
@@ -5406,6 +5649,12 @@
                 <w:rFonts w:cs="Arial"/>
               </w:rPr>
             </w:pPr>
+            <w:r>
+              <w:rPr>
+                <w:rFonts w:cs="Arial"/>
+              </w:rPr>
+              <w:t>Der Zustand des Mikrofons ist erkennbar</w:t>
+            </w:r>
           </w:p>
         </w:tc>
       </w:tr>
@@ -5619,7 +5868,23 @@
                 <w:b/>
                 <w:bCs/>
               </w:rPr>
-              <w:t>[SYS_U_4.1.</w:t>
+              <w:t>[SYS_U_</w:t>
+            </w:r>
+            <w:r>
+              <w:rPr>
+                <w:rFonts w:cs="Arial"/>
+                <w:b/>
+                <w:bCs/>
+              </w:rPr>
+              <w:t>3</w:t>
+            </w:r>
+            <w:r>
+              <w:rPr>
+                <w:rFonts w:cs="Arial"/>
+                <w:b/>
+                <w:bCs/>
+              </w:rPr>
+              <w:t>.1.</w:t>
             </w:r>
             <w:r>
               <w:rPr>
@@ -5768,7 +6033,7 @@
               <w:rPr>
                 <w:rFonts w:cs="Arial"/>
               </w:rPr>
-              <w:t>Der Name des Mikrofons wird angezeigt</w:t>
+              <w:t>Mikrofonname</w:t>
             </w:r>
           </w:p>
         </w:tc>
@@ -5816,6 +6081,12 @@
                 <w:rFonts w:cs="Arial"/>
               </w:rPr>
             </w:pPr>
+            <w:r>
+              <w:rPr>
+                <w:rFonts w:cs="Arial"/>
+              </w:rPr>
+              <w:t>Der Name des Mikrofons wird angezeigt</w:t>
+            </w:r>
           </w:p>
         </w:tc>
       </w:tr>
@@ -5997,7 +6268,23 @@
                 <w:b/>
                 <w:bCs/>
               </w:rPr>
-              <w:t>[SYS_U_4.1.</w:t>
+              <w:t>[SYS_U_</w:t>
+            </w:r>
+            <w:r>
+              <w:rPr>
+                <w:rFonts w:cs="Arial"/>
+                <w:b/>
+                <w:bCs/>
+              </w:rPr>
+              <w:t>3</w:t>
+            </w:r>
+            <w:r>
+              <w:rPr>
+                <w:rFonts w:cs="Arial"/>
+                <w:b/>
+                <w:bCs/>
+              </w:rPr>
+              <w:t>.1.</w:t>
             </w:r>
             <w:r>
               <w:rPr>
@@ -6146,7 +6433,7 @@
               <w:rPr>
                 <w:rFonts w:cs="Arial"/>
               </w:rPr>
-              <w:t>Die Stummschaltung des Mikrofons funktioniert</w:t>
+              <w:t>Stummschaltung des Mikrofons</w:t>
             </w:r>
           </w:p>
         </w:tc>
@@ -6194,6 +6481,12 @@
                 <w:rFonts w:cs="Arial"/>
               </w:rPr>
             </w:pPr>
+            <w:r>
+              <w:rPr>
+                <w:rFonts w:cs="Arial"/>
+              </w:rPr>
+              <w:t>Die Stummschaltung des Mikrofons funktioniert</w:t>
+            </w:r>
           </w:p>
         </w:tc>
       </w:tr>
@@ -6316,7 +6609,6 @@
               <w:rPr>
                 <w:rFonts w:cs="Arial"/>
               </w:rPr>
-              <w:lastRenderedPageBreak/>
               <w:t>Output</w:t>
             </w:r>
           </w:p>
@@ -6367,6 +6659,7 @@
               <w:rPr>
                 <w:rFonts w:cs="Arial"/>
               </w:rPr>
+              <w:lastRenderedPageBreak/>
               <w:t>Es wird kein Zeitsignal ausgegeben trotz Spracheingabe</w:t>
             </w:r>
           </w:p>
@@ -6374,6 +6667,34 @@
       </w:tr>
     </w:tbl>
     <w:p/>
+    <w:p>
+      <w:pPr>
+        <w:pStyle w:val="berschrift2"/>
+        <w:numPr>
+          <w:ilvl w:val="1"/>
+          <w:numId w:val="20"/>
+        </w:numPr>
+      </w:pPr>
+      <w:r>
+        <w:t xml:space="preserve"> </w:t>
+      </w:r>
+      <w:bookmarkStart w:id="13" w:name="_Toc201819718"/>
+      <w:r>
+        <w:t>Dateisystem</w:t>
+      </w:r>
+      <w:bookmarkEnd w:id="13"/>
+    </w:p>
+    <w:p>
+      <w:r>
+        <w:t>In diesem Abschnitt sind alle Testfälle, welche in Verbindung mit de</w:t>
+      </w:r>
+      <w:r>
+        <w:t xml:space="preserve">m Dateisystem und dessen Referenzdaten </w:t>
+      </w:r>
+      <w:r>
+        <w:t>gebracht werden können, aufgelistet.</w:t>
+      </w:r>
+    </w:p>
     <w:tbl>
       <w:tblPr>
         <w:tblStyle w:val="Tabellenraster"/>
@@ -6438,7 +6759,47 @@
                 <w:b/>
                 <w:bCs/>
               </w:rPr>
-              <w:t>[SYS_U_4.1.4]</w:t>
+              <w:t>[SYS_U_</w:t>
+            </w:r>
+            <w:r>
+              <w:rPr>
+                <w:rFonts w:cs="Arial"/>
+                <w:b/>
+                <w:bCs/>
+              </w:rPr>
+              <w:t>4</w:t>
+            </w:r>
+            <w:r>
+              <w:rPr>
+                <w:rFonts w:cs="Arial"/>
+                <w:b/>
+                <w:bCs/>
+              </w:rPr>
+              <w:t>.</w:t>
+            </w:r>
+            <w:r>
+              <w:rPr>
+                <w:rFonts w:cs="Arial"/>
+                <w:b/>
+                <w:bCs/>
+              </w:rPr>
+              <w:t>1.</w:t>
+            </w:r>
+            <w:r>
+              <w:rPr>
+                <w:rFonts w:cs="Arial"/>
+                <w:b/>
+                <w:bCs/>
+              </w:rPr>
+              <w:t>1</w:t>
+            </w:r>
+            <w:r>
+              <w:rPr>
+                <w:rFonts w:cs="Arial"/>
+                <w:b/>
+                <w:bCs/>
+              </w:rPr>
+              <w:t>]</w:t>
             </w:r>
           </w:p>
         </w:tc>
@@ -6497,30 +6858,6 @@
                 <w:rFonts w:cs="Arial"/>
               </w:rPr>
             </w:pPr>
-            <w:r>
-              <w:rPr>
-                <w:rFonts w:cs="Arial"/>
-              </w:rPr>
-              <w:t>[</w:t>
-            </w:r>
-            <w:r>
-              <w:rPr>
-                <w:rFonts w:cs="Arial"/>
-              </w:rPr>
-              <w:t xml:space="preserve">PFA </w:t>
-            </w:r>
-            <w:r>
-              <w:rPr>
-                <w:rFonts w:cs="Arial"/>
-              </w:rPr>
-              <w:t>1.1</w:t>
-            </w:r>
-            <w:r>
-              <w:rPr>
-                <w:rFonts w:cs="Arial"/>
-              </w:rPr>
-              <w:t>]</w:t>
-            </w:r>
           </w:p>
         </w:tc>
       </w:tr>
@@ -6571,7 +6908,7 @@
               <w:rPr>
                 <w:rFonts w:cs="Arial"/>
               </w:rPr>
-              <w:t>Das Standardmikrofon ist abhörbar</w:t>
+              <w:t>Referenzdatei erfolgreich laden</w:t>
             </w:r>
           </w:p>
         </w:tc>
@@ -6619,6 +6956,12 @@
                 <w:rFonts w:cs="Arial"/>
               </w:rPr>
             </w:pPr>
+            <w:r>
+              <w:rPr>
+                <w:rFonts w:cs="Arial"/>
+              </w:rPr>
+              <w:t>Eine gültige .csv-Datei wird korrekt geladen und interpretiert.</w:t>
+            </w:r>
           </w:p>
         </w:tc>
       </w:tr>
@@ -6664,10 +7007,9 @@
               <w:pStyle w:val="Listenabsatz"/>
               <w:numPr>
                 <w:ilvl w:val="0"/>
-                <w:numId w:val="53"/>
+                <w:numId w:val="56"/>
               </w:numPr>
               <w:spacing w:before="60" w:after="60"/>
-              <w:ind w:left="357" w:hanging="357"/>
             </w:pPr>
             <w:r>
               <w:t>Programm starten</w:t>
@@ -6678,27 +7020,12 @@
               <w:pStyle w:val="Listenabsatz"/>
               <w:numPr>
                 <w:ilvl w:val="0"/>
-                <w:numId w:val="53"/>
+                <w:numId w:val="56"/>
               </w:numPr>
               <w:spacing w:before="60" w:after="60"/>
-              <w:ind w:left="357" w:hanging="357"/>
-            </w:pPr>
-            <w:r>
-              <w:t>Audioaufnahme starten mittels Button „Start“</w:t>
-            </w:r>
-          </w:p>
-          <w:p>
-            <w:pPr>
-              <w:pStyle w:val="Listenabsatz"/>
-              <w:numPr>
-                <w:ilvl w:val="0"/>
-                <w:numId w:val="53"/>
-              </w:numPr>
-              <w:spacing w:before="60" w:after="60"/>
-              <w:ind w:left="357" w:hanging="357"/>
-            </w:pPr>
-            <w:r>
-              <w:t>Spracheingabe</w:t>
+            </w:pPr>
+            <w:r>
+              <w:t>Funktion wird über Sprachsignal aufgerufen</w:t>
             </w:r>
           </w:p>
         </w:tc>
@@ -6742,22 +7069,437 @@
           </w:tcPr>
           <w:p>
             <w:pPr>
+              <w:spacing w:before="60" w:after="60"/>
+              <w:rPr>
+                <w:rFonts w:cs="Arial"/>
+              </w:rPr>
+            </w:pPr>
+            <w:r>
+              <w:rPr>
+                <w:rFonts w:cs="Arial"/>
+              </w:rPr>
+              <w:t>Der Vektor wird korrekt geladen (Länge &gt; 0)</w:t>
+            </w:r>
+          </w:p>
+        </w:tc>
+      </w:tr>
+    </w:tbl>
+    <w:p>
+      <w:pPr>
+        <w:pStyle w:val="Listenabsatz"/>
+        <w:ind w:left="0"/>
+      </w:pPr>
+    </w:p>
+    <w:p>
+      <w:pPr>
+        <w:pStyle w:val="berschrift2"/>
+        <w:numPr>
+          <w:ilvl w:val="1"/>
+          <w:numId w:val="20"/>
+        </w:numPr>
+      </w:pPr>
+      <w:r>
+        <w:t xml:space="preserve"> </w:t>
+      </w:r>
+      <w:bookmarkStart w:id="14" w:name="_Toc201819719"/>
+      <w:r>
+        <w:t>Mikrofondaten</w:t>
+      </w:r>
+      <w:bookmarkEnd w:id="14"/>
+    </w:p>
+    <w:p>
+      <w:pPr>
+        <w:pStyle w:val="Listenabsatz"/>
+        <w:ind w:left="0"/>
+      </w:pPr>
+      <w:r>
+        <w:t xml:space="preserve">In diesem Abschnitt sind alle Testfälle, welche in Verbindung mit </w:t>
+      </w:r>
+      <w:r>
+        <w:t>den Mikrofondaten</w:t>
+      </w:r>
+      <w:r>
+        <w:t xml:space="preserve"> </w:t>
+      </w:r>
+      <w:r>
+        <w:t xml:space="preserve">gebracht werden können </w:t>
+      </w:r>
+      <w:r>
+        <w:t>aufgelistet.</w:t>
+      </w:r>
+    </w:p>
+    <w:tbl>
+      <w:tblPr>
+        <w:tblStyle w:val="Tabellenraster"/>
+        <w:tblW w:w="5001" w:type="pct"/>
+        <w:jc w:val="center"/>
+        <w:tblLook w:val="04A0" w:firstRow="1" w:lastRow="0" w:firstColumn="1" w:lastColumn="0" w:noHBand="0" w:noVBand="1"/>
+      </w:tblPr>
+      <w:tblGrid>
+        <w:gridCol w:w="2830"/>
+        <w:gridCol w:w="6234"/>
+      </w:tblGrid>
+      <w:tr>
+        <w:trPr>
+          <w:trHeight w:val="380"/>
+          <w:jc w:val="center"/>
+        </w:trPr>
+        <w:tc>
+          <w:tcPr>
+            <w:tcW w:w="1561" w:type="pct"/>
+            <w:tcBorders>
+              <w:bottom w:val="single" w:sz="12" w:space="0" w:color="auto"/>
+            </w:tcBorders>
+            <w:vAlign w:val="center"/>
+          </w:tcPr>
+          <w:p>
+            <w:pPr>
+              <w:rPr>
+                <w:rFonts w:cs="Arial"/>
+                <w:b/>
+                <w:bCs/>
+              </w:rPr>
+            </w:pPr>
+            <w:r>
+              <w:rPr>
+                <w:rFonts w:cs="Arial"/>
+                <w:b/>
+                <w:bCs/>
+              </w:rPr>
+              <w:t>Test-ID:</w:t>
+            </w:r>
+          </w:p>
+        </w:tc>
+        <w:tc>
+          <w:tcPr>
+            <w:tcW w:w="3439" w:type="pct"/>
+            <w:tcBorders>
+              <w:bottom w:val="single" w:sz="12" w:space="0" w:color="auto"/>
+            </w:tcBorders>
+            <w:vAlign w:val="center"/>
+          </w:tcPr>
+          <w:p>
+            <w:pPr>
+              <w:rPr>
+                <w:rFonts w:cs="Arial"/>
+                <w:b/>
+                <w:bCs/>
+              </w:rPr>
+            </w:pPr>
+            <w:r>
+              <w:rPr>
+                <w:rFonts w:cs="Arial"/>
+                <w:b/>
+                <w:bCs/>
+              </w:rPr>
+              <w:t>[SYS_U_</w:t>
+            </w:r>
+            <w:r>
+              <w:rPr>
+                <w:rFonts w:cs="Arial"/>
+                <w:b/>
+                <w:bCs/>
+              </w:rPr>
+              <w:t>5</w:t>
+            </w:r>
+            <w:r>
+              <w:rPr>
+                <w:rFonts w:cs="Arial"/>
+                <w:b/>
+                <w:bCs/>
+              </w:rPr>
+              <w:t>.1.1]</w:t>
+            </w:r>
+          </w:p>
+        </w:tc>
+      </w:tr>
+      <w:tr>
+        <w:trPr>
+          <w:trHeight w:val="677"/>
+          <w:jc w:val="center"/>
+        </w:trPr>
+        <w:tc>
+          <w:tcPr>
+            <w:tcW w:w="1561" w:type="pct"/>
+            <w:tcBorders>
+              <w:top w:val="single" w:sz="12" w:space="0" w:color="auto"/>
+            </w:tcBorders>
+            <w:vAlign w:val="center"/>
+          </w:tcPr>
+          <w:p>
+            <w:pPr>
+              <w:rPr>
+                <w:rFonts w:cs="Arial"/>
+              </w:rPr>
+            </w:pPr>
+            <w:r>
+              <w:rPr>
+                <w:rFonts w:cs="Arial"/>
+              </w:rPr>
+              <w:t>i.V.m.</w:t>
+            </w:r>
+          </w:p>
+          <w:p>
+            <w:pPr>
+              <w:rPr>
+                <w:rFonts w:cs="Arial"/>
+              </w:rPr>
+            </w:pPr>
+            <w:r>
+              <w:rPr>
+                <w:rFonts w:cs="Arial"/>
+              </w:rPr>
+              <w:t>Pflichtenheft</w:t>
+            </w:r>
+          </w:p>
+        </w:tc>
+        <w:tc>
+          <w:tcPr>
+            <w:tcW w:w="3439" w:type="pct"/>
+            <w:tcBorders>
+              <w:top w:val="single" w:sz="12" w:space="0" w:color="auto"/>
+            </w:tcBorders>
+            <w:vAlign w:val="center"/>
+          </w:tcPr>
+          <w:p>
+            <w:pPr>
+              <w:rPr>
+                <w:rFonts w:cs="Arial"/>
+              </w:rPr>
+            </w:pPr>
+          </w:p>
+        </w:tc>
+      </w:tr>
+      <w:tr>
+        <w:trPr>
+          <w:trHeight w:val="677"/>
+          <w:jc w:val="center"/>
+        </w:trPr>
+        <w:tc>
+          <w:tcPr>
+            <w:tcW w:w="1561" w:type="pct"/>
+            <w:tcBorders>
+              <w:top w:val="single" w:sz="12" w:space="0" w:color="auto"/>
+              <w:bottom w:val="single" w:sz="12" w:space="0" w:color="auto"/>
+            </w:tcBorders>
+            <w:vAlign w:val="center"/>
+          </w:tcPr>
+          <w:p>
+            <w:pPr>
+              <w:rPr>
+                <w:rFonts w:cs="Arial"/>
+              </w:rPr>
+            </w:pPr>
+            <w:r>
+              <w:rPr>
+                <w:rFonts w:cs="Arial"/>
+              </w:rPr>
+              <w:t>Name</w:t>
+            </w:r>
+          </w:p>
+        </w:tc>
+        <w:tc>
+          <w:tcPr>
+            <w:tcW w:w="3439" w:type="pct"/>
+            <w:tcBorders>
+              <w:top w:val="single" w:sz="12" w:space="0" w:color="auto"/>
+              <w:bottom w:val="single" w:sz="12" w:space="0" w:color="auto"/>
+            </w:tcBorders>
+            <w:vAlign w:val="center"/>
+          </w:tcPr>
+          <w:p>
+            <w:pPr>
+              <w:rPr>
+                <w:rFonts w:cs="Arial"/>
+              </w:rPr>
+            </w:pPr>
+            <w:r>
+              <w:rPr>
+                <w:rFonts w:cs="Arial"/>
+              </w:rPr>
+              <w:t>Spracheingabe Datei</w:t>
+            </w:r>
+          </w:p>
+        </w:tc>
+      </w:tr>
+      <w:tr>
+        <w:trPr>
+          <w:trHeight w:val="677"/>
+          <w:jc w:val="center"/>
+        </w:trPr>
+        <w:tc>
+          <w:tcPr>
+            <w:tcW w:w="1561" w:type="pct"/>
+            <w:tcBorders>
+              <w:top w:val="single" w:sz="12" w:space="0" w:color="auto"/>
+              <w:bottom w:val="single" w:sz="12" w:space="0" w:color="auto"/>
+            </w:tcBorders>
+            <w:vAlign w:val="center"/>
+          </w:tcPr>
+          <w:p>
+            <w:pPr>
+              <w:rPr>
+                <w:rFonts w:cs="Arial"/>
+              </w:rPr>
+            </w:pPr>
+            <w:r>
+              <w:rPr>
+                <w:rFonts w:cs="Arial"/>
+              </w:rPr>
+              <w:t>Beschreibung</w:t>
+            </w:r>
+          </w:p>
+        </w:tc>
+        <w:tc>
+          <w:tcPr>
+            <w:tcW w:w="3439" w:type="pct"/>
+            <w:tcBorders>
+              <w:top w:val="single" w:sz="12" w:space="0" w:color="auto"/>
+              <w:bottom w:val="single" w:sz="12" w:space="0" w:color="auto"/>
+            </w:tcBorders>
+            <w:vAlign w:val="center"/>
+          </w:tcPr>
+          <w:p>
+            <w:pPr>
+              <w:rPr>
+                <w:rFonts w:cs="Arial"/>
+              </w:rPr>
+            </w:pPr>
+            <w:r>
+              <w:rPr>
+                <w:rFonts w:cs="Arial"/>
+              </w:rPr>
+              <w:t>Eine gültige input_temp.wav und mfcc_vector.csv werden bei einer Spracheingabe generiert</w:t>
+            </w:r>
+          </w:p>
+        </w:tc>
+      </w:tr>
+      <w:tr>
+        <w:trPr>
+          <w:trHeight w:val="677"/>
+          <w:jc w:val="center"/>
+        </w:trPr>
+        <w:tc>
+          <w:tcPr>
+            <w:tcW w:w="1561" w:type="pct"/>
+            <w:tcBorders>
+              <w:top w:val="single" w:sz="12" w:space="0" w:color="auto"/>
+              <w:bottom w:val="single" w:sz="12" w:space="0" w:color="auto"/>
+            </w:tcBorders>
+            <w:vAlign w:val="center"/>
+          </w:tcPr>
+          <w:p>
+            <w:pPr>
+              <w:rPr>
+                <w:rFonts w:cs="Arial"/>
+              </w:rPr>
+            </w:pPr>
+            <w:r>
+              <w:rPr>
+                <w:rFonts w:cs="Arial"/>
+              </w:rPr>
+              <w:t>Input</w:t>
+            </w:r>
+          </w:p>
+        </w:tc>
+        <w:tc>
+          <w:tcPr>
+            <w:tcW w:w="3439" w:type="pct"/>
+            <w:tcBorders>
+              <w:top w:val="single" w:sz="12" w:space="0" w:color="auto"/>
+              <w:bottom w:val="single" w:sz="12" w:space="0" w:color="auto"/>
+            </w:tcBorders>
+            <w:vAlign w:val="center"/>
+          </w:tcPr>
+          <w:p>
+            <w:pPr>
               <w:pStyle w:val="Listenabsatz"/>
               <w:numPr>
                 <w:ilvl w:val="0"/>
-                <w:numId w:val="54"/>
+                <w:numId w:val="59"/>
               </w:numPr>
               <w:spacing w:before="60" w:after="60"/>
-              <w:ind w:left="357" w:hanging="357"/>
-              <w:rPr>
-                <w:rFonts w:cs="Arial"/>
-              </w:rPr>
-            </w:pPr>
-            <w:r>
-              <w:rPr>
-                <w:rFonts w:cs="Arial"/>
-              </w:rPr>
-              <w:t>Zeitsignal wird erzeugt</w:t>
+            </w:pPr>
+            <w:r>
+              <w:t>Programm starten</w:t>
+            </w:r>
+          </w:p>
+          <w:p>
+            <w:pPr>
+              <w:pStyle w:val="Listenabsatz"/>
+              <w:numPr>
+                <w:ilvl w:val="0"/>
+                <w:numId w:val="59"/>
+              </w:numPr>
+              <w:spacing w:before="60" w:after="60"/>
+            </w:pPr>
+            <w:r>
+              <w:t>Sprachbefehl einsprechen</w:t>
+            </w:r>
+          </w:p>
+        </w:tc>
+      </w:tr>
+      <w:tr>
+        <w:trPr>
+          <w:trHeight w:val="677"/>
+          <w:jc w:val="center"/>
+        </w:trPr>
+        <w:tc>
+          <w:tcPr>
+            <w:tcW w:w="1561" w:type="pct"/>
+            <w:tcBorders>
+              <w:top w:val="single" w:sz="12" w:space="0" w:color="auto"/>
+              <w:bottom w:val="single" w:sz="12" w:space="0" w:color="auto"/>
+            </w:tcBorders>
+            <w:vAlign w:val="center"/>
+          </w:tcPr>
+          <w:p>
+            <w:pPr>
+              <w:rPr>
+                <w:rFonts w:cs="Arial"/>
+              </w:rPr>
+            </w:pPr>
+            <w:r>
+              <w:rPr>
+                <w:rFonts w:cs="Arial"/>
+              </w:rPr>
+              <w:t>Output</w:t>
+            </w:r>
+          </w:p>
+        </w:tc>
+        <w:tc>
+          <w:tcPr>
+            <w:tcW w:w="3439" w:type="pct"/>
+            <w:tcBorders>
+              <w:top w:val="single" w:sz="12" w:space="0" w:color="auto"/>
+              <w:bottom w:val="single" w:sz="12" w:space="0" w:color="auto"/>
+            </w:tcBorders>
+            <w:vAlign w:val="center"/>
+          </w:tcPr>
+          <w:p>
+            <w:pPr>
+              <w:spacing w:before="60" w:after="60"/>
+              <w:rPr>
+                <w:rFonts w:cs="Arial"/>
+              </w:rPr>
+            </w:pPr>
+            <w:r>
+              <w:rPr>
+                <w:rFonts w:cs="Arial"/>
+              </w:rPr>
+              <w:t xml:space="preserve">Im Verzeichnis </w:t>
+            </w:r>
+            <w:r>
+              <w:rPr>
+                <w:rFonts w:cs="Arial"/>
+              </w:rPr>
+              <w:t>projekt_1_team_1\Code\Prototyp\bin\Debug</w:t>
+            </w:r>
+            <w:r>
+              <w:rPr>
+                <w:rFonts w:cs="Arial"/>
+              </w:rPr>
+              <w:t xml:space="preserve"> sind beide Dateien mit sinnvollen Daten enthalten</w:t>
             </w:r>
           </w:p>
         </w:tc>
@@ -6765,12 +7507,8 @@
     </w:tbl>
     <w:p/>
     <w:sectPr>
-      <w:headerReference w:type="even" r:id="rId8"/>
-      <w:headerReference w:type="default" r:id="rId9"/>
-      <w:footerReference w:type="even" r:id="rId10"/>
-      <w:footerReference w:type="default" r:id="rId11"/>
-      <w:headerReference w:type="first" r:id="rId12"/>
-      <w:footerReference w:type="first" r:id="rId13"/>
+      <w:headerReference w:type="default" r:id="rId8"/>
+      <w:footerReference w:type="default" r:id="rId9"/>
       <w:pgSz w:w="11906" w:h="16838"/>
       <w:pgMar w:top="1417" w:right="1417" w:bottom="1134" w:left="1417" w:header="708" w:footer="708" w:gutter="0"/>
       <w:cols w:space="708"/>
@@ -6812,26 +7550,6 @@
       <w:pStyle w:val="Fuzeile"/>
     </w:pPr>
   </w:p>
-</w:ftr>
-</file>
-
-<file path=word/footer2.xml><?xml version="1.0" encoding="utf-8"?>
-<w:ftr xmlns:wpc="http://schemas.microsoft.com/office/word/2010/wordprocessingCanvas" xmlns:cx="http://schemas.microsoft.com/office/drawing/2014/chartex" xmlns:cx1="http://schemas.microsoft.com/office/drawing/2015/9/8/chartex" xmlns:cx2="http://schemas.microsoft.com/office/drawing/2015/10/21/chartex" xmlns:cx3="http://schemas.microsoft.com/office/drawing/2016/5/9/chartex" xmlns:cx4="http://schemas.microsoft.com/office/drawing/2016/5/10/chartex" xmlns:cx5="http://schemas.microsoft.com/office/drawing/2016/5/11/chartex" xmlns:cx6="http://schemas.microsoft.com/office/drawing/2016/5/12/chartex" xmlns:cx7="http://schemas.microsoft.com/office/drawing/2016/5/13/chartex" xmlns:cx8="http://schemas.microsoft.com/office/drawing/2016/5/14/chartex" xmlns:mc="http://schemas.openxmlformats.org/markup-compatibility/2006" xmlns:aink="http://schemas.microsoft.com/office/drawing/2016/ink" xmlns:am3d="http://schemas.microsoft.com/office/drawing/2017/model3d" xmlns:o="urn:schemas-microsoft-com:office:office" xmlns:oel="http://schemas.microsoft.com/office/2019/extlst" xmlns:r="http://schemas.openxmlformats.org/officeDocument/2006/relationships" xmlns:m="http://schemas.openxmlformats.org/officeDocument/2006/math" xmlns:v="urn:schemas-microsoft-com:vml" xmlns:wp14="http://schemas.microsoft.com/office/word/2010/wordprocessingDrawing" xmlns:wp="http://schemas.openxmlformats.org/drawingml/2006/wordprocessingDrawing" xmlns:w10="urn:schemas-microsoft-com:office:word" xmlns:w="http://schemas.openxmlformats.org/wordprocessingml/2006/main" xmlns:w14="http://schemas.microsoft.com/office/word/2010/wordml" xmlns:w15="http://schemas.microsoft.com/office/word/2012/wordml" xmlns:w16cex="http://schemas.microsoft.com/office/word/2018/wordml/cex" xmlns:w16cid="http://schemas.microsoft.com/office/word/2016/wordml/cid" xmlns:w16="http://schemas.microsoft.com/office/word/2018/wordml" xmlns:w16du="http://schemas.microsoft.com/office/word/2023/wordml/word16du" xmlns:w16sdtdh="http://schemas.microsoft.com/office/word/2020/wordml/sdtdatahash" xmlns:w16sdtfl="http://schemas.microsoft.com/office/word/2024/wordml/sdtformatlock" xmlns:w16se="http://schemas.microsoft.com/office/word/2015/wordml/symex" xmlns:wpg="http://schemas.microsoft.com/office/word/2010/wordprocessingGroup" xmlns:wpi="http://schemas.microsoft.com/office/word/2010/wordprocessingInk" xmlns:wne="http://schemas.microsoft.com/office/word/2006/wordml" xmlns:wps="http://schemas.microsoft.com/office/word/2010/wordprocessingShape" mc:Ignorable="w14 w15 w16se w16cid w16 w16cex w16sdtdh w16sdtfl w16du wp14">
-  <w:p>
-    <w:pPr>
-      <w:pStyle w:val="Fuzeile"/>
-    </w:pPr>
-  </w:p>
-  <w:p>
-    <w:pPr>
-      <w:pStyle w:val="Fuzeile"/>
-    </w:pPr>
-  </w:p>
-</w:ftr>
-</file>
-
-<file path=word/footer3.xml><?xml version="1.0" encoding="utf-8"?>
-<w:ftr xmlns:wpc="http://schemas.microsoft.com/office/word/2010/wordprocessingCanvas" xmlns:cx="http://schemas.microsoft.com/office/drawing/2014/chartex" xmlns:cx1="http://schemas.microsoft.com/office/drawing/2015/9/8/chartex" xmlns:cx2="http://schemas.microsoft.com/office/drawing/2015/10/21/chartex" xmlns:cx3="http://schemas.microsoft.com/office/drawing/2016/5/9/chartex" xmlns:cx4="http://schemas.microsoft.com/office/drawing/2016/5/10/chartex" xmlns:cx5="http://schemas.microsoft.com/office/drawing/2016/5/11/chartex" xmlns:cx6="http://schemas.microsoft.com/office/drawing/2016/5/12/chartex" xmlns:cx7="http://schemas.microsoft.com/office/drawing/2016/5/13/chartex" xmlns:cx8="http://schemas.microsoft.com/office/drawing/2016/5/14/chartex" xmlns:mc="http://schemas.openxmlformats.org/markup-compatibility/2006" xmlns:aink="http://schemas.microsoft.com/office/drawing/2016/ink" xmlns:am3d="http://schemas.microsoft.com/office/drawing/2017/model3d" xmlns:o="urn:schemas-microsoft-com:office:office" xmlns:oel="http://schemas.microsoft.com/office/2019/extlst" xmlns:r="http://schemas.openxmlformats.org/officeDocument/2006/relationships" xmlns:m="http://schemas.openxmlformats.org/officeDocument/2006/math" xmlns:v="urn:schemas-microsoft-com:vml" xmlns:wp14="http://schemas.microsoft.com/office/word/2010/wordprocessingDrawing" xmlns:wp="http://schemas.openxmlformats.org/drawingml/2006/wordprocessingDrawing" xmlns:w10="urn:schemas-microsoft-com:office:word" xmlns:w="http://schemas.openxmlformats.org/wordprocessingml/2006/main" xmlns:w14="http://schemas.microsoft.com/office/word/2010/wordml" xmlns:w15="http://schemas.microsoft.com/office/word/2012/wordml" xmlns:w16cex="http://schemas.microsoft.com/office/word/2018/wordml/cex" xmlns:w16cid="http://schemas.microsoft.com/office/word/2016/wordml/cid" xmlns:w16="http://schemas.microsoft.com/office/word/2018/wordml" xmlns:w16du="http://schemas.microsoft.com/office/word/2023/wordml/word16du" xmlns:w16sdtdh="http://schemas.microsoft.com/office/word/2020/wordml/sdtdatahash" xmlns:w16sdtfl="http://schemas.microsoft.com/office/word/2024/wordml/sdtformatlock" xmlns:w16se="http://schemas.microsoft.com/office/word/2015/wordml/symex" xmlns:wpg="http://schemas.microsoft.com/office/word/2010/wordprocessingGroup" xmlns:wpi="http://schemas.microsoft.com/office/word/2010/wordprocessingInk" xmlns:wne="http://schemas.microsoft.com/office/word/2006/wordml" xmlns:wps="http://schemas.microsoft.com/office/word/2010/wordprocessingShape" mc:Ignorable="w14 w15 w16se w16cid w16 w16cex w16sdtdh w16sdtfl w16du wp14">
   <w:p>
     <w:pPr>
       <w:pStyle w:val="Fuzeile"/>
@@ -6871,18 +7589,8 @@
     <w:pPr>
       <w:pStyle w:val="Kopfzeile"/>
     </w:pPr>
-  </w:p>
-</w:hdr>
-</file>
-
-<file path=word/header2.xml><?xml version="1.0" encoding="utf-8"?>
-<w:hdr xmlns:wpc="http://schemas.microsoft.com/office/word/2010/wordprocessingCanvas" xmlns:cx="http://schemas.microsoft.com/office/drawing/2014/chartex" xmlns:cx1="http://schemas.microsoft.com/office/drawing/2015/9/8/chartex" xmlns:cx2="http://schemas.microsoft.com/office/drawing/2015/10/21/chartex" xmlns:cx3="http://schemas.microsoft.com/office/drawing/2016/5/9/chartex" xmlns:cx4="http://schemas.microsoft.com/office/drawing/2016/5/10/chartex" xmlns:cx5="http://schemas.microsoft.com/office/drawing/2016/5/11/chartex" xmlns:cx6="http://schemas.microsoft.com/office/drawing/2016/5/12/chartex" xmlns:cx7="http://schemas.microsoft.com/office/drawing/2016/5/13/chartex" xmlns:cx8="http://schemas.microsoft.com/office/drawing/2016/5/14/chartex" xmlns:mc="http://schemas.openxmlformats.org/markup-compatibility/2006" xmlns:aink="http://schemas.microsoft.com/office/drawing/2016/ink" xmlns:am3d="http://schemas.microsoft.com/office/drawing/2017/model3d" xmlns:o="urn:schemas-microsoft-com:office:office" xmlns:oel="http://schemas.microsoft.com/office/2019/extlst" xmlns:r="http://schemas.openxmlformats.org/officeDocument/2006/relationships" xmlns:m="http://schemas.openxmlformats.org/officeDocument/2006/math" xmlns:v="urn:schemas-microsoft-com:vml" xmlns:wp14="http://schemas.microsoft.com/office/word/2010/wordprocessingDrawing" xmlns:wp="http://schemas.openxmlformats.org/drawingml/2006/wordprocessingDrawing" xmlns:w10="urn:schemas-microsoft-com:office:word" xmlns:w="http://schemas.openxmlformats.org/wordprocessingml/2006/main" xmlns:w14="http://schemas.microsoft.com/office/word/2010/wordml" xmlns:w15="http://schemas.microsoft.com/office/word/2012/wordml" xmlns:w16cex="http://schemas.microsoft.com/office/word/2018/wordml/cex" xmlns:w16cid="http://schemas.microsoft.com/office/word/2016/wordml/cid" xmlns:w16="http://schemas.microsoft.com/office/word/2018/wordml" xmlns:w16du="http://schemas.microsoft.com/office/word/2023/wordml/word16du" xmlns:w16sdtdh="http://schemas.microsoft.com/office/word/2020/wordml/sdtdatahash" xmlns:w16sdtfl="http://schemas.microsoft.com/office/word/2024/wordml/sdtformatlock" xmlns:w16se="http://schemas.microsoft.com/office/word/2015/wordml/symex" xmlns:wpg="http://schemas.microsoft.com/office/word/2010/wordprocessingGroup" xmlns:wpi="http://schemas.microsoft.com/office/word/2010/wordprocessingInk" xmlns:wne="http://schemas.microsoft.com/office/word/2006/wordml" xmlns:wps="http://schemas.microsoft.com/office/word/2010/wordprocessingShape" mc:Ignorable="w14 w15 w16se w16cid w16 w16cex w16sdtdh w16sdtfl w16du wp14">
-  <w:p>
-    <w:pPr>
-      <w:pStyle w:val="Kopfzeile"/>
-    </w:pPr>
     <w:r>
-      <w:t>Systemtests</w:t>
+      <w:t>Systemtest</w:t>
     </w:r>
     <w:r>
       <w:t>.</w:t>
@@ -6903,7 +7611,10 @@
       <w:ptab w:relativeTo="margin" w:alignment="right" w:leader="none"/>
     </w:r>
     <w:r>
-      <w:t>25</w:t>
+      <w:t>2</w:t>
+    </w:r>
+    <w:r>
+      <w:t>6</w:t>
     </w:r>
     <w:r>
       <w:t>.0</w:t>
@@ -6918,16 +7629,6 @@
 </w:hdr>
 </file>
 
-<file path=word/header3.xml><?xml version="1.0" encoding="utf-8"?>
-<w:hdr xmlns:wpc="http://schemas.microsoft.com/office/word/2010/wordprocessingCanvas" xmlns:cx="http://schemas.microsoft.com/office/drawing/2014/chartex" xmlns:cx1="http://schemas.microsoft.com/office/drawing/2015/9/8/chartex" xmlns:cx2="http://schemas.microsoft.com/office/drawing/2015/10/21/chartex" xmlns:cx3="http://schemas.microsoft.com/office/drawing/2016/5/9/chartex" xmlns:cx4="http://schemas.microsoft.com/office/drawing/2016/5/10/chartex" xmlns:cx5="http://schemas.microsoft.com/office/drawing/2016/5/11/chartex" xmlns:cx6="http://schemas.microsoft.com/office/drawing/2016/5/12/chartex" xmlns:cx7="http://schemas.microsoft.com/office/drawing/2016/5/13/chartex" xmlns:cx8="http://schemas.microsoft.com/office/drawing/2016/5/14/chartex" xmlns:mc="http://schemas.openxmlformats.org/markup-compatibility/2006" xmlns:aink="http://schemas.microsoft.com/office/drawing/2016/ink" xmlns:am3d="http://schemas.microsoft.com/office/drawing/2017/model3d" xmlns:o="urn:schemas-microsoft-com:office:office" xmlns:oel="http://schemas.microsoft.com/office/2019/extlst" xmlns:r="http://schemas.openxmlformats.org/officeDocument/2006/relationships" xmlns:m="http://schemas.openxmlformats.org/officeDocument/2006/math" xmlns:v="urn:schemas-microsoft-com:vml" xmlns:wp14="http://schemas.microsoft.com/office/word/2010/wordprocessingDrawing" xmlns:wp="http://schemas.openxmlformats.org/drawingml/2006/wordprocessingDrawing" xmlns:w10="urn:schemas-microsoft-com:office:word" xmlns:w="http://schemas.openxmlformats.org/wordprocessingml/2006/main" xmlns:w14="http://schemas.microsoft.com/office/word/2010/wordml" xmlns:w15="http://schemas.microsoft.com/office/word/2012/wordml" xmlns:w16cex="http://schemas.microsoft.com/office/word/2018/wordml/cex" xmlns:w16cid="http://schemas.microsoft.com/office/word/2016/wordml/cid" xmlns:w16="http://schemas.microsoft.com/office/word/2018/wordml" xmlns:w16du="http://schemas.microsoft.com/office/word/2023/wordml/word16du" xmlns:w16sdtdh="http://schemas.microsoft.com/office/word/2020/wordml/sdtdatahash" xmlns:w16sdtfl="http://schemas.microsoft.com/office/word/2024/wordml/sdtformatlock" xmlns:w16se="http://schemas.microsoft.com/office/word/2015/wordml/symex" xmlns:wpg="http://schemas.microsoft.com/office/word/2010/wordprocessingGroup" xmlns:wpi="http://schemas.microsoft.com/office/word/2010/wordprocessingInk" xmlns:wne="http://schemas.microsoft.com/office/word/2006/wordml" xmlns:wps="http://schemas.microsoft.com/office/word/2010/wordprocessingShape" mc:Ignorable="w14 w15 w16se w16cid w16 w16cex w16sdtdh w16sdtfl w16du wp14">
-  <w:p>
-    <w:pPr>
-      <w:pStyle w:val="Kopfzeile"/>
-    </w:pPr>
-  </w:p>
-</w:hdr>
-</file>
-
 <file path=word/numbering.xml><?xml version="1.0" encoding="utf-8"?>
 <w:numbering xmlns:wpc="http://schemas.microsoft.com/office/word/2010/wordprocessingCanvas" xmlns:cx="http://schemas.microsoft.com/office/drawing/2014/chartex" xmlns:cx1="http://schemas.microsoft.com/office/drawing/2015/9/8/chartex" xmlns:cx2="http://schemas.microsoft.com/office/drawing/2015/10/21/chartex" xmlns:cx3="http://schemas.microsoft.com/office/drawing/2016/5/9/chartex" xmlns:cx4="http://schemas.microsoft.com/office/drawing/2016/5/10/chartex" xmlns:cx5="http://schemas.microsoft.com/office/drawing/2016/5/11/chartex" xmlns:cx6="http://schemas.microsoft.com/office/drawing/2016/5/12/chartex" xmlns:cx7="http://schemas.microsoft.com/office/drawing/2016/5/13/chartex" xmlns:cx8="http://schemas.microsoft.com/office/drawing/2016/5/14/chartex" xmlns:mc="http://schemas.openxmlformats.org/markup-compatibility/2006" xmlns:aink="http://schemas.microsoft.com/office/drawing/2016/ink" xmlns:am3d="http://schemas.microsoft.com/office/drawing/2017/model3d" xmlns:o="urn:schemas-microsoft-com:office:office" xmlns:oel="http://schemas.microsoft.com/office/2019/extlst" xmlns:r="http://schemas.openxmlformats.org/officeDocument/2006/relationships" xmlns:m="http://schemas.openxmlformats.org/officeDocument/2006/math" xmlns:v="urn:schemas-microsoft-com:vml" xmlns:wp14="http://schemas.microsoft.com/office/word/2010/wordprocessingDrawing" xmlns:wp="http://schemas.openxmlformats.org/drawingml/2006/wordprocessingDrawing" xmlns:w10="urn:schemas-microsoft-com:office:word" xmlns:w="http://schemas.openxmlformats.org/wordprocessingml/2006/main" xmlns:w14="http://schemas.microsoft.com/office/word/2010/wordml" xmlns:w15="http://schemas.microsoft.com/office/word/2012/wordml" xmlns:w16cex="http://schemas.microsoft.com/office/word/2018/wordml/cex" xmlns:w16cid="http://schemas.microsoft.com/office/word/2016/wordml/cid" xmlns:w16="http://schemas.microsoft.com/office/word/2018/wordml" xmlns:w16du="http://schemas.microsoft.com/office/word/2023/wordml/word16du" xmlns:w16sdtdh="http://schemas.microsoft.com/office/word/2020/wordml/sdtdatahash" xmlns:w16sdtfl="http://schemas.microsoft.com/office/word/2024/wordml/sdtformatlock" xmlns:w16se="http://schemas.microsoft.com/office/word/2015/wordml/symex" xmlns:wpg="http://schemas.microsoft.com/office/word/2010/wordprocessingGroup" xmlns:wpi="http://schemas.microsoft.com/office/word/2010/wordprocessingInk" xmlns:wne="http://schemas.microsoft.com/office/word/2006/wordml" xmlns:wps="http://schemas.microsoft.com/office/word/2010/wordprocessingShape" mc:Ignorable="w14 w15 w16se w16cid w16 w16cex w16sdtdh w16sdtfl w16du wp14">
   <w:abstractNum w:abstractNumId="0" w15:restartNumberingAfterBreak="0">
@@ -8115,6 +8816,95 @@
     </w:lvl>
   </w:abstractNum>
   <w:abstractNum w:abstractNumId="12" w15:restartNumberingAfterBreak="0">
+    <w:nsid w:val="142A4F78"/>
+    <w:multiLevelType w:val="hybridMultilevel"/>
+    <w:tmpl w:val="72F22E02"/>
+    <w:lvl w:ilvl="0" w:tplc="FFFFFFFF">
+      <w:start w:val="1"/>
+      <w:numFmt w:val="decimal"/>
+      <w:lvlText w:val="%1."/>
+      <w:lvlJc w:val="left"/>
+      <w:pPr>
+        <w:ind w:left="720" w:hanging="360"/>
+      </w:pPr>
+      <w:rPr>
+        <w:rFonts w:hint="default"/>
+      </w:rPr>
+    </w:lvl>
+    <w:lvl w:ilvl="1" w:tplc="FFFFFFFF" w:tentative="1">
+      <w:start w:val="1"/>
+      <w:numFmt w:val="lowerLetter"/>
+      <w:lvlText w:val="%2."/>
+      <w:lvlJc w:val="left"/>
+      <w:pPr>
+        <w:ind w:left="1440" w:hanging="360"/>
+      </w:pPr>
+    </w:lvl>
+    <w:lvl w:ilvl="2" w:tplc="FFFFFFFF" w:tentative="1">
+      <w:start w:val="1"/>
+      <w:numFmt w:val="lowerRoman"/>
+      <w:lvlText w:val="%3."/>
+      <w:lvlJc w:val="right"/>
+      <w:pPr>
+        <w:ind w:left="2160" w:hanging="180"/>
+      </w:pPr>
+    </w:lvl>
+    <w:lvl w:ilvl="3" w:tplc="FFFFFFFF" w:tentative="1">
+      <w:start w:val="1"/>
+      <w:numFmt w:val="decimal"/>
+      <w:lvlText w:val="%4."/>
+      <w:lvlJc w:val="left"/>
+      <w:pPr>
+        <w:ind w:left="2880" w:hanging="360"/>
+      </w:pPr>
+    </w:lvl>
+    <w:lvl w:ilvl="4" w:tplc="FFFFFFFF" w:tentative="1">
+      <w:start w:val="1"/>
+      <w:numFmt w:val="lowerLetter"/>
+      <w:lvlText w:val="%5."/>
+      <w:lvlJc w:val="left"/>
+      <w:pPr>
+        <w:ind w:left="3600" w:hanging="360"/>
+      </w:pPr>
+    </w:lvl>
+    <w:lvl w:ilvl="5" w:tplc="FFFFFFFF" w:tentative="1">
+      <w:start w:val="1"/>
+      <w:numFmt w:val="lowerRoman"/>
+      <w:lvlText w:val="%6."/>
+      <w:lvlJc w:val="right"/>
+      <w:pPr>
+        <w:ind w:left="4320" w:hanging="180"/>
+      </w:pPr>
+    </w:lvl>
+    <w:lvl w:ilvl="6" w:tplc="FFFFFFFF" w:tentative="1">
+      <w:start w:val="1"/>
+      <w:numFmt w:val="decimal"/>
+      <w:lvlText w:val="%7."/>
+      <w:lvlJc w:val="left"/>
+      <w:pPr>
+        <w:ind w:left="5040" w:hanging="360"/>
+      </w:pPr>
+    </w:lvl>
+    <w:lvl w:ilvl="7" w:tplc="FFFFFFFF" w:tentative="1">
+      <w:start w:val="1"/>
+      <w:numFmt w:val="lowerLetter"/>
+      <w:lvlText w:val="%8."/>
+      <w:lvlJc w:val="left"/>
+      <w:pPr>
+        <w:ind w:left="5760" w:hanging="360"/>
+      </w:pPr>
+    </w:lvl>
+    <w:lvl w:ilvl="8" w:tplc="FFFFFFFF" w:tentative="1">
+      <w:start w:val="1"/>
+      <w:numFmt w:val="lowerRoman"/>
+      <w:lvlText w:val="%9."/>
+      <w:lvlJc w:val="right"/>
+      <w:pPr>
+        <w:ind w:left="6480" w:hanging="180"/>
+      </w:pPr>
+    </w:lvl>
+  </w:abstractNum>
+  <w:abstractNum w:abstractNumId="13" w15:restartNumberingAfterBreak="0">
     <w:nsid w:val="168773E1"/>
     <w:multiLevelType w:val="hybridMultilevel"/>
     <w:tmpl w:val="309A0C84"/>
@@ -8203,7 +8993,7 @@
       </w:pPr>
     </w:lvl>
   </w:abstractNum>
-  <w:abstractNum w:abstractNumId="13" w15:restartNumberingAfterBreak="0">
+  <w:abstractNum w:abstractNumId="14" w15:restartNumberingAfterBreak="0">
     <w:nsid w:val="17972F8A"/>
     <w:multiLevelType w:val="hybridMultilevel"/>
     <w:tmpl w:val="639A6672"/>
@@ -8292,7 +9082,7 @@
       </w:pPr>
     </w:lvl>
   </w:abstractNum>
-  <w:abstractNum w:abstractNumId="14" w15:restartNumberingAfterBreak="0">
+  <w:abstractNum w:abstractNumId="15" w15:restartNumberingAfterBreak="0">
     <w:nsid w:val="182042D1"/>
     <w:multiLevelType w:val="multilevel"/>
     <w:tmpl w:val="AAA29E06"/>
@@ -8413,7 +9203,7 @@
       </w:rPr>
     </w:lvl>
   </w:abstractNum>
-  <w:abstractNum w:abstractNumId="15" w15:restartNumberingAfterBreak="0">
+  <w:abstractNum w:abstractNumId="16" w15:restartNumberingAfterBreak="0">
     <w:nsid w:val="186516F1"/>
     <w:multiLevelType w:val="hybridMultilevel"/>
     <w:tmpl w:val="551ED568"/>
@@ -8502,7 +9292,7 @@
       </w:pPr>
     </w:lvl>
   </w:abstractNum>
-  <w:abstractNum w:abstractNumId="16" w15:restartNumberingAfterBreak="0">
+  <w:abstractNum w:abstractNumId="17" w15:restartNumberingAfterBreak="0">
     <w:nsid w:val="19A46009"/>
     <w:multiLevelType w:val="hybridMultilevel"/>
     <w:tmpl w:val="EDA68DDC"/>
@@ -8591,7 +9381,7 @@
       </w:pPr>
     </w:lvl>
   </w:abstractNum>
-  <w:abstractNum w:abstractNumId="17" w15:restartNumberingAfterBreak="0">
+  <w:abstractNum w:abstractNumId="18" w15:restartNumberingAfterBreak="0">
     <w:nsid w:val="1A9874EF"/>
     <w:multiLevelType w:val="multilevel"/>
     <w:tmpl w:val="0FA47722"/>
@@ -8704,7 +9494,96 @@
       </w:rPr>
     </w:lvl>
   </w:abstractNum>
-  <w:abstractNum w:abstractNumId="18" w15:restartNumberingAfterBreak="0">
+  <w:abstractNum w:abstractNumId="19" w15:restartNumberingAfterBreak="0">
+    <w:nsid w:val="24B5683A"/>
+    <w:multiLevelType w:val="hybridMultilevel"/>
+    <w:tmpl w:val="C9D22480"/>
+    <w:lvl w:ilvl="0" w:tplc="FFFFFFFF">
+      <w:start w:val="1"/>
+      <w:numFmt w:val="decimal"/>
+      <w:lvlText w:val="%1."/>
+      <w:lvlJc w:val="left"/>
+      <w:pPr>
+        <w:ind w:left="360" w:hanging="360"/>
+      </w:pPr>
+      <w:rPr>
+        <w:rFonts w:hint="default"/>
+      </w:rPr>
+    </w:lvl>
+    <w:lvl w:ilvl="1" w:tplc="04070019" w:tentative="1">
+      <w:start w:val="1"/>
+      <w:numFmt w:val="lowerLetter"/>
+      <w:lvlText w:val="%2."/>
+      <w:lvlJc w:val="left"/>
+      <w:pPr>
+        <w:ind w:left="1080" w:hanging="360"/>
+      </w:pPr>
+    </w:lvl>
+    <w:lvl w:ilvl="2" w:tplc="0407001B" w:tentative="1">
+      <w:start w:val="1"/>
+      <w:numFmt w:val="lowerRoman"/>
+      <w:lvlText w:val="%3."/>
+      <w:lvlJc w:val="right"/>
+      <w:pPr>
+        <w:ind w:left="1800" w:hanging="180"/>
+      </w:pPr>
+    </w:lvl>
+    <w:lvl w:ilvl="3" w:tplc="0407000F" w:tentative="1">
+      <w:start w:val="1"/>
+      <w:numFmt w:val="decimal"/>
+      <w:lvlText w:val="%4."/>
+      <w:lvlJc w:val="left"/>
+      <w:pPr>
+        <w:ind w:left="2520" w:hanging="360"/>
+      </w:pPr>
+    </w:lvl>
+    <w:lvl w:ilvl="4" w:tplc="04070019" w:tentative="1">
+      <w:start w:val="1"/>
+      <w:numFmt w:val="lowerLetter"/>
+      <w:lvlText w:val="%5."/>
+      <w:lvlJc w:val="left"/>
+      <w:pPr>
+        <w:ind w:left="3240" w:hanging="360"/>
+      </w:pPr>
+    </w:lvl>
+    <w:lvl w:ilvl="5" w:tplc="0407001B" w:tentative="1">
+      <w:start w:val="1"/>
+      <w:numFmt w:val="lowerRoman"/>
+      <w:lvlText w:val="%6."/>
+      <w:lvlJc w:val="right"/>
+      <w:pPr>
+        <w:ind w:left="3960" w:hanging="180"/>
+      </w:pPr>
+    </w:lvl>
+    <w:lvl w:ilvl="6" w:tplc="0407000F" w:tentative="1">
+      <w:start w:val="1"/>
+      <w:numFmt w:val="decimal"/>
+      <w:lvlText w:val="%7."/>
+      <w:lvlJc w:val="left"/>
+      <w:pPr>
+        <w:ind w:left="4680" w:hanging="360"/>
+      </w:pPr>
+    </w:lvl>
+    <w:lvl w:ilvl="7" w:tplc="04070019" w:tentative="1">
+      <w:start w:val="1"/>
+      <w:numFmt w:val="lowerLetter"/>
+      <w:lvlText w:val="%8."/>
+      <w:lvlJc w:val="left"/>
+      <w:pPr>
+        <w:ind w:left="5400" w:hanging="360"/>
+      </w:pPr>
+    </w:lvl>
+    <w:lvl w:ilvl="8" w:tplc="0407001B" w:tentative="1">
+      <w:start w:val="1"/>
+      <w:numFmt w:val="lowerRoman"/>
+      <w:lvlText w:val="%9."/>
+      <w:lvlJc w:val="right"/>
+      <w:pPr>
+        <w:ind w:left="6120" w:hanging="180"/>
+      </w:pPr>
+    </w:lvl>
+  </w:abstractNum>
+  <w:abstractNum w:abstractNumId="20" w15:restartNumberingAfterBreak="0">
     <w:nsid w:val="2895235B"/>
     <w:multiLevelType w:val="hybridMultilevel"/>
     <w:tmpl w:val="776E4A72"/>
@@ -8793,7 +9672,7 @@
       </w:pPr>
     </w:lvl>
   </w:abstractNum>
-  <w:abstractNum w:abstractNumId="19" w15:restartNumberingAfterBreak="0">
+  <w:abstractNum w:abstractNumId="21" w15:restartNumberingAfterBreak="0">
     <w:nsid w:val="2AF65695"/>
     <w:multiLevelType w:val="multilevel"/>
     <w:tmpl w:val="B558996C"/>
@@ -8907,7 +9786,7 @@
       </w:rPr>
     </w:lvl>
   </w:abstractNum>
-  <w:abstractNum w:abstractNumId="20" w15:restartNumberingAfterBreak="0">
+  <w:abstractNum w:abstractNumId="22" w15:restartNumberingAfterBreak="0">
     <w:nsid w:val="2B2A2290"/>
     <w:multiLevelType w:val="hybridMultilevel"/>
     <w:tmpl w:val="728C05B2"/>
@@ -8996,7 +9875,7 @@
       </w:pPr>
     </w:lvl>
   </w:abstractNum>
-  <w:abstractNum w:abstractNumId="21" w15:restartNumberingAfterBreak="0">
+  <w:abstractNum w:abstractNumId="23" w15:restartNumberingAfterBreak="0">
     <w:nsid w:val="2B81235E"/>
     <w:multiLevelType w:val="hybridMultilevel"/>
     <w:tmpl w:val="535665B2"/>
@@ -9085,7 +9964,7 @@
       </w:pPr>
     </w:lvl>
   </w:abstractNum>
-  <w:abstractNum w:abstractNumId="22" w15:restartNumberingAfterBreak="0">
+  <w:abstractNum w:abstractNumId="24" w15:restartNumberingAfterBreak="0">
     <w:nsid w:val="2C740CAE"/>
     <w:multiLevelType w:val="multilevel"/>
     <w:tmpl w:val="B558996C"/>
@@ -9200,7 +10079,7 @@
       </w:rPr>
     </w:lvl>
   </w:abstractNum>
-  <w:abstractNum w:abstractNumId="23" w15:restartNumberingAfterBreak="0">
+  <w:abstractNum w:abstractNumId="25" w15:restartNumberingAfterBreak="0">
     <w:nsid w:val="30D81290"/>
     <w:multiLevelType w:val="hybridMultilevel"/>
     <w:tmpl w:val="8932B884"/>
@@ -9313,7 +10192,7 @@
       </w:rPr>
     </w:lvl>
   </w:abstractNum>
-  <w:abstractNum w:abstractNumId="24" w15:restartNumberingAfterBreak="0">
+  <w:abstractNum w:abstractNumId="26" w15:restartNumberingAfterBreak="0">
     <w:nsid w:val="328E25B5"/>
     <w:multiLevelType w:val="hybridMultilevel"/>
     <w:tmpl w:val="11728D3E"/>
@@ -9402,7 +10281,7 @@
       </w:pPr>
     </w:lvl>
   </w:abstractNum>
-  <w:abstractNum w:abstractNumId="25" w15:restartNumberingAfterBreak="0">
+  <w:abstractNum w:abstractNumId="27" w15:restartNumberingAfterBreak="0">
     <w:nsid w:val="33365909"/>
     <w:multiLevelType w:val="hybridMultilevel"/>
     <w:tmpl w:val="2CB468E4"/>
@@ -9491,7 +10370,7 @@
       </w:pPr>
     </w:lvl>
   </w:abstractNum>
-  <w:abstractNum w:abstractNumId="26" w15:restartNumberingAfterBreak="0">
+  <w:abstractNum w:abstractNumId="28" w15:restartNumberingAfterBreak="0">
     <w:nsid w:val="35E96FFF"/>
     <w:multiLevelType w:val="hybridMultilevel"/>
     <w:tmpl w:val="A9FA8DE8"/>
@@ -9604,7 +10483,7 @@
       </w:rPr>
     </w:lvl>
   </w:abstractNum>
-  <w:abstractNum w:abstractNumId="27" w15:restartNumberingAfterBreak="0">
+  <w:abstractNum w:abstractNumId="29" w15:restartNumberingAfterBreak="0">
     <w:nsid w:val="36B04AA3"/>
     <w:multiLevelType w:val="hybridMultilevel"/>
     <w:tmpl w:val="A1A23BE8"/>
@@ -9693,7 +10572,7 @@
       </w:pPr>
     </w:lvl>
   </w:abstractNum>
-  <w:abstractNum w:abstractNumId="28" w15:restartNumberingAfterBreak="0">
+  <w:abstractNum w:abstractNumId="30" w15:restartNumberingAfterBreak="0">
     <w:nsid w:val="41EB1AE9"/>
     <w:multiLevelType w:val="hybridMultilevel"/>
     <w:tmpl w:val="C70EE0A4"/>
@@ -9782,7 +10661,7 @@
       </w:pPr>
     </w:lvl>
   </w:abstractNum>
-  <w:abstractNum w:abstractNumId="29" w15:restartNumberingAfterBreak="0">
+  <w:abstractNum w:abstractNumId="31" w15:restartNumberingAfterBreak="0">
     <w:nsid w:val="42283745"/>
     <w:multiLevelType w:val="hybridMultilevel"/>
     <w:tmpl w:val="A1A23BE8"/>
@@ -9871,7 +10750,7 @@
       </w:pPr>
     </w:lvl>
   </w:abstractNum>
-  <w:abstractNum w:abstractNumId="30" w15:restartNumberingAfterBreak="0">
+  <w:abstractNum w:abstractNumId="32" w15:restartNumberingAfterBreak="0">
     <w:nsid w:val="423A7317"/>
     <w:multiLevelType w:val="hybridMultilevel"/>
     <w:tmpl w:val="9934CC58"/>
@@ -9960,7 +10839,7 @@
       </w:pPr>
     </w:lvl>
   </w:abstractNum>
-  <w:abstractNum w:abstractNumId="31" w15:restartNumberingAfterBreak="0">
+  <w:abstractNum w:abstractNumId="33" w15:restartNumberingAfterBreak="0">
     <w:nsid w:val="43B40423"/>
     <w:multiLevelType w:val="hybridMultilevel"/>
     <w:tmpl w:val="F518490E"/>
@@ -10049,7 +10928,7 @@
       </w:pPr>
     </w:lvl>
   </w:abstractNum>
-  <w:abstractNum w:abstractNumId="32" w15:restartNumberingAfterBreak="0">
+  <w:abstractNum w:abstractNumId="34" w15:restartNumberingAfterBreak="0">
     <w:nsid w:val="461B2D00"/>
     <w:multiLevelType w:val="multilevel"/>
     <w:tmpl w:val="0FA47722"/>
@@ -10162,7 +11041,7 @@
       </w:rPr>
     </w:lvl>
   </w:abstractNum>
-  <w:abstractNum w:abstractNumId="33" w15:restartNumberingAfterBreak="0">
+  <w:abstractNum w:abstractNumId="35" w15:restartNumberingAfterBreak="0">
     <w:nsid w:val="4AEA3DE0"/>
     <w:multiLevelType w:val="hybridMultilevel"/>
     <w:tmpl w:val="EDA68DDC"/>
@@ -10251,7 +11130,7 @@
       </w:pPr>
     </w:lvl>
   </w:abstractNum>
-  <w:abstractNum w:abstractNumId="34" w15:restartNumberingAfterBreak="0">
+  <w:abstractNum w:abstractNumId="36" w15:restartNumberingAfterBreak="0">
     <w:nsid w:val="4C7C6E31"/>
     <w:multiLevelType w:val="hybridMultilevel"/>
     <w:tmpl w:val="2256B19E"/>
@@ -10364,7 +11243,7 @@
       </w:rPr>
     </w:lvl>
   </w:abstractNum>
-  <w:abstractNum w:abstractNumId="35" w15:restartNumberingAfterBreak="0">
+  <w:abstractNum w:abstractNumId="37" w15:restartNumberingAfterBreak="0">
     <w:nsid w:val="4EBE0A98"/>
     <w:multiLevelType w:val="hybridMultilevel"/>
     <w:tmpl w:val="A066F73C"/>
@@ -10453,7 +11332,7 @@
       </w:pPr>
     </w:lvl>
   </w:abstractNum>
-  <w:abstractNum w:abstractNumId="36" w15:restartNumberingAfterBreak="0">
+  <w:abstractNum w:abstractNumId="38" w15:restartNumberingAfterBreak="0">
     <w:nsid w:val="5141782E"/>
     <w:multiLevelType w:val="hybridMultilevel"/>
     <w:tmpl w:val="7A30E878"/>
@@ -10566,7 +11445,7 @@
       </w:rPr>
     </w:lvl>
   </w:abstractNum>
-  <w:abstractNum w:abstractNumId="37" w15:restartNumberingAfterBreak="0">
+  <w:abstractNum w:abstractNumId="39" w15:restartNumberingAfterBreak="0">
     <w:nsid w:val="52653160"/>
     <w:multiLevelType w:val="hybridMultilevel"/>
     <w:tmpl w:val="CB389814"/>
@@ -10655,7 +11534,7 @@
       </w:pPr>
     </w:lvl>
   </w:abstractNum>
-  <w:abstractNum w:abstractNumId="38" w15:restartNumberingAfterBreak="0">
+  <w:abstractNum w:abstractNumId="40" w15:restartNumberingAfterBreak="0">
     <w:nsid w:val="54C37C12"/>
     <w:multiLevelType w:val="hybridMultilevel"/>
     <w:tmpl w:val="FEF8211A"/>
@@ -10744,7 +11623,185 @@
       </w:pPr>
     </w:lvl>
   </w:abstractNum>
-  <w:abstractNum w:abstractNumId="39" w15:restartNumberingAfterBreak="0">
+  <w:abstractNum w:abstractNumId="41" w15:restartNumberingAfterBreak="0">
+    <w:nsid w:val="55462545"/>
+    <w:multiLevelType w:val="hybridMultilevel"/>
+    <w:tmpl w:val="639A6672"/>
+    <w:lvl w:ilvl="0" w:tplc="FFFFFFFF">
+      <w:start w:val="1"/>
+      <w:numFmt w:val="decimal"/>
+      <w:lvlText w:val="%1."/>
+      <w:lvlJc w:val="left"/>
+      <w:pPr>
+        <w:ind w:left="720" w:hanging="360"/>
+      </w:pPr>
+      <w:rPr>
+        <w:rFonts w:hint="default"/>
+      </w:rPr>
+    </w:lvl>
+    <w:lvl w:ilvl="1" w:tplc="FFFFFFFF" w:tentative="1">
+      <w:start w:val="1"/>
+      <w:numFmt w:val="lowerLetter"/>
+      <w:lvlText w:val="%2."/>
+      <w:lvlJc w:val="left"/>
+      <w:pPr>
+        <w:ind w:left="1440" w:hanging="360"/>
+      </w:pPr>
+    </w:lvl>
+    <w:lvl w:ilvl="2" w:tplc="FFFFFFFF" w:tentative="1">
+      <w:start w:val="1"/>
+      <w:numFmt w:val="lowerRoman"/>
+      <w:lvlText w:val="%3."/>
+      <w:lvlJc w:val="right"/>
+      <w:pPr>
+        <w:ind w:left="2160" w:hanging="180"/>
+      </w:pPr>
+    </w:lvl>
+    <w:lvl w:ilvl="3" w:tplc="FFFFFFFF" w:tentative="1">
+      <w:start w:val="1"/>
+      <w:numFmt w:val="decimal"/>
+      <w:lvlText w:val="%4."/>
+      <w:lvlJc w:val="left"/>
+      <w:pPr>
+        <w:ind w:left="2880" w:hanging="360"/>
+      </w:pPr>
+    </w:lvl>
+    <w:lvl w:ilvl="4" w:tplc="FFFFFFFF" w:tentative="1">
+      <w:start w:val="1"/>
+      <w:numFmt w:val="lowerLetter"/>
+      <w:lvlText w:val="%5."/>
+      <w:lvlJc w:val="left"/>
+      <w:pPr>
+        <w:ind w:left="3600" w:hanging="360"/>
+      </w:pPr>
+    </w:lvl>
+    <w:lvl w:ilvl="5" w:tplc="FFFFFFFF" w:tentative="1">
+      <w:start w:val="1"/>
+      <w:numFmt w:val="lowerRoman"/>
+      <w:lvlText w:val="%6."/>
+      <w:lvlJc w:val="right"/>
+      <w:pPr>
+        <w:ind w:left="4320" w:hanging="180"/>
+      </w:pPr>
+    </w:lvl>
+    <w:lvl w:ilvl="6" w:tplc="FFFFFFFF" w:tentative="1">
+      <w:start w:val="1"/>
+      <w:numFmt w:val="decimal"/>
+      <w:lvlText w:val="%7."/>
+      <w:lvlJc w:val="left"/>
+      <w:pPr>
+        <w:ind w:left="5040" w:hanging="360"/>
+      </w:pPr>
+    </w:lvl>
+    <w:lvl w:ilvl="7" w:tplc="FFFFFFFF" w:tentative="1">
+      <w:start w:val="1"/>
+      <w:numFmt w:val="lowerLetter"/>
+      <w:lvlText w:val="%8."/>
+      <w:lvlJc w:val="left"/>
+      <w:pPr>
+        <w:ind w:left="5760" w:hanging="360"/>
+      </w:pPr>
+    </w:lvl>
+    <w:lvl w:ilvl="8" w:tplc="FFFFFFFF" w:tentative="1">
+      <w:start w:val="1"/>
+      <w:numFmt w:val="lowerRoman"/>
+      <w:lvlText w:val="%9."/>
+      <w:lvlJc w:val="right"/>
+      <w:pPr>
+        <w:ind w:left="6480" w:hanging="180"/>
+      </w:pPr>
+    </w:lvl>
+  </w:abstractNum>
+  <w:abstractNum w:abstractNumId="42" w15:restartNumberingAfterBreak="0">
+    <w:nsid w:val="5C8D5D9F"/>
+    <w:multiLevelType w:val="hybridMultilevel"/>
+    <w:tmpl w:val="C9D22480"/>
+    <w:lvl w:ilvl="0" w:tplc="FFFFFFFF">
+      <w:start w:val="1"/>
+      <w:numFmt w:val="decimal"/>
+      <w:lvlText w:val="%1."/>
+      <w:lvlJc w:val="left"/>
+      <w:pPr>
+        <w:ind w:left="360" w:hanging="360"/>
+      </w:pPr>
+      <w:rPr>
+        <w:rFonts w:hint="default"/>
+      </w:rPr>
+    </w:lvl>
+    <w:lvl w:ilvl="1" w:tplc="FFFFFFFF" w:tentative="1">
+      <w:start w:val="1"/>
+      <w:numFmt w:val="lowerLetter"/>
+      <w:lvlText w:val="%2."/>
+      <w:lvlJc w:val="left"/>
+      <w:pPr>
+        <w:ind w:left="1080" w:hanging="360"/>
+      </w:pPr>
+    </w:lvl>
+    <w:lvl w:ilvl="2" w:tplc="FFFFFFFF" w:tentative="1">
+      <w:start w:val="1"/>
+      <w:numFmt w:val="lowerRoman"/>
+      <w:lvlText w:val="%3."/>
+      <w:lvlJc w:val="right"/>
+      <w:pPr>
+        <w:ind w:left="1800" w:hanging="180"/>
+      </w:pPr>
+    </w:lvl>
+    <w:lvl w:ilvl="3" w:tplc="FFFFFFFF" w:tentative="1">
+      <w:start w:val="1"/>
+      <w:numFmt w:val="decimal"/>
+      <w:lvlText w:val="%4."/>
+      <w:lvlJc w:val="left"/>
+      <w:pPr>
+        <w:ind w:left="2520" w:hanging="360"/>
+      </w:pPr>
+    </w:lvl>
+    <w:lvl w:ilvl="4" w:tplc="FFFFFFFF" w:tentative="1">
+      <w:start w:val="1"/>
+      <w:numFmt w:val="lowerLetter"/>
+      <w:lvlText w:val="%5."/>
+      <w:lvlJc w:val="left"/>
+      <w:pPr>
+        <w:ind w:left="3240" w:hanging="360"/>
+      </w:pPr>
+    </w:lvl>
+    <w:lvl w:ilvl="5" w:tplc="FFFFFFFF" w:tentative="1">
+      <w:start w:val="1"/>
+      <w:numFmt w:val="lowerRoman"/>
+      <w:lvlText w:val="%6."/>
+      <w:lvlJc w:val="right"/>
+      <w:pPr>
+        <w:ind w:left="3960" w:hanging="180"/>
+      </w:pPr>
+    </w:lvl>
+    <w:lvl w:ilvl="6" w:tplc="FFFFFFFF" w:tentative="1">
+      <w:start w:val="1"/>
+      <w:numFmt w:val="decimal"/>
+      <w:lvlText w:val="%7."/>
+      <w:lvlJc w:val="left"/>
+      <w:pPr>
+        <w:ind w:left="4680" w:hanging="360"/>
+      </w:pPr>
+    </w:lvl>
+    <w:lvl w:ilvl="7" w:tplc="FFFFFFFF" w:tentative="1">
+      <w:start w:val="1"/>
+      <w:numFmt w:val="lowerLetter"/>
+      <w:lvlText w:val="%8."/>
+      <w:lvlJc w:val="left"/>
+      <w:pPr>
+        <w:ind w:left="5400" w:hanging="360"/>
+      </w:pPr>
+    </w:lvl>
+    <w:lvl w:ilvl="8" w:tplc="FFFFFFFF" w:tentative="1">
+      <w:start w:val="1"/>
+      <w:numFmt w:val="lowerRoman"/>
+      <w:lvlText w:val="%9."/>
+      <w:lvlJc w:val="right"/>
+      <w:pPr>
+        <w:ind w:left="6120" w:hanging="180"/>
+      </w:pPr>
+    </w:lvl>
+  </w:abstractNum>
+  <w:abstractNum w:abstractNumId="43" w15:restartNumberingAfterBreak="0">
     <w:nsid w:val="5E32664F"/>
     <w:multiLevelType w:val="multilevel"/>
     <w:tmpl w:val="3FEEEFF0"/>
@@ -10859,7 +11916,7 @@
       </w:rPr>
     </w:lvl>
   </w:abstractNum>
-  <w:abstractNum w:abstractNumId="40" w15:restartNumberingAfterBreak="0">
+  <w:abstractNum w:abstractNumId="44" w15:restartNumberingAfterBreak="0">
     <w:nsid w:val="5FA75425"/>
     <w:multiLevelType w:val="hybridMultilevel"/>
     <w:tmpl w:val="F72AB8EC"/>
@@ -10948,7 +12005,7 @@
       </w:pPr>
     </w:lvl>
   </w:abstractNum>
-  <w:abstractNum w:abstractNumId="41" w15:restartNumberingAfterBreak="0">
+  <w:abstractNum w:abstractNumId="45" w15:restartNumberingAfterBreak="0">
     <w:nsid w:val="624C39B3"/>
     <w:multiLevelType w:val="multilevel"/>
     <w:tmpl w:val="0FA47722"/>
@@ -11061,7 +12118,7 @@
       </w:rPr>
     </w:lvl>
   </w:abstractNum>
-  <w:abstractNum w:abstractNumId="42" w15:restartNumberingAfterBreak="0">
+  <w:abstractNum w:abstractNumId="46" w15:restartNumberingAfterBreak="0">
     <w:nsid w:val="62A40A6D"/>
     <w:multiLevelType w:val="hybridMultilevel"/>
     <w:tmpl w:val="639A6672"/>
@@ -11150,7 +12207,7 @@
       </w:pPr>
     </w:lvl>
   </w:abstractNum>
-  <w:abstractNum w:abstractNumId="43" w15:restartNumberingAfterBreak="0">
+  <w:abstractNum w:abstractNumId="47" w15:restartNumberingAfterBreak="0">
     <w:nsid w:val="62B27F50"/>
     <w:multiLevelType w:val="multilevel"/>
     <w:tmpl w:val="396C71E0"/>
@@ -11264,7 +12321,7 @@
       </w:rPr>
     </w:lvl>
   </w:abstractNum>
-  <w:abstractNum w:abstractNumId="44" w15:restartNumberingAfterBreak="0">
+  <w:abstractNum w:abstractNumId="48" w15:restartNumberingAfterBreak="0">
     <w:nsid w:val="671C5DB7"/>
     <w:multiLevelType w:val="hybridMultilevel"/>
     <w:tmpl w:val="922C1C90"/>
@@ -11353,7 +12410,7 @@
       </w:pPr>
     </w:lvl>
   </w:abstractNum>
-  <w:abstractNum w:abstractNumId="45" w15:restartNumberingAfterBreak="0">
+  <w:abstractNum w:abstractNumId="49" w15:restartNumberingAfterBreak="0">
     <w:nsid w:val="6837644E"/>
     <w:multiLevelType w:val="multilevel"/>
     <w:tmpl w:val="0FA47722"/>
@@ -11466,7 +12523,7 @@
       </w:rPr>
     </w:lvl>
   </w:abstractNum>
-  <w:abstractNum w:abstractNumId="46" w15:restartNumberingAfterBreak="0">
+  <w:abstractNum w:abstractNumId="50" w15:restartNumberingAfterBreak="0">
     <w:nsid w:val="68803FEB"/>
     <w:multiLevelType w:val="hybridMultilevel"/>
     <w:tmpl w:val="639A6672"/>
@@ -11555,7 +12612,96 @@
       </w:pPr>
     </w:lvl>
   </w:abstractNum>
-  <w:abstractNum w:abstractNumId="47" w15:restartNumberingAfterBreak="0">
+  <w:abstractNum w:abstractNumId="51" w15:restartNumberingAfterBreak="0">
+    <w:nsid w:val="6B4C2411"/>
+    <w:multiLevelType w:val="hybridMultilevel"/>
+    <w:tmpl w:val="C9D22480"/>
+    <w:lvl w:ilvl="0" w:tplc="FFFFFFFF">
+      <w:start w:val="1"/>
+      <w:numFmt w:val="decimal"/>
+      <w:lvlText w:val="%1."/>
+      <w:lvlJc w:val="left"/>
+      <w:pPr>
+        <w:ind w:left="360" w:hanging="360"/>
+      </w:pPr>
+      <w:rPr>
+        <w:rFonts w:hint="default"/>
+      </w:rPr>
+    </w:lvl>
+    <w:lvl w:ilvl="1" w:tplc="FFFFFFFF" w:tentative="1">
+      <w:start w:val="1"/>
+      <w:numFmt w:val="lowerLetter"/>
+      <w:lvlText w:val="%2."/>
+      <w:lvlJc w:val="left"/>
+      <w:pPr>
+        <w:ind w:left="1080" w:hanging="360"/>
+      </w:pPr>
+    </w:lvl>
+    <w:lvl w:ilvl="2" w:tplc="FFFFFFFF" w:tentative="1">
+      <w:start w:val="1"/>
+      <w:numFmt w:val="lowerRoman"/>
+      <w:lvlText w:val="%3."/>
+      <w:lvlJc w:val="right"/>
+      <w:pPr>
+        <w:ind w:left="1800" w:hanging="180"/>
+      </w:pPr>
+    </w:lvl>
+    <w:lvl w:ilvl="3" w:tplc="FFFFFFFF" w:tentative="1">
+      <w:start w:val="1"/>
+      <w:numFmt w:val="decimal"/>
+      <w:lvlText w:val="%4."/>
+      <w:lvlJc w:val="left"/>
+      <w:pPr>
+        <w:ind w:left="2520" w:hanging="360"/>
+      </w:pPr>
+    </w:lvl>
+    <w:lvl w:ilvl="4" w:tplc="FFFFFFFF" w:tentative="1">
+      <w:start w:val="1"/>
+      <w:numFmt w:val="lowerLetter"/>
+      <w:lvlText w:val="%5."/>
+      <w:lvlJc w:val="left"/>
+      <w:pPr>
+        <w:ind w:left="3240" w:hanging="360"/>
+      </w:pPr>
+    </w:lvl>
+    <w:lvl w:ilvl="5" w:tplc="FFFFFFFF" w:tentative="1">
+      <w:start w:val="1"/>
+      <w:numFmt w:val="lowerRoman"/>
+      <w:lvlText w:val="%6."/>
+      <w:lvlJc w:val="right"/>
+      <w:pPr>
+        <w:ind w:left="3960" w:hanging="180"/>
+      </w:pPr>
+    </w:lvl>
+    <w:lvl w:ilvl="6" w:tplc="FFFFFFFF" w:tentative="1">
+      <w:start w:val="1"/>
+      <w:numFmt w:val="decimal"/>
+      <w:lvlText w:val="%7."/>
+      <w:lvlJc w:val="left"/>
+      <w:pPr>
+        <w:ind w:left="4680" w:hanging="360"/>
+      </w:pPr>
+    </w:lvl>
+    <w:lvl w:ilvl="7" w:tplc="FFFFFFFF" w:tentative="1">
+      <w:start w:val="1"/>
+      <w:numFmt w:val="lowerLetter"/>
+      <w:lvlText w:val="%8."/>
+      <w:lvlJc w:val="left"/>
+      <w:pPr>
+        <w:ind w:left="5400" w:hanging="360"/>
+      </w:pPr>
+    </w:lvl>
+    <w:lvl w:ilvl="8" w:tplc="FFFFFFFF" w:tentative="1">
+      <w:start w:val="1"/>
+      <w:numFmt w:val="lowerRoman"/>
+      <w:lvlText w:val="%9."/>
+      <w:lvlJc w:val="right"/>
+      <w:pPr>
+        <w:ind w:left="6120" w:hanging="180"/>
+      </w:pPr>
+    </w:lvl>
+  </w:abstractNum>
+  <w:abstractNum w:abstractNumId="52" w15:restartNumberingAfterBreak="0">
     <w:nsid w:val="6F6847AA"/>
     <w:multiLevelType w:val="hybridMultilevel"/>
     <w:tmpl w:val="639A6672"/>
@@ -11644,7 +12790,7 @@
       </w:pPr>
     </w:lvl>
   </w:abstractNum>
-  <w:abstractNum w:abstractNumId="48" w15:restartNumberingAfterBreak="0">
+  <w:abstractNum w:abstractNumId="53" w15:restartNumberingAfterBreak="0">
     <w:nsid w:val="75AA4BAF"/>
     <w:multiLevelType w:val="hybridMultilevel"/>
     <w:tmpl w:val="639A6672"/>
@@ -11733,7 +12879,7 @@
       </w:pPr>
     </w:lvl>
   </w:abstractNum>
-  <w:abstractNum w:abstractNumId="49" w15:restartNumberingAfterBreak="0">
+  <w:abstractNum w:abstractNumId="54" w15:restartNumberingAfterBreak="0">
     <w:nsid w:val="79C9544C"/>
     <w:multiLevelType w:val="multilevel"/>
     <w:tmpl w:val="37A62300"/>
@@ -11847,7 +12993,7 @@
       </w:rPr>
     </w:lvl>
   </w:abstractNum>
-  <w:abstractNum w:abstractNumId="50" w15:restartNumberingAfterBreak="0">
+  <w:abstractNum w:abstractNumId="55" w15:restartNumberingAfterBreak="0">
     <w:nsid w:val="7A6B40F6"/>
     <w:multiLevelType w:val="hybridMultilevel"/>
     <w:tmpl w:val="AFDACDA2"/>
@@ -11936,7 +13082,7 @@
       </w:pPr>
     </w:lvl>
   </w:abstractNum>
-  <w:abstractNum w:abstractNumId="51" w15:restartNumberingAfterBreak="0">
+  <w:abstractNum w:abstractNumId="56" w15:restartNumberingAfterBreak="0">
     <w:nsid w:val="7C226BBD"/>
     <w:multiLevelType w:val="hybridMultilevel"/>
     <w:tmpl w:val="639A6672"/>
@@ -12025,7 +13171,7 @@
       </w:pPr>
     </w:lvl>
   </w:abstractNum>
-  <w:abstractNum w:abstractNumId="52" w15:restartNumberingAfterBreak="0">
+  <w:abstractNum w:abstractNumId="57" w15:restartNumberingAfterBreak="0">
     <w:nsid w:val="7CBD1F51"/>
     <w:multiLevelType w:val="hybridMultilevel"/>
     <w:tmpl w:val="33DC004E"/>
@@ -12139,34 +13285,34 @@
     </w:lvl>
   </w:abstractNum>
   <w:num w:numId="1" w16cid:durableId="43069222">
-    <w:abstractNumId w:val="14"/>
+    <w:abstractNumId w:val="15"/>
   </w:num>
   <w:num w:numId="2" w16cid:durableId="1713070995">
+    <w:abstractNumId w:val="36"/>
+  </w:num>
+  <w:num w:numId="3" w16cid:durableId="1794061328">
+    <w:abstractNumId w:val="57"/>
+  </w:num>
+  <w:num w:numId="4" w16cid:durableId="2041860906">
+    <w:abstractNumId w:val="28"/>
+  </w:num>
+  <w:num w:numId="5" w16cid:durableId="1193416393">
+    <w:abstractNumId w:val="38"/>
+  </w:num>
+  <w:num w:numId="6" w16cid:durableId="1652490335">
+    <w:abstractNumId w:val="45"/>
+  </w:num>
+  <w:num w:numId="7" w16cid:durableId="1667440250">
+    <w:abstractNumId w:val="47"/>
+  </w:num>
+  <w:num w:numId="8" w16cid:durableId="366805384">
     <w:abstractNumId w:val="34"/>
   </w:num>
-  <w:num w:numId="3" w16cid:durableId="1794061328">
-    <w:abstractNumId w:val="52"/>
-  </w:num>
-  <w:num w:numId="4" w16cid:durableId="2041860906">
-    <w:abstractNumId w:val="26"/>
-  </w:num>
-  <w:num w:numId="5" w16cid:durableId="1193416393">
-    <w:abstractNumId w:val="36"/>
-  </w:num>
-  <w:num w:numId="6" w16cid:durableId="1652490335">
-    <w:abstractNumId w:val="41"/>
-  </w:num>
-  <w:num w:numId="7" w16cid:durableId="1667440250">
-    <w:abstractNumId w:val="43"/>
-  </w:num>
-  <w:num w:numId="8" w16cid:durableId="366805384">
-    <w:abstractNumId w:val="32"/>
-  </w:num>
   <w:num w:numId="9" w16cid:durableId="1205824046">
-    <w:abstractNumId w:val="19"/>
+    <w:abstractNumId w:val="21"/>
   </w:num>
   <w:num w:numId="10" w16cid:durableId="802311122">
-    <w:abstractNumId w:val="19"/>
+    <w:abstractNumId w:val="21"/>
     <w:lvlOverride w:ilvl="0">
       <w:lvl w:ilvl="0">
         <w:start w:val="1"/>
@@ -12300,10 +13446,10 @@
     <w:abstractNumId w:val="1"/>
   </w:num>
   <w:num w:numId="12" w16cid:durableId="1172375933">
-    <w:abstractNumId w:val="23"/>
+    <w:abstractNumId w:val="25"/>
   </w:num>
   <w:num w:numId="13" w16cid:durableId="474446674">
-    <w:abstractNumId w:val="39"/>
+    <w:abstractNumId w:val="43"/>
   </w:num>
   <w:num w:numId="14" w16cid:durableId="348651689">
     <w:abstractNumId w:val="10"/>
@@ -12315,73 +13461,73 @@
     <w:abstractNumId w:val="3"/>
   </w:num>
   <w:num w:numId="17" w16cid:durableId="1707874150">
-    <w:abstractNumId w:val="45"/>
+    <w:abstractNumId w:val="49"/>
   </w:num>
   <w:num w:numId="18" w16cid:durableId="381058613">
-    <w:abstractNumId w:val="17"/>
+    <w:abstractNumId w:val="18"/>
   </w:num>
   <w:num w:numId="19" w16cid:durableId="230039329">
-    <w:abstractNumId w:val="49"/>
+    <w:abstractNumId w:val="54"/>
   </w:num>
   <w:num w:numId="20" w16cid:durableId="1469786198">
-    <w:abstractNumId w:val="22"/>
+    <w:abstractNumId w:val="24"/>
   </w:num>
   <w:num w:numId="21" w16cid:durableId="1045326364">
     <w:abstractNumId w:val="9"/>
   </w:num>
   <w:num w:numId="22" w16cid:durableId="1223835630">
-    <w:abstractNumId w:val="29"/>
+    <w:abstractNumId w:val="31"/>
   </w:num>
   <w:num w:numId="23" w16cid:durableId="1939754810">
     <w:abstractNumId w:val="5"/>
   </w:num>
   <w:num w:numId="24" w16cid:durableId="324477753">
-    <w:abstractNumId w:val="27"/>
+    <w:abstractNumId w:val="29"/>
   </w:num>
   <w:num w:numId="25" w16cid:durableId="804159341">
-    <w:abstractNumId w:val="35"/>
+    <w:abstractNumId w:val="37"/>
   </w:num>
   <w:num w:numId="26" w16cid:durableId="1355352003">
     <w:abstractNumId w:val="6"/>
   </w:num>
   <w:num w:numId="27" w16cid:durableId="1560940673">
-    <w:abstractNumId w:val="12"/>
+    <w:abstractNumId w:val="13"/>
   </w:num>
   <w:num w:numId="28" w16cid:durableId="560675550">
     <w:abstractNumId w:val="4"/>
   </w:num>
   <w:num w:numId="29" w16cid:durableId="1453288064">
-    <w:abstractNumId w:val="31"/>
+    <w:abstractNumId w:val="33"/>
   </w:num>
   <w:num w:numId="30" w16cid:durableId="1436705254">
-    <w:abstractNumId w:val="24"/>
+    <w:abstractNumId w:val="26"/>
   </w:num>
   <w:num w:numId="31" w16cid:durableId="1051341922">
-    <w:abstractNumId w:val="50"/>
+    <w:abstractNumId w:val="55"/>
   </w:num>
   <w:num w:numId="32" w16cid:durableId="555091604">
+    <w:abstractNumId w:val="44"/>
+  </w:num>
+  <w:num w:numId="33" w16cid:durableId="775518880">
+    <w:abstractNumId w:val="27"/>
+  </w:num>
+  <w:num w:numId="34" w16cid:durableId="1474101259">
     <w:abstractNumId w:val="40"/>
   </w:num>
-  <w:num w:numId="33" w16cid:durableId="775518880">
-    <w:abstractNumId w:val="25"/>
-  </w:num>
-  <w:num w:numId="34" w16cid:durableId="1474101259">
-    <w:abstractNumId w:val="38"/>
-  </w:num>
   <w:num w:numId="35" w16cid:durableId="1173491327">
-    <w:abstractNumId w:val="33"/>
+    <w:abstractNumId w:val="35"/>
   </w:num>
   <w:num w:numId="36" w16cid:durableId="1179462133">
-    <w:abstractNumId w:val="28"/>
+    <w:abstractNumId w:val="30"/>
   </w:num>
   <w:num w:numId="37" w16cid:durableId="454063830">
-    <w:abstractNumId w:val="20"/>
+    <w:abstractNumId w:val="22"/>
   </w:num>
   <w:num w:numId="38" w16cid:durableId="148981424">
-    <w:abstractNumId w:val="16"/>
+    <w:abstractNumId w:val="17"/>
   </w:num>
   <w:num w:numId="39" w16cid:durableId="105540991">
-    <w:abstractNumId w:val="48"/>
+    <w:abstractNumId w:val="53"/>
   </w:num>
   <w:num w:numId="40" w16cid:durableId="1477063706">
     <w:abstractNumId w:val="7"/>
@@ -12390,43 +13536,58 @@
     <w:abstractNumId w:val="8"/>
   </w:num>
   <w:num w:numId="42" w16cid:durableId="274097879">
-    <w:abstractNumId w:val="13"/>
+    <w:abstractNumId w:val="14"/>
   </w:num>
   <w:num w:numId="43" w16cid:durableId="1853835130">
-    <w:abstractNumId w:val="30"/>
+    <w:abstractNumId w:val="32"/>
   </w:num>
   <w:num w:numId="44" w16cid:durableId="319233520">
-    <w:abstractNumId w:val="47"/>
+    <w:abstractNumId w:val="52"/>
   </w:num>
   <w:num w:numId="45" w16cid:durableId="1071924669">
-    <w:abstractNumId w:val="15"/>
+    <w:abstractNumId w:val="16"/>
   </w:num>
   <w:num w:numId="46" w16cid:durableId="2007048475">
-    <w:abstractNumId w:val="44"/>
+    <w:abstractNumId w:val="48"/>
   </w:num>
   <w:num w:numId="47" w16cid:durableId="1613635092">
-    <w:abstractNumId w:val="46"/>
+    <w:abstractNumId w:val="50"/>
   </w:num>
   <w:num w:numId="48" w16cid:durableId="427041371">
-    <w:abstractNumId w:val="18"/>
+    <w:abstractNumId w:val="20"/>
   </w:num>
   <w:num w:numId="49" w16cid:durableId="34817914">
-    <w:abstractNumId w:val="51"/>
+    <w:abstractNumId w:val="56"/>
   </w:num>
   <w:num w:numId="50" w16cid:durableId="1581214140">
-    <w:abstractNumId w:val="21"/>
+    <w:abstractNumId w:val="23"/>
   </w:num>
   <w:num w:numId="51" w16cid:durableId="885339177">
     <w:abstractNumId w:val="0"/>
   </w:num>
   <w:num w:numId="52" w16cid:durableId="1001733232">
-    <w:abstractNumId w:val="37"/>
+    <w:abstractNumId w:val="39"/>
   </w:num>
   <w:num w:numId="53" w16cid:durableId="789738868">
-    <w:abstractNumId w:val="42"/>
+    <w:abstractNumId w:val="46"/>
   </w:num>
   <w:num w:numId="54" w16cid:durableId="2080711813">
     <w:abstractNumId w:val="2"/>
+  </w:num>
+  <w:num w:numId="55" w16cid:durableId="1874727603">
+    <w:abstractNumId w:val="41"/>
+  </w:num>
+  <w:num w:numId="56" w16cid:durableId="608657852">
+    <w:abstractNumId w:val="19"/>
+  </w:num>
+  <w:num w:numId="57" w16cid:durableId="119154307">
+    <w:abstractNumId w:val="12"/>
+  </w:num>
+  <w:num w:numId="58" w16cid:durableId="1831828052">
+    <w:abstractNumId w:val="42"/>
+  </w:num>
+  <w:num w:numId="59" w16cid:durableId="1533880544">
+    <w:abstractNumId w:val="51"/>
   </w:num>
 </w:numbering>
 </file>
@@ -13039,7 +14200,6 @@
   <w:style w:type="character" w:default="1" w:styleId="Absatz-Standardschriftart">
     <w:name w:val="Default Paragraph Font"/>
     <w:uiPriority w:val="1"/>
-    <w:semiHidden/>
     <w:unhideWhenUsed/>
   </w:style>
   <w:style w:type="table" w:default="1" w:styleId="NormaleTabelle">

--- a/Project-organisation/Systemtest.docx
+++ b/Project-organisation/Systemtest.docx
@@ -297,7 +297,7 @@
               <w:rPr>
                 <w:rFonts w:cs="Arial"/>
               </w:rPr>
-              <w:t>6</w:t>
+              <w:t>7</w:t>
             </w:r>
             <w:r>
               <w:rPr>
@@ -1138,6 +1138,12 @@
                 <w:rFonts w:cs="Arial"/>
               </w:rPr>
             </w:pPr>
+            <w:r>
+              <w:rPr>
+                <w:rFonts w:cs="Arial"/>
+              </w:rPr>
+              <w:t>27.06.2025</w:t>
+            </w:r>
           </w:p>
         </w:tc>
         <w:tc>
@@ -1154,6 +1160,12 @@
                 <w:rFonts w:cs="Arial"/>
               </w:rPr>
             </w:pPr>
+            <w:r>
+              <w:rPr>
+                <w:rFonts w:cs="Arial"/>
+              </w:rPr>
+              <w:t xml:space="preserve">Bichler Nadine </w:t>
+            </w:r>
           </w:p>
         </w:tc>
         <w:tc>
@@ -1170,6 +1182,12 @@
                 <w:rFonts w:cs="Arial"/>
               </w:rPr>
             </w:pPr>
+            <w:r>
+              <w:rPr>
+                <w:rFonts w:cs="Arial"/>
+              </w:rPr>
+              <w:t>Erweiterung und Anpassung</w:t>
+            </w:r>
           </w:p>
         </w:tc>
       </w:tr>
@@ -2267,7 +2285,6 @@
             </w:tcBorders>
             <w:vAlign w:val="center"/>
           </w:tcPr>
-          <w:bookmarkEnd w:id="7"/>
           <w:p>
             <w:pPr>
               <w:rPr>
@@ -2371,49 +2388,7 @@
               <w:rPr>
                 <w:rFonts w:cs="Arial"/>
               </w:rPr>
-              <w:t>[P</w:t>
-            </w:r>
-            <w:r>
-              <w:rPr>
-                <w:rFonts w:cs="Arial"/>
-              </w:rPr>
-              <w:t xml:space="preserve">FA </w:t>
-            </w:r>
-            <w:r>
-              <w:rPr>
-                <w:rFonts w:cs="Arial"/>
-              </w:rPr>
-              <w:t>1.2</w:t>
-            </w:r>
-            <w:r>
-              <w:rPr>
-                <w:rFonts w:cs="Arial"/>
-              </w:rPr>
-              <w:t xml:space="preserve">, </w:t>
-            </w:r>
-            <w:r>
-              <w:rPr>
-                <w:rFonts w:cs="Arial"/>
-              </w:rPr>
-              <w:t>P</w:t>
-            </w:r>
-            <w:r>
-              <w:rPr>
-                <w:rFonts w:cs="Arial"/>
-              </w:rPr>
-              <w:t xml:space="preserve">FA </w:t>
-            </w:r>
-            <w:r>
-              <w:rPr>
-                <w:rFonts w:cs="Arial"/>
-              </w:rPr>
-              <w:t>3.2</w:t>
-            </w:r>
-            <w:r>
-              <w:rPr>
-                <w:rFonts w:cs="Arial"/>
-              </w:rPr>
-              <w:t>]</w:t>
+              <w:t>[PFA 1.2]</w:t>
             </w:r>
           </w:p>
         </w:tc>
@@ -2515,7 +2490,7 @@
               <w:rPr>
                 <w:rFonts w:cs="Arial"/>
               </w:rPr>
-              <w:t>Benutzer kann Sprachbefehl einsprechen und dieser wird korrekt erkannt</w:t>
+              <w:t>Gültiger Befehl (1–9) wird korrekt erkannt und visualisiert.</w:t>
             </w:r>
           </w:p>
         </w:tc>
@@ -2614,13 +2589,13 @@
               <w:rPr>
                 <w:rFonts w:cs="Arial"/>
               </w:rPr>
-              <w:t xml:space="preserve">Validen </w:t>
-            </w:r>
-            <w:r>
-              <w:rPr>
-                <w:rFonts w:cs="Arial"/>
-              </w:rPr>
-              <w:t>Sprachbefehl (1-9) einsprechen</w:t>
+              <w:t>Ziffer</w:t>
+            </w:r>
+            <w:r>
+              <w:rPr>
+                <w:rFonts w:cs="Arial"/>
+              </w:rPr>
+              <w:t xml:space="preserve"> einsprechen</w:t>
             </w:r>
           </w:p>
         </w:tc>
@@ -2700,6 +2675,424 @@
                 <w:rFonts w:cs="Arial"/>
               </w:rPr>
               <w:t>Wahrscheinlichkeit wird unter dem erkannten Befehl ausgegeben</w:t>
+            </w:r>
+          </w:p>
+        </w:tc>
+      </w:tr>
+      <w:bookmarkEnd w:id="7"/>
+    </w:tbl>
+    <w:p/>
+    <w:tbl>
+      <w:tblPr>
+        <w:tblStyle w:val="Tabellenraster"/>
+        <w:tblW w:w="5001" w:type="pct"/>
+        <w:jc w:val="center"/>
+        <w:tblLook w:val="04A0" w:firstRow="1" w:lastRow="0" w:firstColumn="1" w:lastColumn="0" w:noHBand="0" w:noVBand="1"/>
+      </w:tblPr>
+      <w:tblGrid>
+        <w:gridCol w:w="2830"/>
+        <w:gridCol w:w="6234"/>
+      </w:tblGrid>
+      <w:tr>
+        <w:trPr>
+          <w:trHeight w:val="380"/>
+          <w:jc w:val="center"/>
+        </w:trPr>
+        <w:tc>
+          <w:tcPr>
+            <w:tcW w:w="1561" w:type="pct"/>
+            <w:tcBorders>
+              <w:bottom w:val="single" w:sz="12" w:space="0" w:color="auto"/>
+            </w:tcBorders>
+            <w:vAlign w:val="center"/>
+          </w:tcPr>
+          <w:p>
+            <w:pPr>
+              <w:rPr>
+                <w:rFonts w:cs="Arial"/>
+                <w:b/>
+                <w:bCs/>
+              </w:rPr>
+            </w:pPr>
+            <w:r>
+              <w:rPr>
+                <w:rFonts w:cs="Arial"/>
+                <w:b/>
+                <w:bCs/>
+              </w:rPr>
+              <w:t>Test-ID:</w:t>
+            </w:r>
+          </w:p>
+        </w:tc>
+        <w:tc>
+          <w:tcPr>
+            <w:tcW w:w="3439" w:type="pct"/>
+            <w:tcBorders>
+              <w:bottom w:val="single" w:sz="12" w:space="0" w:color="auto"/>
+            </w:tcBorders>
+            <w:vAlign w:val="center"/>
+          </w:tcPr>
+          <w:p>
+            <w:pPr>
+              <w:rPr>
+                <w:rFonts w:cs="Arial"/>
+                <w:b/>
+                <w:bCs/>
+              </w:rPr>
+            </w:pPr>
+            <w:r>
+              <w:rPr>
+                <w:rFonts w:cs="Arial"/>
+                <w:b/>
+                <w:bCs/>
+              </w:rPr>
+              <w:t>[SYS_U_1.1.2]</w:t>
+            </w:r>
+          </w:p>
+        </w:tc>
+      </w:tr>
+      <w:tr>
+        <w:trPr>
+          <w:trHeight w:val="677"/>
+          <w:jc w:val="center"/>
+        </w:trPr>
+        <w:tc>
+          <w:tcPr>
+            <w:tcW w:w="1561" w:type="pct"/>
+            <w:tcBorders>
+              <w:top w:val="single" w:sz="12" w:space="0" w:color="auto"/>
+            </w:tcBorders>
+            <w:vAlign w:val="center"/>
+          </w:tcPr>
+          <w:p>
+            <w:pPr>
+              <w:rPr>
+                <w:rFonts w:cs="Arial"/>
+              </w:rPr>
+            </w:pPr>
+            <w:r>
+              <w:rPr>
+                <w:rFonts w:cs="Arial"/>
+              </w:rPr>
+              <w:t>i.V.m.</w:t>
+            </w:r>
+          </w:p>
+          <w:p>
+            <w:pPr>
+              <w:rPr>
+                <w:rFonts w:cs="Arial"/>
+              </w:rPr>
+            </w:pPr>
+            <w:r>
+              <w:rPr>
+                <w:rFonts w:cs="Arial"/>
+              </w:rPr>
+              <w:t>Pflichtenheft</w:t>
+            </w:r>
+          </w:p>
+        </w:tc>
+        <w:tc>
+          <w:tcPr>
+            <w:tcW w:w="3439" w:type="pct"/>
+            <w:tcBorders>
+              <w:top w:val="single" w:sz="12" w:space="0" w:color="auto"/>
+            </w:tcBorders>
+            <w:vAlign w:val="center"/>
+          </w:tcPr>
+          <w:p>
+            <w:pPr>
+              <w:rPr>
+                <w:rFonts w:cs="Arial"/>
+              </w:rPr>
+            </w:pPr>
+            <w:r>
+              <w:rPr>
+                <w:rFonts w:cs="Arial"/>
+              </w:rPr>
+              <w:t xml:space="preserve">[PFA </w:t>
+            </w:r>
+            <w:r>
+              <w:rPr>
+                <w:rFonts w:cs="Arial"/>
+              </w:rPr>
+              <w:t>2.1</w:t>
+            </w:r>
+            <w:r>
+              <w:rPr>
+                <w:rFonts w:cs="Arial"/>
+              </w:rPr>
+              <w:t>]</w:t>
+            </w:r>
+          </w:p>
+        </w:tc>
+      </w:tr>
+      <w:tr>
+        <w:trPr>
+          <w:trHeight w:val="677"/>
+          <w:jc w:val="center"/>
+        </w:trPr>
+        <w:tc>
+          <w:tcPr>
+            <w:tcW w:w="1561" w:type="pct"/>
+            <w:tcBorders>
+              <w:top w:val="single" w:sz="12" w:space="0" w:color="auto"/>
+              <w:bottom w:val="single" w:sz="12" w:space="0" w:color="auto"/>
+            </w:tcBorders>
+            <w:vAlign w:val="center"/>
+          </w:tcPr>
+          <w:p>
+            <w:pPr>
+              <w:rPr>
+                <w:rFonts w:cs="Arial"/>
+              </w:rPr>
+            </w:pPr>
+            <w:r>
+              <w:rPr>
+                <w:rFonts w:cs="Arial"/>
+              </w:rPr>
+              <w:t>Name</w:t>
+            </w:r>
+          </w:p>
+        </w:tc>
+        <w:tc>
+          <w:tcPr>
+            <w:tcW w:w="3439" w:type="pct"/>
+            <w:tcBorders>
+              <w:top w:val="single" w:sz="12" w:space="0" w:color="auto"/>
+              <w:bottom w:val="single" w:sz="12" w:space="0" w:color="auto"/>
+            </w:tcBorders>
+            <w:vAlign w:val="center"/>
+          </w:tcPr>
+          <w:p>
+            <w:pPr>
+              <w:rPr>
+                <w:rFonts w:cs="Arial"/>
+              </w:rPr>
+            </w:pPr>
+            <w:r>
+              <w:rPr>
+                <w:rFonts w:cs="Arial"/>
+              </w:rPr>
+              <w:t>Invalider Befehl</w:t>
+            </w:r>
+          </w:p>
+        </w:tc>
+      </w:tr>
+      <w:tr>
+        <w:trPr>
+          <w:trHeight w:val="677"/>
+          <w:jc w:val="center"/>
+        </w:trPr>
+        <w:tc>
+          <w:tcPr>
+            <w:tcW w:w="1561" w:type="pct"/>
+            <w:tcBorders>
+              <w:top w:val="single" w:sz="12" w:space="0" w:color="auto"/>
+              <w:bottom w:val="single" w:sz="12" w:space="0" w:color="auto"/>
+            </w:tcBorders>
+            <w:vAlign w:val="center"/>
+          </w:tcPr>
+          <w:p>
+            <w:pPr>
+              <w:rPr>
+                <w:rFonts w:cs="Arial"/>
+              </w:rPr>
+            </w:pPr>
+            <w:r>
+              <w:rPr>
+                <w:rFonts w:cs="Arial"/>
+              </w:rPr>
+              <w:t>Bemerkungen</w:t>
+            </w:r>
+          </w:p>
+        </w:tc>
+        <w:tc>
+          <w:tcPr>
+            <w:tcW w:w="3439" w:type="pct"/>
+            <w:tcBorders>
+              <w:top w:val="single" w:sz="12" w:space="0" w:color="auto"/>
+              <w:bottom w:val="single" w:sz="12" w:space="0" w:color="auto"/>
+            </w:tcBorders>
+            <w:vAlign w:val="center"/>
+          </w:tcPr>
+          <w:p>
+            <w:pPr>
+              <w:rPr>
+                <w:rFonts w:cs="Arial"/>
+              </w:rPr>
+            </w:pPr>
+            <w:r>
+              <w:rPr>
+                <w:rFonts w:cs="Arial"/>
+              </w:rPr>
+              <w:t>Eine ungültige Eingabe (z. B. „0“) darf nicht erkannt werden.</w:t>
+            </w:r>
+          </w:p>
+        </w:tc>
+      </w:tr>
+      <w:tr>
+        <w:trPr>
+          <w:trHeight w:val="677"/>
+          <w:jc w:val="center"/>
+        </w:trPr>
+        <w:tc>
+          <w:tcPr>
+            <w:tcW w:w="1561" w:type="pct"/>
+            <w:tcBorders>
+              <w:top w:val="single" w:sz="12" w:space="0" w:color="auto"/>
+              <w:bottom w:val="single" w:sz="12" w:space="0" w:color="auto"/>
+            </w:tcBorders>
+            <w:vAlign w:val="center"/>
+          </w:tcPr>
+          <w:p>
+            <w:pPr>
+              <w:rPr>
+                <w:rFonts w:cs="Arial"/>
+              </w:rPr>
+            </w:pPr>
+            <w:r>
+              <w:rPr>
+                <w:rFonts w:cs="Arial"/>
+              </w:rPr>
+              <w:t>Input</w:t>
+            </w:r>
+          </w:p>
+        </w:tc>
+        <w:tc>
+          <w:tcPr>
+            <w:tcW w:w="3439" w:type="pct"/>
+            <w:tcBorders>
+              <w:top w:val="single" w:sz="12" w:space="0" w:color="auto"/>
+              <w:bottom w:val="single" w:sz="12" w:space="0" w:color="auto"/>
+            </w:tcBorders>
+            <w:vAlign w:val="center"/>
+          </w:tcPr>
+          <w:p>
+            <w:pPr>
+              <w:pStyle w:val="Listenabsatz"/>
+              <w:numPr>
+                <w:ilvl w:val="0"/>
+                <w:numId w:val="29"/>
+              </w:numPr>
+              <w:spacing w:before="60" w:after="60"/>
+              <w:ind w:left="357" w:hanging="357"/>
+              <w:rPr>
+                <w:rFonts w:cs="Arial"/>
+              </w:rPr>
+            </w:pPr>
+            <w:r>
+              <w:rPr>
+                <w:rFonts w:cs="Arial"/>
+              </w:rPr>
+              <w:t>Programm starten</w:t>
+            </w:r>
+          </w:p>
+          <w:p>
+            <w:pPr>
+              <w:pStyle w:val="Listenabsatz"/>
+              <w:numPr>
+                <w:ilvl w:val="0"/>
+                <w:numId w:val="29"/>
+              </w:numPr>
+              <w:spacing w:before="60" w:after="60"/>
+              <w:ind w:left="357" w:hanging="357"/>
+              <w:rPr>
+                <w:rFonts w:cs="Arial"/>
+              </w:rPr>
+            </w:pPr>
+            <w:r>
+              <w:rPr>
+                <w:rFonts w:cs="Arial"/>
+              </w:rPr>
+              <w:t>Audioaufnahme starten mittels Button „Start“</w:t>
+            </w:r>
+          </w:p>
+          <w:p>
+            <w:pPr>
+              <w:pStyle w:val="Listenabsatz"/>
+              <w:numPr>
+                <w:ilvl w:val="0"/>
+                <w:numId w:val="29"/>
+              </w:numPr>
+              <w:spacing w:before="60" w:after="60"/>
+              <w:ind w:left="357" w:hanging="357"/>
+              <w:rPr>
+                <w:rFonts w:cs="Arial"/>
+              </w:rPr>
+            </w:pPr>
+            <w:r>
+              <w:rPr>
+                <w:rFonts w:cs="Arial"/>
+              </w:rPr>
+              <w:t xml:space="preserve">Sprachbefehl </w:t>
+            </w:r>
+            <w:r>
+              <w:rPr>
+                <w:rFonts w:cs="Arial"/>
+              </w:rPr>
+              <w:t>„0“</w:t>
+            </w:r>
+            <w:r>
+              <w:rPr>
+                <w:rFonts w:cs="Arial"/>
+              </w:rPr>
+              <w:t xml:space="preserve"> einsprechen</w:t>
+            </w:r>
+          </w:p>
+        </w:tc>
+      </w:tr>
+      <w:tr>
+        <w:trPr>
+          <w:trHeight w:val="677"/>
+          <w:jc w:val="center"/>
+        </w:trPr>
+        <w:tc>
+          <w:tcPr>
+            <w:tcW w:w="1561" w:type="pct"/>
+            <w:tcBorders>
+              <w:top w:val="single" w:sz="12" w:space="0" w:color="auto"/>
+            </w:tcBorders>
+            <w:vAlign w:val="center"/>
+          </w:tcPr>
+          <w:p>
+            <w:pPr>
+              <w:rPr>
+                <w:rFonts w:cs="Arial"/>
+              </w:rPr>
+            </w:pPr>
+            <w:r>
+              <w:rPr>
+                <w:rFonts w:cs="Arial"/>
+              </w:rPr>
+              <w:t>Output</w:t>
+            </w:r>
+          </w:p>
+        </w:tc>
+        <w:tc>
+          <w:tcPr>
+            <w:tcW w:w="3439" w:type="pct"/>
+            <w:tcBorders>
+              <w:top w:val="single" w:sz="12" w:space="0" w:color="auto"/>
+            </w:tcBorders>
+            <w:vAlign w:val="center"/>
+          </w:tcPr>
+          <w:p>
+            <w:pPr>
+              <w:pStyle w:val="Listenabsatz"/>
+              <w:numPr>
+                <w:ilvl w:val="0"/>
+                <w:numId w:val="25"/>
+              </w:numPr>
+              <w:ind w:left="357" w:hanging="357"/>
+              <w:rPr>
+                <w:rFonts w:cs="Arial"/>
+              </w:rPr>
+            </w:pPr>
+            <w:r>
+              <w:rPr>
+                <w:rFonts w:cs="Arial"/>
+              </w:rPr>
+              <w:t>Kein Sprachbefehl wird erkannt</w:t>
             </w:r>
           </w:p>
         </w:tc>
@@ -2770,7 +3163,7 @@
                 <w:b/>
                 <w:bCs/>
               </w:rPr>
-              <w:t>[SYS_U_1.1.2]</w:t>
+              <w:t>[SYS_U_1.1.3]</w:t>
             </w:r>
           </w:p>
         </w:tc>
@@ -2833,7 +3226,13 @@
               <w:rPr>
                 <w:rFonts w:cs="Arial"/>
               </w:rPr>
-              <w:t xml:space="preserve">[PFA </w:t>
+              <w:t>[</w:t>
+            </w:r>
+            <w:r>
+              <w:rPr>
+                <w:rFonts w:cs="Arial"/>
+              </w:rPr>
+              <w:t xml:space="preserve">PFA </w:t>
             </w:r>
             <w:r>
               <w:rPr>
@@ -2874,6 +3273,7 @@
               <w:rPr>
                 <w:rFonts w:cs="Arial"/>
               </w:rPr>
+              <w:lastRenderedPageBreak/>
               <w:t>Name</w:t>
             </w:r>
           </w:p>
@@ -2897,7 +3297,13 @@
               <w:rPr>
                 <w:rFonts w:cs="Arial"/>
               </w:rPr>
-              <w:t>Invalider Befehl</w:t>
+              <w:t xml:space="preserve">Kein </w:t>
+            </w:r>
+            <w:r>
+              <w:rPr>
+                <w:rFonts w:cs="Arial"/>
+              </w:rPr>
+              <w:t>Sprachbefehl</w:t>
             </w:r>
           </w:p>
         </w:tc>
@@ -2949,425 +3355,7 @@
               <w:rPr>
                 <w:rFonts w:cs="Arial"/>
               </w:rPr>
-              <w:t>Invalide Befehle sollen nicht erkannt werden</w:t>
-            </w:r>
-          </w:p>
-        </w:tc>
-      </w:tr>
-      <w:tr>
-        <w:trPr>
-          <w:trHeight w:val="677"/>
-          <w:jc w:val="center"/>
-        </w:trPr>
-        <w:tc>
-          <w:tcPr>
-            <w:tcW w:w="1561" w:type="pct"/>
-            <w:tcBorders>
-              <w:top w:val="single" w:sz="12" w:space="0" w:color="auto"/>
-              <w:bottom w:val="single" w:sz="12" w:space="0" w:color="auto"/>
-            </w:tcBorders>
-            <w:vAlign w:val="center"/>
-          </w:tcPr>
-          <w:p>
-            <w:pPr>
-              <w:rPr>
-                <w:rFonts w:cs="Arial"/>
-              </w:rPr>
-            </w:pPr>
-            <w:r>
-              <w:rPr>
-                <w:rFonts w:cs="Arial"/>
-              </w:rPr>
-              <w:t>Input</w:t>
-            </w:r>
-          </w:p>
-        </w:tc>
-        <w:tc>
-          <w:tcPr>
-            <w:tcW w:w="3439" w:type="pct"/>
-            <w:tcBorders>
-              <w:top w:val="single" w:sz="12" w:space="0" w:color="auto"/>
-              <w:bottom w:val="single" w:sz="12" w:space="0" w:color="auto"/>
-            </w:tcBorders>
-            <w:vAlign w:val="center"/>
-          </w:tcPr>
-          <w:p>
-            <w:pPr>
-              <w:pStyle w:val="Listenabsatz"/>
-              <w:numPr>
-                <w:ilvl w:val="0"/>
-                <w:numId w:val="29"/>
-              </w:numPr>
-              <w:spacing w:before="60" w:after="60"/>
-              <w:ind w:left="357" w:hanging="357"/>
-              <w:rPr>
-                <w:rFonts w:cs="Arial"/>
-              </w:rPr>
-            </w:pPr>
-            <w:r>
-              <w:rPr>
-                <w:rFonts w:cs="Arial"/>
-              </w:rPr>
-              <w:t>Programm starten</w:t>
-            </w:r>
-          </w:p>
-          <w:p>
-            <w:pPr>
-              <w:pStyle w:val="Listenabsatz"/>
-              <w:numPr>
-                <w:ilvl w:val="0"/>
-                <w:numId w:val="29"/>
-              </w:numPr>
-              <w:spacing w:before="60" w:after="60"/>
-              <w:ind w:left="357" w:hanging="357"/>
-              <w:rPr>
-                <w:rFonts w:cs="Arial"/>
-              </w:rPr>
-            </w:pPr>
-            <w:r>
-              <w:rPr>
-                <w:rFonts w:cs="Arial"/>
-              </w:rPr>
-              <w:t>Audioaufnahme starten mittels Button „Start“</w:t>
-            </w:r>
-          </w:p>
-          <w:p>
-            <w:pPr>
-              <w:pStyle w:val="Listenabsatz"/>
-              <w:numPr>
-                <w:ilvl w:val="0"/>
-                <w:numId w:val="29"/>
-              </w:numPr>
-              <w:spacing w:before="60" w:after="60"/>
-              <w:ind w:left="357" w:hanging="357"/>
-              <w:rPr>
-                <w:rFonts w:cs="Arial"/>
-              </w:rPr>
-            </w:pPr>
-            <w:r>
-              <w:rPr>
-                <w:rFonts w:cs="Arial"/>
-              </w:rPr>
-              <w:t>Sprachbefehl (0) einsprechen</w:t>
-            </w:r>
-          </w:p>
-        </w:tc>
-      </w:tr>
-      <w:tr>
-        <w:trPr>
-          <w:trHeight w:val="677"/>
-          <w:jc w:val="center"/>
-        </w:trPr>
-        <w:tc>
-          <w:tcPr>
-            <w:tcW w:w="1561" w:type="pct"/>
-            <w:tcBorders>
-              <w:top w:val="single" w:sz="12" w:space="0" w:color="auto"/>
-            </w:tcBorders>
-            <w:vAlign w:val="center"/>
-          </w:tcPr>
-          <w:p>
-            <w:pPr>
-              <w:rPr>
-                <w:rFonts w:cs="Arial"/>
-              </w:rPr>
-            </w:pPr>
-            <w:r>
-              <w:rPr>
-                <w:rFonts w:cs="Arial"/>
-              </w:rPr>
-              <w:t>Output</w:t>
-            </w:r>
-          </w:p>
-        </w:tc>
-        <w:tc>
-          <w:tcPr>
-            <w:tcW w:w="3439" w:type="pct"/>
-            <w:tcBorders>
-              <w:top w:val="single" w:sz="12" w:space="0" w:color="auto"/>
-            </w:tcBorders>
-            <w:vAlign w:val="center"/>
-          </w:tcPr>
-          <w:p>
-            <w:pPr>
-              <w:pStyle w:val="Listenabsatz"/>
-              <w:numPr>
-                <w:ilvl w:val="0"/>
-                <w:numId w:val="25"/>
-              </w:numPr>
-              <w:ind w:left="357" w:hanging="357"/>
-              <w:rPr>
-                <w:rFonts w:cs="Arial"/>
-              </w:rPr>
-            </w:pPr>
-            <w:r>
-              <w:rPr>
-                <w:rFonts w:cs="Arial"/>
-              </w:rPr>
-              <w:t>Kein Sprachbefehl wird erkannt</w:t>
-            </w:r>
-          </w:p>
-        </w:tc>
-      </w:tr>
-    </w:tbl>
-    <w:p/>
-    <w:tbl>
-      <w:tblPr>
-        <w:tblStyle w:val="Tabellenraster"/>
-        <w:tblW w:w="5001" w:type="pct"/>
-        <w:jc w:val="center"/>
-        <w:tblLook w:val="04A0" w:firstRow="1" w:lastRow="0" w:firstColumn="1" w:lastColumn="0" w:noHBand="0" w:noVBand="1"/>
-      </w:tblPr>
-      <w:tblGrid>
-        <w:gridCol w:w="2830"/>
-        <w:gridCol w:w="6234"/>
-      </w:tblGrid>
-      <w:tr>
-        <w:trPr>
-          <w:trHeight w:val="380"/>
-          <w:jc w:val="center"/>
-        </w:trPr>
-        <w:tc>
-          <w:tcPr>
-            <w:tcW w:w="1561" w:type="pct"/>
-            <w:tcBorders>
-              <w:bottom w:val="single" w:sz="12" w:space="0" w:color="auto"/>
-            </w:tcBorders>
-            <w:vAlign w:val="center"/>
-          </w:tcPr>
-          <w:p>
-            <w:pPr>
-              <w:rPr>
-                <w:rFonts w:cs="Arial"/>
-                <w:b/>
-                <w:bCs/>
-              </w:rPr>
-            </w:pPr>
-            <w:r>
-              <w:rPr>
-                <w:rFonts w:cs="Arial"/>
-                <w:b/>
-                <w:bCs/>
-              </w:rPr>
-              <w:t>Test-ID:</w:t>
-            </w:r>
-          </w:p>
-        </w:tc>
-        <w:tc>
-          <w:tcPr>
-            <w:tcW w:w="3439" w:type="pct"/>
-            <w:tcBorders>
-              <w:bottom w:val="single" w:sz="12" w:space="0" w:color="auto"/>
-            </w:tcBorders>
-            <w:vAlign w:val="center"/>
-          </w:tcPr>
-          <w:p>
-            <w:pPr>
-              <w:rPr>
-                <w:rFonts w:cs="Arial"/>
-                <w:b/>
-                <w:bCs/>
-              </w:rPr>
-            </w:pPr>
-            <w:r>
-              <w:rPr>
-                <w:rFonts w:cs="Arial"/>
-                <w:b/>
-                <w:bCs/>
-              </w:rPr>
-              <w:t>[SYS_U_1.1.3]</w:t>
-            </w:r>
-          </w:p>
-        </w:tc>
-      </w:tr>
-      <w:tr>
-        <w:trPr>
-          <w:trHeight w:val="677"/>
-          <w:jc w:val="center"/>
-        </w:trPr>
-        <w:tc>
-          <w:tcPr>
-            <w:tcW w:w="1561" w:type="pct"/>
-            <w:tcBorders>
-              <w:top w:val="single" w:sz="12" w:space="0" w:color="auto"/>
-            </w:tcBorders>
-            <w:vAlign w:val="center"/>
-          </w:tcPr>
-          <w:p>
-            <w:pPr>
-              <w:rPr>
-                <w:rFonts w:cs="Arial"/>
-              </w:rPr>
-            </w:pPr>
-            <w:r>
-              <w:rPr>
-                <w:rFonts w:cs="Arial"/>
-              </w:rPr>
-              <w:t>i.V.m.</w:t>
-            </w:r>
-          </w:p>
-          <w:p>
-            <w:pPr>
-              <w:rPr>
-                <w:rFonts w:cs="Arial"/>
-              </w:rPr>
-            </w:pPr>
-            <w:r>
-              <w:rPr>
-                <w:rFonts w:cs="Arial"/>
-              </w:rPr>
-              <w:t>Pflichtenheft</w:t>
-            </w:r>
-          </w:p>
-        </w:tc>
-        <w:tc>
-          <w:tcPr>
-            <w:tcW w:w="3439" w:type="pct"/>
-            <w:tcBorders>
-              <w:top w:val="single" w:sz="12" w:space="0" w:color="auto"/>
-            </w:tcBorders>
-            <w:vAlign w:val="center"/>
-          </w:tcPr>
-          <w:p>
-            <w:pPr>
-              <w:rPr>
-                <w:rFonts w:cs="Arial"/>
-              </w:rPr>
-            </w:pPr>
-            <w:r>
-              <w:rPr>
-                <w:rFonts w:cs="Arial"/>
-              </w:rPr>
-              <w:t>[</w:t>
-            </w:r>
-            <w:r>
-              <w:rPr>
-                <w:rFonts w:cs="Arial"/>
-              </w:rPr>
-              <w:t xml:space="preserve">PFA </w:t>
-            </w:r>
-            <w:r>
-              <w:rPr>
-                <w:rFonts w:cs="Arial"/>
-              </w:rPr>
-              <w:t>2.1</w:t>
-            </w:r>
-            <w:r>
-              <w:rPr>
-                <w:rFonts w:cs="Arial"/>
-              </w:rPr>
-              <w:t>]</w:t>
-            </w:r>
-          </w:p>
-        </w:tc>
-      </w:tr>
-      <w:tr>
-        <w:trPr>
-          <w:trHeight w:val="677"/>
-          <w:jc w:val="center"/>
-        </w:trPr>
-        <w:tc>
-          <w:tcPr>
-            <w:tcW w:w="1561" w:type="pct"/>
-            <w:tcBorders>
-              <w:top w:val="single" w:sz="12" w:space="0" w:color="auto"/>
-              <w:bottom w:val="single" w:sz="12" w:space="0" w:color="auto"/>
-            </w:tcBorders>
-            <w:vAlign w:val="center"/>
-          </w:tcPr>
-          <w:p>
-            <w:pPr>
-              <w:rPr>
-                <w:rFonts w:cs="Arial"/>
-              </w:rPr>
-            </w:pPr>
-            <w:r>
-              <w:rPr>
-                <w:rFonts w:cs="Arial"/>
-              </w:rPr>
-              <w:lastRenderedPageBreak/>
-              <w:t>Name</w:t>
-            </w:r>
-          </w:p>
-        </w:tc>
-        <w:tc>
-          <w:tcPr>
-            <w:tcW w:w="3439" w:type="pct"/>
-            <w:tcBorders>
-              <w:top w:val="single" w:sz="12" w:space="0" w:color="auto"/>
-              <w:bottom w:val="single" w:sz="12" w:space="0" w:color="auto"/>
-            </w:tcBorders>
-            <w:vAlign w:val="center"/>
-          </w:tcPr>
-          <w:p>
-            <w:pPr>
-              <w:rPr>
-                <w:rFonts w:cs="Arial"/>
-              </w:rPr>
-            </w:pPr>
-            <w:r>
-              <w:rPr>
-                <w:rFonts w:cs="Arial"/>
-              </w:rPr>
-              <w:t xml:space="preserve">Kein </w:t>
-            </w:r>
-            <w:r>
-              <w:rPr>
-                <w:rFonts w:cs="Arial"/>
-              </w:rPr>
-              <w:t>Sprachbefehl</w:t>
-            </w:r>
-          </w:p>
-        </w:tc>
-      </w:tr>
-      <w:tr>
-        <w:trPr>
-          <w:trHeight w:val="677"/>
-          <w:jc w:val="center"/>
-        </w:trPr>
-        <w:tc>
-          <w:tcPr>
-            <w:tcW w:w="1561" w:type="pct"/>
-            <w:tcBorders>
-              <w:top w:val="single" w:sz="12" w:space="0" w:color="auto"/>
-              <w:bottom w:val="single" w:sz="12" w:space="0" w:color="auto"/>
-            </w:tcBorders>
-            <w:vAlign w:val="center"/>
-          </w:tcPr>
-          <w:p>
-            <w:pPr>
-              <w:rPr>
-                <w:rFonts w:cs="Arial"/>
-              </w:rPr>
-            </w:pPr>
-            <w:r>
-              <w:rPr>
-                <w:rFonts w:cs="Arial"/>
-              </w:rPr>
-              <w:t>Bemerkungen</w:t>
-            </w:r>
-          </w:p>
-        </w:tc>
-        <w:tc>
-          <w:tcPr>
-            <w:tcW w:w="3439" w:type="pct"/>
-            <w:tcBorders>
-              <w:top w:val="single" w:sz="12" w:space="0" w:color="auto"/>
-              <w:bottom w:val="single" w:sz="12" w:space="0" w:color="auto"/>
-            </w:tcBorders>
-            <w:vAlign w:val="center"/>
-          </w:tcPr>
-          <w:p>
-            <w:pPr>
-              <w:rPr>
-                <w:rFonts w:cs="Arial"/>
-              </w:rPr>
-            </w:pPr>
-            <w:r>
-              <w:rPr>
-                <w:rFonts w:cs="Arial"/>
-              </w:rPr>
-              <w:t>Bei keiner Spracheingabe soll nichts erkannt werden</w:t>
+              <w:t>Wenn keine Sprache erkannt wird, soll keine Aktion erfolgen.</w:t>
             </w:r>
           </w:p>
         </w:tc>
@@ -5601,7 +5589,7 @@
               </w:rPr>
             </w:pPr>
             <w:r>
-              <w:t>Mikrofonfindung</w:t>
+              <w:t>Mikrofonstatus umschalten</w:t>
             </w:r>
           </w:p>
         </w:tc>
@@ -5653,7 +5641,7 @@
               <w:rPr>
                 <w:rFonts w:cs="Arial"/>
               </w:rPr>
-              <w:t>Der Zustand des Mikrofons ist erkennbar</w:t>
+              <w:t>Über die Buttons „Start“ und „Stop“ wird die Aufnahme aktiviert bzw. gestoppt. Der Status (aktiv/stumm) ist programmatisch erkennbar.</w:t>
             </w:r>
           </w:p>
         </w:tc>
@@ -6035,6 +6023,12 @@
               </w:rPr>
               <w:t>Mikrofonname</w:t>
             </w:r>
+            <w:r>
+              <w:rPr>
+                <w:rFonts w:cs="Arial"/>
+              </w:rPr>
+              <w:t xml:space="preserve"> anzeigen</w:t>
+            </w:r>
           </w:p>
         </w:tc>
       </w:tr>
@@ -6085,7 +6079,19 @@
               <w:rPr>
                 <w:rFonts w:cs="Arial"/>
               </w:rPr>
-              <w:t>Der Name des Mikrofons wird angezeigt</w:t>
+              <w:t xml:space="preserve">Der Name des angeschlossenen Mikrofons wird ermittelt und in der </w:t>
+            </w:r>
+            <w:r>
+              <w:rPr>
+                <w:rFonts w:cs="Arial"/>
+              </w:rPr>
+              <w:t>G</w:t>
+            </w:r>
+            <w:r>
+              <w:rPr>
+                <w:rFonts w:cs="Arial"/>
+              </w:rPr>
+              <w:t>UI angezeigt.</w:t>
             </w:r>
           </w:p>
         </w:tc>
@@ -6485,7 +6491,7 @@
               <w:rPr>
                 <w:rFonts w:cs="Arial"/>
               </w:rPr>
-              <w:t>Die Stummschaltung des Mikrofons funktioniert</w:t>
+              <w:t>Mikrofonaufnahme und automatische Stummschaltung</w:t>
             </w:r>
           </w:p>
         </w:tc>
@@ -6775,31 +6781,7 @@
                 <w:b/>
                 <w:bCs/>
               </w:rPr>
-              <w:t>.</w:t>
-            </w:r>
-            <w:r>
-              <w:rPr>
-                <w:rFonts w:cs="Arial"/>
-                <w:b/>
-                <w:bCs/>
-              </w:rPr>
-              <w:t>1.</w:t>
-            </w:r>
-            <w:r>
-              <w:rPr>
-                <w:rFonts w:cs="Arial"/>
-                <w:b/>
-                <w:bCs/>
-              </w:rPr>
-              <w:t>1</w:t>
-            </w:r>
-            <w:r>
-              <w:rPr>
-                <w:rFonts w:cs="Arial"/>
-                <w:b/>
-                <w:bCs/>
-              </w:rPr>
-              <w:t>]</w:t>
+              <w:t>.1.1]</w:t>
             </w:r>
           </w:p>
         </w:tc>
@@ -6960,7 +6942,25 @@
               <w:rPr>
                 <w:rFonts w:cs="Arial"/>
               </w:rPr>
-              <w:t>Eine gültige .csv-Datei wird korrekt geladen und interpretiert.</w:t>
+              <w:t xml:space="preserve">Eine gültige .csv-Datei </w:t>
+            </w:r>
+            <w:r>
+              <w:rPr>
+                <w:rFonts w:cs="Arial"/>
+              </w:rPr>
+              <w:t>mit MFCC-Werten wird</w:t>
+            </w:r>
+            <w:r>
+              <w:rPr>
+                <w:rFonts w:cs="Arial"/>
+              </w:rPr>
+              <w:t xml:space="preserve"> korrekt </w:t>
+            </w:r>
+            <w:r>
+              <w:rPr>
+                <w:rFonts w:cs="Arial"/>
+              </w:rPr>
+              <w:t>eingelesen und in ein double[]-Array umgewandelt</w:t>
             </w:r>
           </w:p>
         </w:tc>
@@ -7012,20 +7012,7 @@
               <w:spacing w:before="60" w:after="60"/>
             </w:pPr>
             <w:r>
-              <w:t>Programm starten</w:t>
-            </w:r>
-          </w:p>
-          <w:p>
-            <w:pPr>
-              <w:pStyle w:val="Listenabsatz"/>
-              <w:numPr>
-                <w:ilvl w:val="0"/>
-                <w:numId w:val="56"/>
-              </w:numPr>
-              <w:spacing w:before="60" w:after="60"/>
-            </w:pPr>
-            <w:r>
-              <w:t>Funktion wird über Sprachsignal aufgerufen</w:t>
+              <w:t>Test.csv wird im Ordner SampleToFile/wavTest bereitgestellt</w:t>
             </w:r>
           </w:p>
         </w:tc>
@@ -7078,7 +7065,7 @@
               <w:rPr>
                 <w:rFonts w:cs="Arial"/>
               </w:rPr>
-              <w:t>Der Vektor wird korrekt geladen (Länge &gt; 0)</w:t>
+              <w:t>Das Ergebnis ist ein double[]-Array mit Länge &gt; 0. Alle Werte sind korrekt interpretiert.</w:t>
             </w:r>
           </w:p>
         </w:tc>
@@ -7267,6 +7254,12 @@
                 <w:rFonts w:cs="Arial"/>
               </w:rPr>
             </w:pPr>
+            <w:r>
+              <w:rPr>
+                <w:rFonts w:cs="Arial"/>
+              </w:rPr>
+              <w:t>[PFA 1.1, PFA 3.1, ]</w:t>
+            </w:r>
           </w:p>
         </w:tc>
       </w:tr>
@@ -7317,7 +7310,19 @@
               <w:rPr>
                 <w:rFonts w:cs="Arial"/>
               </w:rPr>
-              <w:t>Spracheingabe Datei</w:t>
+              <w:t>Spracheingabe</w:t>
+            </w:r>
+            <w:r>
+              <w:rPr>
+                <w:rFonts w:cs="Arial"/>
+              </w:rPr>
+              <w:t xml:space="preserve"> erzeugt Audiod</w:t>
+            </w:r>
+            <w:r>
+              <w:rPr>
+                <w:rFonts w:cs="Arial"/>
+              </w:rPr>
+              <w:t>atei</w:t>
             </w:r>
           </w:p>
         </w:tc>
@@ -7371,6 +7376,12 @@
               </w:rPr>
               <w:t>Eine gültige input_temp.wav und mfcc_vector.csv werden bei einer Spracheingabe generiert</w:t>
             </w:r>
+            <w:r>
+              <w:rPr>
+                <w:rFonts w:cs="Arial"/>
+              </w:rPr>
+              <w:t xml:space="preserve"> und erhalten sinnvolle Audiodaten bzw. MFCC-Vektoren</w:t>
+            </w:r>
           </w:p>
         </w:tc>
       </w:tr>
@@ -7434,6 +7445,19 @@
               <w:spacing w:before="60" w:after="60"/>
             </w:pPr>
             <w:r>
+              <w:t>Start – Button klicken</w:t>
+            </w:r>
+          </w:p>
+          <w:p>
+            <w:pPr>
+              <w:pStyle w:val="Listenabsatz"/>
+              <w:numPr>
+                <w:ilvl w:val="0"/>
+                <w:numId w:val="59"/>
+              </w:numPr>
+              <w:spacing w:before="60" w:after="60"/>
+            </w:pPr>
+            <w:r>
               <w:t>Sprachbefehl einsprechen</w:t>
             </w:r>
           </w:p>
@@ -7487,19 +7511,57 @@
               <w:rPr>
                 <w:rFonts w:cs="Arial"/>
               </w:rPr>
-              <w:t xml:space="preserve">Im Verzeichnis </w:t>
-            </w:r>
-            <w:r>
-              <w:rPr>
-                <w:rFonts w:cs="Arial"/>
-              </w:rPr>
-              <w:t>projekt_1_team_1\Code\Prototyp\bin\Debug</w:t>
-            </w:r>
-            <w:r>
-              <w:rPr>
-                <w:rFonts w:cs="Arial"/>
-              </w:rPr>
-              <w:t xml:space="preserve"> sind beide Dateien mit sinnvollen Daten enthalten</w:t>
+              <w:t>Beide Dateien existieren</w:t>
+            </w:r>
+            <w:r>
+              <w:rPr>
+                <w:rFonts w:cs="Arial"/>
+              </w:rPr>
+              <w:t xml:space="preserve">: </w:t>
+            </w:r>
+          </w:p>
+          <w:p>
+            <w:pPr>
+              <w:pStyle w:val="Listenabsatz"/>
+              <w:numPr>
+                <w:ilvl w:val="0"/>
+                <w:numId w:val="60"/>
+              </w:numPr>
+              <w:spacing w:before="60" w:after="60"/>
+              <w:rPr>
+                <w:rFonts w:cs="Arial"/>
+              </w:rPr>
+            </w:pPr>
+            <w:r>
+              <w:rPr>
+                <w:rFonts w:cs="Arial"/>
+              </w:rPr>
+              <w:t xml:space="preserve">input_temp.wav hat Länge &gt; </w:t>
+            </w:r>
+            <w:r>
+              <w:rPr>
+                <w:rFonts w:cs="Arial"/>
+              </w:rPr>
+              <w:t xml:space="preserve">0 </w:t>
+            </w:r>
+          </w:p>
+          <w:p>
+            <w:pPr>
+              <w:pStyle w:val="Listenabsatz"/>
+              <w:numPr>
+                <w:ilvl w:val="0"/>
+                <w:numId w:val="60"/>
+              </w:numPr>
+              <w:spacing w:before="60" w:after="60"/>
+              <w:rPr>
+                <w:rFonts w:cs="Arial"/>
+              </w:rPr>
+            </w:pPr>
+            <w:r>
+              <w:rPr>
+                <w:rFonts w:cs="Arial"/>
+              </w:rPr>
+              <w:t>mfcc_vector.csv enthält ≥ 1 Zahl im gültigen Bereich (z. B. Double zwischen -10 und 10)</w:t>
             </w:r>
           </w:p>
         </w:tc>
@@ -7614,7 +7676,7 @@
       <w:t>2</w:t>
     </w:r>
     <w:r>
-      <w:t>6</w:t>
+      <w:t>7</w:t>
     </w:r>
     <w:r>
       <w:t>.0</w:t>
@@ -10573,6 +10635,118 @@
     </w:lvl>
   </w:abstractNum>
   <w:abstractNum w:abstractNumId="30" w15:restartNumberingAfterBreak="0">
+    <w:nsid w:val="3F7D5B34"/>
+    <w:multiLevelType w:val="hybridMultilevel"/>
+    <w:tmpl w:val="06AEB8F4"/>
+    <w:lvl w:ilvl="0" w:tplc="80F22238">
+      <w:numFmt w:val="bullet"/>
+      <w:lvlText w:val="-"/>
+      <w:lvlJc w:val="left"/>
+      <w:pPr>
+        <w:ind w:left="720" w:hanging="360"/>
+      </w:pPr>
+      <w:rPr>
+        <w:rFonts w:ascii="Arial" w:eastAsiaTheme="minorHAnsi" w:hAnsi="Arial" w:cs="Arial" w:hint="default"/>
+      </w:rPr>
+    </w:lvl>
+    <w:lvl w:ilvl="1" w:tplc="04070003" w:tentative="1">
+      <w:start w:val="1"/>
+      <w:numFmt w:val="bullet"/>
+      <w:lvlText w:val="o"/>
+      <w:lvlJc w:val="left"/>
+      <w:pPr>
+        <w:ind w:left="1440" w:hanging="360"/>
+      </w:pPr>
+      <w:rPr>
+        <w:rFonts w:ascii="Courier New" w:hAnsi="Courier New" w:cs="Courier New" w:hint="default"/>
+      </w:rPr>
+    </w:lvl>
+    <w:lvl w:ilvl="2" w:tplc="04070005" w:tentative="1">
+      <w:start w:val="1"/>
+      <w:numFmt w:val="bullet"/>
+      <w:lvlText w:val=""/>
+      <w:lvlJc w:val="left"/>
+      <w:pPr>
+        <w:ind w:left="2160" w:hanging="360"/>
+      </w:pPr>
+      <w:rPr>
+        <w:rFonts w:ascii="Wingdings" w:hAnsi="Wingdings" w:hint="default"/>
+      </w:rPr>
+    </w:lvl>
+    <w:lvl w:ilvl="3" w:tplc="04070001" w:tentative="1">
+      <w:start w:val="1"/>
+      <w:numFmt w:val="bullet"/>
+      <w:lvlText w:val=""/>
+      <w:lvlJc w:val="left"/>
+      <w:pPr>
+        <w:ind w:left="2880" w:hanging="360"/>
+      </w:pPr>
+      <w:rPr>
+        <w:rFonts w:ascii="Symbol" w:hAnsi="Symbol" w:hint="default"/>
+      </w:rPr>
+    </w:lvl>
+    <w:lvl w:ilvl="4" w:tplc="04070003" w:tentative="1">
+      <w:start w:val="1"/>
+      <w:numFmt w:val="bullet"/>
+      <w:lvlText w:val="o"/>
+      <w:lvlJc w:val="left"/>
+      <w:pPr>
+        <w:ind w:left="3600" w:hanging="360"/>
+      </w:pPr>
+      <w:rPr>
+        <w:rFonts w:ascii="Courier New" w:hAnsi="Courier New" w:cs="Courier New" w:hint="default"/>
+      </w:rPr>
+    </w:lvl>
+    <w:lvl w:ilvl="5" w:tplc="04070005" w:tentative="1">
+      <w:start w:val="1"/>
+      <w:numFmt w:val="bullet"/>
+      <w:lvlText w:val=""/>
+      <w:lvlJc w:val="left"/>
+      <w:pPr>
+        <w:ind w:left="4320" w:hanging="360"/>
+      </w:pPr>
+      <w:rPr>
+        <w:rFonts w:ascii="Wingdings" w:hAnsi="Wingdings" w:hint="default"/>
+      </w:rPr>
+    </w:lvl>
+    <w:lvl w:ilvl="6" w:tplc="04070001" w:tentative="1">
+      <w:start w:val="1"/>
+      <w:numFmt w:val="bullet"/>
+      <w:lvlText w:val=""/>
+      <w:lvlJc w:val="left"/>
+      <w:pPr>
+        <w:ind w:left="5040" w:hanging="360"/>
+      </w:pPr>
+      <w:rPr>
+        <w:rFonts w:ascii="Symbol" w:hAnsi="Symbol" w:hint="default"/>
+      </w:rPr>
+    </w:lvl>
+    <w:lvl w:ilvl="7" w:tplc="04070003" w:tentative="1">
+      <w:start w:val="1"/>
+      <w:numFmt w:val="bullet"/>
+      <w:lvlText w:val="o"/>
+      <w:lvlJc w:val="left"/>
+      <w:pPr>
+        <w:ind w:left="5760" w:hanging="360"/>
+      </w:pPr>
+      <w:rPr>
+        <w:rFonts w:ascii="Courier New" w:hAnsi="Courier New" w:cs="Courier New" w:hint="default"/>
+      </w:rPr>
+    </w:lvl>
+    <w:lvl w:ilvl="8" w:tplc="04070005" w:tentative="1">
+      <w:start w:val="1"/>
+      <w:numFmt w:val="bullet"/>
+      <w:lvlText w:val=""/>
+      <w:lvlJc w:val="left"/>
+      <w:pPr>
+        <w:ind w:left="6480" w:hanging="360"/>
+      </w:pPr>
+      <w:rPr>
+        <w:rFonts w:ascii="Wingdings" w:hAnsi="Wingdings" w:hint="default"/>
+      </w:rPr>
+    </w:lvl>
+  </w:abstractNum>
+  <w:abstractNum w:abstractNumId="31" w15:restartNumberingAfterBreak="0">
     <w:nsid w:val="41EB1AE9"/>
     <w:multiLevelType w:val="hybridMultilevel"/>
     <w:tmpl w:val="C70EE0A4"/>
@@ -10661,7 +10835,7 @@
       </w:pPr>
     </w:lvl>
   </w:abstractNum>
-  <w:abstractNum w:abstractNumId="31" w15:restartNumberingAfterBreak="0">
+  <w:abstractNum w:abstractNumId="32" w15:restartNumberingAfterBreak="0">
     <w:nsid w:val="42283745"/>
     <w:multiLevelType w:val="hybridMultilevel"/>
     <w:tmpl w:val="A1A23BE8"/>
@@ -10750,7 +10924,7 @@
       </w:pPr>
     </w:lvl>
   </w:abstractNum>
-  <w:abstractNum w:abstractNumId="32" w15:restartNumberingAfterBreak="0">
+  <w:abstractNum w:abstractNumId="33" w15:restartNumberingAfterBreak="0">
     <w:nsid w:val="423A7317"/>
     <w:multiLevelType w:val="hybridMultilevel"/>
     <w:tmpl w:val="9934CC58"/>
@@ -10839,7 +11013,7 @@
       </w:pPr>
     </w:lvl>
   </w:abstractNum>
-  <w:abstractNum w:abstractNumId="33" w15:restartNumberingAfterBreak="0">
+  <w:abstractNum w:abstractNumId="34" w15:restartNumberingAfterBreak="0">
     <w:nsid w:val="43B40423"/>
     <w:multiLevelType w:val="hybridMultilevel"/>
     <w:tmpl w:val="F518490E"/>
@@ -10928,7 +11102,7 @@
       </w:pPr>
     </w:lvl>
   </w:abstractNum>
-  <w:abstractNum w:abstractNumId="34" w15:restartNumberingAfterBreak="0">
+  <w:abstractNum w:abstractNumId="35" w15:restartNumberingAfterBreak="0">
     <w:nsid w:val="461B2D00"/>
     <w:multiLevelType w:val="multilevel"/>
     <w:tmpl w:val="0FA47722"/>
@@ -11041,7 +11215,7 @@
       </w:rPr>
     </w:lvl>
   </w:abstractNum>
-  <w:abstractNum w:abstractNumId="35" w15:restartNumberingAfterBreak="0">
+  <w:abstractNum w:abstractNumId="36" w15:restartNumberingAfterBreak="0">
     <w:nsid w:val="4AEA3DE0"/>
     <w:multiLevelType w:val="hybridMultilevel"/>
     <w:tmpl w:val="EDA68DDC"/>
@@ -11130,7 +11304,7 @@
       </w:pPr>
     </w:lvl>
   </w:abstractNum>
-  <w:abstractNum w:abstractNumId="36" w15:restartNumberingAfterBreak="0">
+  <w:abstractNum w:abstractNumId="37" w15:restartNumberingAfterBreak="0">
     <w:nsid w:val="4C7C6E31"/>
     <w:multiLevelType w:val="hybridMultilevel"/>
     <w:tmpl w:val="2256B19E"/>
@@ -11243,7 +11417,7 @@
       </w:rPr>
     </w:lvl>
   </w:abstractNum>
-  <w:abstractNum w:abstractNumId="37" w15:restartNumberingAfterBreak="0">
+  <w:abstractNum w:abstractNumId="38" w15:restartNumberingAfterBreak="0">
     <w:nsid w:val="4EBE0A98"/>
     <w:multiLevelType w:val="hybridMultilevel"/>
     <w:tmpl w:val="A066F73C"/>
@@ -11332,7 +11506,7 @@
       </w:pPr>
     </w:lvl>
   </w:abstractNum>
-  <w:abstractNum w:abstractNumId="38" w15:restartNumberingAfterBreak="0">
+  <w:abstractNum w:abstractNumId="39" w15:restartNumberingAfterBreak="0">
     <w:nsid w:val="5141782E"/>
     <w:multiLevelType w:val="hybridMultilevel"/>
     <w:tmpl w:val="7A30E878"/>
@@ -11445,7 +11619,7 @@
       </w:rPr>
     </w:lvl>
   </w:abstractNum>
-  <w:abstractNum w:abstractNumId="39" w15:restartNumberingAfterBreak="0">
+  <w:abstractNum w:abstractNumId="40" w15:restartNumberingAfterBreak="0">
     <w:nsid w:val="52653160"/>
     <w:multiLevelType w:val="hybridMultilevel"/>
     <w:tmpl w:val="CB389814"/>
@@ -11534,7 +11708,7 @@
       </w:pPr>
     </w:lvl>
   </w:abstractNum>
-  <w:abstractNum w:abstractNumId="40" w15:restartNumberingAfterBreak="0">
+  <w:abstractNum w:abstractNumId="41" w15:restartNumberingAfterBreak="0">
     <w:nsid w:val="54C37C12"/>
     <w:multiLevelType w:val="hybridMultilevel"/>
     <w:tmpl w:val="FEF8211A"/>
@@ -11623,7 +11797,7 @@
       </w:pPr>
     </w:lvl>
   </w:abstractNum>
-  <w:abstractNum w:abstractNumId="41" w15:restartNumberingAfterBreak="0">
+  <w:abstractNum w:abstractNumId="42" w15:restartNumberingAfterBreak="0">
     <w:nsid w:val="55462545"/>
     <w:multiLevelType w:val="hybridMultilevel"/>
     <w:tmpl w:val="639A6672"/>
@@ -11712,7 +11886,7 @@
       </w:pPr>
     </w:lvl>
   </w:abstractNum>
-  <w:abstractNum w:abstractNumId="42" w15:restartNumberingAfterBreak="0">
+  <w:abstractNum w:abstractNumId="43" w15:restartNumberingAfterBreak="0">
     <w:nsid w:val="5C8D5D9F"/>
     <w:multiLevelType w:val="hybridMultilevel"/>
     <w:tmpl w:val="C9D22480"/>
@@ -11801,7 +11975,7 @@
       </w:pPr>
     </w:lvl>
   </w:abstractNum>
-  <w:abstractNum w:abstractNumId="43" w15:restartNumberingAfterBreak="0">
+  <w:abstractNum w:abstractNumId="44" w15:restartNumberingAfterBreak="0">
     <w:nsid w:val="5E32664F"/>
     <w:multiLevelType w:val="multilevel"/>
     <w:tmpl w:val="3FEEEFF0"/>
@@ -11916,7 +12090,7 @@
       </w:rPr>
     </w:lvl>
   </w:abstractNum>
-  <w:abstractNum w:abstractNumId="44" w15:restartNumberingAfterBreak="0">
+  <w:abstractNum w:abstractNumId="45" w15:restartNumberingAfterBreak="0">
     <w:nsid w:val="5FA75425"/>
     <w:multiLevelType w:val="hybridMultilevel"/>
     <w:tmpl w:val="F72AB8EC"/>
@@ -12005,7 +12179,7 @@
       </w:pPr>
     </w:lvl>
   </w:abstractNum>
-  <w:abstractNum w:abstractNumId="45" w15:restartNumberingAfterBreak="0">
+  <w:abstractNum w:abstractNumId="46" w15:restartNumberingAfterBreak="0">
     <w:nsid w:val="624C39B3"/>
     <w:multiLevelType w:val="multilevel"/>
     <w:tmpl w:val="0FA47722"/>
@@ -12118,7 +12292,7 @@
       </w:rPr>
     </w:lvl>
   </w:abstractNum>
-  <w:abstractNum w:abstractNumId="46" w15:restartNumberingAfterBreak="0">
+  <w:abstractNum w:abstractNumId="47" w15:restartNumberingAfterBreak="0">
     <w:nsid w:val="62A40A6D"/>
     <w:multiLevelType w:val="hybridMultilevel"/>
     <w:tmpl w:val="639A6672"/>
@@ -12207,7 +12381,7 @@
       </w:pPr>
     </w:lvl>
   </w:abstractNum>
-  <w:abstractNum w:abstractNumId="47" w15:restartNumberingAfterBreak="0">
+  <w:abstractNum w:abstractNumId="48" w15:restartNumberingAfterBreak="0">
     <w:nsid w:val="62B27F50"/>
     <w:multiLevelType w:val="multilevel"/>
     <w:tmpl w:val="396C71E0"/>
@@ -12321,7 +12495,7 @@
       </w:rPr>
     </w:lvl>
   </w:abstractNum>
-  <w:abstractNum w:abstractNumId="48" w15:restartNumberingAfterBreak="0">
+  <w:abstractNum w:abstractNumId="49" w15:restartNumberingAfterBreak="0">
     <w:nsid w:val="671C5DB7"/>
     <w:multiLevelType w:val="hybridMultilevel"/>
     <w:tmpl w:val="922C1C90"/>
@@ -12410,7 +12584,7 @@
       </w:pPr>
     </w:lvl>
   </w:abstractNum>
-  <w:abstractNum w:abstractNumId="49" w15:restartNumberingAfterBreak="0">
+  <w:abstractNum w:abstractNumId="50" w15:restartNumberingAfterBreak="0">
     <w:nsid w:val="6837644E"/>
     <w:multiLevelType w:val="multilevel"/>
     <w:tmpl w:val="0FA47722"/>
@@ -12523,7 +12697,7 @@
       </w:rPr>
     </w:lvl>
   </w:abstractNum>
-  <w:abstractNum w:abstractNumId="50" w15:restartNumberingAfterBreak="0">
+  <w:abstractNum w:abstractNumId="51" w15:restartNumberingAfterBreak="0">
     <w:nsid w:val="68803FEB"/>
     <w:multiLevelType w:val="hybridMultilevel"/>
     <w:tmpl w:val="639A6672"/>
@@ -12612,7 +12786,7 @@
       </w:pPr>
     </w:lvl>
   </w:abstractNum>
-  <w:abstractNum w:abstractNumId="51" w15:restartNumberingAfterBreak="0">
+  <w:abstractNum w:abstractNumId="52" w15:restartNumberingAfterBreak="0">
     <w:nsid w:val="6B4C2411"/>
     <w:multiLevelType w:val="hybridMultilevel"/>
     <w:tmpl w:val="C9D22480"/>
@@ -12701,7 +12875,7 @@
       </w:pPr>
     </w:lvl>
   </w:abstractNum>
-  <w:abstractNum w:abstractNumId="52" w15:restartNumberingAfterBreak="0">
+  <w:abstractNum w:abstractNumId="53" w15:restartNumberingAfterBreak="0">
     <w:nsid w:val="6F6847AA"/>
     <w:multiLevelType w:val="hybridMultilevel"/>
     <w:tmpl w:val="639A6672"/>
@@ -12790,7 +12964,7 @@
       </w:pPr>
     </w:lvl>
   </w:abstractNum>
-  <w:abstractNum w:abstractNumId="53" w15:restartNumberingAfterBreak="0">
+  <w:abstractNum w:abstractNumId="54" w15:restartNumberingAfterBreak="0">
     <w:nsid w:val="75AA4BAF"/>
     <w:multiLevelType w:val="hybridMultilevel"/>
     <w:tmpl w:val="639A6672"/>
@@ -12879,7 +13053,7 @@
       </w:pPr>
     </w:lvl>
   </w:abstractNum>
-  <w:abstractNum w:abstractNumId="54" w15:restartNumberingAfterBreak="0">
+  <w:abstractNum w:abstractNumId="55" w15:restartNumberingAfterBreak="0">
     <w:nsid w:val="79C9544C"/>
     <w:multiLevelType w:val="multilevel"/>
     <w:tmpl w:val="37A62300"/>
@@ -12993,7 +13167,7 @@
       </w:rPr>
     </w:lvl>
   </w:abstractNum>
-  <w:abstractNum w:abstractNumId="55" w15:restartNumberingAfterBreak="0">
+  <w:abstractNum w:abstractNumId="56" w15:restartNumberingAfterBreak="0">
     <w:nsid w:val="7A6B40F6"/>
     <w:multiLevelType w:val="hybridMultilevel"/>
     <w:tmpl w:val="AFDACDA2"/>
@@ -13082,7 +13256,7 @@
       </w:pPr>
     </w:lvl>
   </w:abstractNum>
-  <w:abstractNum w:abstractNumId="56" w15:restartNumberingAfterBreak="0">
+  <w:abstractNum w:abstractNumId="57" w15:restartNumberingAfterBreak="0">
     <w:nsid w:val="7C226BBD"/>
     <w:multiLevelType w:val="hybridMultilevel"/>
     <w:tmpl w:val="639A6672"/>
@@ -13171,7 +13345,7 @@
       </w:pPr>
     </w:lvl>
   </w:abstractNum>
-  <w:abstractNum w:abstractNumId="57" w15:restartNumberingAfterBreak="0">
+  <w:abstractNum w:abstractNumId="58" w15:restartNumberingAfterBreak="0">
     <w:nsid w:val="7CBD1F51"/>
     <w:multiLevelType w:val="hybridMultilevel"/>
     <w:tmpl w:val="33DC004E"/>
@@ -13288,25 +13462,25 @@
     <w:abstractNumId w:val="15"/>
   </w:num>
   <w:num w:numId="2" w16cid:durableId="1713070995">
-    <w:abstractNumId w:val="36"/>
+    <w:abstractNumId w:val="37"/>
   </w:num>
   <w:num w:numId="3" w16cid:durableId="1794061328">
-    <w:abstractNumId w:val="57"/>
+    <w:abstractNumId w:val="58"/>
   </w:num>
   <w:num w:numId="4" w16cid:durableId="2041860906">
     <w:abstractNumId w:val="28"/>
   </w:num>
   <w:num w:numId="5" w16cid:durableId="1193416393">
-    <w:abstractNumId w:val="38"/>
+    <w:abstractNumId w:val="39"/>
   </w:num>
   <w:num w:numId="6" w16cid:durableId="1652490335">
-    <w:abstractNumId w:val="45"/>
+    <w:abstractNumId w:val="46"/>
   </w:num>
   <w:num w:numId="7" w16cid:durableId="1667440250">
-    <w:abstractNumId w:val="47"/>
+    <w:abstractNumId w:val="48"/>
   </w:num>
   <w:num w:numId="8" w16cid:durableId="366805384">
-    <w:abstractNumId w:val="34"/>
+    <w:abstractNumId w:val="35"/>
   </w:num>
   <w:num w:numId="9" w16cid:durableId="1205824046">
     <w:abstractNumId w:val="21"/>
@@ -13449,7 +13623,7 @@
     <w:abstractNumId w:val="25"/>
   </w:num>
   <w:num w:numId="13" w16cid:durableId="474446674">
-    <w:abstractNumId w:val="43"/>
+    <w:abstractNumId w:val="44"/>
   </w:num>
   <w:num w:numId="14" w16cid:durableId="348651689">
     <w:abstractNumId w:val="10"/>
@@ -13461,13 +13635,13 @@
     <w:abstractNumId w:val="3"/>
   </w:num>
   <w:num w:numId="17" w16cid:durableId="1707874150">
-    <w:abstractNumId w:val="49"/>
+    <w:abstractNumId w:val="50"/>
   </w:num>
   <w:num w:numId="18" w16cid:durableId="381058613">
     <w:abstractNumId w:val="18"/>
   </w:num>
   <w:num w:numId="19" w16cid:durableId="230039329">
-    <w:abstractNumId w:val="54"/>
+    <w:abstractNumId w:val="55"/>
   </w:num>
   <w:num w:numId="20" w16cid:durableId="1469786198">
     <w:abstractNumId w:val="24"/>
@@ -13476,7 +13650,7 @@
     <w:abstractNumId w:val="9"/>
   </w:num>
   <w:num w:numId="22" w16cid:durableId="1223835630">
-    <w:abstractNumId w:val="31"/>
+    <w:abstractNumId w:val="32"/>
   </w:num>
   <w:num w:numId="23" w16cid:durableId="1939754810">
     <w:abstractNumId w:val="5"/>
@@ -13485,7 +13659,7 @@
     <w:abstractNumId w:val="29"/>
   </w:num>
   <w:num w:numId="25" w16cid:durableId="804159341">
-    <w:abstractNumId w:val="37"/>
+    <w:abstractNumId w:val="38"/>
   </w:num>
   <w:num w:numId="26" w16cid:durableId="1355352003">
     <w:abstractNumId w:val="6"/>
@@ -13497,28 +13671,28 @@
     <w:abstractNumId w:val="4"/>
   </w:num>
   <w:num w:numId="29" w16cid:durableId="1453288064">
-    <w:abstractNumId w:val="33"/>
+    <w:abstractNumId w:val="34"/>
   </w:num>
   <w:num w:numId="30" w16cid:durableId="1436705254">
     <w:abstractNumId w:val="26"/>
   </w:num>
   <w:num w:numId="31" w16cid:durableId="1051341922">
-    <w:abstractNumId w:val="55"/>
+    <w:abstractNumId w:val="56"/>
   </w:num>
   <w:num w:numId="32" w16cid:durableId="555091604">
-    <w:abstractNumId w:val="44"/>
+    <w:abstractNumId w:val="45"/>
   </w:num>
   <w:num w:numId="33" w16cid:durableId="775518880">
     <w:abstractNumId w:val="27"/>
   </w:num>
   <w:num w:numId="34" w16cid:durableId="1474101259">
-    <w:abstractNumId w:val="40"/>
+    <w:abstractNumId w:val="41"/>
   </w:num>
   <w:num w:numId="35" w16cid:durableId="1173491327">
-    <w:abstractNumId w:val="35"/>
+    <w:abstractNumId w:val="36"/>
   </w:num>
   <w:num w:numId="36" w16cid:durableId="1179462133">
-    <w:abstractNumId w:val="30"/>
+    <w:abstractNumId w:val="31"/>
   </w:num>
   <w:num w:numId="37" w16cid:durableId="454063830">
     <w:abstractNumId w:val="22"/>
@@ -13527,7 +13701,7 @@
     <w:abstractNumId w:val="17"/>
   </w:num>
   <w:num w:numId="39" w16cid:durableId="105540991">
-    <w:abstractNumId w:val="53"/>
+    <w:abstractNumId w:val="54"/>
   </w:num>
   <w:num w:numId="40" w16cid:durableId="1477063706">
     <w:abstractNumId w:val="7"/>
@@ -13539,25 +13713,25 @@
     <w:abstractNumId w:val="14"/>
   </w:num>
   <w:num w:numId="43" w16cid:durableId="1853835130">
-    <w:abstractNumId w:val="32"/>
+    <w:abstractNumId w:val="33"/>
   </w:num>
   <w:num w:numId="44" w16cid:durableId="319233520">
-    <w:abstractNumId w:val="52"/>
+    <w:abstractNumId w:val="53"/>
   </w:num>
   <w:num w:numId="45" w16cid:durableId="1071924669">
     <w:abstractNumId w:val="16"/>
   </w:num>
   <w:num w:numId="46" w16cid:durableId="2007048475">
-    <w:abstractNumId w:val="48"/>
+    <w:abstractNumId w:val="49"/>
   </w:num>
   <w:num w:numId="47" w16cid:durableId="1613635092">
-    <w:abstractNumId w:val="50"/>
+    <w:abstractNumId w:val="51"/>
   </w:num>
   <w:num w:numId="48" w16cid:durableId="427041371">
     <w:abstractNumId w:val="20"/>
   </w:num>
   <w:num w:numId="49" w16cid:durableId="34817914">
-    <w:abstractNumId w:val="56"/>
+    <w:abstractNumId w:val="57"/>
   </w:num>
   <w:num w:numId="50" w16cid:durableId="1581214140">
     <w:abstractNumId w:val="23"/>
@@ -13566,16 +13740,16 @@
     <w:abstractNumId w:val="0"/>
   </w:num>
   <w:num w:numId="52" w16cid:durableId="1001733232">
-    <w:abstractNumId w:val="39"/>
+    <w:abstractNumId w:val="40"/>
   </w:num>
   <w:num w:numId="53" w16cid:durableId="789738868">
-    <w:abstractNumId w:val="46"/>
+    <w:abstractNumId w:val="47"/>
   </w:num>
   <w:num w:numId="54" w16cid:durableId="2080711813">
     <w:abstractNumId w:val="2"/>
   </w:num>
   <w:num w:numId="55" w16cid:durableId="1874727603">
-    <w:abstractNumId w:val="41"/>
+    <w:abstractNumId w:val="42"/>
   </w:num>
   <w:num w:numId="56" w16cid:durableId="608657852">
     <w:abstractNumId w:val="19"/>
@@ -13584,10 +13758,13 @@
     <w:abstractNumId w:val="12"/>
   </w:num>
   <w:num w:numId="58" w16cid:durableId="1831828052">
-    <w:abstractNumId w:val="42"/>
+    <w:abstractNumId w:val="43"/>
   </w:num>
   <w:num w:numId="59" w16cid:durableId="1533880544">
-    <w:abstractNumId w:val="51"/>
+    <w:abstractNumId w:val="52"/>
+  </w:num>
+  <w:num w:numId="60" w16cid:durableId="367071511">
+    <w:abstractNumId w:val="30"/>
   </w:num>
 </w:numbering>
 </file>
